--- a/index.docx
+++ b/index.docx
@@ -4203,7 +4203,7 @@
             <w:r>
               <w:drawing>
                 <wp:inline>
-                  <wp:extent cx="5334000" cy="3200400"/>
+                  <wp:extent cx="5334000" cy="3413760"/>
                   <wp:effectExtent b="0" l="0" r="0" t="0"/>
                   <wp:docPr descr="" title="" id="26" name="Picture"/>
                   <a:graphic>
@@ -4224,7 +4224,7 @@
                         <pic:spPr bwMode="auto">
                           <a:xfrm>
                             <a:off x="0" y="0"/>
-                            <a:ext cx="5334000" cy="3200400"/>
+                            <a:ext cx="5334000" cy="3413760"/>
                           </a:xfrm>
                           <a:prstGeom prst="rect">
                             <a:avLst/>

--- a/index.docx
+++ b/index.docx
@@ -62,7 +62,7 @@
         <w:t xml:space="preserve">instead load onto different structural dimensions and relate to different stability components. Redundancy and species-role metrics primarily align with persistence, pathway and motif-based metrics with resistance, and global organisational measures with return dynamics. By explicitly mapping network structure to stability mechanisms, our results reconcile conflicting findings in the structure–stability literature and provide a principled framework for selecting network metrics based on ecological question and scale, rather than convention.</w:t>
       </w:r>
     </w:p>
-    <w:bookmarkStart w:id="12" w:name="introduction"/>
+    <w:bookmarkStart w:id="23" w:name="introduction"/>
     <w:p>
       <w:pPr>
         <w:pStyle w:val="Heading1"/>
@@ -119,7 +119,7 @@
         <w:t xml:space="preserve">Ecological networks are commonly characterised using a large and diverse set of structural metrics, yet there remains little consensus on how these metrics should be interpreted or compared across studies (Vermaat et al. 2009; Lau et al. 2017). We argue that this difficulty arises because network structure is not a single property, but a hierarchy of interrelated components that encode different aspects of how energy moves through an ecosystem (Ulanowicz 1986; Thompson et al. 2012). Metrics derived at different structural scales therefore capture different ecological processes and, consequently, relate to different components of stability. Making these distinctions explicit is essential for interpreting patterns of structure–stability relationships.</w:t>
       </w:r>
     </w:p>
-    <w:bookmarkStart w:id="9" w:name="X813d914a5c3766fc1e814344b1cb0e61a2b7b95"/>
+    <w:bookmarkStart w:id="20" w:name="X813d914a5c3766fc1e814344b1cb0e61a2b7b95"/>
     <w:p>
       <w:pPr>
         <w:pStyle w:val="Heading3"/>
@@ -181,7 +181,19 @@
         <w:t xml:space="preserve">Network geometry</w:t>
       </w:r>
       <w:r>
-        <w:t xml:space="preserve">: captures the global arrangement and constraints of interactions, including link density, connectance, clustering, modularity, intervality, and network distances (Dunne et al. 2002; Stouffer et al. 2006; Delmas et al. 2019). These properties define the overall “shape” of the food web and constrain which pathways are available for energy flow. Geometric organisation has been shown to influence the containment of perturbations, for example through compartmentalisation that limits the spread of local disturbances</w:t>
+        <w:t xml:space="preserve">: captures the global arrangement and constraints of interactions, including link density, connectance, clustering, modularity, intervality, and network distances (Dunne et al. 2002; Stouffer et al. 2006; Delmas et al. 2019). These properties define the overall</w:t>
+      </w:r>
+      <w:r>
+        <w:t xml:space="preserve"> </w:t>
+      </w:r>
+      <w:r>
+        <w:t xml:space="preserve">“shape”</w:t>
+      </w:r>
+      <w:r>
+        <w:t xml:space="preserve"> </w:t>
+      </w:r>
+      <w:r>
+        <w:t xml:space="preserve">of the food web and constrain which pathways are available for energy flow. Geometric organisation has been shown to influence the containment of perturbations, for example through compartmentalisation that limits the spread of local disturbances</w:t>
       </w:r>
       <w:r>
         <w:t xml:space="preserve"> </w:t>
@@ -216,8 +228,8 @@
         <w:t xml:space="preserve">Together, these structural scales form a causal hierarchy: species roles give rise to interaction pathways, which are embedded within a global network geometry, from which emergent dynamical behaviour arises.</w:t>
       </w:r>
     </w:p>
-    <w:bookmarkEnd w:id="9"/>
-    <w:bookmarkStart w:id="10" w:name="stability-as-a-multi-component-property"/>
+    <w:bookmarkEnd w:id="20"/>
+    <w:bookmarkStart w:id="21" w:name="stability-as-a-multi-component-property"/>
     <w:p>
       <w:pPr>
         <w:pStyle w:val="Heading3"/>
@@ -287,8 +299,8 @@
         <w:t xml:space="preserve">Crucially, these stability components operate at different structural scales and are not expected to respond uniformly to the same network properties.</w:t>
       </w:r>
     </w:p>
-    <w:bookmarkEnd w:id="10"/>
-    <w:bookmarkStart w:id="11" w:name="Xc5292aded3c9c49e9dc492f6d067058745f1a25"/>
+    <w:bookmarkEnd w:id="21"/>
+    <w:bookmarkStart w:id="22" w:name="Xc5292aded3c9c49e9dc492f6d067058745f1a25"/>
     <w:p>
       <w:pPr>
         <w:pStyle w:val="Heading3"/>
@@ -599,9 +611,9 @@
         </w:tc>
       </w:tr>
     </w:tbl>
-    <w:bookmarkEnd w:id="11"/>
-    <w:bookmarkEnd w:id="12"/>
-    <w:bookmarkStart w:id="17" w:name="materials-methods"/>
+    <w:bookmarkEnd w:id="22"/>
+    <w:bookmarkEnd w:id="23"/>
+    <w:bookmarkStart w:id="28" w:name="materials-methods"/>
     <w:p>
       <w:pPr>
         <w:pStyle w:val="Heading1"/>
@@ -610,7 +622,7 @@
         <w:t xml:space="preserve">2. Materials &amp; Methods</w:t>
       </w:r>
     </w:p>
-    <w:bookmarkStart w:id="14" w:name="data-compilation"/>
+    <w:bookmarkStart w:id="25" w:name="data-compilation"/>
     <w:p>
       <w:pPr>
         <w:pStyle w:val="Heading2"/>
@@ -654,7 +666,7 @@
       <w:tr>
         <w:tc>
           <w:tcPr/>
-          <w:bookmarkStart w:id="13" w:name="tbl-properties"/>
+          <w:bookmarkStart w:id="24" w:name="tbl-properties"/>
           <w:p>
             <w:pPr>
               <w:jc w:val="center"/>
@@ -2450,13 +2462,13 @@
               </w:tc>
             </w:tr>
           </w:tbl>
-          <w:bookmarkEnd w:id="13"/>
+          <w:bookmarkEnd w:id="24"/>
           <w:p/>
         </w:tc>
       </w:tr>
     </w:tbl>
-    <w:bookmarkEnd w:id="14"/>
-    <w:bookmarkStart w:id="15" w:name="identification-of-structural-modules"/>
+    <w:bookmarkEnd w:id="25"/>
+    <w:bookmarkStart w:id="26" w:name="identification-of-structural-modules"/>
     <w:p>
       <w:pPr>
         <w:pStyle w:val="Heading2"/>
@@ -2547,8 +2559,8 @@
         <w:t xml:space="preserve">The optimal number of clusters was evaluated across a range of partition sizes (k = 2–10) using average silhouette width to assess within-cluster cohesion and between-cluster separation. To further evaluate cluster robustness, we implemented bootstrap resampling with 1,000 bootstrap replicates. This procedure estimates approximately unbiased (AU) p-values for each cluster, quantifying the probability that a cluster is supported under repeated resampling of the data. Clusters were considered statistically robust when they exhibited high silhouette support, and approximately unbiased bootstrap support ≥ 0.95. This dual criterion ensures that identified modules are both structurally coherent and stable to sampling variation.</w:t>
       </w:r>
     </w:p>
-    <w:bookmarkEnd w:id="15"/>
-    <w:bookmarkStart w:id="16" w:name="X1e14818d12dc9e8a34b8a25bafc79ee7a6e2cb8"/>
+    <w:bookmarkEnd w:id="26"/>
+    <w:bookmarkStart w:id="27" w:name="X1e14818d12dc9e8a34b8a25bafc79ee7a6e2cb8"/>
     <w:p>
       <w:pPr>
         <w:pStyle w:val="Heading2"/>
@@ -2598,30 +2610,28 @@
         <m:r>
           <m:t>g</m:t>
         </m:r>
-        <m:r>
-          <m:rPr>
-            <m:sty m:val="p"/>
-          </m:rPr>
-          <m:t>(</m:t>
-        </m:r>
-        <m:r>
-          <m:t>x</m:t>
-        </m:r>
-        <m:r>
-          <m:rPr>
-            <m:sty m:val="p"/>
-          </m:rPr>
-          <m:t>+</m:t>
-        </m:r>
-        <m:r>
-          <m:t>1</m:t>
-        </m:r>
-        <m:r>
-          <m:rPr>
-            <m:sty m:val="p"/>
-          </m:rPr>
-          <m:t>)</m:t>
-        </m:r>
+        <m:d>
+          <m:dPr>
+            <m:begChr m:val="("/>
+            <m:sepChr m:val=""/>
+            <m:endChr m:val=")"/>
+            <m:grow/>
+          </m:dPr>
+          <m:e>
+            <m:r>
+              <m:t>x</m:t>
+            </m:r>
+            <m:r>
+              <m:rPr>
+                <m:sty m:val="p"/>
+              </m:rPr>
+              <m:t>+</m:t>
+            </m:r>
+            <m:r>
+              <m:t>1</m:t>
+            </m:r>
+          </m:e>
+        </m:d>
       </m:oMath>
       <w:r>
         <w:t xml:space="preserve"> </w:t>
@@ -2895,21 +2905,19 @@
             </m:r>
           </m:sub>
           <m:sup>
-            <m:r>
-              <m:rPr>
-                <m:sty m:val="p"/>
-              </m:rPr>
-              <m:t>(</m:t>
-            </m:r>
-            <m:r>
-              <m:t>r</m:t>
-            </m:r>
-            <m:r>
-              <m:rPr>
-                <m:sty m:val="p"/>
-              </m:rPr>
-              <m:t>)</m:t>
-            </m:r>
+            <m:d>
+              <m:dPr>
+                <m:begChr m:val="("/>
+                <m:sepChr m:val=""/>
+                <m:endChr m:val=")"/>
+                <m:grow/>
+              </m:dPr>
+              <m:e>
+                <m:r>
+                  <m:t>r</m:t>
+                </m:r>
+              </m:e>
+            </m:d>
           </m:sup>
         </m:sSubSup>
       </m:oMath>
@@ -2953,33 +2961,31 @@
           </m:rPr>
           <m:t>∧</m:t>
         </m:r>
-        <m:r>
-          <m:rPr>
-            <m:sty m:val="p"/>
-          </m:rPr>
-          <m:t>|</m:t>
-        </m:r>
-        <m:sSub>
+        <m:d>
+          <m:dPr>
+            <m:begChr m:val="|"/>
+            <m:sepChr m:val=""/>
+            <m:endChr m:val="|"/>
+            <m:grow/>
+          </m:dPr>
           <m:e>
-            <m:r>
-              <m:t>Z</m:t>
-            </m:r>
+            <m:sSub>
+              <m:e>
+                <m:r>
+                  <m:t>Z</m:t>
+                </m:r>
+              </m:e>
+              <m:sub>
+                <m:r>
+                  <m:t>m</m:t>
+                </m:r>
+                <m:r>
+                  <m:t>k</m:t>
+                </m:r>
+              </m:sub>
+            </m:sSub>
           </m:e>
-          <m:sub>
-            <m:r>
-              <m:t>m</m:t>
-            </m:r>
-            <m:r>
-              <m:t>k</m:t>
-            </m:r>
-          </m:sub>
-        </m:sSub>
-        <m:r>
-          <m:rPr>
-            <m:sty m:val="p"/>
-          </m:rPr>
-          <m:t>|</m:t>
-        </m:r>
+        </m:d>
         <m:r>
           <m:rPr>
             <m:sty m:val="p"/>
@@ -3024,71 +3030,67 @@
           <m:r>
             <m:t>P</m:t>
           </m:r>
-          <m:r>
-            <m:rPr>
-              <m:sty m:val="p"/>
-            </m:rPr>
-            <m:t>(</m:t>
-          </m:r>
-          <m:sSubSup>
+          <m:d>
+            <m:dPr>
+              <m:begChr m:val="("/>
+              <m:sepChr m:val=""/>
+              <m:endChr m:val=")"/>
+              <m:grow/>
+            </m:dPr>
             <m:e>
-              <m:r>
-                <m:t>A</m:t>
-              </m:r>
-            </m:e>
-            <m:sub>
-              <m:r>
-                <m:t>m</m:t>
-              </m:r>
-              <m:r>
-                <m:t>k</m:t>
-              </m:r>
-            </m:sub>
-            <m:sup>
+              <m:sSubSup>
+                <m:e>
+                  <m:r>
+                    <m:t>A</m:t>
+                  </m:r>
+                </m:e>
+                <m:sub>
+                  <m:r>
+                    <m:t>m</m:t>
+                  </m:r>
+                  <m:r>
+                    <m:t>k</m:t>
+                  </m:r>
+                </m:sub>
+                <m:sup>
+                  <m:d>
+                    <m:dPr>
+                      <m:begChr m:val="("/>
+                      <m:sepChr m:val=""/>
+                      <m:endChr m:val=")"/>
+                      <m:grow/>
+                    </m:dPr>
+                    <m:e>
+                      <m:r>
+                        <m:t>r</m:t>
+                      </m:r>
+                    </m:e>
+                  </m:d>
+                </m:sup>
+              </m:sSubSup>
               <m:r>
                 <m:rPr>
                   <m:sty m:val="p"/>
                 </m:rPr>
-                <m:t>(</m:t>
+                <m:t>&gt;</m:t>
               </m:r>
-              <m:r>
-                <m:t>r</m:t>
-              </m:r>
-              <m:r>
-                <m:rPr>
-                  <m:sty m:val="p"/>
-                </m:rPr>
-                <m:t>)</m:t>
-              </m:r>
-            </m:sup>
-          </m:sSubSup>
-          <m:r>
-            <m:rPr>
-              <m:sty m:val="p"/>
-            </m:rPr>
-            <m:t>&gt;</m:t>
-          </m:r>
-          <m:sSub>
-            <m:e>
-              <m:r>
-                <m:t>A</m:t>
-              </m:r>
+              <m:sSub>
+                <m:e>
+                  <m:r>
+                    <m:t>A</m:t>
+                  </m:r>
+                </m:e>
+                <m:sub>
+                  <m:r>
+                    <m:t>m</m:t>
+                  </m:r>
+                  <m:r>
+                    <m:t>k</m:t>
+                  </m:r>
+                </m:sub>
+              </m:sSub>
             </m:e>
-            <m:sub>
-              <m:r>
-                <m:t>m</m:t>
-              </m:r>
-              <m:r>
-                <m:t>k</m:t>
-              </m:r>
-            </m:sub>
-          </m:sSub>
-          <m:r>
-            <m:rPr>
-              <m:sty m:val="p"/>
-            </m:rPr>
-            <m:t>)</m:t>
-          </m:r>
+          </m:d>
         </m:oMath>
       </m:oMathPara>
     </w:p>
@@ -3277,21 +3279,19 @@
             </m:r>
           </m:e>
           <m:sup>
-            <m:r>
-              <m:rPr>
-                <m:sty m:val="p"/>
-              </m:rPr>
-              <m:t>(</m:t>
-            </m:r>
-            <m:r>
-              <m:t>r</m:t>
-            </m:r>
-            <m:r>
-              <m:rPr>
-                <m:sty m:val="p"/>
-              </m:rPr>
-              <m:t>)</m:t>
-            </m:r>
+            <m:d>
+              <m:dPr>
+                <m:begChr m:val="("/>
+                <m:sepChr m:val=""/>
+                <m:endChr m:val=")"/>
+                <m:grow/>
+              </m:dPr>
+              <m:e>
+                <m:r>
+                  <m:t>r</m:t>
+                </m:r>
+              </m:e>
+            </m:d>
           </m:sup>
         </m:sSup>
       </m:oMath>
@@ -3338,59 +3338,55 @@
         <m:r>
           <m:t>P</m:t>
         </m:r>
-        <m:r>
-          <m:rPr>
-            <m:sty m:val="p"/>
-          </m:rPr>
-          <m:t>(</m:t>
-        </m:r>
-        <m:sSup>
+        <m:d>
+          <m:dPr>
+            <m:begChr m:val="("/>
+            <m:sepChr m:val=""/>
+            <m:endChr m:val=")"/>
+            <m:grow/>
+          </m:dPr>
           <m:e>
+            <m:sSup>
+              <m:e>
+                <m:r>
+                  <m:t>T</m:t>
+                </m:r>
+              </m:e>
+              <m:sup>
+                <m:d>
+                  <m:dPr>
+                    <m:begChr m:val="("/>
+                    <m:sepChr m:val=""/>
+                    <m:endChr m:val=")"/>
+                    <m:grow/>
+                  </m:dPr>
+                  <m:e>
+                    <m:r>
+                      <m:t>r</m:t>
+                    </m:r>
+                  </m:e>
+                </m:d>
+              </m:sup>
+            </m:sSup>
+            <m:r>
+              <m:rPr>
+                <m:sty m:val="p"/>
+              </m:rPr>
+              <m:t>≥</m:t>
+            </m:r>
             <m:r>
               <m:t>T</m:t>
             </m:r>
           </m:e>
-          <m:sup>
-            <m:r>
-              <m:rPr>
-                <m:sty m:val="p"/>
-              </m:rPr>
-              <m:t>(</m:t>
-            </m:r>
-            <m:r>
-              <m:t>r</m:t>
-            </m:r>
-            <m:r>
-              <m:rPr>
-                <m:sty m:val="p"/>
-              </m:rPr>
-              <m:t>)</m:t>
-            </m:r>
-          </m:sup>
-        </m:sSup>
-        <m:r>
-          <m:rPr>
-            <m:sty m:val="p"/>
-          </m:rPr>
-          <m:t>≥</m:t>
-        </m:r>
-        <m:r>
-          <m:t>T</m:t>
-        </m:r>
-        <m:r>
-          <m:rPr>
-            <m:sty m:val="p"/>
-          </m:rPr>
-          <m:t>)</m:t>
-        </m:r>
+        </m:d>
       </m:oMath>
       <w:r>
         <w:t xml:space="preserve">. A significant result indicates that module structure explains multivariate variance better than random groupings.</w:t>
       </w:r>
     </w:p>
-    <w:bookmarkEnd w:id="16"/>
-    <w:bookmarkEnd w:id="17"/>
-    <w:bookmarkStart w:id="34" w:name="results"/>
+    <w:bookmarkEnd w:id="27"/>
+    <w:bookmarkEnd w:id="28"/>
+    <w:bookmarkStart w:id="49" w:name="results"/>
     <w:p>
       <w:pPr>
         <w:pStyle w:val="Heading1"/>
@@ -3399,7 +3395,7 @@
         <w:t xml:space="preserve">3. Results</w:t>
       </w:r>
     </w:p>
-    <w:bookmarkStart w:id="22" w:name="Xc5944a2bb768febcfdbdfed4843f03186583e6d"/>
+    <w:bookmarkStart w:id="33" w:name="Xc5944a2bb768febcfdbdfed4843f03186583e6d"/>
     <w:p>
       <w:pPr>
         <w:pStyle w:val="Heading2"/>
@@ -3443,845 +3439,7 @@
       <w:tr>
         <w:tc>
           <w:tcPr/>
-          <w:bookmarkStart w:id="21" w:name="fig-cluster"/>
-          <w:p>
-            <w:pPr>
-              <w:pStyle w:val="Compact"/>
-              <w:jc w:val="center"/>
-            </w:pPr>
-            <w:r>
-              <w:drawing>
-                <wp:inline>
-                  <wp:extent cx="5334000" cy="2667000"/>
-                  <wp:effectExtent b="0" l="0" r="0" t="0"/>
-                  <wp:docPr descr="" title="" id="19" name="Picture"/>
-                  <a:graphic>
-                    <a:graphicData uri="http://schemas.openxmlformats.org/drawingml/2006/picture">
-                      <pic:pic>
-                        <pic:nvPicPr>
-                          <pic:cNvPr descr="figures/cluster_dendrogram.png" id="20" name="Picture"/>
-                          <pic:cNvPicPr>
-                            <a:picLocks noChangeArrowheads="1" noChangeAspect="1"/>
-                          </pic:cNvPicPr>
-                        </pic:nvPicPr>
-                        <pic:blipFill>
-                          <a:blip r:embed="rId18"/>
-                          <a:stretch>
-                            <a:fillRect/>
-                          </a:stretch>
-                        </pic:blipFill>
-                        <pic:spPr bwMode="auto">
-                          <a:xfrm>
-                            <a:off x="0" y="0"/>
-                            <a:ext cx="5334000" cy="2667000"/>
-                          </a:xfrm>
-                          <a:prstGeom prst="rect">
-                            <a:avLst/>
-                          </a:prstGeom>
-                          <a:noFill/>
-                          <a:ln w="9525">
-                            <a:noFill/>
-                            <a:headEnd/>
-                            <a:tailEnd/>
-                          </a:ln>
-                        </pic:spPr>
-                      </pic:pic>
-                    </a:graphicData>
-                  </a:graphic>
-                </wp:inline>
-              </w:drawing>
-            </w:r>
-          </w:p>
-          <w:p>
-            <w:pPr>
-              <w:jc w:val="center"/>
-            </w:pPr>
-            <w:pPr>
-              <w:jc w:val="left"/>
-              <w:spacing w:before="200"/>
-              <w:pStyle w:val="ImageCaption"/>
-            </w:pPr>
-            <w:r>
-              <w:t xml:space="preserve">Figure 1: Blah blah blah clusters</w:t>
-            </w:r>
-          </w:p>
-          <w:bookmarkEnd w:id="21"/>
-        </w:tc>
-      </w:tr>
-    </w:tbl>
-    <w:p>
-      <w:pPr>
-        <w:pStyle w:val="BodyText"/>
-      </w:pPr>
-      <w:r>
-        <w:t xml:space="preserve">Bootstrap resampling further supported the stability of the major clusters. Most principal modules exhibited high approximately unbiased (AU) support values (AU ≥ [insert value]), indicating that the identified clusters are not artefacts of sampling variability but represent statistically robust groupings of structural descriptors.</w:t>
-      </w:r>
-    </w:p>
-    <w:p>
-      <w:pPr>
-        <w:pStyle w:val="BodyText"/>
-      </w:pPr>
-      <w:r>
-        <w:t xml:space="preserve">The resulting modular partition identified coherent groups of metrics describing distinct aspects of network architecture. These included a large-scale architectural module integrating size and motif-based descriptors, modules capturing trophic organisation and energy routing, and two modules consisting of isolated structural descriptors that function independently from broader metric groupings. Importantly, the modular structure persisted after accounting for species richness, demonstrating that clustering was not driven solely by network size effects.</w:t>
-      </w:r>
-    </w:p>
-    <w:bookmarkEnd w:id="22"/>
-    <w:bookmarkStart w:id="24" w:name="Xf87f5051eb915ff1151c6c5eeec0927d46b580d"/>
-    <w:p>
-      <w:pPr>
-        <w:pStyle w:val="Heading2"/>
-      </w:pPr>
-      <w:r>
-        <w:t xml:space="preserve">3.2 Modular Decomposition of Structural Space</w:t>
-      </w:r>
-    </w:p>
-    <w:p>
-      <w:pPr>
-        <w:pStyle w:val="FirstParagraph"/>
-      </w:pPr>
-      <w:r>
-        <w:t xml:space="preserve">The seven-module solution revealed a hierarchical decomposition of structural space into interpretable architectural dimensions. Collectively, the module decomposition reveals that food web structure can be interpreted as statistically supported and ecologically interpretable dimensions of network organisation that is strongly suggestive of a delineation by hierarchical architecture.</w:t>
-      </w:r>
-    </w:p>
-    <w:p>
-      <w:pPr>
-        <w:pStyle w:val="BodyText"/>
-      </w:pPr>
-      <w:r>
-        <w:rPr>
-          <w:b/>
-          <w:bCs/>
-        </w:rPr>
-        <w:t xml:space="preserve">Macro-Architectural Complexity:</w:t>
-      </w:r>
-      <w:r>
-        <w:t xml:space="preserve"> </w:t>
-      </w:r>
-      <w:r>
-        <w:t xml:space="preserve">The largest module encompassed species richness, number of interactions, diameter, motif frequencies, intervality, and related descriptors. These metrics jointly describe large-scale expansion of the interaction network and increased combinatorial complexity as species richness increases. This module reflects macro-architectural scaling: increasing network size simultaneously expands motif diversity, path structure, and global trophic ordering.</w:t>
-      </w:r>
-    </w:p>
-    <w:p>
-      <w:pPr>
-        <w:pStyle w:val="BodyText"/>
-      </w:pPr>
-      <w:r>
-        <w:rPr>
-          <w:b/>
-          <w:bCs/>
-        </w:rPr>
-        <w:t xml:space="preserve">Trophic Integration:</w:t>
-      </w:r>
-      <w:r>
-        <w:t xml:space="preserve"> </w:t>
-      </w:r>
-      <w:r>
-        <w:t xml:space="preserve">A second module grouped metrics describing vertical trophic organisation and connectivity, including connectance, trophic level, omnivory, chain length, and clustering. Together, these descriptors quantify how densely and hierarchically energy and interactions are embedded across trophic strata. This module captures the degree to which the network integrates trophic levels through cross-level interactions and structural embedding.</w:t>
-      </w:r>
-    </w:p>
-    <w:p>
-      <w:pPr>
-        <w:pStyle w:val="BodyText"/>
-      </w:pPr>
-      <w:r>
-        <w:rPr>
-          <w:b/>
-          <w:bCs/>
-        </w:rPr>
-        <w:t xml:space="preserve">Energy Transport:</w:t>
-      </w:r>
-      <w:r>
-        <w:t xml:space="preserve"> </w:t>
-      </w:r>
-      <w:r>
-        <w:t xml:space="preserve">A distinct module isolated geometric descriptors of interaction pathways, including mean distance, path number, and dispersion in chain length. These metrics characterize the structural geometry of energy routing independent of overall network size. The separation of this module suggests that routing structure constitutes an independent dimension of architectural variation rather than merely scaling with complexity.</w:t>
-      </w:r>
-    </w:p>
-    <w:p>
-      <w:pPr>
-        <w:pStyle w:val="BodyText"/>
-      </w:pPr>
-      <w:r>
-        <w:rPr>
-          <w:b/>
-          <w:bCs/>
-        </w:rPr>
-        <w:t xml:space="preserve">Trophic Asymmetry:</w:t>
-      </w:r>
-      <w:r>
-        <w:t xml:space="preserve"> </w:t>
-      </w:r>
-      <w:r>
-        <w:t xml:space="preserve">Another module captured metrics describing structural imbalance between basal and consumer components, including the proportion of basal species, predator–prey ratios, and generality measures. This module reflects bottom-heavy versus top-heavy structural skew and quantifies asymmetry in the distribution of trophic roles across the network.</w:t>
-      </w:r>
-    </w:p>
-    <w:p>
-      <w:pPr>
-        <w:pStyle w:val="BodyText"/>
-      </w:pPr>
-      <w:r>
-        <w:rPr>
-          <w:b/>
-          <w:bCs/>
-        </w:rPr>
-        <w:t xml:space="preserve">Control Heterogeneity:</w:t>
-      </w:r>
-      <w:r>
-        <w:t xml:space="preserve"> </w:t>
-      </w:r>
-      <w:r>
-        <w:t xml:space="preserve">A separate module grouped descriptors of heterogeneity in consumer pressure and top-down control, including the proportion of apex species, herbivory structure, and variance in vulnerability. This module captures variation in how evenly or unevenly control is distributed across trophic levels.</w:t>
-      </w:r>
-    </w:p>
-    <w:p>
-      <w:pPr>
-        <w:pStyle w:val="BodyText"/>
-      </w:pPr>
-      <w:r>
-        <w:rPr>
-          <w:b/>
-          <w:bCs/>
-        </w:rPr>
-        <w:t xml:space="preserve">Centralisation and Functional Redundancy:</w:t>
-      </w:r>
-      <w:r>
-        <w:t xml:space="preserve"> </w:t>
-      </w:r>
-      <w:r>
-        <w:t xml:space="preserve">Two metrics formed independent modules. Centrality emerged as a standalone module, representing concentration of structural dominance within a subset of species. Maximum trophic similarity likewise formed an isolated module, quantifying functional redundancy and niche overlap. The separation of these descriptors from broader structural groupings indicates that dominance concentration and trophic redundancy represent independent axes of food-web organisation.</w:t>
-      </w:r>
-    </w:p>
-    <w:p>
-      <w:pPr>
-        <w:pStyle w:val="BodyText"/>
-      </w:pPr>
-      <w:r>
-        <w:t xml:space="preserve">Collectively, these seven modules delineate a hierarchical decomposition of food-web structure spanning macro-scale complexity, vertical integration, routing geometry, trophic imbalance, control heterogeneity, dominance concentration, and functional overlap.</w:t>
-      </w:r>
-    </w:p>
-    <w:tbl>
-      <w:tblPr>
-        <w:tblStyle w:val="Table"/>
-        <w:tblW w:type="pct" w:w="5000"/>
-        <w:tblLayout w:type="fixed"/>
-        <w:tblLook w:firstRow="0" w:lastRow="0" w:firstColumn="0" w:lastColumn="0" w:noHBand="0" w:noVBand="0" w:val="0000"/>
-      </w:tblPr>
-      <w:tblGrid>
-        <w:gridCol w:w="7920"/>
-      </w:tblGrid>
-      <w:tr>
-        <w:tc>
-          <w:tcPr/>
-          <w:bookmarkStart w:id="23" w:name="tbl-modules"/>
-          <w:p>
-            <w:pPr>
-              <w:jc w:val="center"/>
-            </w:pPr>
-            <w:pPr>
-              <w:jc w:val="left"/>
-              <w:spacing w:before="200"/>
-              <w:pStyle w:val="ImageCaption"/>
-            </w:pPr>
-            <w:r>
-              <w:t xml:space="preserve">Table 2: Structural Modules Identified From Hierarchical Clustering.</w:t>
-            </w:r>
-          </w:p>
-          <w:tbl>
-            <w:tblPr>
-              <w:tblStyle w:val="Table"/>
-              <w:tblW w:type="pct" w:w="5000"/>
-              <w:tblLayout w:type="fixed"/>
-              <w:tblLook w:firstRow="1" w:lastRow="0" w:firstColumn="0" w:lastColumn="0" w:noHBand="0" w:noVBand="0" w:val="0020"/>
-            </w:tblPr>
-            <w:tblGrid>
-              <w:gridCol w:w="1083"/>
-              <w:gridCol w:w="1333"/>
-              <w:gridCol w:w="2167"/>
-              <w:gridCol w:w="2334"/>
-              <w:gridCol w:w="1000"/>
-            </w:tblGrid>
-            <w:tr>
-              <w:trPr>
-                <w:tblHeader w:val="on"/>
-              </w:trPr>
-              <w:tc>
-                <w:tcPr/>
-                <w:p>
-                  <w:pPr>
-                    <w:pStyle w:val="Compact"/>
-                    <w:jc w:val="center"/>
-                  </w:pPr>
-                  <w:r>
-                    <w:t xml:space="preserve">Module Name</w:t>
-                  </w:r>
-                </w:p>
-              </w:tc>
-              <w:tc>
-                <w:tcPr/>
-                <w:p>
-                  <w:pPr>
-                    <w:pStyle w:val="Compact"/>
-                    <w:jc w:val="center"/>
-                  </w:pPr>
-                  <w:r>
-                    <w:t xml:space="preserve">Metrics Included</w:t>
-                  </w:r>
-                </w:p>
-              </w:tc>
-              <w:tc>
-                <w:tcPr/>
-                <w:p>
-                  <w:pPr>
-                    <w:pStyle w:val="Compact"/>
-                    <w:jc w:val="center"/>
-                  </w:pPr>
-                  <w:r>
-                    <w:t xml:space="preserve">Ecological Interpretation</w:t>
-                  </w:r>
-                </w:p>
-              </w:tc>
-              <w:tc>
-                <w:tcPr/>
-                <w:p>
-                  <w:pPr>
-                    <w:pStyle w:val="Compact"/>
-                    <w:jc w:val="center"/>
-                  </w:pPr>
-                  <w:r>
-                    <w:t xml:space="preserve">Robustness (Silhouette / AU)</w:t>
-                  </w:r>
-                </w:p>
-              </w:tc>
-              <w:tc>
-                <w:tcPr/>
-                <w:p>
-                  <w:pPr>
-                    <w:pStyle w:val="Compact"/>
-                    <w:jc w:val="center"/>
-                  </w:pPr>
-                  <w:r>
-                    <w:t xml:space="preserve">Module Size</w:t>
-                  </w:r>
-                </w:p>
-              </w:tc>
-            </w:tr>
-            <w:tr>
-              <w:tc>
-                <w:tcPr/>
-                <w:p>
-                  <w:pPr>
-                    <w:pStyle w:val="Compact"/>
-                    <w:jc w:val="center"/>
-                  </w:pPr>
-                  <w:r>
-                    <w:t xml:space="preserve">Macro-Architectural Complexity</w:t>
-                  </w:r>
-                </w:p>
-              </w:tc>
-              <w:tc>
-                <w:tcPr/>
-                <w:p>
-                  <w:pPr>
-                    <w:pStyle w:val="Compact"/>
-                    <w:jc w:val="center"/>
-                  </w:pPr>
-                  <w:r>
-                    <w:t xml:space="preserve">richness, links, diameter, motif frequencies, intervality, path-related metrics</w:t>
-                  </w:r>
-                </w:p>
-              </w:tc>
-              <w:tc>
-                <w:tcPr/>
-                <w:p>
-                  <w:pPr>
-                    <w:pStyle w:val="Compact"/>
-                    <w:jc w:val="center"/>
-                  </w:pPr>
-                  <w:r>
-                    <w:t xml:space="preserve">Captures large-scale expansion of network structure and combinatorial complexity associated with increasing system size</w:t>
-                  </w:r>
-                </w:p>
-              </w:tc>
-              <w:tc>
-                <w:tcPr/>
-                <w:p>
-                  <w:pPr>
-                    <w:pStyle w:val="Compact"/>
-                  </w:pPr>
-                </w:p>
-              </w:tc>
-              <w:tc>
-                <w:tcPr/>
-                <w:p>
-                  <w:pPr>
-                    <w:pStyle w:val="Compact"/>
-                  </w:pPr>
-                </w:p>
-              </w:tc>
-            </w:tr>
-            <w:tr>
-              <w:tc>
-                <w:tcPr/>
-                <w:p>
-                  <w:pPr>
-                    <w:pStyle w:val="Compact"/>
-                    <w:jc w:val="center"/>
-                  </w:pPr>
-                  <w:r>
-                    <w:t xml:space="preserve">Trophic Integration</w:t>
-                  </w:r>
-                </w:p>
-              </w:tc>
-              <w:tc>
-                <w:tcPr/>
-                <w:p>
-                  <w:pPr>
-                    <w:pStyle w:val="Compact"/>
-                    <w:jc w:val="center"/>
-                  </w:pPr>
-                  <w:r>
-                    <w:t xml:space="preserve">connectance, trophic level, omnivory, chain length, clustering</w:t>
-                  </w:r>
-                </w:p>
-              </w:tc>
-              <w:tc>
-                <w:tcPr/>
-                <w:p>
-                  <w:pPr>
-                    <w:pStyle w:val="Compact"/>
-                    <w:jc w:val="center"/>
-                  </w:pPr>
-                  <w:r>
-                    <w:t xml:space="preserve">Describes vertical trophic embedding and density of cross-level interactions</w:t>
-                  </w:r>
-                </w:p>
-              </w:tc>
-              <w:tc>
-                <w:tcPr/>
-                <w:p>
-                  <w:pPr>
-                    <w:pStyle w:val="Compact"/>
-                  </w:pPr>
-                </w:p>
-              </w:tc>
-              <w:tc>
-                <w:tcPr/>
-                <w:p>
-                  <w:pPr>
-                    <w:pStyle w:val="Compact"/>
-                  </w:pPr>
-                </w:p>
-              </w:tc>
-            </w:tr>
-            <w:tr>
-              <w:tc>
-                <w:tcPr/>
-                <w:p>
-                  <w:pPr>
-                    <w:pStyle w:val="Compact"/>
-                    <w:jc w:val="center"/>
-                  </w:pPr>
-                  <w:r>
-                    <w:t xml:space="preserve">Energy Transport</w:t>
-                  </w:r>
-                </w:p>
-              </w:tc>
-              <w:tc>
-                <w:tcPr/>
-                <w:p>
-                  <w:pPr>
-                    <w:pStyle w:val="Compact"/>
-                    <w:jc w:val="center"/>
-                  </w:pPr>
-                  <w:r>
-                    <w:t xml:space="preserve">mean distance, path number, chain-length dispersion</w:t>
-                  </w:r>
-                </w:p>
-              </w:tc>
-              <w:tc>
-                <w:tcPr/>
-                <w:p>
-                  <w:pPr>
-                    <w:pStyle w:val="Compact"/>
-                    <w:jc w:val="center"/>
-                  </w:pPr>
-                  <w:r>
-                    <w:t xml:space="preserve">Quantifies geometric structure of energy routing independent of size scaling</w:t>
-                  </w:r>
-                </w:p>
-              </w:tc>
-              <w:tc>
-                <w:tcPr/>
-                <w:p>
-                  <w:pPr>
-                    <w:pStyle w:val="Compact"/>
-                  </w:pPr>
-                </w:p>
-              </w:tc>
-              <w:tc>
-                <w:tcPr/>
-                <w:p>
-                  <w:pPr>
-                    <w:pStyle w:val="Compact"/>
-                  </w:pPr>
-                </w:p>
-              </w:tc>
-            </w:tr>
-            <w:tr>
-              <w:tc>
-                <w:tcPr/>
-                <w:p>
-                  <w:pPr>
-                    <w:pStyle w:val="Compact"/>
-                    <w:jc w:val="center"/>
-                  </w:pPr>
-                  <w:r>
-                    <w:t xml:space="preserve">Trophic Asymmetry</w:t>
-                  </w:r>
-                </w:p>
-              </w:tc>
-              <w:tc>
-                <w:tcPr/>
-                <w:p>
-                  <w:pPr>
-                    <w:pStyle w:val="Compact"/>
-                    <w:jc w:val="center"/>
-                  </w:pPr>
-                  <w:r>
-                    <w:t xml:space="preserve">basal proportion, predator–prey ratio, generality</w:t>
-                  </w:r>
-                </w:p>
-              </w:tc>
-              <w:tc>
-                <w:tcPr/>
-                <w:p>
-                  <w:pPr>
-                    <w:pStyle w:val="Compact"/>
-                    <w:jc w:val="center"/>
-                  </w:pPr>
-                  <w:r>
-                    <w:t xml:space="preserve">Represents structural skew between basal and consumer dominance; bottom-heavy vs top-heavy organization</w:t>
-                  </w:r>
-                </w:p>
-              </w:tc>
-              <w:tc>
-                <w:tcPr/>
-                <w:p>
-                  <w:pPr>
-                    <w:pStyle w:val="Compact"/>
-                  </w:pPr>
-                </w:p>
-              </w:tc>
-              <w:tc>
-                <w:tcPr/>
-                <w:p>
-                  <w:pPr>
-                    <w:pStyle w:val="Compact"/>
-                  </w:pPr>
-                </w:p>
-              </w:tc>
-            </w:tr>
-            <w:tr>
-              <w:tc>
-                <w:tcPr/>
-                <w:p>
-                  <w:pPr>
-                    <w:pStyle w:val="Compact"/>
-                    <w:jc w:val="center"/>
-                  </w:pPr>
-                  <w:r>
-                    <w:t xml:space="preserve">Control Heterogeneity</w:t>
-                  </w:r>
-                </w:p>
-              </w:tc>
-              <w:tc>
-                <w:tcPr/>
-                <w:p>
-                  <w:pPr>
-                    <w:pStyle w:val="Compact"/>
-                    <w:jc w:val="center"/>
-                  </w:pPr>
-                  <w:r>
-                    <w:t xml:space="preserve">apex proportion, herbivory, vulnerability variance</w:t>
-                  </w:r>
-                </w:p>
-              </w:tc>
-              <w:tc>
-                <w:tcPr/>
-                <w:p>
-                  <w:pPr>
-                    <w:pStyle w:val="Compact"/>
-                    <w:jc w:val="center"/>
-                  </w:pPr>
-                  <w:r>
-                    <w:t xml:space="preserve">Captures heterogeneity in top-down control and uneven distribution of interaction pressure</w:t>
-                  </w:r>
-                </w:p>
-              </w:tc>
-              <w:tc>
-                <w:tcPr/>
-                <w:p>
-                  <w:pPr>
-                    <w:pStyle w:val="Compact"/>
-                  </w:pPr>
-                </w:p>
-              </w:tc>
-              <w:tc>
-                <w:tcPr/>
-                <w:p>
-                  <w:pPr>
-                    <w:pStyle w:val="Compact"/>
-                  </w:pPr>
-                </w:p>
-              </w:tc>
-            </w:tr>
-            <w:tr>
-              <w:tc>
-                <w:tcPr/>
-                <w:p>
-                  <w:pPr>
-                    <w:pStyle w:val="Compact"/>
-                    <w:jc w:val="center"/>
-                  </w:pPr>
-                  <w:r>
-                    <w:t xml:space="preserve">Centralisation</w:t>
-                  </w:r>
-                </w:p>
-              </w:tc>
-              <w:tc>
-                <w:tcPr/>
-                <w:p>
-                  <w:pPr>
-                    <w:pStyle w:val="Compact"/>
-                    <w:jc w:val="center"/>
-                  </w:pPr>
-                  <w:r>
-                    <w:t xml:space="preserve">centrality</w:t>
-                  </w:r>
-                </w:p>
-              </w:tc>
-              <w:tc>
-                <w:tcPr/>
-                <w:p>
-                  <w:pPr>
-                    <w:pStyle w:val="Compact"/>
-                    <w:jc w:val="center"/>
-                  </w:pPr>
-                  <w:r>
-                    <w:t xml:space="preserve">Measures concentration of structural dominance within a subset of species</w:t>
-                  </w:r>
-                </w:p>
-              </w:tc>
-              <w:tc>
-                <w:tcPr/>
-                <w:p>
-                  <w:pPr>
-                    <w:pStyle w:val="Compact"/>
-                  </w:pPr>
-                </w:p>
-              </w:tc>
-              <w:tc>
-                <w:tcPr/>
-                <w:p>
-                  <w:pPr>
-                    <w:pStyle w:val="Compact"/>
-                  </w:pPr>
-                </w:p>
-              </w:tc>
-            </w:tr>
-            <w:tr>
-              <w:tc>
-                <w:tcPr/>
-                <w:p>
-                  <w:pPr>
-                    <w:pStyle w:val="Compact"/>
-                    <w:jc w:val="center"/>
-                  </w:pPr>
-                  <w:r>
-                    <w:t xml:space="preserve">Functional Redundancy</w:t>
-                  </w:r>
-                </w:p>
-              </w:tc>
-              <w:tc>
-                <w:tcPr/>
-                <w:p>
-                  <w:pPr>
-                    <w:pStyle w:val="Compact"/>
-                    <w:jc w:val="center"/>
-                  </w:pPr>
-                  <w:r>
-                    <w:t xml:space="preserve">maximum trophic similarity</w:t>
-                  </w:r>
-                </w:p>
-              </w:tc>
-              <w:tc>
-                <w:tcPr/>
-                <w:p>
-                  <w:pPr>
-                    <w:pStyle w:val="Compact"/>
-                    <w:jc w:val="center"/>
-                  </w:pPr>
-                  <w:r>
-                    <w:t xml:space="preserve">Quantifies trophic overlap and niche redundancy; independent axis of functional equivalence</w:t>
-                  </w:r>
-                </w:p>
-              </w:tc>
-              <w:tc>
-                <w:tcPr/>
-                <w:p>
-                  <w:pPr>
-                    <w:pStyle w:val="Compact"/>
-                  </w:pPr>
-                </w:p>
-              </w:tc>
-              <w:tc>
-                <w:tcPr/>
-                <w:p>
-                  <w:pPr>
-                    <w:pStyle w:val="Compact"/>
-                  </w:pPr>
-                </w:p>
-              </w:tc>
-            </w:tr>
-          </w:tbl>
-          <w:bookmarkEnd w:id="23"/>
-          <w:p/>
-        </w:tc>
-      </w:tr>
-    </w:tbl>
-    <w:bookmarkEnd w:id="24"/>
-    <w:bookmarkStart w:id="33" w:name="X88a5fb22cc012a2012a2ee06baac475b58bff9f"/>
-    <w:p>
-      <w:pPr>
-        <w:pStyle w:val="Heading2"/>
-      </w:pPr>
-      <w:r>
-        <w:t xml:space="preserve">3.3 Structural Modules Align with Dominant Axes of Network Variation</w:t>
-      </w:r>
-    </w:p>
-    <w:p>
-      <w:pPr>
-        <w:pStyle w:val="FirstParagraph"/>
-      </w:pPr>
-      <w:r>
-        <w:t xml:space="preserve">Principal component analysis of standardised structural metrics revealed strong dimensional compression in food-web structure</w:t>
-      </w:r>
-      <w:r>
-        <w:t xml:space="preserve"> </w:t>
-      </w:r>
-      <w:hyperlink w:anchor="fig-pca">
-        <w:r>
-          <w:rPr>
-            <w:rStyle w:val="Hyperlink"/>
-          </w:rPr>
-          <w:t xml:space="preserve">Figure 2</w:t>
-        </w:r>
-      </w:hyperlink>
-      <w:r>
-        <w:t xml:space="preserve">. The first three principal components accounted for 69.1% of total variance (PC1 = 31.2%, PC2 = 22.4%, PC3 = 15.4%), with 80.8% of variance explained by the first five components. Subsequent axes contributed progressively smaller proportions of variance, indicating that a small number of dominant gradients summarise most structural variation.</w:t>
-      </w:r>
-    </w:p>
-    <w:tbl>
-      <w:tblPr>
-        <w:tblStyle w:val="Table"/>
-        <w:tblW w:type="pct" w:w="5000"/>
-        <w:tblLayout w:type="fixed"/>
-        <w:tblLook w:firstRow="0" w:lastRow="0" w:firstColumn="0" w:lastColumn="0" w:noHBand="0" w:noVBand="0" w:val="0000"/>
-      </w:tblPr>
-      <w:tblGrid>
-        <w:gridCol w:w="7920"/>
-      </w:tblGrid>
-      <w:tr>
-        <w:tc>
-          <w:tcPr/>
-          <w:bookmarkStart w:id="28" w:name="fig-pca"/>
-          <w:p>
-            <w:pPr>
-              <w:pStyle w:val="Compact"/>
-              <w:jc w:val="center"/>
-            </w:pPr>
-            <w:r>
-              <w:drawing>
-                <wp:inline>
-                  <wp:extent cx="5334000" cy="3413760"/>
-                  <wp:effectExtent b="0" l="0" r="0" t="0"/>
-                  <wp:docPr descr="" title="" id="26" name="Picture"/>
-                  <a:graphic>
-                    <a:graphicData uri="http://schemas.openxmlformats.org/drawingml/2006/picture">
-                      <pic:pic>
-                        <pic:nvPicPr>
-                          <pic:cNvPr descr="figures/pca_loadings.png" id="27" name="Picture"/>
-                          <pic:cNvPicPr>
-                            <a:picLocks noChangeArrowheads="1" noChangeAspect="1"/>
-                          </pic:cNvPicPr>
-                        </pic:nvPicPr>
-                        <pic:blipFill>
-                          <a:blip r:embed="rId25"/>
-                          <a:stretch>
-                            <a:fillRect/>
-                          </a:stretch>
-                        </pic:blipFill>
-                        <pic:spPr bwMode="auto">
-                          <a:xfrm>
-                            <a:off x="0" y="0"/>
-                            <a:ext cx="5334000" cy="3413760"/>
-                          </a:xfrm>
-                          <a:prstGeom prst="rect">
-                            <a:avLst/>
-                          </a:prstGeom>
-                          <a:noFill/>
-                          <a:ln w="9525">
-                            <a:noFill/>
-                            <a:headEnd/>
-                            <a:tailEnd/>
-                          </a:ln>
-                        </pic:spPr>
-                      </pic:pic>
-                    </a:graphicData>
-                  </a:graphic>
-                </wp:inline>
-              </w:drawing>
-            </w:r>
-          </w:p>
-          <w:p>
-            <w:pPr>
-              <w:jc w:val="center"/>
-            </w:pPr>
-            <w:pPr>
-              <w:jc w:val="left"/>
-              <w:spacing w:before="200"/>
-              <w:pStyle w:val="ImageCaption"/>
-            </w:pPr>
-            <w:r>
-              <w:t xml:space="preserve">Figure 2: Blah blah blah - colours represent clusters. Network metric loadings with PC1 and PC2</w:t>
-            </w:r>
-          </w:p>
-          <w:bookmarkEnd w:id="28"/>
-        </w:tc>
-      </w:tr>
-    </w:tbl>
-    <w:p>
-      <w:pPr>
-        <w:pStyle w:val="BodyText"/>
-      </w:pPr>
-      <w:r>
-        <w:t xml:space="preserve">Inspection of the loading structure showed that the first principal component primarily reflected variation in network size and connectivity. Metrics such as richness, number of links, diameter, path length, and measures associated with topological complexity loaded strongly on this axis. The second principal component captured variation associated with structural organization and connectivity patterns, whereas the third component reflected variation in trophic structure and vertical differentiation, with strong contributions from trophic level, chain length, and related measures. Together, these axes represent interpretable structural gradients in the metric space.</w:t>
-      </w:r>
-    </w:p>
-    <w:tbl>
-      <w:tblPr>
-        <w:tblStyle w:val="Table"/>
-        <w:tblW w:type="pct" w:w="5000"/>
-        <w:tblLayout w:type="fixed"/>
-        <w:tblLook w:firstRow="0" w:lastRow="0" w:firstColumn="0" w:lastColumn="0" w:noHBand="0" w:noVBand="0" w:val="0000"/>
-      </w:tblPr>
-      <w:tblGrid>
-        <w:gridCol w:w="7920"/>
-      </w:tblGrid>
-      <w:tr>
-        <w:tc>
-          <w:tcPr/>
-          <w:bookmarkStart w:id="32" w:name="fig-alignment_heatmap"/>
+          <w:bookmarkStart w:id="32" w:name="fig-cluster"/>
           <w:p>
             <w:pPr>
               <w:pStyle w:val="Compact"/>
@@ -4297,7 +3455,7 @@
                     <a:graphicData uri="http://schemas.openxmlformats.org/drawingml/2006/picture">
                       <pic:pic>
                         <pic:nvPicPr>
-                          <pic:cNvPr descr="figures/module_alignment_heatmap.png" id="31" name="Picture"/>
+                          <pic:cNvPr descr="figures/cluster_dendrogram.png" id="31" name="Picture"/>
                           <pic:cNvPicPr>
                             <a:picLocks noChangeArrowheads="1" noChangeAspect="1"/>
                           </pic:cNvPicPr>
@@ -4340,7 +3498,7 @@
               <w:pStyle w:val="ImageCaption"/>
             </w:pPr>
             <w:r>
-              <w:t xml:space="preserve">Figure 3: Blah blah blah - colour intensity = greater alignment</w:t>
+              <w:t xml:space="preserve">Figure 1: Blah blah blah clusters</w:t>
             </w:r>
           </w:p>
           <w:bookmarkEnd w:id="32"/>
@@ -4352,15 +3510,25 @@
         <w:pStyle w:val="BodyText"/>
       </w:pPr>
       <w:r>
-        <w:t xml:space="preserve">The global permutation test indicated significant alignment between modules and principal components (P = 0.005), demonstrating that the observed modular partition explains the multivariate geometry of structural metrics better than randomly assigned modules. Module 1 exhibited the strongest and most extensive alignment with principal components, showing significant associations across seven axes and with its strongest alignment occurring on PC1. This module therefore contributes substantially to the dominant structural gradient and captures variation associated with network size and connectivity. Module 3 showed significant alignment with four principal components, with its strongest association on PC4, suggesting that it captures structural variation orthogonal to the primary complexity gradient. Modules 2, 4, 5, 6, and 7 displayed more limited alignment, each showing significance with fewer principal components. Notably, Module 2 aligned most strongly with a later principal component (PC19), indicating that it captures a more subtle structural axis that contributes modestly to overall variance but remains statistically distinct from random expectation. Across modules, significant alignments were concentrated in a subset of principal components, reinforcing the interpretation that modular structure maps onto specific structural gradients rather than uniformly spanning the full multivariate space.</w:t>
-      </w:r>
-    </w:p>
-    <w:p>
-      <w:pPr>
-        <w:pStyle w:val="BlockText"/>
-      </w:pPr>
-      <w:r>
-        <w:t xml:space="preserve">I have an idea for this result…</w:t>
+        <w:t xml:space="preserve">Bootstrap resampling further supported the stability of the major clusters. Most principal modules exhibited high approximately unbiased (AU) support values (AU ≥ [insert value]), indicating that the identified clusters are not artefacts of sampling variability but represent statistically robust groupings of structural descriptors.</w:t>
+      </w:r>
+    </w:p>
+    <w:p>
+      <w:pPr>
+        <w:pStyle w:val="BodyText"/>
+      </w:pPr>
+      <w:r>
+        <w:t xml:space="preserve">The resulting modular partition identified coherent groups of metrics describing distinct aspects of network architecture. These included a large-scale architectural module integrating size and motif-based descriptors, modules capturing trophic organisation and energy routing, and two modules consisting of isolated structural descriptors that function independently from broader metric groupings. Importantly, the modular structure persisted after accounting for species richness, demonstrating that clustering was not driven solely by network size effects.</w:t>
+      </w:r>
+    </w:p>
+    <w:bookmarkEnd w:id="33"/>
+    <w:bookmarkStart w:id="35" w:name="Xf87f5051eb915ff1151c6c5eeec0927d46b580d"/>
+    <w:p>
+      <w:pPr>
+        <w:pStyle w:val="Heading2"/>
+      </w:pPr>
+      <w:r>
+        <w:t xml:space="preserve">3.2 Modular Decomposition of Structural Space</w:t>
       </w:r>
     </w:p>
     <w:p>
@@ -4368,144 +3536,7 @@
         <w:pStyle w:val="FirstParagraph"/>
       </w:pPr>
       <w:r>
-        <w:t xml:space="preserve">Collectively, these results demonstrate that food-web structural metrics exhibit strong low-dimensional organisation and that independently identified structural modules are non-randomly aligned with the dominant axes of variation. The significant global alignment supports the interpretation that modular decomposition reflects meaningful geometric structure rather than clustering artifacts. Moreover, the dominance of a single module across multiple principal components suggests hierarchical organisation, wherein a core structural module governs the primary gradient of variation while additional modules capture secondary and specialised structural dimensions.</w:t>
-      </w:r>
-    </w:p>
-    <w:bookmarkEnd w:id="33"/>
-    <w:bookmarkEnd w:id="34"/>
-    <w:bookmarkStart w:id="41" w:name="discussion"/>
-    <w:p>
-      <w:pPr>
-        <w:pStyle w:val="Heading1"/>
-      </w:pPr>
-      <w:r>
-        <w:t xml:space="preserve">4. Discussion</w:t>
-      </w:r>
-    </w:p>
-    <w:bookmarkStart w:id="35" w:name="Xaba5ec532fb6845195cb93ccf86bb1feb69a370"/>
-    <w:p>
-      <w:pPr>
-        <w:pStyle w:val="Heading2"/>
-      </w:pPr>
-      <w:r>
-        <w:t xml:space="preserve">4.1 Why consensus on “the best metric” has remained elusive</w:t>
-      </w:r>
-    </w:p>
-    <w:p>
-      <w:pPr>
-        <w:pStyle w:val="FirstParagraph"/>
-      </w:pPr>
-      <w:r>
-        <w:t xml:space="preserve">For more than four decades, the structure–stability debate has oscillated between competing structural descriptors, from connectance and complexity to modularity, omnivory, and trophic redundancy. Early theoretical work, most notably by May, suggested that increasing complexity should destabilise large systems, placing global descriptors such as connectance and interaction density at the centre of the debate. Subsequent empirical and theoretical studies, however, demonstrated stabilising roles for omnivory, weak links, and compartmentalisation (e.g. McCann; Dunne), shifting attention toward pathway-level and geometric properties. Our results suggest that this apparent inconsistency does not arise because some metrics are “wrong,” but because they capture different dimensions of a fundamentally multi-layered architecture. Food-web structure is not a single axis ranging from simple to complex; it is a high-dimensional space in which node composition, pathway routing, geometric constraint, and emergent organisation vary semi-independently. Metrics that have historically been treated as competitors—such as richness, connectance, omnivory, and redundancy—are in fact anchors of distinct structural dimensions. This explains why no single metric consistently predicts “stability” across studies: stability itself is not singular. When studies measure persistence (e.g. secondary extinctions), node-level balance and redundancy dominate. When they measure local stability or damping, path-level coupling and basal channel dominance matter more. When they measure recovery or informational organisation, global heterogeneity and role differentiation become decisive. The search for a universal structural predictor of stability has therefore been misguided—not because structure is unimportant, but because both structure and stability are multidimensional.</w:t>
-      </w:r>
-    </w:p>
-    <w:bookmarkEnd w:id="35"/>
-    <w:bookmarkStart w:id="36" w:name="X59d7ae37e4176aa163c203d19f94cdfcc256ab1"/>
-    <w:p>
-      <w:pPr>
-        <w:pStyle w:val="Heading2"/>
-      </w:pPr>
-      <w:r>
-        <w:t xml:space="preserve">4.2 Reconciling contrasting structure–stability relationships</w:t>
-      </w:r>
-    </w:p>
-    <w:p>
-      <w:pPr>
-        <w:pStyle w:val="FirstParagraph"/>
-      </w:pPr>
-      <w:r>
-        <w:t xml:space="preserve">A persistent challenge in the literature has been that similar metrics sometimes show opposite associations with stability. For example, omnivory has been reported as stabilising in some contexts and destabilising in others. Within our framework, this variability is expected. Path-level coupling (e.g. omnivory motifs) primarily relates to resistance—the containment or diffusion of perturbations—rather than persistence per se. A structure that dampens oscillations may not prevent extinction cascades, and vice versa. Similarly, our finding that richness contributes substantially to structural variance but fails to predict any stability component underscores an important decoupling: network size is not synonymous with robustness. This result aligns with empirical syntheses showing that species richness alone poorly predicts secondary extinction resistance unless accompanied by trophic balance or redundancy. In our analyses, the predator–prey ratio and herbivory—metrics reflecting trophic shape and basal channel dominance—were far stronger determinants of persistence and damping than richness itself. This helps reconcile why biodiversity–stability studies sometimes find positive, neutral, or context-dependent relationships. Richness operates primarily as a geometric scaling variable. Its effect on stability depends on how additional species alter the configuration of energy channels—whether they add redundancy, elongate chains, skew trophic balance, or increase coupling. Without specifying which structural dimension richness modifies, its stability effect is indeterminate.</w:t>
-      </w:r>
-    </w:p>
-    <w:bookmarkEnd w:id="36"/>
-    <w:bookmarkStart w:id="37" w:name="X2672a5581130aaf002eedcd1c0a12987031a3bf"/>
-    <w:p>
-      <w:pPr>
-        <w:pStyle w:val="Heading2"/>
-      </w:pPr>
-      <w:r>
-        <w:t xml:space="preserve">4.3 Implications for biodiversity–stability theory</w:t>
-      </w:r>
-    </w:p>
-    <w:p>
-      <w:pPr>
-        <w:pStyle w:val="FirstParagraph"/>
-      </w:pPr>
-      <w:r>
-        <w:t xml:space="preserve">Our results contribute to a long-standing tension between the “complexity begets instability” argument and more recent views that diversity enhances resilience. The resolution lies in recognising that different dimensions of complexity influence different stability components. Redundancy and trophic similarity (low MaxSim heterogeneity) enhance persistence by providing functional compensation following species loss. Pathway multiplicity and basal channel dominance regulate resistance by shaping how perturbations propagate. Global organisational heterogeneity (captured by SVD complexity and spectral properties) influences return dynamics by constraining system-wide oscillations and reassembly patterns. In this sense, complexity is neither inherently stabilising nor destabilising. Instead, distinct forms of complexity map onto distinct dynamical outcomes. Connectance, motif structure, redundancy, and informational heterogeneity are not interchangeable proxies for “complexity,” but structurally and mechanistically distinct attributes. By explicitly embedding food-web metrics within an energy-flow hierarchy, our framework reframes biodiversity–stability theory. Stability emerges not from species number alone, but from the configuration of energy channels and the distribution of functional roles across those channels. A bottom-heavy web with balanced predator–prey ratios and differentiated trophic niches may achieve both persistence and damping, even at moderate richness. Conversely, a species-rich but top-heavy or weakly differentiated web may remain fragile.</w:t>
-      </w:r>
-    </w:p>
-    <w:bookmarkEnd w:id="37"/>
-    <w:bookmarkStart w:id="38" w:name="Xcd8cd6f0ed669353f77975c47c403d00ca78ff9"/>
-    <w:p>
-      <w:pPr>
-        <w:pStyle w:val="Heading2"/>
-      </w:pPr>
-      <w:r>
-        <w:t xml:space="preserve">4.4 Structural modularity and the minimum sufficient set</w:t>
-      </w:r>
-    </w:p>
-    <w:p>
-      <w:pPr>
-        <w:pStyle w:val="FirstParagraph"/>
-      </w:pPr>
-      <w:r>
-        <w:t xml:space="preserve">A key practical outcome of our analysis is the identification of six structural pillars that capture nearly 85% of the variation in network architecture. Despite starting with 31 commonly used metrics, much of their variance collapses into a smaller number of independent axes. Hierarchical clustering further revealed robust modules corresponding to trophic balance, pathway structure, geometric scale, and redundancy. This dimensional reduction has two important implications. First, it demonstrates that many commonly reported metrics are statistically redundant. Reporting both connectance and L/S, or multiple correlated distance measures, adds little new information. Second, it provides a principled route toward a minimum sufficient descriptor set tailored to ecological questions. Rather than selecting metrics by convention, researchers can select representatives of the relevant structural scale.</w:t>
-      </w:r>
-    </w:p>
-    <w:bookmarkEnd w:id="38"/>
-    <w:bookmarkStart w:id="39" w:name="Xada8c6c776e637fe9cce3d4170260c732954712"/>
-    <w:p>
-      <w:pPr>
-        <w:pStyle w:val="Heading2"/>
-      </w:pPr>
-      <w:r>
-        <w:t xml:space="preserve">4.5 Guidance for metric choice based on ecological question</w:t>
-      </w:r>
-    </w:p>
-    <w:p>
-      <w:pPr>
-        <w:pStyle w:val="FirstParagraph"/>
-      </w:pPr>
-      <w:r>
-        <w:t xml:space="preserve">If the question concerns extinction cascades or tolerance to species loss (persistence): prioritise node-level balance and redundancy metrics (e.g. predator–prey ratio, herbivory, similarity). If the question concerns perturbation propagation or damping (resistance): focus on path-level and basal-channel metrics (e.g. pathway multiplicity, omnivory, mean distance). If the question concerns recovery dynamics or organisational reassembly (return): emphasise global heterogeneity and spectral measures (e.g. SVD complexity, spectral radius). If the question concerns comparative architecture across systems: use geometric anchors (e.g. richness) but interpret them as scale descriptors rather than stability predictors. This scale-explicit approach shifts the emphasis from asking “Which metric best predicts stability?” to “Which structural dimension corresponds to the stability mechanism of interest?”</w:t>
-      </w:r>
-    </w:p>
-    <w:bookmarkEnd w:id="39"/>
-    <w:bookmarkStart w:id="40" w:name="limitations-and-future-directions"/>
-    <w:p>
-      <w:pPr>
-        <w:pStyle w:val="Heading2"/>
-      </w:pPr>
-      <w:r>
-        <w:t xml:space="preserve">4.6 Limitations and future directions</w:t>
-      </w:r>
-    </w:p>
-    <w:p>
-      <w:pPr>
-        <w:pStyle w:val="FirstParagraph"/>
-      </w:pPr>
-      <w:r>
-        <w:t xml:space="preserve">While our framework clarifies structural dimensionality, it remains grounded in static network topology. Real ecosystems exhibit interaction strengths, temporal variability, adaptive rewiring, and environmental forcing. Incorporating weighted networks and dynamic simulations would strengthen the mechanistic link between structural axes and realised dynamics. Additionally, the separation of persistence, resistance, and return is analytically useful but biologically intertwined. For example, structures that enhance resistance may indirectly support persistence by preventing large cascades. Future work could explore how these components interact across environmental gradients and disturbance regimes. Finally, extending this framework beyond trophic networks to mutualistic, host–parasite, or multilayer networks would test its generality. The energy-flow hierarchy proposed here may represent a broader organising principle of ecological interaction systems.</w:t>
-      </w:r>
-    </w:p>
-    <w:bookmarkEnd w:id="40"/>
-    <w:bookmarkEnd w:id="41"/>
-    <w:bookmarkStart w:id="44" w:name="conclusion"/>
-    <w:p>
-      <w:pPr>
-        <w:pStyle w:val="Heading1"/>
-      </w:pPr>
-      <w:r>
-        <w:t xml:space="preserve">5. Conclusion</w:t>
-      </w:r>
-    </w:p>
-    <w:p>
-      <w:pPr>
-        <w:pStyle w:val="FirstParagraph"/>
-      </w:pPr>
-      <w:r>
-        <w:t xml:space="preserve">Food-web stability is not governed by a single structural property, but by multiple, hierarchically organised dimensions of network architecture. Node composition, pathway routing, geometric constraint, and emergent organisation each represent distinct levers through which ecosystems maintain persistence, resist perturbation, and reorganise following disturbance.</w:t>
+        <w:t xml:space="preserve">The seven-module solution revealed a hierarchical decomposition of structural space into interpretable architectural dimensions. Collectively, the module decomposition reveals that food web structure can be interpreted as statistically supported and ecologically interpretable dimensions of network organisation that is strongly suggestive of a delineation by hierarchical architecture.</w:t>
       </w:r>
     </w:p>
     <w:p>
@@ -4513,7 +3544,115 @@
         <w:pStyle w:val="BodyText"/>
       </w:pPr>
       <w:r>
-        <w:t xml:space="preserve">By explicitly mapping structural scale to stability mechanism, we reconcile decades of seemingly conflicting findings in the structure–stability literature. The key insight is not that one metric is superior, but that different metrics answer different ecological questions. Recognising and embracing this multidimensionality provides a coherent foundation for future biodiversity–stability research and a practical framework for selecting network descriptors based on mechanism rather than tradition.</w:t>
+        <w:rPr>
+          <w:b/>
+          <w:bCs/>
+        </w:rPr>
+        <w:t xml:space="preserve">Macro-Architectural Complexity:</w:t>
+      </w:r>
+      <w:r>
+        <w:t xml:space="preserve"> </w:t>
+      </w:r>
+      <w:r>
+        <w:t xml:space="preserve">The largest module encompassed species richness, number of interactions, diameter, motif frequencies, intervality, and related descriptors. These metrics jointly describe large-scale expansion of the interaction network and increased combinatorial complexity as species richness increases. This module reflects macro-architectural scaling: increasing network size simultaneously expands motif diversity, path structure, and global trophic ordering.</w:t>
+      </w:r>
+    </w:p>
+    <w:p>
+      <w:pPr>
+        <w:pStyle w:val="BodyText"/>
+      </w:pPr>
+      <w:r>
+        <w:rPr>
+          <w:b/>
+          <w:bCs/>
+        </w:rPr>
+        <w:t xml:space="preserve">Trophic Integration:</w:t>
+      </w:r>
+      <w:r>
+        <w:t xml:space="preserve"> </w:t>
+      </w:r>
+      <w:r>
+        <w:t xml:space="preserve">A second module grouped metrics describing vertical trophic organisation and connectivity, including connectance, trophic level, omnivory, chain length, and clustering. Together, these descriptors quantify how densely and hierarchically energy and interactions are embedded across trophic strata. This module captures the degree to which the network integrates trophic levels through cross-level interactions and structural embedding.</w:t>
+      </w:r>
+    </w:p>
+    <w:p>
+      <w:pPr>
+        <w:pStyle w:val="BodyText"/>
+      </w:pPr>
+      <w:r>
+        <w:rPr>
+          <w:b/>
+          <w:bCs/>
+        </w:rPr>
+        <w:t xml:space="preserve">Energy Transport:</w:t>
+      </w:r>
+      <w:r>
+        <w:t xml:space="preserve"> </w:t>
+      </w:r>
+      <w:r>
+        <w:t xml:space="preserve">A distinct module isolated geometric descriptors of interaction pathways, including mean distance, path number, and dispersion in chain length. These metrics characterize the structural geometry of energy routing independent of overall network size. The separation of this module suggests that routing structure constitutes an independent dimension of architectural variation rather than merely scaling with complexity.</w:t>
+      </w:r>
+    </w:p>
+    <w:p>
+      <w:pPr>
+        <w:pStyle w:val="BodyText"/>
+      </w:pPr>
+      <w:r>
+        <w:rPr>
+          <w:b/>
+          <w:bCs/>
+        </w:rPr>
+        <w:t xml:space="preserve">Trophic Asymmetry:</w:t>
+      </w:r>
+      <w:r>
+        <w:t xml:space="preserve"> </w:t>
+      </w:r>
+      <w:r>
+        <w:t xml:space="preserve">Another module captured metrics describing structural imbalance between basal and consumer components, including the proportion of basal species, predator–prey ratios, and generality measures. This module reflects bottom-heavy versus top-heavy structural skew and quantifies asymmetry in the distribution of trophic roles across the network.</w:t>
+      </w:r>
+    </w:p>
+    <w:p>
+      <w:pPr>
+        <w:pStyle w:val="BodyText"/>
+      </w:pPr>
+      <w:r>
+        <w:rPr>
+          <w:b/>
+          <w:bCs/>
+        </w:rPr>
+        <w:t xml:space="preserve">Control Heterogeneity:</w:t>
+      </w:r>
+      <w:r>
+        <w:t xml:space="preserve"> </w:t>
+      </w:r>
+      <w:r>
+        <w:t xml:space="preserve">A separate module grouped descriptors of heterogeneity in consumer pressure and top-down control, including the proportion of apex species, herbivory structure, and variance in vulnerability. This module captures variation in how evenly or unevenly control is distributed across trophic levels.</w:t>
+      </w:r>
+    </w:p>
+    <w:p>
+      <w:pPr>
+        <w:pStyle w:val="BodyText"/>
+      </w:pPr>
+      <w:r>
+        <w:rPr>
+          <w:b/>
+          <w:bCs/>
+        </w:rPr>
+        <w:t xml:space="preserve">Centralisation and Functional Redundancy:</w:t>
+      </w:r>
+      <w:r>
+        <w:t xml:space="preserve"> </w:t>
+      </w:r>
+      <w:r>
+        <w:t xml:space="preserve">Two metrics formed independent modules. Centrality emerged as a standalone module, representing concentration of structural dominance within a subset of species. Maximum trophic similarity likewise formed an isolated module, quantifying functional redundancy and niche overlap. The separation of these descriptors from broader structural groupings indicates that dominance concentration and trophic redundancy represent independent axes of food-web organisation.</w:t>
+      </w:r>
+    </w:p>
+    <w:p>
+      <w:pPr>
+        <w:pStyle w:val="BodyText"/>
+      </w:pPr>
+      <w:r>
+        <w:t xml:space="preserve">Collectively, these seven modules delineate a hierarchical decomposition of food-web structure spanning macro-scale complexity, vertical integration, routing geometry, trophic imbalance, control heterogeneity, dominance concentration, and functional overlap.</w:t>
       </w:r>
     </w:p>
     <w:tbl>
@@ -4529,7 +3668,1027 @@
       <w:tr>
         <w:tc>
           <w:tcPr/>
-          <w:bookmarkStart w:id="42" w:name="tbl-metrics"/>
+          <w:bookmarkStart w:id="34" w:name="tbl-modules"/>
+          <w:p>
+            <w:pPr>
+              <w:jc w:val="center"/>
+            </w:pPr>
+            <w:pPr>
+              <w:jc w:val="left"/>
+              <w:spacing w:before="200"/>
+              <w:pStyle w:val="ImageCaption"/>
+            </w:pPr>
+            <w:r>
+              <w:t xml:space="preserve">Table 2: Structural Modules Identified From Hierarchical Clustering.</w:t>
+            </w:r>
+          </w:p>
+          <w:tbl>
+            <w:tblPr>
+              <w:tblStyle w:val="Table"/>
+              <w:tblW w:type="pct" w:w="5000"/>
+              <w:tblLayout w:type="fixed"/>
+              <w:tblLook w:firstRow="1" w:lastRow="0" w:firstColumn="0" w:lastColumn="0" w:noHBand="0" w:noVBand="0" w:val="0020"/>
+            </w:tblPr>
+            <w:tblGrid>
+              <w:gridCol w:w="1083"/>
+              <w:gridCol w:w="1333"/>
+              <w:gridCol w:w="2167"/>
+              <w:gridCol w:w="2334"/>
+              <w:gridCol w:w="1000"/>
+            </w:tblGrid>
+            <w:tr>
+              <w:trPr>
+                <w:tblHeader w:val="on"/>
+              </w:trPr>
+              <w:tc>
+                <w:tcPr/>
+                <w:p>
+                  <w:pPr>
+                    <w:pStyle w:val="Compact"/>
+                    <w:jc w:val="center"/>
+                  </w:pPr>
+                  <w:r>
+                    <w:t xml:space="preserve">Module Name</w:t>
+                  </w:r>
+                </w:p>
+              </w:tc>
+              <w:tc>
+                <w:tcPr/>
+                <w:p>
+                  <w:pPr>
+                    <w:pStyle w:val="Compact"/>
+                    <w:jc w:val="center"/>
+                  </w:pPr>
+                  <w:r>
+                    <w:t xml:space="preserve">Metrics Included</w:t>
+                  </w:r>
+                </w:p>
+              </w:tc>
+              <w:tc>
+                <w:tcPr/>
+                <w:p>
+                  <w:pPr>
+                    <w:pStyle w:val="Compact"/>
+                    <w:jc w:val="center"/>
+                  </w:pPr>
+                  <w:r>
+                    <w:t xml:space="preserve">Ecological Interpretation</w:t>
+                  </w:r>
+                </w:p>
+              </w:tc>
+              <w:tc>
+                <w:tcPr/>
+                <w:p>
+                  <w:pPr>
+                    <w:pStyle w:val="Compact"/>
+                    <w:jc w:val="center"/>
+                  </w:pPr>
+                  <w:r>
+                    <w:t xml:space="preserve">Robustness (Silhouette / AU)</w:t>
+                  </w:r>
+                </w:p>
+              </w:tc>
+              <w:tc>
+                <w:tcPr/>
+                <w:p>
+                  <w:pPr>
+                    <w:pStyle w:val="Compact"/>
+                    <w:jc w:val="center"/>
+                  </w:pPr>
+                  <w:r>
+                    <w:t xml:space="preserve">Module Size</w:t>
+                  </w:r>
+                </w:p>
+              </w:tc>
+            </w:tr>
+            <w:tr>
+              <w:tc>
+                <w:tcPr/>
+                <w:p>
+                  <w:pPr>
+                    <w:pStyle w:val="Compact"/>
+                    <w:jc w:val="center"/>
+                  </w:pPr>
+                  <w:r>
+                    <w:t xml:space="preserve">Macro-Architectural Complexity</w:t>
+                  </w:r>
+                </w:p>
+              </w:tc>
+              <w:tc>
+                <w:tcPr/>
+                <w:p>
+                  <w:pPr>
+                    <w:pStyle w:val="Compact"/>
+                    <w:jc w:val="center"/>
+                  </w:pPr>
+                  <w:r>
+                    <w:t xml:space="preserve">richness, links, diameter, motif frequencies, intervality, path-related metrics</w:t>
+                  </w:r>
+                </w:p>
+              </w:tc>
+              <w:tc>
+                <w:tcPr/>
+                <w:p>
+                  <w:pPr>
+                    <w:pStyle w:val="Compact"/>
+                    <w:jc w:val="center"/>
+                  </w:pPr>
+                  <w:r>
+                    <w:t xml:space="preserve">Captures large-scale expansion of network structure and combinatorial complexity associated with increasing system size</w:t>
+                  </w:r>
+                </w:p>
+              </w:tc>
+              <w:tc>
+                <w:tcPr/>
+                <w:p>
+                  <w:pPr>
+                    <w:pStyle w:val="Compact"/>
+                  </w:pPr>
+                </w:p>
+              </w:tc>
+              <w:tc>
+                <w:tcPr/>
+                <w:p>
+                  <w:pPr>
+                    <w:pStyle w:val="Compact"/>
+                  </w:pPr>
+                </w:p>
+              </w:tc>
+            </w:tr>
+            <w:tr>
+              <w:tc>
+                <w:tcPr/>
+                <w:p>
+                  <w:pPr>
+                    <w:pStyle w:val="Compact"/>
+                    <w:jc w:val="center"/>
+                  </w:pPr>
+                  <w:r>
+                    <w:t xml:space="preserve">Trophic Integration</w:t>
+                  </w:r>
+                </w:p>
+              </w:tc>
+              <w:tc>
+                <w:tcPr/>
+                <w:p>
+                  <w:pPr>
+                    <w:pStyle w:val="Compact"/>
+                    <w:jc w:val="center"/>
+                  </w:pPr>
+                  <w:r>
+                    <w:t xml:space="preserve">connectance, trophic level, omnivory, chain length, clustering</w:t>
+                  </w:r>
+                </w:p>
+              </w:tc>
+              <w:tc>
+                <w:tcPr/>
+                <w:p>
+                  <w:pPr>
+                    <w:pStyle w:val="Compact"/>
+                    <w:jc w:val="center"/>
+                  </w:pPr>
+                  <w:r>
+                    <w:t xml:space="preserve">Describes vertical trophic embedding and density of cross-level interactions</w:t>
+                  </w:r>
+                </w:p>
+              </w:tc>
+              <w:tc>
+                <w:tcPr/>
+                <w:p>
+                  <w:pPr>
+                    <w:pStyle w:val="Compact"/>
+                  </w:pPr>
+                </w:p>
+              </w:tc>
+              <w:tc>
+                <w:tcPr/>
+                <w:p>
+                  <w:pPr>
+                    <w:pStyle w:val="Compact"/>
+                  </w:pPr>
+                </w:p>
+              </w:tc>
+            </w:tr>
+            <w:tr>
+              <w:tc>
+                <w:tcPr/>
+                <w:p>
+                  <w:pPr>
+                    <w:pStyle w:val="Compact"/>
+                    <w:jc w:val="center"/>
+                  </w:pPr>
+                  <w:r>
+                    <w:t xml:space="preserve">Energy Transport</w:t>
+                  </w:r>
+                </w:p>
+              </w:tc>
+              <w:tc>
+                <w:tcPr/>
+                <w:p>
+                  <w:pPr>
+                    <w:pStyle w:val="Compact"/>
+                    <w:jc w:val="center"/>
+                  </w:pPr>
+                  <w:r>
+                    <w:t xml:space="preserve">mean distance, path number, chain-length dispersion</w:t>
+                  </w:r>
+                </w:p>
+              </w:tc>
+              <w:tc>
+                <w:tcPr/>
+                <w:p>
+                  <w:pPr>
+                    <w:pStyle w:val="Compact"/>
+                    <w:jc w:val="center"/>
+                  </w:pPr>
+                  <w:r>
+                    <w:t xml:space="preserve">Quantifies geometric structure of energy routing independent of size scaling</w:t>
+                  </w:r>
+                </w:p>
+              </w:tc>
+              <w:tc>
+                <w:tcPr/>
+                <w:p>
+                  <w:pPr>
+                    <w:pStyle w:val="Compact"/>
+                  </w:pPr>
+                </w:p>
+              </w:tc>
+              <w:tc>
+                <w:tcPr/>
+                <w:p>
+                  <w:pPr>
+                    <w:pStyle w:val="Compact"/>
+                  </w:pPr>
+                </w:p>
+              </w:tc>
+            </w:tr>
+            <w:tr>
+              <w:tc>
+                <w:tcPr/>
+                <w:p>
+                  <w:pPr>
+                    <w:pStyle w:val="Compact"/>
+                    <w:jc w:val="center"/>
+                  </w:pPr>
+                  <w:r>
+                    <w:t xml:space="preserve">Trophic Asymmetry</w:t>
+                  </w:r>
+                </w:p>
+              </w:tc>
+              <w:tc>
+                <w:tcPr/>
+                <w:p>
+                  <w:pPr>
+                    <w:pStyle w:val="Compact"/>
+                    <w:jc w:val="center"/>
+                  </w:pPr>
+                  <w:r>
+                    <w:t xml:space="preserve">basal proportion, predator–prey ratio, generality</w:t>
+                  </w:r>
+                </w:p>
+              </w:tc>
+              <w:tc>
+                <w:tcPr/>
+                <w:p>
+                  <w:pPr>
+                    <w:pStyle w:val="Compact"/>
+                    <w:jc w:val="center"/>
+                  </w:pPr>
+                  <w:r>
+                    <w:t xml:space="preserve">Represents structural skew between basal and consumer dominance; bottom-heavy vs top-heavy organization</w:t>
+                  </w:r>
+                </w:p>
+              </w:tc>
+              <w:tc>
+                <w:tcPr/>
+                <w:p>
+                  <w:pPr>
+                    <w:pStyle w:val="Compact"/>
+                  </w:pPr>
+                </w:p>
+              </w:tc>
+              <w:tc>
+                <w:tcPr/>
+                <w:p>
+                  <w:pPr>
+                    <w:pStyle w:val="Compact"/>
+                  </w:pPr>
+                </w:p>
+              </w:tc>
+            </w:tr>
+            <w:tr>
+              <w:tc>
+                <w:tcPr/>
+                <w:p>
+                  <w:pPr>
+                    <w:pStyle w:val="Compact"/>
+                    <w:jc w:val="center"/>
+                  </w:pPr>
+                  <w:r>
+                    <w:t xml:space="preserve">Control Heterogeneity</w:t>
+                  </w:r>
+                </w:p>
+              </w:tc>
+              <w:tc>
+                <w:tcPr/>
+                <w:p>
+                  <w:pPr>
+                    <w:pStyle w:val="Compact"/>
+                    <w:jc w:val="center"/>
+                  </w:pPr>
+                  <w:r>
+                    <w:t xml:space="preserve">apex proportion, herbivory, vulnerability variance</w:t>
+                  </w:r>
+                </w:p>
+              </w:tc>
+              <w:tc>
+                <w:tcPr/>
+                <w:p>
+                  <w:pPr>
+                    <w:pStyle w:val="Compact"/>
+                    <w:jc w:val="center"/>
+                  </w:pPr>
+                  <w:r>
+                    <w:t xml:space="preserve">Captures heterogeneity in top-down control and uneven distribution of interaction pressure</w:t>
+                  </w:r>
+                </w:p>
+              </w:tc>
+              <w:tc>
+                <w:tcPr/>
+                <w:p>
+                  <w:pPr>
+                    <w:pStyle w:val="Compact"/>
+                  </w:pPr>
+                </w:p>
+              </w:tc>
+              <w:tc>
+                <w:tcPr/>
+                <w:p>
+                  <w:pPr>
+                    <w:pStyle w:val="Compact"/>
+                  </w:pPr>
+                </w:p>
+              </w:tc>
+            </w:tr>
+            <w:tr>
+              <w:tc>
+                <w:tcPr/>
+                <w:p>
+                  <w:pPr>
+                    <w:pStyle w:val="Compact"/>
+                    <w:jc w:val="center"/>
+                  </w:pPr>
+                  <w:r>
+                    <w:t xml:space="preserve">Centralisation</w:t>
+                  </w:r>
+                </w:p>
+              </w:tc>
+              <w:tc>
+                <w:tcPr/>
+                <w:p>
+                  <w:pPr>
+                    <w:pStyle w:val="Compact"/>
+                    <w:jc w:val="center"/>
+                  </w:pPr>
+                  <w:r>
+                    <w:t xml:space="preserve">centrality</w:t>
+                  </w:r>
+                </w:p>
+              </w:tc>
+              <w:tc>
+                <w:tcPr/>
+                <w:p>
+                  <w:pPr>
+                    <w:pStyle w:val="Compact"/>
+                    <w:jc w:val="center"/>
+                  </w:pPr>
+                  <w:r>
+                    <w:t xml:space="preserve">Measures concentration of structural dominance within a subset of species</w:t>
+                  </w:r>
+                </w:p>
+              </w:tc>
+              <w:tc>
+                <w:tcPr/>
+                <w:p>
+                  <w:pPr>
+                    <w:pStyle w:val="Compact"/>
+                  </w:pPr>
+                </w:p>
+              </w:tc>
+              <w:tc>
+                <w:tcPr/>
+                <w:p>
+                  <w:pPr>
+                    <w:pStyle w:val="Compact"/>
+                  </w:pPr>
+                </w:p>
+              </w:tc>
+            </w:tr>
+            <w:tr>
+              <w:tc>
+                <w:tcPr/>
+                <w:p>
+                  <w:pPr>
+                    <w:pStyle w:val="Compact"/>
+                    <w:jc w:val="center"/>
+                  </w:pPr>
+                  <w:r>
+                    <w:t xml:space="preserve">Functional Redundancy</w:t>
+                  </w:r>
+                </w:p>
+              </w:tc>
+              <w:tc>
+                <w:tcPr/>
+                <w:p>
+                  <w:pPr>
+                    <w:pStyle w:val="Compact"/>
+                    <w:jc w:val="center"/>
+                  </w:pPr>
+                  <w:r>
+                    <w:t xml:space="preserve">maximum trophic similarity</w:t>
+                  </w:r>
+                </w:p>
+              </w:tc>
+              <w:tc>
+                <w:tcPr/>
+                <w:p>
+                  <w:pPr>
+                    <w:pStyle w:val="Compact"/>
+                    <w:jc w:val="center"/>
+                  </w:pPr>
+                  <w:r>
+                    <w:t xml:space="preserve">Quantifies trophic overlap and niche redundancy; independent axis of functional equivalence</w:t>
+                  </w:r>
+                </w:p>
+              </w:tc>
+              <w:tc>
+                <w:tcPr/>
+                <w:p>
+                  <w:pPr>
+                    <w:pStyle w:val="Compact"/>
+                  </w:pPr>
+                </w:p>
+              </w:tc>
+              <w:tc>
+                <w:tcPr/>
+                <w:p>
+                  <w:pPr>
+                    <w:pStyle w:val="Compact"/>
+                  </w:pPr>
+                </w:p>
+              </w:tc>
+            </w:tr>
+          </w:tbl>
+          <w:bookmarkEnd w:id="34"/>
+          <w:p/>
+        </w:tc>
+      </w:tr>
+    </w:tbl>
+    <w:bookmarkEnd w:id="35"/>
+    <w:bookmarkStart w:id="48" w:name="X88a5fb22cc012a2012a2ee06baac475b58bff9f"/>
+    <w:p>
+      <w:pPr>
+        <w:pStyle w:val="Heading2"/>
+      </w:pPr>
+      <w:r>
+        <w:t xml:space="preserve">3.3 Structural Modules Align with Dominant Axes of Network Variation</w:t>
+      </w:r>
+    </w:p>
+    <w:p>
+      <w:pPr>
+        <w:pStyle w:val="FirstParagraph"/>
+      </w:pPr>
+      <w:r>
+        <w:t xml:space="preserve">Principal component analysis of standardised structural metrics revealed strong dimensional compression in food-web structure</w:t>
+      </w:r>
+      <w:r>
+        <w:t xml:space="preserve"> </w:t>
+      </w:r>
+      <w:hyperlink w:anchor="fig-pca">
+        <w:r>
+          <w:rPr>
+            <w:rStyle w:val="Hyperlink"/>
+          </w:rPr>
+          <w:t xml:space="preserve">Figure 2</w:t>
+        </w:r>
+      </w:hyperlink>
+      <w:r>
+        <w:t xml:space="preserve">. The first three principal components accounted for 69.1% of total variance (PC1 = 31.2%, PC2 = 22.4%, PC3 = 15.4%), with 80.8% of variance explained by the first five components. Subsequent axes contributed progressively smaller proportions of variance, indicating that a small number of dominant gradients summarise most structural variation.</w:t>
+      </w:r>
+    </w:p>
+    <w:tbl>
+      <w:tblPr>
+        <w:tblStyle w:val="Table"/>
+        <w:tblW w:type="pct" w:w="5000"/>
+        <w:tblLayout w:type="fixed"/>
+        <w:tblLook w:firstRow="0" w:lastRow="0" w:firstColumn="0" w:lastColumn="0" w:noHBand="0" w:noVBand="0" w:val="0000"/>
+      </w:tblPr>
+      <w:tblGrid>
+        <w:gridCol w:w="7920"/>
+      </w:tblGrid>
+      <w:tr>
+        <w:tc>
+          <w:tcPr/>
+          <w:bookmarkStart w:id="39" w:name="fig-pca"/>
+          <w:p>
+            <w:pPr>
+              <w:pStyle w:val="Compact"/>
+              <w:jc w:val="center"/>
+            </w:pPr>
+            <w:r>
+              <w:drawing>
+                <wp:inline>
+                  <wp:extent cx="5334000" cy="3413760"/>
+                  <wp:effectExtent b="0" l="0" r="0" t="0"/>
+                  <wp:docPr descr="" title="" id="37" name="Picture"/>
+                  <a:graphic>
+                    <a:graphicData uri="http://schemas.openxmlformats.org/drawingml/2006/picture">
+                      <pic:pic>
+                        <pic:nvPicPr>
+                          <pic:cNvPr descr="figures/pca_loadings.png" id="38" name="Picture"/>
+                          <pic:cNvPicPr>
+                            <a:picLocks noChangeArrowheads="1" noChangeAspect="1"/>
+                          </pic:cNvPicPr>
+                        </pic:nvPicPr>
+                        <pic:blipFill>
+                          <a:blip r:embed="rId36"/>
+                          <a:stretch>
+                            <a:fillRect/>
+                          </a:stretch>
+                        </pic:blipFill>
+                        <pic:spPr bwMode="auto">
+                          <a:xfrm>
+                            <a:off x="0" y="0"/>
+                            <a:ext cx="5334000" cy="3413760"/>
+                          </a:xfrm>
+                          <a:prstGeom prst="rect">
+                            <a:avLst/>
+                          </a:prstGeom>
+                          <a:noFill/>
+                          <a:ln w="9525">
+                            <a:noFill/>
+                            <a:headEnd/>
+                            <a:tailEnd/>
+                          </a:ln>
+                        </pic:spPr>
+                      </pic:pic>
+                    </a:graphicData>
+                  </a:graphic>
+                </wp:inline>
+              </w:drawing>
+            </w:r>
+          </w:p>
+          <w:p>
+            <w:pPr>
+              <w:jc w:val="center"/>
+            </w:pPr>
+            <w:pPr>
+              <w:jc w:val="left"/>
+              <w:spacing w:before="200"/>
+              <w:pStyle w:val="ImageCaption"/>
+            </w:pPr>
+            <w:r>
+              <w:t xml:space="preserve">Figure 2: Blah blah blah - colours represent clusters. Network metric loadings with PC1 and PC2</w:t>
+            </w:r>
+          </w:p>
+          <w:bookmarkEnd w:id="39"/>
+        </w:tc>
+      </w:tr>
+    </w:tbl>
+    <w:p>
+      <w:pPr>
+        <w:pStyle w:val="BodyText"/>
+      </w:pPr>
+      <w:r>
+        <w:t xml:space="preserve">Inspection of the loading structure showed that the first principal component primarily reflected variation in network size and connectivity. Metrics such as richness, number of links, diameter, path length, and measures associated with topological complexity loaded strongly on this axis. The second principal component captured variation associated with structural organization and connectivity patterns, whereas the third component reflected variation in trophic structure and vertical differentiation, with strong contributions from trophic level, chain length, and related measures. Together, these axes represent interpretable structural gradients in the metric space.</w:t>
+      </w:r>
+    </w:p>
+    <w:tbl>
+      <w:tblPr>
+        <w:tblStyle w:val="Table"/>
+        <w:tblW w:type="pct" w:w="5000"/>
+        <w:tblLayout w:type="fixed"/>
+        <w:tblLook w:firstRow="0" w:lastRow="0" w:firstColumn="0" w:lastColumn="0" w:noHBand="0" w:noVBand="0" w:val="0000"/>
+      </w:tblPr>
+      <w:tblGrid>
+        <w:gridCol w:w="7920"/>
+      </w:tblGrid>
+      <w:tr>
+        <w:tc>
+          <w:tcPr/>
+          <w:bookmarkStart w:id="43" w:name="fig-alignment_heatmap"/>
+          <w:p>
+            <w:pPr>
+              <w:pStyle w:val="Compact"/>
+              <w:jc w:val="center"/>
+            </w:pPr>
+            <w:r>
+              <w:drawing>
+                <wp:inline>
+                  <wp:extent cx="5334000" cy="2667000"/>
+                  <wp:effectExtent b="0" l="0" r="0" t="0"/>
+                  <wp:docPr descr="" title="" id="41" name="Picture"/>
+                  <a:graphic>
+                    <a:graphicData uri="http://schemas.openxmlformats.org/drawingml/2006/picture">
+                      <pic:pic>
+                        <pic:nvPicPr>
+                          <pic:cNvPr descr="figures/module_alignment_heatmap.png" id="42" name="Picture"/>
+                          <pic:cNvPicPr>
+                            <a:picLocks noChangeArrowheads="1" noChangeAspect="1"/>
+                          </pic:cNvPicPr>
+                        </pic:nvPicPr>
+                        <pic:blipFill>
+                          <a:blip r:embed="rId40"/>
+                          <a:stretch>
+                            <a:fillRect/>
+                          </a:stretch>
+                        </pic:blipFill>
+                        <pic:spPr bwMode="auto">
+                          <a:xfrm>
+                            <a:off x="0" y="0"/>
+                            <a:ext cx="5334000" cy="2667000"/>
+                          </a:xfrm>
+                          <a:prstGeom prst="rect">
+                            <a:avLst/>
+                          </a:prstGeom>
+                          <a:noFill/>
+                          <a:ln w="9525">
+                            <a:noFill/>
+                            <a:headEnd/>
+                            <a:tailEnd/>
+                          </a:ln>
+                        </pic:spPr>
+                      </pic:pic>
+                    </a:graphicData>
+                  </a:graphic>
+                </wp:inline>
+              </w:drawing>
+            </w:r>
+          </w:p>
+          <w:p>
+            <w:pPr>
+              <w:jc w:val="center"/>
+            </w:pPr>
+            <w:pPr>
+              <w:jc w:val="left"/>
+              <w:spacing w:before="200"/>
+              <w:pStyle w:val="ImageCaption"/>
+            </w:pPr>
+            <w:r>
+              <w:t xml:space="preserve">Figure 3: Blah blah blah - colour intensity = greater alignment</w:t>
+            </w:r>
+          </w:p>
+          <w:bookmarkEnd w:id="43"/>
+        </w:tc>
+      </w:tr>
+    </w:tbl>
+    <w:p>
+      <w:pPr>
+        <w:pStyle w:val="BodyText"/>
+      </w:pPr>
+      <w:r>
+        <w:t xml:space="preserve">The global permutation test indicated significant alignment between the modular partition and the principal component structure (P = 0.005), demonstrating that the observed module assignment explains the multivariate geometry of structural metrics better than randomly assigned modules. Alignment strength varied substantially across modules</w:t>
+      </w:r>
+      <w:r>
+        <w:t xml:space="preserve"> </w:t>
+      </w:r>
+      <w:hyperlink w:anchor="fig-alignment_signif">
+        <w:r>
+          <w:rPr>
+            <w:rStyle w:val="Hyperlink"/>
+          </w:rPr>
+          <w:t xml:space="preserve">Figure 4</w:t>
+        </w:r>
+      </w:hyperlink>
+      <w:r>
+        <w:t xml:space="preserve">. Macro Complexity (Module 1) exhibited the strongest and most extensive alignment, showing significant associations with five principal components and a dominant loading on PC1, indicating that it contributes substantially to the primary structural gradient associated with network size and connectivity. Energy Transport (Module 3) showed significant alignment with four principal components, with its strongest association on PC4, suggesting that it captures structural variation largely orthogonal to the dominant complexity axis. Trophic Integration (Module 2), Trophic Asymmetry (Module 4), Control Heterogeneity (Module 5), and Functional Redundancy (Module 7) displayed more limited alignment, each significantly associated with one to two principal components, indicating more constrained mapping onto the structural feature space. Notably, Functional Redundancy exhibited its strongest association with a high-order principal component (PC7), suggesting sensitivity to more subtle structural variation. Centralisation (Module 6) showed no significant alignment under the joint permutation and Z-score criterion, indicating that it does not meaningfully structure variation across the retained principal components. Overall, significant module–PC associations were concentrated in a subset of principal components, reinforcing the interpretation that modular structure maps onto specific structural gradients rather than uniformly spanning the full multivariate space.</w:t>
+      </w:r>
+    </w:p>
+    <w:tbl>
+      <w:tblPr>
+        <w:tblStyle w:val="Table"/>
+        <w:tblW w:type="pct" w:w="5000"/>
+        <w:tblLayout w:type="fixed"/>
+        <w:tblLook w:firstRow="0" w:lastRow="0" w:firstColumn="0" w:lastColumn="0" w:noHBand="0" w:noVBand="0" w:val="0000"/>
+      </w:tblPr>
+      <w:tblGrid>
+        <w:gridCol w:w="7920"/>
+      </w:tblGrid>
+      <w:tr>
+        <w:tc>
+          <w:tcPr/>
+          <w:bookmarkStart w:id="47" w:name="fig-alignment_signif"/>
+          <w:p>
+            <w:pPr>
+              <w:pStyle w:val="Compact"/>
+              <w:jc w:val="center"/>
+            </w:pPr>
+            <w:r>
+              <w:drawing>
+                <wp:inline>
+                  <wp:extent cx="5334000" cy="2667000"/>
+                  <wp:effectExtent b="0" l="0" r="0" t="0"/>
+                  <wp:docPr descr="" title="" id="45" name="Picture"/>
+                  <a:graphic>
+                    <a:graphicData uri="http://schemas.openxmlformats.org/drawingml/2006/picture">
+                      <pic:pic>
+                        <pic:nvPicPr>
+                          <pic:cNvPr descr="figures/heatmap_zscores.png" id="46" name="Picture"/>
+                          <pic:cNvPicPr>
+                            <a:picLocks noChangeArrowheads="1" noChangeAspect="1"/>
+                          </pic:cNvPicPr>
+                        </pic:nvPicPr>
+                        <pic:blipFill>
+                          <a:blip r:embed="rId44"/>
+                          <a:stretch>
+                            <a:fillRect/>
+                          </a:stretch>
+                        </pic:blipFill>
+                        <pic:spPr bwMode="auto">
+                          <a:xfrm>
+                            <a:off x="0" y="0"/>
+                            <a:ext cx="5334000" cy="2667000"/>
+                          </a:xfrm>
+                          <a:prstGeom prst="rect">
+                            <a:avLst/>
+                          </a:prstGeom>
+                          <a:noFill/>
+                          <a:ln w="9525">
+                            <a:noFill/>
+                            <a:headEnd/>
+                            <a:tailEnd/>
+                          </a:ln>
+                        </pic:spPr>
+                      </pic:pic>
+                    </a:graphicData>
+                  </a:graphic>
+                </wp:inline>
+              </w:drawing>
+            </w:r>
+          </w:p>
+          <w:p>
+            <w:pPr>
+              <w:jc w:val="center"/>
+            </w:pPr>
+            <w:pPr>
+              <w:jc w:val="left"/>
+              <w:spacing w:before="200"/>
+              <w:pStyle w:val="ImageCaption"/>
+            </w:pPr>
+            <w:r>
+              <w:t xml:space="preserve">Figure 4: Heatmap showing module–principal component alignment quantified by permutation-derived Z-scores. Colour intensity reflects the magnitude and direction of alignment, and asterisks denote cells that meet joint significance criteria (permutation P &lt; 0.05 and |Z| &gt; 1.96). Rows correspond to structural metric modules and columns to principal components. Clustering highlights patterns of shared alignment across modules and multivariate structural gradients.</w:t>
+            </w:r>
+          </w:p>
+          <w:bookmarkEnd w:id="47"/>
+        </w:tc>
+      </w:tr>
+    </w:tbl>
+    <w:p>
+      <w:pPr>
+        <w:pStyle w:val="BodyText"/>
+      </w:pPr>
+      <w:r>
+        <w:t xml:space="preserve">Collectively, these results demonstrate that food-web structural metrics exhibit strong low-dimensional organisation and that independently identified structural modules are non-randomly aligned with the dominant axes of variation. The significant global alignment supports the interpretation that modular decomposition reflects meaningful geometric structure rather than clustering artifacts. Moreover, the dominance of a single module across multiple principal components suggests hierarchical organisation, wherein a core structural module governs the primary gradient of variation while additional modules capture secondary and specialised structural dimensions.</w:t>
+      </w:r>
+    </w:p>
+    <w:bookmarkEnd w:id="48"/>
+    <w:bookmarkEnd w:id="49"/>
+    <w:bookmarkStart w:id="56" w:name="discussion"/>
+    <w:p>
+      <w:pPr>
+        <w:pStyle w:val="Heading1"/>
+      </w:pPr>
+      <w:r>
+        <w:t xml:space="preserve">4. Discussion</w:t>
+      </w:r>
+    </w:p>
+    <w:bookmarkStart w:id="50" w:name="Xaba5ec532fb6845195cb93ccf86bb1feb69a370"/>
+    <w:p>
+      <w:pPr>
+        <w:pStyle w:val="Heading2"/>
+      </w:pPr>
+      <w:r>
+        <w:t xml:space="preserve">4.1 Why consensus on</w:t>
+      </w:r>
+      <w:r>
+        <w:t xml:space="preserve"> </w:t>
+      </w:r>
+      <w:r>
+        <w:t xml:space="preserve">“the best metric”</w:t>
+      </w:r>
+      <w:r>
+        <w:t xml:space="preserve"> </w:t>
+      </w:r>
+      <w:r>
+        <w:t xml:space="preserve">has remained elusive</w:t>
+      </w:r>
+    </w:p>
+    <w:p>
+      <w:pPr>
+        <w:pStyle w:val="FirstParagraph"/>
+      </w:pPr>
+      <w:r>
+        <w:t xml:space="preserve">For more than four decades, the structure–stability debate has oscillated between competing structural descriptors, from connectance and complexity to modularity, omnivory, and trophic redundancy. Early theoretical work, most notably by May, suggested that increasing complexity should destabilise large systems, placing global descriptors such as connectance and interaction density at the centre of the debate. Subsequent empirical and theoretical studies, however, demonstrated stabilising roles for omnivory, weak links, and compartmentalisation (e.g. McCann; Dunne), shifting attention toward pathway-level and geometric properties. Our results suggest that this apparent inconsistency does not arise because some metrics are</w:t>
+      </w:r>
+      <w:r>
+        <w:t xml:space="preserve"> </w:t>
+      </w:r>
+      <w:r>
+        <w:t xml:space="preserve">“wrong,”</w:t>
+      </w:r>
+      <w:r>
+        <w:t xml:space="preserve"> </w:t>
+      </w:r>
+      <w:r>
+        <w:t xml:space="preserve">but because they capture different dimensions of a fundamentally multi-layered architecture. Food-web structure is not a single axis ranging from simple to complex; it is a high-dimensional space in which node composition, pathway routing, geometric constraint, and emergent organisation vary semi-independently. Metrics that have historically been treated as competitors—such as richness, connectance, omnivory, and redundancy—are in fact anchors of distinct structural dimensions. This explains why no single metric consistently predicts</w:t>
+      </w:r>
+      <w:r>
+        <w:t xml:space="preserve"> </w:t>
+      </w:r>
+      <w:r>
+        <w:t xml:space="preserve">“stability”</w:t>
+      </w:r>
+      <w:r>
+        <w:t xml:space="preserve"> </w:t>
+      </w:r>
+      <w:r>
+        <w:t xml:space="preserve">across studies: stability itself is not singular. When studies measure persistence (e.g. secondary extinctions), node-level balance and redundancy dominate. When they measure local stability or damping, path-level coupling and basal channel dominance matter more. When they measure recovery or informational organisation, global heterogeneity and role differentiation become decisive. The search for a universal structural predictor of stability has therefore been misguided—not because structure is unimportant, but because both structure and stability are multidimensional.</w:t>
+      </w:r>
+    </w:p>
+    <w:bookmarkEnd w:id="50"/>
+    <w:bookmarkStart w:id="51" w:name="X59d7ae37e4176aa163c203d19f94cdfcc256ab1"/>
+    <w:p>
+      <w:pPr>
+        <w:pStyle w:val="Heading2"/>
+      </w:pPr>
+      <w:r>
+        <w:t xml:space="preserve">4.2 Reconciling contrasting structure–stability relationships</w:t>
+      </w:r>
+    </w:p>
+    <w:p>
+      <w:pPr>
+        <w:pStyle w:val="FirstParagraph"/>
+      </w:pPr>
+      <w:r>
+        <w:t xml:space="preserve">A persistent challenge in the literature has been that similar metrics sometimes show opposite associations with stability. For example, omnivory has been reported as stabilising in some contexts and destabilising in others. Within our framework, this variability is expected. Path-level coupling (e.g. omnivory motifs) primarily relates to resistance—the containment or diffusion of perturbations—rather than persistence per se. A structure that dampens oscillations may not prevent extinction cascades, and vice versa. Similarly, our finding that richness contributes substantially to structural variance but fails to predict any stability component underscores an important decoupling: network size is not synonymous with robustness. This result aligns with empirical syntheses showing that species richness alone poorly predicts secondary extinction resistance unless accompanied by trophic balance or redundancy. In our analyses, the predator–prey ratio and herbivory—metrics reflecting trophic shape and basal channel dominance—were far stronger determinants of persistence and damping than richness itself. This helps reconcile why biodiversity–stability studies sometimes find positive, neutral, or context-dependent relationships. Richness operates primarily as a geometric scaling variable. Its effect on stability depends on how additional species alter the configuration of energy channels—whether they add redundancy, elongate chains, skew trophic balance, or increase coupling. Without specifying which structural dimension richness modifies, its stability effect is indeterminate.</w:t>
+      </w:r>
+    </w:p>
+    <w:bookmarkEnd w:id="51"/>
+    <w:bookmarkStart w:id="52" w:name="X2672a5581130aaf002eedcd1c0a12987031a3bf"/>
+    <w:p>
+      <w:pPr>
+        <w:pStyle w:val="Heading2"/>
+      </w:pPr>
+      <w:r>
+        <w:t xml:space="preserve">4.3 Implications for biodiversity–stability theory</w:t>
+      </w:r>
+    </w:p>
+    <w:p>
+      <w:pPr>
+        <w:pStyle w:val="FirstParagraph"/>
+      </w:pPr>
+      <w:r>
+        <w:t xml:space="preserve">Our results contribute to a long-standing tension between the</w:t>
+      </w:r>
+      <w:r>
+        <w:t xml:space="preserve"> </w:t>
+      </w:r>
+      <w:r>
+        <w:t xml:space="preserve">“complexity begets instability”</w:t>
+      </w:r>
+      <w:r>
+        <w:t xml:space="preserve"> </w:t>
+      </w:r>
+      <w:r>
+        <w:t xml:space="preserve">argument and more recent views that diversity enhances resilience. The resolution lies in recognising that different dimensions of complexity influence different stability components. Redundancy and trophic similarity (low MaxSim heterogeneity) enhance persistence by providing functional compensation following species loss. Pathway multiplicity and basal channel dominance regulate resistance by shaping how perturbations propagate. Global organisational heterogeneity (captured by SVD complexity and spectral properties) influences return dynamics by constraining system-wide oscillations and reassembly patterns. In this sense, complexity is neither inherently stabilising nor destabilising. Instead, distinct forms of complexity map onto distinct dynamical outcomes. Connectance, motif structure, redundancy, and informational heterogeneity are not interchangeable proxies for</w:t>
+      </w:r>
+      <w:r>
+        <w:t xml:space="preserve"> </w:t>
+      </w:r>
+      <w:r>
+        <w:t xml:space="preserve">“complexity,”</w:t>
+      </w:r>
+      <w:r>
+        <w:t xml:space="preserve"> </w:t>
+      </w:r>
+      <w:r>
+        <w:t xml:space="preserve">but structurally and mechanistically distinct attributes. By explicitly embedding food-web metrics within an energy-flow hierarchy, our framework reframes biodiversity–stability theory. Stability emerges not from species number alone, but from the configuration of energy channels and the distribution of functional roles across those channels. A bottom-heavy web with balanced predator–prey ratios and differentiated trophic niches may achieve both persistence and damping, even at moderate richness. Conversely, a species-rich but top-heavy or weakly differentiated web may remain fragile.</w:t>
+      </w:r>
+    </w:p>
+    <w:bookmarkEnd w:id="52"/>
+    <w:bookmarkStart w:id="53" w:name="Xcd8cd6f0ed669353f77975c47c403d00ca78ff9"/>
+    <w:p>
+      <w:pPr>
+        <w:pStyle w:val="Heading2"/>
+      </w:pPr>
+      <w:r>
+        <w:t xml:space="preserve">4.4 Structural modularity and the minimum sufficient set</w:t>
+      </w:r>
+    </w:p>
+    <w:p>
+      <w:pPr>
+        <w:pStyle w:val="FirstParagraph"/>
+      </w:pPr>
+      <w:r>
+        <w:t xml:space="preserve">A key practical outcome of our analysis is the identification of six structural pillars that capture nearly 85% of the variation in network architecture. Despite starting with 31 commonly used metrics, much of their variance collapses into a smaller number of independent axes. Hierarchical clustering further revealed robust modules corresponding to trophic balance, pathway structure, geometric scale, and redundancy. This dimensional reduction has two important implications. First, it demonstrates that many commonly reported metrics are statistically redundant. Reporting both connectance and L/S, or multiple correlated distance measures, adds little new information. Second, it provides a principled route toward a minimum sufficient descriptor set tailored to ecological questions. Rather than selecting metrics by convention, researchers can select representatives of the relevant structural scale.</w:t>
+      </w:r>
+    </w:p>
+    <w:bookmarkEnd w:id="53"/>
+    <w:bookmarkStart w:id="54" w:name="Xada8c6c776e637fe9cce3d4170260c732954712"/>
+    <w:p>
+      <w:pPr>
+        <w:pStyle w:val="Heading2"/>
+      </w:pPr>
+      <w:r>
+        <w:t xml:space="preserve">4.5 Guidance for metric choice based on ecological question</w:t>
+      </w:r>
+    </w:p>
+    <w:p>
+      <w:pPr>
+        <w:pStyle w:val="FirstParagraph"/>
+      </w:pPr>
+      <w:r>
+        <w:t xml:space="preserve">If the question concerns extinction cascades or tolerance to species loss (persistence): prioritise node-level balance and redundancy metrics (e.g. predator–prey ratio, herbivory, similarity). If the question concerns perturbation propagation or damping (resistance): focus on path-level and basal-channel metrics (e.g. pathway multiplicity, omnivory, mean distance). If the question concerns recovery dynamics or organisational reassembly (return): emphasise global heterogeneity and spectral measures (e.g. SVD complexity, spectral radius). If the question concerns comparative architecture across systems: use geometric anchors (e.g. richness) but interpret them as scale descriptors rather than stability predictors. This scale-explicit approach shifts the emphasis from asking</w:t>
+      </w:r>
+      <w:r>
+        <w:t xml:space="preserve"> </w:t>
+      </w:r>
+      <w:r>
+        <w:t xml:space="preserve">“Which metric best predicts stability?”</w:t>
+      </w:r>
+      <w:r>
+        <w:t xml:space="preserve"> </w:t>
+      </w:r>
+      <w:r>
+        <w:t xml:space="preserve">to</w:t>
+      </w:r>
+      <w:r>
+        <w:t xml:space="preserve"> </w:t>
+      </w:r>
+      <w:r>
+        <w:t xml:space="preserve">“Which structural dimension corresponds to the stability mechanism of interest?”</w:t>
+      </w:r>
+    </w:p>
+    <w:bookmarkEnd w:id="54"/>
+    <w:bookmarkStart w:id="55" w:name="limitations-and-future-directions"/>
+    <w:p>
+      <w:pPr>
+        <w:pStyle w:val="Heading2"/>
+      </w:pPr>
+      <w:r>
+        <w:t xml:space="preserve">4.6 Limitations and future directions</w:t>
+      </w:r>
+    </w:p>
+    <w:p>
+      <w:pPr>
+        <w:pStyle w:val="FirstParagraph"/>
+      </w:pPr>
+      <w:r>
+        <w:t xml:space="preserve">While our framework clarifies structural dimensionality, it remains grounded in static network topology. Real ecosystems exhibit interaction strengths, temporal variability, adaptive rewiring, and environmental forcing. Incorporating weighted networks and dynamic simulations would strengthen the mechanistic link between structural axes and realised dynamics. Additionally, the separation of persistence, resistance, and return is analytically useful but biologically intertwined. For example, structures that enhance resistance may indirectly support persistence by preventing large cascades. Future work could explore how these components interact across environmental gradients and disturbance regimes. Finally, extending this framework beyond trophic networks to mutualistic, host–parasite, or multilayer networks would test its generality. The energy-flow hierarchy proposed here may represent a broader organising principle of ecological interaction systems.</w:t>
+      </w:r>
+    </w:p>
+    <w:bookmarkEnd w:id="55"/>
+    <w:bookmarkEnd w:id="56"/>
+    <w:bookmarkStart w:id="59" w:name="conclusion"/>
+    <w:p>
+      <w:pPr>
+        <w:pStyle w:val="Heading1"/>
+      </w:pPr>
+      <w:r>
+        <w:t xml:space="preserve">5. Conclusion</w:t>
+      </w:r>
+    </w:p>
+    <w:p>
+      <w:pPr>
+        <w:pStyle w:val="FirstParagraph"/>
+      </w:pPr>
+      <w:r>
+        <w:t xml:space="preserve">Food-web stability is not governed by a single structural property, but by multiple, hierarchically organised dimensions of network architecture. Node composition, pathway routing, geometric constraint, and emergent organisation each represent distinct levers through which ecosystems maintain persistence, resist perturbation, and reorganise following disturbance.</w:t>
+      </w:r>
+    </w:p>
+    <w:p>
+      <w:pPr>
+        <w:pStyle w:val="BodyText"/>
+      </w:pPr>
+      <w:r>
+        <w:t xml:space="preserve">By explicitly mapping structural scale to stability mechanism, we reconcile decades of seemingly conflicting findings in the structure–stability literature. The key insight is not that one metric is superior, but that different metrics answer different ecological questions. Recognising and embracing this multidimensionality provides a coherent foundation for future biodiversity–stability research and a practical framework for selecting network descriptors based on mechanism rather than tradition.</w:t>
+      </w:r>
+    </w:p>
+    <w:tbl>
+      <w:tblPr>
+        <w:tblStyle w:val="Table"/>
+        <w:tblW w:type="pct" w:w="5000"/>
+        <w:tblLayout w:type="fixed"/>
+        <w:tblLook w:firstRow="0" w:lastRow="0" w:firstColumn="0" w:lastColumn="0" w:noHBand="0" w:noVBand="0" w:val="0000"/>
+      </w:tblPr>
+      <w:tblGrid>
+        <w:gridCol w:w="7920"/>
+      </w:tblGrid>
+      <w:tr>
+        <w:tc>
+          <w:tcPr/>
+          <w:bookmarkStart w:id="57" w:name="tbl-metrics"/>
           <w:p>
             <w:pPr>
               <w:jc w:val="center"/>
@@ -4954,7 +5113,7 @@
               </w:tc>
             </w:tr>
           </w:tbl>
-          <w:bookmarkEnd w:id="42"/>
+          <w:bookmarkEnd w:id="57"/>
           <w:p/>
         </w:tc>
       </w:tr>
@@ -4993,7 +5152,7 @@
       <w:tr>
         <w:tc>
           <w:tcPr/>
-          <w:bookmarkStart w:id="43" w:name="tbl-classification"/>
+          <w:bookmarkStart w:id="58" w:name="tbl-classification"/>
           <w:p>
             <w:pPr>
               <w:jc w:val="center"/>
@@ -5179,7 +5338,19 @@
                     <w:t xml:space="preserve">overall network structure</w:t>
                   </w:r>
                   <w:r>
-                    <w:t xml:space="preserve">, including density (connectance, links, L/S), size (richness), local clustering, link asymmetry, network distances (diameter), and niche structure (intervals). Capture the ‘shape’ of the network.</w:t>
+                    <w:t xml:space="preserve">, including density (connectance, links, L/S), size (richness), local clustering, link asymmetry, network distances (diameter), and niche structure (intervals). Capture the</w:t>
+                  </w:r>
+                  <w:r>
+                    <w:t xml:space="preserve"> </w:t>
+                  </w:r>
+                  <w:r>
+                    <w:t xml:space="preserve">‘shape’</w:t>
+                  </w:r>
+                  <w:r>
+                    <w:t xml:space="preserve"> </w:t>
+                  </w:r>
+                  <w:r>
+                    <w:t xml:space="preserve">of the network.</w:t>
                   </w:r>
                 </w:p>
               </w:tc>
@@ -5223,13 +5394,13 @@
               </w:tc>
             </w:tr>
           </w:tbl>
-          <w:bookmarkEnd w:id="43"/>
+          <w:bookmarkEnd w:id="58"/>
           <w:p/>
         </w:tc>
       </w:tr>
     </w:tbl>
-    <w:bookmarkEnd w:id="44"/>
-    <w:bookmarkStart w:id="80" w:name="references"/>
+    <w:bookmarkEnd w:id="59"/>
+    <w:bookmarkStart w:id="95" w:name="references"/>
     <w:p>
       <w:pPr>
         <w:pStyle w:val="Heading1"/>
@@ -5238,8 +5409,8 @@
         <w:t xml:space="preserve">References</w:t>
       </w:r>
     </w:p>
-    <w:bookmarkStart w:id="79" w:name="refs"/>
-    <w:bookmarkStart w:id="46" w:name="X364e9e1ae4fcdffd15c6495ab47a85eeafc0b8c"/>
+    <w:bookmarkStart w:id="94" w:name="refs"/>
+    <w:bookmarkStart w:id="61" w:name="X364e9e1ae4fcdffd15c6495ab47a85eeafc0b8c"/>
     <w:p>
       <w:pPr>
         <w:pStyle w:val="Bibliography"/>
@@ -5259,7 +5430,7 @@
       <w:r>
         <w:t xml:space="preserve"> </w:t>
       </w:r>
-      <w:hyperlink r:id="rId45">
+      <w:hyperlink r:id="rId60">
         <w:r>
           <w:rPr>
             <w:rStyle w:val="Hyperlink"/>
@@ -5287,8 +5458,8 @@
         <w:t xml:space="preserve">108, 3648–3652</w:t>
       </w:r>
     </w:p>
-    <w:bookmarkEnd w:id="46"/>
-    <w:bookmarkStart w:id="48" w:name="ref-thompsonFoodWebsReconciling2012"/>
+    <w:bookmarkEnd w:id="61"/>
+    <w:bookmarkStart w:id="63" w:name="ref-thompsonFoodWebsReconciling2012"/>
     <w:p>
       <w:pPr>
         <w:pStyle w:val="Bibliography"/>
@@ -5324,7 +5495,7 @@
       <w:r>
         <w:t xml:space="preserve"> </w:t>
       </w:r>
-      <w:hyperlink r:id="rId47">
+      <w:hyperlink r:id="rId62">
         <w:r>
           <w:rPr>
             <w:rStyle w:val="Hyperlink"/>
@@ -5352,8 +5523,8 @@
         <w:t xml:space="preserve">27, 689–697</w:t>
       </w:r>
     </w:p>
-    <w:bookmarkEnd w:id="48"/>
-    <w:bookmarkStart w:id="50" w:name="ref-lauEcologicalNetworkMetrics2017"/>
+    <w:bookmarkEnd w:id="63"/>
+    <w:bookmarkStart w:id="65" w:name="ref-lauEcologicalNetworkMetrics2017"/>
     <w:p>
       <w:pPr>
         <w:pStyle w:val="Bibliography"/>
@@ -5389,7 +5560,7 @@
       <w:r>
         <w:t xml:space="preserve"> </w:t>
       </w:r>
-      <w:hyperlink r:id="rId49">
+      <w:hyperlink r:id="rId64">
         <w:r>
           <w:rPr>
             <w:rStyle w:val="Hyperlink"/>
@@ -5417,8 +5588,8 @@
         <w:t xml:space="preserve">8, e01900</w:t>
       </w:r>
     </w:p>
-    <w:bookmarkEnd w:id="50"/>
-    <w:bookmarkStart w:id="52" w:name="ref-vermaatMajorDimensionsFoodweb2009"/>
+    <w:bookmarkEnd w:id="65"/>
+    <w:bookmarkStart w:id="67" w:name="ref-vermaatMajorDimensionsFoodweb2009"/>
     <w:p>
       <w:pPr>
         <w:pStyle w:val="Bibliography"/>
@@ -5454,7 +5625,7 @@
       <w:r>
         <w:t xml:space="preserve"> </w:t>
       </w:r>
-      <w:hyperlink r:id="rId51">
+      <w:hyperlink r:id="rId66">
         <w:r>
           <w:rPr>
             <w:rStyle w:val="Hyperlink"/>
@@ -5482,8 +5653,8 @@
         <w:t xml:space="preserve">90, 278–282</w:t>
       </w:r>
     </w:p>
-    <w:bookmarkEnd w:id="52"/>
-    <w:bookmarkStart w:id="54" w:name="ref-williamsLimitsTrophicLevels2004"/>
+    <w:bookmarkEnd w:id="67"/>
+    <w:bookmarkStart w:id="69" w:name="ref-williamsLimitsTrophicLevels2004"/>
     <w:p>
       <w:pPr>
         <w:pStyle w:val="Bibliography"/>
@@ -5503,7 +5674,7 @@
       <w:r>
         <w:t xml:space="preserve"> </w:t>
       </w:r>
-      <w:hyperlink r:id="rId53">
+      <w:hyperlink r:id="rId68">
         <w:r>
           <w:rPr>
             <w:rStyle w:val="Hyperlink"/>
@@ -5633,8 +5804,8 @@
         <w:t xml:space="preserve">163, 458–468</w:t>
       </w:r>
     </w:p>
-    <w:bookmarkEnd w:id="54"/>
-    <w:bookmarkStart w:id="56" w:name="X781f7e482417d8f33d808967da8cf24a047c245"/>
+    <w:bookmarkEnd w:id="69"/>
+    <w:bookmarkStart w:id="71" w:name="X781f7e482417d8f33d808967da8cf24a047c245"/>
     <w:p>
       <w:pPr>
         <w:pStyle w:val="Bibliography"/>
@@ -5654,7 +5825,7 @@
       <w:r>
         <w:t xml:space="preserve"> </w:t>
       </w:r>
-      <w:hyperlink r:id="rId55">
+      <w:hyperlink r:id="rId70">
         <w:r>
           <w:rPr>
             <w:rStyle w:val="Hyperlink"/>
@@ -5742,8 +5913,8 @@
         <w:t xml:space="preserve">87, 327–340</w:t>
       </w:r>
     </w:p>
-    <w:bookmarkEnd w:id="56"/>
-    <w:bookmarkStart w:id="58" w:name="ref-estradaUsingNetworkCentrality2008"/>
+    <w:bookmarkEnd w:id="71"/>
+    <w:bookmarkStart w:id="73" w:name="ref-estradaUsingNetworkCentrality2008"/>
     <w:p>
       <w:pPr>
         <w:pStyle w:val="Bibliography"/>
@@ -5763,7 +5934,7 @@
       <w:r>
         <w:t xml:space="preserve"> </w:t>
       </w:r>
-      <w:hyperlink r:id="rId57">
+      <w:hyperlink r:id="rId72">
         <w:r>
           <w:rPr>
             <w:rStyle w:val="Hyperlink"/>
@@ -5827,8 +5998,8 @@
         <w:t xml:space="preserve">18, 1810–1825</w:t>
       </w:r>
     </w:p>
-    <w:bookmarkEnd w:id="58"/>
-    <w:bookmarkStart w:id="60" w:name="ref-mccannDiversityStabilityDebate2000"/>
+    <w:bookmarkEnd w:id="73"/>
+    <w:bookmarkStart w:id="75" w:name="ref-mccannDiversityStabilityDebate2000"/>
     <w:p>
       <w:pPr>
         <w:pStyle w:val="Bibliography"/>
@@ -5848,7 +6019,7 @@
       <w:r>
         <w:t xml:space="preserve"> </w:t>
       </w:r>
-      <w:hyperlink r:id="rId59">
+      <w:hyperlink r:id="rId74">
         <w:r>
           <w:rPr>
             <w:rStyle w:val="Hyperlink"/>
@@ -5876,8 +6047,8 @@
         <w:t xml:space="preserve">405, 228–233</w:t>
       </w:r>
     </w:p>
-    <w:bookmarkEnd w:id="60"/>
-    <w:bookmarkStart w:id="62" w:name="X5f45a7a099d08070703fc184810d23dd2e88abd"/>
+    <w:bookmarkEnd w:id="75"/>
+    <w:bookmarkStart w:id="77" w:name="X5f45a7a099d08070703fc184810d23dd2e88abd"/>
     <w:p>
       <w:pPr>
         <w:pStyle w:val="Bibliography"/>
@@ -5897,7 +6068,7 @@
       <w:r>
         <w:t xml:space="preserve"> </w:t>
       </w:r>
-      <w:hyperlink r:id="rId61">
+      <w:hyperlink r:id="rId76">
         <w:r>
           <w:rPr>
             <w:rStyle w:val="Hyperlink"/>
@@ -5949,8 +6120,8 @@
         <w:t xml:space="preserve">393, 440–442</w:t>
       </w:r>
     </w:p>
-    <w:bookmarkEnd w:id="62"/>
-    <w:bookmarkStart w:id="64" w:name="ref-stoufferRobustMeasureFood2006a"/>
+    <w:bookmarkEnd w:id="77"/>
+    <w:bookmarkStart w:id="79" w:name="ref-stoufferRobustMeasureFood2006a"/>
     <w:p>
       <w:pPr>
         <w:pStyle w:val="Bibliography"/>
@@ -5986,7 +6157,7 @@
       <w:r>
         <w:t xml:space="preserve"> </w:t>
       </w:r>
-      <w:hyperlink r:id="rId63">
+      <w:hyperlink r:id="rId78">
         <w:r>
           <w:rPr>
             <w:rStyle w:val="Hyperlink"/>
@@ -6014,8 +6185,8 @@
         <w:t xml:space="preserve">103, 19015–19020</w:t>
       </w:r>
     </w:p>
-    <w:bookmarkEnd w:id="64"/>
-    <w:bookmarkStart w:id="66" w:name="ref-strydomSVDEntropyReveals2021"/>
+    <w:bookmarkEnd w:id="79"/>
+    <w:bookmarkStart w:id="81" w:name="ref-strydomSVDEntropyReveals2021"/>
     <w:p>
       <w:pPr>
         <w:pStyle w:val="Bibliography"/>
@@ -6051,7 +6222,7 @@
       <w:r>
         <w:t xml:space="preserve"> </w:t>
       </w:r>
-      <w:hyperlink r:id="rId65">
+      <w:hyperlink r:id="rId80">
         <w:r>
           <w:rPr>
             <w:rStyle w:val="Hyperlink"/>
@@ -6127,8 +6298,8 @@
         <w:t xml:space="preserve">9</w:t>
       </w:r>
     </w:p>
-    <w:bookmarkEnd w:id="66"/>
-    <w:bookmarkStart w:id="68" w:name="ref-jonssonReliabilityR50Measure2015"/>
+    <w:bookmarkEnd w:id="81"/>
+    <w:bookmarkStart w:id="83" w:name="ref-jonssonReliabilityR50Measure2015"/>
     <w:p>
       <w:pPr>
         <w:pStyle w:val="Bibliography"/>
@@ -6164,7 +6335,7 @@
       <w:r>
         <w:t xml:space="preserve"> </w:t>
       </w:r>
-      <w:hyperlink r:id="rId67">
+      <w:hyperlink r:id="rId82">
         <w:r>
           <w:rPr>
             <w:rStyle w:val="Hyperlink"/>
@@ -6216,8 +6387,8 @@
         <w:t xml:space="preserve">124, 446–457</w:t>
       </w:r>
     </w:p>
-    <w:bookmarkEnd w:id="68"/>
-    <w:bookmarkStart w:id="70" w:name="ref-stoufferEvidenceExistenceRobust2007"/>
+    <w:bookmarkEnd w:id="83"/>
+    <w:bookmarkStart w:id="85" w:name="ref-stoufferEvidenceExistenceRobust2007"/>
     <w:p>
       <w:pPr>
         <w:pStyle w:val="Bibliography"/>
@@ -6253,7 +6424,7 @@
       <w:r>
         <w:t xml:space="preserve"> </w:t>
       </w:r>
-      <w:hyperlink r:id="rId69">
+      <w:hyperlink r:id="rId84">
         <w:r>
           <w:rPr>
             <w:rStyle w:val="Hyperlink"/>
@@ -6281,8 +6452,8 @@
         <w:t xml:space="preserve">274, 1931–1940</w:t>
       </w:r>
     </w:p>
-    <w:bookmarkEnd w:id="70"/>
-    <w:bookmarkStart w:id="72" w:name="ref-miloNetworkMotifsSimple2002"/>
+    <w:bookmarkEnd w:id="85"/>
+    <w:bookmarkStart w:id="87" w:name="ref-miloNetworkMotifsSimple2002"/>
     <w:p>
       <w:pPr>
         <w:pStyle w:val="Bibliography"/>
@@ -6318,7 +6489,7 @@
       <w:r>
         <w:t xml:space="preserve"> </w:t>
       </w:r>
-      <w:hyperlink r:id="rId71">
+      <w:hyperlink r:id="rId86">
         <w:r>
           <w:rPr>
             <w:rStyle w:val="Hyperlink"/>
@@ -6400,8 +6571,8 @@
         <w:t xml:space="preserve">298, 824–827</w:t>
       </w:r>
     </w:p>
-    <w:bookmarkEnd w:id="72"/>
-    <w:bookmarkStart w:id="74" w:name="ref-dunneFoodwebStructureNetwork2002"/>
+    <w:bookmarkEnd w:id="87"/>
+    <w:bookmarkStart w:id="89" w:name="ref-dunneFoodwebStructureNetwork2002"/>
     <w:p>
       <w:pPr>
         <w:pStyle w:val="Bibliography"/>
@@ -6437,7 +6608,7 @@
       <w:r>
         <w:t xml:space="preserve"> </w:t>
       </w:r>
-      <w:hyperlink r:id="rId73">
+      <w:hyperlink r:id="rId88">
         <w:r>
           <w:rPr>
             <w:rStyle w:val="Hyperlink"/>
@@ -6489,8 +6660,8 @@
         <w:t xml:space="preserve">99, 12917–12922</w:t>
       </w:r>
     </w:p>
-    <w:bookmarkEnd w:id="74"/>
-    <w:bookmarkStart w:id="76" w:name="ref-neutelStabilityRealFood2002"/>
+    <w:bookmarkEnd w:id="89"/>
+    <w:bookmarkStart w:id="91" w:name="ref-neutelStabilityRealFood2002"/>
     <w:p>
       <w:pPr>
         <w:pStyle w:val="Bibliography"/>
@@ -6526,7 +6697,7 @@
       <w:r>
         <w:t xml:space="preserve"> </w:t>
       </w:r>
-      <w:hyperlink r:id="rId75">
+      <w:hyperlink r:id="rId90">
         <w:r>
           <w:rPr>
             <w:rStyle w:val="Hyperlink"/>
@@ -6608,8 +6779,8 @@
         <w:t xml:space="preserve">296, 1120–1123</w:t>
       </w:r>
     </w:p>
-    <w:bookmarkEnd w:id="76"/>
-    <w:bookmarkStart w:id="78" w:name="Xd412d50b01317b0aa54d10c40af293c2515ab19"/>
+    <w:bookmarkEnd w:id="91"/>
+    <w:bookmarkStart w:id="93" w:name="Xd412d50b01317b0aa54d10c40af293c2515ab19"/>
     <w:p>
       <w:pPr>
         <w:pStyle w:val="Bibliography"/>
@@ -6629,7 +6800,7 @@
       <w:r>
         <w:t xml:space="preserve"> </w:t>
       </w:r>
-      <w:hyperlink r:id="rId77">
+      <w:hyperlink r:id="rId92">
         <w:r>
           <w:rPr>
             <w:rStyle w:val="Hyperlink"/>
@@ -6657,9 +6828,9 @@
         <w:t xml:space="preserve">25, 393–399</w:t>
       </w:r>
     </w:p>
-    <w:bookmarkEnd w:id="78"/>
-    <w:bookmarkEnd w:id="79"/>
-    <w:bookmarkEnd w:id="80"/>
+    <w:bookmarkEnd w:id="93"/>
+    <w:bookmarkEnd w:id="94"/>
+    <w:bookmarkEnd w:id="95"/>
     <w:sectPr>
       <w:footnotePr>
         <w:numRestart w:val="eachSect"/>
@@ -6781,10 +6952,10 @@
   <w:docDefaults>
     <w:rPrDefault>
       <w:rPr>
-        <w:rFonts w:asciiTheme="minorHAnsi" w:cstheme="minorBidi" w:eastAsiaTheme="minorEastAsia" w:hAnsiTheme="minorHAnsi"/>
+        <w:rFonts w:asciiTheme="minorHAnsi" w:cstheme="minorBidi" w:eastAsiaTheme="minorHAnsi" w:hAnsiTheme="minorHAnsi"/>
         <w:sz w:val="24"/>
         <w:szCs w:val="24"/>
-        <w:lang w:bidi="ar-SA" w:eastAsia="zh-CN" w:val="en-US"/>
+        <w:lang w:bidi="ar-SA" w:eastAsia="en-US" w:val="en-US"/>
       </w:rPr>
     </w:rPrDefault>
     <w:pPrDefault>
@@ -7325,6 +7496,13 @@
       </w:tblCellMar>
     </w:tblPr>
     <w:tblStylePr w:type="firstRow">
+      <w:tblPr>
+        <w:jc w:val="left"/>
+        <w:tblInd w:type="dxa" w:w="0"/>
+      </w:tblPr>
+      <w:trPr>
+        <w:jc w:val="left"/>
+      </w:trPr>
       <w:tcPr>
         <w:tcBorders>
           <w:bottom w:val="single"/>

--- a/index.docx
+++ b/index.docx
@@ -31,7 +31,7 @@
         <w:pStyle w:val="Date"/>
       </w:pPr>
       <w:r>
-        <w:t xml:space="preserve">2026-03-03</w:t>
+        <w:t xml:space="preserve">2026-03-04</w:t>
       </w:r>
     </w:p>
     <w:p>
@@ -62,7 +62,7 @@
         <w:t xml:space="preserve">instead load onto different structural dimensions and relate to different stability components. Redundancy and species-role metrics primarily align with persistence, pathway and motif-based metrics with resistance, and global organisational measures with return dynamics. By explicitly mapping network structure to stability mechanisms, our results reconcile conflicting findings in the structure–stability literature and provide a principled framework for selecting network metrics based on ecological question and scale, rather than convention.</w:t>
       </w:r>
     </w:p>
-    <w:bookmarkStart w:id="23" w:name="introduction"/>
+    <w:bookmarkStart w:id="12" w:name="introduction"/>
     <w:p>
       <w:pPr>
         <w:pStyle w:val="Heading1"/>
@@ -119,7 +119,7 @@
         <w:t xml:space="preserve">Ecological networks are commonly characterised using a large and diverse set of structural metrics, yet there remains little consensus on how these metrics should be interpreted or compared across studies (Vermaat et al. 2009; Lau et al. 2017). We argue that this difficulty arises because network structure is not a single property, but a hierarchy of interrelated components that encode different aspects of how energy moves through an ecosystem (Ulanowicz 1986; Thompson et al. 2012). Metrics derived at different structural scales therefore capture different ecological processes and, consequently, relate to different components of stability. Making these distinctions explicit is essential for interpreting patterns of structure–stability relationships.</w:t>
       </w:r>
     </w:p>
-    <w:bookmarkStart w:id="20" w:name="X813d914a5c3766fc1e814344b1cb0e61a2b7b95"/>
+    <w:bookmarkStart w:id="9" w:name="X813d914a5c3766fc1e814344b1cb0e61a2b7b95"/>
     <w:p>
       <w:pPr>
         <w:pStyle w:val="Heading3"/>
@@ -181,19 +181,7 @@
         <w:t xml:space="preserve">Network geometry</w:t>
       </w:r>
       <w:r>
-        <w:t xml:space="preserve">: captures the global arrangement and constraints of interactions, including link density, connectance, clustering, modularity, intervality, and network distances (Dunne et al. 2002; Stouffer et al. 2006; Delmas et al. 2019). These properties define the overall</w:t>
-      </w:r>
-      <w:r>
-        <w:t xml:space="preserve"> </w:t>
-      </w:r>
-      <w:r>
-        <w:t xml:space="preserve">“shape”</w:t>
-      </w:r>
-      <w:r>
-        <w:t xml:space="preserve"> </w:t>
-      </w:r>
-      <w:r>
-        <w:t xml:space="preserve">of the food web and constrain which pathways are available for energy flow. Geometric organisation has been shown to influence the containment of perturbations, for example through compartmentalisation that limits the spread of local disturbances</w:t>
+        <w:t xml:space="preserve">: captures the global arrangement and constraints of interactions, including link density, connectance, clustering, modularity, intervality, and network distances (Dunne et al. 2002; Stouffer et al. 2006; Delmas et al. 2019). These properties define the overall “shape” of the food web and constrain which pathways are available for energy flow. Geometric organisation has been shown to influence the containment of perturbations, for example through compartmentalisation that limits the spread of local disturbances</w:t>
       </w:r>
       <w:r>
         <w:t xml:space="preserve"> </w:t>
@@ -228,8 +216,8 @@
         <w:t xml:space="preserve">Together, these structural scales form a causal hierarchy: species roles give rise to interaction pathways, which are embedded within a global network geometry, from which emergent dynamical behaviour arises.</w:t>
       </w:r>
     </w:p>
-    <w:bookmarkEnd w:id="20"/>
-    <w:bookmarkStart w:id="21" w:name="stability-as-a-multi-component-property"/>
+    <w:bookmarkEnd w:id="9"/>
+    <w:bookmarkStart w:id="10" w:name="stability-as-a-multi-component-property"/>
     <w:p>
       <w:pPr>
         <w:pStyle w:val="Heading3"/>
@@ -299,8 +287,8 @@
         <w:t xml:space="preserve">Crucially, these stability components operate at different structural scales and are not expected to respond uniformly to the same network properties.</w:t>
       </w:r>
     </w:p>
-    <w:bookmarkEnd w:id="21"/>
-    <w:bookmarkStart w:id="22" w:name="Xc5292aded3c9c49e9dc492f6d067058745f1a25"/>
+    <w:bookmarkEnd w:id="10"/>
+    <w:bookmarkStart w:id="11" w:name="Xc5292aded3c9c49e9dc492f6d067058745f1a25"/>
     <w:p>
       <w:pPr>
         <w:pStyle w:val="Heading3"/>
@@ -611,9 +599,9 @@
         </w:tc>
       </w:tr>
     </w:tbl>
-    <w:bookmarkEnd w:id="22"/>
-    <w:bookmarkEnd w:id="23"/>
-    <w:bookmarkStart w:id="28" w:name="materials-methods"/>
+    <w:bookmarkEnd w:id="11"/>
+    <w:bookmarkEnd w:id="12"/>
+    <w:bookmarkStart w:id="17" w:name="materials-methods"/>
     <w:p>
       <w:pPr>
         <w:pStyle w:val="Heading1"/>
@@ -622,7 +610,7 @@
         <w:t xml:space="preserve">2. Materials &amp; Methods</w:t>
       </w:r>
     </w:p>
-    <w:bookmarkStart w:id="25" w:name="data-compilation"/>
+    <w:bookmarkStart w:id="14" w:name="data-compilation"/>
     <w:p>
       <w:pPr>
         <w:pStyle w:val="Heading2"/>
@@ -666,7 +654,7 @@
       <w:tr>
         <w:tc>
           <w:tcPr/>
-          <w:bookmarkStart w:id="24" w:name="tbl-properties"/>
+          <w:bookmarkStart w:id="13" w:name="tbl-properties"/>
           <w:p>
             <w:pPr>
               <w:jc w:val="center"/>
@@ -2462,13 +2450,13 @@
               </w:tc>
             </w:tr>
           </w:tbl>
-          <w:bookmarkEnd w:id="24"/>
+          <w:bookmarkEnd w:id="13"/>
           <w:p/>
         </w:tc>
       </w:tr>
     </w:tbl>
-    <w:bookmarkEnd w:id="25"/>
-    <w:bookmarkStart w:id="26" w:name="identification-of-structural-modules"/>
+    <w:bookmarkEnd w:id="14"/>
+    <w:bookmarkStart w:id="15" w:name="identification-of-structural-modules"/>
     <w:p>
       <w:pPr>
         <w:pStyle w:val="Heading2"/>
@@ -2559,8 +2547,8 @@
         <w:t xml:space="preserve">The optimal number of clusters was evaluated across a range of partition sizes (k = 2–10) using average silhouette width to assess within-cluster cohesion and between-cluster separation. To further evaluate cluster robustness, we implemented bootstrap resampling with 1,000 bootstrap replicates. This procedure estimates approximately unbiased (AU) p-values for each cluster, quantifying the probability that a cluster is supported under repeated resampling of the data. Clusters were considered statistically robust when they exhibited high silhouette support, and approximately unbiased bootstrap support ≥ 0.95. This dual criterion ensures that identified modules are both structurally coherent and stable to sampling variation.</w:t>
       </w:r>
     </w:p>
-    <w:bookmarkEnd w:id="26"/>
-    <w:bookmarkStart w:id="27" w:name="X1e14818d12dc9e8a34b8a25bafc79ee7a6e2cb8"/>
+    <w:bookmarkEnd w:id="15"/>
+    <w:bookmarkStart w:id="16" w:name="X1e14818d12dc9e8a34b8a25bafc79ee7a6e2cb8"/>
     <w:p>
       <w:pPr>
         <w:pStyle w:val="Heading2"/>
@@ -2610,28 +2598,30 @@
         <m:r>
           <m:t>g</m:t>
         </m:r>
-        <m:d>
-          <m:dPr>
-            <m:begChr m:val="("/>
-            <m:sepChr m:val=""/>
-            <m:endChr m:val=")"/>
-            <m:grow/>
-          </m:dPr>
-          <m:e>
-            <m:r>
-              <m:t>x</m:t>
-            </m:r>
-            <m:r>
-              <m:rPr>
-                <m:sty m:val="p"/>
-              </m:rPr>
-              <m:t>+</m:t>
-            </m:r>
-            <m:r>
-              <m:t>1</m:t>
-            </m:r>
-          </m:e>
-        </m:d>
+        <m:r>
+          <m:rPr>
+            <m:sty m:val="p"/>
+          </m:rPr>
+          <m:t>(</m:t>
+        </m:r>
+        <m:r>
+          <m:t>x</m:t>
+        </m:r>
+        <m:r>
+          <m:rPr>
+            <m:sty m:val="p"/>
+          </m:rPr>
+          <m:t>+</m:t>
+        </m:r>
+        <m:r>
+          <m:t>1</m:t>
+        </m:r>
+        <m:r>
+          <m:rPr>
+            <m:sty m:val="p"/>
+          </m:rPr>
+          <m:t>)</m:t>
+        </m:r>
       </m:oMath>
       <w:r>
         <w:t xml:space="preserve"> </w:t>
@@ -2905,19 +2895,21 @@
             </m:r>
           </m:sub>
           <m:sup>
-            <m:d>
-              <m:dPr>
-                <m:begChr m:val="("/>
-                <m:sepChr m:val=""/>
-                <m:endChr m:val=")"/>
-                <m:grow/>
-              </m:dPr>
-              <m:e>
-                <m:r>
-                  <m:t>r</m:t>
-                </m:r>
-              </m:e>
-            </m:d>
+            <m:r>
+              <m:rPr>
+                <m:sty m:val="p"/>
+              </m:rPr>
+              <m:t>(</m:t>
+            </m:r>
+            <m:r>
+              <m:t>r</m:t>
+            </m:r>
+            <m:r>
+              <m:rPr>
+                <m:sty m:val="p"/>
+              </m:rPr>
+              <m:t>)</m:t>
+            </m:r>
           </m:sup>
         </m:sSubSup>
       </m:oMath>
@@ -2961,31 +2953,33 @@
           </m:rPr>
           <m:t>∧</m:t>
         </m:r>
-        <m:d>
-          <m:dPr>
-            <m:begChr m:val="|"/>
-            <m:sepChr m:val=""/>
-            <m:endChr m:val="|"/>
-            <m:grow/>
-          </m:dPr>
+        <m:r>
+          <m:rPr>
+            <m:sty m:val="p"/>
+          </m:rPr>
+          <m:t>|</m:t>
+        </m:r>
+        <m:sSub>
           <m:e>
-            <m:sSub>
-              <m:e>
-                <m:r>
-                  <m:t>Z</m:t>
-                </m:r>
-              </m:e>
-              <m:sub>
-                <m:r>
-                  <m:t>m</m:t>
-                </m:r>
-                <m:r>
-                  <m:t>k</m:t>
-                </m:r>
-              </m:sub>
-            </m:sSub>
+            <m:r>
+              <m:t>Z</m:t>
+            </m:r>
           </m:e>
-        </m:d>
+          <m:sub>
+            <m:r>
+              <m:t>m</m:t>
+            </m:r>
+            <m:r>
+              <m:t>k</m:t>
+            </m:r>
+          </m:sub>
+        </m:sSub>
+        <m:r>
+          <m:rPr>
+            <m:sty m:val="p"/>
+          </m:rPr>
+          <m:t>|</m:t>
+        </m:r>
         <m:r>
           <m:rPr>
             <m:sty m:val="p"/>
@@ -3030,67 +3024,71 @@
           <m:r>
             <m:t>P</m:t>
           </m:r>
-          <m:d>
-            <m:dPr>
-              <m:begChr m:val="("/>
-              <m:sepChr m:val=""/>
-              <m:endChr m:val=")"/>
-              <m:grow/>
-            </m:dPr>
+          <m:r>
+            <m:rPr>
+              <m:sty m:val="p"/>
+            </m:rPr>
+            <m:t>(</m:t>
+          </m:r>
+          <m:sSubSup>
             <m:e>
-              <m:sSubSup>
-                <m:e>
-                  <m:r>
-                    <m:t>A</m:t>
-                  </m:r>
-                </m:e>
-                <m:sub>
-                  <m:r>
-                    <m:t>m</m:t>
-                  </m:r>
-                  <m:r>
-                    <m:t>k</m:t>
-                  </m:r>
-                </m:sub>
-                <m:sup>
-                  <m:d>
-                    <m:dPr>
-                      <m:begChr m:val="("/>
-                      <m:sepChr m:val=""/>
-                      <m:endChr m:val=")"/>
-                      <m:grow/>
-                    </m:dPr>
-                    <m:e>
-                      <m:r>
-                        <m:t>r</m:t>
-                      </m:r>
-                    </m:e>
-                  </m:d>
-                </m:sup>
-              </m:sSubSup>
+              <m:r>
+                <m:t>A</m:t>
+              </m:r>
+            </m:e>
+            <m:sub>
+              <m:r>
+                <m:t>m</m:t>
+              </m:r>
+              <m:r>
+                <m:t>k</m:t>
+              </m:r>
+            </m:sub>
+            <m:sup>
               <m:r>
                 <m:rPr>
                   <m:sty m:val="p"/>
                 </m:rPr>
-                <m:t>&gt;</m:t>
+                <m:t>(</m:t>
               </m:r>
-              <m:sSub>
-                <m:e>
-                  <m:r>
-                    <m:t>A</m:t>
-                  </m:r>
-                </m:e>
-                <m:sub>
-                  <m:r>
-                    <m:t>m</m:t>
-                  </m:r>
-                  <m:r>
-                    <m:t>k</m:t>
-                  </m:r>
-                </m:sub>
-              </m:sSub>
+              <m:r>
+                <m:t>r</m:t>
+              </m:r>
+              <m:r>
+                <m:rPr>
+                  <m:sty m:val="p"/>
+                </m:rPr>
+                <m:t>)</m:t>
+              </m:r>
+            </m:sup>
+          </m:sSubSup>
+          <m:r>
+            <m:rPr>
+              <m:sty m:val="p"/>
+            </m:rPr>
+            <m:t>&gt;</m:t>
+          </m:r>
+          <m:sSub>
+            <m:e>
+              <m:r>
+                <m:t>A</m:t>
+              </m:r>
             </m:e>
-          </m:d>
+            <m:sub>
+              <m:r>
+                <m:t>m</m:t>
+              </m:r>
+              <m:r>
+                <m:t>k</m:t>
+              </m:r>
+            </m:sub>
+          </m:sSub>
+          <m:r>
+            <m:rPr>
+              <m:sty m:val="p"/>
+            </m:rPr>
+            <m:t>)</m:t>
+          </m:r>
         </m:oMath>
       </m:oMathPara>
     </w:p>
@@ -3279,19 +3277,21 @@
             </m:r>
           </m:e>
           <m:sup>
-            <m:d>
-              <m:dPr>
-                <m:begChr m:val="("/>
-                <m:sepChr m:val=""/>
-                <m:endChr m:val=")"/>
-                <m:grow/>
-              </m:dPr>
-              <m:e>
-                <m:r>
-                  <m:t>r</m:t>
-                </m:r>
-              </m:e>
-            </m:d>
+            <m:r>
+              <m:rPr>
+                <m:sty m:val="p"/>
+              </m:rPr>
+              <m:t>(</m:t>
+            </m:r>
+            <m:r>
+              <m:t>r</m:t>
+            </m:r>
+            <m:r>
+              <m:rPr>
+                <m:sty m:val="p"/>
+              </m:rPr>
+              <m:t>)</m:t>
+            </m:r>
           </m:sup>
         </m:sSup>
       </m:oMath>
@@ -3338,55 +3338,59 @@
         <m:r>
           <m:t>P</m:t>
         </m:r>
-        <m:d>
-          <m:dPr>
-            <m:begChr m:val="("/>
-            <m:sepChr m:val=""/>
-            <m:endChr m:val=")"/>
-            <m:grow/>
-          </m:dPr>
+        <m:r>
+          <m:rPr>
+            <m:sty m:val="p"/>
+          </m:rPr>
+          <m:t>(</m:t>
+        </m:r>
+        <m:sSup>
           <m:e>
-            <m:sSup>
-              <m:e>
-                <m:r>
-                  <m:t>T</m:t>
-                </m:r>
-              </m:e>
-              <m:sup>
-                <m:d>
-                  <m:dPr>
-                    <m:begChr m:val="("/>
-                    <m:sepChr m:val=""/>
-                    <m:endChr m:val=")"/>
-                    <m:grow/>
-                  </m:dPr>
-                  <m:e>
-                    <m:r>
-                      <m:t>r</m:t>
-                    </m:r>
-                  </m:e>
-                </m:d>
-              </m:sup>
-            </m:sSup>
+            <m:r>
+              <m:t>T</m:t>
+            </m:r>
+          </m:e>
+          <m:sup>
             <m:r>
               <m:rPr>
                 <m:sty m:val="p"/>
               </m:rPr>
-              <m:t>≥</m:t>
+              <m:t>(</m:t>
             </m:r>
             <m:r>
-              <m:t>T</m:t>
+              <m:t>r</m:t>
             </m:r>
-          </m:e>
-        </m:d>
+            <m:r>
+              <m:rPr>
+                <m:sty m:val="p"/>
+              </m:rPr>
+              <m:t>)</m:t>
+            </m:r>
+          </m:sup>
+        </m:sSup>
+        <m:r>
+          <m:rPr>
+            <m:sty m:val="p"/>
+          </m:rPr>
+          <m:t>≥</m:t>
+        </m:r>
+        <m:r>
+          <m:t>T</m:t>
+        </m:r>
+        <m:r>
+          <m:rPr>
+            <m:sty m:val="p"/>
+          </m:rPr>
+          <m:t>)</m:t>
+        </m:r>
       </m:oMath>
       <w:r>
         <w:t xml:space="preserve">. A significant result indicates that module structure explains multivariate variance better than random groupings.</w:t>
       </w:r>
     </w:p>
-    <w:bookmarkEnd w:id="27"/>
-    <w:bookmarkEnd w:id="28"/>
-    <w:bookmarkStart w:id="49" w:name="results"/>
+    <w:bookmarkEnd w:id="16"/>
+    <w:bookmarkEnd w:id="17"/>
+    <w:bookmarkStart w:id="38" w:name="results"/>
     <w:p>
       <w:pPr>
         <w:pStyle w:val="Heading1"/>
@@ -3395,7 +3399,7 @@
         <w:t xml:space="preserve">3. Results</w:t>
       </w:r>
     </w:p>
-    <w:bookmarkStart w:id="33" w:name="Xc5944a2bb768febcfdbdfed4843f03186583e6d"/>
+    <w:bookmarkStart w:id="22" w:name="Xc5944a2bb768febcfdbdfed4843f03186583e6d"/>
     <w:p>
       <w:pPr>
         <w:pStyle w:val="Heading2"/>
@@ -3439,7 +3443,845 @@
       <w:tr>
         <w:tc>
           <w:tcPr/>
-          <w:bookmarkStart w:id="32" w:name="fig-cluster"/>
+          <w:bookmarkStart w:id="21" w:name="fig-cluster"/>
+          <w:p>
+            <w:pPr>
+              <w:pStyle w:val="Compact"/>
+              <w:jc w:val="center"/>
+            </w:pPr>
+            <w:r>
+              <w:drawing>
+                <wp:inline>
+                  <wp:extent cx="5334000" cy="2667000"/>
+                  <wp:effectExtent b="0" l="0" r="0" t="0"/>
+                  <wp:docPr descr="" title="" id="19" name="Picture"/>
+                  <a:graphic>
+                    <a:graphicData uri="http://schemas.openxmlformats.org/drawingml/2006/picture">
+                      <pic:pic>
+                        <pic:nvPicPr>
+                          <pic:cNvPr descr="figures/cluster_dendrogram.png" id="20" name="Picture"/>
+                          <pic:cNvPicPr>
+                            <a:picLocks noChangeArrowheads="1" noChangeAspect="1"/>
+                          </pic:cNvPicPr>
+                        </pic:nvPicPr>
+                        <pic:blipFill>
+                          <a:blip r:embed="rId18"/>
+                          <a:stretch>
+                            <a:fillRect/>
+                          </a:stretch>
+                        </pic:blipFill>
+                        <pic:spPr bwMode="auto">
+                          <a:xfrm>
+                            <a:off x="0" y="0"/>
+                            <a:ext cx="5334000" cy="2667000"/>
+                          </a:xfrm>
+                          <a:prstGeom prst="rect">
+                            <a:avLst/>
+                          </a:prstGeom>
+                          <a:noFill/>
+                          <a:ln w="9525">
+                            <a:noFill/>
+                            <a:headEnd/>
+                            <a:tailEnd/>
+                          </a:ln>
+                        </pic:spPr>
+                      </pic:pic>
+                    </a:graphicData>
+                  </a:graphic>
+                </wp:inline>
+              </w:drawing>
+            </w:r>
+          </w:p>
+          <w:p>
+            <w:pPr>
+              <w:jc w:val="center"/>
+            </w:pPr>
+            <w:pPr>
+              <w:jc w:val="left"/>
+              <w:spacing w:before="200"/>
+              <w:pStyle w:val="ImageCaption"/>
+            </w:pPr>
+            <w:r>
+              <w:t xml:space="preserve">Figure 1: Blah blah blah clusters</w:t>
+            </w:r>
+          </w:p>
+          <w:bookmarkEnd w:id="21"/>
+        </w:tc>
+      </w:tr>
+    </w:tbl>
+    <w:p>
+      <w:pPr>
+        <w:pStyle w:val="BodyText"/>
+      </w:pPr>
+      <w:r>
+        <w:t xml:space="preserve">Bootstrap resampling further supported the stability of the major clusters. Most principal modules exhibited high approximately unbiased (AU) support values (AU ≥ [insert value]), indicating that the identified clusters are not artefacts of sampling variability but represent statistically robust groupings of structural descriptors.</w:t>
+      </w:r>
+    </w:p>
+    <w:p>
+      <w:pPr>
+        <w:pStyle w:val="BodyText"/>
+      </w:pPr>
+      <w:r>
+        <w:t xml:space="preserve">The resulting modular partition identified coherent groups of metrics describing distinct aspects of network architecture. These included a large-scale architectural module integrating size and motif-based descriptors, modules capturing trophic organisation and energy routing, and two modules consisting of isolated structural descriptors that function independently from broader metric groupings. Importantly, the modular structure persisted after accounting for species richness, demonstrating that clustering was not driven solely by network size effects.</w:t>
+      </w:r>
+    </w:p>
+    <w:bookmarkEnd w:id="22"/>
+    <w:bookmarkStart w:id="24" w:name="Xf87f5051eb915ff1151c6c5eeec0927d46b580d"/>
+    <w:p>
+      <w:pPr>
+        <w:pStyle w:val="Heading2"/>
+      </w:pPr>
+      <w:r>
+        <w:t xml:space="preserve">3.2 Modular Decomposition of Structural Space</w:t>
+      </w:r>
+    </w:p>
+    <w:p>
+      <w:pPr>
+        <w:pStyle w:val="FirstParagraph"/>
+      </w:pPr>
+      <w:r>
+        <w:t xml:space="preserve">The seven-module solution revealed a hierarchical decomposition of structural space into interpretable architectural dimensions. Collectively, the module decomposition reveals that food web structure can be interpreted as statistically supported and ecologically interpretable dimensions of network organisation that is strongly suggestive of a delineation by hierarchical architecture.</w:t>
+      </w:r>
+    </w:p>
+    <w:p>
+      <w:pPr>
+        <w:pStyle w:val="BodyText"/>
+      </w:pPr>
+      <w:r>
+        <w:rPr>
+          <w:b/>
+          <w:bCs/>
+        </w:rPr>
+        <w:t xml:space="preserve">Macro-Architectural Complexity:</w:t>
+      </w:r>
+      <w:r>
+        <w:t xml:space="preserve"> </w:t>
+      </w:r>
+      <w:r>
+        <w:t xml:space="preserve">The largest module encompassed species richness, number of interactions, diameter, motif frequencies, intervality, and related descriptors. These metrics jointly describe large-scale expansion of the interaction network and increased combinatorial complexity as species richness increases. This module reflects macro-architectural scaling: increasing network size simultaneously expands motif diversity, path structure, and global trophic ordering.</w:t>
+      </w:r>
+    </w:p>
+    <w:p>
+      <w:pPr>
+        <w:pStyle w:val="BodyText"/>
+      </w:pPr>
+      <w:r>
+        <w:rPr>
+          <w:b/>
+          <w:bCs/>
+        </w:rPr>
+        <w:t xml:space="preserve">Trophic Integration:</w:t>
+      </w:r>
+      <w:r>
+        <w:t xml:space="preserve"> </w:t>
+      </w:r>
+      <w:r>
+        <w:t xml:space="preserve">A second module grouped metrics describing vertical trophic organisation and connectivity, including connectance, trophic level, omnivory, chain length, and clustering. Together, these descriptors quantify how densely and hierarchically energy and interactions are embedded across trophic strata. This module captures the degree to which the network integrates trophic levels through cross-level interactions and structural embedding.</w:t>
+      </w:r>
+    </w:p>
+    <w:p>
+      <w:pPr>
+        <w:pStyle w:val="BodyText"/>
+      </w:pPr>
+      <w:r>
+        <w:rPr>
+          <w:b/>
+          <w:bCs/>
+        </w:rPr>
+        <w:t xml:space="preserve">Energy Transport:</w:t>
+      </w:r>
+      <w:r>
+        <w:t xml:space="preserve"> </w:t>
+      </w:r>
+      <w:r>
+        <w:t xml:space="preserve">A distinct module isolated geometric descriptors of interaction pathways, including mean distance, path number, and dispersion in chain length. These metrics characterize the structural geometry of energy routing independent of overall network size. The separation of this module suggests that routing structure constitutes an independent dimension of architectural variation rather than merely scaling with complexity.</w:t>
+      </w:r>
+    </w:p>
+    <w:p>
+      <w:pPr>
+        <w:pStyle w:val="BodyText"/>
+      </w:pPr>
+      <w:r>
+        <w:rPr>
+          <w:b/>
+          <w:bCs/>
+        </w:rPr>
+        <w:t xml:space="preserve">Trophic Asymmetry:</w:t>
+      </w:r>
+      <w:r>
+        <w:t xml:space="preserve"> </w:t>
+      </w:r>
+      <w:r>
+        <w:t xml:space="preserve">Another module captured metrics describing structural imbalance between basal and consumer components, including the proportion of basal species, predator–prey ratios, and generality measures. This module reflects bottom-heavy versus top-heavy structural skew and quantifies asymmetry in the distribution of trophic roles across the network.</w:t>
+      </w:r>
+    </w:p>
+    <w:p>
+      <w:pPr>
+        <w:pStyle w:val="BodyText"/>
+      </w:pPr>
+      <w:r>
+        <w:rPr>
+          <w:b/>
+          <w:bCs/>
+        </w:rPr>
+        <w:t xml:space="preserve">Control Heterogeneity:</w:t>
+      </w:r>
+      <w:r>
+        <w:t xml:space="preserve"> </w:t>
+      </w:r>
+      <w:r>
+        <w:t xml:space="preserve">A separate module grouped descriptors of heterogeneity in consumer pressure and top-down control, including the proportion of apex species, herbivory structure, and variance in vulnerability. This module captures variation in how evenly or unevenly control is distributed across trophic levels.</w:t>
+      </w:r>
+    </w:p>
+    <w:p>
+      <w:pPr>
+        <w:pStyle w:val="BodyText"/>
+      </w:pPr>
+      <w:r>
+        <w:rPr>
+          <w:b/>
+          <w:bCs/>
+        </w:rPr>
+        <w:t xml:space="preserve">Centralisation and Functional Redundancy:</w:t>
+      </w:r>
+      <w:r>
+        <w:t xml:space="preserve"> </w:t>
+      </w:r>
+      <w:r>
+        <w:t xml:space="preserve">Two metrics formed independent modules. Centrality emerged as a standalone module, representing concentration of structural dominance within a subset of species. Maximum trophic similarity likewise formed an isolated module, quantifying functional redundancy and niche overlap. The separation of these descriptors from broader structural groupings indicates that dominance concentration and trophic redundancy represent independent axes of food-web organisation.</w:t>
+      </w:r>
+    </w:p>
+    <w:p>
+      <w:pPr>
+        <w:pStyle w:val="BodyText"/>
+      </w:pPr>
+      <w:r>
+        <w:t xml:space="preserve">Collectively, these seven modules delineate a hierarchical decomposition of food-web structure spanning macro-scale complexity, vertical integration, routing geometry, trophic imbalance, control heterogeneity, dominance concentration, and functional overlap.</w:t>
+      </w:r>
+    </w:p>
+    <w:tbl>
+      <w:tblPr>
+        <w:tblStyle w:val="Table"/>
+        <w:tblW w:type="pct" w:w="5000"/>
+        <w:tblLayout w:type="fixed"/>
+        <w:tblLook w:firstRow="0" w:lastRow="0" w:firstColumn="0" w:lastColumn="0" w:noHBand="0" w:noVBand="0" w:val="0000"/>
+      </w:tblPr>
+      <w:tblGrid>
+        <w:gridCol w:w="7920"/>
+      </w:tblGrid>
+      <w:tr>
+        <w:tc>
+          <w:tcPr/>
+          <w:bookmarkStart w:id="23" w:name="tbl-modules"/>
+          <w:p>
+            <w:pPr>
+              <w:jc w:val="center"/>
+            </w:pPr>
+            <w:pPr>
+              <w:jc w:val="left"/>
+              <w:spacing w:before="200"/>
+              <w:pStyle w:val="ImageCaption"/>
+            </w:pPr>
+            <w:r>
+              <w:t xml:space="preserve">Table 2: Structural Modules Identified From Hierarchical Clustering.</w:t>
+            </w:r>
+          </w:p>
+          <w:tbl>
+            <w:tblPr>
+              <w:tblStyle w:val="Table"/>
+              <w:tblW w:type="pct" w:w="5000"/>
+              <w:tblLayout w:type="fixed"/>
+              <w:tblLook w:firstRow="1" w:lastRow="0" w:firstColumn="0" w:lastColumn="0" w:noHBand="0" w:noVBand="0" w:val="0020"/>
+            </w:tblPr>
+            <w:tblGrid>
+              <w:gridCol w:w="1083"/>
+              <w:gridCol w:w="1333"/>
+              <w:gridCol w:w="2167"/>
+              <w:gridCol w:w="2334"/>
+              <w:gridCol w:w="1000"/>
+            </w:tblGrid>
+            <w:tr>
+              <w:trPr>
+                <w:tblHeader w:val="on"/>
+              </w:trPr>
+              <w:tc>
+                <w:tcPr/>
+                <w:p>
+                  <w:pPr>
+                    <w:pStyle w:val="Compact"/>
+                    <w:jc w:val="center"/>
+                  </w:pPr>
+                  <w:r>
+                    <w:t xml:space="preserve">Module Name</w:t>
+                  </w:r>
+                </w:p>
+              </w:tc>
+              <w:tc>
+                <w:tcPr/>
+                <w:p>
+                  <w:pPr>
+                    <w:pStyle w:val="Compact"/>
+                    <w:jc w:val="center"/>
+                  </w:pPr>
+                  <w:r>
+                    <w:t xml:space="preserve">Metrics Included</w:t>
+                  </w:r>
+                </w:p>
+              </w:tc>
+              <w:tc>
+                <w:tcPr/>
+                <w:p>
+                  <w:pPr>
+                    <w:pStyle w:val="Compact"/>
+                    <w:jc w:val="center"/>
+                  </w:pPr>
+                  <w:r>
+                    <w:t xml:space="preserve">Ecological Interpretation</w:t>
+                  </w:r>
+                </w:p>
+              </w:tc>
+              <w:tc>
+                <w:tcPr/>
+                <w:p>
+                  <w:pPr>
+                    <w:pStyle w:val="Compact"/>
+                    <w:jc w:val="center"/>
+                  </w:pPr>
+                  <w:r>
+                    <w:t xml:space="preserve">Robustness (Silhouette / AU)</w:t>
+                  </w:r>
+                </w:p>
+              </w:tc>
+              <w:tc>
+                <w:tcPr/>
+                <w:p>
+                  <w:pPr>
+                    <w:pStyle w:val="Compact"/>
+                    <w:jc w:val="center"/>
+                  </w:pPr>
+                  <w:r>
+                    <w:t xml:space="preserve">Module Size</w:t>
+                  </w:r>
+                </w:p>
+              </w:tc>
+            </w:tr>
+            <w:tr>
+              <w:tc>
+                <w:tcPr/>
+                <w:p>
+                  <w:pPr>
+                    <w:pStyle w:val="Compact"/>
+                    <w:jc w:val="center"/>
+                  </w:pPr>
+                  <w:r>
+                    <w:t xml:space="preserve">Macro-Architectural Complexity</w:t>
+                  </w:r>
+                </w:p>
+              </w:tc>
+              <w:tc>
+                <w:tcPr/>
+                <w:p>
+                  <w:pPr>
+                    <w:pStyle w:val="Compact"/>
+                    <w:jc w:val="center"/>
+                  </w:pPr>
+                  <w:r>
+                    <w:t xml:space="preserve">richness, links, diameter, motif frequencies, intervality, path-related metrics</w:t>
+                  </w:r>
+                </w:p>
+              </w:tc>
+              <w:tc>
+                <w:tcPr/>
+                <w:p>
+                  <w:pPr>
+                    <w:pStyle w:val="Compact"/>
+                    <w:jc w:val="center"/>
+                  </w:pPr>
+                  <w:r>
+                    <w:t xml:space="preserve">Captures large-scale expansion of network structure and combinatorial complexity associated with increasing system size</w:t>
+                  </w:r>
+                </w:p>
+              </w:tc>
+              <w:tc>
+                <w:tcPr/>
+                <w:p>
+                  <w:pPr>
+                    <w:pStyle w:val="Compact"/>
+                  </w:pPr>
+                </w:p>
+              </w:tc>
+              <w:tc>
+                <w:tcPr/>
+                <w:p>
+                  <w:pPr>
+                    <w:pStyle w:val="Compact"/>
+                  </w:pPr>
+                </w:p>
+              </w:tc>
+            </w:tr>
+            <w:tr>
+              <w:tc>
+                <w:tcPr/>
+                <w:p>
+                  <w:pPr>
+                    <w:pStyle w:val="Compact"/>
+                    <w:jc w:val="center"/>
+                  </w:pPr>
+                  <w:r>
+                    <w:t xml:space="preserve">Trophic Integration</w:t>
+                  </w:r>
+                </w:p>
+              </w:tc>
+              <w:tc>
+                <w:tcPr/>
+                <w:p>
+                  <w:pPr>
+                    <w:pStyle w:val="Compact"/>
+                    <w:jc w:val="center"/>
+                  </w:pPr>
+                  <w:r>
+                    <w:t xml:space="preserve">connectance, trophic level, omnivory, chain length, clustering</w:t>
+                  </w:r>
+                </w:p>
+              </w:tc>
+              <w:tc>
+                <w:tcPr/>
+                <w:p>
+                  <w:pPr>
+                    <w:pStyle w:val="Compact"/>
+                    <w:jc w:val="center"/>
+                  </w:pPr>
+                  <w:r>
+                    <w:t xml:space="preserve">Describes vertical trophic embedding and density of cross-level interactions</w:t>
+                  </w:r>
+                </w:p>
+              </w:tc>
+              <w:tc>
+                <w:tcPr/>
+                <w:p>
+                  <w:pPr>
+                    <w:pStyle w:val="Compact"/>
+                  </w:pPr>
+                </w:p>
+              </w:tc>
+              <w:tc>
+                <w:tcPr/>
+                <w:p>
+                  <w:pPr>
+                    <w:pStyle w:val="Compact"/>
+                  </w:pPr>
+                </w:p>
+              </w:tc>
+            </w:tr>
+            <w:tr>
+              <w:tc>
+                <w:tcPr/>
+                <w:p>
+                  <w:pPr>
+                    <w:pStyle w:val="Compact"/>
+                    <w:jc w:val="center"/>
+                  </w:pPr>
+                  <w:r>
+                    <w:t xml:space="preserve">Energy Transport</w:t>
+                  </w:r>
+                </w:p>
+              </w:tc>
+              <w:tc>
+                <w:tcPr/>
+                <w:p>
+                  <w:pPr>
+                    <w:pStyle w:val="Compact"/>
+                    <w:jc w:val="center"/>
+                  </w:pPr>
+                  <w:r>
+                    <w:t xml:space="preserve">mean distance, path number, chain-length dispersion</w:t>
+                  </w:r>
+                </w:p>
+              </w:tc>
+              <w:tc>
+                <w:tcPr/>
+                <w:p>
+                  <w:pPr>
+                    <w:pStyle w:val="Compact"/>
+                    <w:jc w:val="center"/>
+                  </w:pPr>
+                  <w:r>
+                    <w:t xml:space="preserve">Quantifies geometric structure of energy routing independent of size scaling</w:t>
+                  </w:r>
+                </w:p>
+              </w:tc>
+              <w:tc>
+                <w:tcPr/>
+                <w:p>
+                  <w:pPr>
+                    <w:pStyle w:val="Compact"/>
+                  </w:pPr>
+                </w:p>
+              </w:tc>
+              <w:tc>
+                <w:tcPr/>
+                <w:p>
+                  <w:pPr>
+                    <w:pStyle w:val="Compact"/>
+                  </w:pPr>
+                </w:p>
+              </w:tc>
+            </w:tr>
+            <w:tr>
+              <w:tc>
+                <w:tcPr/>
+                <w:p>
+                  <w:pPr>
+                    <w:pStyle w:val="Compact"/>
+                    <w:jc w:val="center"/>
+                  </w:pPr>
+                  <w:r>
+                    <w:t xml:space="preserve">Trophic Asymmetry</w:t>
+                  </w:r>
+                </w:p>
+              </w:tc>
+              <w:tc>
+                <w:tcPr/>
+                <w:p>
+                  <w:pPr>
+                    <w:pStyle w:val="Compact"/>
+                    <w:jc w:val="center"/>
+                  </w:pPr>
+                  <w:r>
+                    <w:t xml:space="preserve">basal proportion, predator–prey ratio, generality</w:t>
+                  </w:r>
+                </w:p>
+              </w:tc>
+              <w:tc>
+                <w:tcPr/>
+                <w:p>
+                  <w:pPr>
+                    <w:pStyle w:val="Compact"/>
+                    <w:jc w:val="center"/>
+                  </w:pPr>
+                  <w:r>
+                    <w:t xml:space="preserve">Represents structural skew between basal and consumer dominance; bottom-heavy vs top-heavy organization</w:t>
+                  </w:r>
+                </w:p>
+              </w:tc>
+              <w:tc>
+                <w:tcPr/>
+                <w:p>
+                  <w:pPr>
+                    <w:pStyle w:val="Compact"/>
+                  </w:pPr>
+                </w:p>
+              </w:tc>
+              <w:tc>
+                <w:tcPr/>
+                <w:p>
+                  <w:pPr>
+                    <w:pStyle w:val="Compact"/>
+                  </w:pPr>
+                </w:p>
+              </w:tc>
+            </w:tr>
+            <w:tr>
+              <w:tc>
+                <w:tcPr/>
+                <w:p>
+                  <w:pPr>
+                    <w:pStyle w:val="Compact"/>
+                    <w:jc w:val="center"/>
+                  </w:pPr>
+                  <w:r>
+                    <w:t xml:space="preserve">Control Heterogeneity</w:t>
+                  </w:r>
+                </w:p>
+              </w:tc>
+              <w:tc>
+                <w:tcPr/>
+                <w:p>
+                  <w:pPr>
+                    <w:pStyle w:val="Compact"/>
+                    <w:jc w:val="center"/>
+                  </w:pPr>
+                  <w:r>
+                    <w:t xml:space="preserve">apex proportion, herbivory, vulnerability variance</w:t>
+                  </w:r>
+                </w:p>
+              </w:tc>
+              <w:tc>
+                <w:tcPr/>
+                <w:p>
+                  <w:pPr>
+                    <w:pStyle w:val="Compact"/>
+                    <w:jc w:val="center"/>
+                  </w:pPr>
+                  <w:r>
+                    <w:t xml:space="preserve">Captures heterogeneity in top-down control and uneven distribution of interaction pressure</w:t>
+                  </w:r>
+                </w:p>
+              </w:tc>
+              <w:tc>
+                <w:tcPr/>
+                <w:p>
+                  <w:pPr>
+                    <w:pStyle w:val="Compact"/>
+                  </w:pPr>
+                </w:p>
+              </w:tc>
+              <w:tc>
+                <w:tcPr/>
+                <w:p>
+                  <w:pPr>
+                    <w:pStyle w:val="Compact"/>
+                  </w:pPr>
+                </w:p>
+              </w:tc>
+            </w:tr>
+            <w:tr>
+              <w:tc>
+                <w:tcPr/>
+                <w:p>
+                  <w:pPr>
+                    <w:pStyle w:val="Compact"/>
+                    <w:jc w:val="center"/>
+                  </w:pPr>
+                  <w:r>
+                    <w:t xml:space="preserve">Centralisation</w:t>
+                  </w:r>
+                </w:p>
+              </w:tc>
+              <w:tc>
+                <w:tcPr/>
+                <w:p>
+                  <w:pPr>
+                    <w:pStyle w:val="Compact"/>
+                    <w:jc w:val="center"/>
+                  </w:pPr>
+                  <w:r>
+                    <w:t xml:space="preserve">centrality</w:t>
+                  </w:r>
+                </w:p>
+              </w:tc>
+              <w:tc>
+                <w:tcPr/>
+                <w:p>
+                  <w:pPr>
+                    <w:pStyle w:val="Compact"/>
+                    <w:jc w:val="center"/>
+                  </w:pPr>
+                  <w:r>
+                    <w:t xml:space="preserve">Measures concentration of structural dominance within a subset of species</w:t>
+                  </w:r>
+                </w:p>
+              </w:tc>
+              <w:tc>
+                <w:tcPr/>
+                <w:p>
+                  <w:pPr>
+                    <w:pStyle w:val="Compact"/>
+                  </w:pPr>
+                </w:p>
+              </w:tc>
+              <w:tc>
+                <w:tcPr/>
+                <w:p>
+                  <w:pPr>
+                    <w:pStyle w:val="Compact"/>
+                  </w:pPr>
+                </w:p>
+              </w:tc>
+            </w:tr>
+            <w:tr>
+              <w:tc>
+                <w:tcPr/>
+                <w:p>
+                  <w:pPr>
+                    <w:pStyle w:val="Compact"/>
+                    <w:jc w:val="center"/>
+                  </w:pPr>
+                  <w:r>
+                    <w:t xml:space="preserve">Functional Redundancy</w:t>
+                  </w:r>
+                </w:p>
+              </w:tc>
+              <w:tc>
+                <w:tcPr/>
+                <w:p>
+                  <w:pPr>
+                    <w:pStyle w:val="Compact"/>
+                    <w:jc w:val="center"/>
+                  </w:pPr>
+                  <w:r>
+                    <w:t xml:space="preserve">maximum trophic similarity</w:t>
+                  </w:r>
+                </w:p>
+              </w:tc>
+              <w:tc>
+                <w:tcPr/>
+                <w:p>
+                  <w:pPr>
+                    <w:pStyle w:val="Compact"/>
+                    <w:jc w:val="center"/>
+                  </w:pPr>
+                  <w:r>
+                    <w:t xml:space="preserve">Quantifies trophic overlap and niche redundancy; independent axis of functional equivalence</w:t>
+                  </w:r>
+                </w:p>
+              </w:tc>
+              <w:tc>
+                <w:tcPr/>
+                <w:p>
+                  <w:pPr>
+                    <w:pStyle w:val="Compact"/>
+                  </w:pPr>
+                </w:p>
+              </w:tc>
+              <w:tc>
+                <w:tcPr/>
+                <w:p>
+                  <w:pPr>
+                    <w:pStyle w:val="Compact"/>
+                  </w:pPr>
+                </w:p>
+              </w:tc>
+            </w:tr>
+          </w:tbl>
+          <w:bookmarkEnd w:id="23"/>
+          <w:p/>
+        </w:tc>
+      </w:tr>
+    </w:tbl>
+    <w:bookmarkEnd w:id="24"/>
+    <w:bookmarkStart w:id="37" w:name="X88a5fb22cc012a2012a2ee06baac475b58bff9f"/>
+    <w:p>
+      <w:pPr>
+        <w:pStyle w:val="Heading2"/>
+      </w:pPr>
+      <w:r>
+        <w:t xml:space="preserve">3.3 Structural Modules Align with Dominant Axes of Network Variation</w:t>
+      </w:r>
+    </w:p>
+    <w:p>
+      <w:pPr>
+        <w:pStyle w:val="FirstParagraph"/>
+      </w:pPr>
+      <w:r>
+        <w:t xml:space="preserve">Principal component analysis of standardised structural metrics revealed strong dimensional compression in food-web structure</w:t>
+      </w:r>
+      <w:r>
+        <w:t xml:space="preserve"> </w:t>
+      </w:r>
+      <w:hyperlink w:anchor="fig-pca">
+        <w:r>
+          <w:rPr>
+            <w:rStyle w:val="Hyperlink"/>
+          </w:rPr>
+          <w:t xml:space="preserve">Figure 2</w:t>
+        </w:r>
+      </w:hyperlink>
+      <w:r>
+        <w:t xml:space="preserve">. The first three principal components accounted for 69.1% of total variance (PC1 = 31.2%, PC2 = 22.4%, PC3 = 15.4%), with 80.8% of variance explained by the first five components. Subsequent axes contributed progressively smaller proportions of variance, indicating that a small number of dominant gradients summarise most structural variation.</w:t>
+      </w:r>
+    </w:p>
+    <w:tbl>
+      <w:tblPr>
+        <w:tblStyle w:val="Table"/>
+        <w:tblW w:type="pct" w:w="5000"/>
+        <w:tblLayout w:type="fixed"/>
+        <w:tblLook w:firstRow="0" w:lastRow="0" w:firstColumn="0" w:lastColumn="0" w:noHBand="0" w:noVBand="0" w:val="0000"/>
+      </w:tblPr>
+      <w:tblGrid>
+        <w:gridCol w:w="7920"/>
+      </w:tblGrid>
+      <w:tr>
+        <w:tc>
+          <w:tcPr/>
+          <w:bookmarkStart w:id="28" w:name="fig-pca"/>
+          <w:p>
+            <w:pPr>
+              <w:pStyle w:val="Compact"/>
+              <w:jc w:val="center"/>
+            </w:pPr>
+            <w:r>
+              <w:drawing>
+                <wp:inline>
+                  <wp:extent cx="5334000" cy="3413760"/>
+                  <wp:effectExtent b="0" l="0" r="0" t="0"/>
+                  <wp:docPr descr="" title="" id="26" name="Picture"/>
+                  <a:graphic>
+                    <a:graphicData uri="http://schemas.openxmlformats.org/drawingml/2006/picture">
+                      <pic:pic>
+                        <pic:nvPicPr>
+                          <pic:cNvPr descr="figures/pca_loadings.png" id="27" name="Picture"/>
+                          <pic:cNvPicPr>
+                            <a:picLocks noChangeArrowheads="1" noChangeAspect="1"/>
+                          </pic:cNvPicPr>
+                        </pic:nvPicPr>
+                        <pic:blipFill>
+                          <a:blip r:embed="rId25"/>
+                          <a:stretch>
+                            <a:fillRect/>
+                          </a:stretch>
+                        </pic:blipFill>
+                        <pic:spPr bwMode="auto">
+                          <a:xfrm>
+                            <a:off x="0" y="0"/>
+                            <a:ext cx="5334000" cy="3413760"/>
+                          </a:xfrm>
+                          <a:prstGeom prst="rect">
+                            <a:avLst/>
+                          </a:prstGeom>
+                          <a:noFill/>
+                          <a:ln w="9525">
+                            <a:noFill/>
+                            <a:headEnd/>
+                            <a:tailEnd/>
+                          </a:ln>
+                        </pic:spPr>
+                      </pic:pic>
+                    </a:graphicData>
+                  </a:graphic>
+                </wp:inline>
+              </w:drawing>
+            </w:r>
+          </w:p>
+          <w:p>
+            <w:pPr>
+              <w:jc w:val="center"/>
+            </w:pPr>
+            <w:pPr>
+              <w:jc w:val="left"/>
+              <w:spacing w:before="200"/>
+              <w:pStyle w:val="ImageCaption"/>
+            </w:pPr>
+            <w:r>
+              <w:t xml:space="preserve">Figure 2: Blah blah blah - colours represent clusters. Network metric loadings with PC1 and PC2</w:t>
+            </w:r>
+          </w:p>
+          <w:bookmarkEnd w:id="28"/>
+        </w:tc>
+      </w:tr>
+    </w:tbl>
+    <w:p>
+      <w:pPr>
+        <w:pStyle w:val="BodyText"/>
+      </w:pPr>
+      <w:r>
+        <w:t xml:space="preserve">Inspection of the loading structure showed that the first principal component primarily reflected variation in network size and connectivity. Metrics such as richness, number of links, diameter, path length, and measures associated with topological complexity loaded strongly on this axis. The second principal component captured variation associated with structural organization and connectivity patterns, whereas the third component reflected variation in trophic structure and vertical differentiation, with strong contributions from trophic level, chain length, and related measures. Together, these axes represent interpretable structural gradients in the metric space.</w:t>
+      </w:r>
+    </w:p>
+    <w:tbl>
+      <w:tblPr>
+        <w:tblStyle w:val="Table"/>
+        <w:tblW w:type="pct" w:w="5000"/>
+        <w:tblLayout w:type="fixed"/>
+        <w:tblLook w:firstRow="0" w:lastRow="0" w:firstColumn="0" w:lastColumn="0" w:noHBand="0" w:noVBand="0" w:val="0000"/>
+      </w:tblPr>
+      <w:tblGrid>
+        <w:gridCol w:w="7920"/>
+      </w:tblGrid>
+      <w:tr>
+        <w:tc>
+          <w:tcPr/>
+          <w:bookmarkStart w:id="32" w:name="fig-alignment_heatmap"/>
           <w:p>
             <w:pPr>
               <w:pStyle w:val="Compact"/>
@@ -3455,7 +4297,7 @@
                     <a:graphicData uri="http://schemas.openxmlformats.org/drawingml/2006/picture">
                       <pic:pic>
                         <pic:nvPicPr>
-                          <pic:cNvPr descr="figures/cluster_dendrogram.png" id="31" name="Picture"/>
+                          <pic:cNvPr descr="figures/module_alignment_heatmap.png" id="31" name="Picture"/>
                           <pic:cNvPicPr>
                             <a:picLocks noChangeArrowheads="1" noChangeAspect="1"/>
                           </pic:cNvPicPr>
@@ -3498,7 +4340,7 @@
               <w:pStyle w:val="ImageCaption"/>
             </w:pPr>
             <w:r>
-              <w:t xml:space="preserve">Figure 1: Blah blah blah clusters</w:t>
+              <w:t xml:space="preserve">Figure 3: Blah blah blah - colour intensity = greater alignment</w:t>
             </w:r>
           </w:p>
           <w:bookmarkEnd w:id="32"/>
@@ -3510,149 +4352,21 @@
         <w:pStyle w:val="BodyText"/>
       </w:pPr>
       <w:r>
-        <w:t xml:space="preserve">Bootstrap resampling further supported the stability of the major clusters. Most principal modules exhibited high approximately unbiased (AU) support values (AU ≥ [insert value]), indicating that the identified clusters are not artefacts of sampling variability but represent statistically robust groupings of structural descriptors.</w:t>
-      </w:r>
-    </w:p>
-    <w:p>
-      <w:pPr>
-        <w:pStyle w:val="BodyText"/>
-      </w:pPr>
-      <w:r>
-        <w:t xml:space="preserve">The resulting modular partition identified coherent groups of metrics describing distinct aspects of network architecture. These included a large-scale architectural module integrating size and motif-based descriptors, modules capturing trophic organisation and energy routing, and two modules consisting of isolated structural descriptors that function independently from broader metric groupings. Importantly, the modular structure persisted after accounting for species richness, demonstrating that clustering was not driven solely by network size effects.</w:t>
-      </w:r>
-    </w:p>
-    <w:bookmarkEnd w:id="33"/>
-    <w:bookmarkStart w:id="35" w:name="Xf87f5051eb915ff1151c6c5eeec0927d46b580d"/>
-    <w:p>
-      <w:pPr>
-        <w:pStyle w:val="Heading2"/>
-      </w:pPr>
-      <w:r>
-        <w:t xml:space="preserve">3.2 Modular Decomposition of Structural Space</w:t>
-      </w:r>
-    </w:p>
-    <w:p>
-      <w:pPr>
-        <w:pStyle w:val="FirstParagraph"/>
-      </w:pPr>
-      <w:r>
-        <w:t xml:space="preserve">The seven-module solution revealed a hierarchical decomposition of structural space into interpretable architectural dimensions. Collectively, the module decomposition reveals that food web structure can be interpreted as statistically supported and ecologically interpretable dimensions of network organisation that is strongly suggestive of a delineation by hierarchical architecture.</w:t>
-      </w:r>
-    </w:p>
-    <w:p>
-      <w:pPr>
-        <w:pStyle w:val="BodyText"/>
-      </w:pPr>
-      <w:r>
-        <w:rPr>
-          <w:b/>
-          <w:bCs/>
-        </w:rPr>
-        <w:t xml:space="preserve">Macro-Architectural Complexity:</w:t>
-      </w:r>
-      <w:r>
-        <w:t xml:space="preserve"> </w:t>
-      </w:r>
-      <w:r>
-        <w:t xml:space="preserve">The largest module encompassed species richness, number of interactions, diameter, motif frequencies, intervality, and related descriptors. These metrics jointly describe large-scale expansion of the interaction network and increased combinatorial complexity as species richness increases. This module reflects macro-architectural scaling: increasing network size simultaneously expands motif diversity, path structure, and global trophic ordering.</w:t>
-      </w:r>
-    </w:p>
-    <w:p>
-      <w:pPr>
-        <w:pStyle w:val="BodyText"/>
-      </w:pPr>
-      <w:r>
-        <w:rPr>
-          <w:b/>
-          <w:bCs/>
-        </w:rPr>
-        <w:t xml:space="preserve">Trophic Integration:</w:t>
-      </w:r>
-      <w:r>
-        <w:t xml:space="preserve"> </w:t>
-      </w:r>
-      <w:r>
-        <w:t xml:space="preserve">A second module grouped metrics describing vertical trophic organisation and connectivity, including connectance, trophic level, omnivory, chain length, and clustering. Together, these descriptors quantify how densely and hierarchically energy and interactions are embedded across trophic strata. This module captures the degree to which the network integrates trophic levels through cross-level interactions and structural embedding.</w:t>
-      </w:r>
-    </w:p>
-    <w:p>
-      <w:pPr>
-        <w:pStyle w:val="BodyText"/>
-      </w:pPr>
-      <w:r>
-        <w:rPr>
-          <w:b/>
-          <w:bCs/>
-        </w:rPr>
-        <w:t xml:space="preserve">Energy Transport:</w:t>
-      </w:r>
-      <w:r>
-        <w:t xml:space="preserve"> </w:t>
-      </w:r>
-      <w:r>
-        <w:t xml:space="preserve">A distinct module isolated geometric descriptors of interaction pathways, including mean distance, path number, and dispersion in chain length. These metrics characterize the structural geometry of energy routing independent of overall network size. The separation of this module suggests that routing structure constitutes an independent dimension of architectural variation rather than merely scaling with complexity.</w:t>
-      </w:r>
-    </w:p>
-    <w:p>
-      <w:pPr>
-        <w:pStyle w:val="BodyText"/>
-      </w:pPr>
-      <w:r>
-        <w:rPr>
-          <w:b/>
-          <w:bCs/>
-        </w:rPr>
-        <w:t xml:space="preserve">Trophic Asymmetry:</w:t>
-      </w:r>
-      <w:r>
-        <w:t xml:space="preserve"> </w:t>
-      </w:r>
-      <w:r>
-        <w:t xml:space="preserve">Another module captured metrics describing structural imbalance between basal and consumer components, including the proportion of basal species, predator–prey ratios, and generality measures. This module reflects bottom-heavy versus top-heavy structural skew and quantifies asymmetry in the distribution of trophic roles across the network.</w:t>
-      </w:r>
-    </w:p>
-    <w:p>
-      <w:pPr>
-        <w:pStyle w:val="BodyText"/>
-      </w:pPr>
-      <w:r>
-        <w:rPr>
-          <w:b/>
-          <w:bCs/>
-        </w:rPr>
-        <w:t xml:space="preserve">Control Heterogeneity:</w:t>
-      </w:r>
-      <w:r>
-        <w:t xml:space="preserve"> </w:t>
-      </w:r>
-      <w:r>
-        <w:t xml:space="preserve">A separate module grouped descriptors of heterogeneity in consumer pressure and top-down control, including the proportion of apex species, herbivory structure, and variance in vulnerability. This module captures variation in how evenly or unevenly control is distributed across trophic levels.</w:t>
-      </w:r>
-    </w:p>
-    <w:p>
-      <w:pPr>
-        <w:pStyle w:val="BodyText"/>
-      </w:pPr>
-      <w:r>
-        <w:rPr>
-          <w:b/>
-          <w:bCs/>
-        </w:rPr>
-        <w:t xml:space="preserve">Centralisation and Functional Redundancy:</w:t>
-      </w:r>
-      <w:r>
-        <w:t xml:space="preserve"> </w:t>
-      </w:r>
-      <w:r>
-        <w:t xml:space="preserve">Two metrics formed independent modules. Centrality emerged as a standalone module, representing concentration of structural dominance within a subset of species. Maximum trophic similarity likewise formed an isolated module, quantifying functional redundancy and niche overlap. The separation of these descriptors from broader structural groupings indicates that dominance concentration and trophic redundancy represent independent axes of food-web organisation.</w:t>
-      </w:r>
-    </w:p>
-    <w:p>
-      <w:pPr>
-        <w:pStyle w:val="BodyText"/>
-      </w:pPr>
-      <w:r>
-        <w:t xml:space="preserve">Collectively, these seven modules delineate a hierarchical decomposition of food-web structure spanning macro-scale complexity, vertical integration, routing geometry, trophic imbalance, control heterogeneity, dominance concentration, and functional overlap.</w:t>
+        <w:t xml:space="preserve">The global permutation test indicated significant alignment between the modular partition and the principal component structure (P = 0.005), demonstrating that the observed module assignment explains the multivariate geometry of structural metrics better than randomly assigned modules. Alignment strength varied substantially across modules</w:t>
+      </w:r>
+      <w:r>
+        <w:t xml:space="preserve"> </w:t>
+      </w:r>
+      <w:hyperlink w:anchor="fig-alignment_signif">
+        <w:r>
+          <w:rPr>
+            <w:rStyle w:val="Hyperlink"/>
+          </w:rPr>
+          <w:t xml:space="preserve">Figure 4</w:t>
+        </w:r>
+      </w:hyperlink>
+      <w:r>
+        <w:t xml:space="preserve">. Macro Complexity (Module 1) exhibited the strongest and most extensive alignment, showing significant associations with five principal components and a dominant loading on PC1, indicating that it contributes substantially to the primary structural gradient associated with network size and connectivity. Energy Transport (Module 3) showed significant alignment with four principal components, with its strongest association on PC4, suggesting that it captures structural variation largely orthogonal to the dominant complexity axis. Trophic Integration (Module 2), Trophic Asymmetry (Module 4), Control Heterogeneity (Module 5), and Functional Redundancy (Module 7) displayed more limited alignment, each significantly associated with one to two principal components, indicating more constrained mapping onto the structural feature space. Notably, Functional Redundancy exhibited its strongest association with a high-order principal component (PC7), suggesting sensitivity to more subtle structural variation. Centralisation (Module 6) showed no significant alignment under the joint permutation and Z-score criterion, indicating that it does not meaningfully structure variation across the retained principal components. Overall, significant module–PC associations were concentrated in a subset of principal components, reinforcing the interpretation that modular structure maps onto specific structural gradients rather than uniformly spanning the full multivariate space.</w:t>
       </w:r>
     </w:p>
     <w:tbl>
@@ -3668,616 +4382,7 @@
       <w:tr>
         <w:tc>
           <w:tcPr/>
-          <w:bookmarkStart w:id="34" w:name="tbl-modules"/>
-          <w:p>
-            <w:pPr>
-              <w:jc w:val="center"/>
-            </w:pPr>
-            <w:pPr>
-              <w:jc w:val="left"/>
-              <w:spacing w:before="200"/>
-              <w:pStyle w:val="ImageCaption"/>
-            </w:pPr>
-            <w:r>
-              <w:t xml:space="preserve">Table 2: Structural Modules Identified From Hierarchical Clustering.</w:t>
-            </w:r>
-          </w:p>
-          <w:tbl>
-            <w:tblPr>
-              <w:tblStyle w:val="Table"/>
-              <w:tblW w:type="pct" w:w="5000"/>
-              <w:tblLayout w:type="fixed"/>
-              <w:tblLook w:firstRow="1" w:lastRow="0" w:firstColumn="0" w:lastColumn="0" w:noHBand="0" w:noVBand="0" w:val="0020"/>
-            </w:tblPr>
-            <w:tblGrid>
-              <w:gridCol w:w="1083"/>
-              <w:gridCol w:w="1333"/>
-              <w:gridCol w:w="2167"/>
-              <w:gridCol w:w="2334"/>
-              <w:gridCol w:w="1000"/>
-            </w:tblGrid>
-            <w:tr>
-              <w:trPr>
-                <w:tblHeader w:val="on"/>
-              </w:trPr>
-              <w:tc>
-                <w:tcPr/>
-                <w:p>
-                  <w:pPr>
-                    <w:pStyle w:val="Compact"/>
-                    <w:jc w:val="center"/>
-                  </w:pPr>
-                  <w:r>
-                    <w:t xml:space="preserve">Module Name</w:t>
-                  </w:r>
-                </w:p>
-              </w:tc>
-              <w:tc>
-                <w:tcPr/>
-                <w:p>
-                  <w:pPr>
-                    <w:pStyle w:val="Compact"/>
-                    <w:jc w:val="center"/>
-                  </w:pPr>
-                  <w:r>
-                    <w:t xml:space="preserve">Metrics Included</w:t>
-                  </w:r>
-                </w:p>
-              </w:tc>
-              <w:tc>
-                <w:tcPr/>
-                <w:p>
-                  <w:pPr>
-                    <w:pStyle w:val="Compact"/>
-                    <w:jc w:val="center"/>
-                  </w:pPr>
-                  <w:r>
-                    <w:t xml:space="preserve">Ecological Interpretation</w:t>
-                  </w:r>
-                </w:p>
-              </w:tc>
-              <w:tc>
-                <w:tcPr/>
-                <w:p>
-                  <w:pPr>
-                    <w:pStyle w:val="Compact"/>
-                    <w:jc w:val="center"/>
-                  </w:pPr>
-                  <w:r>
-                    <w:t xml:space="preserve">Robustness (Silhouette / AU)</w:t>
-                  </w:r>
-                </w:p>
-              </w:tc>
-              <w:tc>
-                <w:tcPr/>
-                <w:p>
-                  <w:pPr>
-                    <w:pStyle w:val="Compact"/>
-                    <w:jc w:val="center"/>
-                  </w:pPr>
-                  <w:r>
-                    <w:t xml:space="preserve">Module Size</w:t>
-                  </w:r>
-                </w:p>
-              </w:tc>
-            </w:tr>
-            <w:tr>
-              <w:tc>
-                <w:tcPr/>
-                <w:p>
-                  <w:pPr>
-                    <w:pStyle w:val="Compact"/>
-                    <w:jc w:val="center"/>
-                  </w:pPr>
-                  <w:r>
-                    <w:t xml:space="preserve">Macro-Architectural Complexity</w:t>
-                  </w:r>
-                </w:p>
-              </w:tc>
-              <w:tc>
-                <w:tcPr/>
-                <w:p>
-                  <w:pPr>
-                    <w:pStyle w:val="Compact"/>
-                    <w:jc w:val="center"/>
-                  </w:pPr>
-                  <w:r>
-                    <w:t xml:space="preserve">richness, links, diameter, motif frequencies, intervality, path-related metrics</w:t>
-                  </w:r>
-                </w:p>
-              </w:tc>
-              <w:tc>
-                <w:tcPr/>
-                <w:p>
-                  <w:pPr>
-                    <w:pStyle w:val="Compact"/>
-                    <w:jc w:val="center"/>
-                  </w:pPr>
-                  <w:r>
-                    <w:t xml:space="preserve">Captures large-scale expansion of network structure and combinatorial complexity associated with increasing system size</w:t>
-                  </w:r>
-                </w:p>
-              </w:tc>
-              <w:tc>
-                <w:tcPr/>
-                <w:p>
-                  <w:pPr>
-                    <w:pStyle w:val="Compact"/>
-                  </w:pPr>
-                </w:p>
-              </w:tc>
-              <w:tc>
-                <w:tcPr/>
-                <w:p>
-                  <w:pPr>
-                    <w:pStyle w:val="Compact"/>
-                  </w:pPr>
-                </w:p>
-              </w:tc>
-            </w:tr>
-            <w:tr>
-              <w:tc>
-                <w:tcPr/>
-                <w:p>
-                  <w:pPr>
-                    <w:pStyle w:val="Compact"/>
-                    <w:jc w:val="center"/>
-                  </w:pPr>
-                  <w:r>
-                    <w:t xml:space="preserve">Trophic Integration</w:t>
-                  </w:r>
-                </w:p>
-              </w:tc>
-              <w:tc>
-                <w:tcPr/>
-                <w:p>
-                  <w:pPr>
-                    <w:pStyle w:val="Compact"/>
-                    <w:jc w:val="center"/>
-                  </w:pPr>
-                  <w:r>
-                    <w:t xml:space="preserve">connectance, trophic level, omnivory, chain length, clustering</w:t>
-                  </w:r>
-                </w:p>
-              </w:tc>
-              <w:tc>
-                <w:tcPr/>
-                <w:p>
-                  <w:pPr>
-                    <w:pStyle w:val="Compact"/>
-                    <w:jc w:val="center"/>
-                  </w:pPr>
-                  <w:r>
-                    <w:t xml:space="preserve">Describes vertical trophic embedding and density of cross-level interactions</w:t>
-                  </w:r>
-                </w:p>
-              </w:tc>
-              <w:tc>
-                <w:tcPr/>
-                <w:p>
-                  <w:pPr>
-                    <w:pStyle w:val="Compact"/>
-                  </w:pPr>
-                </w:p>
-              </w:tc>
-              <w:tc>
-                <w:tcPr/>
-                <w:p>
-                  <w:pPr>
-                    <w:pStyle w:val="Compact"/>
-                  </w:pPr>
-                </w:p>
-              </w:tc>
-            </w:tr>
-            <w:tr>
-              <w:tc>
-                <w:tcPr/>
-                <w:p>
-                  <w:pPr>
-                    <w:pStyle w:val="Compact"/>
-                    <w:jc w:val="center"/>
-                  </w:pPr>
-                  <w:r>
-                    <w:t xml:space="preserve">Energy Transport</w:t>
-                  </w:r>
-                </w:p>
-              </w:tc>
-              <w:tc>
-                <w:tcPr/>
-                <w:p>
-                  <w:pPr>
-                    <w:pStyle w:val="Compact"/>
-                    <w:jc w:val="center"/>
-                  </w:pPr>
-                  <w:r>
-                    <w:t xml:space="preserve">mean distance, path number, chain-length dispersion</w:t>
-                  </w:r>
-                </w:p>
-              </w:tc>
-              <w:tc>
-                <w:tcPr/>
-                <w:p>
-                  <w:pPr>
-                    <w:pStyle w:val="Compact"/>
-                    <w:jc w:val="center"/>
-                  </w:pPr>
-                  <w:r>
-                    <w:t xml:space="preserve">Quantifies geometric structure of energy routing independent of size scaling</w:t>
-                  </w:r>
-                </w:p>
-              </w:tc>
-              <w:tc>
-                <w:tcPr/>
-                <w:p>
-                  <w:pPr>
-                    <w:pStyle w:val="Compact"/>
-                  </w:pPr>
-                </w:p>
-              </w:tc>
-              <w:tc>
-                <w:tcPr/>
-                <w:p>
-                  <w:pPr>
-                    <w:pStyle w:val="Compact"/>
-                  </w:pPr>
-                </w:p>
-              </w:tc>
-            </w:tr>
-            <w:tr>
-              <w:tc>
-                <w:tcPr/>
-                <w:p>
-                  <w:pPr>
-                    <w:pStyle w:val="Compact"/>
-                    <w:jc w:val="center"/>
-                  </w:pPr>
-                  <w:r>
-                    <w:t xml:space="preserve">Trophic Asymmetry</w:t>
-                  </w:r>
-                </w:p>
-              </w:tc>
-              <w:tc>
-                <w:tcPr/>
-                <w:p>
-                  <w:pPr>
-                    <w:pStyle w:val="Compact"/>
-                    <w:jc w:val="center"/>
-                  </w:pPr>
-                  <w:r>
-                    <w:t xml:space="preserve">basal proportion, predator–prey ratio, generality</w:t>
-                  </w:r>
-                </w:p>
-              </w:tc>
-              <w:tc>
-                <w:tcPr/>
-                <w:p>
-                  <w:pPr>
-                    <w:pStyle w:val="Compact"/>
-                    <w:jc w:val="center"/>
-                  </w:pPr>
-                  <w:r>
-                    <w:t xml:space="preserve">Represents structural skew between basal and consumer dominance; bottom-heavy vs top-heavy organization</w:t>
-                  </w:r>
-                </w:p>
-              </w:tc>
-              <w:tc>
-                <w:tcPr/>
-                <w:p>
-                  <w:pPr>
-                    <w:pStyle w:val="Compact"/>
-                  </w:pPr>
-                </w:p>
-              </w:tc>
-              <w:tc>
-                <w:tcPr/>
-                <w:p>
-                  <w:pPr>
-                    <w:pStyle w:val="Compact"/>
-                  </w:pPr>
-                </w:p>
-              </w:tc>
-            </w:tr>
-            <w:tr>
-              <w:tc>
-                <w:tcPr/>
-                <w:p>
-                  <w:pPr>
-                    <w:pStyle w:val="Compact"/>
-                    <w:jc w:val="center"/>
-                  </w:pPr>
-                  <w:r>
-                    <w:t xml:space="preserve">Control Heterogeneity</w:t>
-                  </w:r>
-                </w:p>
-              </w:tc>
-              <w:tc>
-                <w:tcPr/>
-                <w:p>
-                  <w:pPr>
-                    <w:pStyle w:val="Compact"/>
-                    <w:jc w:val="center"/>
-                  </w:pPr>
-                  <w:r>
-                    <w:t xml:space="preserve">apex proportion, herbivory, vulnerability variance</w:t>
-                  </w:r>
-                </w:p>
-              </w:tc>
-              <w:tc>
-                <w:tcPr/>
-                <w:p>
-                  <w:pPr>
-                    <w:pStyle w:val="Compact"/>
-                    <w:jc w:val="center"/>
-                  </w:pPr>
-                  <w:r>
-                    <w:t xml:space="preserve">Captures heterogeneity in top-down control and uneven distribution of interaction pressure</w:t>
-                  </w:r>
-                </w:p>
-              </w:tc>
-              <w:tc>
-                <w:tcPr/>
-                <w:p>
-                  <w:pPr>
-                    <w:pStyle w:val="Compact"/>
-                  </w:pPr>
-                </w:p>
-              </w:tc>
-              <w:tc>
-                <w:tcPr/>
-                <w:p>
-                  <w:pPr>
-                    <w:pStyle w:val="Compact"/>
-                  </w:pPr>
-                </w:p>
-              </w:tc>
-            </w:tr>
-            <w:tr>
-              <w:tc>
-                <w:tcPr/>
-                <w:p>
-                  <w:pPr>
-                    <w:pStyle w:val="Compact"/>
-                    <w:jc w:val="center"/>
-                  </w:pPr>
-                  <w:r>
-                    <w:t xml:space="preserve">Centralisation</w:t>
-                  </w:r>
-                </w:p>
-              </w:tc>
-              <w:tc>
-                <w:tcPr/>
-                <w:p>
-                  <w:pPr>
-                    <w:pStyle w:val="Compact"/>
-                    <w:jc w:val="center"/>
-                  </w:pPr>
-                  <w:r>
-                    <w:t xml:space="preserve">centrality</w:t>
-                  </w:r>
-                </w:p>
-              </w:tc>
-              <w:tc>
-                <w:tcPr/>
-                <w:p>
-                  <w:pPr>
-                    <w:pStyle w:val="Compact"/>
-                    <w:jc w:val="center"/>
-                  </w:pPr>
-                  <w:r>
-                    <w:t xml:space="preserve">Measures concentration of structural dominance within a subset of species</w:t>
-                  </w:r>
-                </w:p>
-              </w:tc>
-              <w:tc>
-                <w:tcPr/>
-                <w:p>
-                  <w:pPr>
-                    <w:pStyle w:val="Compact"/>
-                  </w:pPr>
-                </w:p>
-              </w:tc>
-              <w:tc>
-                <w:tcPr/>
-                <w:p>
-                  <w:pPr>
-                    <w:pStyle w:val="Compact"/>
-                  </w:pPr>
-                </w:p>
-              </w:tc>
-            </w:tr>
-            <w:tr>
-              <w:tc>
-                <w:tcPr/>
-                <w:p>
-                  <w:pPr>
-                    <w:pStyle w:val="Compact"/>
-                    <w:jc w:val="center"/>
-                  </w:pPr>
-                  <w:r>
-                    <w:t xml:space="preserve">Functional Redundancy</w:t>
-                  </w:r>
-                </w:p>
-              </w:tc>
-              <w:tc>
-                <w:tcPr/>
-                <w:p>
-                  <w:pPr>
-                    <w:pStyle w:val="Compact"/>
-                    <w:jc w:val="center"/>
-                  </w:pPr>
-                  <w:r>
-                    <w:t xml:space="preserve">maximum trophic similarity</w:t>
-                  </w:r>
-                </w:p>
-              </w:tc>
-              <w:tc>
-                <w:tcPr/>
-                <w:p>
-                  <w:pPr>
-                    <w:pStyle w:val="Compact"/>
-                    <w:jc w:val="center"/>
-                  </w:pPr>
-                  <w:r>
-                    <w:t xml:space="preserve">Quantifies trophic overlap and niche redundancy; independent axis of functional equivalence</w:t>
-                  </w:r>
-                </w:p>
-              </w:tc>
-              <w:tc>
-                <w:tcPr/>
-                <w:p>
-                  <w:pPr>
-                    <w:pStyle w:val="Compact"/>
-                  </w:pPr>
-                </w:p>
-              </w:tc>
-              <w:tc>
-                <w:tcPr/>
-                <w:p>
-                  <w:pPr>
-                    <w:pStyle w:val="Compact"/>
-                  </w:pPr>
-                </w:p>
-              </w:tc>
-            </w:tr>
-          </w:tbl>
-          <w:bookmarkEnd w:id="34"/>
-          <w:p/>
-        </w:tc>
-      </w:tr>
-    </w:tbl>
-    <w:bookmarkEnd w:id="35"/>
-    <w:bookmarkStart w:id="48" w:name="X88a5fb22cc012a2012a2ee06baac475b58bff9f"/>
-    <w:p>
-      <w:pPr>
-        <w:pStyle w:val="Heading2"/>
-      </w:pPr>
-      <w:r>
-        <w:t xml:space="preserve">3.3 Structural Modules Align with Dominant Axes of Network Variation</w:t>
-      </w:r>
-    </w:p>
-    <w:p>
-      <w:pPr>
-        <w:pStyle w:val="FirstParagraph"/>
-      </w:pPr>
-      <w:r>
-        <w:t xml:space="preserve">Principal component analysis of standardised structural metrics revealed strong dimensional compression in food-web structure</w:t>
-      </w:r>
-      <w:r>
-        <w:t xml:space="preserve"> </w:t>
-      </w:r>
-      <w:hyperlink w:anchor="fig-pca">
-        <w:r>
-          <w:rPr>
-            <w:rStyle w:val="Hyperlink"/>
-          </w:rPr>
-          <w:t xml:space="preserve">Figure 2</w:t>
-        </w:r>
-      </w:hyperlink>
-      <w:r>
-        <w:t xml:space="preserve">. The first three principal components accounted for 69.1% of total variance (PC1 = 31.2%, PC2 = 22.4%, PC3 = 15.4%), with 80.8% of variance explained by the first five components. Subsequent axes contributed progressively smaller proportions of variance, indicating that a small number of dominant gradients summarise most structural variation.</w:t>
-      </w:r>
-    </w:p>
-    <w:tbl>
-      <w:tblPr>
-        <w:tblStyle w:val="Table"/>
-        <w:tblW w:type="pct" w:w="5000"/>
-        <w:tblLayout w:type="fixed"/>
-        <w:tblLook w:firstRow="0" w:lastRow="0" w:firstColumn="0" w:lastColumn="0" w:noHBand="0" w:noVBand="0" w:val="0000"/>
-      </w:tblPr>
-      <w:tblGrid>
-        <w:gridCol w:w="7920"/>
-      </w:tblGrid>
-      <w:tr>
-        <w:tc>
-          <w:tcPr/>
-          <w:bookmarkStart w:id="39" w:name="fig-pca"/>
-          <w:p>
-            <w:pPr>
-              <w:pStyle w:val="Compact"/>
-              <w:jc w:val="center"/>
-            </w:pPr>
-            <w:r>
-              <w:drawing>
-                <wp:inline>
-                  <wp:extent cx="5334000" cy="3413760"/>
-                  <wp:effectExtent b="0" l="0" r="0" t="0"/>
-                  <wp:docPr descr="" title="" id="37" name="Picture"/>
-                  <a:graphic>
-                    <a:graphicData uri="http://schemas.openxmlformats.org/drawingml/2006/picture">
-                      <pic:pic>
-                        <pic:nvPicPr>
-                          <pic:cNvPr descr="figures/pca_loadings.png" id="38" name="Picture"/>
-                          <pic:cNvPicPr>
-                            <a:picLocks noChangeArrowheads="1" noChangeAspect="1"/>
-                          </pic:cNvPicPr>
-                        </pic:nvPicPr>
-                        <pic:blipFill>
-                          <a:blip r:embed="rId36"/>
-                          <a:stretch>
-                            <a:fillRect/>
-                          </a:stretch>
-                        </pic:blipFill>
-                        <pic:spPr bwMode="auto">
-                          <a:xfrm>
-                            <a:off x="0" y="0"/>
-                            <a:ext cx="5334000" cy="3413760"/>
-                          </a:xfrm>
-                          <a:prstGeom prst="rect">
-                            <a:avLst/>
-                          </a:prstGeom>
-                          <a:noFill/>
-                          <a:ln w="9525">
-                            <a:noFill/>
-                            <a:headEnd/>
-                            <a:tailEnd/>
-                          </a:ln>
-                        </pic:spPr>
-                      </pic:pic>
-                    </a:graphicData>
-                  </a:graphic>
-                </wp:inline>
-              </w:drawing>
-            </w:r>
-          </w:p>
-          <w:p>
-            <w:pPr>
-              <w:jc w:val="center"/>
-            </w:pPr>
-            <w:pPr>
-              <w:jc w:val="left"/>
-              <w:spacing w:before="200"/>
-              <w:pStyle w:val="ImageCaption"/>
-            </w:pPr>
-            <w:r>
-              <w:t xml:space="preserve">Figure 2: Blah blah blah - colours represent clusters. Network metric loadings with PC1 and PC2</w:t>
-            </w:r>
-          </w:p>
-          <w:bookmarkEnd w:id="39"/>
-        </w:tc>
-      </w:tr>
-    </w:tbl>
-    <w:p>
-      <w:pPr>
-        <w:pStyle w:val="BodyText"/>
-      </w:pPr>
-      <w:r>
-        <w:t xml:space="preserve">Inspection of the loading structure showed that the first principal component primarily reflected variation in network size and connectivity. Metrics such as richness, number of links, diameter, path length, and measures associated with topological complexity loaded strongly on this axis. The second principal component captured variation associated with structural organization and connectivity patterns, whereas the third component reflected variation in trophic structure and vertical differentiation, with strong contributions from trophic level, chain length, and related measures. Together, these axes represent interpretable structural gradients in the metric space.</w:t>
-      </w:r>
-    </w:p>
-    <w:tbl>
-      <w:tblPr>
-        <w:tblStyle w:val="Table"/>
-        <w:tblW w:type="pct" w:w="5000"/>
-        <w:tblLayout w:type="fixed"/>
-        <w:tblLook w:firstRow="0" w:lastRow="0" w:firstColumn="0" w:lastColumn="0" w:noHBand="0" w:noVBand="0" w:val="0000"/>
-      </w:tblPr>
-      <w:tblGrid>
-        <w:gridCol w:w="7920"/>
-      </w:tblGrid>
-      <w:tr>
-        <w:tc>
-          <w:tcPr/>
-          <w:bookmarkStart w:id="43" w:name="fig-alignment_heatmap"/>
+          <w:bookmarkStart w:id="36" w:name="fig-alignment_signif"/>
           <w:p>
             <w:pPr>
               <w:pStyle w:val="Compact"/>
@@ -4288,119 +4393,18 @@
                 <wp:inline>
                   <wp:extent cx="5334000" cy="2667000"/>
                   <wp:effectExtent b="0" l="0" r="0" t="0"/>
-                  <wp:docPr descr="" title="" id="41" name="Picture"/>
+                  <wp:docPr descr="" title="" id="34" name="Picture"/>
                   <a:graphic>
                     <a:graphicData uri="http://schemas.openxmlformats.org/drawingml/2006/picture">
                       <pic:pic>
                         <pic:nvPicPr>
-                          <pic:cNvPr descr="figures/module_alignment_heatmap.png" id="42" name="Picture"/>
+                          <pic:cNvPr descr="figures/heatmap_zscores.png" id="35" name="Picture"/>
                           <pic:cNvPicPr>
                             <a:picLocks noChangeArrowheads="1" noChangeAspect="1"/>
                           </pic:cNvPicPr>
                         </pic:nvPicPr>
                         <pic:blipFill>
-                          <a:blip r:embed="rId40"/>
-                          <a:stretch>
-                            <a:fillRect/>
-                          </a:stretch>
-                        </pic:blipFill>
-                        <pic:spPr bwMode="auto">
-                          <a:xfrm>
-                            <a:off x="0" y="0"/>
-                            <a:ext cx="5334000" cy="2667000"/>
-                          </a:xfrm>
-                          <a:prstGeom prst="rect">
-                            <a:avLst/>
-                          </a:prstGeom>
-                          <a:noFill/>
-                          <a:ln w="9525">
-                            <a:noFill/>
-                            <a:headEnd/>
-                            <a:tailEnd/>
-                          </a:ln>
-                        </pic:spPr>
-                      </pic:pic>
-                    </a:graphicData>
-                  </a:graphic>
-                </wp:inline>
-              </w:drawing>
-            </w:r>
-          </w:p>
-          <w:p>
-            <w:pPr>
-              <w:jc w:val="center"/>
-            </w:pPr>
-            <w:pPr>
-              <w:jc w:val="left"/>
-              <w:spacing w:before="200"/>
-              <w:pStyle w:val="ImageCaption"/>
-            </w:pPr>
-            <w:r>
-              <w:t xml:space="preserve">Figure 3: Blah blah blah - colour intensity = greater alignment</w:t>
-            </w:r>
-          </w:p>
-          <w:bookmarkEnd w:id="43"/>
-        </w:tc>
-      </w:tr>
-    </w:tbl>
-    <w:p>
-      <w:pPr>
-        <w:pStyle w:val="BodyText"/>
-      </w:pPr>
-      <w:r>
-        <w:t xml:space="preserve">The global permutation test indicated significant alignment between the modular partition and the principal component structure (P = 0.005), demonstrating that the observed module assignment explains the multivariate geometry of structural metrics better than randomly assigned modules. Alignment strength varied substantially across modules</w:t>
-      </w:r>
-      <w:r>
-        <w:t xml:space="preserve"> </w:t>
-      </w:r>
-      <w:hyperlink w:anchor="fig-alignment_signif">
-        <w:r>
-          <w:rPr>
-            <w:rStyle w:val="Hyperlink"/>
-          </w:rPr>
-          <w:t xml:space="preserve">Figure 4</w:t>
-        </w:r>
-      </w:hyperlink>
-      <w:r>
-        <w:t xml:space="preserve">. Macro Complexity (Module 1) exhibited the strongest and most extensive alignment, showing significant associations with five principal components and a dominant loading on PC1, indicating that it contributes substantially to the primary structural gradient associated with network size and connectivity. Energy Transport (Module 3) showed significant alignment with four principal components, with its strongest association on PC4, suggesting that it captures structural variation largely orthogonal to the dominant complexity axis. Trophic Integration (Module 2), Trophic Asymmetry (Module 4), Control Heterogeneity (Module 5), and Functional Redundancy (Module 7) displayed more limited alignment, each significantly associated with one to two principal components, indicating more constrained mapping onto the structural feature space. Notably, Functional Redundancy exhibited its strongest association with a high-order principal component (PC7), suggesting sensitivity to more subtle structural variation. Centralisation (Module 6) showed no significant alignment under the joint permutation and Z-score criterion, indicating that it does not meaningfully structure variation across the retained principal components. Overall, significant module–PC associations were concentrated in a subset of principal components, reinforcing the interpretation that modular structure maps onto specific structural gradients rather than uniformly spanning the full multivariate space.</w:t>
-      </w:r>
-    </w:p>
-    <w:tbl>
-      <w:tblPr>
-        <w:tblStyle w:val="Table"/>
-        <w:tblW w:type="pct" w:w="5000"/>
-        <w:tblLayout w:type="fixed"/>
-        <w:tblLook w:firstRow="0" w:lastRow="0" w:firstColumn="0" w:lastColumn="0" w:noHBand="0" w:noVBand="0" w:val="0000"/>
-      </w:tblPr>
-      <w:tblGrid>
-        <w:gridCol w:w="7920"/>
-      </w:tblGrid>
-      <w:tr>
-        <w:tc>
-          <w:tcPr/>
-          <w:bookmarkStart w:id="47" w:name="fig-alignment_signif"/>
-          <w:p>
-            <w:pPr>
-              <w:pStyle w:val="Compact"/>
-              <w:jc w:val="center"/>
-            </w:pPr>
-            <w:r>
-              <w:drawing>
-                <wp:inline>
-                  <wp:extent cx="5334000" cy="2667000"/>
-                  <wp:effectExtent b="0" l="0" r="0" t="0"/>
-                  <wp:docPr descr="" title="" id="45" name="Picture"/>
-                  <a:graphic>
-                    <a:graphicData uri="http://schemas.openxmlformats.org/drawingml/2006/picture">
-                      <pic:pic>
-                        <pic:nvPicPr>
-                          <pic:cNvPr descr="figures/heatmap_zscores.png" id="46" name="Picture"/>
-                          <pic:cNvPicPr>
-                            <a:picLocks noChangeArrowheads="1" noChangeAspect="1"/>
-                          </pic:cNvPicPr>
-                        </pic:nvPicPr>
-                        <pic:blipFill>
-                          <a:blip r:embed="rId44"/>
+                          <a:blip r:embed="rId33"/>
                           <a:stretch>
                             <a:fillRect/>
                           </a:stretch>
@@ -4440,7 +4444,7 @@
               <w:t xml:space="preserve">Figure 4: Heatmap showing module–principal component alignment quantified by permutation-derived Z-scores. Colour intensity reflects the magnitude and direction of alignment, and asterisks denote cells that meet joint significance criteria (permutation P &lt; 0.05 and |Z| &gt; 1.96). Rows correspond to structural metric modules and columns to principal components. Clustering highlights patterns of shared alignment across modules and multivariate structural gradients.</w:t>
             </w:r>
           </w:p>
-          <w:bookmarkEnd w:id="47"/>
+          <w:bookmarkEnd w:id="36"/>
         </w:tc>
       </w:tr>
     </w:tbl>
@@ -4452,9 +4456,9 @@
         <w:t xml:space="preserve">Collectively, these results demonstrate that food-web structural metrics exhibit strong low-dimensional organisation and that independently identified structural modules are non-randomly aligned with the dominant axes of variation. The significant global alignment supports the interpretation that modular decomposition reflects meaningful geometric structure rather than clustering artifacts. Moreover, the dominance of a single module across multiple principal components suggests hierarchical organisation, wherein a core structural module governs the primary gradient of variation while additional modules capture secondary and specialised structural dimensions.</w:t>
       </w:r>
     </w:p>
-    <w:bookmarkEnd w:id="48"/>
-    <w:bookmarkEnd w:id="49"/>
-    <w:bookmarkStart w:id="56" w:name="discussion"/>
+    <w:bookmarkEnd w:id="37"/>
+    <w:bookmarkEnd w:id="38"/>
+    <w:bookmarkStart w:id="45" w:name="discussion"/>
     <w:p>
       <w:pPr>
         <w:pStyle w:val="Heading1"/>
@@ -4463,25 +4467,13 @@
         <w:t xml:space="preserve">4. Discussion</w:t>
       </w:r>
     </w:p>
-    <w:bookmarkStart w:id="50" w:name="Xaba5ec532fb6845195cb93ccf86bb1feb69a370"/>
+    <w:bookmarkStart w:id="39" w:name="Xaba5ec532fb6845195cb93ccf86bb1feb69a370"/>
     <w:p>
       <w:pPr>
         <w:pStyle w:val="Heading2"/>
       </w:pPr>
       <w:r>
-        <w:t xml:space="preserve">4.1 Why consensus on</w:t>
-      </w:r>
-      <w:r>
-        <w:t xml:space="preserve"> </w:t>
-      </w:r>
-      <w:r>
-        <w:t xml:space="preserve">“the best metric”</w:t>
-      </w:r>
-      <w:r>
-        <w:t xml:space="preserve"> </w:t>
-      </w:r>
-      <w:r>
-        <w:t xml:space="preserve">has remained elusive</w:t>
+        <w:t xml:space="preserve">4.1 Why consensus on “the best metric” has remained elusive</w:t>
       </w:r>
     </w:p>
     <w:p>
@@ -4489,35 +4481,11 @@
         <w:pStyle w:val="FirstParagraph"/>
       </w:pPr>
       <w:r>
-        <w:t xml:space="preserve">For more than four decades, the structure–stability debate has oscillated between competing structural descriptors, from connectance and complexity to modularity, omnivory, and trophic redundancy. Early theoretical work, most notably by May, suggested that increasing complexity should destabilise large systems, placing global descriptors such as connectance and interaction density at the centre of the debate. Subsequent empirical and theoretical studies, however, demonstrated stabilising roles for omnivory, weak links, and compartmentalisation (e.g. McCann; Dunne), shifting attention toward pathway-level and geometric properties. Our results suggest that this apparent inconsistency does not arise because some metrics are</w:t>
-      </w:r>
-      <w:r>
-        <w:t xml:space="preserve"> </w:t>
-      </w:r>
-      <w:r>
-        <w:t xml:space="preserve">“wrong,”</w:t>
-      </w:r>
-      <w:r>
-        <w:t xml:space="preserve"> </w:t>
-      </w:r>
-      <w:r>
-        <w:t xml:space="preserve">but because they capture different dimensions of a fundamentally multi-layered architecture. Food-web structure is not a single axis ranging from simple to complex; it is a high-dimensional space in which node composition, pathway routing, geometric constraint, and emergent organisation vary semi-independently. Metrics that have historically been treated as competitors—such as richness, connectance, omnivory, and redundancy—are in fact anchors of distinct structural dimensions. This explains why no single metric consistently predicts</w:t>
-      </w:r>
-      <w:r>
-        <w:t xml:space="preserve"> </w:t>
-      </w:r>
-      <w:r>
-        <w:t xml:space="preserve">“stability”</w:t>
-      </w:r>
-      <w:r>
-        <w:t xml:space="preserve"> </w:t>
-      </w:r>
-      <w:r>
-        <w:t xml:space="preserve">across studies: stability itself is not singular. When studies measure persistence (e.g. secondary extinctions), node-level balance and redundancy dominate. When they measure local stability or damping, path-level coupling and basal channel dominance matter more. When they measure recovery or informational organisation, global heterogeneity and role differentiation become decisive. The search for a universal structural predictor of stability has therefore been misguided—not because structure is unimportant, but because both structure and stability are multidimensional.</w:t>
-      </w:r>
-    </w:p>
-    <w:bookmarkEnd w:id="50"/>
-    <w:bookmarkStart w:id="51" w:name="X59d7ae37e4176aa163c203d19f94cdfcc256ab1"/>
+        <w:t xml:space="preserve">For more than four decades, the structure–stability debate has oscillated between competing structural descriptors, from connectance and complexity to modularity, omnivory, and trophic redundancy. Early theoretical work, most notably by May, suggested that increasing complexity should destabilise large systems, placing global descriptors such as connectance and interaction density at the centre of the debate. Subsequent empirical and theoretical studies, however, demonstrated stabilising roles for omnivory, weak links, and compartmentalisation (e.g. McCann; Dunne), shifting attention toward pathway-level and geometric properties. Our results suggest that this apparent inconsistency does not arise because some metrics are “wrong,” but because they capture different dimensions of a fundamentally multi-layered architecture. Food-web structure is not a single axis ranging from simple to complex; it is a high-dimensional space in which node composition, pathway routing, geometric constraint, and emergent organisation vary semi-independently. Metrics that have historically been treated as competitors—such as richness, connectance, omnivory, and redundancy—are in fact anchors of distinct structural dimensions. This explains why no single metric consistently predicts “stability” across studies: stability itself is not singular. When studies measure persistence (e.g. secondary extinctions), node-level balance and redundancy dominate. When they measure local stability or damping, path-level coupling and basal channel dominance matter more. When they measure recovery or informational organisation, global heterogeneity and role differentiation become decisive. The search for a universal structural predictor of stability has therefore been misguided—not because structure is unimportant, but because both structure and stability are multidimensional.</w:t>
+      </w:r>
+    </w:p>
+    <w:bookmarkEnd w:id="39"/>
+    <w:bookmarkStart w:id="40" w:name="X59d7ae37e4176aa163c203d19f94cdfcc256ab1"/>
     <w:p>
       <w:pPr>
         <w:pStyle w:val="Heading2"/>
@@ -4534,8 +4502,8 @@
         <w:t xml:space="preserve">A persistent challenge in the literature has been that similar metrics sometimes show opposite associations with stability. For example, omnivory has been reported as stabilising in some contexts and destabilising in others. Within our framework, this variability is expected. Path-level coupling (e.g. omnivory motifs) primarily relates to resistance—the containment or diffusion of perturbations—rather than persistence per se. A structure that dampens oscillations may not prevent extinction cascades, and vice versa. Similarly, our finding that richness contributes substantially to structural variance but fails to predict any stability component underscores an important decoupling: network size is not synonymous with robustness. This result aligns with empirical syntheses showing that species richness alone poorly predicts secondary extinction resistance unless accompanied by trophic balance or redundancy. In our analyses, the predator–prey ratio and herbivory—metrics reflecting trophic shape and basal channel dominance—were far stronger determinants of persistence and damping than richness itself. This helps reconcile why biodiversity–stability studies sometimes find positive, neutral, or context-dependent relationships. Richness operates primarily as a geometric scaling variable. Its effect on stability depends on how additional species alter the configuration of energy channels—whether they add redundancy, elongate chains, skew trophic balance, or increase coupling. Without specifying which structural dimension richness modifies, its stability effect is indeterminate.</w:t>
       </w:r>
     </w:p>
-    <w:bookmarkEnd w:id="51"/>
-    <w:bookmarkStart w:id="52" w:name="X2672a5581130aaf002eedcd1c0a12987031a3bf"/>
+    <w:bookmarkEnd w:id="40"/>
+    <w:bookmarkStart w:id="41" w:name="X2672a5581130aaf002eedcd1c0a12987031a3bf"/>
     <w:p>
       <w:pPr>
         <w:pStyle w:val="Heading2"/>
@@ -4549,35 +4517,11 @@
         <w:pStyle w:val="FirstParagraph"/>
       </w:pPr>
       <w:r>
-        <w:t xml:space="preserve">Our results contribute to a long-standing tension between the</w:t>
-      </w:r>
-      <w:r>
-        <w:t xml:space="preserve"> </w:t>
-      </w:r>
-      <w:r>
-        <w:t xml:space="preserve">“complexity begets instability”</w:t>
-      </w:r>
-      <w:r>
-        <w:t xml:space="preserve"> </w:t>
-      </w:r>
-      <w:r>
-        <w:t xml:space="preserve">argument and more recent views that diversity enhances resilience. The resolution lies in recognising that different dimensions of complexity influence different stability components. Redundancy and trophic similarity (low MaxSim heterogeneity) enhance persistence by providing functional compensation following species loss. Pathway multiplicity and basal channel dominance regulate resistance by shaping how perturbations propagate. Global organisational heterogeneity (captured by SVD complexity and spectral properties) influences return dynamics by constraining system-wide oscillations and reassembly patterns. In this sense, complexity is neither inherently stabilising nor destabilising. Instead, distinct forms of complexity map onto distinct dynamical outcomes. Connectance, motif structure, redundancy, and informational heterogeneity are not interchangeable proxies for</w:t>
-      </w:r>
-      <w:r>
-        <w:t xml:space="preserve"> </w:t>
-      </w:r>
-      <w:r>
-        <w:t xml:space="preserve">“complexity,”</w:t>
-      </w:r>
-      <w:r>
-        <w:t xml:space="preserve"> </w:t>
-      </w:r>
-      <w:r>
-        <w:t xml:space="preserve">but structurally and mechanistically distinct attributes. By explicitly embedding food-web metrics within an energy-flow hierarchy, our framework reframes biodiversity–stability theory. Stability emerges not from species number alone, but from the configuration of energy channels and the distribution of functional roles across those channels. A bottom-heavy web with balanced predator–prey ratios and differentiated trophic niches may achieve both persistence and damping, even at moderate richness. Conversely, a species-rich but top-heavy or weakly differentiated web may remain fragile.</w:t>
-      </w:r>
-    </w:p>
-    <w:bookmarkEnd w:id="52"/>
-    <w:bookmarkStart w:id="53" w:name="Xcd8cd6f0ed669353f77975c47c403d00ca78ff9"/>
+        <w:t xml:space="preserve">Our results contribute to a long-standing tension between the “complexity begets instability” argument and more recent views that diversity enhances resilience. The resolution lies in recognising that different dimensions of complexity influence different stability components. Redundancy and trophic similarity (low MaxSim heterogeneity) enhance persistence by providing functional compensation following species loss. Pathway multiplicity and basal channel dominance regulate resistance by shaping how perturbations propagate. Global organisational heterogeneity (captured by SVD complexity and spectral properties) influences return dynamics by constraining system-wide oscillations and reassembly patterns. In this sense, complexity is neither inherently stabilising nor destabilising. Instead, distinct forms of complexity map onto distinct dynamical outcomes. Connectance, motif structure, redundancy, and informational heterogeneity are not interchangeable proxies for “complexity,” but structurally and mechanistically distinct attributes. By explicitly embedding food-web metrics within an energy-flow hierarchy, our framework reframes biodiversity–stability theory. Stability emerges not from species number alone, but from the configuration of energy channels and the distribution of functional roles across those channels. A bottom-heavy web with balanced predator–prey ratios and differentiated trophic niches may achieve both persistence and damping, even at moderate richness. Conversely, a species-rich but top-heavy or weakly differentiated web may remain fragile.</w:t>
+      </w:r>
+    </w:p>
+    <w:bookmarkEnd w:id="41"/>
+    <w:bookmarkStart w:id="42" w:name="Xcd8cd6f0ed669353f77975c47c403d00ca78ff9"/>
     <w:p>
       <w:pPr>
         <w:pStyle w:val="Heading2"/>
@@ -4594,8 +4538,8 @@
         <w:t xml:space="preserve">A key practical outcome of our analysis is the identification of six structural pillars that capture nearly 85% of the variation in network architecture. Despite starting with 31 commonly used metrics, much of their variance collapses into a smaller number of independent axes. Hierarchical clustering further revealed robust modules corresponding to trophic balance, pathway structure, geometric scale, and redundancy. This dimensional reduction has two important implications. First, it demonstrates that many commonly reported metrics are statistically redundant. Reporting both connectance and L/S, or multiple correlated distance measures, adds little new information. Second, it provides a principled route toward a minimum sufficient descriptor set tailored to ecological questions. Rather than selecting metrics by convention, researchers can select representatives of the relevant structural scale.</w:t>
       </w:r>
     </w:p>
-    <w:bookmarkEnd w:id="53"/>
-    <w:bookmarkStart w:id="54" w:name="Xada8c6c776e637fe9cce3d4170260c732954712"/>
+    <w:bookmarkEnd w:id="42"/>
+    <w:bookmarkStart w:id="43" w:name="Xada8c6c776e637fe9cce3d4170260c732954712"/>
     <w:p>
       <w:pPr>
         <w:pStyle w:val="Heading2"/>
@@ -4609,29 +4553,11 @@
         <w:pStyle w:val="FirstParagraph"/>
       </w:pPr>
       <w:r>
-        <w:t xml:space="preserve">If the question concerns extinction cascades or tolerance to species loss (persistence): prioritise node-level balance and redundancy metrics (e.g. predator–prey ratio, herbivory, similarity). If the question concerns perturbation propagation or damping (resistance): focus on path-level and basal-channel metrics (e.g. pathway multiplicity, omnivory, mean distance). If the question concerns recovery dynamics or organisational reassembly (return): emphasise global heterogeneity and spectral measures (e.g. SVD complexity, spectral radius). If the question concerns comparative architecture across systems: use geometric anchors (e.g. richness) but interpret them as scale descriptors rather than stability predictors. This scale-explicit approach shifts the emphasis from asking</w:t>
-      </w:r>
-      <w:r>
-        <w:t xml:space="preserve"> </w:t>
-      </w:r>
-      <w:r>
-        <w:t xml:space="preserve">“Which metric best predicts stability?”</w:t>
-      </w:r>
-      <w:r>
-        <w:t xml:space="preserve"> </w:t>
-      </w:r>
-      <w:r>
-        <w:t xml:space="preserve">to</w:t>
-      </w:r>
-      <w:r>
-        <w:t xml:space="preserve"> </w:t>
-      </w:r>
-      <w:r>
-        <w:t xml:space="preserve">“Which structural dimension corresponds to the stability mechanism of interest?”</w:t>
-      </w:r>
-    </w:p>
-    <w:bookmarkEnd w:id="54"/>
-    <w:bookmarkStart w:id="55" w:name="limitations-and-future-directions"/>
+        <w:t xml:space="preserve">If the question concerns extinction cascades or tolerance to species loss (persistence): prioritise node-level balance and redundancy metrics (e.g. predator–prey ratio, herbivory, similarity). If the question concerns perturbation propagation or damping (resistance): focus on path-level and basal-channel metrics (e.g. pathway multiplicity, omnivory, mean distance). If the question concerns recovery dynamics or organisational reassembly (return): emphasise global heterogeneity and spectral measures (e.g. SVD complexity, spectral radius). If the question concerns comparative architecture across systems: use geometric anchors (e.g. richness) but interpret them as scale descriptors rather than stability predictors. This scale-explicit approach shifts the emphasis from asking “Which metric best predicts stability?” to “Which structural dimension corresponds to the stability mechanism of interest?”</w:t>
+      </w:r>
+    </w:p>
+    <w:bookmarkEnd w:id="43"/>
+    <w:bookmarkStart w:id="44" w:name="limitations-and-future-directions"/>
     <w:p>
       <w:pPr>
         <w:pStyle w:val="Heading2"/>
@@ -4648,9 +4574,9 @@
         <w:t xml:space="preserve">While our framework clarifies structural dimensionality, it remains grounded in static network topology. Real ecosystems exhibit interaction strengths, temporal variability, adaptive rewiring, and environmental forcing. Incorporating weighted networks and dynamic simulations would strengthen the mechanistic link between structural axes and realised dynamics. Additionally, the separation of persistence, resistance, and return is analytically useful but biologically intertwined. For example, structures that enhance resistance may indirectly support persistence by preventing large cascades. Future work could explore how these components interact across environmental gradients and disturbance regimes. Finally, extending this framework beyond trophic networks to mutualistic, host–parasite, or multilayer networks would test its generality. The energy-flow hierarchy proposed here may represent a broader organising principle of ecological interaction systems.</w:t>
       </w:r>
     </w:p>
-    <w:bookmarkEnd w:id="55"/>
-    <w:bookmarkEnd w:id="56"/>
-    <w:bookmarkStart w:id="59" w:name="conclusion"/>
+    <w:bookmarkEnd w:id="44"/>
+    <w:bookmarkEnd w:id="45"/>
+    <w:bookmarkStart w:id="48" w:name="conclusion"/>
     <w:p>
       <w:pPr>
         <w:pStyle w:val="Heading1"/>
@@ -4688,7 +4614,7 @@
       <w:tr>
         <w:tc>
           <w:tcPr/>
-          <w:bookmarkStart w:id="57" w:name="tbl-metrics"/>
+          <w:bookmarkStart w:id="46" w:name="tbl-metrics"/>
           <w:p>
             <w:pPr>
               <w:jc w:val="center"/>
@@ -5113,7 +5039,7 @@
               </w:tc>
             </w:tr>
           </w:tbl>
-          <w:bookmarkEnd w:id="57"/>
+          <w:bookmarkEnd w:id="46"/>
           <w:p/>
         </w:tc>
       </w:tr>
@@ -5152,7 +5078,7 @@
       <w:tr>
         <w:tc>
           <w:tcPr/>
-          <w:bookmarkStart w:id="58" w:name="tbl-classification"/>
+          <w:bookmarkStart w:id="47" w:name="tbl-classification"/>
           <w:p>
             <w:pPr>
               <w:jc w:val="center"/>
@@ -5338,19 +5264,7 @@
                     <w:t xml:space="preserve">overall network structure</w:t>
                   </w:r>
                   <w:r>
-                    <w:t xml:space="preserve">, including density (connectance, links, L/S), size (richness), local clustering, link asymmetry, network distances (diameter), and niche structure (intervals). Capture the</w:t>
-                  </w:r>
-                  <w:r>
-                    <w:t xml:space="preserve"> </w:t>
-                  </w:r>
-                  <w:r>
-                    <w:t xml:space="preserve">‘shape’</w:t>
-                  </w:r>
-                  <w:r>
-                    <w:t xml:space="preserve"> </w:t>
-                  </w:r>
-                  <w:r>
-                    <w:t xml:space="preserve">of the network.</w:t>
+                    <w:t xml:space="preserve">, including density (connectance, links, L/S), size (richness), local clustering, link asymmetry, network distances (diameter), and niche structure (intervals). Capture the ‘shape’ of the network.</w:t>
                   </w:r>
                 </w:p>
               </w:tc>
@@ -5394,13 +5308,13 @@
               </w:tc>
             </w:tr>
           </w:tbl>
-          <w:bookmarkEnd w:id="58"/>
+          <w:bookmarkEnd w:id="47"/>
           <w:p/>
         </w:tc>
       </w:tr>
     </w:tbl>
-    <w:bookmarkEnd w:id="59"/>
-    <w:bookmarkStart w:id="95" w:name="references"/>
+    <w:bookmarkEnd w:id="48"/>
+    <w:bookmarkStart w:id="84" w:name="references"/>
     <w:p>
       <w:pPr>
         <w:pStyle w:val="Heading1"/>
@@ -5409,8 +5323,8 @@
         <w:t xml:space="preserve">References</w:t>
       </w:r>
     </w:p>
-    <w:bookmarkStart w:id="94" w:name="refs"/>
-    <w:bookmarkStart w:id="61" w:name="X364e9e1ae4fcdffd15c6495ab47a85eeafc0b8c"/>
+    <w:bookmarkStart w:id="83" w:name="refs"/>
+    <w:bookmarkStart w:id="50" w:name="X364e9e1ae4fcdffd15c6495ab47a85eeafc0b8c"/>
     <w:p>
       <w:pPr>
         <w:pStyle w:val="Bibliography"/>
@@ -5430,7 +5344,7 @@
       <w:r>
         <w:t xml:space="preserve"> </w:t>
       </w:r>
-      <w:hyperlink r:id="rId60">
+      <w:hyperlink r:id="rId49">
         <w:r>
           <w:rPr>
             <w:rStyle w:val="Hyperlink"/>
@@ -5458,8 +5372,8 @@
         <w:t xml:space="preserve">108, 3648–3652</w:t>
       </w:r>
     </w:p>
-    <w:bookmarkEnd w:id="61"/>
-    <w:bookmarkStart w:id="63" w:name="ref-thompsonFoodWebsReconciling2012"/>
+    <w:bookmarkEnd w:id="50"/>
+    <w:bookmarkStart w:id="52" w:name="ref-thompsonFoodWebsReconciling2012"/>
     <w:p>
       <w:pPr>
         <w:pStyle w:val="Bibliography"/>
@@ -5495,7 +5409,7 @@
       <w:r>
         <w:t xml:space="preserve"> </w:t>
       </w:r>
-      <w:hyperlink r:id="rId62">
+      <w:hyperlink r:id="rId51">
         <w:r>
           <w:rPr>
             <w:rStyle w:val="Hyperlink"/>
@@ -5523,8 +5437,8 @@
         <w:t xml:space="preserve">27, 689–697</w:t>
       </w:r>
     </w:p>
-    <w:bookmarkEnd w:id="63"/>
-    <w:bookmarkStart w:id="65" w:name="ref-lauEcologicalNetworkMetrics2017"/>
+    <w:bookmarkEnd w:id="52"/>
+    <w:bookmarkStart w:id="54" w:name="ref-lauEcologicalNetworkMetrics2017"/>
     <w:p>
       <w:pPr>
         <w:pStyle w:val="Bibliography"/>
@@ -5560,7 +5474,7 @@
       <w:r>
         <w:t xml:space="preserve"> </w:t>
       </w:r>
-      <w:hyperlink r:id="rId64">
+      <w:hyperlink r:id="rId53">
         <w:r>
           <w:rPr>
             <w:rStyle w:val="Hyperlink"/>
@@ -5588,8 +5502,8 @@
         <w:t xml:space="preserve">8, e01900</w:t>
       </w:r>
     </w:p>
-    <w:bookmarkEnd w:id="65"/>
-    <w:bookmarkStart w:id="67" w:name="ref-vermaatMajorDimensionsFoodweb2009"/>
+    <w:bookmarkEnd w:id="54"/>
+    <w:bookmarkStart w:id="56" w:name="ref-vermaatMajorDimensionsFoodweb2009"/>
     <w:p>
       <w:pPr>
         <w:pStyle w:val="Bibliography"/>
@@ -5625,7 +5539,7 @@
       <w:r>
         <w:t xml:space="preserve"> </w:t>
       </w:r>
-      <w:hyperlink r:id="rId66">
+      <w:hyperlink r:id="rId55">
         <w:r>
           <w:rPr>
             <w:rStyle w:val="Hyperlink"/>
@@ -5653,8 +5567,8 @@
         <w:t xml:space="preserve">90, 278–282</w:t>
       </w:r>
     </w:p>
-    <w:bookmarkEnd w:id="67"/>
-    <w:bookmarkStart w:id="69" w:name="ref-williamsLimitsTrophicLevels2004"/>
+    <w:bookmarkEnd w:id="56"/>
+    <w:bookmarkStart w:id="58" w:name="ref-williamsLimitsTrophicLevels2004"/>
     <w:p>
       <w:pPr>
         <w:pStyle w:val="Bibliography"/>
@@ -5674,7 +5588,7 @@
       <w:r>
         <w:t xml:space="preserve"> </w:t>
       </w:r>
-      <w:hyperlink r:id="rId68">
+      <w:hyperlink r:id="rId57">
         <w:r>
           <w:rPr>
             <w:rStyle w:val="Hyperlink"/>
@@ -5804,8 +5718,8 @@
         <w:t xml:space="preserve">163, 458–468</w:t>
       </w:r>
     </w:p>
-    <w:bookmarkEnd w:id="69"/>
-    <w:bookmarkStart w:id="71" w:name="X781f7e482417d8f33d808967da8cf24a047c245"/>
+    <w:bookmarkEnd w:id="58"/>
+    <w:bookmarkStart w:id="60" w:name="X781f7e482417d8f33d808967da8cf24a047c245"/>
     <w:p>
       <w:pPr>
         <w:pStyle w:val="Bibliography"/>
@@ -5825,7 +5739,7 @@
       <w:r>
         <w:t xml:space="preserve"> </w:t>
       </w:r>
-      <w:hyperlink r:id="rId70">
+      <w:hyperlink r:id="rId59">
         <w:r>
           <w:rPr>
             <w:rStyle w:val="Hyperlink"/>
@@ -5913,8 +5827,8 @@
         <w:t xml:space="preserve">87, 327–340</w:t>
       </w:r>
     </w:p>
-    <w:bookmarkEnd w:id="71"/>
-    <w:bookmarkStart w:id="73" w:name="ref-estradaUsingNetworkCentrality2008"/>
+    <w:bookmarkEnd w:id="60"/>
+    <w:bookmarkStart w:id="62" w:name="ref-estradaUsingNetworkCentrality2008"/>
     <w:p>
       <w:pPr>
         <w:pStyle w:val="Bibliography"/>
@@ -5934,7 +5848,7 @@
       <w:r>
         <w:t xml:space="preserve"> </w:t>
       </w:r>
-      <w:hyperlink r:id="rId72">
+      <w:hyperlink r:id="rId61">
         <w:r>
           <w:rPr>
             <w:rStyle w:val="Hyperlink"/>
@@ -5998,8 +5912,8 @@
         <w:t xml:space="preserve">18, 1810–1825</w:t>
       </w:r>
     </w:p>
-    <w:bookmarkEnd w:id="73"/>
-    <w:bookmarkStart w:id="75" w:name="ref-mccannDiversityStabilityDebate2000"/>
+    <w:bookmarkEnd w:id="62"/>
+    <w:bookmarkStart w:id="64" w:name="ref-mccannDiversityStabilityDebate2000"/>
     <w:p>
       <w:pPr>
         <w:pStyle w:val="Bibliography"/>
@@ -6019,7 +5933,7 @@
       <w:r>
         <w:t xml:space="preserve"> </w:t>
       </w:r>
-      <w:hyperlink r:id="rId74">
+      <w:hyperlink r:id="rId63">
         <w:r>
           <w:rPr>
             <w:rStyle w:val="Hyperlink"/>
@@ -6047,8 +5961,8 @@
         <w:t xml:space="preserve">405, 228–233</w:t>
       </w:r>
     </w:p>
-    <w:bookmarkEnd w:id="75"/>
-    <w:bookmarkStart w:id="77" w:name="X5f45a7a099d08070703fc184810d23dd2e88abd"/>
+    <w:bookmarkEnd w:id="64"/>
+    <w:bookmarkStart w:id="66" w:name="X5f45a7a099d08070703fc184810d23dd2e88abd"/>
     <w:p>
       <w:pPr>
         <w:pStyle w:val="Bibliography"/>
@@ -6068,7 +5982,7 @@
       <w:r>
         <w:t xml:space="preserve"> </w:t>
       </w:r>
-      <w:hyperlink r:id="rId76">
+      <w:hyperlink r:id="rId65">
         <w:r>
           <w:rPr>
             <w:rStyle w:val="Hyperlink"/>
@@ -6120,8 +6034,8 @@
         <w:t xml:space="preserve">393, 440–442</w:t>
       </w:r>
     </w:p>
-    <w:bookmarkEnd w:id="77"/>
-    <w:bookmarkStart w:id="79" w:name="ref-stoufferRobustMeasureFood2006a"/>
+    <w:bookmarkEnd w:id="66"/>
+    <w:bookmarkStart w:id="68" w:name="ref-stoufferRobustMeasureFood2006a"/>
     <w:p>
       <w:pPr>
         <w:pStyle w:val="Bibliography"/>
@@ -6157,7 +6071,7 @@
       <w:r>
         <w:t xml:space="preserve"> </w:t>
       </w:r>
-      <w:hyperlink r:id="rId78">
+      <w:hyperlink r:id="rId67">
         <w:r>
           <w:rPr>
             <w:rStyle w:val="Hyperlink"/>
@@ -6185,8 +6099,8 @@
         <w:t xml:space="preserve">103, 19015–19020</w:t>
       </w:r>
     </w:p>
-    <w:bookmarkEnd w:id="79"/>
-    <w:bookmarkStart w:id="81" w:name="ref-strydomSVDEntropyReveals2021"/>
+    <w:bookmarkEnd w:id="68"/>
+    <w:bookmarkStart w:id="70" w:name="ref-strydomSVDEntropyReveals2021"/>
     <w:p>
       <w:pPr>
         <w:pStyle w:val="Bibliography"/>
@@ -6222,7 +6136,7 @@
       <w:r>
         <w:t xml:space="preserve"> </w:t>
       </w:r>
-      <w:hyperlink r:id="rId80">
+      <w:hyperlink r:id="rId69">
         <w:r>
           <w:rPr>
             <w:rStyle w:val="Hyperlink"/>
@@ -6298,8 +6212,8 @@
         <w:t xml:space="preserve">9</w:t>
       </w:r>
     </w:p>
-    <w:bookmarkEnd w:id="81"/>
-    <w:bookmarkStart w:id="83" w:name="ref-jonssonReliabilityR50Measure2015"/>
+    <w:bookmarkEnd w:id="70"/>
+    <w:bookmarkStart w:id="72" w:name="ref-jonssonReliabilityR50Measure2015"/>
     <w:p>
       <w:pPr>
         <w:pStyle w:val="Bibliography"/>
@@ -6335,7 +6249,7 @@
       <w:r>
         <w:t xml:space="preserve"> </w:t>
       </w:r>
-      <w:hyperlink r:id="rId82">
+      <w:hyperlink r:id="rId71">
         <w:r>
           <w:rPr>
             <w:rStyle w:val="Hyperlink"/>
@@ -6387,8 +6301,8 @@
         <w:t xml:space="preserve">124, 446–457</w:t>
       </w:r>
     </w:p>
-    <w:bookmarkEnd w:id="83"/>
-    <w:bookmarkStart w:id="85" w:name="ref-stoufferEvidenceExistenceRobust2007"/>
+    <w:bookmarkEnd w:id="72"/>
+    <w:bookmarkStart w:id="74" w:name="ref-stoufferEvidenceExistenceRobust2007"/>
     <w:p>
       <w:pPr>
         <w:pStyle w:val="Bibliography"/>
@@ -6424,7 +6338,7 @@
       <w:r>
         <w:t xml:space="preserve"> </w:t>
       </w:r>
-      <w:hyperlink r:id="rId84">
+      <w:hyperlink r:id="rId73">
         <w:r>
           <w:rPr>
             <w:rStyle w:val="Hyperlink"/>
@@ -6452,8 +6366,8 @@
         <w:t xml:space="preserve">274, 1931–1940</w:t>
       </w:r>
     </w:p>
-    <w:bookmarkEnd w:id="85"/>
-    <w:bookmarkStart w:id="87" w:name="ref-miloNetworkMotifsSimple2002"/>
+    <w:bookmarkEnd w:id="74"/>
+    <w:bookmarkStart w:id="76" w:name="ref-miloNetworkMotifsSimple2002"/>
     <w:p>
       <w:pPr>
         <w:pStyle w:val="Bibliography"/>
@@ -6489,7 +6403,7 @@
       <w:r>
         <w:t xml:space="preserve"> </w:t>
       </w:r>
-      <w:hyperlink r:id="rId86">
+      <w:hyperlink r:id="rId75">
         <w:r>
           <w:rPr>
             <w:rStyle w:val="Hyperlink"/>
@@ -6571,8 +6485,8 @@
         <w:t xml:space="preserve">298, 824–827</w:t>
       </w:r>
     </w:p>
-    <w:bookmarkEnd w:id="87"/>
-    <w:bookmarkStart w:id="89" w:name="ref-dunneFoodwebStructureNetwork2002"/>
+    <w:bookmarkEnd w:id="76"/>
+    <w:bookmarkStart w:id="78" w:name="ref-dunneFoodwebStructureNetwork2002"/>
     <w:p>
       <w:pPr>
         <w:pStyle w:val="Bibliography"/>
@@ -6608,7 +6522,7 @@
       <w:r>
         <w:t xml:space="preserve"> </w:t>
       </w:r>
-      <w:hyperlink r:id="rId88">
+      <w:hyperlink r:id="rId77">
         <w:r>
           <w:rPr>
             <w:rStyle w:val="Hyperlink"/>
@@ -6660,8 +6574,8 @@
         <w:t xml:space="preserve">99, 12917–12922</w:t>
       </w:r>
     </w:p>
-    <w:bookmarkEnd w:id="89"/>
-    <w:bookmarkStart w:id="91" w:name="ref-neutelStabilityRealFood2002"/>
+    <w:bookmarkEnd w:id="78"/>
+    <w:bookmarkStart w:id="80" w:name="ref-neutelStabilityRealFood2002"/>
     <w:p>
       <w:pPr>
         <w:pStyle w:val="Bibliography"/>
@@ -6697,7 +6611,7 @@
       <w:r>
         <w:t xml:space="preserve"> </w:t>
       </w:r>
-      <w:hyperlink r:id="rId90">
+      <w:hyperlink r:id="rId79">
         <w:r>
           <w:rPr>
             <w:rStyle w:val="Hyperlink"/>
@@ -6779,8 +6693,8 @@
         <w:t xml:space="preserve">296, 1120–1123</w:t>
       </w:r>
     </w:p>
-    <w:bookmarkEnd w:id="91"/>
-    <w:bookmarkStart w:id="93" w:name="Xd412d50b01317b0aa54d10c40af293c2515ab19"/>
+    <w:bookmarkEnd w:id="80"/>
+    <w:bookmarkStart w:id="82" w:name="Xd412d50b01317b0aa54d10c40af293c2515ab19"/>
     <w:p>
       <w:pPr>
         <w:pStyle w:val="Bibliography"/>
@@ -6800,7 +6714,7 @@
       <w:r>
         <w:t xml:space="preserve"> </w:t>
       </w:r>
-      <w:hyperlink r:id="rId92">
+      <w:hyperlink r:id="rId81">
         <w:r>
           <w:rPr>
             <w:rStyle w:val="Hyperlink"/>
@@ -6828,9 +6742,9 @@
         <w:t xml:space="preserve">25, 393–399</w:t>
       </w:r>
     </w:p>
-    <w:bookmarkEnd w:id="93"/>
-    <w:bookmarkEnd w:id="94"/>
-    <w:bookmarkEnd w:id="95"/>
+    <w:bookmarkEnd w:id="82"/>
+    <w:bookmarkEnd w:id="83"/>
+    <w:bookmarkEnd w:id="84"/>
     <w:sectPr>
       <w:footnotePr>
         <w:numRestart w:val="eachSect"/>
@@ -6952,10 +6866,10 @@
   <w:docDefaults>
     <w:rPrDefault>
       <w:rPr>
-        <w:rFonts w:asciiTheme="minorHAnsi" w:cstheme="minorBidi" w:eastAsiaTheme="minorHAnsi" w:hAnsiTheme="minorHAnsi"/>
+        <w:rFonts w:asciiTheme="minorHAnsi" w:cstheme="minorBidi" w:eastAsiaTheme="minorEastAsia" w:hAnsiTheme="minorHAnsi"/>
         <w:sz w:val="24"/>
         <w:szCs w:val="24"/>
-        <w:lang w:bidi="ar-SA" w:eastAsia="en-US" w:val="en-US"/>
+        <w:lang w:bidi="ar-SA" w:eastAsia="zh-CN" w:val="en-US"/>
       </w:rPr>
     </w:rPrDefault>
     <w:pPrDefault>
@@ -7496,13 +7410,6 @@
       </w:tblCellMar>
     </w:tblPr>
     <w:tblStylePr w:type="firstRow">
-      <w:tblPr>
-        <w:jc w:val="left"/>
-        <w:tblInd w:type="dxa" w:w="0"/>
-      </w:tblPr>
-      <w:trPr>
-        <w:jc w:val="left"/>
-      </w:trPr>
       <w:tcPr>
         <w:tcBorders>
           <w:bottom w:val="single"/>

--- a/index.docx
+++ b/index.docx
@@ -601,7 +601,7 @@
     </w:tbl>
     <w:bookmarkEnd w:id="11"/>
     <w:bookmarkEnd w:id="12"/>
-    <w:bookmarkStart w:id="17" w:name="materials-methods"/>
+    <w:bookmarkStart w:id="22" w:name="materials-methods"/>
     <w:p>
       <w:pPr>
         <w:pStyle w:val="Heading1"/>
@@ -3389,8 +3389,122 @@
       </w:r>
     </w:p>
     <w:bookmarkEnd w:id="16"/>
+    <w:bookmarkStart w:id="21" w:name="Xa1e356f8b4615d913aa8dbeb1055359363a4932"/>
+    <w:p>
+      <w:pPr>
+        <w:pStyle w:val="Heading2"/>
+      </w:pPr>
+      <w:r>
+        <w:t xml:space="preserve">2.4 Structural Metric Reduction and Representation of Network Space</w:t>
+      </w:r>
+    </w:p>
+    <w:p>
+      <w:pPr>
+        <w:pStyle w:val="FirstParagraph"/>
+      </w:pPr>
+      <w:r>
+        <w:t xml:space="preserve">To evaluate how network structure predicts ecological stability, we first reduced a high-dimensional set of topological metrics into alternative, biologically interpretable predictor sets. Because dimensionality reduction can fundamentally shape inference, we explicitly compared two conceptually distinct representations of network structure: (1) structural domain representatives and (2) latent axes of network variation.</w:t>
+      </w:r>
+    </w:p>
+    <w:bookmarkStart w:id="17" w:name="identification-of-structural-domains"/>
+    <w:p>
+      <w:pPr>
+        <w:pStyle w:val="Heading3"/>
+      </w:pPr>
+      <w:r>
+        <w:t xml:space="preserve">2.4.1 Identification of Structural Domains</w:t>
+      </w:r>
+    </w:p>
+    <w:p>
+      <w:pPr>
+        <w:pStyle w:val="FirstParagraph"/>
+      </w:pPr>
+      <w:r>
+        <w:t xml:space="preserve">We previously grouped network metrics into clusters based on their pairwise correlations, such that each cluster represented a structurally coherent domain (e.g., trophic composition, centralization, path structure). Clustering was performed using correlation-based distance, ensuring that metrics grouped together reflected shared structural information rather than raw scale. To construct a reduced predictor set from these domains, we selected a single representative metric per cluster using a medoid approach. Within each cluster, we computed the absolute correlation matrix among member metrics and defined distance as 1−∣r∣. The medoid was identified as the metric minimizing mean pairwise distance to other metrics in the cluster. This approach preserves structural diversity while minimizing redundancy and does not rely on principal component loadings, which can bias selection toward dominant variance axes. The resulting</w:t>
+      </w:r>
+      <w:r>
+        <w:t xml:space="preserve"> </w:t>
+      </w:r>
+      <w:r>
+        <w:t xml:space="preserve">‘cluster medoid’</w:t>
+      </w:r>
+      <w:r>
+        <w:t xml:space="preserve"> </w:t>
+      </w:r>
+      <w:r>
+        <w:t xml:space="preserve">set retained one interpretable metric per structural domain. Importantly, this procedure prioritizes preservation of structural domains rather than overall variance magnitude, allowing low-variance but potentially mechanistically relevant features of network topology to be retained.</w:t>
+      </w:r>
+    </w:p>
     <w:bookmarkEnd w:id="17"/>
-    <w:bookmarkStart w:id="38" w:name="results"/>
+    <w:bookmarkStart w:id="18" w:name="extraction-of-latent-structural-axes"/>
+    <w:p>
+      <w:pPr>
+        <w:pStyle w:val="Heading3"/>
+      </w:pPr>
+      <w:r>
+        <w:t xml:space="preserve">2.4.2 Extraction of Latent Structural Axes</w:t>
+      </w:r>
+    </w:p>
+    <w:p>
+      <w:pPr>
+        <w:pStyle w:val="FirstParagraph"/>
+      </w:pPr>
+      <w:r>
+        <w:t xml:space="preserve">As a complementary representation of network structure, we performed principal component analysis (PCA) on the scaled full metric matrix. Principal components were retained until cumulative explained variance exceeded 80%, yielding a set of orthogonal axes describing the dominant gradients of variation in network topology. These retained PC scores constitute a low-dimensional latent representation of network space. Unlike cluster medoids, which preserve structural categories, PC scores preserve maximal variance and ensure orthogonality among predictors. We also explored a third reduction approach—selecting the single highest-loading metric per retained PC. However, because principal components are linear combinations of multiple metrics, this “PC-dominant metric” strategy substantially reduces the variance represented by each axis. Consequently, this approach captures less of the total structural variance and was treated as exploratory rather than primary.</w:t>
+      </w:r>
+    </w:p>
+    <w:bookmarkEnd w:id="18"/>
+    <w:bookmarkStart w:id="19" w:name="X47f4bec2ddbd171f48a908c5c67281cf5f30368"/>
+    <w:p>
+      <w:pPr>
+        <w:pStyle w:val="Heading3"/>
+      </w:pPr>
+      <w:r>
+        <w:t xml:space="preserve">2.4.3 Conceptual Contrast Between Representations</w:t>
+      </w:r>
+    </w:p>
+    <w:p>
+      <w:pPr>
+        <w:pStyle w:val="FirstParagraph"/>
+      </w:pPr>
+      <w:r>
+        <w:t xml:space="preserve">The cluster-medoid and PCA-score representations reflect different theoretical assumptions about how structure relates to stability.</w:t>
+      </w:r>
+      <w:r>
+        <w:t xml:space="preserve"> </w:t>
+      </w:r>
+      <w:r>
+        <w:t xml:space="preserve">The cluster-medoid approach assumes that ecological stability responds to discrete structural domains that may vary independently and need not align with the dominant gradients of network variation. In contrast, the PCA-score approach assumes that stability responds primarily to the major axes of variation in network topology, regardless of their interpretability in terms of structural domains. By explicitly comparing predictive performance across these representations, we test whether ecological stability is better explained by domain-specific structural mechanisms or by global geometric gradients of network organization.</w:t>
+      </w:r>
+    </w:p>
+    <w:bookmarkEnd w:id="19"/>
+    <w:bookmarkStart w:id="20" w:name="implications-for-model-comparison"/>
+    <w:p>
+      <w:pPr>
+        <w:pStyle w:val="Heading3"/>
+      </w:pPr>
+      <w:r>
+        <w:t xml:space="preserve">2.4.4 Implications for Model Comparison</w:t>
+      </w:r>
+    </w:p>
+    <w:p>
+      <w:pPr>
+        <w:pStyle w:val="FirstParagraph"/>
+      </w:pPr>
+      <w:r>
+        <w:t xml:space="preserve">Because the cluster-medoid and PCA-score sets differ in dimensionality and variance preservation, predictive comparisons were conducted using identical cross-validation schemes to ensure fair evaluation. Model performance was assessed using out-of-sample metrics, and variable importance was evaluated via cross-validated permutation procedures.</w:t>
+      </w:r>
+      <w:r>
+        <w:t xml:space="preserve"> </w:t>
+      </w:r>
+      <w:r>
+        <w:t xml:space="preserve">This framework allows us to determine whether stability aligns more strongly with interpretable structural domains or with latent axes of network variation, and whether some structural domains are decoupled from stability altogether.</w:t>
+      </w:r>
+    </w:p>
+    <w:bookmarkEnd w:id="20"/>
+    <w:bookmarkEnd w:id="21"/>
+    <w:bookmarkEnd w:id="22"/>
+    <w:bookmarkStart w:id="57" w:name="results"/>
     <w:p>
       <w:pPr>
         <w:pStyle w:val="Heading1"/>
@@ -3399,7 +3513,7 @@
         <w:t xml:space="preserve">3. Results</w:t>
       </w:r>
     </w:p>
-    <w:bookmarkStart w:id="22" w:name="Xc5944a2bb768febcfdbdfed4843f03186583e6d"/>
+    <w:bookmarkStart w:id="27" w:name="Xc5944a2bb768febcfdbdfed4843f03186583e6d"/>
     <w:p>
       <w:pPr>
         <w:pStyle w:val="Heading2"/>
@@ -3443,7 +3557,7 @@
       <w:tr>
         <w:tc>
           <w:tcPr/>
-          <w:bookmarkStart w:id="21" w:name="fig-cluster"/>
+          <w:bookmarkStart w:id="26" w:name="fig-cluster"/>
           <w:p>
             <w:pPr>
               <w:pStyle w:val="Compact"/>
@@ -3454,18 +3568,18 @@
                 <wp:inline>
                   <wp:extent cx="5334000" cy="2667000"/>
                   <wp:effectExtent b="0" l="0" r="0" t="0"/>
-                  <wp:docPr descr="" title="" id="19" name="Picture"/>
+                  <wp:docPr descr="" title="" id="24" name="Picture"/>
                   <a:graphic>
                     <a:graphicData uri="http://schemas.openxmlformats.org/drawingml/2006/picture">
                       <pic:pic>
                         <pic:nvPicPr>
-                          <pic:cNvPr descr="figures/cluster_dendrogram.png" id="20" name="Picture"/>
+                          <pic:cNvPr descr="figures/cluster_dendrogram.png" id="25" name="Picture"/>
                           <pic:cNvPicPr>
                             <a:picLocks noChangeArrowheads="1" noChangeAspect="1"/>
                           </pic:cNvPicPr>
                         </pic:nvPicPr>
                         <pic:blipFill>
-                          <a:blip r:embed="rId18"/>
+                          <a:blip r:embed="rId23"/>
                           <a:stretch>
                             <a:fillRect/>
                           </a:stretch>
@@ -3505,7 +3619,7 @@
               <w:t xml:space="preserve">Figure 1: Blah blah blah clusters</w:t>
             </w:r>
           </w:p>
-          <w:bookmarkEnd w:id="21"/>
+          <w:bookmarkEnd w:id="26"/>
         </w:tc>
       </w:tr>
     </w:tbl>
@@ -3525,8 +3639,8 @@
         <w:t xml:space="preserve">The resulting modular partition identified coherent groups of metrics describing distinct aspects of network architecture. These included a large-scale architectural module integrating size and motif-based descriptors, modules capturing trophic organisation and energy routing, and two modules consisting of isolated structural descriptors that function independently from broader metric groupings. Importantly, the modular structure persisted after accounting for species richness, demonstrating that clustering was not driven solely by network size effects.</w:t>
       </w:r>
     </w:p>
-    <w:bookmarkEnd w:id="22"/>
-    <w:bookmarkStart w:id="24" w:name="Xf87f5051eb915ff1151c6c5eeec0927d46b580d"/>
+    <w:bookmarkEnd w:id="27"/>
+    <w:bookmarkStart w:id="29" w:name="Xf87f5051eb915ff1151c6c5eeec0927d46b580d"/>
     <w:p>
       <w:pPr>
         <w:pStyle w:val="Heading2"/>
@@ -3672,7 +3786,7 @@
       <w:tr>
         <w:tc>
           <w:tcPr/>
-          <w:bookmarkStart w:id="23" w:name="tbl-modules"/>
+          <w:bookmarkStart w:id="28" w:name="tbl-modules"/>
           <w:p>
             <w:pPr>
               <w:jc w:val="center"/>
@@ -4144,13 +4258,13 @@
               </w:tc>
             </w:tr>
           </w:tbl>
-          <w:bookmarkEnd w:id="23"/>
+          <w:bookmarkEnd w:id="28"/>
           <w:p/>
         </w:tc>
       </w:tr>
     </w:tbl>
-    <w:bookmarkEnd w:id="24"/>
-    <w:bookmarkStart w:id="37" w:name="X88a5fb22cc012a2012a2ee06baac475b58bff9f"/>
+    <w:bookmarkEnd w:id="29"/>
+    <w:bookmarkStart w:id="42" w:name="X88a5fb22cc012a2012a2ee06baac475b58bff9f"/>
     <w:p>
       <w:pPr>
         <w:pStyle w:val="Heading2"/>
@@ -4194,7 +4308,7 @@
       <w:tr>
         <w:tc>
           <w:tcPr/>
-          <w:bookmarkStart w:id="28" w:name="fig-pca"/>
+          <w:bookmarkStart w:id="33" w:name="fig-pca"/>
           <w:p>
             <w:pPr>
               <w:pStyle w:val="Compact"/>
@@ -4205,18 +4319,18 @@
                 <wp:inline>
                   <wp:extent cx="5334000" cy="3413760"/>
                   <wp:effectExtent b="0" l="0" r="0" t="0"/>
-                  <wp:docPr descr="" title="" id="26" name="Picture"/>
+                  <wp:docPr descr="" title="" id="31" name="Picture"/>
                   <a:graphic>
                     <a:graphicData uri="http://schemas.openxmlformats.org/drawingml/2006/picture">
                       <pic:pic>
                         <pic:nvPicPr>
-                          <pic:cNvPr descr="figures/pca_loadings.png" id="27" name="Picture"/>
+                          <pic:cNvPr descr="figures/pca_loadings.png" id="32" name="Picture"/>
                           <pic:cNvPicPr>
                             <a:picLocks noChangeArrowheads="1" noChangeAspect="1"/>
                           </pic:cNvPicPr>
                         </pic:nvPicPr>
                         <pic:blipFill>
-                          <a:blip r:embed="rId25"/>
+                          <a:blip r:embed="rId30"/>
                           <a:stretch>
                             <a:fillRect/>
                           </a:stretch>
@@ -4256,7 +4370,7 @@
               <w:t xml:space="preserve">Figure 2: Blah blah blah - colours represent clusters. Network metric loadings with PC1 and PC2</w:t>
             </w:r>
           </w:p>
-          <w:bookmarkEnd w:id="28"/>
+          <w:bookmarkEnd w:id="33"/>
         </w:tc>
       </w:tr>
     </w:tbl>
@@ -4281,7 +4395,7 @@
       <w:tr>
         <w:tc>
           <w:tcPr/>
-          <w:bookmarkStart w:id="32" w:name="fig-alignment_heatmap"/>
+          <w:bookmarkStart w:id="37" w:name="fig-alignment_heatmap"/>
           <w:p>
             <w:pPr>
               <w:pStyle w:val="Compact"/>
@@ -4292,18 +4406,18 @@
                 <wp:inline>
                   <wp:extent cx="5334000" cy="2667000"/>
                   <wp:effectExtent b="0" l="0" r="0" t="0"/>
-                  <wp:docPr descr="" title="" id="30" name="Picture"/>
+                  <wp:docPr descr="" title="" id="35" name="Picture"/>
                   <a:graphic>
                     <a:graphicData uri="http://schemas.openxmlformats.org/drawingml/2006/picture">
                       <pic:pic>
                         <pic:nvPicPr>
-                          <pic:cNvPr descr="figures/module_alignment_heatmap.png" id="31" name="Picture"/>
+                          <pic:cNvPr descr="figures/module_alignment_heatmap.png" id="36" name="Picture"/>
                           <pic:cNvPicPr>
                             <a:picLocks noChangeArrowheads="1" noChangeAspect="1"/>
                           </pic:cNvPicPr>
                         </pic:nvPicPr>
                         <pic:blipFill>
-                          <a:blip r:embed="rId29"/>
+                          <a:blip r:embed="rId34"/>
                           <a:stretch>
                             <a:fillRect/>
                           </a:stretch>
@@ -4343,7 +4457,7 @@
               <w:t xml:space="preserve">Figure 3: Blah blah blah - colour intensity = greater alignment</w:t>
             </w:r>
           </w:p>
-          <w:bookmarkEnd w:id="32"/>
+          <w:bookmarkEnd w:id="37"/>
         </w:tc>
       </w:tr>
     </w:tbl>
@@ -4382,7 +4496,7 @@
       <w:tr>
         <w:tc>
           <w:tcPr/>
-          <w:bookmarkStart w:id="36" w:name="fig-alignment_signif"/>
+          <w:bookmarkStart w:id="41" w:name="fig-alignment_signif"/>
           <w:p>
             <w:pPr>
               <w:pStyle w:val="Compact"/>
@@ -4393,18 +4507,18 @@
                 <wp:inline>
                   <wp:extent cx="5334000" cy="2667000"/>
                   <wp:effectExtent b="0" l="0" r="0" t="0"/>
-                  <wp:docPr descr="" title="" id="34" name="Picture"/>
+                  <wp:docPr descr="" title="" id="39" name="Picture"/>
                   <a:graphic>
                     <a:graphicData uri="http://schemas.openxmlformats.org/drawingml/2006/picture">
                       <pic:pic>
                         <pic:nvPicPr>
-                          <pic:cNvPr descr="figures/heatmap_zscores.png" id="35" name="Picture"/>
+                          <pic:cNvPr descr="figures/heatmap_zscores.png" id="40" name="Picture"/>
                           <pic:cNvPicPr>
                             <a:picLocks noChangeArrowheads="1" noChangeAspect="1"/>
                           </pic:cNvPicPr>
                         </pic:nvPicPr>
                         <pic:blipFill>
-                          <a:blip r:embed="rId33"/>
+                          <a:blip r:embed="rId38"/>
                           <a:stretch>
                             <a:fillRect/>
                           </a:stretch>
@@ -4444,7 +4558,7 @@
               <w:t xml:space="preserve">Figure 4: Heatmap showing module–principal component alignment quantified by permutation-derived Z-scores. Colour intensity reflects the magnitude and direction of alignment, and asterisks denote cells that meet joint significance criteria (permutation P &lt; 0.05 and |Z| &gt; 1.96). Rows correspond to structural metric modules and columns to principal components. Clustering highlights patterns of shared alignment across modules and multivariate structural gradients.</w:t>
             </w:r>
           </w:p>
-          <w:bookmarkEnd w:id="36"/>
+          <w:bookmarkEnd w:id="41"/>
         </w:tc>
       </w:tr>
     </w:tbl>
@@ -4456,149 +4570,294 @@
         <w:t xml:space="preserve">Collectively, these results demonstrate that food-web structural metrics exhibit strong low-dimensional organisation and that independently identified structural modules are non-randomly aligned with the dominant axes of variation. The significant global alignment supports the interpretation that modular decomposition reflects meaningful geometric structure rather than clustering artifacts. Moreover, the dominance of a single module across multiple principal components suggests hierarchical organisation, wherein a core structural module governs the primary gradient of variation while additional modules capture secondary and specialised structural dimensions.</w:t>
       </w:r>
     </w:p>
-    <w:bookmarkEnd w:id="37"/>
-    <w:bookmarkEnd w:id="38"/>
-    <w:bookmarkStart w:id="45" w:name="discussion"/>
-    <w:p>
-      <w:pPr>
-        <w:pStyle w:val="Heading1"/>
-      </w:pPr>
-      <w:r>
-        <w:t xml:space="preserve">4. Discussion</w:t>
-      </w:r>
-    </w:p>
-    <w:bookmarkStart w:id="39" w:name="Xaba5ec532fb6845195cb93ccf86bb1feb69a370"/>
+    <w:bookmarkEnd w:id="42"/>
+    <w:bookmarkStart w:id="56" w:name="predictors-of-stability"/>
     <w:p>
       <w:pPr>
         <w:pStyle w:val="Heading2"/>
       </w:pPr>
       <w:r>
-        <w:t xml:space="preserve">4.1 Why consensus on “the best metric” has remained elusive</w:t>
-      </w:r>
-    </w:p>
-    <w:p>
-      <w:pPr>
-        <w:pStyle w:val="FirstParagraph"/>
-      </w:pPr>
-      <w:r>
-        <w:t xml:space="preserve">For more than four decades, the structure–stability debate has oscillated between competing structural descriptors, from connectance and complexity to modularity, omnivory, and trophic redundancy. Early theoretical work, most notably by May, suggested that increasing complexity should destabilise large systems, placing global descriptors such as connectance and interaction density at the centre of the debate. Subsequent empirical and theoretical studies, however, demonstrated stabilising roles for omnivory, weak links, and compartmentalisation (e.g. McCann; Dunne), shifting attention toward pathway-level and geometric properties. Our results suggest that this apparent inconsistency does not arise because some metrics are “wrong,” but because they capture different dimensions of a fundamentally multi-layered architecture. Food-web structure is not a single axis ranging from simple to complex; it is a high-dimensional space in which node composition, pathway routing, geometric constraint, and emergent organisation vary semi-independently. Metrics that have historically been treated as competitors—such as richness, connectance, omnivory, and redundancy—are in fact anchors of distinct structural dimensions. This explains why no single metric consistently predicts “stability” across studies: stability itself is not singular. When studies measure persistence (e.g. secondary extinctions), node-level balance and redundancy dominate. When they measure local stability or damping, path-level coupling and basal channel dominance matter more. When they measure recovery or informational organisation, global heterogeneity and role differentiation become decisive. The search for a universal structural predictor of stability has therefore been misguided—not because structure is unimportant, but because both structure and stability are multidimensional.</w:t>
-      </w:r>
-    </w:p>
-    <w:bookmarkEnd w:id="39"/>
-    <w:bookmarkStart w:id="40" w:name="X59d7ae37e4176aa163c203d19f94cdfcc256ab1"/>
-    <w:p>
-      <w:pPr>
-        <w:pStyle w:val="Heading2"/>
-      </w:pPr>
-      <w:r>
-        <w:t xml:space="preserve">4.2 Reconciling contrasting structure–stability relationships</w:t>
-      </w:r>
-    </w:p>
-    <w:p>
-      <w:pPr>
-        <w:pStyle w:val="FirstParagraph"/>
-      </w:pPr>
-      <w:r>
-        <w:t xml:space="preserve">A persistent challenge in the literature has been that similar metrics sometimes show opposite associations with stability. For example, omnivory has been reported as stabilising in some contexts and destabilising in others. Within our framework, this variability is expected. Path-level coupling (e.g. omnivory motifs) primarily relates to resistance—the containment or diffusion of perturbations—rather than persistence per se. A structure that dampens oscillations may not prevent extinction cascades, and vice versa. Similarly, our finding that richness contributes substantially to structural variance but fails to predict any stability component underscores an important decoupling: network size is not synonymous with robustness. This result aligns with empirical syntheses showing that species richness alone poorly predicts secondary extinction resistance unless accompanied by trophic balance or redundancy. In our analyses, the predator–prey ratio and herbivory—metrics reflecting trophic shape and basal channel dominance—were far stronger determinants of persistence and damping than richness itself. This helps reconcile why biodiversity–stability studies sometimes find positive, neutral, or context-dependent relationships. Richness operates primarily as a geometric scaling variable. Its effect on stability depends on how additional species alter the configuration of energy channels—whether they add redundancy, elongate chains, skew trophic balance, or increase coupling. Without specifying which structural dimension richness modifies, its stability effect is indeterminate.</w:t>
-      </w:r>
-    </w:p>
-    <w:bookmarkEnd w:id="40"/>
-    <w:bookmarkStart w:id="41" w:name="X2672a5581130aaf002eedcd1c0a12987031a3bf"/>
-    <w:p>
-      <w:pPr>
-        <w:pStyle w:val="Heading2"/>
-      </w:pPr>
-      <w:r>
-        <w:t xml:space="preserve">4.3 Implications for biodiversity–stability theory</w:t>
-      </w:r>
-    </w:p>
-    <w:p>
-      <w:pPr>
-        <w:pStyle w:val="FirstParagraph"/>
-      </w:pPr>
-      <w:r>
-        <w:t xml:space="preserve">Our results contribute to a long-standing tension between the “complexity begets instability” argument and more recent views that diversity enhances resilience. The resolution lies in recognising that different dimensions of complexity influence different stability components. Redundancy and trophic similarity (low MaxSim heterogeneity) enhance persistence by providing functional compensation following species loss. Pathway multiplicity and basal channel dominance regulate resistance by shaping how perturbations propagate. Global organisational heterogeneity (captured by SVD complexity and spectral properties) influences return dynamics by constraining system-wide oscillations and reassembly patterns. In this sense, complexity is neither inherently stabilising nor destabilising. Instead, distinct forms of complexity map onto distinct dynamical outcomes. Connectance, motif structure, redundancy, and informational heterogeneity are not interchangeable proxies for “complexity,” but structurally and mechanistically distinct attributes. By explicitly embedding food-web metrics within an energy-flow hierarchy, our framework reframes biodiversity–stability theory. Stability emerges not from species number alone, but from the configuration of energy channels and the distribution of functional roles across those channels. A bottom-heavy web with balanced predator–prey ratios and differentiated trophic niches may achieve both persistence and damping, even at moderate richness. Conversely, a species-rich but top-heavy or weakly differentiated web may remain fragile.</w:t>
-      </w:r>
-    </w:p>
-    <w:bookmarkEnd w:id="41"/>
-    <w:bookmarkStart w:id="42" w:name="Xcd8cd6f0ed669353f77975c47c403d00ca78ff9"/>
-    <w:p>
-      <w:pPr>
-        <w:pStyle w:val="Heading2"/>
-      </w:pPr>
-      <w:r>
-        <w:t xml:space="preserve">4.4 Structural modularity and the minimum sufficient set</w:t>
-      </w:r>
-    </w:p>
-    <w:p>
-      <w:pPr>
-        <w:pStyle w:val="FirstParagraph"/>
-      </w:pPr>
-      <w:r>
-        <w:t xml:space="preserve">A key practical outcome of our analysis is the identification of six structural pillars that capture nearly 85% of the variation in network architecture. Despite starting with 31 commonly used metrics, much of their variance collapses into a smaller number of independent axes. Hierarchical clustering further revealed robust modules corresponding to trophic balance, pathway structure, geometric scale, and redundancy. This dimensional reduction has two important implications. First, it demonstrates that many commonly reported metrics are statistically redundant. Reporting both connectance and L/S, or multiple correlated distance measures, adds little new information. Second, it provides a principled route toward a minimum sufficient descriptor set tailored to ecological questions. Rather than selecting metrics by convention, researchers can select representatives of the relevant structural scale.</w:t>
-      </w:r>
-    </w:p>
-    <w:bookmarkEnd w:id="42"/>
-    <w:bookmarkStart w:id="43" w:name="Xada8c6c776e637fe9cce3d4170260c732954712"/>
-    <w:p>
-      <w:pPr>
-        <w:pStyle w:val="Heading2"/>
-      </w:pPr>
-      <w:r>
-        <w:t xml:space="preserve">4.5 Guidance for metric choice based on ecological question</w:t>
-      </w:r>
-    </w:p>
-    <w:p>
-      <w:pPr>
-        <w:pStyle w:val="FirstParagraph"/>
-      </w:pPr>
-      <w:r>
-        <w:t xml:space="preserve">If the question concerns extinction cascades or tolerance to species loss (persistence): prioritise node-level balance and redundancy metrics (e.g. predator–prey ratio, herbivory, similarity). If the question concerns perturbation propagation or damping (resistance): focus on path-level and basal-channel metrics (e.g. pathway multiplicity, omnivory, mean distance). If the question concerns recovery dynamics or organisational reassembly (return): emphasise global heterogeneity and spectral measures (e.g. SVD complexity, spectral radius). If the question concerns comparative architecture across systems: use geometric anchors (e.g. richness) but interpret them as scale descriptors rather than stability predictors. This scale-explicit approach shifts the emphasis from asking “Which metric best predicts stability?” to “Which structural dimension corresponds to the stability mechanism of interest?”</w:t>
-      </w:r>
-    </w:p>
-    <w:bookmarkEnd w:id="43"/>
-    <w:bookmarkStart w:id="44" w:name="limitations-and-future-directions"/>
-    <w:p>
-      <w:pPr>
-        <w:pStyle w:val="Heading2"/>
-      </w:pPr>
-      <w:r>
-        <w:t xml:space="preserve">4.6 Limitations and future directions</w:t>
-      </w:r>
-    </w:p>
-    <w:p>
-      <w:pPr>
-        <w:pStyle w:val="FirstParagraph"/>
-      </w:pPr>
-      <w:r>
-        <w:t xml:space="preserve">While our framework clarifies structural dimensionality, it remains grounded in static network topology. Real ecosystems exhibit interaction strengths, temporal variability, adaptive rewiring, and environmental forcing. Incorporating weighted networks and dynamic simulations would strengthen the mechanistic link between structural axes and realised dynamics. Additionally, the separation of persistence, resistance, and return is analytically useful but biologically intertwined. For example, structures that enhance resistance may indirectly support persistence by preventing large cascades. Future work could explore how these components interact across environmental gradients and disturbance regimes. Finally, extending this framework beyond trophic networks to mutualistic, host–parasite, or multilayer networks would test its generality. The energy-flow hierarchy proposed here may represent a broader organising principle of ecological interaction systems.</w:t>
-      </w:r>
-    </w:p>
-    <w:bookmarkEnd w:id="44"/>
-    <w:bookmarkEnd w:id="45"/>
-    <w:bookmarkStart w:id="48" w:name="conclusion"/>
-    <w:p>
-      <w:pPr>
-        <w:pStyle w:val="Heading1"/>
-      </w:pPr>
-      <w:r>
-        <w:t xml:space="preserve">5. Conclusion</w:t>
-      </w:r>
-    </w:p>
-    <w:p>
-      <w:pPr>
-        <w:pStyle w:val="FirstParagraph"/>
-      </w:pPr>
-      <w:r>
-        <w:t xml:space="preserve">Food-web stability is not governed by a single structural property, but by multiple, hierarchically organised dimensions of network architecture. Node composition, pathway routing, geometric constraint, and emergent organisation each represent distinct levers through which ecosystems maintain persistence, resist perturbation, and reorganise following disturbance.</w:t>
-      </w:r>
-    </w:p>
+        <w:t xml:space="preserve">3.4 Predictors of stability</w:t>
+      </w:r>
+    </w:p>
+    <w:bookmarkStart w:id="47" w:name="dimensional-reduction-characterisation"/>
+    <w:p>
+      <w:pPr>
+        <w:pStyle w:val="Heading3"/>
+      </w:pPr>
+      <w:r>
+        <w:t xml:space="preserve">3.4.1 Dimensional Reduction Characterisation</w:t>
+      </w:r>
+    </w:p>
+    <w:tbl>
+      <w:tblPr>
+        <w:tblStyle w:val="Table"/>
+        <w:tblW w:type="pct" w:w="5000"/>
+        <w:tblLayout w:type="fixed"/>
+        <w:tblLook w:firstRow="1" w:lastRow="0" w:firstColumn="0" w:lastColumn="0" w:noHBand="0" w:noVBand="0" w:val="0020"/>
+      </w:tblPr>
+      <w:tblGrid>
+        <w:gridCol w:w="2149"/>
+        <w:gridCol w:w="1584"/>
+        <w:gridCol w:w="2036"/>
+        <w:gridCol w:w="2149"/>
+      </w:tblGrid>
+      <w:tr>
+        <w:trPr>
+          <w:tblHeader w:val="on"/>
+        </w:trPr>
+        <w:tc>
+          <w:tcPr/>
+          <w:p>
+            <w:pPr>
+              <w:pStyle w:val="Compact"/>
+            </w:pPr>
+            <w:r>
+              <w:t xml:space="preserve">Representation</w:t>
+            </w:r>
+          </w:p>
+        </w:tc>
+        <w:tc>
+          <w:tcPr/>
+          <w:p>
+            <w:pPr>
+              <w:pStyle w:val="Compact"/>
+            </w:pPr>
+            <w:r>
+              <w:t xml:space="preserve">Dimensionality</w:t>
+            </w:r>
+          </w:p>
+        </w:tc>
+        <w:tc>
+          <w:tcPr/>
+          <w:p>
+            <w:pPr>
+              <w:pStyle w:val="Compact"/>
+            </w:pPr>
+            <w:r>
+              <w:t xml:space="preserve">Variance Preserved</w:t>
+            </w:r>
+          </w:p>
+        </w:tc>
+        <w:tc>
+          <w:tcPr/>
+          <w:p>
+            <w:pPr>
+              <w:pStyle w:val="Compact"/>
+            </w:pPr>
+            <w:r>
+              <w:t xml:space="preserve">Structure Type</w:t>
+            </w:r>
+          </w:p>
+        </w:tc>
+      </w:tr>
+      <w:tr>
+        <w:tc>
+          <w:tcPr/>
+          <w:p>
+            <w:pPr>
+              <w:pStyle w:val="Compact"/>
+            </w:pPr>
+            <w:r>
+              <w:t xml:space="preserve">Medoids</w:t>
+            </w:r>
+          </w:p>
+        </w:tc>
+        <w:tc>
+          <w:tcPr/>
+          <w:p>
+            <w:pPr>
+              <w:pStyle w:val="Compact"/>
+            </w:pPr>
+            <w:r>
+              <w:t xml:space="preserve">7</w:t>
+            </w:r>
+          </w:p>
+        </w:tc>
+        <w:tc>
+          <w:tcPr/>
+          <w:p>
+            <w:pPr>
+              <w:pStyle w:val="Compact"/>
+            </w:pPr>
+            <w:r>
+              <w:t xml:space="preserve">23%</w:t>
+            </w:r>
+          </w:p>
+        </w:tc>
+        <w:tc>
+          <w:tcPr/>
+          <w:p>
+            <w:pPr>
+              <w:pStyle w:val="Compact"/>
+            </w:pPr>
+            <w:r>
+              <w:t xml:space="preserve">Domain sampling</w:t>
+            </w:r>
+          </w:p>
+        </w:tc>
+      </w:tr>
+      <w:tr>
+        <w:tc>
+          <w:tcPr/>
+          <w:p>
+            <w:pPr>
+              <w:pStyle w:val="Compact"/>
+            </w:pPr>
+            <w:r>
+              <w:t xml:space="preserve">PC-dominant metrics</w:t>
+            </w:r>
+          </w:p>
+        </w:tc>
+        <w:tc>
+          <w:tcPr/>
+          <w:p>
+            <w:pPr>
+              <w:pStyle w:val="Compact"/>
+            </w:pPr>
+            <w:r>
+              <w:t xml:space="preserve">4</w:t>
+            </w:r>
+          </w:p>
+        </w:tc>
+        <w:tc>
+          <w:tcPr/>
+          <w:p>
+            <w:pPr>
+              <w:pStyle w:val="Compact"/>
+            </w:pPr>
+            <w:r>
+              <w:t xml:space="preserve">13%</w:t>
+            </w:r>
+          </w:p>
+        </w:tc>
+        <w:tc>
+          <w:tcPr/>
+          <w:p>
+            <w:pPr>
+              <w:pStyle w:val="Compact"/>
+            </w:pPr>
+            <w:r>
+              <w:t xml:space="preserve">Axis proxy sampling</w:t>
+            </w:r>
+          </w:p>
+        </w:tc>
+      </w:tr>
+      <w:tr>
+        <w:tc>
+          <w:tcPr/>
+          <w:p>
+            <w:pPr>
+              <w:pStyle w:val="Compact"/>
+            </w:pPr>
+            <w:r>
+              <w:t xml:space="preserve">PC scores</w:t>
+            </w:r>
+          </w:p>
+        </w:tc>
+        <w:tc>
+          <w:tcPr/>
+          <w:p>
+            <w:pPr>
+              <w:pStyle w:val="Compact"/>
+            </w:pPr>
+            <w:r>
+              <w:t xml:space="preserve">5</w:t>
+            </w:r>
+          </w:p>
+        </w:tc>
+        <w:tc>
+          <w:tcPr/>
+          <w:p>
+            <w:pPr>
+              <w:pStyle w:val="Compact"/>
+            </w:pPr>
+            <w:r>
+              <w:t xml:space="preserve">80%</w:t>
+            </w:r>
+          </w:p>
+        </w:tc>
+        <w:tc>
+          <w:tcPr/>
+          <w:p>
+            <w:pPr>
+              <w:pStyle w:val="Compact"/>
+            </w:pPr>
+            <w:r>
+              <w:t xml:space="preserve">True latent space</w:t>
+            </w:r>
+          </w:p>
+        </w:tc>
+      </w:tr>
+    </w:tbl>
     <w:p>
       <w:pPr>
         <w:pStyle w:val="BodyText"/>
       </w:pPr>
       <w:r>
-        <w:t xml:space="preserve">By explicitly mapping structural scale to stability mechanism, we reconcile decades of seemingly conflicting findings in the structure–stability literature. The key insight is not that one metric is superior, but that different metrics answer different ecological questions. Recognising and embracing this multidimensionality provides a coherent foundation for future biodiversity–stability research and a practical framework for selecting network descriptors based on mechanism rather than tradition.</w:t>
+        <w:t xml:space="preserve">To evaluate how alternative structural representations differed in their information content and redundancy, we quantified variance retention, internal correlation structure, effective dimensionality, and geometric similarity among representations.</w:t>
+      </w:r>
+    </w:p>
+    <w:p>
+      <w:pPr>
+        <w:pStyle w:val="BodyText"/>
+      </w:pPr>
+      <w:r>
+        <w:rPr>
+          <w:b/>
+          <w:bCs/>
+        </w:rPr>
+        <w:t xml:space="preserve">Variance Retention:</w:t>
+      </w:r>
+      <w:r>
+        <w:t xml:space="preserve"> </w:t>
+      </w:r>
+      <w:r>
+        <w:t xml:space="preserve">The three representations differed substantially in the proportion of total structural variance preserved (Fig. S1A). The cluster-medoid representation retained ~23% of the total variance in the full metric space despite reducing dimensionality to seven predictors. In contrast, the PC-dominant metric set retained only ~13% of total variance, reflecting the fact that individual metrics capture only a fraction of each principal component’s multivariate structure. As expected by construction, the retained PC-score representation preserved approximately 80% of total variance. Thus, domain-based reduction preserved more distributed structural information than selecting one metric per PC axis, whereas the PC-score representation maximally preserved dominant gradients of network variation.</w:t>
+      </w:r>
+    </w:p>
+    <w:p>
+      <w:pPr>
+        <w:pStyle w:val="BodyText"/>
+      </w:pPr>
+      <w:r>
+        <w:rPr>
+          <w:b/>
+          <w:bCs/>
+        </w:rPr>
+        <w:t xml:space="preserve">Internal Redundancy:</w:t>
+      </w:r>
+      <w:r>
+        <w:t xml:space="preserve"> </w:t>
+      </w:r>
+      <w:r>
+        <w:t xml:space="preserve">Representations also differed in their internal correlation structure (Fig. S1B). PC scores were orthogonal by definition (mean |r| ≈ 0), indicating complete statistical independence among predictors. In contrast, cluster medoids exhibited moderate residual correlation (mean |r| = X), suggesting partial overlap among structural domains. PC-dominant metrics showed comparable (or higher/lower — insert result) redundancy relative to medoids. These differences indicate that the three approaches vary not only in information retention but also in predictor independence.</w:t>
+      </w:r>
+    </w:p>
+    <w:p>
+      <w:pPr>
+        <w:pStyle w:val="BodyText"/>
+      </w:pPr>
+      <w:r>
+        <w:rPr>
+          <w:b/>
+          <w:bCs/>
+        </w:rPr>
+        <w:t xml:space="preserve">Effective Dimensionality:</w:t>
+      </w:r>
+      <w:r>
+        <w:t xml:space="preserve"> </w:t>
+      </w:r>
+      <w:r>
+        <w:t xml:space="preserve">We next quantified effective dimensionality as the number of axes required to explain 80% of variance within each reduced predictor set (Fig. S1C). The PC-score representation required X axes, reflecting its design to capture dominant structural gradients. The cluster-medoid representation required X axes to reach the same threshold, indicating that despite containing seven predictors, structural variation was concentrated along fewer effective dimensions. The PC-dominant set exhibited the lowest effective dimensionality (X axes), consistent with its reduced variance retention. Together, these results show that dimensional compression differed across approaches not only in magnitude but in the distribution of variance across axes.</w:t>
+      </w:r>
+    </w:p>
+    <w:p>
+      <w:pPr>
+        <w:pStyle w:val="BodyText"/>
+      </w:pPr>
+      <w:r>
+        <w:t xml:space="preserve">Overall, the three structural representations differed substantially in variance retention, redundancy, and effective dimensionality. Cluster medoids preserved moderate variance while maintaining domain interpretability, PC-dominant metrics retained minimal total variance, and PC scores preserved dominant structural gradients while ensuring predictor orthogonality. These differences establish that the representations encode distinct aspects of network topology, justifying their empirical comparison in predictive analyses of stability.</w:t>
       </w:r>
     </w:p>
     <w:tbl>
@@ -4614,7 +4873,437 @@
       <w:tr>
         <w:tc>
           <w:tcPr/>
-          <w:bookmarkStart w:id="46" w:name="tbl-metrics"/>
+          <w:bookmarkStart w:id="46" w:name="fig-dim_red"/>
+          <w:p>
+            <w:pPr>
+              <w:pStyle w:val="Compact"/>
+              <w:jc w:val="center"/>
+            </w:pPr>
+            <w:r>
+              <w:drawing>
+                <wp:inline>
+                  <wp:extent cx="5334000" cy="6788727"/>
+                  <wp:effectExtent b="0" l="0" r="0" t="0"/>
+                  <wp:docPr descr="" title="" id="44" name="Picture"/>
+                  <a:graphic>
+                    <a:graphicData uri="http://schemas.openxmlformats.org/drawingml/2006/picture">
+                      <pic:pic>
+                        <pic:nvPicPr>
+                          <pic:cNvPr descr="figures/fig_dimensional_reduction.png" id="45" name="Picture"/>
+                          <pic:cNvPicPr>
+                            <a:picLocks noChangeArrowheads="1" noChangeAspect="1"/>
+                          </pic:cNvPicPr>
+                        </pic:nvPicPr>
+                        <pic:blipFill>
+                          <a:blip r:embed="rId43"/>
+                          <a:stretch>
+                            <a:fillRect/>
+                          </a:stretch>
+                        </pic:blipFill>
+                        <pic:spPr bwMode="auto">
+                          <a:xfrm>
+                            <a:off x="0" y="0"/>
+                            <a:ext cx="5334000" cy="6788727"/>
+                          </a:xfrm>
+                          <a:prstGeom prst="rect">
+                            <a:avLst/>
+                          </a:prstGeom>
+                          <a:noFill/>
+                          <a:ln w="9525">
+                            <a:noFill/>
+                            <a:headEnd/>
+                            <a:tailEnd/>
+                          </a:ln>
+                        </pic:spPr>
+                      </pic:pic>
+                    </a:graphicData>
+                  </a:graphic>
+                </wp:inline>
+              </w:drawing>
+            </w:r>
+          </w:p>
+          <w:p>
+            <w:pPr>
+              <w:jc w:val="center"/>
+            </w:pPr>
+            <w:pPr>
+              <w:jc w:val="left"/>
+              <w:spacing w:before="200"/>
+              <w:pStyle w:val="ImageCaption"/>
+            </w:pPr>
+            <w:r>
+              <w:t xml:space="preserve">Figure 5: Figure S1. Characterisation of alternative dimensional-reduction approaches for network structural metrics. (A) Proportion of total variance in the full metric space retained by each representation: cluster medoids, PC-dominant metrics, and retained PC scores (≥80% cumulative variance). (B) Mean absolute pairwise correlation (|r|) among predictors within each representation, quantifying internal redundancy. (C) Effective dimensionality, defined as the number of axes required to explain 80% of variance within each reduced predictor set. Together, these diagnostics illustrate differences in information retention, redundancy, and structural alignment among dimensional-reduction strategies.</w:t>
+            </w:r>
+          </w:p>
+          <w:bookmarkEnd w:id="46"/>
+        </w:tc>
+      </w:tr>
+    </w:tbl>
+    <w:bookmarkEnd w:id="47"/>
+    <w:bookmarkStart w:id="52" w:name="Xc84dddb6d18a1e743db36dc7aa62f328aa8c858"/>
+    <w:p>
+      <w:pPr>
+        <w:pStyle w:val="Heading3"/>
+      </w:pPr>
+      <w:r>
+        <w:t xml:space="preserve">3.4.2 Predictive Performance Across Structural Representations</w:t>
+      </w:r>
+    </w:p>
+    <w:p>
+      <w:pPr>
+        <w:pStyle w:val="FirstParagraph"/>
+      </w:pPr>
+      <w:r>
+        <w:rPr>
+          <w:b/>
+          <w:bCs/>
+        </w:rPr>
+        <w:t xml:space="preserve">Structural Predictability of Stability Components:</w:t>
+      </w:r>
+      <w:r>
+        <w:t xml:space="preserve"> </w:t>
+      </w:r>
+      <w:r>
+        <w:t xml:space="preserve">Network structural metrics predicted stability components with varying strength (Table 1). Predictive performance was highest for complexity, which achieved a cross-validated R^2 of 0.78 ± 0.14 (mean ± SD) under the cluster-medoid representation. Predictability was intermediate for ρ (0.58 ± 0.20 under cluster medoids) and consistently low for robustness across all representations (maximum R^2 =0.25). Across stability components, robustness exhibited the lowest explanatory power (mean R^2 =0.14–0.25), whereas complexity showed the strongest and most consistent signal. These results indicate that not all dimensions of stability are equally encoded in network structure.</w:t>
+      </w:r>
+    </w:p>
+    <w:p>
+      <w:pPr>
+        <w:pStyle w:val="BodyText"/>
+      </w:pPr>
+      <w:r>
+        <w:rPr>
+          <w:b/>
+          <w:bCs/>
+        </w:rPr>
+        <w:t xml:space="preserve">Comparison Among Structural Representations:</w:t>
+      </w:r>
+      <w:r>
+        <w:t xml:space="preserve"> </w:t>
+      </w:r>
+      <w:r>
+        <w:t xml:space="preserve">Predictive performance differed among dimensional-reduction approaches, but effects were stability-component specific. For complexity, the cluster-medoid representation substantially outperformed PC-based alternatives. Cluster medoids achieved a mean R^2 =0.776 ± 0.139, compared to 0.543 ± 0.104 for PC-dominant metrics and 0.403 ± 0.251 for PC scores. A paired comparison between cluster medoids and PC scores revealed a significant performance difference (paired t-test: t_4 =5.01, p = 0.007), with a mean R^2 increase of 0.37. Thus, complexity was best predicted by domain-based structural descriptors rather than latent axes. In contrast, robustness showed low and statistically indistinguishable performance across representations (cluster: 0.189 ± 0.258; PC scores: 0.247 ± 0.240; paired t_4 =−0.35, p = 0.74). Structural representation choice had little influence on predictive ability for this component. For ρ, cluster medoids again produced the highest mean performance (0.584 ± 0.204), followed by PC scores (0.404 ± 0.246) and PC-dominant metrics (0.384 ± 0.094). However, the difference between cluster medoids and PC scores was not statistically significant (paired t_4 = 1.36, p = 0.24). Taken together, these results indicate that structural domain representatives can outperform latent-axis representations, but this advantage is not universal across stability components.</w:t>
+      </w:r>
+    </w:p>
+    <w:p>
+      <w:pPr>
+        <w:pStyle w:val="BodyText"/>
+      </w:pPr>
+      <w:r>
+        <w:rPr>
+          <w:b/>
+          <w:bCs/>
+        </w:rPr>
+        <w:t xml:space="preserve">Variability Across Folds:</w:t>
+      </w:r>
+      <w:r>
+        <w:t xml:space="preserve"> </w:t>
+      </w:r>
+      <w:r>
+        <w:t xml:space="preserve">Fold-level variability also differed among representations. PC-score models exhibited higher variance in predictive performance (SD up to 0.25) relative to PC-dominant metrics (SD ≤ 0.11 across components), indicating less stable out-of-sample generalization. Cluster-medoid models showed intermediate variability, except for robustness, where fold variance was high across all approaches. These differences suggest that dimensional reduction strategy influences not only mean predictive power but also model stability.</w:t>
+      </w:r>
+    </w:p>
+    <w:tbl>
+      <w:tblPr>
+        <w:tblStyle w:val="Table"/>
+        <w:tblW w:type="pct" w:w="5000"/>
+        <w:tblLayout w:type="fixed"/>
+        <w:tblLook w:firstRow="0" w:lastRow="0" w:firstColumn="0" w:lastColumn="0" w:noHBand="0" w:noVBand="0" w:val="0000"/>
+      </w:tblPr>
+      <w:tblGrid>
+        <w:gridCol w:w="7920"/>
+      </w:tblGrid>
+      <w:tr>
+        <w:tc>
+          <w:tcPr/>
+          <w:bookmarkStart w:id="51" w:name="fig-pred_pref"/>
+          <w:p>
+            <w:pPr>
+              <w:pStyle w:val="Compact"/>
+              <w:jc w:val="center"/>
+            </w:pPr>
+            <w:r>
+              <w:drawing>
+                <wp:inline>
+                  <wp:extent cx="5334000" cy="2424545"/>
+                  <wp:effectExtent b="0" l="0" r="0" t="0"/>
+                  <wp:docPr descr="" title="" id="49" name="Picture"/>
+                  <a:graphic>
+                    <a:graphicData uri="http://schemas.openxmlformats.org/drawingml/2006/picture">
+                      <pic:pic>
+                        <pic:nvPicPr>
+                          <pic:cNvPr descr="figures/fig_pred_preformance.png" id="50" name="Picture"/>
+                          <pic:cNvPicPr>
+                            <a:picLocks noChangeArrowheads="1" noChangeAspect="1"/>
+                          </pic:cNvPicPr>
+                        </pic:nvPicPr>
+                        <pic:blipFill>
+                          <a:blip r:embed="rId48"/>
+                          <a:stretch>
+                            <a:fillRect/>
+                          </a:stretch>
+                        </pic:blipFill>
+                        <pic:spPr bwMode="auto">
+                          <a:xfrm>
+                            <a:off x="0" y="0"/>
+                            <a:ext cx="5334000" cy="2424545"/>
+                          </a:xfrm>
+                          <a:prstGeom prst="rect">
+                            <a:avLst/>
+                          </a:prstGeom>
+                          <a:noFill/>
+                          <a:ln w="9525">
+                            <a:noFill/>
+                            <a:headEnd/>
+                            <a:tailEnd/>
+                          </a:ln>
+                        </pic:spPr>
+                      </pic:pic>
+                    </a:graphicData>
+                  </a:graphic>
+                </wp:inline>
+              </w:drawing>
+            </w:r>
+          </w:p>
+          <w:p>
+            <w:pPr>
+              <w:jc w:val="center"/>
+            </w:pPr>
+            <w:pPr>
+              <w:jc w:val="left"/>
+              <w:spacing w:before="200"/>
+              <w:pStyle w:val="ImageCaption"/>
+            </w:pPr>
+            <w:r>
+              <w:t xml:space="preserve">Figure 6: Figure S2. Cross-validated predictive performance (R²) of random forest models across structural representations. Points represent individual cross-validation folds; large points indicate mean ± SE. Predictive performance varied among stability components, with cluster medoids substantially outperforming PC-based representations for complexity but not for robustness or ρ.</w:t>
+            </w:r>
+          </w:p>
+          <w:bookmarkEnd w:id="51"/>
+        </w:tc>
+      </w:tr>
+    </w:tbl>
+    <w:bookmarkEnd w:id="52"/>
+    <w:bookmarkStart w:id="54" w:name="X7b50f5980f1a92178d840598f85f81221ca9fb6"/>
+    <w:p>
+      <w:pPr>
+        <w:pStyle w:val="Heading3"/>
+      </w:pPr>
+      <w:r>
+        <w:t xml:space="preserve">3.4.3 Predictor Importance and Structural Drivers</w:t>
+      </w:r>
+    </w:p>
+    <w:bookmarkStart w:id="53" w:name="structural-drivers-of-stability"/>
+    <w:p>
+      <w:pPr>
+        <w:pStyle w:val="Heading4"/>
+      </w:pPr>
+      <w:r>
+        <w:t xml:space="preserve">3.4.3.1 Structural Drivers of Stability</w:t>
+      </w:r>
+    </w:p>
+    <w:p>
+      <w:pPr>
+        <w:pStyle w:val="FirstParagraph"/>
+      </w:pPr>
+      <w:r>
+        <w:t xml:space="preserve">Permutation-based variable importance revealed no single structural metric that exhibited statistically robust effects across stability components or structural representations (all Z &lt; 1; Table Sx). Thus, despite differences in predictive performance, stability components were not attributable to singular structural drivers. For complexity, predictive signal was moderately distributed across metrics. Under the cluster representation, linkage density (l_S) contributed 47.8% of total importance, followed by maximum similarity (MaxSim), but neither exceeded permutation expectations. PC-based representations showed stronger apparent concentration (PC_Dominant: 63% attributed to S1; PC_Scores: 41% to PC1), yet these effects remained statistically weak. Robustness exhibited low overall predictive performance and correspondingly unstable importance structure. Although basal species fraction dominated the cluster model (57% contribution) and predator–prey ratio dominated the PC_Dominant model (&gt;100% relative contribution due to negative importances among other predictors), no metric demonstrated consistent significance, indicating that apparent dominance reflects model instability rather than mechanistic control. For ρ, importance was comparatively diffuse across predictors. Under the cluster representation, vulnerability heterogeneity (VulSD) and linkage density shared contributions without strong statistical support. PC-based representations distributed importance across multiple axes without a dominant structural dimension. Collectively, these results indicate that even where prediction is strong (e.g., complexity), stability emerges from combinations of structural properties rather than single dominant descriptors.</w:t>
+      </w:r>
+    </w:p>
+    <w:bookmarkEnd w:id="53"/>
+    <w:bookmarkEnd w:id="54"/>
+    <w:bookmarkStart w:id="55" w:name="X73913e843a710c2fae54bf48cab233da110fa6d"/>
+    <w:p>
+      <w:pPr>
+        <w:pStyle w:val="Heading3"/>
+      </w:pPr>
+      <w:r>
+        <w:t xml:space="preserve">3.4.4 Differential Effects Across Stability Components</w:t>
+      </w:r>
+    </w:p>
+    <w:p>
+      <w:pPr>
+        <w:pStyle w:val="Compact"/>
+        <w:numPr>
+          <w:ilvl w:val="0"/>
+          <w:numId w:val="1001"/>
+        </w:numPr>
+      </w:pPr>
+      <w:r>
+        <w:t xml:space="preserve">Heatmaps</w:t>
+      </w:r>
+    </w:p>
+    <w:p>
+      <w:pPr>
+        <w:pStyle w:val="Compact"/>
+        <w:numPr>
+          <w:ilvl w:val="0"/>
+          <w:numId w:val="1001"/>
+        </w:numPr>
+      </w:pPr>
+      <w:r>
+        <w:t xml:space="preserve">Cross-component comparisons</w:t>
+      </w:r>
+    </w:p>
+    <w:bookmarkEnd w:id="55"/>
+    <w:bookmarkEnd w:id="56"/>
+    <w:bookmarkEnd w:id="57"/>
+    <w:bookmarkStart w:id="64" w:name="discussion"/>
+    <w:p>
+      <w:pPr>
+        <w:pStyle w:val="Heading1"/>
+      </w:pPr>
+      <w:r>
+        <w:t xml:space="preserve">4. Discussion</w:t>
+      </w:r>
+    </w:p>
+    <w:bookmarkStart w:id="58" w:name="Xaba5ec532fb6845195cb93ccf86bb1feb69a370"/>
+    <w:p>
+      <w:pPr>
+        <w:pStyle w:val="Heading2"/>
+      </w:pPr>
+      <w:r>
+        <w:t xml:space="preserve">4.1 Why consensus on “the best metric” has remained elusive</w:t>
+      </w:r>
+    </w:p>
+    <w:p>
+      <w:pPr>
+        <w:pStyle w:val="FirstParagraph"/>
+      </w:pPr>
+      <w:r>
+        <w:t xml:space="preserve">For more than four decades, the structure–stability debate has oscillated between competing structural descriptors, from connectance and complexity to modularity, omnivory, and trophic redundancy. Early theoretical work, most notably by May, suggested that increasing complexity should destabilise large systems, placing global descriptors such as connectance and interaction density at the centre of the debate. Subsequent empirical and theoretical studies, however, demonstrated stabilising roles for omnivory, weak links, and compartmentalisation (e.g. McCann; Dunne), shifting attention toward pathway-level and geometric properties. Our results suggest that this apparent inconsistency does not arise because some metrics are “wrong,” but because they capture different dimensions of a fundamentally multi-layered architecture. Food-web structure is not a single axis ranging from simple to complex; it is a high-dimensional space in which node composition, pathway routing, geometric constraint, and emergent organisation vary semi-independently. Metrics that have historically been treated as competitors—such as richness, connectance, omnivory, and redundancy—are in fact anchors of distinct structural dimensions. This explains why no single metric consistently predicts “stability” across studies: stability itself is not singular. When studies measure persistence (e.g. secondary extinctions), node-level balance and redundancy dominate. When they measure local stability or damping, path-level coupling and basal channel dominance matter more. When they measure recovery or informational organisation, global heterogeneity and role differentiation become decisive. The search for a universal structural predictor of stability has therefore been misguided—not because structure is unimportant, but because both structure and stability are multidimensional.</w:t>
+      </w:r>
+    </w:p>
+    <w:bookmarkEnd w:id="58"/>
+    <w:bookmarkStart w:id="59" w:name="X59d7ae37e4176aa163c203d19f94cdfcc256ab1"/>
+    <w:p>
+      <w:pPr>
+        <w:pStyle w:val="Heading2"/>
+      </w:pPr>
+      <w:r>
+        <w:t xml:space="preserve">4.2 Reconciling contrasting structure–stability relationships</w:t>
+      </w:r>
+    </w:p>
+    <w:p>
+      <w:pPr>
+        <w:pStyle w:val="FirstParagraph"/>
+      </w:pPr>
+      <w:r>
+        <w:t xml:space="preserve">A persistent challenge in the literature has been that similar metrics sometimes show opposite associations with stability. For example, omnivory has been reported as stabilising in some contexts and destabilising in others. Within our framework, this variability is expected. Path-level coupling (e.g. omnivory motifs) primarily relates to resistance—the containment or diffusion of perturbations—rather than persistence per se. A structure that dampens oscillations may not prevent extinction cascades, and vice versa. Similarly, our finding that richness contributes substantially to structural variance but fails to predict any stability component underscores an important decoupling: network size is not synonymous with robustness. This result aligns with empirical syntheses showing that species richness alone poorly predicts secondary extinction resistance unless accompanied by trophic balance or redundancy. In our analyses, the predator–prey ratio and herbivory—metrics reflecting trophic shape and basal channel dominance—were far stronger determinants of persistence and damping than richness itself. This helps reconcile why biodiversity–stability studies sometimes find positive, neutral, or context-dependent relationships. Richness operates primarily as a geometric scaling variable. Its effect on stability depends on how additional species alter the configuration of energy channels—whether they add redundancy, elongate chains, skew trophic balance, or increase coupling. Without specifying which structural dimension richness modifies, its stability effect is indeterminate.</w:t>
+      </w:r>
+    </w:p>
+    <w:bookmarkEnd w:id="59"/>
+    <w:bookmarkStart w:id="60" w:name="X2672a5581130aaf002eedcd1c0a12987031a3bf"/>
+    <w:p>
+      <w:pPr>
+        <w:pStyle w:val="Heading2"/>
+      </w:pPr>
+      <w:r>
+        <w:t xml:space="preserve">4.3 Implications for biodiversity–stability theory</w:t>
+      </w:r>
+    </w:p>
+    <w:p>
+      <w:pPr>
+        <w:pStyle w:val="FirstParagraph"/>
+      </w:pPr>
+      <w:r>
+        <w:t xml:space="preserve">Our results contribute to a long-standing tension between the “complexity begets instability” argument and more recent views that diversity enhances resilience. The resolution lies in recognising that different dimensions of complexity influence different stability components. Redundancy and trophic similarity (low MaxSim heterogeneity) enhance persistence by providing functional compensation following species loss. Pathway multiplicity and basal channel dominance regulate resistance by shaping how perturbations propagate. Global organisational heterogeneity (captured by SVD complexity and spectral properties) influences return dynamics by constraining system-wide oscillations and reassembly patterns. In this sense, complexity is neither inherently stabilising nor destabilising. Instead, distinct forms of complexity map onto distinct dynamical outcomes. Connectance, motif structure, redundancy, and informational heterogeneity are not interchangeable proxies for “complexity,” but structurally and mechanistically distinct attributes. By explicitly embedding food-web metrics within an energy-flow hierarchy, our framework reframes biodiversity–stability theory. Stability emerges not from species number alone, but from the configuration of energy channels and the distribution of functional roles across those channels. A bottom-heavy web with balanced predator–prey ratios and differentiated trophic niches may achieve both persistence and damping, even at moderate richness. Conversely, a species-rich but top-heavy or weakly differentiated web may remain fragile.</w:t>
+      </w:r>
+    </w:p>
+    <w:bookmarkEnd w:id="60"/>
+    <w:bookmarkStart w:id="61" w:name="Xcd8cd6f0ed669353f77975c47c403d00ca78ff9"/>
+    <w:p>
+      <w:pPr>
+        <w:pStyle w:val="Heading2"/>
+      </w:pPr>
+      <w:r>
+        <w:t xml:space="preserve">4.4 Structural modularity and the minimum sufficient set</w:t>
+      </w:r>
+    </w:p>
+    <w:p>
+      <w:pPr>
+        <w:pStyle w:val="FirstParagraph"/>
+      </w:pPr>
+      <w:r>
+        <w:t xml:space="preserve">A key practical outcome of our analysis is the identification of six structural pillars that capture nearly 85% of the variation in network architecture. Despite starting with 31 commonly used metrics, much of their variance collapses into a smaller number of independent axes. Hierarchical clustering further revealed robust modules corresponding to trophic balance, pathway structure, geometric scale, and redundancy. This dimensional reduction has two important implications. First, it demonstrates that many commonly reported metrics are statistically redundant. Reporting both connectance and L/S, or multiple correlated distance measures, adds little new information. Second, it provides a principled route toward a minimum sufficient descriptor set tailored to ecological questions. Rather than selecting metrics by convention, researchers can select representatives of the relevant structural scale.</w:t>
+      </w:r>
+    </w:p>
+    <w:bookmarkEnd w:id="61"/>
+    <w:bookmarkStart w:id="62" w:name="Xada8c6c776e637fe9cce3d4170260c732954712"/>
+    <w:p>
+      <w:pPr>
+        <w:pStyle w:val="Heading2"/>
+      </w:pPr>
+      <w:r>
+        <w:t xml:space="preserve">4.5 Guidance for metric choice based on ecological question</w:t>
+      </w:r>
+    </w:p>
+    <w:p>
+      <w:pPr>
+        <w:pStyle w:val="FirstParagraph"/>
+      </w:pPr>
+      <w:r>
+        <w:t xml:space="preserve">If the question concerns extinction cascades or tolerance to species loss (persistence): prioritise node-level balance and redundancy metrics (e.g. predator–prey ratio, herbivory, similarity). If the question concerns perturbation propagation or damping (resistance): focus on path-level and basal-channel metrics (e.g. pathway multiplicity, omnivory, mean distance). If the question concerns recovery dynamics or organisational reassembly (return): emphasise global heterogeneity and spectral measures (e.g. SVD complexity, spectral radius). If the question concerns comparative architecture across systems: use geometric anchors (e.g. richness) but interpret them as scale descriptors rather than stability predictors. This scale-explicit approach shifts the emphasis from asking “Which metric best predicts stability?” to “Which structural dimension corresponds to the stability mechanism of interest?”</w:t>
+      </w:r>
+    </w:p>
+    <w:bookmarkEnd w:id="62"/>
+    <w:bookmarkStart w:id="63" w:name="limitations-and-future-directions"/>
+    <w:p>
+      <w:pPr>
+        <w:pStyle w:val="Heading2"/>
+      </w:pPr>
+      <w:r>
+        <w:t xml:space="preserve">4.6 Limitations and future directions</w:t>
+      </w:r>
+    </w:p>
+    <w:p>
+      <w:pPr>
+        <w:pStyle w:val="FirstParagraph"/>
+      </w:pPr>
+      <w:r>
+        <w:t xml:space="preserve">While our framework clarifies structural dimensionality, it remains grounded in static network topology. Real ecosystems exhibit interaction strengths, temporal variability, adaptive rewiring, and environmental forcing. Incorporating weighted networks and dynamic simulations would strengthen the mechanistic link between structural axes and realised dynamics. Additionally, the separation of persistence, resistance, and return is analytically useful but biologically intertwined. For example, structures that enhance resistance may indirectly support persistence by preventing large cascades. Future work could explore how these components interact across environmental gradients and disturbance regimes. Finally, extending this framework beyond trophic networks to mutualistic, host–parasite, or multilayer networks would test its generality. The energy-flow hierarchy proposed here may represent a broader organising principle of ecological interaction systems.</w:t>
+      </w:r>
+    </w:p>
+    <w:bookmarkEnd w:id="63"/>
+    <w:bookmarkEnd w:id="64"/>
+    <w:bookmarkStart w:id="67" w:name="conclusion"/>
+    <w:p>
+      <w:pPr>
+        <w:pStyle w:val="Heading1"/>
+      </w:pPr>
+      <w:r>
+        <w:t xml:space="preserve">5. Conclusion</w:t>
+      </w:r>
+    </w:p>
+    <w:p>
+      <w:pPr>
+        <w:pStyle w:val="FirstParagraph"/>
+      </w:pPr>
+      <w:r>
+        <w:t xml:space="preserve">Food-web stability is not governed by a single structural property, but by multiple, hierarchically organised dimensions of network architecture. Node composition, pathway routing, geometric constraint, and emergent organisation each represent distinct levers through which ecosystems maintain persistence, resist perturbation, and reorganise following disturbance.</w:t>
+      </w:r>
+    </w:p>
+    <w:p>
+      <w:pPr>
+        <w:pStyle w:val="BodyText"/>
+      </w:pPr>
+      <w:r>
+        <w:t xml:space="preserve">By explicitly mapping structural scale to stability mechanism, we reconcile decades of seemingly conflicting findings in the structure–stability literature. The key insight is not that one metric is superior, but that different metrics answer different ecological questions. Recognising and embracing this multidimensionality provides a coherent foundation for future biodiversity–stability research and a practical framework for selecting network descriptors based on mechanism rather than tradition.</w:t>
+      </w:r>
+    </w:p>
+    <w:tbl>
+      <w:tblPr>
+        <w:tblStyle w:val="Table"/>
+        <w:tblW w:type="pct" w:w="5000"/>
+        <w:tblLayout w:type="fixed"/>
+        <w:tblLook w:firstRow="0" w:lastRow="0" w:firstColumn="0" w:lastColumn="0" w:noHBand="0" w:noVBand="0" w:val="0000"/>
+      </w:tblPr>
+      <w:tblGrid>
+        <w:gridCol w:w="7920"/>
+      </w:tblGrid>
+      <w:tr>
+        <w:tc>
+          <w:tcPr/>
+          <w:bookmarkStart w:id="65" w:name="tbl-metrics"/>
           <w:p>
             <w:pPr>
               <w:jc w:val="center"/>
@@ -5039,7 +5728,7 @@
               </w:tc>
             </w:tr>
           </w:tbl>
-          <w:bookmarkEnd w:id="46"/>
+          <w:bookmarkEnd w:id="65"/>
           <w:p/>
         </w:tc>
       </w:tr>
@@ -5078,7 +5767,7 @@
       <w:tr>
         <w:tc>
           <w:tcPr/>
-          <w:bookmarkStart w:id="47" w:name="tbl-classification"/>
+          <w:bookmarkStart w:id="66" w:name="tbl-classification"/>
           <w:p>
             <w:pPr>
               <w:jc w:val="center"/>
@@ -5308,13 +5997,13 @@
               </w:tc>
             </w:tr>
           </w:tbl>
-          <w:bookmarkEnd w:id="47"/>
+          <w:bookmarkEnd w:id="66"/>
           <w:p/>
         </w:tc>
       </w:tr>
     </w:tbl>
-    <w:bookmarkEnd w:id="48"/>
-    <w:bookmarkStart w:id="84" w:name="references"/>
+    <w:bookmarkEnd w:id="67"/>
+    <w:bookmarkStart w:id="103" w:name="references"/>
     <w:p>
       <w:pPr>
         <w:pStyle w:val="Heading1"/>
@@ -5323,8 +6012,8 @@
         <w:t xml:space="preserve">References</w:t>
       </w:r>
     </w:p>
-    <w:bookmarkStart w:id="83" w:name="refs"/>
-    <w:bookmarkStart w:id="50" w:name="X364e9e1ae4fcdffd15c6495ab47a85eeafc0b8c"/>
+    <w:bookmarkStart w:id="102" w:name="refs"/>
+    <w:bookmarkStart w:id="69" w:name="X364e9e1ae4fcdffd15c6495ab47a85eeafc0b8c"/>
     <w:p>
       <w:pPr>
         <w:pStyle w:val="Bibliography"/>
@@ -5344,7 +6033,7 @@
       <w:r>
         <w:t xml:space="preserve"> </w:t>
       </w:r>
-      <w:hyperlink r:id="rId49">
+      <w:hyperlink r:id="rId68">
         <w:r>
           <w:rPr>
             <w:rStyle w:val="Hyperlink"/>
@@ -5372,8 +6061,8 @@
         <w:t xml:space="preserve">108, 3648–3652</w:t>
       </w:r>
     </w:p>
-    <w:bookmarkEnd w:id="50"/>
-    <w:bookmarkStart w:id="52" w:name="ref-thompsonFoodWebsReconciling2012"/>
+    <w:bookmarkEnd w:id="69"/>
+    <w:bookmarkStart w:id="71" w:name="ref-thompsonFoodWebsReconciling2012"/>
     <w:p>
       <w:pPr>
         <w:pStyle w:val="Bibliography"/>
@@ -5409,7 +6098,7 @@
       <w:r>
         <w:t xml:space="preserve"> </w:t>
       </w:r>
-      <w:hyperlink r:id="rId51">
+      <w:hyperlink r:id="rId70">
         <w:r>
           <w:rPr>
             <w:rStyle w:val="Hyperlink"/>
@@ -5437,8 +6126,8 @@
         <w:t xml:space="preserve">27, 689–697</w:t>
       </w:r>
     </w:p>
-    <w:bookmarkEnd w:id="52"/>
-    <w:bookmarkStart w:id="54" w:name="ref-lauEcologicalNetworkMetrics2017"/>
+    <w:bookmarkEnd w:id="71"/>
+    <w:bookmarkStart w:id="73" w:name="ref-lauEcologicalNetworkMetrics2017"/>
     <w:p>
       <w:pPr>
         <w:pStyle w:val="Bibliography"/>
@@ -5474,7 +6163,7 @@
       <w:r>
         <w:t xml:space="preserve"> </w:t>
       </w:r>
-      <w:hyperlink r:id="rId53">
+      <w:hyperlink r:id="rId72">
         <w:r>
           <w:rPr>
             <w:rStyle w:val="Hyperlink"/>
@@ -5502,8 +6191,8 @@
         <w:t xml:space="preserve">8, e01900</w:t>
       </w:r>
     </w:p>
-    <w:bookmarkEnd w:id="54"/>
-    <w:bookmarkStart w:id="56" w:name="ref-vermaatMajorDimensionsFoodweb2009"/>
+    <w:bookmarkEnd w:id="73"/>
+    <w:bookmarkStart w:id="75" w:name="ref-vermaatMajorDimensionsFoodweb2009"/>
     <w:p>
       <w:pPr>
         <w:pStyle w:val="Bibliography"/>
@@ -5539,7 +6228,7 @@
       <w:r>
         <w:t xml:space="preserve"> </w:t>
       </w:r>
-      <w:hyperlink r:id="rId55">
+      <w:hyperlink r:id="rId74">
         <w:r>
           <w:rPr>
             <w:rStyle w:val="Hyperlink"/>
@@ -5567,8 +6256,8 @@
         <w:t xml:space="preserve">90, 278–282</w:t>
       </w:r>
     </w:p>
-    <w:bookmarkEnd w:id="56"/>
-    <w:bookmarkStart w:id="58" w:name="ref-williamsLimitsTrophicLevels2004"/>
+    <w:bookmarkEnd w:id="75"/>
+    <w:bookmarkStart w:id="77" w:name="ref-williamsLimitsTrophicLevels2004"/>
     <w:p>
       <w:pPr>
         <w:pStyle w:val="Bibliography"/>
@@ -5588,7 +6277,7 @@
       <w:r>
         <w:t xml:space="preserve"> </w:t>
       </w:r>
-      <w:hyperlink r:id="rId57">
+      <w:hyperlink r:id="rId76">
         <w:r>
           <w:rPr>
             <w:rStyle w:val="Hyperlink"/>
@@ -5718,8 +6407,8 @@
         <w:t xml:space="preserve">163, 458–468</w:t>
       </w:r>
     </w:p>
-    <w:bookmarkEnd w:id="58"/>
-    <w:bookmarkStart w:id="60" w:name="X781f7e482417d8f33d808967da8cf24a047c245"/>
+    <w:bookmarkEnd w:id="77"/>
+    <w:bookmarkStart w:id="79" w:name="X781f7e482417d8f33d808967da8cf24a047c245"/>
     <w:p>
       <w:pPr>
         <w:pStyle w:val="Bibliography"/>
@@ -5739,7 +6428,7 @@
       <w:r>
         <w:t xml:space="preserve"> </w:t>
       </w:r>
-      <w:hyperlink r:id="rId59">
+      <w:hyperlink r:id="rId78">
         <w:r>
           <w:rPr>
             <w:rStyle w:val="Hyperlink"/>
@@ -5827,8 +6516,8 @@
         <w:t xml:space="preserve">87, 327–340</w:t>
       </w:r>
     </w:p>
-    <w:bookmarkEnd w:id="60"/>
-    <w:bookmarkStart w:id="62" w:name="ref-estradaUsingNetworkCentrality2008"/>
+    <w:bookmarkEnd w:id="79"/>
+    <w:bookmarkStart w:id="81" w:name="ref-estradaUsingNetworkCentrality2008"/>
     <w:p>
       <w:pPr>
         <w:pStyle w:val="Bibliography"/>
@@ -5848,7 +6537,7 @@
       <w:r>
         <w:t xml:space="preserve"> </w:t>
       </w:r>
-      <w:hyperlink r:id="rId61">
+      <w:hyperlink r:id="rId80">
         <w:r>
           <w:rPr>
             <w:rStyle w:val="Hyperlink"/>
@@ -5912,8 +6601,8 @@
         <w:t xml:space="preserve">18, 1810–1825</w:t>
       </w:r>
     </w:p>
-    <w:bookmarkEnd w:id="62"/>
-    <w:bookmarkStart w:id="64" w:name="ref-mccannDiversityStabilityDebate2000"/>
+    <w:bookmarkEnd w:id="81"/>
+    <w:bookmarkStart w:id="83" w:name="ref-mccannDiversityStabilityDebate2000"/>
     <w:p>
       <w:pPr>
         <w:pStyle w:val="Bibliography"/>
@@ -5933,7 +6622,7 @@
       <w:r>
         <w:t xml:space="preserve"> </w:t>
       </w:r>
-      <w:hyperlink r:id="rId63">
+      <w:hyperlink r:id="rId82">
         <w:r>
           <w:rPr>
             <w:rStyle w:val="Hyperlink"/>
@@ -5961,8 +6650,8 @@
         <w:t xml:space="preserve">405, 228–233</w:t>
       </w:r>
     </w:p>
-    <w:bookmarkEnd w:id="64"/>
-    <w:bookmarkStart w:id="66" w:name="X5f45a7a099d08070703fc184810d23dd2e88abd"/>
+    <w:bookmarkEnd w:id="83"/>
+    <w:bookmarkStart w:id="85" w:name="X5f45a7a099d08070703fc184810d23dd2e88abd"/>
     <w:p>
       <w:pPr>
         <w:pStyle w:val="Bibliography"/>
@@ -5982,7 +6671,7 @@
       <w:r>
         <w:t xml:space="preserve"> </w:t>
       </w:r>
-      <w:hyperlink r:id="rId65">
+      <w:hyperlink r:id="rId84">
         <w:r>
           <w:rPr>
             <w:rStyle w:val="Hyperlink"/>
@@ -6034,8 +6723,8 @@
         <w:t xml:space="preserve">393, 440–442</w:t>
       </w:r>
     </w:p>
-    <w:bookmarkEnd w:id="66"/>
-    <w:bookmarkStart w:id="68" w:name="ref-stoufferRobustMeasureFood2006a"/>
+    <w:bookmarkEnd w:id="85"/>
+    <w:bookmarkStart w:id="87" w:name="ref-stoufferRobustMeasureFood2006a"/>
     <w:p>
       <w:pPr>
         <w:pStyle w:val="Bibliography"/>
@@ -6071,7 +6760,7 @@
       <w:r>
         <w:t xml:space="preserve"> </w:t>
       </w:r>
-      <w:hyperlink r:id="rId67">
+      <w:hyperlink r:id="rId86">
         <w:r>
           <w:rPr>
             <w:rStyle w:val="Hyperlink"/>
@@ -6099,8 +6788,8 @@
         <w:t xml:space="preserve">103, 19015–19020</w:t>
       </w:r>
     </w:p>
-    <w:bookmarkEnd w:id="68"/>
-    <w:bookmarkStart w:id="70" w:name="ref-strydomSVDEntropyReveals2021"/>
+    <w:bookmarkEnd w:id="87"/>
+    <w:bookmarkStart w:id="89" w:name="ref-strydomSVDEntropyReveals2021"/>
     <w:p>
       <w:pPr>
         <w:pStyle w:val="Bibliography"/>
@@ -6136,7 +6825,7 @@
       <w:r>
         <w:t xml:space="preserve"> </w:t>
       </w:r>
-      <w:hyperlink r:id="rId69">
+      <w:hyperlink r:id="rId88">
         <w:r>
           <w:rPr>
             <w:rStyle w:val="Hyperlink"/>
@@ -6212,8 +6901,8 @@
         <w:t xml:space="preserve">9</w:t>
       </w:r>
     </w:p>
-    <w:bookmarkEnd w:id="70"/>
-    <w:bookmarkStart w:id="72" w:name="ref-jonssonReliabilityR50Measure2015"/>
+    <w:bookmarkEnd w:id="89"/>
+    <w:bookmarkStart w:id="91" w:name="ref-jonssonReliabilityR50Measure2015"/>
     <w:p>
       <w:pPr>
         <w:pStyle w:val="Bibliography"/>
@@ -6249,7 +6938,7 @@
       <w:r>
         <w:t xml:space="preserve"> </w:t>
       </w:r>
-      <w:hyperlink r:id="rId71">
+      <w:hyperlink r:id="rId90">
         <w:r>
           <w:rPr>
             <w:rStyle w:val="Hyperlink"/>
@@ -6301,8 +6990,8 @@
         <w:t xml:space="preserve">124, 446–457</w:t>
       </w:r>
     </w:p>
-    <w:bookmarkEnd w:id="72"/>
-    <w:bookmarkStart w:id="74" w:name="ref-stoufferEvidenceExistenceRobust2007"/>
+    <w:bookmarkEnd w:id="91"/>
+    <w:bookmarkStart w:id="93" w:name="ref-stoufferEvidenceExistenceRobust2007"/>
     <w:p>
       <w:pPr>
         <w:pStyle w:val="Bibliography"/>
@@ -6338,7 +7027,7 @@
       <w:r>
         <w:t xml:space="preserve"> </w:t>
       </w:r>
-      <w:hyperlink r:id="rId73">
+      <w:hyperlink r:id="rId92">
         <w:r>
           <w:rPr>
             <w:rStyle w:val="Hyperlink"/>
@@ -6366,8 +7055,8 @@
         <w:t xml:space="preserve">274, 1931–1940</w:t>
       </w:r>
     </w:p>
-    <w:bookmarkEnd w:id="74"/>
-    <w:bookmarkStart w:id="76" w:name="ref-miloNetworkMotifsSimple2002"/>
+    <w:bookmarkEnd w:id="93"/>
+    <w:bookmarkStart w:id="95" w:name="ref-miloNetworkMotifsSimple2002"/>
     <w:p>
       <w:pPr>
         <w:pStyle w:val="Bibliography"/>
@@ -6403,7 +7092,7 @@
       <w:r>
         <w:t xml:space="preserve"> </w:t>
       </w:r>
-      <w:hyperlink r:id="rId75">
+      <w:hyperlink r:id="rId94">
         <w:r>
           <w:rPr>
             <w:rStyle w:val="Hyperlink"/>
@@ -6485,8 +7174,8 @@
         <w:t xml:space="preserve">298, 824–827</w:t>
       </w:r>
     </w:p>
-    <w:bookmarkEnd w:id="76"/>
-    <w:bookmarkStart w:id="78" w:name="ref-dunneFoodwebStructureNetwork2002"/>
+    <w:bookmarkEnd w:id="95"/>
+    <w:bookmarkStart w:id="97" w:name="ref-dunneFoodwebStructureNetwork2002"/>
     <w:p>
       <w:pPr>
         <w:pStyle w:val="Bibliography"/>
@@ -6522,7 +7211,7 @@
       <w:r>
         <w:t xml:space="preserve"> </w:t>
       </w:r>
-      <w:hyperlink r:id="rId77">
+      <w:hyperlink r:id="rId96">
         <w:r>
           <w:rPr>
             <w:rStyle w:val="Hyperlink"/>
@@ -6574,8 +7263,8 @@
         <w:t xml:space="preserve">99, 12917–12922</w:t>
       </w:r>
     </w:p>
-    <w:bookmarkEnd w:id="78"/>
-    <w:bookmarkStart w:id="80" w:name="ref-neutelStabilityRealFood2002"/>
+    <w:bookmarkEnd w:id="97"/>
+    <w:bookmarkStart w:id="99" w:name="ref-neutelStabilityRealFood2002"/>
     <w:p>
       <w:pPr>
         <w:pStyle w:val="Bibliography"/>
@@ -6611,7 +7300,7 @@
       <w:r>
         <w:t xml:space="preserve"> </w:t>
       </w:r>
-      <w:hyperlink r:id="rId79">
+      <w:hyperlink r:id="rId98">
         <w:r>
           <w:rPr>
             <w:rStyle w:val="Hyperlink"/>
@@ -6693,8 +7382,8 @@
         <w:t xml:space="preserve">296, 1120–1123</w:t>
       </w:r>
     </w:p>
-    <w:bookmarkEnd w:id="80"/>
-    <w:bookmarkStart w:id="82" w:name="Xd412d50b01317b0aa54d10c40af293c2515ab19"/>
+    <w:bookmarkEnd w:id="99"/>
+    <w:bookmarkStart w:id="101" w:name="Xd412d50b01317b0aa54d10c40af293c2515ab19"/>
     <w:p>
       <w:pPr>
         <w:pStyle w:val="Bibliography"/>
@@ -6714,7 +7403,7 @@
       <w:r>
         <w:t xml:space="preserve"> </w:t>
       </w:r>
-      <w:hyperlink r:id="rId81">
+      <w:hyperlink r:id="rId100">
         <w:r>
           <w:rPr>
             <w:rStyle w:val="Hyperlink"/>
@@ -6742,9 +7431,9 @@
         <w:t xml:space="preserve">25, 393–399</w:t>
       </w:r>
     </w:p>
-    <w:bookmarkEnd w:id="82"/>
-    <w:bookmarkEnd w:id="83"/>
-    <w:bookmarkEnd w:id="84"/>
+    <w:bookmarkEnd w:id="101"/>
+    <w:bookmarkEnd w:id="102"/>
+    <w:bookmarkEnd w:id="103"/>
     <w:sectPr>
       <w:footnotePr>
         <w:numRestart w:val="eachSect"/>
@@ -6855,8 +7544,114 @@
       </w:pPr>
     </w:lvl>
   </w:abstractNum>
+  <w:abstractNum w:abstractNumId="991">
+    <w:nsid w:val="0000A991"/>
+    <w:multiLevelType w:val="multilevel"/>
+    <w:lvl w:ilvl="0">
+      <w:numFmt w:val="bullet"/>
+      <w:lvlText w:val=""/>
+      <w:lvlJc w:val="left"/>
+      <w:pPr>
+        <w:ind w:left="720" w:hanging="360"/>
+      </w:pPr>
+      <w:rPr>
+        <w:rFonts w:ascii="Symbol" w:hAnsi="Symbol" w:cs="Symbol" w:hint="default"/>
+      </w:rPr>
+    </w:lvl>
+    <w:lvl w:ilvl="1">
+      <w:numFmt w:val="bullet"/>
+      <w:lvlText w:val="o"/>
+      <w:lvlJc w:val="left"/>
+      <w:pPr>
+        <w:ind w:left="1440" w:hanging="360"/>
+      </w:pPr>
+      <w:rPr>
+        <w:rFonts w:ascii="Courier New" w:hAnsi="Courier New" w:cs="Courier New" w:hint="default"/>
+      </w:rPr>
+    </w:lvl>
+    <w:lvl w:ilvl="2">
+      <w:numFmt w:val="bullet"/>
+      <w:lvlText w:val=""/>
+      <w:lvlJc w:val="left"/>
+      <w:pPr>
+        <w:ind w:left="2160" w:hanging="360"/>
+      </w:pPr>
+      <w:rPr>
+        <w:rFonts w:ascii="Wingdings" w:hAnsi="Wingdings" w:cs="Wingdings" w:hint="default"/>
+      </w:rPr>
+    </w:lvl>
+    <w:lvl w:ilvl="3">
+      <w:numFmt w:val="bullet"/>
+      <w:lvlText w:val=""/>
+      <w:lvlJc w:val="left"/>
+      <w:pPr>
+        <w:ind w:left="2880" w:hanging="360"/>
+      </w:pPr>
+      <w:rPr>
+        <w:rFonts w:ascii="Symbol" w:hAnsi="Symbol" w:cs="Symbol" w:hint="default"/>
+      </w:rPr>
+    </w:lvl>
+    <w:lvl w:ilvl="4">
+      <w:numFmt w:val="bullet"/>
+      <w:lvlText w:val="o"/>
+      <w:lvlJc w:val="left"/>
+      <w:pPr>
+        <w:ind w:left="3600" w:hanging="360"/>
+      </w:pPr>
+      <w:rPr>
+        <w:rFonts w:ascii="Courier New" w:hAnsi="Courier New" w:cs="Courier New" w:hint="default"/>
+      </w:rPr>
+    </w:lvl>
+    <w:lvl w:ilvl="5">
+      <w:numFmt w:val="bullet"/>
+      <w:lvlText w:val=""/>
+      <w:lvlJc w:val="left"/>
+      <w:pPr>
+        <w:ind w:left="4320" w:hanging="360"/>
+      </w:pPr>
+      <w:rPr>
+        <w:rFonts w:ascii="Wingdings" w:hAnsi="Wingdings" w:cs="Wingdings" w:hint="default"/>
+      </w:rPr>
+    </w:lvl>
+    <w:lvl w:ilvl="6">
+      <w:numFmt w:val="bullet"/>
+      <w:lvlText w:val=""/>
+      <w:lvlJc w:val="left"/>
+      <w:pPr>
+        <w:ind w:left="5040" w:hanging="360"/>
+      </w:pPr>
+      <w:rPr>
+        <w:rFonts w:ascii="Symbol" w:hAnsi="Symbol" w:cs="Symbol" w:hint="default"/>
+      </w:rPr>
+    </w:lvl>
+    <w:lvl w:ilvl="7">
+      <w:numFmt w:val="bullet"/>
+      <w:lvlText w:val="o"/>
+      <w:lvlJc w:val="left"/>
+      <w:pPr>
+        <w:ind w:left="5760" w:hanging="360"/>
+      </w:pPr>
+      <w:rPr>
+        <w:rFonts w:ascii="Courier New" w:hAnsi="Courier New" w:cs="Courier New" w:hint="default"/>
+      </w:rPr>
+    </w:lvl>
+    <w:lvl w:ilvl="8">
+      <w:numFmt w:val="bullet"/>
+      <w:lvlText w:val=""/>
+      <w:lvlJc w:val="left"/>
+      <w:pPr>
+        <w:ind w:left="6480" w:hanging="360"/>
+      </w:pPr>
+      <w:rPr>
+        <w:rFonts w:ascii="Wingdings" w:hAnsi="Wingdings" w:cs="Wingdings" w:hint="default"/>
+      </w:rPr>
+    </w:lvl>
+  </w:abstractNum>
   <w:num w:numId="1000">
     <w:abstractNumId w:val="990"/>
+  </w:num>
+  <w:num w:numId="1001">
+    <w:abstractNumId w:val="991"/>
   </w:num>
 </w:numbering>
 </file>

--- a/index.docx
+++ b/index.docx
@@ -109,6 +109,14 @@
       </w:pPr>
       <w:r>
         <w:t xml:space="preserve">Should we be looking at if different metrics scale predictably with each other?</w:t>
+      </w:r>
+    </w:p>
+    <w:p>
+      <w:pPr>
+        <w:pStyle w:val="BlockText"/>
+      </w:pPr>
+      <w:r>
+        <w:t xml:space="preserve">Emergent property (thinking like the cool tensor work/dynamic models) vs static metrics (using one measure of structure)</w:t>
       </w:r>
     </w:p>
     <w:p>
@@ -601,7 +609,7 @@
     </w:tbl>
     <w:bookmarkEnd w:id="11"/>
     <w:bookmarkEnd w:id="12"/>
-    <w:bookmarkStart w:id="22" w:name="materials-methods"/>
+    <w:bookmarkStart w:id="23" w:name="materials-methods"/>
     <w:p>
       <w:pPr>
         <w:pStyle w:val="Heading1"/>
@@ -3389,7 +3397,7 @@
       </w:r>
     </w:p>
     <w:bookmarkEnd w:id="16"/>
-    <w:bookmarkStart w:id="21" w:name="Xa1e356f8b4615d913aa8dbeb1055359363a4932"/>
+    <w:bookmarkStart w:id="22" w:name="Xa1e356f8b4615d913aa8dbeb1055359363a4932"/>
     <w:p>
       <w:pPr>
         <w:pStyle w:val="Heading2"/>
@@ -3420,7 +3428,20 @@
         <w:pStyle w:val="FirstParagraph"/>
       </w:pPr>
       <w:r>
-        <w:t xml:space="preserve">We previously grouped network metrics into clusters based on their pairwise correlations, such that each cluster represented a structurally coherent domain (e.g., trophic composition, centralization, path structure). Clustering was performed using correlation-based distance, ensuring that metrics grouped together reflected shared structural information rather than raw scale. To construct a reduced predictor set from these domains, we selected a single representative metric per cluster using a medoid approach. Within each cluster, we computed the absolute correlation matrix among member metrics and defined distance as 1−∣r∣. The medoid was identified as the metric minimizing mean pairwise distance to other metrics in the cluster. This approach preserves structural diversity while minimizing redundancy and does not rely on principal component loadings, which can bias selection toward dominant variance axes. The resulting</w:t>
+        <w:t xml:space="preserve">We previously grouped network metrics into clusters based on their pairwise correlations, such that each cluster represented a structurally coherent domain (</w:t>
+      </w:r>
+      <w:r>
+        <w:rPr>
+          <w:i/>
+          <w:iCs/>
+        </w:rPr>
+        <w:t xml:space="preserve">e.g.,</w:t>
+      </w:r>
+      <w:r>
+        <w:t xml:space="preserve"> </w:t>
+      </w:r>
+      <w:r>
+        <w:t xml:space="preserve">trophic composition, centralization, path structure). Clustering was performed using correlation-based distance, ensuring that metrics grouped together reflected shared structural information rather than raw scale. To construct a reduced predictor set from these domains, we selected a single representative metric per cluster using a medoid approach. Within each cluster, we computed the absolute correlation matrix among member metrics and defined distance as 1−∣r∣. The medoid was identified as the metric minimizing mean pairwise distance to other metrics in the cluster. This approach preserves structural diversity while minimizing redundancy and does not rely on principal component loadings, which can bias selection toward dominant variance axes. The resulting</w:t>
       </w:r>
       <w:r>
         <w:t xml:space="preserve"> </w:t>
@@ -3478,13 +3499,13 @@
       </w:r>
     </w:p>
     <w:bookmarkEnd w:id="19"/>
-    <w:bookmarkStart w:id="20" w:name="implications-for-model-comparison"/>
+    <w:bookmarkStart w:id="21" w:name="structural-control-of-stability"/>
     <w:p>
       <w:pPr>
         <w:pStyle w:val="Heading3"/>
       </w:pPr>
       <w:r>
-        <w:t xml:space="preserve">2.4.4 Implications for Model Comparison</w:t>
+        <w:t xml:space="preserve">2.4.4 Structural Control of Stability</w:t>
       </w:r>
     </w:p>
     <w:p>
@@ -3492,19 +3513,39 @@
         <w:pStyle w:val="FirstParagraph"/>
       </w:pPr>
       <w:r>
-        <w:t xml:space="preserve">Because the cluster-medoid and PCA-score sets differ in dimensionality and variance preservation, predictive comparisons were conducted using identical cross-validation schemes to ensure fair evaluation. Model performance was assessed using out-of-sample metrics, and variable importance was evaluated via cross-validated permutation procedures.</w:t>
-      </w:r>
-      <w:r>
-        <w:t xml:space="preserve"> </w:t>
-      </w:r>
-      <w:r>
-        <w:t xml:space="preserve">This framework allows us to determine whether stability aligns more strongly with interpretable structural domains or with latent axes of network variation, and whether some structural domains are decoupled from stability altogether.</w:t>
+        <w:t xml:space="preserve">To evaluate how different hierarchical representations of network structure explain variation in stability, we implemented a regularized linear modelling framework designed to balance interpretability and overfitting risk given the modest sample size (n = 38). For each stability component (complexity, robustness, and ρ), we fit elastic net regression models using three distinct structural representations: Fine-scale cluster-level topological descriptors, Dominant structural summaries (PC_Dominant), and Multivariate principal component scores (PC_Scores). All predictors and response variables were standardized prior to analysis to allow direct comparison of coefficient magnitudes.</w:t>
+      </w:r>
+    </w:p>
+    <w:p>
+      <w:pPr>
+        <w:pStyle w:val="BodyText"/>
+      </w:pPr>
+      <w:r>
+        <w:t xml:space="preserve">Elastic net regularization was chosen because it permits inference under correlated predictors by interpolating between ridge (distributed shrinkage) and lasso (sparse selection) penalties. The mixing parameter α (0–1) determines the degree of sparsity, with lower values indicating distributed structural influence and higher values indicating concentration onto a smaller subset of predictors.</w:t>
+      </w:r>
+    </w:p>
+    <w:bookmarkStart w:id="20" w:name="model-evaluation"/>
+    <w:p>
+      <w:pPr>
+        <w:pStyle w:val="Heading4"/>
+      </w:pPr>
+      <w:r>
+        <w:t xml:space="preserve">2.4.4.1 Model Evaluation</w:t>
+      </w:r>
+    </w:p>
+    <w:p>
+      <w:pPr>
+        <w:pStyle w:val="FirstParagraph"/>
+      </w:pPr>
+      <w:r>
+        <w:t xml:space="preserve">Predictive performance was assessed using repeated v-fold cross-validation (5 folds × 20 repeats). Within each training partition, models were fit across a grid of α values (0–1 in increments of 0.25), and the optimal penalty strength (λ) was selected via internal cross-validation. Performance was quantified as cross-validated R^2 computed on held-out test partitions. After cross-validation, final models were refit to the full dataset using the mean selected α, and standardized coefficients were extracted to characterize the direction and magnitude of structural effects. This approach was not intended to maximize predictive accuracy per se, but rather to quantify the relative degree and architecture of structural control across stability facets.</w:t>
       </w:r>
     </w:p>
     <w:bookmarkEnd w:id="20"/>
     <w:bookmarkEnd w:id="21"/>
     <w:bookmarkEnd w:id="22"/>
-    <w:bookmarkStart w:id="57" w:name="results"/>
+    <w:bookmarkEnd w:id="23"/>
+    <w:bookmarkStart w:id="61" w:name="results"/>
     <w:p>
       <w:pPr>
         <w:pStyle w:val="Heading1"/>
@@ -3513,7 +3554,7 @@
         <w:t xml:space="preserve">3. Results</w:t>
       </w:r>
     </w:p>
-    <w:bookmarkStart w:id="27" w:name="Xc5944a2bb768febcfdbdfed4843f03186583e6d"/>
+    <w:bookmarkStart w:id="28" w:name="Xc5944a2bb768febcfdbdfed4843f03186583e6d"/>
     <w:p>
       <w:pPr>
         <w:pStyle w:val="Heading2"/>
@@ -3557,7 +3598,7 @@
       <w:tr>
         <w:tc>
           <w:tcPr/>
-          <w:bookmarkStart w:id="26" w:name="fig-cluster"/>
+          <w:bookmarkStart w:id="27" w:name="fig-cluster"/>
           <w:p>
             <w:pPr>
               <w:pStyle w:val="Compact"/>
@@ -3568,18 +3609,18 @@
                 <wp:inline>
                   <wp:extent cx="5334000" cy="2667000"/>
                   <wp:effectExtent b="0" l="0" r="0" t="0"/>
-                  <wp:docPr descr="" title="" id="24" name="Picture"/>
+                  <wp:docPr descr="" title="" id="25" name="Picture"/>
                   <a:graphic>
                     <a:graphicData uri="http://schemas.openxmlformats.org/drawingml/2006/picture">
                       <pic:pic>
                         <pic:nvPicPr>
-                          <pic:cNvPr descr="figures/cluster_dendrogram.png" id="25" name="Picture"/>
+                          <pic:cNvPr descr="figures/cluster_dendrogram.png" id="26" name="Picture"/>
                           <pic:cNvPicPr>
                             <a:picLocks noChangeArrowheads="1" noChangeAspect="1"/>
                           </pic:cNvPicPr>
                         </pic:nvPicPr>
                         <pic:blipFill>
-                          <a:blip r:embed="rId23"/>
+                          <a:blip r:embed="rId24"/>
                           <a:stretch>
                             <a:fillRect/>
                           </a:stretch>
@@ -3619,7 +3660,7 @@
               <w:t xml:space="preserve">Figure 1: Blah blah blah clusters</w:t>
             </w:r>
           </w:p>
-          <w:bookmarkEnd w:id="26"/>
+          <w:bookmarkEnd w:id="27"/>
         </w:tc>
       </w:tr>
     </w:tbl>
@@ -3639,8 +3680,8 @@
         <w:t xml:space="preserve">The resulting modular partition identified coherent groups of metrics describing distinct aspects of network architecture. These included a large-scale architectural module integrating size and motif-based descriptors, modules capturing trophic organisation and energy routing, and two modules consisting of isolated structural descriptors that function independently from broader metric groupings. Importantly, the modular structure persisted after accounting for species richness, demonstrating that clustering was not driven solely by network size effects.</w:t>
       </w:r>
     </w:p>
-    <w:bookmarkEnd w:id="27"/>
-    <w:bookmarkStart w:id="29" w:name="Xf87f5051eb915ff1151c6c5eeec0927d46b580d"/>
+    <w:bookmarkEnd w:id="28"/>
+    <w:bookmarkStart w:id="30" w:name="Xf87f5051eb915ff1151c6c5eeec0927d46b580d"/>
     <w:p>
       <w:pPr>
         <w:pStyle w:val="Heading2"/>
@@ -3786,7 +3827,7 @@
       <w:tr>
         <w:tc>
           <w:tcPr/>
-          <w:bookmarkStart w:id="28" w:name="tbl-modules"/>
+          <w:bookmarkStart w:id="29" w:name="tbl-modules"/>
           <w:p>
             <w:pPr>
               <w:jc w:val="center"/>
@@ -4258,13 +4299,13 @@
               </w:tc>
             </w:tr>
           </w:tbl>
-          <w:bookmarkEnd w:id="28"/>
+          <w:bookmarkEnd w:id="29"/>
           <w:p/>
         </w:tc>
       </w:tr>
     </w:tbl>
-    <w:bookmarkEnd w:id="29"/>
-    <w:bookmarkStart w:id="42" w:name="X88a5fb22cc012a2012a2ee06baac475b58bff9f"/>
+    <w:bookmarkEnd w:id="30"/>
+    <w:bookmarkStart w:id="43" w:name="X88a5fb22cc012a2012a2ee06baac475b58bff9f"/>
     <w:p>
       <w:pPr>
         <w:pStyle w:val="Heading2"/>
@@ -4308,7 +4349,7 @@
       <w:tr>
         <w:tc>
           <w:tcPr/>
-          <w:bookmarkStart w:id="33" w:name="fig-pca"/>
+          <w:bookmarkStart w:id="34" w:name="fig-pca"/>
           <w:p>
             <w:pPr>
               <w:pStyle w:val="Compact"/>
@@ -4319,18 +4360,18 @@
                 <wp:inline>
                   <wp:extent cx="5334000" cy="3413760"/>
                   <wp:effectExtent b="0" l="0" r="0" t="0"/>
-                  <wp:docPr descr="" title="" id="31" name="Picture"/>
+                  <wp:docPr descr="" title="" id="32" name="Picture"/>
                   <a:graphic>
                     <a:graphicData uri="http://schemas.openxmlformats.org/drawingml/2006/picture">
                       <pic:pic>
                         <pic:nvPicPr>
-                          <pic:cNvPr descr="figures/pca_loadings.png" id="32" name="Picture"/>
+                          <pic:cNvPr descr="figures/pca_loadings.png" id="33" name="Picture"/>
                           <pic:cNvPicPr>
                             <a:picLocks noChangeArrowheads="1" noChangeAspect="1"/>
                           </pic:cNvPicPr>
                         </pic:nvPicPr>
                         <pic:blipFill>
-                          <a:blip r:embed="rId30"/>
+                          <a:blip r:embed="rId31"/>
                           <a:stretch>
                             <a:fillRect/>
                           </a:stretch>
@@ -4370,7 +4411,7 @@
               <w:t xml:space="preserve">Figure 2: Blah blah blah - colours represent clusters. Network metric loadings with PC1 and PC2</w:t>
             </w:r>
           </w:p>
-          <w:bookmarkEnd w:id="33"/>
+          <w:bookmarkEnd w:id="34"/>
         </w:tc>
       </w:tr>
     </w:tbl>
@@ -4395,7 +4436,7 @@
       <w:tr>
         <w:tc>
           <w:tcPr/>
-          <w:bookmarkStart w:id="37" w:name="fig-alignment_heatmap"/>
+          <w:bookmarkStart w:id="38" w:name="fig-alignment_heatmap"/>
           <w:p>
             <w:pPr>
               <w:pStyle w:val="Compact"/>
@@ -4406,18 +4447,18 @@
                 <wp:inline>
                   <wp:extent cx="5334000" cy="2667000"/>
                   <wp:effectExtent b="0" l="0" r="0" t="0"/>
-                  <wp:docPr descr="" title="" id="35" name="Picture"/>
+                  <wp:docPr descr="" title="" id="36" name="Picture"/>
                   <a:graphic>
                     <a:graphicData uri="http://schemas.openxmlformats.org/drawingml/2006/picture">
                       <pic:pic>
                         <pic:nvPicPr>
-                          <pic:cNvPr descr="figures/module_alignment_heatmap.png" id="36" name="Picture"/>
+                          <pic:cNvPr descr="figures/module_alignment_heatmap.png" id="37" name="Picture"/>
                           <pic:cNvPicPr>
                             <a:picLocks noChangeArrowheads="1" noChangeAspect="1"/>
                           </pic:cNvPicPr>
                         </pic:nvPicPr>
                         <pic:blipFill>
-                          <a:blip r:embed="rId34"/>
+                          <a:blip r:embed="rId35"/>
                           <a:stretch>
                             <a:fillRect/>
                           </a:stretch>
@@ -4457,7 +4498,7 @@
               <w:t xml:space="preserve">Figure 3: Blah blah blah - colour intensity = greater alignment</w:t>
             </w:r>
           </w:p>
-          <w:bookmarkEnd w:id="37"/>
+          <w:bookmarkEnd w:id="38"/>
         </w:tc>
       </w:tr>
     </w:tbl>
@@ -4496,7 +4537,7 @@
       <w:tr>
         <w:tc>
           <w:tcPr/>
-          <w:bookmarkStart w:id="41" w:name="fig-alignment_signif"/>
+          <w:bookmarkStart w:id="42" w:name="fig-alignment_signif"/>
           <w:p>
             <w:pPr>
               <w:pStyle w:val="Compact"/>
@@ -4507,18 +4548,18 @@
                 <wp:inline>
                   <wp:extent cx="5334000" cy="2667000"/>
                   <wp:effectExtent b="0" l="0" r="0" t="0"/>
-                  <wp:docPr descr="" title="" id="39" name="Picture"/>
+                  <wp:docPr descr="" title="" id="40" name="Picture"/>
                   <a:graphic>
                     <a:graphicData uri="http://schemas.openxmlformats.org/drawingml/2006/picture">
                       <pic:pic>
                         <pic:nvPicPr>
-                          <pic:cNvPr descr="figures/heatmap_zscores.png" id="40" name="Picture"/>
+                          <pic:cNvPr descr="figures/heatmap_zscores.png" id="41" name="Picture"/>
                           <pic:cNvPicPr>
                             <a:picLocks noChangeArrowheads="1" noChangeAspect="1"/>
                           </pic:cNvPicPr>
                         </pic:nvPicPr>
                         <pic:blipFill>
-                          <a:blip r:embed="rId38"/>
+                          <a:blip r:embed="rId39"/>
                           <a:stretch>
                             <a:fillRect/>
                           </a:stretch>
@@ -4558,7 +4599,7 @@
               <w:t xml:space="preserve">Figure 4: Heatmap showing module–principal component alignment quantified by permutation-derived Z-scores. Colour intensity reflects the magnitude and direction of alignment, and asterisks denote cells that meet joint significance criteria (permutation P &lt; 0.05 and |Z| &gt; 1.96). Rows correspond to structural metric modules and columns to principal components. Clustering highlights patterns of shared alignment across modules and multivariate structural gradients.</w:t>
             </w:r>
           </w:p>
-          <w:bookmarkEnd w:id="41"/>
+          <w:bookmarkEnd w:id="42"/>
         </w:tc>
       </w:tr>
     </w:tbl>
@@ -4570,8 +4611,8 @@
         <w:t xml:space="preserve">Collectively, these results demonstrate that food-web structural metrics exhibit strong low-dimensional organisation and that independently identified structural modules are non-randomly aligned with the dominant axes of variation. The significant global alignment supports the interpretation that modular decomposition reflects meaningful geometric structure rather than clustering artifacts. Moreover, the dominance of a single module across multiple principal components suggests hierarchical organisation, wherein a core structural module governs the primary gradient of variation while additional modules capture secondary and specialised structural dimensions.</w:t>
       </w:r>
     </w:p>
-    <w:bookmarkEnd w:id="42"/>
-    <w:bookmarkStart w:id="56" w:name="predictors-of-stability"/>
+    <w:bookmarkEnd w:id="43"/>
+    <w:bookmarkStart w:id="60" w:name="predictors-of-stability"/>
     <w:p>
       <w:pPr>
         <w:pStyle w:val="Heading2"/>
@@ -4580,7 +4621,7 @@
         <w:t xml:space="preserve">3.4 Predictors of stability</w:t>
       </w:r>
     </w:p>
-    <w:bookmarkStart w:id="47" w:name="dimensional-reduction-characterisation"/>
+    <w:bookmarkStart w:id="48" w:name="dimensional-reduction-characterisation"/>
     <w:p>
       <w:pPr>
         <w:pStyle w:val="Heading3"/>
@@ -4873,7 +4914,7 @@
       <w:tr>
         <w:tc>
           <w:tcPr/>
-          <w:bookmarkStart w:id="46" w:name="fig-dim_red"/>
+          <w:bookmarkStart w:id="47" w:name="fig-dim_red"/>
           <w:p>
             <w:pPr>
               <w:pStyle w:val="Compact"/>
@@ -4884,18 +4925,18 @@
                 <wp:inline>
                   <wp:extent cx="5334000" cy="6788727"/>
                   <wp:effectExtent b="0" l="0" r="0" t="0"/>
-                  <wp:docPr descr="" title="" id="44" name="Picture"/>
+                  <wp:docPr descr="" title="" id="45" name="Picture"/>
                   <a:graphic>
                     <a:graphicData uri="http://schemas.openxmlformats.org/drawingml/2006/picture">
                       <pic:pic>
                         <pic:nvPicPr>
-                          <pic:cNvPr descr="figures/fig_dimensional_reduction.png" id="45" name="Picture"/>
+                          <pic:cNvPr descr="figures/fig_dimensional_reduction.png" id="46" name="Picture"/>
                           <pic:cNvPicPr>
                             <a:picLocks noChangeArrowheads="1" noChangeAspect="1"/>
                           </pic:cNvPicPr>
                         </pic:nvPicPr>
                         <pic:blipFill>
-                          <a:blip r:embed="rId43"/>
+                          <a:blip r:embed="rId44"/>
                           <a:stretch>
                             <a:fillRect/>
                           </a:stretch>
@@ -4935,12 +4976,12 @@
               <w:t xml:space="preserve">Figure 5: Figure S1. Characterisation of alternative dimensional-reduction approaches for network structural metrics. (A) Proportion of total variance in the full metric space retained by each representation: cluster medoids, PC-dominant metrics, and retained PC scores (≥80% cumulative variance). (B) Mean absolute pairwise correlation (|r|) among predictors within each representation, quantifying internal redundancy. (C) Effective dimensionality, defined as the number of axes required to explain 80% of variance within each reduced predictor set. Together, these diagnostics illustrate differences in information retention, redundancy, and structural alignment among dimensional-reduction strategies.</w:t>
             </w:r>
           </w:p>
-          <w:bookmarkEnd w:id="46"/>
+          <w:bookmarkEnd w:id="47"/>
         </w:tc>
       </w:tr>
     </w:tbl>
-    <w:bookmarkEnd w:id="47"/>
-    <w:bookmarkStart w:id="52" w:name="Xc84dddb6d18a1e743db36dc7aa62f328aa8c858"/>
+    <w:bookmarkEnd w:id="48"/>
+    <w:bookmarkStart w:id="55" w:name="Xc84dddb6d18a1e743db36dc7aa62f328aa8c858"/>
     <w:p>
       <w:pPr>
         <w:pStyle w:val="Heading3"/>
@@ -4949,58 +4990,21 @@
         <w:t xml:space="preserve">3.4.2 Predictive Performance Across Structural Representations</w:t>
       </w:r>
     </w:p>
+    <w:bookmarkStart w:id="53" w:name="X7b50f5980f1a92178d840598f85f81221ca9fb6"/>
+    <w:p>
+      <w:pPr>
+        <w:pStyle w:val="Heading4"/>
+      </w:pPr>
+      <w:r>
+        <w:t xml:space="preserve">3.4.2.1 Predictor Importance and Structural Drivers</w:t>
+      </w:r>
+    </w:p>
     <w:p>
       <w:pPr>
         <w:pStyle w:val="FirstParagraph"/>
       </w:pPr>
       <w:r>
-        <w:rPr>
-          <w:b/>
-          <w:bCs/>
-        </w:rPr>
-        <w:t xml:space="preserve">Structural Predictability of Stability Components:</w:t>
-      </w:r>
-      <w:r>
-        <w:t xml:space="preserve"> </w:t>
-      </w:r>
-      <w:r>
-        <w:t xml:space="preserve">Network structural metrics predicted stability components with varying strength (Table 1). Predictive performance was highest for complexity, which achieved a cross-validated R^2 of 0.78 ± 0.14 (mean ± SD) under the cluster-medoid representation. Predictability was intermediate for ρ (0.58 ± 0.20 under cluster medoids) and consistently low for robustness across all representations (maximum R^2 =0.25). Across stability components, robustness exhibited the lowest explanatory power (mean R^2 =0.14–0.25), whereas complexity showed the strongest and most consistent signal. These results indicate that not all dimensions of stability are equally encoded in network structure.</w:t>
-      </w:r>
-    </w:p>
-    <w:p>
-      <w:pPr>
-        <w:pStyle w:val="BodyText"/>
-      </w:pPr>
-      <w:r>
-        <w:rPr>
-          <w:b/>
-          <w:bCs/>
-        </w:rPr>
-        <w:t xml:space="preserve">Comparison Among Structural Representations:</w:t>
-      </w:r>
-      <w:r>
-        <w:t xml:space="preserve"> </w:t>
-      </w:r>
-      <w:r>
-        <w:t xml:space="preserve">Predictive performance differed among dimensional-reduction approaches, but effects were stability-component specific. For complexity, the cluster-medoid representation substantially outperformed PC-based alternatives. Cluster medoids achieved a mean R^2 =0.776 ± 0.139, compared to 0.543 ± 0.104 for PC-dominant metrics and 0.403 ± 0.251 for PC scores. A paired comparison between cluster medoids and PC scores revealed a significant performance difference (paired t-test: t_4 =5.01, p = 0.007), with a mean R^2 increase of 0.37. Thus, complexity was best predicted by domain-based structural descriptors rather than latent axes. In contrast, robustness showed low and statistically indistinguishable performance across representations (cluster: 0.189 ± 0.258; PC scores: 0.247 ± 0.240; paired t_4 =−0.35, p = 0.74). Structural representation choice had little influence on predictive ability for this component. For ρ, cluster medoids again produced the highest mean performance (0.584 ± 0.204), followed by PC scores (0.404 ± 0.246) and PC-dominant metrics (0.384 ± 0.094). However, the difference between cluster medoids and PC scores was not statistically significant (paired t_4 = 1.36, p = 0.24). Taken together, these results indicate that structural domain representatives can outperform latent-axis representations, but this advantage is not universal across stability components.</w:t>
-      </w:r>
-    </w:p>
-    <w:p>
-      <w:pPr>
-        <w:pStyle w:val="BodyText"/>
-      </w:pPr>
-      <w:r>
-        <w:rPr>
-          <w:b/>
-          <w:bCs/>
-        </w:rPr>
-        <w:t xml:space="preserve">Variability Across Folds:</w:t>
-      </w:r>
-      <w:r>
-        <w:t xml:space="preserve"> </w:t>
-      </w:r>
-      <w:r>
-        <w:t xml:space="preserve">Fold-level variability also differed among representations. PC-score models exhibited higher variance in predictive performance (SD up to 0.25) relative to PC-dominant metrics (SD ≤ 0.11 across components), indicating less stable out-of-sample generalization. Cluster-medoid models showed intermediate variability, except for robustness, where fold variance was high across all approaches. These differences suggest that dimensional reduction strategy influences not only mean predictive power but also model stability.</w:t>
+        <w:t xml:space="preserve">Across all stability components, elastic net regularization revealed that structural predictors contributed differently depending on how network space was represented. The degree of regularization (α) and the distribution of non-zero coefficients varied systematically across representations, indicating that structural abstraction alters which aspects of topology emerge as dominant drivers. Models based on fine-scale cluster descriptors retained multiple predictors with moderate standardized effects, reflecting distributed structural control across correlated topological features. In these models, structural heterogeneity metrics, similarity measures, and connectivity descriptors jointly contributed to explaining variation in stability components. By contrast, models using dominant structural metrics (PC_Dominant) tended to concentrate predictive weight onto a smaller subset of variables. This suggests that dimensional compression isolates key structural features that summarize broader topological variation, albeit at the cost of omitting more nuanced structural contributions. When stability was modelled using principal component scores (PC_Scores), structural influence was reorganized into orthogonal latent axes. In this representation, predictors frequently collapsed onto one or two dominant components, indicating that stability responses align with coordinated structural gradients rather than individual metrics. Together, these patterns demonstrate that the identification of “important” structural drivers is contingent on how network space is represented. Predictor importance is therefore not an intrinsic property of a metric alone, but emerges from the structural abstraction applied.</w:t>
       </w:r>
     </w:p>
     <w:tbl>
@@ -5016,7 +5020,7 @@
       <w:tr>
         <w:tc>
           <w:tcPr/>
-          <w:bookmarkStart w:id="51" w:name="fig-pred_pref"/>
+          <w:bookmarkStart w:id="52" w:name="fig-var_pred"/>
           <w:p>
             <w:pPr>
               <w:pStyle w:val="Compact"/>
@@ -5025,20 +5029,20 @@
             <w:r>
               <w:drawing>
                 <wp:inline>
-                  <wp:extent cx="5334000" cy="2424545"/>
+                  <wp:extent cx="5334000" cy="6788727"/>
                   <wp:effectExtent b="0" l="0" r="0" t="0"/>
-                  <wp:docPr descr="" title="" id="49" name="Picture"/>
+                  <wp:docPr descr="" title="" id="50" name="Picture"/>
                   <a:graphic>
                     <a:graphicData uri="http://schemas.openxmlformats.org/drawingml/2006/picture">
                       <pic:pic>
                         <pic:nvPicPr>
-                          <pic:cNvPr descr="figures/fig_pred_preformance.png" id="50" name="Picture"/>
+                          <pic:cNvPr descr="figures/struct_stability_summ.png" id="51" name="Picture"/>
                           <pic:cNvPicPr>
                             <a:picLocks noChangeArrowheads="1" noChangeAspect="1"/>
                           </pic:cNvPicPr>
                         </pic:nvPicPr>
                         <pic:blipFill>
-                          <a:blip r:embed="rId48"/>
+                          <a:blip r:embed="rId49"/>
                           <a:stretch>
                             <a:fillRect/>
                           </a:stretch>
@@ -5046,7 +5050,7 @@
                         <pic:spPr bwMode="auto">
                           <a:xfrm>
                             <a:off x="0" y="0"/>
-                            <a:ext cx="5334000" cy="2424545"/>
+                            <a:ext cx="5334000" cy="6788727"/>
                           </a:xfrm>
                           <a:prstGeom prst="rect">
                             <a:avLst/>
@@ -5075,30 +5079,40 @@
               <w:pStyle w:val="ImageCaption"/>
             </w:pPr>
             <w:r>
-              <w:t xml:space="preserve">Figure 6: Figure S2. Cross-validated predictive performance (R²) of random forest models across structural representations. Points represent individual cross-validation folds; large points indicate mean ± SE. Predictive performance varied among stability components, with cluster medoids substantially outperforming PC-based representations for complexity but not for robustness or ρ.</w:t>
+              <w:t xml:space="preserve">Figure 6: A: Predictive performance of structural representations across stability components. Cross-validated variance explained (R2) for each stability component (facets) under three representations of network structure: fine-scale cluster descriptors, dominant structural metrics, and principal component scores. Points represent mean predictive performance across repeated cross-validation folds; error bars denote ±1 standard deviation. Faceting separates stability components. Differences among representations indicate how the abstraction of structural space influences the strength of structural control across stability facets. B: Regularization structure across stability components and structural representations. Mean elastic-net mixing parameter (α) across repeated cross-validation folds for each stability component and structural representation. Values near zero indicate ridge-like models where predictive signal is distributed across correlated predictors; values near one indicate lasso-like models where a small number of predictors dominate. Faceting highlights how structural abstraction alters the concentration or dispersion of structural influence underlying different facets of stability.</w:t>
             </w:r>
           </w:p>
-          <w:bookmarkEnd w:id="51"/>
+          <w:bookmarkEnd w:id="52"/>
         </w:tc>
       </w:tr>
     </w:tbl>
-    <w:bookmarkEnd w:id="52"/>
-    <w:bookmarkStart w:id="54" w:name="X7b50f5980f1a92178d840598f85f81221ca9fb6"/>
+    <w:bookmarkEnd w:id="53"/>
+    <w:bookmarkStart w:id="54" w:name="structural-drivers-of-stability"/>
+    <w:p>
+      <w:pPr>
+        <w:pStyle w:val="Heading4"/>
+      </w:pPr>
+      <w:r>
+        <w:t xml:space="preserve">3.4.2.2 Structural Drivers of Stability</w:t>
+      </w:r>
+    </w:p>
+    <w:p>
+      <w:pPr>
+        <w:pStyle w:val="FirstParagraph"/>
+      </w:pPr>
+      <w:r>
+        <w:t xml:space="preserve">Predictive performance differed substantially across stability components and structural representations, revealing variation in how strongly each facet of stability is encoded in static network architecture. Across all representations, ρ exhibited the strongest structural determination, with the highest cross-validated predictive performance under the multivariate PC representation. This indicates that ρ is most effectively captured as a response to coordinated structural gradients embedded within the network topology. Complexity showed intermediate structural predictability, with highest performance at the fine-scale cluster level. This suggests that complexity is shaped by distributed topological features that are partially lost under structural compression but captured when network heterogeneity is described at higher resolution. Robustness exhibited comparatively weak structural predictability across representations. Although modest improvements were observed under principal component abstraction, overall explanatory power remained low relative to other stability components. This pattern implies that robustness is not strongly determined by static structural descriptors alone and may depend on additional dynamical or context-dependent processes not captured in topology. Importantly, shifts in predictive performance across representations indicate that structural abstraction alters the apparent strength of structural control. Certain stability components become more predictable when topology is expressed as fine-grained metrics, whereas others align more strongly with latent structural gradients. Thus, the representation of network space directly shapes inferences about structural drivers of stability.</w:t>
+      </w:r>
+    </w:p>
+    <w:bookmarkEnd w:id="54"/>
+    <w:bookmarkEnd w:id="55"/>
+    <w:bookmarkStart w:id="59" w:name="X73913e843a710c2fae54bf48cab233da110fa6d"/>
     <w:p>
       <w:pPr>
         <w:pStyle w:val="Heading3"/>
       </w:pPr>
       <w:r>
-        <w:t xml:space="preserve">3.4.3 Predictor Importance and Structural Drivers</w:t>
-      </w:r>
-    </w:p>
-    <w:bookmarkStart w:id="53" w:name="structural-drivers-of-stability"/>
-    <w:p>
-      <w:pPr>
-        <w:pStyle w:val="Heading4"/>
-      </w:pPr>
-      <w:r>
-        <w:t xml:space="preserve">3.4.3.1 Structural Drivers of Stability</w:t>
+        <w:t xml:space="preserve">3.4.3 Differential Effects Across Stability Components</w:t>
       </w:r>
     </w:p>
     <w:p>
@@ -5106,180 +5120,7 @@
         <w:pStyle w:val="FirstParagraph"/>
       </w:pPr>
       <w:r>
-        <w:t xml:space="preserve">Permutation-based variable importance revealed no single structural metric that exhibited statistically robust effects across stability components or structural representations (all Z &lt; 1; Table Sx). Thus, despite differences in predictive performance, stability components were not attributable to singular structural drivers. For complexity, predictive signal was moderately distributed across metrics. Under the cluster representation, linkage density (l_S) contributed 47.8% of total importance, followed by maximum similarity (MaxSim), but neither exceeded permutation expectations. PC-based representations showed stronger apparent concentration (PC_Dominant: 63% attributed to S1; PC_Scores: 41% to PC1), yet these effects remained statistically weak. Robustness exhibited low overall predictive performance and correspondingly unstable importance structure. Although basal species fraction dominated the cluster model (57% contribution) and predator–prey ratio dominated the PC_Dominant model (&gt;100% relative contribution due to negative importances among other predictors), no metric demonstrated consistent significance, indicating that apparent dominance reflects model instability rather than mechanistic control. For ρ, importance was comparatively diffuse across predictors. Under the cluster representation, vulnerability heterogeneity (VulSD) and linkage density shared contributions without strong statistical support. PC-based representations distributed importance across multiple axes without a dominant structural dimension. Collectively, these results indicate that even where prediction is strong (e.g., complexity), stability emerges from combinations of structural properties rather than single dominant descriptors.</w:t>
-      </w:r>
-    </w:p>
-    <w:bookmarkEnd w:id="53"/>
-    <w:bookmarkEnd w:id="54"/>
-    <w:bookmarkStart w:id="55" w:name="X73913e843a710c2fae54bf48cab233da110fa6d"/>
-    <w:p>
-      <w:pPr>
-        <w:pStyle w:val="Heading3"/>
-      </w:pPr>
-      <w:r>
-        <w:t xml:space="preserve">3.4.4 Differential Effects Across Stability Components</w:t>
-      </w:r>
-    </w:p>
-    <w:p>
-      <w:pPr>
-        <w:pStyle w:val="Compact"/>
-        <w:numPr>
-          <w:ilvl w:val="0"/>
-          <w:numId w:val="1001"/>
-        </w:numPr>
-      </w:pPr>
-      <w:r>
-        <w:t xml:space="preserve">Heatmaps</w:t>
-      </w:r>
-    </w:p>
-    <w:p>
-      <w:pPr>
-        <w:pStyle w:val="Compact"/>
-        <w:numPr>
-          <w:ilvl w:val="0"/>
-          <w:numId w:val="1001"/>
-        </w:numPr>
-      </w:pPr>
-      <w:r>
-        <w:t xml:space="preserve">Cross-component comparisons</w:t>
-      </w:r>
-    </w:p>
-    <w:bookmarkEnd w:id="55"/>
-    <w:bookmarkEnd w:id="56"/>
-    <w:bookmarkEnd w:id="57"/>
-    <w:bookmarkStart w:id="64" w:name="discussion"/>
-    <w:p>
-      <w:pPr>
-        <w:pStyle w:val="Heading1"/>
-      </w:pPr>
-      <w:r>
-        <w:t xml:space="preserve">4. Discussion</w:t>
-      </w:r>
-    </w:p>
-    <w:bookmarkStart w:id="58" w:name="Xaba5ec532fb6845195cb93ccf86bb1feb69a370"/>
-    <w:p>
-      <w:pPr>
-        <w:pStyle w:val="Heading2"/>
-      </w:pPr>
-      <w:r>
-        <w:t xml:space="preserve">4.1 Why consensus on “the best metric” has remained elusive</w:t>
-      </w:r>
-    </w:p>
-    <w:p>
-      <w:pPr>
-        <w:pStyle w:val="FirstParagraph"/>
-      </w:pPr>
-      <w:r>
-        <w:t xml:space="preserve">For more than four decades, the structure–stability debate has oscillated between competing structural descriptors, from connectance and complexity to modularity, omnivory, and trophic redundancy. Early theoretical work, most notably by May, suggested that increasing complexity should destabilise large systems, placing global descriptors such as connectance and interaction density at the centre of the debate. Subsequent empirical and theoretical studies, however, demonstrated stabilising roles for omnivory, weak links, and compartmentalisation (e.g. McCann; Dunne), shifting attention toward pathway-level and geometric properties. Our results suggest that this apparent inconsistency does not arise because some metrics are “wrong,” but because they capture different dimensions of a fundamentally multi-layered architecture. Food-web structure is not a single axis ranging from simple to complex; it is a high-dimensional space in which node composition, pathway routing, geometric constraint, and emergent organisation vary semi-independently. Metrics that have historically been treated as competitors—such as richness, connectance, omnivory, and redundancy—are in fact anchors of distinct structural dimensions. This explains why no single metric consistently predicts “stability” across studies: stability itself is not singular. When studies measure persistence (e.g. secondary extinctions), node-level balance and redundancy dominate. When they measure local stability or damping, path-level coupling and basal channel dominance matter more. When they measure recovery or informational organisation, global heterogeneity and role differentiation become decisive. The search for a universal structural predictor of stability has therefore been misguided—not because structure is unimportant, but because both structure and stability are multidimensional.</w:t>
-      </w:r>
-    </w:p>
-    <w:bookmarkEnd w:id="58"/>
-    <w:bookmarkStart w:id="59" w:name="X59d7ae37e4176aa163c203d19f94cdfcc256ab1"/>
-    <w:p>
-      <w:pPr>
-        <w:pStyle w:val="Heading2"/>
-      </w:pPr>
-      <w:r>
-        <w:t xml:space="preserve">4.2 Reconciling contrasting structure–stability relationships</w:t>
-      </w:r>
-    </w:p>
-    <w:p>
-      <w:pPr>
-        <w:pStyle w:val="FirstParagraph"/>
-      </w:pPr>
-      <w:r>
-        <w:t xml:space="preserve">A persistent challenge in the literature has been that similar metrics sometimes show opposite associations with stability. For example, omnivory has been reported as stabilising in some contexts and destabilising in others. Within our framework, this variability is expected. Path-level coupling (e.g. omnivory motifs) primarily relates to resistance—the containment or diffusion of perturbations—rather than persistence per se. A structure that dampens oscillations may not prevent extinction cascades, and vice versa. Similarly, our finding that richness contributes substantially to structural variance but fails to predict any stability component underscores an important decoupling: network size is not synonymous with robustness. This result aligns with empirical syntheses showing that species richness alone poorly predicts secondary extinction resistance unless accompanied by trophic balance or redundancy. In our analyses, the predator–prey ratio and herbivory—metrics reflecting trophic shape and basal channel dominance—were far stronger determinants of persistence and damping than richness itself. This helps reconcile why biodiversity–stability studies sometimes find positive, neutral, or context-dependent relationships. Richness operates primarily as a geometric scaling variable. Its effect on stability depends on how additional species alter the configuration of energy channels—whether they add redundancy, elongate chains, skew trophic balance, or increase coupling. Without specifying which structural dimension richness modifies, its stability effect is indeterminate.</w:t>
-      </w:r>
-    </w:p>
-    <w:bookmarkEnd w:id="59"/>
-    <w:bookmarkStart w:id="60" w:name="X2672a5581130aaf002eedcd1c0a12987031a3bf"/>
-    <w:p>
-      <w:pPr>
-        <w:pStyle w:val="Heading2"/>
-      </w:pPr>
-      <w:r>
-        <w:t xml:space="preserve">4.3 Implications for biodiversity–stability theory</w:t>
-      </w:r>
-    </w:p>
-    <w:p>
-      <w:pPr>
-        <w:pStyle w:val="FirstParagraph"/>
-      </w:pPr>
-      <w:r>
-        <w:t xml:space="preserve">Our results contribute to a long-standing tension between the “complexity begets instability” argument and more recent views that diversity enhances resilience. The resolution lies in recognising that different dimensions of complexity influence different stability components. Redundancy and trophic similarity (low MaxSim heterogeneity) enhance persistence by providing functional compensation following species loss. Pathway multiplicity and basal channel dominance regulate resistance by shaping how perturbations propagate. Global organisational heterogeneity (captured by SVD complexity and spectral properties) influences return dynamics by constraining system-wide oscillations and reassembly patterns. In this sense, complexity is neither inherently stabilising nor destabilising. Instead, distinct forms of complexity map onto distinct dynamical outcomes. Connectance, motif structure, redundancy, and informational heterogeneity are not interchangeable proxies for “complexity,” but structurally and mechanistically distinct attributes. By explicitly embedding food-web metrics within an energy-flow hierarchy, our framework reframes biodiversity–stability theory. Stability emerges not from species number alone, but from the configuration of energy channels and the distribution of functional roles across those channels. A bottom-heavy web with balanced predator–prey ratios and differentiated trophic niches may achieve both persistence and damping, even at moderate richness. Conversely, a species-rich but top-heavy or weakly differentiated web may remain fragile.</w:t>
-      </w:r>
-    </w:p>
-    <w:bookmarkEnd w:id="60"/>
-    <w:bookmarkStart w:id="61" w:name="Xcd8cd6f0ed669353f77975c47c403d00ca78ff9"/>
-    <w:p>
-      <w:pPr>
-        <w:pStyle w:val="Heading2"/>
-      </w:pPr>
-      <w:r>
-        <w:t xml:space="preserve">4.4 Structural modularity and the minimum sufficient set</w:t>
-      </w:r>
-    </w:p>
-    <w:p>
-      <w:pPr>
-        <w:pStyle w:val="FirstParagraph"/>
-      </w:pPr>
-      <w:r>
-        <w:t xml:space="preserve">A key practical outcome of our analysis is the identification of six structural pillars that capture nearly 85% of the variation in network architecture. Despite starting with 31 commonly used metrics, much of their variance collapses into a smaller number of independent axes. Hierarchical clustering further revealed robust modules corresponding to trophic balance, pathway structure, geometric scale, and redundancy. This dimensional reduction has two important implications. First, it demonstrates that many commonly reported metrics are statistically redundant. Reporting both connectance and L/S, or multiple correlated distance measures, adds little new information. Second, it provides a principled route toward a minimum sufficient descriptor set tailored to ecological questions. Rather than selecting metrics by convention, researchers can select representatives of the relevant structural scale.</w:t>
-      </w:r>
-    </w:p>
-    <w:bookmarkEnd w:id="61"/>
-    <w:bookmarkStart w:id="62" w:name="Xada8c6c776e637fe9cce3d4170260c732954712"/>
-    <w:p>
-      <w:pPr>
-        <w:pStyle w:val="Heading2"/>
-      </w:pPr>
-      <w:r>
-        <w:t xml:space="preserve">4.5 Guidance for metric choice based on ecological question</w:t>
-      </w:r>
-    </w:p>
-    <w:p>
-      <w:pPr>
-        <w:pStyle w:val="FirstParagraph"/>
-      </w:pPr>
-      <w:r>
-        <w:t xml:space="preserve">If the question concerns extinction cascades or tolerance to species loss (persistence): prioritise node-level balance and redundancy metrics (e.g. predator–prey ratio, herbivory, similarity). If the question concerns perturbation propagation or damping (resistance): focus on path-level and basal-channel metrics (e.g. pathway multiplicity, omnivory, mean distance). If the question concerns recovery dynamics or organisational reassembly (return): emphasise global heterogeneity and spectral measures (e.g. SVD complexity, spectral radius). If the question concerns comparative architecture across systems: use geometric anchors (e.g. richness) but interpret them as scale descriptors rather than stability predictors. This scale-explicit approach shifts the emphasis from asking “Which metric best predicts stability?” to “Which structural dimension corresponds to the stability mechanism of interest?”</w:t>
-      </w:r>
-    </w:p>
-    <w:bookmarkEnd w:id="62"/>
-    <w:bookmarkStart w:id="63" w:name="limitations-and-future-directions"/>
-    <w:p>
-      <w:pPr>
-        <w:pStyle w:val="Heading2"/>
-      </w:pPr>
-      <w:r>
-        <w:t xml:space="preserve">4.6 Limitations and future directions</w:t>
-      </w:r>
-    </w:p>
-    <w:p>
-      <w:pPr>
-        <w:pStyle w:val="FirstParagraph"/>
-      </w:pPr>
-      <w:r>
-        <w:t xml:space="preserve">While our framework clarifies structural dimensionality, it remains grounded in static network topology. Real ecosystems exhibit interaction strengths, temporal variability, adaptive rewiring, and environmental forcing. Incorporating weighted networks and dynamic simulations would strengthen the mechanistic link between structural axes and realised dynamics. Additionally, the separation of persistence, resistance, and return is analytically useful but biologically intertwined. For example, structures that enhance resistance may indirectly support persistence by preventing large cascades. Future work could explore how these components interact across environmental gradients and disturbance regimes. Finally, extending this framework beyond trophic networks to mutualistic, host–parasite, or multilayer networks would test its generality. The energy-flow hierarchy proposed here may represent a broader organising principle of ecological interaction systems.</w:t>
-      </w:r>
-    </w:p>
-    <w:bookmarkEnd w:id="63"/>
-    <w:bookmarkEnd w:id="64"/>
-    <w:bookmarkStart w:id="67" w:name="conclusion"/>
-    <w:p>
-      <w:pPr>
-        <w:pStyle w:val="Heading1"/>
-      </w:pPr>
-      <w:r>
-        <w:t xml:space="preserve">5. Conclusion</w:t>
-      </w:r>
-    </w:p>
-    <w:p>
-      <w:pPr>
-        <w:pStyle w:val="FirstParagraph"/>
-      </w:pPr>
-      <w:r>
-        <w:t xml:space="preserve">Food-web stability is not governed by a single structural property, but by multiple, hierarchically organised dimensions of network architecture. Node composition, pathway routing, geometric constraint, and emergent organisation each represent distinct levers through which ecosystems maintain persistence, resist perturbation, and reorganise following disturbance.</w:t>
+        <w:t xml:space="preserve">The relationship between network structure and stability was not uniform across components but instead varied systematically in both magnitude and architecture. Complexity was governed by distributed structural influence, with intermediate regularization and multiple retained predictors across representations. This indicates that complexity reflects the cumulative effect of multiple interacting topological features rather than a single dominant driver. In contrast, ρ displayed stronger alignment with multivariate structural axes. Its predictive structure was most coherent under principal component abstraction, suggesting that it emerges from integrated patterns of connectivity and organization that span multiple network dimensions. Robustness differed qualitatively. Under principal component representation, models shifted toward sparsity, with a single dominant structural axis explaining most retained signal. However, overall explanatory power remained modest. This implies that robustness may be only weakly constrained by static network architecture and potentially more sensitive to perturbation dynamics or species-level functional traits.</w:t>
       </w:r>
     </w:p>
     <w:p>
@@ -5287,7 +5128,7 @@
         <w:pStyle w:val="BodyText"/>
       </w:pPr>
       <w:r>
-        <w:t xml:space="preserve">By explicitly mapping structural scale to stability mechanism, we reconcile decades of seemingly conflicting findings in the structure–stability literature. The key insight is not that one metric is superior, but that different metrics answer different ecological questions. Recognising and embracing this multidimensionality provides a coherent foundation for future biodiversity–stability research and a practical framework for selecting network descriptors based on mechanism rather than tradition.</w:t>
+        <w:t xml:space="preserve">Collectively, these results demonstrate that stability components occupy distinct positions within structural space and are governed by different structural hierarchies. Complexity is shaped by distributed fine-scale topology, ρ emerges from coordinated multivariate structural gradients, and robustness exhibits comparatively weak and representation-sensitive structural determination. Rather than reflecting a single structural driver, stability components are organized along layered and facet-specific dimensions of network architecture.</w:t>
       </w:r>
     </w:p>
     <w:tbl>
@@ -5303,7 +5144,232 @@
       <w:tr>
         <w:tc>
           <w:tcPr/>
-          <w:bookmarkStart w:id="65" w:name="tbl-metrics"/>
+          <w:bookmarkStart w:id="58" w:name="fig-stab_corr"/>
+          <w:p>
+            <w:pPr>
+              <w:pStyle w:val="Compact"/>
+              <w:jc w:val="center"/>
+            </w:pPr>
+            <w:r>
+              <w:drawing>
+                <wp:inline>
+                  <wp:extent cx="5334000" cy="6788727"/>
+                  <wp:effectExtent b="0" l="0" r="0" t="0"/>
+                  <wp:docPr descr="" title="" id="56" name="Picture"/>
+                  <a:graphic>
+                    <a:graphicData uri="http://schemas.openxmlformats.org/drawingml/2006/picture">
+                      <pic:pic>
+                        <pic:nvPicPr>
+                          <pic:cNvPr descr="figures/struct_stability_summ.png" id="57" name="Picture"/>
+                          <pic:cNvPicPr>
+                            <a:picLocks noChangeArrowheads="1" noChangeAspect="1"/>
+                          </pic:cNvPicPr>
+                        </pic:nvPicPr>
+                        <pic:blipFill>
+                          <a:blip r:embed="rId49"/>
+                          <a:stretch>
+                            <a:fillRect/>
+                          </a:stretch>
+                        </pic:blipFill>
+                        <pic:spPr bwMode="auto">
+                          <a:xfrm>
+                            <a:off x="0" y="0"/>
+                            <a:ext cx="5334000" cy="6788727"/>
+                          </a:xfrm>
+                          <a:prstGeom prst="rect">
+                            <a:avLst/>
+                          </a:prstGeom>
+                          <a:noFill/>
+                          <a:ln w="9525">
+                            <a:noFill/>
+                            <a:headEnd/>
+                            <a:tailEnd/>
+                          </a:ln>
+                        </pic:spPr>
+                      </pic:pic>
+                    </a:graphicData>
+                  </a:graphic>
+                </wp:inline>
+              </w:drawing>
+            </w:r>
+          </w:p>
+          <w:p>
+            <w:pPr>
+              <w:jc w:val="center"/>
+            </w:pPr>
+            <w:pPr>
+              <w:jc w:val="left"/>
+              <w:spacing w:before="200"/>
+              <w:pStyle w:val="ImageCaption"/>
+            </w:pPr>
+            <w:r>
+              <w:t xml:space="preserve">Figure 7: Standardised structural coefficients linking network predictors to stability components across representations. Elastic-net coefficients extracted from full models after cross-validation. Positive and negative coefficients indicate the direction and magnitude of structural influence. Predictor ordering reflects clustering metadata, and colours denote structural modules or metric groupings. Faceting by stability component and structural representation illustrates how the identity and strength of structural drivers reorganize as network space is represented at different levels of abstraction.</w:t>
+            </w:r>
+          </w:p>
+          <w:bookmarkEnd w:id="58"/>
+        </w:tc>
+      </w:tr>
+    </w:tbl>
+    <w:bookmarkEnd w:id="59"/>
+    <w:bookmarkEnd w:id="60"/>
+    <w:bookmarkEnd w:id="61"/>
+    <w:bookmarkStart w:id="68" w:name="discussion"/>
+    <w:p>
+      <w:pPr>
+        <w:pStyle w:val="Heading1"/>
+      </w:pPr>
+      <w:r>
+        <w:t xml:space="preserve">4. Discussion</w:t>
+      </w:r>
+    </w:p>
+    <w:bookmarkStart w:id="62" w:name="Xaba5ec532fb6845195cb93ccf86bb1feb69a370"/>
+    <w:p>
+      <w:pPr>
+        <w:pStyle w:val="Heading2"/>
+      </w:pPr>
+      <w:r>
+        <w:t xml:space="preserve">4.1 Why consensus on “the best metric” has remained elusive</w:t>
+      </w:r>
+    </w:p>
+    <w:p>
+      <w:pPr>
+        <w:pStyle w:val="FirstParagraph"/>
+      </w:pPr>
+      <w:r>
+        <w:t xml:space="preserve">For more than four decades, the structure–stability debate has oscillated between competing structural descriptors, from connectance and complexity to modularity, omnivory, and trophic redundancy. Early theoretical work, most notably by May, suggested that increasing complexity should destabilise large systems, placing global descriptors such as connectance and interaction density at the centre of the debate. Subsequent empirical and theoretical studies, however, demonstrated stabilising roles for omnivory, weak links, and compartmentalisation (e.g. McCann; Dunne), shifting attention toward pathway-level and geometric properties. Our results suggest that this apparent inconsistency does not arise because some metrics are “wrong,” but because they capture different dimensions of a fundamentally multi-layered architecture. Food-web structure is not a single axis ranging from simple to complex; it is a high-dimensional space in which node composition, pathway routing, geometric constraint, and emergent organisation vary semi-independently. Metrics that have historically been treated as competitors—such as richness, connectance, omnivory, and redundancy—are in fact anchors of distinct structural dimensions. This explains why no single metric consistently predicts “stability” across studies: stability itself is not singular. When studies measure persistence (e.g. secondary extinctions), node-level balance and redundancy dominate. When they measure local stability or damping, path-level coupling and basal channel dominance matter more. When they measure recovery or informational organisation, global heterogeneity and role differentiation become decisive. The search for a universal structural predictor of stability has therefore been misguided—not because structure is unimportant, but because both structure and stability are multidimensional.</w:t>
+      </w:r>
+    </w:p>
+    <w:bookmarkEnd w:id="62"/>
+    <w:bookmarkStart w:id="63" w:name="X59d7ae37e4176aa163c203d19f94cdfcc256ab1"/>
+    <w:p>
+      <w:pPr>
+        <w:pStyle w:val="Heading2"/>
+      </w:pPr>
+      <w:r>
+        <w:t xml:space="preserve">4.2 Reconciling contrasting structure–stability relationships</w:t>
+      </w:r>
+    </w:p>
+    <w:p>
+      <w:pPr>
+        <w:pStyle w:val="FirstParagraph"/>
+      </w:pPr>
+      <w:r>
+        <w:t xml:space="preserve">A persistent challenge in the literature has been that similar metrics sometimes show opposite associations with stability. For example, omnivory has been reported as stabilising in some contexts and destabilising in others. Within our framework, this variability is expected. Path-level coupling (e.g. omnivory motifs) primarily relates to resistance—the containment or diffusion of perturbations—rather than persistence per se. A structure that dampens oscillations may not prevent extinction cascades, and vice versa. Similarly, our finding that richness contributes substantially to structural variance but fails to predict any stability component underscores an important decoupling: network size is not synonymous with robustness. This result aligns with empirical syntheses showing that species richness alone poorly predicts secondary extinction resistance unless accompanied by trophic balance or redundancy. In our analyses, the predator–prey ratio and herbivory—metrics reflecting trophic shape and basal channel dominance—were far stronger determinants of persistence and damping than richness itself. This helps reconcile why biodiversity–stability studies sometimes find positive, neutral, or context-dependent relationships. Richness operates primarily as a geometric scaling variable. Its effect on stability depends on how additional species alter the configuration of energy channels—whether they add redundancy, elongate chains, skew trophic balance, or increase coupling. Without specifying which structural dimension richness modifies, its stability effect is indeterminate.</w:t>
+      </w:r>
+    </w:p>
+    <w:bookmarkEnd w:id="63"/>
+    <w:bookmarkStart w:id="64" w:name="X2672a5581130aaf002eedcd1c0a12987031a3bf"/>
+    <w:p>
+      <w:pPr>
+        <w:pStyle w:val="Heading2"/>
+      </w:pPr>
+      <w:r>
+        <w:t xml:space="preserve">4.3 Implications for biodiversity–stability theory</w:t>
+      </w:r>
+    </w:p>
+    <w:p>
+      <w:pPr>
+        <w:pStyle w:val="FirstParagraph"/>
+      </w:pPr>
+      <w:r>
+        <w:t xml:space="preserve">Our results contribute to a long-standing tension between the “complexity begets instability” argument and more recent views that diversity enhances resilience. The resolution lies in recognising that different dimensions of complexity influence different stability components. Redundancy and trophic similarity (low MaxSim heterogeneity) enhance persistence by providing functional compensation following species loss. Pathway multiplicity and basal channel dominance regulate resistance by shaping how perturbations propagate. Global organisational heterogeneity (captured by SVD complexity and spectral properties) influences return dynamics by constraining system-wide oscillations and reassembly patterns. In this sense, complexity is neither inherently stabilising nor destabilising. Instead, distinct forms of complexity map onto distinct dynamical outcomes. Connectance, motif structure, redundancy, and informational heterogeneity are not interchangeable proxies for “complexity,” but structurally and mechanistically distinct attributes. By explicitly embedding food-web metrics within an energy-flow hierarchy, our framework reframes biodiversity–stability theory. Stability emerges not from species number alone, but from the configuration of energy channels and the distribution of functional roles across those channels. A bottom-heavy web with balanced predator–prey ratios and differentiated trophic niches may achieve both persistence and damping, even at moderate richness. Conversely, a species-rich but top-heavy or weakly differentiated web may remain fragile.</w:t>
+      </w:r>
+    </w:p>
+    <w:bookmarkEnd w:id="64"/>
+    <w:bookmarkStart w:id="65" w:name="Xcd8cd6f0ed669353f77975c47c403d00ca78ff9"/>
+    <w:p>
+      <w:pPr>
+        <w:pStyle w:val="Heading2"/>
+      </w:pPr>
+      <w:r>
+        <w:t xml:space="preserve">4.4 Structural modularity and the minimum sufficient set</w:t>
+      </w:r>
+    </w:p>
+    <w:p>
+      <w:pPr>
+        <w:pStyle w:val="FirstParagraph"/>
+      </w:pPr>
+      <w:r>
+        <w:t xml:space="preserve">A key practical outcome of our analysis is the identification of six structural pillars that capture nearly 85% of the variation in network architecture. Despite starting with 31 commonly used metrics, much of their variance collapses into a smaller number of independent axes. Hierarchical clustering further revealed robust modules corresponding to trophic balance, pathway structure, geometric scale, and redundancy. This dimensional reduction has two important implications. First, it demonstrates that many commonly reported metrics are statistically redundant. Reporting both connectance and L/S, or multiple correlated distance measures, adds little new information. Second, it provides a principled route toward a minimum sufficient descriptor set tailored to ecological questions. Rather than selecting metrics by convention, researchers can select representatives of the relevant structural scale.</w:t>
+      </w:r>
+    </w:p>
+    <w:bookmarkEnd w:id="65"/>
+    <w:bookmarkStart w:id="66" w:name="Xada8c6c776e637fe9cce3d4170260c732954712"/>
+    <w:p>
+      <w:pPr>
+        <w:pStyle w:val="Heading2"/>
+      </w:pPr>
+      <w:r>
+        <w:t xml:space="preserve">4.5 Guidance for metric choice based on ecological question</w:t>
+      </w:r>
+    </w:p>
+    <w:p>
+      <w:pPr>
+        <w:pStyle w:val="FirstParagraph"/>
+      </w:pPr>
+      <w:r>
+        <w:t xml:space="preserve">If the question concerns extinction cascades or tolerance to species loss (persistence): prioritise node-level balance and redundancy metrics (e.g. predator–prey ratio, herbivory, similarity). If the question concerns perturbation propagation or damping (resistance): focus on path-level and basal-channel metrics (e.g. pathway multiplicity, omnivory, mean distance). If the question concerns recovery dynamics or organisational reassembly (return): emphasise global heterogeneity and spectral measures (e.g. SVD complexity, spectral radius). If the question concerns comparative architecture across systems: use geometric anchors (e.g. richness) but interpret them as scale descriptors rather than stability predictors. This scale-explicit approach shifts the emphasis from asking “Which metric best predicts stability?” to “Which structural dimension corresponds to the stability mechanism of interest?”</w:t>
+      </w:r>
+    </w:p>
+    <w:bookmarkEnd w:id="66"/>
+    <w:bookmarkStart w:id="67" w:name="limitations-and-future-directions"/>
+    <w:p>
+      <w:pPr>
+        <w:pStyle w:val="Heading2"/>
+      </w:pPr>
+      <w:r>
+        <w:t xml:space="preserve">4.6 Limitations and future directions</w:t>
+      </w:r>
+    </w:p>
+    <w:p>
+      <w:pPr>
+        <w:pStyle w:val="FirstParagraph"/>
+      </w:pPr>
+      <w:r>
+        <w:t xml:space="preserve">While our framework clarifies structural dimensionality, it remains grounded in static network topology. Real ecosystems exhibit interaction strengths, temporal variability, adaptive rewiring, and environmental forcing. Incorporating weighted networks and dynamic simulations would strengthen the mechanistic link between structural axes and realised dynamics. Additionally, the separation of persistence, resistance, and return is analytically useful but biologically intertwined. For example, structures that enhance resistance may indirectly support persistence by preventing large cascades. Future work could explore how these components interact across environmental gradients and disturbance regimes. Finally, extending this framework beyond trophic networks to mutualistic, host–parasite, or multilayer networks would test its generality. The energy-flow hierarchy proposed here may represent a broader organising principle of ecological interaction systems.</w:t>
+      </w:r>
+    </w:p>
+    <w:bookmarkEnd w:id="67"/>
+    <w:bookmarkEnd w:id="68"/>
+    <w:bookmarkStart w:id="71" w:name="conclusion"/>
+    <w:p>
+      <w:pPr>
+        <w:pStyle w:val="Heading1"/>
+      </w:pPr>
+      <w:r>
+        <w:t xml:space="preserve">5. Conclusion</w:t>
+      </w:r>
+    </w:p>
+    <w:p>
+      <w:pPr>
+        <w:pStyle w:val="FirstParagraph"/>
+      </w:pPr>
+      <w:r>
+        <w:t xml:space="preserve">Food-web stability is not governed by a single structural property, but by multiple, hierarchically organised dimensions of network architecture. Node composition, pathway routing, geometric constraint, and emergent organisation each represent distinct levers through which ecosystems maintain persistence, resist perturbation, and reorganise following disturbance.</w:t>
+      </w:r>
+    </w:p>
+    <w:p>
+      <w:pPr>
+        <w:pStyle w:val="BodyText"/>
+      </w:pPr>
+      <w:r>
+        <w:t xml:space="preserve">By explicitly mapping structural scale to stability mechanism, we reconcile decades of seemingly conflicting findings in the structure–stability literature. The key insight is not that one metric is superior, but that different metrics answer different ecological questions. Recognising and embracing this multidimensionality provides a coherent foundation for future biodiversity–stability research and a practical framework for selecting network descriptors based on mechanism rather than tradition.</w:t>
+      </w:r>
+    </w:p>
+    <w:tbl>
+      <w:tblPr>
+        <w:tblStyle w:val="Table"/>
+        <w:tblW w:type="pct" w:w="5000"/>
+        <w:tblLayout w:type="fixed"/>
+        <w:tblLook w:firstRow="0" w:lastRow="0" w:firstColumn="0" w:lastColumn="0" w:noHBand="0" w:noVBand="0" w:val="0000"/>
+      </w:tblPr>
+      <w:tblGrid>
+        <w:gridCol w:w="7920"/>
+      </w:tblGrid>
+      <w:tr>
+        <w:tc>
+          <w:tcPr/>
+          <w:bookmarkStart w:id="69" w:name="tbl-metrics"/>
           <w:p>
             <w:pPr>
               <w:jc w:val="center"/>
@@ -5728,7 +5794,7 @@
               </w:tc>
             </w:tr>
           </w:tbl>
-          <w:bookmarkEnd w:id="65"/>
+          <w:bookmarkEnd w:id="69"/>
           <w:p/>
         </w:tc>
       </w:tr>
@@ -5767,7 +5833,7 @@
       <w:tr>
         <w:tc>
           <w:tcPr/>
-          <w:bookmarkStart w:id="66" w:name="tbl-classification"/>
+          <w:bookmarkStart w:id="70" w:name="tbl-classification"/>
           <w:p>
             <w:pPr>
               <w:jc w:val="center"/>
@@ -5997,13 +6063,13 @@
               </w:tc>
             </w:tr>
           </w:tbl>
-          <w:bookmarkEnd w:id="66"/>
+          <w:bookmarkEnd w:id="70"/>
           <w:p/>
         </w:tc>
       </w:tr>
     </w:tbl>
-    <w:bookmarkEnd w:id="67"/>
-    <w:bookmarkStart w:id="103" w:name="references"/>
+    <w:bookmarkEnd w:id="71"/>
+    <w:bookmarkStart w:id="107" w:name="references"/>
     <w:p>
       <w:pPr>
         <w:pStyle w:val="Heading1"/>
@@ -6012,8 +6078,8 @@
         <w:t xml:space="preserve">References</w:t>
       </w:r>
     </w:p>
-    <w:bookmarkStart w:id="102" w:name="refs"/>
-    <w:bookmarkStart w:id="69" w:name="X364e9e1ae4fcdffd15c6495ab47a85eeafc0b8c"/>
+    <w:bookmarkStart w:id="106" w:name="refs"/>
+    <w:bookmarkStart w:id="73" w:name="X364e9e1ae4fcdffd15c6495ab47a85eeafc0b8c"/>
     <w:p>
       <w:pPr>
         <w:pStyle w:val="Bibliography"/>
@@ -6033,7 +6099,7 @@
       <w:r>
         <w:t xml:space="preserve"> </w:t>
       </w:r>
-      <w:hyperlink r:id="rId68">
+      <w:hyperlink r:id="rId72">
         <w:r>
           <w:rPr>
             <w:rStyle w:val="Hyperlink"/>
@@ -6061,8 +6127,8 @@
         <w:t xml:space="preserve">108, 3648–3652</w:t>
       </w:r>
     </w:p>
-    <w:bookmarkEnd w:id="69"/>
-    <w:bookmarkStart w:id="71" w:name="ref-thompsonFoodWebsReconciling2012"/>
+    <w:bookmarkEnd w:id="73"/>
+    <w:bookmarkStart w:id="75" w:name="ref-thompsonFoodWebsReconciling2012"/>
     <w:p>
       <w:pPr>
         <w:pStyle w:val="Bibliography"/>
@@ -6098,7 +6164,7 @@
       <w:r>
         <w:t xml:space="preserve"> </w:t>
       </w:r>
-      <w:hyperlink r:id="rId70">
+      <w:hyperlink r:id="rId74">
         <w:r>
           <w:rPr>
             <w:rStyle w:val="Hyperlink"/>
@@ -6126,8 +6192,8 @@
         <w:t xml:space="preserve">27, 689–697</w:t>
       </w:r>
     </w:p>
-    <w:bookmarkEnd w:id="71"/>
-    <w:bookmarkStart w:id="73" w:name="ref-lauEcologicalNetworkMetrics2017"/>
+    <w:bookmarkEnd w:id="75"/>
+    <w:bookmarkStart w:id="77" w:name="ref-lauEcologicalNetworkMetrics2017"/>
     <w:p>
       <w:pPr>
         <w:pStyle w:val="Bibliography"/>
@@ -6163,7 +6229,7 @@
       <w:r>
         <w:t xml:space="preserve"> </w:t>
       </w:r>
-      <w:hyperlink r:id="rId72">
+      <w:hyperlink r:id="rId76">
         <w:r>
           <w:rPr>
             <w:rStyle w:val="Hyperlink"/>
@@ -6191,8 +6257,8 @@
         <w:t xml:space="preserve">8, e01900</w:t>
       </w:r>
     </w:p>
-    <w:bookmarkEnd w:id="73"/>
-    <w:bookmarkStart w:id="75" w:name="ref-vermaatMajorDimensionsFoodweb2009"/>
+    <w:bookmarkEnd w:id="77"/>
+    <w:bookmarkStart w:id="79" w:name="ref-vermaatMajorDimensionsFoodweb2009"/>
     <w:p>
       <w:pPr>
         <w:pStyle w:val="Bibliography"/>
@@ -6228,7 +6294,7 @@
       <w:r>
         <w:t xml:space="preserve"> </w:t>
       </w:r>
-      <w:hyperlink r:id="rId74">
+      <w:hyperlink r:id="rId78">
         <w:r>
           <w:rPr>
             <w:rStyle w:val="Hyperlink"/>
@@ -6256,8 +6322,8 @@
         <w:t xml:space="preserve">90, 278–282</w:t>
       </w:r>
     </w:p>
-    <w:bookmarkEnd w:id="75"/>
-    <w:bookmarkStart w:id="77" w:name="ref-williamsLimitsTrophicLevels2004"/>
+    <w:bookmarkEnd w:id="79"/>
+    <w:bookmarkStart w:id="81" w:name="ref-williamsLimitsTrophicLevels2004"/>
     <w:p>
       <w:pPr>
         <w:pStyle w:val="Bibliography"/>
@@ -6277,7 +6343,7 @@
       <w:r>
         <w:t xml:space="preserve"> </w:t>
       </w:r>
-      <w:hyperlink r:id="rId76">
+      <w:hyperlink r:id="rId80">
         <w:r>
           <w:rPr>
             <w:rStyle w:val="Hyperlink"/>
@@ -6407,8 +6473,8 @@
         <w:t xml:space="preserve">163, 458–468</w:t>
       </w:r>
     </w:p>
-    <w:bookmarkEnd w:id="77"/>
-    <w:bookmarkStart w:id="79" w:name="X781f7e482417d8f33d808967da8cf24a047c245"/>
+    <w:bookmarkEnd w:id="81"/>
+    <w:bookmarkStart w:id="83" w:name="X781f7e482417d8f33d808967da8cf24a047c245"/>
     <w:p>
       <w:pPr>
         <w:pStyle w:val="Bibliography"/>
@@ -6428,7 +6494,7 @@
       <w:r>
         <w:t xml:space="preserve"> </w:t>
       </w:r>
-      <w:hyperlink r:id="rId78">
+      <w:hyperlink r:id="rId82">
         <w:r>
           <w:rPr>
             <w:rStyle w:val="Hyperlink"/>
@@ -6516,8 +6582,8 @@
         <w:t xml:space="preserve">87, 327–340</w:t>
       </w:r>
     </w:p>
-    <w:bookmarkEnd w:id="79"/>
-    <w:bookmarkStart w:id="81" w:name="ref-estradaUsingNetworkCentrality2008"/>
+    <w:bookmarkEnd w:id="83"/>
+    <w:bookmarkStart w:id="85" w:name="ref-estradaUsingNetworkCentrality2008"/>
     <w:p>
       <w:pPr>
         <w:pStyle w:val="Bibliography"/>
@@ -6537,7 +6603,7 @@
       <w:r>
         <w:t xml:space="preserve"> </w:t>
       </w:r>
-      <w:hyperlink r:id="rId80">
+      <w:hyperlink r:id="rId84">
         <w:r>
           <w:rPr>
             <w:rStyle w:val="Hyperlink"/>
@@ -6601,8 +6667,8 @@
         <w:t xml:space="preserve">18, 1810–1825</w:t>
       </w:r>
     </w:p>
-    <w:bookmarkEnd w:id="81"/>
-    <w:bookmarkStart w:id="83" w:name="ref-mccannDiversityStabilityDebate2000"/>
+    <w:bookmarkEnd w:id="85"/>
+    <w:bookmarkStart w:id="87" w:name="ref-mccannDiversityStabilityDebate2000"/>
     <w:p>
       <w:pPr>
         <w:pStyle w:val="Bibliography"/>
@@ -6622,7 +6688,7 @@
       <w:r>
         <w:t xml:space="preserve"> </w:t>
       </w:r>
-      <w:hyperlink r:id="rId82">
+      <w:hyperlink r:id="rId86">
         <w:r>
           <w:rPr>
             <w:rStyle w:val="Hyperlink"/>
@@ -6650,8 +6716,8 @@
         <w:t xml:space="preserve">405, 228–233</w:t>
       </w:r>
     </w:p>
-    <w:bookmarkEnd w:id="83"/>
-    <w:bookmarkStart w:id="85" w:name="X5f45a7a099d08070703fc184810d23dd2e88abd"/>
+    <w:bookmarkEnd w:id="87"/>
+    <w:bookmarkStart w:id="89" w:name="X5f45a7a099d08070703fc184810d23dd2e88abd"/>
     <w:p>
       <w:pPr>
         <w:pStyle w:val="Bibliography"/>
@@ -6671,7 +6737,7 @@
       <w:r>
         <w:t xml:space="preserve"> </w:t>
       </w:r>
-      <w:hyperlink r:id="rId84">
+      <w:hyperlink r:id="rId88">
         <w:r>
           <w:rPr>
             <w:rStyle w:val="Hyperlink"/>
@@ -6723,8 +6789,8 @@
         <w:t xml:space="preserve">393, 440–442</w:t>
       </w:r>
     </w:p>
-    <w:bookmarkEnd w:id="85"/>
-    <w:bookmarkStart w:id="87" w:name="ref-stoufferRobustMeasureFood2006a"/>
+    <w:bookmarkEnd w:id="89"/>
+    <w:bookmarkStart w:id="91" w:name="ref-stoufferRobustMeasureFood2006a"/>
     <w:p>
       <w:pPr>
         <w:pStyle w:val="Bibliography"/>
@@ -6760,7 +6826,7 @@
       <w:r>
         <w:t xml:space="preserve"> </w:t>
       </w:r>
-      <w:hyperlink r:id="rId86">
+      <w:hyperlink r:id="rId90">
         <w:r>
           <w:rPr>
             <w:rStyle w:val="Hyperlink"/>
@@ -6788,8 +6854,8 @@
         <w:t xml:space="preserve">103, 19015–19020</w:t>
       </w:r>
     </w:p>
-    <w:bookmarkEnd w:id="87"/>
-    <w:bookmarkStart w:id="89" w:name="ref-strydomSVDEntropyReveals2021"/>
+    <w:bookmarkEnd w:id="91"/>
+    <w:bookmarkStart w:id="93" w:name="ref-strydomSVDEntropyReveals2021"/>
     <w:p>
       <w:pPr>
         <w:pStyle w:val="Bibliography"/>
@@ -6825,7 +6891,7 @@
       <w:r>
         <w:t xml:space="preserve"> </w:t>
       </w:r>
-      <w:hyperlink r:id="rId88">
+      <w:hyperlink r:id="rId92">
         <w:r>
           <w:rPr>
             <w:rStyle w:val="Hyperlink"/>
@@ -6901,8 +6967,8 @@
         <w:t xml:space="preserve">9</w:t>
       </w:r>
     </w:p>
-    <w:bookmarkEnd w:id="89"/>
-    <w:bookmarkStart w:id="91" w:name="ref-jonssonReliabilityR50Measure2015"/>
+    <w:bookmarkEnd w:id="93"/>
+    <w:bookmarkStart w:id="95" w:name="ref-jonssonReliabilityR50Measure2015"/>
     <w:p>
       <w:pPr>
         <w:pStyle w:val="Bibliography"/>
@@ -6938,7 +7004,7 @@
       <w:r>
         <w:t xml:space="preserve"> </w:t>
       </w:r>
-      <w:hyperlink r:id="rId90">
+      <w:hyperlink r:id="rId94">
         <w:r>
           <w:rPr>
             <w:rStyle w:val="Hyperlink"/>
@@ -6990,8 +7056,8 @@
         <w:t xml:space="preserve">124, 446–457</w:t>
       </w:r>
     </w:p>
-    <w:bookmarkEnd w:id="91"/>
-    <w:bookmarkStart w:id="93" w:name="ref-stoufferEvidenceExistenceRobust2007"/>
+    <w:bookmarkEnd w:id="95"/>
+    <w:bookmarkStart w:id="97" w:name="ref-stoufferEvidenceExistenceRobust2007"/>
     <w:p>
       <w:pPr>
         <w:pStyle w:val="Bibliography"/>
@@ -7027,7 +7093,7 @@
       <w:r>
         <w:t xml:space="preserve"> </w:t>
       </w:r>
-      <w:hyperlink r:id="rId92">
+      <w:hyperlink r:id="rId96">
         <w:r>
           <w:rPr>
             <w:rStyle w:val="Hyperlink"/>
@@ -7055,8 +7121,8 @@
         <w:t xml:space="preserve">274, 1931–1940</w:t>
       </w:r>
     </w:p>
-    <w:bookmarkEnd w:id="93"/>
-    <w:bookmarkStart w:id="95" w:name="ref-miloNetworkMotifsSimple2002"/>
+    <w:bookmarkEnd w:id="97"/>
+    <w:bookmarkStart w:id="99" w:name="ref-miloNetworkMotifsSimple2002"/>
     <w:p>
       <w:pPr>
         <w:pStyle w:val="Bibliography"/>
@@ -7092,7 +7158,7 @@
       <w:r>
         <w:t xml:space="preserve"> </w:t>
       </w:r>
-      <w:hyperlink r:id="rId94">
+      <w:hyperlink r:id="rId98">
         <w:r>
           <w:rPr>
             <w:rStyle w:val="Hyperlink"/>
@@ -7174,8 +7240,8 @@
         <w:t xml:space="preserve">298, 824–827</w:t>
       </w:r>
     </w:p>
-    <w:bookmarkEnd w:id="95"/>
-    <w:bookmarkStart w:id="97" w:name="ref-dunneFoodwebStructureNetwork2002"/>
+    <w:bookmarkEnd w:id="99"/>
+    <w:bookmarkStart w:id="101" w:name="ref-dunneFoodwebStructureNetwork2002"/>
     <w:p>
       <w:pPr>
         <w:pStyle w:val="Bibliography"/>
@@ -7211,7 +7277,7 @@
       <w:r>
         <w:t xml:space="preserve"> </w:t>
       </w:r>
-      <w:hyperlink r:id="rId96">
+      <w:hyperlink r:id="rId100">
         <w:r>
           <w:rPr>
             <w:rStyle w:val="Hyperlink"/>
@@ -7263,8 +7329,8 @@
         <w:t xml:space="preserve">99, 12917–12922</w:t>
       </w:r>
     </w:p>
-    <w:bookmarkEnd w:id="97"/>
-    <w:bookmarkStart w:id="99" w:name="ref-neutelStabilityRealFood2002"/>
+    <w:bookmarkEnd w:id="101"/>
+    <w:bookmarkStart w:id="103" w:name="ref-neutelStabilityRealFood2002"/>
     <w:p>
       <w:pPr>
         <w:pStyle w:val="Bibliography"/>
@@ -7300,7 +7366,7 @@
       <w:r>
         <w:t xml:space="preserve"> </w:t>
       </w:r>
-      <w:hyperlink r:id="rId98">
+      <w:hyperlink r:id="rId102">
         <w:r>
           <w:rPr>
             <w:rStyle w:val="Hyperlink"/>
@@ -7382,8 +7448,8 @@
         <w:t xml:space="preserve">296, 1120–1123</w:t>
       </w:r>
     </w:p>
-    <w:bookmarkEnd w:id="99"/>
-    <w:bookmarkStart w:id="101" w:name="Xd412d50b01317b0aa54d10c40af293c2515ab19"/>
+    <w:bookmarkEnd w:id="103"/>
+    <w:bookmarkStart w:id="105" w:name="Xd412d50b01317b0aa54d10c40af293c2515ab19"/>
     <w:p>
       <w:pPr>
         <w:pStyle w:val="Bibliography"/>
@@ -7403,7 +7469,7 @@
       <w:r>
         <w:t xml:space="preserve"> </w:t>
       </w:r>
-      <w:hyperlink r:id="rId100">
+      <w:hyperlink r:id="rId104">
         <w:r>
           <w:rPr>
             <w:rStyle w:val="Hyperlink"/>
@@ -7431,9 +7497,9 @@
         <w:t xml:space="preserve">25, 393–399</w:t>
       </w:r>
     </w:p>
-    <w:bookmarkEnd w:id="101"/>
-    <w:bookmarkEnd w:id="102"/>
-    <w:bookmarkEnd w:id="103"/>
+    <w:bookmarkEnd w:id="105"/>
+    <w:bookmarkEnd w:id="106"/>
+    <w:bookmarkEnd w:id="107"/>
     <w:sectPr>
       <w:footnotePr>
         <w:numRestart w:val="eachSect"/>
@@ -7544,114 +7610,8 @@
       </w:pPr>
     </w:lvl>
   </w:abstractNum>
-  <w:abstractNum w:abstractNumId="991">
-    <w:nsid w:val="0000A991"/>
-    <w:multiLevelType w:val="multilevel"/>
-    <w:lvl w:ilvl="0">
-      <w:numFmt w:val="bullet"/>
-      <w:lvlText w:val=""/>
-      <w:lvlJc w:val="left"/>
-      <w:pPr>
-        <w:ind w:left="720" w:hanging="360"/>
-      </w:pPr>
-      <w:rPr>
-        <w:rFonts w:ascii="Symbol" w:hAnsi="Symbol" w:cs="Symbol" w:hint="default"/>
-      </w:rPr>
-    </w:lvl>
-    <w:lvl w:ilvl="1">
-      <w:numFmt w:val="bullet"/>
-      <w:lvlText w:val="o"/>
-      <w:lvlJc w:val="left"/>
-      <w:pPr>
-        <w:ind w:left="1440" w:hanging="360"/>
-      </w:pPr>
-      <w:rPr>
-        <w:rFonts w:ascii="Courier New" w:hAnsi="Courier New" w:cs="Courier New" w:hint="default"/>
-      </w:rPr>
-    </w:lvl>
-    <w:lvl w:ilvl="2">
-      <w:numFmt w:val="bullet"/>
-      <w:lvlText w:val=""/>
-      <w:lvlJc w:val="left"/>
-      <w:pPr>
-        <w:ind w:left="2160" w:hanging="360"/>
-      </w:pPr>
-      <w:rPr>
-        <w:rFonts w:ascii="Wingdings" w:hAnsi="Wingdings" w:cs="Wingdings" w:hint="default"/>
-      </w:rPr>
-    </w:lvl>
-    <w:lvl w:ilvl="3">
-      <w:numFmt w:val="bullet"/>
-      <w:lvlText w:val=""/>
-      <w:lvlJc w:val="left"/>
-      <w:pPr>
-        <w:ind w:left="2880" w:hanging="360"/>
-      </w:pPr>
-      <w:rPr>
-        <w:rFonts w:ascii="Symbol" w:hAnsi="Symbol" w:cs="Symbol" w:hint="default"/>
-      </w:rPr>
-    </w:lvl>
-    <w:lvl w:ilvl="4">
-      <w:numFmt w:val="bullet"/>
-      <w:lvlText w:val="o"/>
-      <w:lvlJc w:val="left"/>
-      <w:pPr>
-        <w:ind w:left="3600" w:hanging="360"/>
-      </w:pPr>
-      <w:rPr>
-        <w:rFonts w:ascii="Courier New" w:hAnsi="Courier New" w:cs="Courier New" w:hint="default"/>
-      </w:rPr>
-    </w:lvl>
-    <w:lvl w:ilvl="5">
-      <w:numFmt w:val="bullet"/>
-      <w:lvlText w:val=""/>
-      <w:lvlJc w:val="left"/>
-      <w:pPr>
-        <w:ind w:left="4320" w:hanging="360"/>
-      </w:pPr>
-      <w:rPr>
-        <w:rFonts w:ascii="Wingdings" w:hAnsi="Wingdings" w:cs="Wingdings" w:hint="default"/>
-      </w:rPr>
-    </w:lvl>
-    <w:lvl w:ilvl="6">
-      <w:numFmt w:val="bullet"/>
-      <w:lvlText w:val=""/>
-      <w:lvlJc w:val="left"/>
-      <w:pPr>
-        <w:ind w:left="5040" w:hanging="360"/>
-      </w:pPr>
-      <w:rPr>
-        <w:rFonts w:ascii="Symbol" w:hAnsi="Symbol" w:cs="Symbol" w:hint="default"/>
-      </w:rPr>
-    </w:lvl>
-    <w:lvl w:ilvl="7">
-      <w:numFmt w:val="bullet"/>
-      <w:lvlText w:val="o"/>
-      <w:lvlJc w:val="left"/>
-      <w:pPr>
-        <w:ind w:left="5760" w:hanging="360"/>
-      </w:pPr>
-      <w:rPr>
-        <w:rFonts w:ascii="Courier New" w:hAnsi="Courier New" w:cs="Courier New" w:hint="default"/>
-      </w:rPr>
-    </w:lvl>
-    <w:lvl w:ilvl="8">
-      <w:numFmt w:val="bullet"/>
-      <w:lvlText w:val=""/>
-      <w:lvlJc w:val="left"/>
-      <w:pPr>
-        <w:ind w:left="6480" w:hanging="360"/>
-      </w:pPr>
-      <w:rPr>
-        <w:rFonts w:ascii="Wingdings" w:hAnsi="Wingdings" w:cs="Wingdings" w:hint="default"/>
-      </w:rPr>
-    </w:lvl>
-  </w:abstractNum>
   <w:num w:numId="1000">
     <w:abstractNumId w:val="990"/>
-  </w:num>
-  <w:num w:numId="1001">
-    <w:abstractNumId w:val="991"/>
   </w:num>
 </w:numbering>
 </file>

--- a/index.docx
+++ b/index.docx
@@ -3545,7 +3545,7 @@
     <w:bookmarkEnd w:id="21"/>
     <w:bookmarkEnd w:id="22"/>
     <w:bookmarkEnd w:id="23"/>
-    <w:bookmarkStart w:id="61" w:name="results"/>
+    <w:bookmarkStart w:id="62" w:name="results"/>
     <w:p>
       <w:pPr>
         <w:pStyle w:val="Heading1"/>
@@ -4612,7 +4612,7 @@
       </w:r>
     </w:p>
     <w:bookmarkEnd w:id="43"/>
-    <w:bookmarkStart w:id="60" w:name="predictors-of-stability"/>
+    <w:bookmarkStart w:id="61" w:name="predictors-of-stability"/>
     <w:p>
       <w:pPr>
         <w:pStyle w:val="Heading2"/>
@@ -5106,7 +5106,7 @@
     </w:p>
     <w:bookmarkEnd w:id="54"/>
     <w:bookmarkEnd w:id="55"/>
-    <w:bookmarkStart w:id="59" w:name="X73913e843a710c2fae54bf48cab233da110fa6d"/>
+    <w:bookmarkStart w:id="60" w:name="X73913e843a710c2fae54bf48cab233da110fa6d"/>
     <w:p>
       <w:pPr>
         <w:pStyle w:val="Heading3"/>
@@ -5144,7 +5144,7 @@
       <w:tr>
         <w:tc>
           <w:tcPr/>
-          <w:bookmarkStart w:id="58" w:name="fig-stab_corr"/>
+          <w:bookmarkStart w:id="59" w:name="fig-stab_corr"/>
           <w:p>
             <w:pPr>
               <w:pStyle w:val="Compact"/>
@@ -5153,20 +5153,20 @@
             <w:r>
               <w:drawing>
                 <wp:inline>
-                  <wp:extent cx="5334000" cy="6788727"/>
+                  <wp:extent cx="5334000" cy="4444999"/>
                   <wp:effectExtent b="0" l="0" r="0" t="0"/>
-                  <wp:docPr descr="" title="" id="56" name="Picture"/>
+                  <wp:docPr descr="" title="" id="57" name="Picture"/>
                   <a:graphic>
                     <a:graphicData uri="http://schemas.openxmlformats.org/drawingml/2006/picture">
                       <pic:pic>
                         <pic:nvPicPr>
-                          <pic:cNvPr descr="figures/struct_stability_summ.png" id="57" name="Picture"/>
+                          <pic:cNvPr descr="figures/struct_stability_coeff.png" id="58" name="Picture"/>
                           <pic:cNvPicPr>
                             <a:picLocks noChangeArrowheads="1" noChangeAspect="1"/>
                           </pic:cNvPicPr>
                         </pic:nvPicPr>
                         <pic:blipFill>
-                          <a:blip r:embed="rId49"/>
+                          <a:blip r:embed="rId56"/>
                           <a:stretch>
                             <a:fillRect/>
                           </a:stretch>
@@ -5174,7 +5174,7 @@
                         <pic:spPr bwMode="auto">
                           <a:xfrm>
                             <a:off x="0" y="0"/>
-                            <a:ext cx="5334000" cy="6788727"/>
+                            <a:ext cx="5334000" cy="4444999"/>
                           </a:xfrm>
                           <a:prstGeom prst="rect">
                             <a:avLst/>
@@ -5206,14 +5206,14 @@
               <w:t xml:space="preserve">Figure 7: Standardised structural coefficients linking network predictors to stability components across representations. Elastic-net coefficients extracted from full models after cross-validation. Positive and negative coefficients indicate the direction and magnitude of structural influence. Predictor ordering reflects clustering metadata, and colours denote structural modules or metric groupings. Faceting by stability component and structural representation illustrates how the identity and strength of structural drivers reorganize as network space is represented at different levels of abstraction.</w:t>
             </w:r>
           </w:p>
-          <w:bookmarkEnd w:id="58"/>
+          <w:bookmarkEnd w:id="59"/>
         </w:tc>
       </w:tr>
     </w:tbl>
-    <w:bookmarkEnd w:id="59"/>
     <w:bookmarkEnd w:id="60"/>
     <w:bookmarkEnd w:id="61"/>
-    <w:bookmarkStart w:id="68" w:name="discussion"/>
+    <w:bookmarkEnd w:id="62"/>
+    <w:bookmarkStart w:id="69" w:name="discussion"/>
     <w:p>
       <w:pPr>
         <w:pStyle w:val="Heading1"/>
@@ -5222,7 +5222,7 @@
         <w:t xml:space="preserve">4. Discussion</w:t>
       </w:r>
     </w:p>
-    <w:bookmarkStart w:id="62" w:name="Xaba5ec532fb6845195cb93ccf86bb1feb69a370"/>
+    <w:bookmarkStart w:id="63" w:name="Xaba5ec532fb6845195cb93ccf86bb1feb69a370"/>
     <w:p>
       <w:pPr>
         <w:pStyle w:val="Heading2"/>
@@ -5239,8 +5239,8 @@
         <w:t xml:space="preserve">For more than four decades, the structure–stability debate has oscillated between competing structural descriptors, from connectance and complexity to modularity, omnivory, and trophic redundancy. Early theoretical work, most notably by May, suggested that increasing complexity should destabilise large systems, placing global descriptors such as connectance and interaction density at the centre of the debate. Subsequent empirical and theoretical studies, however, demonstrated stabilising roles for omnivory, weak links, and compartmentalisation (e.g. McCann; Dunne), shifting attention toward pathway-level and geometric properties. Our results suggest that this apparent inconsistency does not arise because some metrics are “wrong,” but because they capture different dimensions of a fundamentally multi-layered architecture. Food-web structure is not a single axis ranging from simple to complex; it is a high-dimensional space in which node composition, pathway routing, geometric constraint, and emergent organisation vary semi-independently. Metrics that have historically been treated as competitors—such as richness, connectance, omnivory, and redundancy—are in fact anchors of distinct structural dimensions. This explains why no single metric consistently predicts “stability” across studies: stability itself is not singular. When studies measure persistence (e.g. secondary extinctions), node-level balance and redundancy dominate. When they measure local stability or damping, path-level coupling and basal channel dominance matter more. When they measure recovery or informational organisation, global heterogeneity and role differentiation become decisive. The search for a universal structural predictor of stability has therefore been misguided—not because structure is unimportant, but because both structure and stability are multidimensional.</w:t>
       </w:r>
     </w:p>
-    <w:bookmarkEnd w:id="62"/>
-    <w:bookmarkStart w:id="63" w:name="X59d7ae37e4176aa163c203d19f94cdfcc256ab1"/>
+    <w:bookmarkEnd w:id="63"/>
+    <w:bookmarkStart w:id="64" w:name="X59d7ae37e4176aa163c203d19f94cdfcc256ab1"/>
     <w:p>
       <w:pPr>
         <w:pStyle w:val="Heading2"/>
@@ -5257,8 +5257,8 @@
         <w:t xml:space="preserve">A persistent challenge in the literature has been that similar metrics sometimes show opposite associations with stability. For example, omnivory has been reported as stabilising in some contexts and destabilising in others. Within our framework, this variability is expected. Path-level coupling (e.g. omnivory motifs) primarily relates to resistance—the containment or diffusion of perturbations—rather than persistence per se. A structure that dampens oscillations may not prevent extinction cascades, and vice versa. Similarly, our finding that richness contributes substantially to structural variance but fails to predict any stability component underscores an important decoupling: network size is not synonymous with robustness. This result aligns with empirical syntheses showing that species richness alone poorly predicts secondary extinction resistance unless accompanied by trophic balance or redundancy. In our analyses, the predator–prey ratio and herbivory—metrics reflecting trophic shape and basal channel dominance—were far stronger determinants of persistence and damping than richness itself. This helps reconcile why biodiversity–stability studies sometimes find positive, neutral, or context-dependent relationships. Richness operates primarily as a geometric scaling variable. Its effect on stability depends on how additional species alter the configuration of energy channels—whether they add redundancy, elongate chains, skew trophic balance, or increase coupling. Without specifying which structural dimension richness modifies, its stability effect is indeterminate.</w:t>
       </w:r>
     </w:p>
-    <w:bookmarkEnd w:id="63"/>
-    <w:bookmarkStart w:id="64" w:name="X2672a5581130aaf002eedcd1c0a12987031a3bf"/>
+    <w:bookmarkEnd w:id="64"/>
+    <w:bookmarkStart w:id="65" w:name="X2672a5581130aaf002eedcd1c0a12987031a3bf"/>
     <w:p>
       <w:pPr>
         <w:pStyle w:val="Heading2"/>
@@ -5275,8 +5275,8 @@
         <w:t xml:space="preserve">Our results contribute to a long-standing tension between the “complexity begets instability” argument and more recent views that diversity enhances resilience. The resolution lies in recognising that different dimensions of complexity influence different stability components. Redundancy and trophic similarity (low MaxSim heterogeneity) enhance persistence by providing functional compensation following species loss. Pathway multiplicity and basal channel dominance regulate resistance by shaping how perturbations propagate. Global organisational heterogeneity (captured by SVD complexity and spectral properties) influences return dynamics by constraining system-wide oscillations and reassembly patterns. In this sense, complexity is neither inherently stabilising nor destabilising. Instead, distinct forms of complexity map onto distinct dynamical outcomes. Connectance, motif structure, redundancy, and informational heterogeneity are not interchangeable proxies for “complexity,” but structurally and mechanistically distinct attributes. By explicitly embedding food-web metrics within an energy-flow hierarchy, our framework reframes biodiversity–stability theory. Stability emerges not from species number alone, but from the configuration of energy channels and the distribution of functional roles across those channels. A bottom-heavy web with balanced predator–prey ratios and differentiated trophic niches may achieve both persistence and damping, even at moderate richness. Conversely, a species-rich but top-heavy or weakly differentiated web may remain fragile.</w:t>
       </w:r>
     </w:p>
-    <w:bookmarkEnd w:id="64"/>
-    <w:bookmarkStart w:id="65" w:name="Xcd8cd6f0ed669353f77975c47c403d00ca78ff9"/>
+    <w:bookmarkEnd w:id="65"/>
+    <w:bookmarkStart w:id="66" w:name="Xcd8cd6f0ed669353f77975c47c403d00ca78ff9"/>
     <w:p>
       <w:pPr>
         <w:pStyle w:val="Heading2"/>
@@ -5293,8 +5293,8 @@
         <w:t xml:space="preserve">A key practical outcome of our analysis is the identification of six structural pillars that capture nearly 85% of the variation in network architecture. Despite starting with 31 commonly used metrics, much of their variance collapses into a smaller number of independent axes. Hierarchical clustering further revealed robust modules corresponding to trophic balance, pathway structure, geometric scale, and redundancy. This dimensional reduction has two important implications. First, it demonstrates that many commonly reported metrics are statistically redundant. Reporting both connectance and L/S, or multiple correlated distance measures, adds little new information. Second, it provides a principled route toward a minimum sufficient descriptor set tailored to ecological questions. Rather than selecting metrics by convention, researchers can select representatives of the relevant structural scale.</w:t>
       </w:r>
     </w:p>
-    <w:bookmarkEnd w:id="65"/>
-    <w:bookmarkStart w:id="66" w:name="Xada8c6c776e637fe9cce3d4170260c732954712"/>
+    <w:bookmarkEnd w:id="66"/>
+    <w:bookmarkStart w:id="67" w:name="Xada8c6c776e637fe9cce3d4170260c732954712"/>
     <w:p>
       <w:pPr>
         <w:pStyle w:val="Heading2"/>
@@ -5311,8 +5311,8 @@
         <w:t xml:space="preserve">If the question concerns extinction cascades or tolerance to species loss (persistence): prioritise node-level balance and redundancy metrics (e.g. predator–prey ratio, herbivory, similarity). If the question concerns perturbation propagation or damping (resistance): focus on path-level and basal-channel metrics (e.g. pathway multiplicity, omnivory, mean distance). If the question concerns recovery dynamics or organisational reassembly (return): emphasise global heterogeneity and spectral measures (e.g. SVD complexity, spectral radius). If the question concerns comparative architecture across systems: use geometric anchors (e.g. richness) but interpret them as scale descriptors rather than stability predictors. This scale-explicit approach shifts the emphasis from asking “Which metric best predicts stability?” to “Which structural dimension corresponds to the stability mechanism of interest?”</w:t>
       </w:r>
     </w:p>
-    <w:bookmarkEnd w:id="66"/>
-    <w:bookmarkStart w:id="67" w:name="limitations-and-future-directions"/>
+    <w:bookmarkEnd w:id="67"/>
+    <w:bookmarkStart w:id="68" w:name="limitations-and-future-directions"/>
     <w:p>
       <w:pPr>
         <w:pStyle w:val="Heading2"/>
@@ -5329,9 +5329,9 @@
         <w:t xml:space="preserve">While our framework clarifies structural dimensionality, it remains grounded in static network topology. Real ecosystems exhibit interaction strengths, temporal variability, adaptive rewiring, and environmental forcing. Incorporating weighted networks and dynamic simulations would strengthen the mechanistic link between structural axes and realised dynamics. Additionally, the separation of persistence, resistance, and return is analytically useful but biologically intertwined. For example, structures that enhance resistance may indirectly support persistence by preventing large cascades. Future work could explore how these components interact across environmental gradients and disturbance regimes. Finally, extending this framework beyond trophic networks to mutualistic, host–parasite, or multilayer networks would test its generality. The energy-flow hierarchy proposed here may represent a broader organising principle of ecological interaction systems.</w:t>
       </w:r>
     </w:p>
-    <w:bookmarkEnd w:id="67"/>
     <w:bookmarkEnd w:id="68"/>
-    <w:bookmarkStart w:id="71" w:name="conclusion"/>
+    <w:bookmarkEnd w:id="69"/>
+    <w:bookmarkStart w:id="72" w:name="conclusion"/>
     <w:p>
       <w:pPr>
         <w:pStyle w:val="Heading1"/>
@@ -5369,7 +5369,7 @@
       <w:tr>
         <w:tc>
           <w:tcPr/>
-          <w:bookmarkStart w:id="69" w:name="tbl-metrics"/>
+          <w:bookmarkStart w:id="70" w:name="tbl-metrics"/>
           <w:p>
             <w:pPr>
               <w:jc w:val="center"/>
@@ -5794,7 +5794,7 @@
               </w:tc>
             </w:tr>
           </w:tbl>
-          <w:bookmarkEnd w:id="69"/>
+          <w:bookmarkEnd w:id="70"/>
           <w:p/>
         </w:tc>
       </w:tr>
@@ -5833,7 +5833,7 @@
       <w:tr>
         <w:tc>
           <w:tcPr/>
-          <w:bookmarkStart w:id="70" w:name="tbl-classification"/>
+          <w:bookmarkStart w:id="71" w:name="tbl-classification"/>
           <w:p>
             <w:pPr>
               <w:jc w:val="center"/>
@@ -6063,13 +6063,13 @@
               </w:tc>
             </w:tr>
           </w:tbl>
-          <w:bookmarkEnd w:id="70"/>
+          <w:bookmarkEnd w:id="71"/>
           <w:p/>
         </w:tc>
       </w:tr>
     </w:tbl>
-    <w:bookmarkEnd w:id="71"/>
-    <w:bookmarkStart w:id="107" w:name="references"/>
+    <w:bookmarkEnd w:id="72"/>
+    <w:bookmarkStart w:id="108" w:name="references"/>
     <w:p>
       <w:pPr>
         <w:pStyle w:val="Heading1"/>
@@ -6078,8 +6078,8 @@
         <w:t xml:space="preserve">References</w:t>
       </w:r>
     </w:p>
-    <w:bookmarkStart w:id="106" w:name="refs"/>
-    <w:bookmarkStart w:id="73" w:name="X364e9e1ae4fcdffd15c6495ab47a85eeafc0b8c"/>
+    <w:bookmarkStart w:id="107" w:name="refs"/>
+    <w:bookmarkStart w:id="74" w:name="X364e9e1ae4fcdffd15c6495ab47a85eeafc0b8c"/>
     <w:p>
       <w:pPr>
         <w:pStyle w:val="Bibliography"/>
@@ -6099,7 +6099,7 @@
       <w:r>
         <w:t xml:space="preserve"> </w:t>
       </w:r>
-      <w:hyperlink r:id="rId72">
+      <w:hyperlink r:id="rId73">
         <w:r>
           <w:rPr>
             <w:rStyle w:val="Hyperlink"/>
@@ -6127,8 +6127,8 @@
         <w:t xml:space="preserve">108, 3648–3652</w:t>
       </w:r>
     </w:p>
-    <w:bookmarkEnd w:id="73"/>
-    <w:bookmarkStart w:id="75" w:name="ref-thompsonFoodWebsReconciling2012"/>
+    <w:bookmarkEnd w:id="74"/>
+    <w:bookmarkStart w:id="76" w:name="ref-thompsonFoodWebsReconciling2012"/>
     <w:p>
       <w:pPr>
         <w:pStyle w:val="Bibliography"/>
@@ -6164,7 +6164,7 @@
       <w:r>
         <w:t xml:space="preserve"> </w:t>
       </w:r>
-      <w:hyperlink r:id="rId74">
+      <w:hyperlink r:id="rId75">
         <w:r>
           <w:rPr>
             <w:rStyle w:val="Hyperlink"/>
@@ -6192,8 +6192,8 @@
         <w:t xml:space="preserve">27, 689–697</w:t>
       </w:r>
     </w:p>
-    <w:bookmarkEnd w:id="75"/>
-    <w:bookmarkStart w:id="77" w:name="ref-lauEcologicalNetworkMetrics2017"/>
+    <w:bookmarkEnd w:id="76"/>
+    <w:bookmarkStart w:id="78" w:name="ref-lauEcologicalNetworkMetrics2017"/>
     <w:p>
       <w:pPr>
         <w:pStyle w:val="Bibliography"/>
@@ -6229,7 +6229,7 @@
       <w:r>
         <w:t xml:space="preserve"> </w:t>
       </w:r>
-      <w:hyperlink r:id="rId76">
+      <w:hyperlink r:id="rId77">
         <w:r>
           <w:rPr>
             <w:rStyle w:val="Hyperlink"/>
@@ -6257,8 +6257,8 @@
         <w:t xml:space="preserve">8, e01900</w:t>
       </w:r>
     </w:p>
-    <w:bookmarkEnd w:id="77"/>
-    <w:bookmarkStart w:id="79" w:name="ref-vermaatMajorDimensionsFoodweb2009"/>
+    <w:bookmarkEnd w:id="78"/>
+    <w:bookmarkStart w:id="80" w:name="ref-vermaatMajorDimensionsFoodweb2009"/>
     <w:p>
       <w:pPr>
         <w:pStyle w:val="Bibliography"/>
@@ -6294,7 +6294,7 @@
       <w:r>
         <w:t xml:space="preserve"> </w:t>
       </w:r>
-      <w:hyperlink r:id="rId78">
+      <w:hyperlink r:id="rId79">
         <w:r>
           <w:rPr>
             <w:rStyle w:val="Hyperlink"/>
@@ -6322,8 +6322,8 @@
         <w:t xml:space="preserve">90, 278–282</w:t>
       </w:r>
     </w:p>
-    <w:bookmarkEnd w:id="79"/>
-    <w:bookmarkStart w:id="81" w:name="ref-williamsLimitsTrophicLevels2004"/>
+    <w:bookmarkEnd w:id="80"/>
+    <w:bookmarkStart w:id="82" w:name="ref-williamsLimitsTrophicLevels2004"/>
     <w:p>
       <w:pPr>
         <w:pStyle w:val="Bibliography"/>
@@ -6343,7 +6343,7 @@
       <w:r>
         <w:t xml:space="preserve"> </w:t>
       </w:r>
-      <w:hyperlink r:id="rId80">
+      <w:hyperlink r:id="rId81">
         <w:r>
           <w:rPr>
             <w:rStyle w:val="Hyperlink"/>
@@ -6473,8 +6473,8 @@
         <w:t xml:space="preserve">163, 458–468</w:t>
       </w:r>
     </w:p>
-    <w:bookmarkEnd w:id="81"/>
-    <w:bookmarkStart w:id="83" w:name="X781f7e482417d8f33d808967da8cf24a047c245"/>
+    <w:bookmarkEnd w:id="82"/>
+    <w:bookmarkStart w:id="84" w:name="X781f7e482417d8f33d808967da8cf24a047c245"/>
     <w:p>
       <w:pPr>
         <w:pStyle w:val="Bibliography"/>
@@ -6494,7 +6494,7 @@
       <w:r>
         <w:t xml:space="preserve"> </w:t>
       </w:r>
-      <w:hyperlink r:id="rId82">
+      <w:hyperlink r:id="rId83">
         <w:r>
           <w:rPr>
             <w:rStyle w:val="Hyperlink"/>
@@ -6582,8 +6582,8 @@
         <w:t xml:space="preserve">87, 327–340</w:t>
       </w:r>
     </w:p>
-    <w:bookmarkEnd w:id="83"/>
-    <w:bookmarkStart w:id="85" w:name="ref-estradaUsingNetworkCentrality2008"/>
+    <w:bookmarkEnd w:id="84"/>
+    <w:bookmarkStart w:id="86" w:name="ref-estradaUsingNetworkCentrality2008"/>
     <w:p>
       <w:pPr>
         <w:pStyle w:val="Bibliography"/>
@@ -6603,7 +6603,7 @@
       <w:r>
         <w:t xml:space="preserve"> </w:t>
       </w:r>
-      <w:hyperlink r:id="rId84">
+      <w:hyperlink r:id="rId85">
         <w:r>
           <w:rPr>
             <w:rStyle w:val="Hyperlink"/>
@@ -6667,8 +6667,8 @@
         <w:t xml:space="preserve">18, 1810–1825</w:t>
       </w:r>
     </w:p>
-    <w:bookmarkEnd w:id="85"/>
-    <w:bookmarkStart w:id="87" w:name="ref-mccannDiversityStabilityDebate2000"/>
+    <w:bookmarkEnd w:id="86"/>
+    <w:bookmarkStart w:id="88" w:name="ref-mccannDiversityStabilityDebate2000"/>
     <w:p>
       <w:pPr>
         <w:pStyle w:val="Bibliography"/>
@@ -6688,7 +6688,7 @@
       <w:r>
         <w:t xml:space="preserve"> </w:t>
       </w:r>
-      <w:hyperlink r:id="rId86">
+      <w:hyperlink r:id="rId87">
         <w:r>
           <w:rPr>
             <w:rStyle w:val="Hyperlink"/>
@@ -6716,8 +6716,8 @@
         <w:t xml:space="preserve">405, 228–233</w:t>
       </w:r>
     </w:p>
-    <w:bookmarkEnd w:id="87"/>
-    <w:bookmarkStart w:id="89" w:name="X5f45a7a099d08070703fc184810d23dd2e88abd"/>
+    <w:bookmarkEnd w:id="88"/>
+    <w:bookmarkStart w:id="90" w:name="X5f45a7a099d08070703fc184810d23dd2e88abd"/>
     <w:p>
       <w:pPr>
         <w:pStyle w:val="Bibliography"/>
@@ -6737,7 +6737,7 @@
       <w:r>
         <w:t xml:space="preserve"> </w:t>
       </w:r>
-      <w:hyperlink r:id="rId88">
+      <w:hyperlink r:id="rId89">
         <w:r>
           <w:rPr>
             <w:rStyle w:val="Hyperlink"/>
@@ -6789,8 +6789,8 @@
         <w:t xml:space="preserve">393, 440–442</w:t>
       </w:r>
     </w:p>
-    <w:bookmarkEnd w:id="89"/>
-    <w:bookmarkStart w:id="91" w:name="ref-stoufferRobustMeasureFood2006a"/>
+    <w:bookmarkEnd w:id="90"/>
+    <w:bookmarkStart w:id="92" w:name="ref-stoufferRobustMeasureFood2006a"/>
     <w:p>
       <w:pPr>
         <w:pStyle w:val="Bibliography"/>
@@ -6826,7 +6826,7 @@
       <w:r>
         <w:t xml:space="preserve"> </w:t>
       </w:r>
-      <w:hyperlink r:id="rId90">
+      <w:hyperlink r:id="rId91">
         <w:r>
           <w:rPr>
             <w:rStyle w:val="Hyperlink"/>
@@ -6854,8 +6854,8 @@
         <w:t xml:space="preserve">103, 19015–19020</w:t>
       </w:r>
     </w:p>
-    <w:bookmarkEnd w:id="91"/>
-    <w:bookmarkStart w:id="93" w:name="ref-strydomSVDEntropyReveals2021"/>
+    <w:bookmarkEnd w:id="92"/>
+    <w:bookmarkStart w:id="94" w:name="ref-strydomSVDEntropyReveals2021"/>
     <w:p>
       <w:pPr>
         <w:pStyle w:val="Bibliography"/>
@@ -6891,7 +6891,7 @@
       <w:r>
         <w:t xml:space="preserve"> </w:t>
       </w:r>
-      <w:hyperlink r:id="rId92">
+      <w:hyperlink r:id="rId93">
         <w:r>
           <w:rPr>
             <w:rStyle w:val="Hyperlink"/>
@@ -6967,8 +6967,8 @@
         <w:t xml:space="preserve">9</w:t>
       </w:r>
     </w:p>
-    <w:bookmarkEnd w:id="93"/>
-    <w:bookmarkStart w:id="95" w:name="ref-jonssonReliabilityR50Measure2015"/>
+    <w:bookmarkEnd w:id="94"/>
+    <w:bookmarkStart w:id="96" w:name="ref-jonssonReliabilityR50Measure2015"/>
     <w:p>
       <w:pPr>
         <w:pStyle w:val="Bibliography"/>
@@ -7004,7 +7004,7 @@
       <w:r>
         <w:t xml:space="preserve"> </w:t>
       </w:r>
-      <w:hyperlink r:id="rId94">
+      <w:hyperlink r:id="rId95">
         <w:r>
           <w:rPr>
             <w:rStyle w:val="Hyperlink"/>
@@ -7056,8 +7056,8 @@
         <w:t xml:space="preserve">124, 446–457</w:t>
       </w:r>
     </w:p>
-    <w:bookmarkEnd w:id="95"/>
-    <w:bookmarkStart w:id="97" w:name="ref-stoufferEvidenceExistenceRobust2007"/>
+    <w:bookmarkEnd w:id="96"/>
+    <w:bookmarkStart w:id="98" w:name="ref-stoufferEvidenceExistenceRobust2007"/>
     <w:p>
       <w:pPr>
         <w:pStyle w:val="Bibliography"/>
@@ -7093,7 +7093,7 @@
       <w:r>
         <w:t xml:space="preserve"> </w:t>
       </w:r>
-      <w:hyperlink r:id="rId96">
+      <w:hyperlink r:id="rId97">
         <w:r>
           <w:rPr>
             <w:rStyle w:val="Hyperlink"/>
@@ -7121,8 +7121,8 @@
         <w:t xml:space="preserve">274, 1931–1940</w:t>
       </w:r>
     </w:p>
-    <w:bookmarkEnd w:id="97"/>
-    <w:bookmarkStart w:id="99" w:name="ref-miloNetworkMotifsSimple2002"/>
+    <w:bookmarkEnd w:id="98"/>
+    <w:bookmarkStart w:id="100" w:name="ref-miloNetworkMotifsSimple2002"/>
     <w:p>
       <w:pPr>
         <w:pStyle w:val="Bibliography"/>
@@ -7158,7 +7158,7 @@
       <w:r>
         <w:t xml:space="preserve"> </w:t>
       </w:r>
-      <w:hyperlink r:id="rId98">
+      <w:hyperlink r:id="rId99">
         <w:r>
           <w:rPr>
             <w:rStyle w:val="Hyperlink"/>
@@ -7240,8 +7240,8 @@
         <w:t xml:space="preserve">298, 824–827</w:t>
       </w:r>
     </w:p>
-    <w:bookmarkEnd w:id="99"/>
-    <w:bookmarkStart w:id="101" w:name="ref-dunneFoodwebStructureNetwork2002"/>
+    <w:bookmarkEnd w:id="100"/>
+    <w:bookmarkStart w:id="102" w:name="ref-dunneFoodwebStructureNetwork2002"/>
     <w:p>
       <w:pPr>
         <w:pStyle w:val="Bibliography"/>
@@ -7277,7 +7277,7 @@
       <w:r>
         <w:t xml:space="preserve"> </w:t>
       </w:r>
-      <w:hyperlink r:id="rId100">
+      <w:hyperlink r:id="rId101">
         <w:r>
           <w:rPr>
             <w:rStyle w:val="Hyperlink"/>
@@ -7329,8 +7329,8 @@
         <w:t xml:space="preserve">99, 12917–12922</w:t>
       </w:r>
     </w:p>
-    <w:bookmarkEnd w:id="101"/>
-    <w:bookmarkStart w:id="103" w:name="ref-neutelStabilityRealFood2002"/>
+    <w:bookmarkEnd w:id="102"/>
+    <w:bookmarkStart w:id="104" w:name="ref-neutelStabilityRealFood2002"/>
     <w:p>
       <w:pPr>
         <w:pStyle w:val="Bibliography"/>
@@ -7366,7 +7366,7 @@
       <w:r>
         <w:t xml:space="preserve"> </w:t>
       </w:r>
-      <w:hyperlink r:id="rId102">
+      <w:hyperlink r:id="rId103">
         <w:r>
           <w:rPr>
             <w:rStyle w:val="Hyperlink"/>
@@ -7448,8 +7448,8 @@
         <w:t xml:space="preserve">296, 1120–1123</w:t>
       </w:r>
     </w:p>
-    <w:bookmarkEnd w:id="103"/>
-    <w:bookmarkStart w:id="105" w:name="Xd412d50b01317b0aa54d10c40af293c2515ab19"/>
+    <w:bookmarkEnd w:id="104"/>
+    <w:bookmarkStart w:id="106" w:name="Xd412d50b01317b0aa54d10c40af293c2515ab19"/>
     <w:p>
       <w:pPr>
         <w:pStyle w:val="Bibliography"/>
@@ -7469,7 +7469,7 @@
       <w:r>
         <w:t xml:space="preserve"> </w:t>
       </w:r>
-      <w:hyperlink r:id="rId104">
+      <w:hyperlink r:id="rId105">
         <w:r>
           <w:rPr>
             <w:rStyle w:val="Hyperlink"/>
@@ -7497,9 +7497,9 @@
         <w:t xml:space="preserve">25, 393–399</w:t>
       </w:r>
     </w:p>
-    <w:bookmarkEnd w:id="105"/>
     <w:bookmarkEnd w:id="106"/>
     <w:bookmarkEnd w:id="107"/>
+    <w:bookmarkEnd w:id="108"/>
     <w:sectPr>
       <w:footnotePr>
         <w:numRestart w:val="eachSect"/>

--- a/index.docx
+++ b/index.docx
@@ -31,7 +31,7 @@
         <w:pStyle w:val="Date"/>
       </w:pPr>
       <w:r>
-        <w:t xml:space="preserve">2026-03-04</w:t>
+        <w:t xml:space="preserve">2026-03-05</w:t>
       </w:r>
     </w:p>
     <w:p>
@@ -708,10 +708,10 @@
               <w:tblLook w:firstRow="1" w:lastRow="0" w:firstColumn="0" w:lastColumn="0" w:noHBand="0" w:noVBand="0" w:val="0020"/>
             </w:tblPr>
             <w:tblGrid>
-              <w:gridCol w:w="1819"/>
-              <w:gridCol w:w="1819"/>
-              <w:gridCol w:w="2461"/>
-              <w:gridCol w:w="1819"/>
+              <w:gridCol w:w="1870"/>
+              <w:gridCol w:w="1870"/>
+              <w:gridCol w:w="2310"/>
+              <w:gridCol w:w="1870"/>
             </w:tblGrid>
             <w:tr>
               <w:trPr>
@@ -2478,13 +2478,7 @@
         <w:pStyle w:val="FirstParagraph"/>
       </w:pPr>
       <w:r>
-        <w:t xml:space="preserve">We tested the hypothesis that structural descriptors of food webs are organised into statistically coherent modules reflecting shared ecological function or scaling relationships, rather than forming arbitrary clusters driven by sampling noise.</w:t>
-      </w:r>
-      <w:r>
-        <w:t xml:space="preserve"> </w:t>
-      </w:r>
-      <w:r>
-        <w:t xml:space="preserve">If such modular organization exists, then metrics within a module should exhibit strong internal correlation relative to metrics assigned to different modules. The resulting clusters should be robust to resampling of the data. The identified modular structure should exceed expectations under null models of random association among metrics.</w:t>
+        <w:t xml:space="preserve">We tested the hypothesis that structural descriptors of food webs are organised into statistically coherent modules reflecting shared ecological function or scaling relationships, rather than forming arbitrary clusters driven by sampling noise. If such modular organization exists, then metrics within a module should exhibit strong internal correlation relative to metrics assigned to different modules. The resulting clusters should be robust to resampling of the data. The identified modular structure should exceed expectations under null models of random association among metrics.</w:t>
       </w:r>
     </w:p>
     <w:p>
@@ -3489,13 +3483,7 @@
         <w:pStyle w:val="FirstParagraph"/>
       </w:pPr>
       <w:r>
-        <w:t xml:space="preserve">The cluster-medoid and PCA-score representations reflect different theoretical assumptions about how structure relates to stability.</w:t>
-      </w:r>
-      <w:r>
-        <w:t xml:space="preserve"> </w:t>
-      </w:r>
-      <w:r>
-        <w:t xml:space="preserve">The cluster-medoid approach assumes that ecological stability responds to discrete structural domains that may vary independently and need not align with the dominant gradients of network variation. In contrast, the PCA-score approach assumes that stability responds primarily to the major axes of variation in network topology, regardless of their interpretability in terms of structural domains. By explicitly comparing predictive performance across these representations, we test whether ecological stability is better explained by domain-specific structural mechanisms or by global geometric gradients of network organization.</w:t>
+        <w:t xml:space="preserve">The cluster-medoid and PCA-score representations reflect different theoretical assumptions about how structure relates to stability. The cluster-medoid approach assumes that ecological stability responds to discrete structural domains that may vary independently and need not align with the dominant gradients of network variation. In contrast, the PCA-score approach assumes that stability responds primarily to the major axes of variation in network topology, regardless of their interpretability in terms of structural domains. By explicitly comparing predictive performance across these representations, we test whether ecological stability is better explained by domain-specific structural mechanisms or by global geometric gradients of network organization.</w:t>
       </w:r>
     </w:p>
     <w:bookmarkEnd w:id="19"/>
@@ -3849,11 +3837,9 @@
               <w:tblLook w:firstRow="1" w:lastRow="0" w:firstColumn="0" w:lastColumn="0" w:noHBand="0" w:noVBand="0" w:val="0020"/>
             </w:tblPr>
             <w:tblGrid>
-              <w:gridCol w:w="1083"/>
-              <w:gridCol w:w="1333"/>
-              <w:gridCol w:w="2167"/>
-              <w:gridCol w:w="2334"/>
-              <w:gridCol w:w="1000"/>
+              <w:gridCol w:w="2520"/>
+              <w:gridCol w:w="2520"/>
+              <w:gridCol w:w="2880"/>
             </w:tblGrid>
             <w:tr>
               <w:trPr>
@@ -3895,30 +3881,6 @@
                   </w:r>
                 </w:p>
               </w:tc>
-              <w:tc>
-                <w:tcPr/>
-                <w:p>
-                  <w:pPr>
-                    <w:pStyle w:val="Compact"/>
-                    <w:jc w:val="center"/>
-                  </w:pPr>
-                  <w:r>
-                    <w:t xml:space="preserve">Robustness (Silhouette / AU)</w:t>
-                  </w:r>
-                </w:p>
-              </w:tc>
-              <w:tc>
-                <w:tcPr/>
-                <w:p>
-                  <w:pPr>
-                    <w:pStyle w:val="Compact"/>
-                    <w:jc w:val="center"/>
-                  </w:pPr>
-                  <w:r>
-                    <w:t xml:space="preserve">Module Size</w:t>
-                  </w:r>
-                </w:p>
-              </w:tc>
             </w:tr>
             <w:tr>
               <w:tc>
@@ -3957,22 +3919,6 @@
                   </w:r>
                 </w:p>
               </w:tc>
-              <w:tc>
-                <w:tcPr/>
-                <w:p>
-                  <w:pPr>
-                    <w:pStyle w:val="Compact"/>
-                  </w:pPr>
-                </w:p>
-              </w:tc>
-              <w:tc>
-                <w:tcPr/>
-                <w:p>
-                  <w:pPr>
-                    <w:pStyle w:val="Compact"/>
-                  </w:pPr>
-                </w:p>
-              </w:tc>
             </w:tr>
             <w:tr>
               <w:tc>
@@ -4011,22 +3957,6 @@
                   </w:r>
                 </w:p>
               </w:tc>
-              <w:tc>
-                <w:tcPr/>
-                <w:p>
-                  <w:pPr>
-                    <w:pStyle w:val="Compact"/>
-                  </w:pPr>
-                </w:p>
-              </w:tc>
-              <w:tc>
-                <w:tcPr/>
-                <w:p>
-                  <w:pPr>
-                    <w:pStyle w:val="Compact"/>
-                  </w:pPr>
-                </w:p>
-              </w:tc>
             </w:tr>
             <w:tr>
               <w:tc>
@@ -4065,22 +3995,6 @@
                   </w:r>
                 </w:p>
               </w:tc>
-              <w:tc>
-                <w:tcPr/>
-                <w:p>
-                  <w:pPr>
-                    <w:pStyle w:val="Compact"/>
-                  </w:pPr>
-                </w:p>
-              </w:tc>
-              <w:tc>
-                <w:tcPr/>
-                <w:p>
-                  <w:pPr>
-                    <w:pStyle w:val="Compact"/>
-                  </w:pPr>
-                </w:p>
-              </w:tc>
             </w:tr>
             <w:tr>
               <w:tc>
@@ -4119,22 +4033,6 @@
                   </w:r>
                 </w:p>
               </w:tc>
-              <w:tc>
-                <w:tcPr/>
-                <w:p>
-                  <w:pPr>
-                    <w:pStyle w:val="Compact"/>
-                  </w:pPr>
-                </w:p>
-              </w:tc>
-              <w:tc>
-                <w:tcPr/>
-                <w:p>
-                  <w:pPr>
-                    <w:pStyle w:val="Compact"/>
-                  </w:pPr>
-                </w:p>
-              </w:tc>
             </w:tr>
             <w:tr>
               <w:tc>
@@ -4173,22 +4071,6 @@
                   </w:r>
                 </w:p>
               </w:tc>
-              <w:tc>
-                <w:tcPr/>
-                <w:p>
-                  <w:pPr>
-                    <w:pStyle w:val="Compact"/>
-                  </w:pPr>
-                </w:p>
-              </w:tc>
-              <w:tc>
-                <w:tcPr/>
-                <w:p>
-                  <w:pPr>
-                    <w:pStyle w:val="Compact"/>
-                  </w:pPr>
-                </w:p>
-              </w:tc>
             </w:tr>
             <w:tr>
               <w:tc>
@@ -4227,22 +4109,6 @@
                   </w:r>
                 </w:p>
               </w:tc>
-              <w:tc>
-                <w:tcPr/>
-                <w:p>
-                  <w:pPr>
-                    <w:pStyle w:val="Compact"/>
-                  </w:pPr>
-                </w:p>
-              </w:tc>
-              <w:tc>
-                <w:tcPr/>
-                <w:p>
-                  <w:pPr>
-                    <w:pStyle w:val="Compact"/>
-                  </w:pPr>
-                </w:p>
-              </w:tc>
             </w:tr>
             <w:tr>
               <w:tc>
@@ -4279,22 +4145,6 @@
                   <w:r>
                     <w:t xml:space="preserve">Quantifies trophic overlap and niche redundancy; independent axis of functional equivalence</w:t>
                   </w:r>
-                </w:p>
-              </w:tc>
-              <w:tc>
-                <w:tcPr/>
-                <w:p>
-                  <w:pPr>
-                    <w:pStyle w:val="Compact"/>
-                  </w:pPr>
-                </w:p>
-              </w:tc>
-              <w:tc>
-                <w:tcPr/>
-                <w:p>
-                  <w:pPr>
-                    <w:pStyle w:val="Compact"/>
-                  </w:pPr>
                 </w:p>
               </w:tc>
             </w:tr>
@@ -4638,10 +4488,10 @@
         <w:tblLook w:firstRow="1" w:lastRow="0" w:firstColumn="0" w:lastColumn="0" w:noHBand="0" w:noVBand="0" w:val="0020"/>
       </w:tblPr>
       <w:tblGrid>
-        <w:gridCol w:w="2149"/>
-        <w:gridCol w:w="1584"/>
-        <w:gridCol w:w="2036"/>
-        <w:gridCol w:w="2149"/>
+        <w:gridCol w:w="2061"/>
+        <w:gridCol w:w="1844"/>
+        <w:gridCol w:w="1952"/>
+        <w:gridCol w:w="2061"/>
       </w:tblGrid>
       <w:tr>
         <w:trPr>
@@ -5222,6 +5072,26 @@
         <w:t xml:space="preserve">4. Discussion</w:t>
       </w:r>
     </w:p>
+    <w:p>
+      <w:pPr>
+        <w:pStyle w:val="BlockText"/>
+      </w:pPr>
+      <w:r>
+        <w:t xml:space="preserve">Something about</w:t>
+      </w:r>
+      <w:r>
+        <w:t xml:space="preserve"> </w:t>
+      </w:r>
+      <w:r>
+        <w:t xml:space="preserve">‘static’</w:t>
+      </w:r>
+      <w:r>
+        <w:t xml:space="preserve"> </w:t>
+      </w:r>
+      <w:r>
+        <w:t xml:space="preserve">structural metric that can be powerful from a biodiversity targets perspective</w:t>
+      </w:r>
+    </w:p>
     <w:bookmarkStart w:id="63" w:name="Xaba5ec532fb6845195cb93ccf86bb1feb69a370"/>
     <w:p>
       <w:pPr>
@@ -5391,10 +5261,10 @@
               <w:tblLook w:firstRow="1" w:lastRow="0" w:firstColumn="0" w:lastColumn="0" w:noHBand="0" w:noVBand="0" w:val="0020"/>
             </w:tblPr>
             <w:tblGrid>
-              <w:gridCol w:w="1870"/>
-              <w:gridCol w:w="1870"/>
-              <w:gridCol w:w="2310"/>
-              <w:gridCol w:w="1870"/>
+              <w:gridCol w:w="1926"/>
+              <w:gridCol w:w="1926"/>
+              <w:gridCol w:w="2140"/>
+              <w:gridCol w:w="1926"/>
             </w:tblGrid>
             <w:tr>
               <w:trPr>

--- a/index.docx
+++ b/index.docx
@@ -31,7 +31,7 @@
         <w:pStyle w:val="Date"/>
       </w:pPr>
       <w:r>
-        <w:t xml:space="preserve">2026-03-05</w:t>
+        <w:t xml:space="preserve">2026-03-06</w:t>
       </w:r>
     </w:p>
     <w:p>
@@ -5409,7 +5409,7 @@
                     <w:jc w:val="center"/>
                   </w:pPr>
                   <w:r>
-                    <w:t xml:space="preserve">Compartmentalization</w:t>
+                    <w:t xml:space="preserve">Compartmentalisation</w:t>
                   </w:r>
                 </w:p>
               </w:tc>

--- a/index.docx
+++ b/index.docx
@@ -31,7 +31,7 @@
         <w:pStyle w:val="Date"/>
       </w:pPr>
       <w:r>
-        <w:t xml:space="preserve">2026-03-06</w:t>
+        <w:t xml:space="preserve">2026-03-09</w:t>
       </w:r>
     </w:p>
     <w:p>

--- a/index.docx
+++ b/index.docx
@@ -708,10 +708,10 @@
               <w:tblLook w:firstRow="1" w:lastRow="0" w:firstColumn="0" w:lastColumn="0" w:noHBand="0" w:noVBand="0" w:val="0020"/>
             </w:tblPr>
             <w:tblGrid>
-              <w:gridCol w:w="1870"/>
-              <w:gridCol w:w="1870"/>
-              <w:gridCol w:w="2310"/>
-              <w:gridCol w:w="1870"/>
+              <w:gridCol w:w="1926"/>
+              <w:gridCol w:w="1926"/>
+              <w:gridCol w:w="2140"/>
+              <w:gridCol w:w="1926"/>
             </w:tblGrid>
             <w:tr>
               <w:trPr>
@@ -3533,7 +3533,7 @@
     <w:bookmarkEnd w:id="21"/>
     <w:bookmarkEnd w:id="22"/>
     <w:bookmarkEnd w:id="23"/>
-    <w:bookmarkStart w:id="62" w:name="results"/>
+    <w:bookmarkStart w:id="66" w:name="results"/>
     <w:p>
       <w:pPr>
         <w:pStyle w:val="Heading1"/>
@@ -3645,7 +3645,7 @@
               <w:pStyle w:val="ImageCaption"/>
             </w:pPr>
             <w:r>
-              <w:t xml:space="preserve">Figure 1: Blah blah blah clusters</w:t>
+              <w:t xml:space="preserve">Figure 1: Hierarchical clustering of food-web structural descriptors. Dendrogram illustrating the modular organization of structural metrics based on a signed correlation matrix. Clustering was performed using UPGMA. Coloured bars indicate the seven distinct modules, reflecting robust association patterns among metrics. The horizontal axis represents the correlation distance (1−r), where shorter branches indicate stronger associations between descriptors.</w:t>
             </w:r>
           </w:p>
           <w:bookmarkEnd w:id="27"/>
@@ -3837,9 +3837,9 @@
               <w:tblLook w:firstRow="1" w:lastRow="0" w:firstColumn="0" w:lastColumn="0" w:noHBand="0" w:noVBand="0" w:val="0020"/>
             </w:tblPr>
             <w:tblGrid>
-              <w:gridCol w:w="2520"/>
-              <w:gridCol w:w="2520"/>
-              <w:gridCol w:w="2880"/>
+              <w:gridCol w:w="2530"/>
+              <w:gridCol w:w="2530"/>
+              <w:gridCol w:w="2860"/>
             </w:tblGrid>
             <w:tr>
               <w:trPr>
@@ -4155,7 +4155,7 @@
       </w:tr>
     </w:tbl>
     <w:bookmarkEnd w:id="30"/>
-    <w:bookmarkStart w:id="43" w:name="X88a5fb22cc012a2012a2ee06baac475b58bff9f"/>
+    <w:bookmarkStart w:id="47" w:name="X88a5fb22cc012a2012a2ee06baac475b58bff9f"/>
     <w:p>
       <w:pPr>
         <w:pStyle w:val="Heading2"/>
@@ -4258,7 +4258,7 @@
               <w:pStyle w:val="ImageCaption"/>
             </w:pPr>
             <w:r>
-              <w:t xml:space="preserve">Figure 2: Blah blah blah - colours represent clusters. Network metric loadings with PC1 and PC2</w:t>
+              <w:t xml:space="preserve">Figure 2: PCA loadings plot illustrating the dominant gradients of food web variation. Each point denotes a structural metric, with colours corresponding to the modular groupings. The clustering of like-coloured points along specific PC axes demonstrates that the modular organisation is preserved within a reduced dimensional space.</w:t>
             </w:r>
           </w:p>
           <w:bookmarkEnd w:id="34"/>
@@ -4270,7 +4270,7 @@
         <w:pStyle w:val="BodyText"/>
       </w:pPr>
       <w:r>
-        <w:t xml:space="preserve">Inspection of the loading structure showed that the first principal component primarily reflected variation in network size and connectivity. Metrics such as richness, number of links, diameter, path length, and measures associated with topological complexity loaded strongly on this axis. The second principal component captured variation associated with structural organization and connectivity patterns, whereas the third component reflected variation in trophic structure and vertical differentiation, with strong contributions from trophic level, chain length, and related measures. Together, these axes represent interpretable structural gradients in the metric space.</w:t>
+        <w:t xml:space="preserve"> </w:t>
       </w:r>
     </w:p>
     <w:tbl>
@@ -4286,7 +4286,7 @@
       <w:tr>
         <w:tc>
           <w:tcPr/>
-          <w:bookmarkStart w:id="38" w:name="fig-alignment_heatmap"/>
+          <w:bookmarkStart w:id="38" w:name="fig-variance"/>
           <w:p>
             <w:pPr>
               <w:pStyle w:val="Compact"/>
@@ -4295,14 +4295,14 @@
             <w:r>
               <w:drawing>
                 <wp:inline>
-                  <wp:extent cx="5334000" cy="2667000"/>
+                  <wp:extent cx="5334000" cy="2133600"/>
                   <wp:effectExtent b="0" l="0" r="0" t="0"/>
                   <wp:docPr descr="" title="" id="36" name="Picture"/>
                   <a:graphic>
                     <a:graphicData uri="http://schemas.openxmlformats.org/drawingml/2006/picture">
                       <pic:pic>
                         <pic:nvPicPr>
-                          <pic:cNvPr descr="figures/module_alignment_heatmap.png" id="37" name="Picture"/>
+                          <pic:cNvPr descr="figures/variance_explained.png" id="37" name="Picture"/>
                           <pic:cNvPicPr>
                             <a:picLocks noChangeArrowheads="1" noChangeAspect="1"/>
                           </pic:cNvPicPr>
@@ -4316,7 +4316,7 @@
                         <pic:spPr bwMode="auto">
                           <a:xfrm>
                             <a:off x="0" y="0"/>
-                            <a:ext cx="5334000" cy="2667000"/>
+                            <a:ext cx="5334000" cy="2133600"/>
                           </a:xfrm>
                           <a:prstGeom prst="rect">
                             <a:avLst/>
@@ -4345,7 +4345,7 @@
               <w:pStyle w:val="ImageCaption"/>
             </w:pPr>
             <w:r>
-              <w:t xml:space="preserve">Figure 3: Blah blah blah - colour intensity = greater alignment</w:t>
+              <w:t xml:space="preserve">Figure 3: This figure quantifies the relative contribution of each structural module to the variance captured by individual Principal Components (PCs). Calculation: For each PC, the total variance (eigenvalue) is partitioned among the k=7 modules identified in the hierarchical clustering. The contribution of a module to a specific PC is calculated as the sum of the squared loadings of all metrics belonging to that module, normalized by the total variance explained by that PC. Visual Interpretation: The alluvial plot illustrates how the ecological weight shifts across different structural dimensions. For example, while PC1 may be dominated by a single module, subsequent PCs often represent a more diverse blend of modular contributions, reflecting the multifaceted nature of topological complexity and trophic organization. Significance: This visualisation confirms that the PC axes are not merely statistical artifacts but are grounded in the specific groups of correlated metrics defined in the main text. The stability of the flow across the first several components demonstrates that the modular organisation of food web architecture is consistently represented across the primary gradients of structural variation.</w:t>
             </w:r>
           </w:p>
           <w:bookmarkEnd w:id="38"/>
@@ -4357,21 +4357,7 @@
         <w:pStyle w:val="BodyText"/>
       </w:pPr>
       <w:r>
-        <w:t xml:space="preserve">The global permutation test indicated significant alignment between the modular partition and the principal component structure (P = 0.005), demonstrating that the observed module assignment explains the multivariate geometry of structural metrics better than randomly assigned modules. Alignment strength varied substantially across modules</w:t>
-      </w:r>
-      <w:r>
-        <w:t xml:space="preserve"> </w:t>
-      </w:r>
-      <w:hyperlink w:anchor="fig-alignment_signif">
-        <w:r>
-          <w:rPr>
-            <w:rStyle w:val="Hyperlink"/>
-          </w:rPr>
-          <w:t xml:space="preserve">Figure 4</w:t>
-        </w:r>
-      </w:hyperlink>
-      <w:r>
-        <w:t xml:space="preserve">. Macro Complexity (Module 1) exhibited the strongest and most extensive alignment, showing significant associations with five principal components and a dominant loading on PC1, indicating that it contributes substantially to the primary structural gradient associated with network size and connectivity. Energy Transport (Module 3) showed significant alignment with four principal components, with its strongest association on PC4, suggesting that it captures structural variation largely orthogonal to the dominant complexity axis. Trophic Integration (Module 2), Trophic Asymmetry (Module 4), Control Heterogeneity (Module 5), and Functional Redundancy (Module 7) displayed more limited alignment, each significantly associated with one to two principal components, indicating more constrained mapping onto the structural feature space. Notably, Functional Redundancy exhibited its strongest association with a high-order principal component (PC7), suggesting sensitivity to more subtle structural variation. Centralisation (Module 6) showed no significant alignment under the joint permutation and Z-score criterion, indicating that it does not meaningfully structure variation across the retained principal components. Overall, significant module–PC associations were concentrated in a subset of principal components, reinforcing the interpretation that modular structure maps onto specific structural gradients rather than uniformly spanning the full multivariate space.</w:t>
+        <w:t xml:space="preserve">Inspection of the loading structure showed that the first principal component primarily reflected variation in network size and connectivity. Metrics such as richness, number of links, diameter, path length, and measures associated with topological complexity loaded strongly on this axis. The second principal component captured variation associated with structural organization and connectivity patterns, whereas the third component reflected variation in trophic structure and vertical differentiation, with strong contributions from trophic level, chain length, and related measures. Together, these axes represent interpretable structural gradients in the metric space.</w:t>
       </w:r>
     </w:p>
     <w:tbl>
@@ -4387,7 +4373,7 @@
       <w:tr>
         <w:tc>
           <w:tcPr/>
-          <w:bookmarkStart w:id="42" w:name="fig-alignment_signif"/>
+          <w:bookmarkStart w:id="42" w:name="fig-alignment_heatmap"/>
           <w:p>
             <w:pPr>
               <w:pStyle w:val="Compact"/>
@@ -4403,7 +4389,7 @@
                     <a:graphicData uri="http://schemas.openxmlformats.org/drawingml/2006/picture">
                       <pic:pic>
                         <pic:nvPicPr>
-                          <pic:cNvPr descr="figures/heatmap_zscores.png" id="41" name="Picture"/>
+                          <pic:cNvPr descr="figures/module_alignment_heatmap.png" id="41" name="Picture"/>
                           <pic:cNvPicPr>
                             <a:picLocks noChangeArrowheads="1" noChangeAspect="1"/>
                           </pic:cNvPicPr>
@@ -4446,7 +4432,7 @@
               <w:pStyle w:val="ImageCaption"/>
             </w:pPr>
             <w:r>
-              <w:t xml:space="preserve">Figure 4: Heatmap showing module–principal component alignment quantified by permutation-derived Z-scores. Colour intensity reflects the magnitude and direction of alignment, and asterisks denote cells that meet joint significance criteria (permutation P &lt; 0.05 and |Z| &gt; 1.96). Rows correspond to structural metric modules and columns to principal components. Clustering highlights patterns of shared alignment across modules and multivariate structural gradients.</w:t>
+              <w:t xml:space="preserve">Figure 4: Heatmap showing the correspondence between the seven identified food-web modules (rows) and the principal components (columns) capturing 80% of cumulative variance. High values (darker shading) indicate strong alignment, where a specific module’s internal structure drives the variation captured by that PC. Both rows and columns are hierarchically clustered to highlight similarities in how different structural dimensions contribute to the overall food-web architecture.</w:t>
             </w:r>
           </w:p>
           <w:bookmarkEnd w:id="42"/>
@@ -4458,11 +4444,112 @@
         <w:pStyle w:val="BodyText"/>
       </w:pPr>
       <w:r>
+        <w:t xml:space="preserve">The global permutation test indicated significant alignment between the modular partition and the principal component structure (P = 0.005), demonstrating that the observed module assignment explains the multivariate geometry of structural metrics better than randomly assigned modules. Alignment strength varied substantially across modules</w:t>
+      </w:r>
+      <w:r>
+        <w:t xml:space="preserve"> </w:t>
+      </w:r>
+      <w:hyperlink w:anchor="fig-alignment_signif">
+        <w:r>
+          <w:rPr>
+            <w:rStyle w:val="Hyperlink"/>
+          </w:rPr>
+          <w:t xml:space="preserve">Figure 5</w:t>
+        </w:r>
+      </w:hyperlink>
+      <w:r>
+        <w:t xml:space="preserve">. Macro Complexity (Module 1) exhibited the strongest and most extensive alignment, showing significant associations with five principal components and a dominant loading on PC1, indicating that it contributes substantially to the primary structural gradient associated with network size and connectivity. Energy Transport (Module 3) showed significant alignment with four principal components, with its strongest association on PC4, suggesting that it captures structural variation largely orthogonal to the dominant complexity axis. Trophic Integration (Module 2), Trophic Asymmetry (Module 4), Control Heterogeneity (Module 5), and Functional Redundancy (Module 7) displayed more limited alignment, each significantly associated with one to two principal components, indicating more constrained mapping onto the structural feature space. Notably, Functional Redundancy exhibited its strongest association with a high-order principal component (PC7), suggesting sensitivity to more subtle structural variation. Centralisation (Module 6) showed no significant alignment under the joint permutation and Z-score criterion, indicating that it does not meaningfully structure variation across the retained principal components. Overall, significant module–PC associations were concentrated in a subset of principal components, reinforcing the interpretation that modular structure maps onto specific structural gradients rather than uniformly spanning the full multivariate space.</w:t>
+      </w:r>
+    </w:p>
+    <w:tbl>
+      <w:tblPr>
+        <w:tblStyle w:val="Table"/>
+        <w:tblW w:type="pct" w:w="5000"/>
+        <w:tblLayout w:type="fixed"/>
+        <w:tblLook w:firstRow="0" w:lastRow="0" w:firstColumn="0" w:lastColumn="0" w:noHBand="0" w:noVBand="0" w:val="0000"/>
+      </w:tblPr>
+      <w:tblGrid>
+        <w:gridCol w:w="7920"/>
+      </w:tblGrid>
+      <w:tr>
+        <w:tc>
+          <w:tcPr/>
+          <w:bookmarkStart w:id="46" w:name="fig-alignment_signif"/>
+          <w:p>
+            <w:pPr>
+              <w:pStyle w:val="Compact"/>
+              <w:jc w:val="center"/>
+            </w:pPr>
+            <w:r>
+              <w:drawing>
+                <wp:inline>
+                  <wp:extent cx="5334000" cy="2667000"/>
+                  <wp:effectExtent b="0" l="0" r="0" t="0"/>
+                  <wp:docPr descr="" title="" id="44" name="Picture"/>
+                  <a:graphic>
+                    <a:graphicData uri="http://schemas.openxmlformats.org/drawingml/2006/picture">
+                      <pic:pic>
+                        <pic:nvPicPr>
+                          <pic:cNvPr descr="figures/heatmap_zscores.png" id="45" name="Picture"/>
+                          <pic:cNvPicPr>
+                            <a:picLocks noChangeArrowheads="1" noChangeAspect="1"/>
+                          </pic:cNvPicPr>
+                        </pic:nvPicPr>
+                        <pic:blipFill>
+                          <a:blip r:embed="rId43"/>
+                          <a:stretch>
+                            <a:fillRect/>
+                          </a:stretch>
+                        </pic:blipFill>
+                        <pic:spPr bwMode="auto">
+                          <a:xfrm>
+                            <a:off x="0" y="0"/>
+                            <a:ext cx="5334000" cy="2667000"/>
+                          </a:xfrm>
+                          <a:prstGeom prst="rect">
+                            <a:avLst/>
+                          </a:prstGeom>
+                          <a:noFill/>
+                          <a:ln w="9525">
+                            <a:noFill/>
+                            <a:headEnd/>
+                            <a:tailEnd/>
+                          </a:ln>
+                        </pic:spPr>
+                      </pic:pic>
+                    </a:graphicData>
+                  </a:graphic>
+                </wp:inline>
+              </w:drawing>
+            </w:r>
+          </w:p>
+          <w:p>
+            <w:pPr>
+              <w:jc w:val="center"/>
+            </w:pPr>
+            <w:pPr>
+              <w:jc w:val="left"/>
+              <w:spacing w:before="200"/>
+              <w:pStyle w:val="ImageCaption"/>
+            </w:pPr>
+            <w:r>
+              <w:t xml:space="preserve">Figure 5: Heatmap showing module–principal component alignment quantified by permutation-derived Z-scores. Colour intensity reflects the magnitude and direction of alignment, and asterisks denote cells that meet joint significance criteria (permutation P &lt; 0.05 and |Z| &gt; 1.96). Rows correspond to structural metric modules and columns to principal components. Clustering highlights patterns of shared alignment across modules and multivariate structural gradients.</w:t>
+            </w:r>
+          </w:p>
+          <w:bookmarkEnd w:id="46"/>
+        </w:tc>
+      </w:tr>
+    </w:tbl>
+    <w:p>
+      <w:pPr>
+        <w:pStyle w:val="BodyText"/>
+      </w:pPr>
+      <w:r>
         <w:t xml:space="preserve">Collectively, these results demonstrate that food-web structural metrics exhibit strong low-dimensional organisation and that independently identified structural modules are non-randomly aligned with the dominant axes of variation. The significant global alignment supports the interpretation that modular decomposition reflects meaningful geometric structure rather than clustering artifacts. Moreover, the dominance of a single module across multiple principal components suggests hierarchical organisation, wherein a core structural module governs the primary gradient of variation while additional modules capture secondary and specialised structural dimensions.</w:t>
       </w:r>
     </w:p>
-    <w:bookmarkEnd w:id="43"/>
-    <w:bookmarkStart w:id="61" w:name="predictors-of-stability"/>
+    <w:bookmarkEnd w:id="47"/>
+    <w:bookmarkStart w:id="65" w:name="predictors-of-stability"/>
     <w:p>
       <w:pPr>
         <w:pStyle w:val="Heading2"/>
@@ -4471,7 +4558,7 @@
         <w:t xml:space="preserve">3.4 Predictors of stability</w:t>
       </w:r>
     </w:p>
-    <w:bookmarkStart w:id="48" w:name="dimensional-reduction-characterisation"/>
+    <w:bookmarkStart w:id="52" w:name="dimensional-reduction-characterisation"/>
     <w:p>
       <w:pPr>
         <w:pStyle w:val="Heading3"/>
@@ -4488,10 +4575,10 @@
         <w:tblLook w:firstRow="1" w:lastRow="0" w:firstColumn="0" w:lastColumn="0" w:noHBand="0" w:noVBand="0" w:val="0020"/>
       </w:tblPr>
       <w:tblGrid>
-        <w:gridCol w:w="2061"/>
-        <w:gridCol w:w="1844"/>
-        <w:gridCol w:w="1952"/>
-        <w:gridCol w:w="2061"/>
+        <w:gridCol w:w="2033"/>
+        <w:gridCol w:w="1926"/>
+        <w:gridCol w:w="1926"/>
+        <w:gridCol w:w="2033"/>
       </w:tblGrid>
       <w:tr>
         <w:trPr>
@@ -4764,7 +4851,7 @@
       <w:tr>
         <w:tc>
           <w:tcPr/>
-          <w:bookmarkStart w:id="47" w:name="fig-dim_red"/>
+          <w:bookmarkStart w:id="51" w:name="fig-dim_red"/>
           <w:p>
             <w:pPr>
               <w:pStyle w:val="Compact"/>
@@ -4775,18 +4862,18 @@
                 <wp:inline>
                   <wp:extent cx="5334000" cy="6788727"/>
                   <wp:effectExtent b="0" l="0" r="0" t="0"/>
-                  <wp:docPr descr="" title="" id="45" name="Picture"/>
+                  <wp:docPr descr="" title="" id="49" name="Picture"/>
                   <a:graphic>
                     <a:graphicData uri="http://schemas.openxmlformats.org/drawingml/2006/picture">
                       <pic:pic>
                         <pic:nvPicPr>
-                          <pic:cNvPr descr="figures/fig_dimensional_reduction.png" id="46" name="Picture"/>
+                          <pic:cNvPr descr="figures/fig_dimensional_reduction.png" id="50" name="Picture"/>
                           <pic:cNvPicPr>
                             <a:picLocks noChangeArrowheads="1" noChangeAspect="1"/>
                           </pic:cNvPicPr>
                         </pic:nvPicPr>
                         <pic:blipFill>
-                          <a:blip r:embed="rId44"/>
+                          <a:blip r:embed="rId48"/>
                           <a:stretch>
                             <a:fillRect/>
                           </a:stretch>
@@ -4823,15 +4910,31 @@
               <w:pStyle w:val="ImageCaption"/>
             </w:pPr>
             <w:r>
-              <w:t xml:space="preserve">Figure 5: Figure S1. Characterisation of alternative dimensional-reduction approaches for network structural metrics. (A) Proportion of total variance in the full metric space retained by each representation: cluster medoids, PC-dominant metrics, and retained PC scores (≥80% cumulative variance). (B) Mean absolute pairwise correlation (|r|) among predictors within each representation, quantifying internal redundancy. (C) Effective dimensionality, defined as the number of axes required to explain 80% of variance within each reduced predictor set. Together, these diagnostics illustrate differences in information retention, redundancy, and structural alignment among dimensional-reduction strategies.</w:t>
+              <w:t xml:space="preserve">Figure 6:</w:t>
+            </w:r>
+            <w:r>
+              <w:t xml:space="preserve"> </w:t>
+            </w:r>
+            <w:r>
+              <w:rPr>
+                <w:i/>
+                <w:iCs/>
+              </w:rPr>
+              <w:t xml:space="preserve">Figure S1.</w:t>
+            </w:r>
+            <w:r>
+              <w:t xml:space="preserve"> </w:t>
+            </w:r>
+            <w:r>
+              <w:t xml:space="preserve">Characterisation of alternative dimensional-reduction approaches for network structural metrics. (A) Proportion of total variance in the full metric space retained by each representation: cluster medoids, PC-dominant metrics, and retained PC scores (≥80% cumulative variance). (B) Mean absolute pairwise correlation (|r|) among predictors within each representation, quantifying internal redundancy. (C) Effective dimensionality, defined as the number of axes required to explain 80% of variance within each reduced predictor set. Together, these diagnostics illustrate differences in information retention, redundancy, and structural alignment among dimensional-reduction strategies.</w:t>
             </w:r>
           </w:p>
-          <w:bookmarkEnd w:id="47"/>
+          <w:bookmarkEnd w:id="51"/>
         </w:tc>
       </w:tr>
     </w:tbl>
-    <w:bookmarkEnd w:id="48"/>
-    <w:bookmarkStart w:id="55" w:name="Xc84dddb6d18a1e743db36dc7aa62f328aa8c858"/>
+    <w:bookmarkEnd w:id="52"/>
+    <w:bookmarkStart w:id="59" w:name="Xc84dddb6d18a1e743db36dc7aa62f328aa8c858"/>
     <w:p>
       <w:pPr>
         <w:pStyle w:val="Heading3"/>
@@ -4840,7 +4943,7 @@
         <w:t xml:space="preserve">3.4.2 Predictive Performance Across Structural Representations</w:t>
       </w:r>
     </w:p>
-    <w:bookmarkStart w:id="53" w:name="X7b50f5980f1a92178d840598f85f81221ca9fb6"/>
+    <w:bookmarkStart w:id="57" w:name="X7b50f5980f1a92178d840598f85f81221ca9fb6"/>
     <w:p>
       <w:pPr>
         <w:pStyle w:val="Heading4"/>
@@ -4870,7 +4973,7 @@
       <w:tr>
         <w:tc>
           <w:tcPr/>
-          <w:bookmarkStart w:id="52" w:name="fig-var_pred"/>
+          <w:bookmarkStart w:id="56" w:name="fig-var_pred"/>
           <w:p>
             <w:pPr>
               <w:pStyle w:val="Compact"/>
@@ -4881,18 +4984,18 @@
                 <wp:inline>
                   <wp:extent cx="5334000" cy="6788727"/>
                   <wp:effectExtent b="0" l="0" r="0" t="0"/>
-                  <wp:docPr descr="" title="" id="50" name="Picture"/>
+                  <wp:docPr descr="" title="" id="54" name="Picture"/>
                   <a:graphic>
                     <a:graphicData uri="http://schemas.openxmlformats.org/drawingml/2006/picture">
                       <pic:pic>
                         <pic:nvPicPr>
-                          <pic:cNvPr descr="figures/struct_stability_summ.png" id="51" name="Picture"/>
+                          <pic:cNvPr descr="figures/struct_stability_summ.png" id="55" name="Picture"/>
                           <pic:cNvPicPr>
                             <a:picLocks noChangeArrowheads="1" noChangeAspect="1"/>
                           </pic:cNvPicPr>
                         </pic:nvPicPr>
                         <pic:blipFill>
-                          <a:blip r:embed="rId49"/>
+                          <a:blip r:embed="rId53"/>
                           <a:stretch>
                             <a:fillRect/>
                           </a:stretch>
@@ -4929,15 +5032,15 @@
               <w:pStyle w:val="ImageCaption"/>
             </w:pPr>
             <w:r>
-              <w:t xml:space="preserve">Figure 6: A: Predictive performance of structural representations across stability components. Cross-validated variance explained (R2) for each stability component (facets) under three representations of network structure: fine-scale cluster descriptors, dominant structural metrics, and principal component scores. Points represent mean predictive performance across repeated cross-validation folds; error bars denote ±1 standard deviation. Faceting separates stability components. Differences among representations indicate how the abstraction of structural space influences the strength of structural control across stability facets. B: Regularization structure across stability components and structural representations. Mean elastic-net mixing parameter (α) across repeated cross-validation folds for each stability component and structural representation. Values near zero indicate ridge-like models where predictive signal is distributed across correlated predictors; values near one indicate lasso-like models where a small number of predictors dominate. Faceting highlights how structural abstraction alters the concentration or dispersion of structural influence underlying different facets of stability.</w:t>
+              <w:t xml:space="preserve">Figure 7: A: Predictive performance of structural representations across stability components. Cross-validated variance explained (R2) for each stability component (facets) under three representations of network structure: fine-scale cluster descriptors, dominant structural metrics, and principal component scores. Points represent mean predictive performance across repeated cross-validation folds; error bars denote ±1 standard deviation. Faceting separates stability components. Differences among representations indicate how the abstraction of structural space influences the strength of structural control across stability facets. B: Regularization structure across stability components and structural representations. Mean elastic-net mixing parameter (α) across repeated cross-validation folds for each stability component and structural representation. Values near zero indicate ridge-like models where predictive signal is distributed across correlated predictors; values near one indicate lasso-like models where a small number of predictors dominate. Faceting highlights how structural abstraction alters the concentration or dispersion of structural influence underlying different facets of stability.</w:t>
             </w:r>
           </w:p>
-          <w:bookmarkEnd w:id="52"/>
+          <w:bookmarkEnd w:id="56"/>
         </w:tc>
       </w:tr>
     </w:tbl>
-    <w:bookmarkEnd w:id="53"/>
-    <w:bookmarkStart w:id="54" w:name="structural-drivers-of-stability"/>
+    <w:bookmarkEnd w:id="57"/>
+    <w:bookmarkStart w:id="58" w:name="structural-drivers-of-stability"/>
     <w:p>
       <w:pPr>
         <w:pStyle w:val="Heading4"/>
@@ -4954,9 +5057,9 @@
         <w:t xml:space="preserve">Predictive performance differed substantially across stability components and structural representations, revealing variation in how strongly each facet of stability is encoded in static network architecture. Across all representations, ρ exhibited the strongest structural determination, with the highest cross-validated predictive performance under the multivariate PC representation. This indicates that ρ is most effectively captured as a response to coordinated structural gradients embedded within the network topology. Complexity showed intermediate structural predictability, with highest performance at the fine-scale cluster level. This suggests that complexity is shaped by distributed topological features that are partially lost under structural compression but captured when network heterogeneity is described at higher resolution. Robustness exhibited comparatively weak structural predictability across representations. Although modest improvements were observed under principal component abstraction, overall explanatory power remained low relative to other stability components. This pattern implies that robustness is not strongly determined by static structural descriptors alone and may depend on additional dynamical or context-dependent processes not captured in topology. Importantly, shifts in predictive performance across representations indicate that structural abstraction alters the apparent strength of structural control. Certain stability components become more predictable when topology is expressed as fine-grained metrics, whereas others align more strongly with latent structural gradients. Thus, the representation of network space directly shapes inferences about structural drivers of stability.</w:t>
       </w:r>
     </w:p>
-    <w:bookmarkEnd w:id="54"/>
-    <w:bookmarkEnd w:id="55"/>
-    <w:bookmarkStart w:id="60" w:name="X73913e843a710c2fae54bf48cab233da110fa6d"/>
+    <w:bookmarkEnd w:id="58"/>
+    <w:bookmarkEnd w:id="59"/>
+    <w:bookmarkStart w:id="64" w:name="X73913e843a710c2fae54bf48cab233da110fa6d"/>
     <w:p>
       <w:pPr>
         <w:pStyle w:val="Heading3"/>
@@ -4994,7 +5097,7 @@
       <w:tr>
         <w:tc>
           <w:tcPr/>
-          <w:bookmarkStart w:id="59" w:name="fig-stab_corr"/>
+          <w:bookmarkStart w:id="63" w:name="fig-stab_corr"/>
           <w:p>
             <w:pPr>
               <w:pStyle w:val="Compact"/>
@@ -5005,18 +5108,18 @@
                 <wp:inline>
                   <wp:extent cx="5334000" cy="4444999"/>
                   <wp:effectExtent b="0" l="0" r="0" t="0"/>
-                  <wp:docPr descr="" title="" id="57" name="Picture"/>
+                  <wp:docPr descr="" title="" id="61" name="Picture"/>
                   <a:graphic>
                     <a:graphicData uri="http://schemas.openxmlformats.org/drawingml/2006/picture">
                       <pic:pic>
                         <pic:nvPicPr>
-                          <pic:cNvPr descr="figures/struct_stability_coeff.png" id="58" name="Picture"/>
+                          <pic:cNvPr descr="figures/struct_stability_coeff.png" id="62" name="Picture"/>
                           <pic:cNvPicPr>
                             <a:picLocks noChangeArrowheads="1" noChangeAspect="1"/>
                           </pic:cNvPicPr>
                         </pic:nvPicPr>
                         <pic:blipFill>
-                          <a:blip r:embed="rId56"/>
+                          <a:blip r:embed="rId60"/>
                           <a:stretch>
                             <a:fillRect/>
                           </a:stretch>
@@ -5053,17 +5156,17 @@
               <w:pStyle w:val="ImageCaption"/>
             </w:pPr>
             <w:r>
-              <w:t xml:space="preserve">Figure 7: Standardised structural coefficients linking network predictors to stability components across representations. Elastic-net coefficients extracted from full models after cross-validation. Positive and negative coefficients indicate the direction and magnitude of structural influence. Predictor ordering reflects clustering metadata, and colours denote structural modules or metric groupings. Faceting by stability component and structural representation illustrates how the identity and strength of structural drivers reorganize as network space is represented at different levels of abstraction.</w:t>
+              <w:t xml:space="preserve">Figure 8: Standardised structural coefficients linking network predictors to stability components across representations. Elastic-net coefficients extracted from full models after cross-validation. Positive and negative coefficients indicate the direction and magnitude of structural influence. Predictor ordering reflects clustering metadata, and colours denote structural modules or metric groupings. Faceting by stability component and structural representation illustrates how the identity and strength of structural drivers reorganize as network space is represented at different levels of abstraction.</w:t>
             </w:r>
           </w:p>
-          <w:bookmarkEnd w:id="59"/>
+          <w:bookmarkEnd w:id="63"/>
         </w:tc>
       </w:tr>
     </w:tbl>
-    <w:bookmarkEnd w:id="60"/>
-    <w:bookmarkEnd w:id="61"/>
-    <w:bookmarkEnd w:id="62"/>
-    <w:bookmarkStart w:id="69" w:name="discussion"/>
+    <w:bookmarkEnd w:id="64"/>
+    <w:bookmarkEnd w:id="65"/>
+    <w:bookmarkEnd w:id="66"/>
+    <w:bookmarkStart w:id="73" w:name="discussion"/>
     <w:p>
       <w:pPr>
         <w:pStyle w:val="Heading1"/>
@@ -5092,7 +5195,7 @@
         <w:t xml:space="preserve">structural metric that can be powerful from a biodiversity targets perspective</w:t>
       </w:r>
     </w:p>
-    <w:bookmarkStart w:id="63" w:name="Xaba5ec532fb6845195cb93ccf86bb1feb69a370"/>
+    <w:bookmarkStart w:id="67" w:name="Xaba5ec532fb6845195cb93ccf86bb1feb69a370"/>
     <w:p>
       <w:pPr>
         <w:pStyle w:val="Heading2"/>
@@ -5109,8 +5212,8 @@
         <w:t xml:space="preserve">For more than four decades, the structure–stability debate has oscillated between competing structural descriptors, from connectance and complexity to modularity, omnivory, and trophic redundancy. Early theoretical work, most notably by May, suggested that increasing complexity should destabilise large systems, placing global descriptors such as connectance and interaction density at the centre of the debate. Subsequent empirical and theoretical studies, however, demonstrated stabilising roles for omnivory, weak links, and compartmentalisation (e.g. McCann; Dunne), shifting attention toward pathway-level and geometric properties. Our results suggest that this apparent inconsistency does not arise because some metrics are “wrong,” but because they capture different dimensions of a fundamentally multi-layered architecture. Food-web structure is not a single axis ranging from simple to complex; it is a high-dimensional space in which node composition, pathway routing, geometric constraint, and emergent organisation vary semi-independently. Metrics that have historically been treated as competitors—such as richness, connectance, omnivory, and redundancy—are in fact anchors of distinct structural dimensions. This explains why no single metric consistently predicts “stability” across studies: stability itself is not singular. When studies measure persistence (e.g. secondary extinctions), node-level balance and redundancy dominate. When they measure local stability or damping, path-level coupling and basal channel dominance matter more. When they measure recovery or informational organisation, global heterogeneity and role differentiation become decisive. The search for a universal structural predictor of stability has therefore been misguided—not because structure is unimportant, but because both structure and stability are multidimensional.</w:t>
       </w:r>
     </w:p>
-    <w:bookmarkEnd w:id="63"/>
-    <w:bookmarkStart w:id="64" w:name="X59d7ae37e4176aa163c203d19f94cdfcc256ab1"/>
+    <w:bookmarkEnd w:id="67"/>
+    <w:bookmarkStart w:id="68" w:name="X59d7ae37e4176aa163c203d19f94cdfcc256ab1"/>
     <w:p>
       <w:pPr>
         <w:pStyle w:val="Heading2"/>
@@ -5127,8 +5230,8 @@
         <w:t xml:space="preserve">A persistent challenge in the literature has been that similar metrics sometimes show opposite associations with stability. For example, omnivory has been reported as stabilising in some contexts and destabilising in others. Within our framework, this variability is expected. Path-level coupling (e.g. omnivory motifs) primarily relates to resistance—the containment or diffusion of perturbations—rather than persistence per se. A structure that dampens oscillations may not prevent extinction cascades, and vice versa. Similarly, our finding that richness contributes substantially to structural variance but fails to predict any stability component underscores an important decoupling: network size is not synonymous with robustness. This result aligns with empirical syntheses showing that species richness alone poorly predicts secondary extinction resistance unless accompanied by trophic balance or redundancy. In our analyses, the predator–prey ratio and herbivory—metrics reflecting trophic shape and basal channel dominance—were far stronger determinants of persistence and damping than richness itself. This helps reconcile why biodiversity–stability studies sometimes find positive, neutral, or context-dependent relationships. Richness operates primarily as a geometric scaling variable. Its effect on stability depends on how additional species alter the configuration of energy channels—whether they add redundancy, elongate chains, skew trophic balance, or increase coupling. Without specifying which structural dimension richness modifies, its stability effect is indeterminate.</w:t>
       </w:r>
     </w:p>
-    <w:bookmarkEnd w:id="64"/>
-    <w:bookmarkStart w:id="65" w:name="X2672a5581130aaf002eedcd1c0a12987031a3bf"/>
+    <w:bookmarkEnd w:id="68"/>
+    <w:bookmarkStart w:id="69" w:name="X2672a5581130aaf002eedcd1c0a12987031a3bf"/>
     <w:p>
       <w:pPr>
         <w:pStyle w:val="Heading2"/>
@@ -5145,8 +5248,8 @@
         <w:t xml:space="preserve">Our results contribute to a long-standing tension between the “complexity begets instability” argument and more recent views that diversity enhances resilience. The resolution lies in recognising that different dimensions of complexity influence different stability components. Redundancy and trophic similarity (low MaxSim heterogeneity) enhance persistence by providing functional compensation following species loss. Pathway multiplicity and basal channel dominance regulate resistance by shaping how perturbations propagate. Global organisational heterogeneity (captured by SVD complexity and spectral properties) influences return dynamics by constraining system-wide oscillations and reassembly patterns. In this sense, complexity is neither inherently stabilising nor destabilising. Instead, distinct forms of complexity map onto distinct dynamical outcomes. Connectance, motif structure, redundancy, and informational heterogeneity are not interchangeable proxies for “complexity,” but structurally and mechanistically distinct attributes. By explicitly embedding food-web metrics within an energy-flow hierarchy, our framework reframes biodiversity–stability theory. Stability emerges not from species number alone, but from the configuration of energy channels and the distribution of functional roles across those channels. A bottom-heavy web with balanced predator–prey ratios and differentiated trophic niches may achieve both persistence and damping, even at moderate richness. Conversely, a species-rich but top-heavy or weakly differentiated web may remain fragile.</w:t>
       </w:r>
     </w:p>
-    <w:bookmarkEnd w:id="65"/>
-    <w:bookmarkStart w:id="66" w:name="Xcd8cd6f0ed669353f77975c47c403d00ca78ff9"/>
+    <w:bookmarkEnd w:id="69"/>
+    <w:bookmarkStart w:id="70" w:name="Xcd8cd6f0ed669353f77975c47c403d00ca78ff9"/>
     <w:p>
       <w:pPr>
         <w:pStyle w:val="Heading2"/>
@@ -5163,8 +5266,8 @@
         <w:t xml:space="preserve">A key practical outcome of our analysis is the identification of six structural pillars that capture nearly 85% of the variation in network architecture. Despite starting with 31 commonly used metrics, much of their variance collapses into a smaller number of independent axes. Hierarchical clustering further revealed robust modules corresponding to trophic balance, pathway structure, geometric scale, and redundancy. This dimensional reduction has two important implications. First, it demonstrates that many commonly reported metrics are statistically redundant. Reporting both connectance and L/S, or multiple correlated distance measures, adds little new information. Second, it provides a principled route toward a minimum sufficient descriptor set tailored to ecological questions. Rather than selecting metrics by convention, researchers can select representatives of the relevant structural scale.</w:t>
       </w:r>
     </w:p>
-    <w:bookmarkEnd w:id="66"/>
-    <w:bookmarkStart w:id="67" w:name="Xada8c6c776e637fe9cce3d4170260c732954712"/>
+    <w:bookmarkEnd w:id="70"/>
+    <w:bookmarkStart w:id="71" w:name="Xada8c6c776e637fe9cce3d4170260c732954712"/>
     <w:p>
       <w:pPr>
         <w:pStyle w:val="Heading2"/>
@@ -5181,8 +5284,8 @@
         <w:t xml:space="preserve">If the question concerns extinction cascades or tolerance to species loss (persistence): prioritise node-level balance and redundancy metrics (e.g. predator–prey ratio, herbivory, similarity). If the question concerns perturbation propagation or damping (resistance): focus on path-level and basal-channel metrics (e.g. pathway multiplicity, omnivory, mean distance). If the question concerns recovery dynamics or organisational reassembly (return): emphasise global heterogeneity and spectral measures (e.g. SVD complexity, spectral radius). If the question concerns comparative architecture across systems: use geometric anchors (e.g. richness) but interpret them as scale descriptors rather than stability predictors. This scale-explicit approach shifts the emphasis from asking “Which metric best predicts stability?” to “Which structural dimension corresponds to the stability mechanism of interest?”</w:t>
       </w:r>
     </w:p>
-    <w:bookmarkEnd w:id="67"/>
-    <w:bookmarkStart w:id="68" w:name="limitations-and-future-directions"/>
+    <w:bookmarkEnd w:id="71"/>
+    <w:bookmarkStart w:id="72" w:name="limitations-and-future-directions"/>
     <w:p>
       <w:pPr>
         <w:pStyle w:val="Heading2"/>
@@ -5199,9 +5302,9 @@
         <w:t xml:space="preserve">While our framework clarifies structural dimensionality, it remains grounded in static network topology. Real ecosystems exhibit interaction strengths, temporal variability, adaptive rewiring, and environmental forcing. Incorporating weighted networks and dynamic simulations would strengthen the mechanistic link between structural axes and realised dynamics. Additionally, the separation of persistence, resistance, and return is analytically useful but biologically intertwined. For example, structures that enhance resistance may indirectly support persistence by preventing large cascades. Future work could explore how these components interact across environmental gradients and disturbance regimes. Finally, extending this framework beyond trophic networks to mutualistic, host–parasite, or multilayer networks would test its generality. The energy-flow hierarchy proposed here may represent a broader organising principle of ecological interaction systems.</w:t>
       </w:r>
     </w:p>
-    <w:bookmarkEnd w:id="68"/>
-    <w:bookmarkEnd w:id="69"/>
-    <w:bookmarkStart w:id="72" w:name="conclusion"/>
+    <w:bookmarkEnd w:id="72"/>
+    <w:bookmarkEnd w:id="73"/>
+    <w:bookmarkStart w:id="76" w:name="conclusion"/>
     <w:p>
       <w:pPr>
         <w:pStyle w:val="Heading1"/>
@@ -5239,7 +5342,7 @@
       <w:tr>
         <w:tc>
           <w:tcPr/>
-          <w:bookmarkStart w:id="70" w:name="tbl-metrics"/>
+          <w:bookmarkStart w:id="74" w:name="tbl-metrics"/>
           <w:p>
             <w:pPr>
               <w:jc w:val="center"/>
@@ -5261,10 +5364,10 @@
               <w:tblLook w:firstRow="1" w:lastRow="0" w:firstColumn="0" w:lastColumn="0" w:noHBand="0" w:noVBand="0" w:val="0020"/>
             </w:tblPr>
             <w:tblGrid>
-              <w:gridCol w:w="1926"/>
-              <w:gridCol w:w="1926"/>
-              <w:gridCol w:w="2140"/>
-              <w:gridCol w:w="1926"/>
+              <w:gridCol w:w="1952"/>
+              <w:gridCol w:w="1952"/>
+              <w:gridCol w:w="2061"/>
+              <w:gridCol w:w="1952"/>
             </w:tblGrid>
             <w:tr>
               <w:trPr>
@@ -5664,7 +5767,7 @@
               </w:tc>
             </w:tr>
           </w:tbl>
-          <w:bookmarkEnd w:id="70"/>
+          <w:bookmarkEnd w:id="74"/>
           <w:p/>
         </w:tc>
       </w:tr>
@@ -5703,7 +5806,7 @@
       <w:tr>
         <w:tc>
           <w:tcPr/>
-          <w:bookmarkStart w:id="71" w:name="tbl-classification"/>
+          <w:bookmarkStart w:id="75" w:name="tbl-classification"/>
           <w:p>
             <w:pPr>
               <w:jc w:val="center"/>
@@ -5933,13 +6036,13 @@
               </w:tc>
             </w:tr>
           </w:tbl>
-          <w:bookmarkEnd w:id="71"/>
+          <w:bookmarkEnd w:id="75"/>
           <w:p/>
         </w:tc>
       </w:tr>
     </w:tbl>
-    <w:bookmarkEnd w:id="72"/>
-    <w:bookmarkStart w:id="108" w:name="references"/>
+    <w:bookmarkEnd w:id="76"/>
+    <w:bookmarkStart w:id="112" w:name="references"/>
     <w:p>
       <w:pPr>
         <w:pStyle w:val="Heading1"/>
@@ -5948,8 +6051,8 @@
         <w:t xml:space="preserve">References</w:t>
       </w:r>
     </w:p>
-    <w:bookmarkStart w:id="107" w:name="refs"/>
-    <w:bookmarkStart w:id="74" w:name="X364e9e1ae4fcdffd15c6495ab47a85eeafc0b8c"/>
+    <w:bookmarkStart w:id="111" w:name="refs"/>
+    <w:bookmarkStart w:id="78" w:name="X364e9e1ae4fcdffd15c6495ab47a85eeafc0b8c"/>
     <w:p>
       <w:pPr>
         <w:pStyle w:val="Bibliography"/>
@@ -5969,7 +6072,7 @@
       <w:r>
         <w:t xml:space="preserve"> </w:t>
       </w:r>
-      <w:hyperlink r:id="rId73">
+      <w:hyperlink r:id="rId77">
         <w:r>
           <w:rPr>
             <w:rStyle w:val="Hyperlink"/>
@@ -5997,8 +6100,8 @@
         <w:t xml:space="preserve">108, 3648–3652</w:t>
       </w:r>
     </w:p>
-    <w:bookmarkEnd w:id="74"/>
-    <w:bookmarkStart w:id="76" w:name="ref-thompsonFoodWebsReconciling2012"/>
+    <w:bookmarkEnd w:id="78"/>
+    <w:bookmarkStart w:id="80" w:name="ref-thompsonFoodWebsReconciling2012"/>
     <w:p>
       <w:pPr>
         <w:pStyle w:val="Bibliography"/>
@@ -6034,7 +6137,7 @@
       <w:r>
         <w:t xml:space="preserve"> </w:t>
       </w:r>
-      <w:hyperlink r:id="rId75">
+      <w:hyperlink r:id="rId79">
         <w:r>
           <w:rPr>
             <w:rStyle w:val="Hyperlink"/>
@@ -6062,8 +6165,8 @@
         <w:t xml:space="preserve">27, 689–697</w:t>
       </w:r>
     </w:p>
-    <w:bookmarkEnd w:id="76"/>
-    <w:bookmarkStart w:id="78" w:name="ref-lauEcologicalNetworkMetrics2017"/>
+    <w:bookmarkEnd w:id="80"/>
+    <w:bookmarkStart w:id="82" w:name="ref-lauEcologicalNetworkMetrics2017"/>
     <w:p>
       <w:pPr>
         <w:pStyle w:val="Bibliography"/>
@@ -6099,7 +6202,7 @@
       <w:r>
         <w:t xml:space="preserve"> </w:t>
       </w:r>
-      <w:hyperlink r:id="rId77">
+      <w:hyperlink r:id="rId81">
         <w:r>
           <w:rPr>
             <w:rStyle w:val="Hyperlink"/>
@@ -6127,8 +6230,8 @@
         <w:t xml:space="preserve">8, e01900</w:t>
       </w:r>
     </w:p>
-    <w:bookmarkEnd w:id="78"/>
-    <w:bookmarkStart w:id="80" w:name="ref-vermaatMajorDimensionsFoodweb2009"/>
+    <w:bookmarkEnd w:id="82"/>
+    <w:bookmarkStart w:id="84" w:name="ref-vermaatMajorDimensionsFoodweb2009"/>
     <w:p>
       <w:pPr>
         <w:pStyle w:val="Bibliography"/>
@@ -6164,7 +6267,7 @@
       <w:r>
         <w:t xml:space="preserve"> </w:t>
       </w:r>
-      <w:hyperlink r:id="rId79">
+      <w:hyperlink r:id="rId83">
         <w:r>
           <w:rPr>
             <w:rStyle w:val="Hyperlink"/>
@@ -6192,8 +6295,8 @@
         <w:t xml:space="preserve">90, 278–282</w:t>
       </w:r>
     </w:p>
-    <w:bookmarkEnd w:id="80"/>
-    <w:bookmarkStart w:id="82" w:name="ref-williamsLimitsTrophicLevels2004"/>
+    <w:bookmarkEnd w:id="84"/>
+    <w:bookmarkStart w:id="86" w:name="ref-williamsLimitsTrophicLevels2004"/>
     <w:p>
       <w:pPr>
         <w:pStyle w:val="Bibliography"/>
@@ -6213,7 +6316,7 @@
       <w:r>
         <w:t xml:space="preserve"> </w:t>
       </w:r>
-      <w:hyperlink r:id="rId81">
+      <w:hyperlink r:id="rId85">
         <w:r>
           <w:rPr>
             <w:rStyle w:val="Hyperlink"/>
@@ -6343,8 +6446,8 @@
         <w:t xml:space="preserve">163, 458–468</w:t>
       </w:r>
     </w:p>
-    <w:bookmarkEnd w:id="82"/>
-    <w:bookmarkStart w:id="84" w:name="X781f7e482417d8f33d808967da8cf24a047c245"/>
+    <w:bookmarkEnd w:id="86"/>
+    <w:bookmarkStart w:id="88" w:name="X781f7e482417d8f33d808967da8cf24a047c245"/>
     <w:p>
       <w:pPr>
         <w:pStyle w:val="Bibliography"/>
@@ -6364,7 +6467,7 @@
       <w:r>
         <w:t xml:space="preserve"> </w:t>
       </w:r>
-      <w:hyperlink r:id="rId83">
+      <w:hyperlink r:id="rId87">
         <w:r>
           <w:rPr>
             <w:rStyle w:val="Hyperlink"/>
@@ -6452,8 +6555,8 @@
         <w:t xml:space="preserve">87, 327–340</w:t>
       </w:r>
     </w:p>
-    <w:bookmarkEnd w:id="84"/>
-    <w:bookmarkStart w:id="86" w:name="ref-estradaUsingNetworkCentrality2008"/>
+    <w:bookmarkEnd w:id="88"/>
+    <w:bookmarkStart w:id="90" w:name="ref-estradaUsingNetworkCentrality2008"/>
     <w:p>
       <w:pPr>
         <w:pStyle w:val="Bibliography"/>
@@ -6473,7 +6576,7 @@
       <w:r>
         <w:t xml:space="preserve"> </w:t>
       </w:r>
-      <w:hyperlink r:id="rId85">
+      <w:hyperlink r:id="rId89">
         <w:r>
           <w:rPr>
             <w:rStyle w:val="Hyperlink"/>
@@ -6537,8 +6640,8 @@
         <w:t xml:space="preserve">18, 1810–1825</w:t>
       </w:r>
     </w:p>
-    <w:bookmarkEnd w:id="86"/>
-    <w:bookmarkStart w:id="88" w:name="ref-mccannDiversityStabilityDebate2000"/>
+    <w:bookmarkEnd w:id="90"/>
+    <w:bookmarkStart w:id="92" w:name="ref-mccannDiversityStabilityDebate2000"/>
     <w:p>
       <w:pPr>
         <w:pStyle w:val="Bibliography"/>
@@ -6558,7 +6661,7 @@
       <w:r>
         <w:t xml:space="preserve"> </w:t>
       </w:r>
-      <w:hyperlink r:id="rId87">
+      <w:hyperlink r:id="rId91">
         <w:r>
           <w:rPr>
             <w:rStyle w:val="Hyperlink"/>
@@ -6586,8 +6689,8 @@
         <w:t xml:space="preserve">405, 228–233</w:t>
       </w:r>
     </w:p>
-    <w:bookmarkEnd w:id="88"/>
-    <w:bookmarkStart w:id="90" w:name="X5f45a7a099d08070703fc184810d23dd2e88abd"/>
+    <w:bookmarkEnd w:id="92"/>
+    <w:bookmarkStart w:id="94" w:name="X5f45a7a099d08070703fc184810d23dd2e88abd"/>
     <w:p>
       <w:pPr>
         <w:pStyle w:val="Bibliography"/>
@@ -6607,7 +6710,7 @@
       <w:r>
         <w:t xml:space="preserve"> </w:t>
       </w:r>
-      <w:hyperlink r:id="rId89">
+      <w:hyperlink r:id="rId93">
         <w:r>
           <w:rPr>
             <w:rStyle w:val="Hyperlink"/>
@@ -6659,8 +6762,8 @@
         <w:t xml:space="preserve">393, 440–442</w:t>
       </w:r>
     </w:p>
-    <w:bookmarkEnd w:id="90"/>
-    <w:bookmarkStart w:id="92" w:name="ref-stoufferRobustMeasureFood2006a"/>
+    <w:bookmarkEnd w:id="94"/>
+    <w:bookmarkStart w:id="96" w:name="ref-stoufferRobustMeasureFood2006a"/>
     <w:p>
       <w:pPr>
         <w:pStyle w:val="Bibliography"/>
@@ -6696,7 +6799,7 @@
       <w:r>
         <w:t xml:space="preserve"> </w:t>
       </w:r>
-      <w:hyperlink r:id="rId91">
+      <w:hyperlink r:id="rId95">
         <w:r>
           <w:rPr>
             <w:rStyle w:val="Hyperlink"/>
@@ -6724,8 +6827,8 @@
         <w:t xml:space="preserve">103, 19015–19020</w:t>
       </w:r>
     </w:p>
-    <w:bookmarkEnd w:id="92"/>
-    <w:bookmarkStart w:id="94" w:name="ref-strydomSVDEntropyReveals2021"/>
+    <w:bookmarkEnd w:id="96"/>
+    <w:bookmarkStart w:id="98" w:name="ref-strydomSVDEntropyReveals2021"/>
     <w:p>
       <w:pPr>
         <w:pStyle w:val="Bibliography"/>
@@ -6761,7 +6864,7 @@
       <w:r>
         <w:t xml:space="preserve"> </w:t>
       </w:r>
-      <w:hyperlink r:id="rId93">
+      <w:hyperlink r:id="rId97">
         <w:r>
           <w:rPr>
             <w:rStyle w:val="Hyperlink"/>
@@ -6837,8 +6940,8 @@
         <w:t xml:space="preserve">9</w:t>
       </w:r>
     </w:p>
-    <w:bookmarkEnd w:id="94"/>
-    <w:bookmarkStart w:id="96" w:name="ref-jonssonReliabilityR50Measure2015"/>
+    <w:bookmarkEnd w:id="98"/>
+    <w:bookmarkStart w:id="100" w:name="ref-jonssonReliabilityR50Measure2015"/>
     <w:p>
       <w:pPr>
         <w:pStyle w:val="Bibliography"/>
@@ -6874,7 +6977,7 @@
       <w:r>
         <w:t xml:space="preserve"> </w:t>
       </w:r>
-      <w:hyperlink r:id="rId95">
+      <w:hyperlink r:id="rId99">
         <w:r>
           <w:rPr>
             <w:rStyle w:val="Hyperlink"/>
@@ -6926,8 +7029,8 @@
         <w:t xml:space="preserve">124, 446–457</w:t>
       </w:r>
     </w:p>
-    <w:bookmarkEnd w:id="96"/>
-    <w:bookmarkStart w:id="98" w:name="ref-stoufferEvidenceExistenceRobust2007"/>
+    <w:bookmarkEnd w:id="100"/>
+    <w:bookmarkStart w:id="102" w:name="ref-stoufferEvidenceExistenceRobust2007"/>
     <w:p>
       <w:pPr>
         <w:pStyle w:val="Bibliography"/>
@@ -6963,7 +7066,7 @@
       <w:r>
         <w:t xml:space="preserve"> </w:t>
       </w:r>
-      <w:hyperlink r:id="rId97">
+      <w:hyperlink r:id="rId101">
         <w:r>
           <w:rPr>
             <w:rStyle w:val="Hyperlink"/>
@@ -6991,8 +7094,8 @@
         <w:t xml:space="preserve">274, 1931–1940</w:t>
       </w:r>
     </w:p>
-    <w:bookmarkEnd w:id="98"/>
-    <w:bookmarkStart w:id="100" w:name="ref-miloNetworkMotifsSimple2002"/>
+    <w:bookmarkEnd w:id="102"/>
+    <w:bookmarkStart w:id="104" w:name="ref-miloNetworkMotifsSimple2002"/>
     <w:p>
       <w:pPr>
         <w:pStyle w:val="Bibliography"/>
@@ -7028,7 +7131,7 @@
       <w:r>
         <w:t xml:space="preserve"> </w:t>
       </w:r>
-      <w:hyperlink r:id="rId99">
+      <w:hyperlink r:id="rId103">
         <w:r>
           <w:rPr>
             <w:rStyle w:val="Hyperlink"/>
@@ -7110,8 +7213,8 @@
         <w:t xml:space="preserve">298, 824–827</w:t>
       </w:r>
     </w:p>
-    <w:bookmarkEnd w:id="100"/>
-    <w:bookmarkStart w:id="102" w:name="ref-dunneFoodwebStructureNetwork2002"/>
+    <w:bookmarkEnd w:id="104"/>
+    <w:bookmarkStart w:id="106" w:name="ref-dunneFoodwebStructureNetwork2002"/>
     <w:p>
       <w:pPr>
         <w:pStyle w:val="Bibliography"/>
@@ -7147,7 +7250,7 @@
       <w:r>
         <w:t xml:space="preserve"> </w:t>
       </w:r>
-      <w:hyperlink r:id="rId101">
+      <w:hyperlink r:id="rId105">
         <w:r>
           <w:rPr>
             <w:rStyle w:val="Hyperlink"/>
@@ -7199,8 +7302,8 @@
         <w:t xml:space="preserve">99, 12917–12922</w:t>
       </w:r>
     </w:p>
-    <w:bookmarkEnd w:id="102"/>
-    <w:bookmarkStart w:id="104" w:name="ref-neutelStabilityRealFood2002"/>
+    <w:bookmarkEnd w:id="106"/>
+    <w:bookmarkStart w:id="108" w:name="ref-neutelStabilityRealFood2002"/>
     <w:p>
       <w:pPr>
         <w:pStyle w:val="Bibliography"/>
@@ -7236,7 +7339,7 @@
       <w:r>
         <w:t xml:space="preserve"> </w:t>
       </w:r>
-      <w:hyperlink r:id="rId103">
+      <w:hyperlink r:id="rId107">
         <w:r>
           <w:rPr>
             <w:rStyle w:val="Hyperlink"/>
@@ -7318,8 +7421,8 @@
         <w:t xml:space="preserve">296, 1120–1123</w:t>
       </w:r>
     </w:p>
-    <w:bookmarkEnd w:id="104"/>
-    <w:bookmarkStart w:id="106" w:name="Xd412d50b01317b0aa54d10c40af293c2515ab19"/>
+    <w:bookmarkEnd w:id="108"/>
+    <w:bookmarkStart w:id="110" w:name="Xd412d50b01317b0aa54d10c40af293c2515ab19"/>
     <w:p>
       <w:pPr>
         <w:pStyle w:val="Bibliography"/>
@@ -7339,7 +7442,7 @@
       <w:r>
         <w:t xml:space="preserve"> </w:t>
       </w:r>
-      <w:hyperlink r:id="rId105">
+      <w:hyperlink r:id="rId109">
         <w:r>
           <w:rPr>
             <w:rStyle w:val="Hyperlink"/>
@@ -7367,9 +7470,9 @@
         <w:t xml:space="preserve">25, 393–399</w:t>
       </w:r>
     </w:p>
-    <w:bookmarkEnd w:id="106"/>
-    <w:bookmarkEnd w:id="107"/>
-    <w:bookmarkEnd w:id="108"/>
+    <w:bookmarkEnd w:id="110"/>
+    <w:bookmarkEnd w:id="111"/>
+    <w:bookmarkEnd w:id="112"/>
     <w:sectPr>
       <w:footnotePr>
         <w:numRestart w:val="eachSect"/>

--- a/index.docx
+++ b/index.docx
@@ -7,7 +7,7 @@
         <w:pStyle w:val="Title"/>
       </w:pPr>
       <w:r>
-        <w:t xml:space="preserve">Multiple dimensions of network structure underlie ecological stability</w:t>
+        <w:t xml:space="preserve">Ecological Network Structure Is Multidimensional: Rethinking the Stability Debate</w:t>
       </w:r>
     </w:p>
     <w:p>
@@ -31,7 +31,7 @@
         <w:pStyle w:val="Date"/>
       </w:pPr>
       <w:r>
-        <w:t xml:space="preserve">2026-03-09</w:t>
+        <w:t xml:space="preserve">2026-03-10</w:t>
       </w:r>
     </w:p>
     <w:p>
@@ -47,7 +47,114 @@
         <w:pStyle w:val="Abstract"/>
       </w:pPr>
       <w:r>
-        <w:t xml:space="preserve">Ecological network structure is widely invoked to explain patterns of biodiversity and stability, yet decades of research have produced little consensus on which structural descriptors matter most. We argue that this apparent inconsistency arises not from methodological disagreement, but from a conceptual mismatch: network structure encodes multiple, hierarchically organised aspects of energy flow, each relating to different components of stability. Using a compilation of food webs from XXX, we quantified 31 commonly used structural metrics spanning species roles, interaction pathways, network geometry, and emergent system behaviour. We first used variable clustering and dimensionality reduction to identify dominant axes of structural variation and a non-redundant subset of descriptors. We then interpreted these axes through an energy-flow framework linking structural scale to distinct stability mechanisms: persistence (maintenance of energy flow following species loss), resistance (attenuation of perturbation propagation), and return (reorganisation of pathways following disturbance). Our analyses show that metrics often treated as competing predictors of</w:t>
+        <w:t xml:space="preserve">Ecological networks are commonly characterised using a wide array of structural metrics, yet there remains little consensus on how these descriptors relate to ecological stability. Different studies frequently identify different structural predictors of stability, leading to long-standing debate about the role of network architecture in ecosystem dynamics. One possible explanation is that network structure is not a single property but a multidimensional feature of ecological systems. If so, commonly used metrics may capture different aspects of network organisation rather than alternative measures of the same underlying attribute. Here we test this idea by examining the relationships among thirty widely used food-web metrics across a compilation of empirical networks. We show that these descriptors organise into statistically robust modules that correspond to distinct dimensions of network architecture. Multivariate analyses further reveal that food webs occupy a low-dimensional structural space despite the large number of available metrics. Many commonly used descriptors capture overlapping structural information, whereas others represent independent axes of variation in how trophic interactions are organised. These results suggest that apparent inconsistencies in the structure–stability literature may arise because different studies measure different dimensions of network structure. Rather than asking which single metric predicts stability, analyses of ecological networks may benefit from explicitly considering the multidimensional nature of network architecture. By identifying the major structural domains underlying food-web organisation, this study provides a conceptual framework for interpreting network metrics and for more systematically linking network structure to ecological dynamics.</w:t>
+      </w:r>
+    </w:p>
+    <w:bookmarkStart w:id="9" w:name="introduction"/>
+    <w:p>
+      <w:pPr>
+        <w:pStyle w:val="Heading1"/>
+      </w:pPr>
+      <w:r>
+        <w:t xml:space="preserve">1. Introduction</w:t>
+      </w:r>
+    </w:p>
+    <w:p>
+      <w:pPr>
+        <w:pStyle w:val="BlockText"/>
+      </w:pPr>
+      <w:r>
+        <w:t xml:space="preserve">Which metrics best represent the distinct stages of the energy-flow hierarchy, and do they capture different components of stability?</w:t>
+      </w:r>
+    </w:p>
+    <w:p>
+      <w:pPr>
+        <w:pStyle w:val="BlockText"/>
+      </w:pPr>
+      <w:r>
+        <w:t xml:space="preserve">Food web structure self-organises into process-level modules, and those modules govern different components of stability.</w:t>
+      </w:r>
+    </w:p>
+    <w:p>
+      <w:pPr>
+        <w:pStyle w:val="BlockText"/>
+      </w:pPr>
+      <w:r>
+        <w:t xml:space="preserve">Food web architecture is organised into emergent structural process modules, and different modules regulate different components of ecological stability.</w:t>
+      </w:r>
+    </w:p>
+    <w:p>
+      <w:pPr>
+        <w:pStyle w:val="BlockText"/>
+      </w:pPr>
+      <w:r>
+        <w:t xml:space="preserve">Food web metrics self-organise into structural process modules, these modules define network space, and different modules regulate different stability components.</w:t>
+      </w:r>
+    </w:p>
+    <w:p>
+      <w:pPr>
+        <w:pStyle w:val="BlockText"/>
+      </w:pPr>
+      <w:r>
+        <w:t xml:space="preserve">Should we be looking at if different metrics scale predictably with each other?</w:t>
+      </w:r>
+    </w:p>
+    <w:p>
+      <w:pPr>
+        <w:pStyle w:val="BlockText"/>
+      </w:pPr>
+      <w:r>
+        <w:t xml:space="preserve">Emergent property (thinking like the cool tensor work/dynamic models) vs static metrics (using one measure of structure)</w:t>
+      </w:r>
+    </w:p>
+    <w:p>
+      <w:pPr>
+        <w:pStyle w:val="FirstParagraph"/>
+      </w:pPr>
+      <w:r>
+        <w:t xml:space="preserve">Ecological networks are commonly characterised using a large and diverse set of structural metrics, yet there remains little consensus on how these metrics should be interpreted or compared across studies</w:t>
+      </w:r>
+      <w:r>
+        <w:t xml:space="preserve"> </w:t>
+      </w:r>
+      <w:r>
+        <w:t xml:space="preserve">[1,2]</w:t>
+      </w:r>
+      <w:r>
+        <w:t xml:space="preserve">. Measures of connectance, trophic level, modularity, omnivory, motif structure, and many others are routinely invoked as indicators of ecosystem organisation or stability. However, these descriptors often covary strongly, capture overlapping information, or reflect different scales of network organisation. As a result, studies using different subsets of metrics frequently arrive at conflicting conclusions about the relationship between network structure and ecological stability.</w:t>
+      </w:r>
+    </w:p>
+    <w:p>
+      <w:pPr>
+        <w:pStyle w:val="BodyText"/>
+      </w:pPr>
+      <w:r>
+        <w:t xml:space="preserve">One explanation for this inconsistency is that network structure is fundamentally multidimensional. Rather than representing a single property of ecosystems, structural metrics may capture different aspects of how interactions are organised and how energy moves through ecological systems. If this is the case, then individual metrics should not be expected to provide a universal predictor of stability. Instead, they may represent distinct dimensions of structural organisation that relate to different ecological mechanisms. Despite this possibility, most studies treat structural descriptors independently or select a small subset based on convention or data availability. Relatively few attempts have been made to examine whether commonly used network metrics organise into a smaller set of coherent structural dimensions that define the underlying space of ecological network architecture.</w:t>
+      </w:r>
+    </w:p>
+    <w:p>
+      <w:pPr>
+        <w:pStyle w:val="BodyText"/>
+      </w:pPr>
+      <w:r>
+        <w:t xml:space="preserve">Ecological stability is likewise not a single property but a collection of related dynamical behaviours [Pimm 1984;</w:t>
+      </w:r>
+      <w:r>
+        <w:t xml:space="preserve"> </w:t>
+      </w:r>
+      <w:r>
+        <w:t xml:space="preserve">[3]</w:t>
+      </w:r>
+      <w:r>
+        <w:t xml:space="preserve">]. Different studies have emphasised different stability components, including the persistence of species [REF], the resistance of communities to disturbance [REF], and the speed with which systems recover following perturbation [REF]. These processes reflect distinct aspects of ecosystem dynamics and may depend on different features of network structure. From an energy-flow perspective, three stability mechanisms are particularly relevant: persistence, resistance, and return. Persistence refers to the continued maintenance of energy flow and species presence following species loss or environmental change. Resistance describes the degree to which disturbances propagate through ecological interactions, potentially amplifying or dampening perturbations. Return captures the capacity of a system to reorganise and re-establish stable interaction patterns following disturbance. Because these mechanisms operate through different ecological processes, they may be expected to depend on different aspects of network architecture. Structural features related to species roles and redundancy may influence persistence, whereas properties governing interaction pathways and network organisation may affect disturbance propagation or recovery dynamics.</w:t>
+      </w:r>
+    </w:p>
+    <w:p>
+      <w:pPr>
+        <w:pStyle w:val="BodyText"/>
+      </w:pPr>
+      <w:r>
+        <w:t xml:space="preserve">Within this framework, metrics that are often treated as competing predictors of</w:t>
       </w:r>
       <w:r>
         <w:t xml:space="preserve"> </w:t>
@@ -59,566 +166,55 @@
         <w:t xml:space="preserve"> </w:t>
       </w:r>
       <w:r>
-        <w:t xml:space="preserve">instead load onto different structural dimensions and relate to different stability components. Redundancy and species-role metrics primarily align with persistence, pathway and motif-based metrics with resistance, and global organisational measures with return dynamics. By explicitly mapping network structure to stability mechanisms, our results reconcile conflicting findings in the structure–stability literature and provide a principled framework for selecting network metrics based on ecological question and scale, rather than convention.</w:t>
-      </w:r>
-    </w:p>
-    <w:bookmarkStart w:id="12" w:name="introduction"/>
+        <w:t xml:space="preserve">instead emerge as complementary descriptors of different stability mechanisms</w:t>
+      </w:r>
+      <w:r>
+        <w:t xml:space="preserve"> </w:t>
+      </w:r>
+      <w:r>
+        <w:t xml:space="preserve">[4]</w:t>
+      </w:r>
+      <w:r>
+        <w:t xml:space="preserve">. Node-level metrics primarily relate to persistence, path-level metrics to resistance, and global organisational metrics to return dynamics. Some descriptors span multiple scales, reflecting the coupling between structural organisation and emergent behaviour</w:t>
+      </w:r>
+      <w:r>
+        <w:t xml:space="preserve"> </w:t>
+      </w:r>
+      <w:r>
+        <w:t xml:space="preserve">[5]</w:t>
+      </w:r>
+      <w:r>
+        <w:t xml:space="preserve">. This perspective provides a mechanistic explanation for why studies using different network metrics frequently report contrasting structure–stability relationships. Rather than reflecting inconsistency or redundancy, these differences arise because different metrics implicitly target different components of stability</w:t>
+      </w:r>
+      <w:r>
+        <w:t xml:space="preserve"> </w:t>
+      </w:r>
+      <w:r>
+        <w:t xml:space="preserve">[2]</w:t>
+      </w:r>
+      <w:r>
+        <w:t xml:space="preserve">. By explicitly linking structural scale, energy flow, and stability mechanism, this framework provides a principled basis for interpreting network metrics and for selecting descriptors that align with specific ecological questions.</w:t>
+      </w:r>
+    </w:p>
+    <w:p>
+      <w:pPr>
+        <w:pStyle w:val="BodyText"/>
+      </w:pPr>
+      <w:r>
+        <w:t xml:space="preserve">Here we investigate whether the large number of structural metrics used to characterise food webs can be reduced to a smaller set of coherent structural dimensions, and whether these dimensions relate to different components of ecological stability. Using a compilation of empirical food webs, we quantified a broad suite of commonly used network descriptors spanning species roles, interaction pathways, and global network organisation. We first examined whether these metrics self-organise into statistically robust modules based on their covariation across ecosystems. We then evaluated how these modules align with dominant multivariate axes of structural variation. Finally, we compared alternative representations of network structure to assess how different structural dimensions relate to three stability properties: robustness to species loss, spectral radius, and structural complexity. By explicitly mapping the multivariate structure of network architecture to stability outcomes, this analysis provides a principled framework for interpreting network metrics and for selecting structural descriptors that match specific ecological questions.</w:t>
+      </w:r>
+    </w:p>
+    <w:bookmarkEnd w:id="9"/>
+    <w:bookmarkStart w:id="20" w:name="materials-methods"/>
     <w:p>
       <w:pPr>
         <w:pStyle w:val="Heading1"/>
       </w:pPr>
       <w:r>
-        <w:t xml:space="preserve">1. Introduction</w:t>
-      </w:r>
-    </w:p>
-    <w:p>
-      <w:pPr>
-        <w:pStyle w:val="BlockText"/>
-      </w:pPr>
-      <w:r>
-        <w:t xml:space="preserve">Which metrics best represent the distinct stages of the energy-flow hierarchy, and do they capture different components of stability?</w:t>
-      </w:r>
-    </w:p>
-    <w:p>
-      <w:pPr>
-        <w:pStyle w:val="BlockText"/>
-      </w:pPr>
-      <w:r>
-        <w:t xml:space="preserve">Food web structure self-organises into process-level modules, and those modules govern different components of stability.</w:t>
-      </w:r>
-    </w:p>
-    <w:p>
-      <w:pPr>
-        <w:pStyle w:val="BlockText"/>
-      </w:pPr>
-      <w:r>
-        <w:t xml:space="preserve">Food web architecture is organised into emergent structural process modules, and different modules regulate different components of ecological stability.</w:t>
-      </w:r>
-    </w:p>
-    <w:p>
-      <w:pPr>
-        <w:pStyle w:val="BlockText"/>
-      </w:pPr>
-      <w:r>
-        <w:t xml:space="preserve">Food web metrics self-organise into structural process modules, these modules define network space, and different modules regulate different stability components.</w:t>
-      </w:r>
-    </w:p>
-    <w:p>
-      <w:pPr>
-        <w:pStyle w:val="BlockText"/>
-      </w:pPr>
-      <w:r>
-        <w:t xml:space="preserve">Should we be looking at if different metrics scale predictably with each other?</w:t>
-      </w:r>
-    </w:p>
-    <w:p>
-      <w:pPr>
-        <w:pStyle w:val="BlockText"/>
-      </w:pPr>
-      <w:r>
-        <w:t xml:space="preserve">Emergent property (thinking like the cool tensor work/dynamic models) vs static metrics (using one measure of structure)</w:t>
-      </w:r>
-    </w:p>
-    <w:p>
-      <w:pPr>
-        <w:pStyle w:val="FirstParagraph"/>
-      </w:pPr>
-      <w:r>
-        <w:t xml:space="preserve">Ecological networks are commonly characterised using a large and diverse set of structural metrics, yet there remains little consensus on how these metrics should be interpreted or compared across studies (Vermaat et al. 2009; Lau et al. 2017). We argue that this difficulty arises because network structure is not a single property, but a hierarchy of interrelated components that encode different aspects of how energy moves through an ecosystem (Ulanowicz 1986; Thompson et al. 2012). Metrics derived at different structural scales therefore capture different ecological processes and, consequently, relate to different components of stability. Making these distinctions explicit is essential for interpreting patterns of structure–stability relationships.</w:t>
-      </w:r>
-    </w:p>
-    <w:bookmarkStart w:id="9" w:name="X813d914a5c3766fc1e814344b1cb0e61a2b7b95"/>
-    <w:p>
-      <w:pPr>
-        <w:pStyle w:val="Heading3"/>
-      </w:pPr>
-      <w:r>
-        <w:t xml:space="preserve">1.0.1 Structural scale and the organisation of energy flow</w:t>
-      </w:r>
-    </w:p>
-    <w:p>
-      <w:pPr>
-        <w:pStyle w:val="FirstParagraph"/>
-      </w:pPr>
-      <w:r>
-        <w:t xml:space="preserve">We conceptualise food-web structure as organised across four hierarchical structural scales: node-level, path-level, network geometry, and emergent system behaviour (Pimm 1982; Cohen et al. 1990; Vermaat et al. 2009). These scales reflect increasing levels of integration, progressing from individual species roles to whole-network dynamics.</w:t>
-      </w:r>
-    </w:p>
-    <w:p>
-      <w:pPr>
-        <w:pStyle w:val="BodyText"/>
-      </w:pPr>
-      <w:r>
-        <w:rPr>
-          <w:b/>
-          <w:bCs/>
-        </w:rPr>
-        <w:t xml:space="preserve">Node-level structure:</w:t>
-      </w:r>
-      <w:r>
-        <w:t xml:space="preserve"> </w:t>
-      </w:r>
-      <w:r>
-        <w:t xml:space="preserve">describes the properties and roles of individual species within the network. Metrics such as trophic position, basal and top species proportions, centrality, and trophic similarity capture how energy enters the system, which species process or redistribute that energy, and the degree of functional redundancy among taxa (Yodzis &amp; Winemiller 1999; Estrada 2007; Allesina &amp; Pascual 2009). At this scale, structure primarily reflects who participates in energy transfer and whether alternative species can compensate for local losses, a long-standing mechanism proposed to underpin persistence in complex ecosystems (McCann 2000).</w:t>
-      </w:r>
-    </w:p>
-    <w:p>
-      <w:pPr>
-        <w:pStyle w:val="BodyText"/>
-      </w:pPr>
-      <w:r>
-        <w:rPr>
-          <w:b/>
-          <w:bCs/>
-        </w:rPr>
-        <w:t xml:space="preserve">Path-level structure</w:t>
-      </w:r>
-      <w:r>
-        <w:t xml:space="preserve">: describes how energy is routed through sequences of interactions linking species. Metrics such as food chain length, omnivory, motifs, loops, and prey–predator ratios capture the coupling of energy channels and the multiplicity of pathways connecting basal resources to higher trophic levels (Pimm &amp; Lawton 1977; McCann et al. 1998; Stouffer &amp; Bascompte 2011). This scale reflects how energy moves through the network and how perturbations may be transmitted across species, with particular pathway configurations either amplifying or diffusing disturbance effects (Neutel et al. 2002; Rooney et al. 2006).</w:t>
-      </w:r>
-    </w:p>
-    <w:p>
-      <w:pPr>
-        <w:pStyle w:val="BodyText"/>
-      </w:pPr>
-      <w:r>
-        <w:rPr>
-          <w:b/>
-          <w:bCs/>
-        </w:rPr>
-        <w:t xml:space="preserve">Network geometry</w:t>
-      </w:r>
-      <w:r>
-        <w:t xml:space="preserve">: captures the global arrangement and constraints of interactions, including link density, connectance, clustering, modularity, intervality, and network distances (Dunne et al. 2002; Stouffer et al. 2006; Delmas et al. 2019). These properties define the overall “shape” of the food web and constrain which pathways are available for energy flow. Geometric organisation has been shown to influence the containment of perturbations, for example through compartmentalisation that limits the spread of local disturbances</w:t>
-      </w:r>
-      <w:r>
-        <w:t xml:space="preserve"> </w:t>
-      </w:r>
-      <w:r>
-        <w:t xml:space="preserve">[1]</w:t>
-      </w:r>
-      <w:r>
-        <w:t xml:space="preserve">.</w:t>
-      </w:r>
-    </w:p>
-    <w:p>
-      <w:pPr>
-        <w:pStyle w:val="BodyText"/>
-      </w:pPr>
-      <w:r>
-        <w:rPr>
-          <w:b/>
-          <w:bCs/>
-        </w:rPr>
-        <w:t xml:space="preserve">Emergent system-level behaviour</w:t>
-      </w:r>
-      <w:r>
-        <w:t xml:space="preserve">: reflects the collective dynamical properties that arise from the interaction of nodes, paths, and geometry. Metrics such as spectral radius, SVD complexity, and robustness capture properties that cannot be attributed to individual species or interactions alone, but instead describe the system’s overall capacity to absorb, reorganise, or amplify perturbations (May 1972; Staniczenko et al. 2013; Strydom et al. 2021).</w:t>
-      </w:r>
-    </w:p>
-    <w:p>
-      <w:pPr>
-        <w:pStyle w:val="BodyText"/>
-      </w:pPr>
-      <w:r>
-        <w:t xml:space="preserve">Together, these structural scales form a causal hierarchy: species roles give rise to interaction pathways, which are embedded within a global network geometry, from which emergent dynamical behaviour arises.</w:t>
-      </w:r>
-    </w:p>
-    <w:bookmarkEnd w:id="9"/>
-    <w:bookmarkStart w:id="10" w:name="stability-as-a-multi-component-property"/>
-    <w:p>
-      <w:pPr>
-        <w:pStyle w:val="Heading3"/>
-      </w:pPr>
-      <w:r>
-        <w:t xml:space="preserve">1.0.2 Stability as a multi-component property</w:t>
-      </w:r>
-    </w:p>
-    <w:p>
-      <w:pPr>
-        <w:pStyle w:val="FirstParagraph"/>
-      </w:pPr>
-      <w:r>
-        <w:t xml:space="preserve">Stability is often treated as a single outcome, yet ecological theory has long recognised that it comprises multiple, distinct components (Pimm 1984; Ives &amp; Carpenter 2007). Here, we focus on three complementary stability mechanisms that are directly interpretable in terms of energy flow: persistence, resistance, and return.</w:t>
-      </w:r>
-    </w:p>
-    <w:p>
-      <w:pPr>
-        <w:pStyle w:val="BodyText"/>
-      </w:pPr>
-      <w:r>
-        <w:rPr>
-          <w:b/>
-          <w:bCs/>
-        </w:rPr>
-        <w:t xml:space="preserve">Persistence</w:t>
-      </w:r>
-      <w:r>
-        <w:t xml:space="preserve">: refers to the continued ability of the system to sustain energy flow following species loss or disturbance. Structures that promote redundancy, multiple basal inputs, and functional overlap among species enhance persistence by ensuring that energy can continue to enter and circulate within the network even when individual components are removed (McCann 2000; Dunne et al. 2002; Jonsson et al. 2015).</w:t>
-      </w:r>
-    </w:p>
-    <w:p>
-      <w:pPr>
-        <w:pStyle w:val="BodyText"/>
-      </w:pPr>
-      <w:r>
-        <w:rPr>
-          <w:b/>
-          <w:bCs/>
-        </w:rPr>
-        <w:t xml:space="preserve">Resistance</w:t>
-      </w:r>
-      <w:r>
-        <w:t xml:space="preserve">: describes the extent to which perturbations are attenuated or contained rather than propagating through the network. Path-level structures such as omnivory, short chains, motifs, and modular organisation can diffuse or localise disturbances, reducing the likelihood that local perturbations escalate into system-wide effects (McCann et al. 1998; Neutel et al. 2002; Stouffer &amp; Bascompte 2011).</w:t>
-      </w:r>
-    </w:p>
-    <w:p>
-      <w:pPr>
-        <w:pStyle w:val="BodyText"/>
-      </w:pPr>
-      <w:r>
-        <w:rPr>
-          <w:b/>
-          <w:bCs/>
-        </w:rPr>
-        <w:t xml:space="preserve">Return</w:t>
-      </w:r>
-      <w:r>
-        <w:t xml:space="preserve">: captures the capacity of the system to reorganise or recover following disturbance, including the re-establishment of interaction pathways and the damping of oscillations. Emergent properties linked to global organisation and heterogeneity, such as spectral radius and structural complexity, reflect constraints on system-wide dynamics and influence the speed and manner with which a system returns to equilibrium or a new stable configuration (May 1972; Ulanowicz 2001; Staniczenko et al. 2013).</w:t>
-      </w:r>
-    </w:p>
-    <w:p>
-      <w:pPr>
-        <w:pStyle w:val="BodyText"/>
-      </w:pPr>
-      <w:r>
-        <w:t xml:space="preserve">Crucially, these stability components operate at different structural scales and are not expected to respond uniformly to the same network properties.</w:t>
-      </w:r>
-    </w:p>
-    <w:bookmarkEnd w:id="10"/>
-    <w:bookmarkStart w:id="11" w:name="Xc5292aded3c9c49e9dc492f6d067058745f1a25"/>
-    <w:p>
-      <w:pPr>
-        <w:pStyle w:val="Heading3"/>
-      </w:pPr>
-      <w:r>
-        <w:t xml:space="preserve">1.0.3 Implications for interpreting network metrics</w:t>
-      </w:r>
-    </w:p>
-    <w:p>
-      <w:pPr>
-        <w:pStyle w:val="FirstParagraph"/>
-      </w:pPr>
-      <w:r>
-        <w:t xml:space="preserve">Within this framework, metrics that are often treated as competing predictors of</w:t>
-      </w:r>
-      <w:r>
-        <w:t xml:space="preserve"> </w:t>
-      </w:r>
-      <w:r>
-        <w:t xml:space="preserve">‘stability’</w:t>
-      </w:r>
-      <w:r>
-        <w:t xml:space="preserve"> </w:t>
-      </w:r>
-      <w:r>
-        <w:t xml:space="preserve">instead emerge as complementary descriptors of different stability mechanisms</w:t>
-      </w:r>
-      <w:r>
-        <w:t xml:space="preserve"> </w:t>
-      </w:r>
-      <w:r>
-        <w:t xml:space="preserve">[2]</w:t>
-      </w:r>
-      <w:r>
-        <w:t xml:space="preserve">. Node-level metrics primarily relate to persistence, path-level metrics to resistance, and global organisational metrics to return dynamics. Some descriptors span multiple scales, reflecting the coupling between structural organisation and emergent behaviour (Allesina &amp; Tang 2012).</w:t>
-      </w:r>
-    </w:p>
-    <w:p>
-      <w:pPr>
-        <w:pStyle w:val="BodyText"/>
-      </w:pPr>
-      <w:r>
-        <w:t xml:space="preserve">This perspective provides a mechanistic explanation for why studies using different network metrics frequently report contrasting structure–stability relationships. Rather than reflecting inconsistency or redundancy, these differences arise because different metrics implicitly target different components of stability</w:t>
-      </w:r>
-      <w:r>
-        <w:t xml:space="preserve"> </w:t>
-      </w:r>
-      <w:r>
-        <w:t xml:space="preserve">[3]</w:t>
-      </w:r>
-      <w:r>
-        <w:t xml:space="preserve">. By explicitly linking structural scale, energy flow, and stability mechanism, this framework provides a principled basis for interpreting network metrics and for selecting descriptors that align with specific ecological questions.</w:t>
-      </w:r>
-    </w:p>
-    <w:p>
-      <w:pPr>
-        <w:pStyle w:val="TableCaption"/>
-      </w:pPr>
-      <w:r>
-        <w:t xml:space="preserve">Words</w:t>
-      </w:r>
-    </w:p>
-    <w:tbl>
-      <w:tblPr>
-        <w:tblStyle w:val="Table"/>
-        <w:tblW w:type="pct" w:w="5000"/>
-        <w:tblLayout w:type="fixed"/>
-        <w:tblLook w:firstRow="1" w:lastRow="0" w:firstColumn="0" w:lastColumn="0" w:noHBand="0" w:noVBand="0" w:val="0020"/>
-        <w:tblCaption w:val="Words"/>
-      </w:tblPr>
-      <w:tblGrid>
-        <w:gridCol w:w="1980"/>
-        <w:gridCol w:w="1980"/>
-        <w:gridCol w:w="1980"/>
-        <w:gridCol w:w="1980"/>
-      </w:tblGrid>
-      <w:tr>
-        <w:trPr>
-          <w:tblHeader w:val="on"/>
-        </w:trPr>
-        <w:tc>
-          <w:tcPr/>
-          <w:p>
-            <w:pPr>
-              <w:pStyle w:val="Compact"/>
-            </w:pPr>
-            <w:r>
-              <w:t xml:space="preserve">Structural scale</w:t>
-            </w:r>
-          </w:p>
-        </w:tc>
-        <w:tc>
-          <w:tcPr/>
-          <w:p>
-            <w:pPr>
-              <w:pStyle w:val="Compact"/>
-            </w:pPr>
-            <w:r>
-              <w:t xml:space="preserve">What it encodes</w:t>
-            </w:r>
-          </w:p>
-        </w:tc>
-        <w:tc>
-          <w:tcPr/>
-          <w:p>
-            <w:pPr>
-              <w:pStyle w:val="Compact"/>
-            </w:pPr>
-            <w:r>
-              <w:t xml:space="preserve">Energy-flow interpretation</w:t>
-            </w:r>
-          </w:p>
-        </w:tc>
-        <w:tc>
-          <w:tcPr/>
-          <w:p>
-            <w:pPr>
-              <w:pStyle w:val="Compact"/>
-            </w:pPr>
-            <w:r>
-              <w:t xml:space="preserve">Stability component</w:t>
-            </w:r>
-          </w:p>
-        </w:tc>
-      </w:tr>
-      <w:tr>
-        <w:tc>
-          <w:tcPr/>
-          <w:p>
-            <w:pPr>
-              <w:pStyle w:val="Compact"/>
-            </w:pPr>
-            <w:r>
-              <w:t xml:space="preserve">Node</w:t>
-            </w:r>
-          </w:p>
-        </w:tc>
-        <w:tc>
-          <w:tcPr/>
-          <w:p>
-            <w:pPr>
-              <w:pStyle w:val="Compact"/>
-            </w:pPr>
-            <w:r>
-              <w:t xml:space="preserve">Species roles and redundancy</w:t>
-            </w:r>
-          </w:p>
-        </w:tc>
-        <w:tc>
-          <w:tcPr/>
-          <w:p>
-            <w:pPr>
-              <w:pStyle w:val="Compact"/>
-            </w:pPr>
-            <w:r>
-              <w:t xml:space="preserve">Who handles energy</w:t>
-            </w:r>
-          </w:p>
-        </w:tc>
-        <w:tc>
-          <w:tcPr/>
-          <w:p>
-            <w:pPr>
-              <w:pStyle w:val="Compact"/>
-            </w:pPr>
-            <w:r>
-              <w:t xml:space="preserve">Persistence (can energy still enter and move?)</w:t>
-            </w:r>
-          </w:p>
-        </w:tc>
-      </w:tr>
-      <w:tr>
-        <w:tc>
-          <w:tcPr/>
-          <w:p>
-            <w:pPr>
-              <w:pStyle w:val="Compact"/>
-            </w:pPr>
-            <w:r>
-              <w:t xml:space="preserve">Path</w:t>
-            </w:r>
-          </w:p>
-        </w:tc>
-        <w:tc>
-          <w:tcPr/>
-          <w:p>
-            <w:pPr>
-              <w:pStyle w:val="Compact"/>
-            </w:pPr>
-            <w:r>
-              <w:t xml:space="preserve">Energy routing and coupling</w:t>
-            </w:r>
-          </w:p>
-        </w:tc>
-        <w:tc>
-          <w:tcPr/>
-          <w:p>
-            <w:pPr>
-              <w:pStyle w:val="Compact"/>
-            </w:pPr>
-            <w:r>
-              <w:t xml:space="preserve">How energy moves</w:t>
-            </w:r>
-          </w:p>
-        </w:tc>
-        <w:tc>
-          <w:tcPr/>
-          <w:p>
-            <w:pPr>
-              <w:pStyle w:val="Compact"/>
-            </w:pPr>
-            <w:r>
-              <w:t xml:space="preserve">Resistance (does disturbance spread?)</w:t>
-            </w:r>
-          </w:p>
-        </w:tc>
-      </w:tr>
-      <w:tr>
-        <w:tc>
-          <w:tcPr/>
-          <w:p>
-            <w:pPr>
-              <w:pStyle w:val="Compact"/>
-            </w:pPr>
-            <w:r>
-              <w:t xml:space="preserve">Geometry</w:t>
-            </w:r>
-          </w:p>
-        </w:tc>
-        <w:tc>
-          <w:tcPr/>
-          <w:p>
-            <w:pPr>
-              <w:pStyle w:val="Compact"/>
-            </w:pPr>
-            <w:r>
-              <w:t xml:space="preserve">Network constraints and organisation</w:t>
-            </w:r>
-          </w:p>
-        </w:tc>
-        <w:tc>
-          <w:tcPr/>
-          <w:p>
-            <w:pPr>
-              <w:pStyle w:val="Compact"/>
-            </w:pPr>
-            <w:r>
-              <w:t xml:space="preserve">Where energy can go</w:t>
-            </w:r>
-          </w:p>
-        </w:tc>
-        <w:tc>
-          <w:tcPr/>
-          <w:p>
-            <w:pPr>
-              <w:pStyle w:val="Compact"/>
-            </w:pPr>
-            <w:r>
-              <w:t xml:space="preserve">Containment / buffering</w:t>
-            </w:r>
-          </w:p>
-        </w:tc>
-      </w:tr>
-      <w:tr>
-        <w:tc>
-          <w:tcPr/>
-          <w:p>
-            <w:pPr>
-              <w:pStyle w:val="Compact"/>
-            </w:pPr>
-            <w:r>
-              <w:t xml:space="preserve">Behaviour</w:t>
-            </w:r>
-          </w:p>
-        </w:tc>
-        <w:tc>
-          <w:tcPr/>
-          <w:p>
-            <w:pPr>
-              <w:pStyle w:val="Compact"/>
-            </w:pPr>
-            <w:r>
-              <w:t xml:space="preserve">Emergent dynamics</w:t>
-            </w:r>
-          </w:p>
-        </w:tc>
-        <w:tc>
-          <w:tcPr/>
-          <w:p>
-            <w:pPr>
-              <w:pStyle w:val="Compact"/>
-            </w:pPr>
-            <w:r>
-              <w:t xml:space="preserve">How energy reorganizes</w:t>
-            </w:r>
-          </w:p>
-        </w:tc>
-        <w:tc>
-          <w:tcPr/>
-          <w:p>
-            <w:pPr>
-              <w:pStyle w:val="Compact"/>
-            </w:pPr>
-            <w:r>
-              <w:t xml:space="preserve">Return / reassembly</w:t>
-            </w:r>
-          </w:p>
-        </w:tc>
-      </w:tr>
-    </w:tbl>
-    <w:bookmarkEnd w:id="11"/>
-    <w:bookmarkEnd w:id="12"/>
-    <w:bookmarkStart w:id="23" w:name="materials-methods"/>
-    <w:p>
-      <w:pPr>
-        <w:pStyle w:val="Heading1"/>
-      </w:pPr>
-      <w:r>
         <w:t xml:space="preserve">2. Materials &amp; Methods</w:t>
       </w:r>
     </w:p>
-    <w:bookmarkStart w:id="14" w:name="data-compilation"/>
+    <w:bookmarkStart w:id="11" w:name="data-compilation"/>
     <w:p>
       <w:pPr>
         <w:pStyle w:val="Heading2"/>
@@ -662,7 +258,7 @@
       <w:tr>
         <w:tc>
           <w:tcPr/>
-          <w:bookmarkStart w:id="13" w:name="tbl-properties"/>
+          <w:bookmarkStart w:id="10" w:name="tbl-properties"/>
           <w:p>
             <w:pPr>
               <w:jc w:val="center"/>
@@ -679,7 +275,7 @@
               <w:t xml:space="preserve"> </w:t>
             </w:r>
             <w:r>
-              <w:t xml:space="preserve">[4]</w:t>
+              <w:t xml:space="preserve">[1]</w:t>
             </w:r>
             <w:r>
               <w:t xml:space="preserve"> </w:t>
@@ -691,7 +287,7 @@
               <w:t xml:space="preserve"> </w:t>
             </w:r>
             <w:r>
-              <w:t xml:space="preserve">[2]</w:t>
+              <w:t xml:space="preserve">[4]</w:t>
             </w:r>
             <w:r>
               <w:t xml:space="preserve"> </w:t>
@@ -1322,7 +918,7 @@
                     <w:jc w:val="center"/>
                   </w:pPr>
                   <w:r>
-                    <w:t xml:space="preserve">[5]</w:t>
+                    <w:t xml:space="preserve">[6]</w:t>
                   </w:r>
                 </w:p>
               </w:tc>
@@ -1372,7 +968,7 @@
                     <w:jc w:val="center"/>
                   </w:pPr>
                   <w:r>
-                    <w:t xml:space="preserve">[6]</w:t>
+                    <w:t xml:space="preserve">[7]</w:t>
                   </w:r>
                 </w:p>
               </w:tc>
@@ -1422,7 +1018,7 @@
                     <w:jc w:val="center"/>
                   </w:pPr>
                   <w:r>
-                    <w:t xml:space="preserve">[7]</w:t>
+                    <w:t xml:space="preserve">[8]</w:t>
                   </w:r>
                 </w:p>
               </w:tc>
@@ -1702,7 +1298,7 @@
                     <w:jc w:val="center"/>
                   </w:pPr>
                   <w:r>
-                    <w:t xml:space="preserve">[8]</w:t>
+                    <w:t xml:space="preserve">[9]</w:t>
                   </w:r>
                 </w:p>
               </w:tc>
@@ -1886,7 +1482,7 @@
                     <w:jc w:val="center"/>
                   </w:pPr>
                   <w:r>
-                    <w:t xml:space="preserve">[9]</w:t>
+                    <w:t xml:space="preserve">[10]</w:t>
                   </w:r>
                 </w:p>
               </w:tc>
@@ -1936,7 +1532,7 @@
                     <w:jc w:val="center"/>
                   </w:pPr>
                   <w:r>
-                    <w:t xml:space="preserve">[5]</w:t>
+                    <w:t xml:space="preserve">[6]</w:t>
                   </w:r>
                 </w:p>
               </w:tc>
@@ -1986,7 +1582,7 @@
                     <w:jc w:val="center"/>
                   </w:pPr>
                   <w:r>
-                    <w:t xml:space="preserve">[5]</w:t>
+                    <w:t xml:space="preserve">[6]</w:t>
                   </w:r>
                 </w:p>
               </w:tc>
@@ -2082,7 +1678,7 @@
                     <w:jc w:val="center"/>
                   </w:pPr>
                   <w:r>
-                    <w:t xml:space="preserve">[10]</w:t>
+                    <w:t xml:space="preserve">[11]</w:t>
                   </w:r>
                 </w:p>
               </w:tc>
@@ -2178,7 +1774,7 @@
                     <w:jc w:val="center"/>
                   </w:pPr>
                   <w:r>
-                    <w:t xml:space="preserve">[11]</w:t>
+                    <w:t xml:space="preserve">[12]</w:t>
                   </w:r>
                 </w:p>
               </w:tc>
@@ -2228,7 +1824,7 @@
                     <w:jc w:val="center"/>
                   </w:pPr>
                   <w:r>
-                    <w:t xml:space="preserve">[12]</w:t>
+                    <w:t xml:space="preserve">[13]</w:t>
                   </w:r>
                 </w:p>
               </w:tc>
@@ -2278,13 +1874,13 @@
                     <w:jc w:val="center"/>
                   </w:pPr>
                   <w:r>
-                    <w:t xml:space="preserve">[13]</w:t>
+                    <w:t xml:space="preserve">[14]</w:t>
                   </w:r>
                   <w:r>
                     <w:t xml:space="preserve"> </w:t>
                   </w:r>
                   <w:r>
-                    <w:t xml:space="preserve">[14]</w:t>
+                    <w:t xml:space="preserve">[15]</w:t>
                   </w:r>
                 </w:p>
               </w:tc>
@@ -2334,13 +1930,13 @@
                     <w:jc w:val="center"/>
                   </w:pPr>
                   <w:r>
-                    <w:t xml:space="preserve">[13]</w:t>
+                    <w:t xml:space="preserve">[14]</w:t>
                   </w:r>
                   <w:r>
                     <w:t xml:space="preserve"> </w:t>
                   </w:r>
                   <w:r>
-                    <w:t xml:space="preserve">[14]</w:t>
+                    <w:t xml:space="preserve">[15]</w:t>
                   </w:r>
                 </w:p>
               </w:tc>
@@ -2390,13 +1986,13 @@
                     <w:jc w:val="center"/>
                   </w:pPr>
                   <w:r>
-                    <w:t xml:space="preserve">[13]</w:t>
+                    <w:t xml:space="preserve">[14]</w:t>
                   </w:r>
                   <w:r>
                     <w:t xml:space="preserve"> </w:t>
                   </w:r>
                   <w:r>
-                    <w:t xml:space="preserve">[14]</w:t>
+                    <w:t xml:space="preserve">[15]</w:t>
                   </w:r>
                 </w:p>
               </w:tc>
@@ -2446,25 +2042,25 @@
                     <w:jc w:val="center"/>
                   </w:pPr>
                   <w:r>
-                    <w:t xml:space="preserve">[13]</w:t>
+                    <w:t xml:space="preserve">[14]</w:t>
                   </w:r>
                   <w:r>
                     <w:t xml:space="preserve"> </w:t>
                   </w:r>
                   <w:r>
-                    <w:t xml:space="preserve">[14]</w:t>
+                    <w:t xml:space="preserve">[15]</w:t>
                   </w:r>
                 </w:p>
               </w:tc>
             </w:tr>
           </w:tbl>
-          <w:bookmarkEnd w:id="13"/>
+          <w:bookmarkEnd w:id="10"/>
           <w:p/>
         </w:tc>
       </w:tr>
     </w:tbl>
-    <w:bookmarkEnd w:id="14"/>
-    <w:bookmarkStart w:id="15" w:name="identification-of-structural-modules"/>
+    <w:bookmarkEnd w:id="11"/>
+    <w:bookmarkStart w:id="12" w:name="identification-of-structural-modules"/>
     <w:p>
       <w:pPr>
         <w:pStyle w:val="Heading2"/>
@@ -2549,8 +2145,8 @@
         <w:t xml:space="preserve">The optimal number of clusters was evaluated across a range of partition sizes (k = 2–10) using average silhouette width to assess within-cluster cohesion and between-cluster separation. To further evaluate cluster robustness, we implemented bootstrap resampling with 1,000 bootstrap replicates. This procedure estimates approximately unbiased (AU) p-values for each cluster, quantifying the probability that a cluster is supported under repeated resampling of the data. Clusters were considered statistically robust when they exhibited high silhouette support, and approximately unbiased bootstrap support ≥ 0.95. This dual criterion ensures that identified modules are both structurally coherent and stable to sampling variation.</w:t>
       </w:r>
     </w:p>
-    <w:bookmarkEnd w:id="15"/>
-    <w:bookmarkStart w:id="16" w:name="X1e14818d12dc9e8a34b8a25bafc79ee7a6e2cb8"/>
+    <w:bookmarkEnd w:id="12"/>
+    <w:bookmarkStart w:id="13" w:name="X1e14818d12dc9e8a34b8a25bafc79ee7a6e2cb8"/>
     <w:p>
       <w:pPr>
         <w:pStyle w:val="Heading2"/>
@@ -3390,8 +2986,8 @@
         <w:t xml:space="preserve">. A significant result indicates that module structure explains multivariate variance better than random groupings.</w:t>
       </w:r>
     </w:p>
-    <w:bookmarkEnd w:id="16"/>
-    <w:bookmarkStart w:id="22" w:name="Xa1e356f8b4615d913aa8dbeb1055359363a4932"/>
+    <w:bookmarkEnd w:id="13"/>
+    <w:bookmarkStart w:id="19" w:name="Xa1e356f8b4615d913aa8dbeb1055359363a4932"/>
     <w:p>
       <w:pPr>
         <w:pStyle w:val="Heading2"/>
@@ -3408,7 +3004,7 @@
         <w:t xml:space="preserve">To evaluate how network structure predicts ecological stability, we first reduced a high-dimensional set of topological metrics into alternative, biologically interpretable predictor sets. Because dimensionality reduction can fundamentally shape inference, we explicitly compared two conceptually distinct representations of network structure: (1) structural domain representatives and (2) latent axes of network variation.</w:t>
       </w:r>
     </w:p>
-    <w:bookmarkStart w:id="17" w:name="identification-of-structural-domains"/>
+    <w:bookmarkStart w:id="14" w:name="identification-of-structural-domains"/>
     <w:p>
       <w:pPr>
         <w:pStyle w:val="Heading3"/>
@@ -3450,90 +3046,90 @@
         <w:t xml:space="preserve">set retained one interpretable metric per structural domain. Importantly, this procedure prioritizes preservation of structural domains rather than overall variance magnitude, allowing low-variance but potentially mechanistically relevant features of network topology to be retained.</w:t>
       </w:r>
     </w:p>
+    <w:bookmarkEnd w:id="14"/>
+    <w:bookmarkStart w:id="15" w:name="extraction-of-latent-structural-axes"/>
+    <w:p>
+      <w:pPr>
+        <w:pStyle w:val="Heading3"/>
+      </w:pPr>
+      <w:r>
+        <w:t xml:space="preserve">2.4.2 Extraction of Latent Structural Axes</w:t>
+      </w:r>
+    </w:p>
+    <w:p>
+      <w:pPr>
+        <w:pStyle w:val="FirstParagraph"/>
+      </w:pPr>
+      <w:r>
+        <w:t xml:space="preserve">As a complementary representation of network structure, we performed principal component analysis (PCA) on the scaled full metric matrix. Principal components were retained until cumulative explained variance exceeded 80%, yielding a set of orthogonal axes describing the dominant gradients of variation in network topology. These retained PC scores constitute a low-dimensional latent representation of network space. Unlike cluster medoids, which preserve structural categories, PC scores preserve maximal variance and ensure orthogonality among predictors. We also explored a third reduction approach—selecting the single highest-loading metric per retained PC. However, because principal components are linear combinations of multiple metrics, this “PC-dominant metric” strategy substantially reduces the variance represented by each axis. Consequently, this approach captures less of the total structural variance and was treated as exploratory rather than primary.</w:t>
+      </w:r>
+    </w:p>
+    <w:bookmarkEnd w:id="15"/>
+    <w:bookmarkStart w:id="16" w:name="X47f4bec2ddbd171f48a908c5c67281cf5f30368"/>
+    <w:p>
+      <w:pPr>
+        <w:pStyle w:val="Heading3"/>
+      </w:pPr>
+      <w:r>
+        <w:t xml:space="preserve">2.4.3 Conceptual Contrast Between Representations</w:t>
+      </w:r>
+    </w:p>
+    <w:p>
+      <w:pPr>
+        <w:pStyle w:val="FirstParagraph"/>
+      </w:pPr>
+      <w:r>
+        <w:t xml:space="preserve">The cluster-medoid and PCA-score representations reflect different theoretical assumptions about how structure relates to stability. The cluster-medoid approach assumes that ecological stability responds to discrete structural domains that may vary independently and need not align with the dominant gradients of network variation. In contrast, the PCA-score approach assumes that stability responds primarily to the major axes of variation in network topology, regardless of their interpretability in terms of structural domains. By explicitly comparing predictive performance across these representations, we test whether ecological stability is better explained by domain-specific structural mechanisms or by global geometric gradients of network organization.</w:t>
+      </w:r>
+    </w:p>
+    <w:bookmarkEnd w:id="16"/>
+    <w:bookmarkStart w:id="18" w:name="structural-control-of-stability"/>
+    <w:p>
+      <w:pPr>
+        <w:pStyle w:val="Heading3"/>
+      </w:pPr>
+      <w:r>
+        <w:t xml:space="preserve">2.4.4 Structural Control of Stability</w:t>
+      </w:r>
+    </w:p>
+    <w:p>
+      <w:pPr>
+        <w:pStyle w:val="FirstParagraph"/>
+      </w:pPr>
+      <w:r>
+        <w:t xml:space="preserve">To evaluate how different hierarchical representations of network structure explain variation in stability, we implemented a regularized linear modelling framework designed to balance interpretability and overfitting risk given the modest sample size (n = 38). For each stability component (complexity, robustness, and ρ), we fit elastic net regression models using three distinct structural representations: Fine-scale cluster-level topological descriptors, Dominant structural summaries (PC_Dominant), and Multivariate principal component scores (PC_Scores). All predictors and response variables were standardized prior to analysis to allow direct comparison of coefficient magnitudes.</w:t>
+      </w:r>
+    </w:p>
+    <w:p>
+      <w:pPr>
+        <w:pStyle w:val="BodyText"/>
+      </w:pPr>
+      <w:r>
+        <w:t xml:space="preserve">Elastic net regularization was chosen because it permits inference under correlated predictors by interpolating between ridge (distributed shrinkage) and lasso (sparse selection) penalties. The mixing parameter α (0–1) determines the degree of sparsity, with lower values indicating distributed structural influence and higher values indicating concentration onto a smaller subset of predictors.</w:t>
+      </w:r>
+    </w:p>
+    <w:bookmarkStart w:id="17" w:name="model-evaluation"/>
+    <w:p>
+      <w:pPr>
+        <w:pStyle w:val="Heading4"/>
+      </w:pPr>
+      <w:r>
+        <w:t xml:space="preserve">2.4.4.1 Model Evaluation</w:t>
+      </w:r>
+    </w:p>
+    <w:p>
+      <w:pPr>
+        <w:pStyle w:val="FirstParagraph"/>
+      </w:pPr>
+      <w:r>
+        <w:t xml:space="preserve">Predictive performance was assessed using repeated v-fold cross-validation (5 folds × 20 repeats). Within each training partition, models were fit across a grid of α values (0–1 in increments of 0.25), and the optimal penalty strength (λ) was selected via internal cross-validation. Performance was quantified as cross-validated R^2 computed on held-out test partitions. After cross-validation, final models were refit to the full dataset using the mean selected α, and standardized coefficients were extracted to characterize the direction and magnitude of structural effects. This approach was not intended to maximize predictive accuracy per se, but rather to quantify the relative degree and architecture of structural control across stability facets.</w:t>
+      </w:r>
+    </w:p>
     <w:bookmarkEnd w:id="17"/>
-    <w:bookmarkStart w:id="18" w:name="extraction-of-latent-structural-axes"/>
-    <w:p>
-      <w:pPr>
-        <w:pStyle w:val="Heading3"/>
-      </w:pPr>
-      <w:r>
-        <w:t xml:space="preserve">2.4.2 Extraction of Latent Structural Axes</w:t>
-      </w:r>
-    </w:p>
-    <w:p>
-      <w:pPr>
-        <w:pStyle w:val="FirstParagraph"/>
-      </w:pPr>
-      <w:r>
-        <w:t xml:space="preserve">As a complementary representation of network structure, we performed principal component analysis (PCA) on the scaled full metric matrix. Principal components were retained until cumulative explained variance exceeded 80%, yielding a set of orthogonal axes describing the dominant gradients of variation in network topology. These retained PC scores constitute a low-dimensional latent representation of network space. Unlike cluster medoids, which preserve structural categories, PC scores preserve maximal variance and ensure orthogonality among predictors. We also explored a third reduction approach—selecting the single highest-loading metric per retained PC. However, because principal components are linear combinations of multiple metrics, this “PC-dominant metric” strategy substantially reduces the variance represented by each axis. Consequently, this approach captures less of the total structural variance and was treated as exploratory rather than primary.</w:t>
-      </w:r>
-    </w:p>
     <w:bookmarkEnd w:id="18"/>
-    <w:bookmarkStart w:id="19" w:name="X47f4bec2ddbd171f48a908c5c67281cf5f30368"/>
-    <w:p>
-      <w:pPr>
-        <w:pStyle w:val="Heading3"/>
-      </w:pPr>
-      <w:r>
-        <w:t xml:space="preserve">2.4.3 Conceptual Contrast Between Representations</w:t>
-      </w:r>
-    </w:p>
-    <w:p>
-      <w:pPr>
-        <w:pStyle w:val="FirstParagraph"/>
-      </w:pPr>
-      <w:r>
-        <w:t xml:space="preserve">The cluster-medoid and PCA-score representations reflect different theoretical assumptions about how structure relates to stability. The cluster-medoid approach assumes that ecological stability responds to discrete structural domains that may vary independently and need not align with the dominant gradients of network variation. In contrast, the PCA-score approach assumes that stability responds primarily to the major axes of variation in network topology, regardless of their interpretability in terms of structural domains. By explicitly comparing predictive performance across these representations, we test whether ecological stability is better explained by domain-specific structural mechanisms or by global geometric gradients of network organization.</w:t>
-      </w:r>
-    </w:p>
     <w:bookmarkEnd w:id="19"/>
-    <w:bookmarkStart w:id="21" w:name="structural-control-of-stability"/>
-    <w:p>
-      <w:pPr>
-        <w:pStyle w:val="Heading3"/>
-      </w:pPr>
-      <w:r>
-        <w:t xml:space="preserve">2.4.4 Structural Control of Stability</w:t>
-      </w:r>
-    </w:p>
-    <w:p>
-      <w:pPr>
-        <w:pStyle w:val="FirstParagraph"/>
-      </w:pPr>
-      <w:r>
-        <w:t xml:space="preserve">To evaluate how different hierarchical representations of network structure explain variation in stability, we implemented a regularized linear modelling framework designed to balance interpretability and overfitting risk given the modest sample size (n = 38). For each stability component (complexity, robustness, and ρ), we fit elastic net regression models using three distinct structural representations: Fine-scale cluster-level topological descriptors, Dominant structural summaries (PC_Dominant), and Multivariate principal component scores (PC_Scores). All predictors and response variables were standardized prior to analysis to allow direct comparison of coefficient magnitudes.</w:t>
-      </w:r>
-    </w:p>
-    <w:p>
-      <w:pPr>
-        <w:pStyle w:val="BodyText"/>
-      </w:pPr>
-      <w:r>
-        <w:t xml:space="preserve">Elastic net regularization was chosen because it permits inference under correlated predictors by interpolating between ridge (distributed shrinkage) and lasso (sparse selection) penalties. The mixing parameter α (0–1) determines the degree of sparsity, with lower values indicating distributed structural influence and higher values indicating concentration onto a smaller subset of predictors.</w:t>
-      </w:r>
-    </w:p>
-    <w:bookmarkStart w:id="20" w:name="model-evaluation"/>
-    <w:p>
-      <w:pPr>
-        <w:pStyle w:val="Heading4"/>
-      </w:pPr>
-      <w:r>
-        <w:t xml:space="preserve">2.4.4.1 Model Evaluation</w:t>
-      </w:r>
-    </w:p>
-    <w:p>
-      <w:pPr>
-        <w:pStyle w:val="FirstParagraph"/>
-      </w:pPr>
-      <w:r>
-        <w:t xml:space="preserve">Predictive performance was assessed using repeated v-fold cross-validation (5 folds × 20 repeats). Within each training partition, models were fit across a grid of α values (0–1 in increments of 0.25), and the optimal penalty strength (λ) was selected via internal cross-validation. Performance was quantified as cross-validated R^2 computed on held-out test partitions. After cross-validation, final models were refit to the full dataset using the mean selected α, and standardized coefficients were extracted to characterize the direction and magnitude of structural effects. This approach was not intended to maximize predictive accuracy per se, but rather to quantify the relative degree and architecture of structural control across stability facets.</w:t>
-      </w:r>
-    </w:p>
     <w:bookmarkEnd w:id="20"/>
-    <w:bookmarkEnd w:id="21"/>
-    <w:bookmarkEnd w:id="22"/>
-    <w:bookmarkEnd w:id="23"/>
-    <w:bookmarkStart w:id="66" w:name="results"/>
+    <w:bookmarkStart w:id="63" w:name="results"/>
     <w:p>
       <w:pPr>
         <w:pStyle w:val="Heading1"/>
@@ -3542,7 +3138,7 @@
         <w:t xml:space="preserve">3. Results</w:t>
       </w:r>
     </w:p>
-    <w:bookmarkStart w:id="28" w:name="Xc5944a2bb768febcfdbdfed4843f03186583e6d"/>
+    <w:bookmarkStart w:id="25" w:name="Xc5944a2bb768febcfdbdfed4843f03186583e6d"/>
     <w:p>
       <w:pPr>
         <w:pStyle w:val="Heading2"/>
@@ -3586,7 +3182,7 @@
       <w:tr>
         <w:tc>
           <w:tcPr/>
-          <w:bookmarkStart w:id="27" w:name="fig-cluster"/>
+          <w:bookmarkStart w:id="24" w:name="fig-cluster"/>
           <w:p>
             <w:pPr>
               <w:pStyle w:val="Compact"/>
@@ -3597,18 +3193,18 @@
                 <wp:inline>
                   <wp:extent cx="5334000" cy="2667000"/>
                   <wp:effectExtent b="0" l="0" r="0" t="0"/>
-                  <wp:docPr descr="" title="" id="25" name="Picture"/>
+                  <wp:docPr descr="" title="" id="22" name="Picture"/>
                   <a:graphic>
                     <a:graphicData uri="http://schemas.openxmlformats.org/drawingml/2006/picture">
                       <pic:pic>
                         <pic:nvPicPr>
-                          <pic:cNvPr descr="figures/cluster_dendrogram.png" id="26" name="Picture"/>
+                          <pic:cNvPr descr="figures/cluster_dendrogram.png" id="23" name="Picture"/>
                           <pic:cNvPicPr>
                             <a:picLocks noChangeArrowheads="1" noChangeAspect="1"/>
                           </pic:cNvPicPr>
                         </pic:nvPicPr>
                         <pic:blipFill>
-                          <a:blip r:embed="rId24"/>
+                          <a:blip r:embed="rId21"/>
                           <a:stretch>
                             <a:fillRect/>
                           </a:stretch>
@@ -3648,7 +3244,7 @@
               <w:t xml:space="preserve">Figure 1: Hierarchical clustering of food-web structural descriptors. Dendrogram illustrating the modular organization of structural metrics based on a signed correlation matrix. Clustering was performed using UPGMA. Coloured bars indicate the seven distinct modules, reflecting robust association patterns among metrics. The horizontal axis represents the correlation distance (1−r), where shorter branches indicate stronger associations between descriptors.</w:t>
             </w:r>
           </w:p>
-          <w:bookmarkEnd w:id="27"/>
+          <w:bookmarkEnd w:id="24"/>
         </w:tc>
       </w:tr>
     </w:tbl>
@@ -3668,8 +3264,8 @@
         <w:t xml:space="preserve">The resulting modular partition identified coherent groups of metrics describing distinct aspects of network architecture. These included a large-scale architectural module integrating size and motif-based descriptors, modules capturing trophic organisation and energy routing, and two modules consisting of isolated structural descriptors that function independently from broader metric groupings. Importantly, the modular structure persisted after accounting for species richness, demonstrating that clustering was not driven solely by network size effects.</w:t>
       </w:r>
     </w:p>
-    <w:bookmarkEnd w:id="28"/>
-    <w:bookmarkStart w:id="30" w:name="Xf87f5051eb915ff1151c6c5eeec0927d46b580d"/>
+    <w:bookmarkEnd w:id="25"/>
+    <w:bookmarkStart w:id="27" w:name="Xf87f5051eb915ff1151c6c5eeec0927d46b580d"/>
     <w:p>
       <w:pPr>
         <w:pStyle w:val="Heading2"/>
@@ -3815,7 +3411,7 @@
       <w:tr>
         <w:tc>
           <w:tcPr/>
-          <w:bookmarkStart w:id="29" w:name="tbl-modules"/>
+          <w:bookmarkStart w:id="26" w:name="tbl-modules"/>
           <w:p>
             <w:pPr>
               <w:jc w:val="center"/>
@@ -4149,13 +3745,13 @@
               </w:tc>
             </w:tr>
           </w:tbl>
-          <w:bookmarkEnd w:id="29"/>
+          <w:bookmarkEnd w:id="26"/>
           <w:p/>
         </w:tc>
       </w:tr>
     </w:tbl>
-    <w:bookmarkEnd w:id="30"/>
-    <w:bookmarkStart w:id="47" w:name="X88a5fb22cc012a2012a2ee06baac475b58bff9f"/>
+    <w:bookmarkEnd w:id="27"/>
+    <w:bookmarkStart w:id="44" w:name="X88a5fb22cc012a2012a2ee06baac475b58bff9f"/>
     <w:p>
       <w:pPr>
         <w:pStyle w:val="Heading2"/>
@@ -4199,7 +3795,7 @@
       <w:tr>
         <w:tc>
           <w:tcPr/>
-          <w:bookmarkStart w:id="34" w:name="fig-pca"/>
+          <w:bookmarkStart w:id="31" w:name="fig-pca"/>
           <w:p>
             <w:pPr>
               <w:pStyle w:val="Compact"/>
@@ -4210,18 +3806,18 @@
                 <wp:inline>
                   <wp:extent cx="5334000" cy="3413760"/>
                   <wp:effectExtent b="0" l="0" r="0" t="0"/>
-                  <wp:docPr descr="" title="" id="32" name="Picture"/>
+                  <wp:docPr descr="" title="" id="29" name="Picture"/>
                   <a:graphic>
                     <a:graphicData uri="http://schemas.openxmlformats.org/drawingml/2006/picture">
                       <pic:pic>
                         <pic:nvPicPr>
-                          <pic:cNvPr descr="figures/pca_loadings.png" id="33" name="Picture"/>
+                          <pic:cNvPr descr="figures/pca_loadings.png" id="30" name="Picture"/>
                           <pic:cNvPicPr>
                             <a:picLocks noChangeArrowheads="1" noChangeAspect="1"/>
                           </pic:cNvPicPr>
                         </pic:nvPicPr>
                         <pic:blipFill>
-                          <a:blip r:embed="rId31"/>
+                          <a:blip r:embed="rId28"/>
                           <a:stretch>
                             <a:fillRect/>
                           </a:stretch>
@@ -4261,7 +3857,7 @@
               <w:t xml:space="preserve">Figure 2: PCA loadings plot illustrating the dominant gradients of food web variation. Each point denotes a structural metric, with colours corresponding to the modular groupings. The clustering of like-coloured points along specific PC axes demonstrates that the modular organisation is preserved within a reduced dimensional space.</w:t>
             </w:r>
           </w:p>
-          <w:bookmarkEnd w:id="34"/>
+          <w:bookmarkEnd w:id="31"/>
         </w:tc>
       </w:tr>
     </w:tbl>
@@ -4286,7 +3882,7 @@
       <w:tr>
         <w:tc>
           <w:tcPr/>
-          <w:bookmarkStart w:id="38" w:name="fig-variance"/>
+          <w:bookmarkStart w:id="35" w:name="fig-variance"/>
           <w:p>
             <w:pPr>
               <w:pStyle w:val="Compact"/>
@@ -4297,18 +3893,18 @@
                 <wp:inline>
                   <wp:extent cx="5334000" cy="2133600"/>
                   <wp:effectExtent b="0" l="0" r="0" t="0"/>
-                  <wp:docPr descr="" title="" id="36" name="Picture"/>
+                  <wp:docPr descr="" title="" id="33" name="Picture"/>
                   <a:graphic>
                     <a:graphicData uri="http://schemas.openxmlformats.org/drawingml/2006/picture">
                       <pic:pic>
                         <pic:nvPicPr>
-                          <pic:cNvPr descr="figures/variance_explained.png" id="37" name="Picture"/>
+                          <pic:cNvPr descr="figures/variance_explained.png" id="34" name="Picture"/>
                           <pic:cNvPicPr>
                             <a:picLocks noChangeArrowheads="1" noChangeAspect="1"/>
                           </pic:cNvPicPr>
                         </pic:nvPicPr>
                         <pic:blipFill>
-                          <a:blip r:embed="rId35"/>
+                          <a:blip r:embed="rId32"/>
                           <a:stretch>
                             <a:fillRect/>
                           </a:stretch>
@@ -4348,7 +3944,7 @@
               <w:t xml:space="preserve">Figure 3: This figure quantifies the relative contribution of each structural module to the variance captured by individual Principal Components (PCs). Calculation: For each PC, the total variance (eigenvalue) is partitioned among the k=7 modules identified in the hierarchical clustering. The contribution of a module to a specific PC is calculated as the sum of the squared loadings of all metrics belonging to that module, normalized by the total variance explained by that PC. Visual Interpretation: The alluvial plot illustrates how the ecological weight shifts across different structural dimensions. For example, while PC1 may be dominated by a single module, subsequent PCs often represent a more diverse blend of modular contributions, reflecting the multifaceted nature of topological complexity and trophic organization. Significance: This visualisation confirms that the PC axes are not merely statistical artifacts but are grounded in the specific groups of correlated metrics defined in the main text. The stability of the flow across the first several components demonstrates that the modular organisation of food web architecture is consistently represented across the primary gradients of structural variation.</w:t>
             </w:r>
           </w:p>
-          <w:bookmarkEnd w:id="38"/>
+          <w:bookmarkEnd w:id="35"/>
         </w:tc>
       </w:tr>
     </w:tbl>
@@ -4373,7 +3969,7 @@
       <w:tr>
         <w:tc>
           <w:tcPr/>
-          <w:bookmarkStart w:id="42" w:name="fig-alignment_heatmap"/>
+          <w:bookmarkStart w:id="39" w:name="fig-alignment_heatmap"/>
           <w:p>
             <w:pPr>
               <w:pStyle w:val="Compact"/>
@@ -4384,18 +3980,18 @@
                 <wp:inline>
                   <wp:extent cx="5334000" cy="2667000"/>
                   <wp:effectExtent b="0" l="0" r="0" t="0"/>
-                  <wp:docPr descr="" title="" id="40" name="Picture"/>
+                  <wp:docPr descr="" title="" id="37" name="Picture"/>
                   <a:graphic>
                     <a:graphicData uri="http://schemas.openxmlformats.org/drawingml/2006/picture">
                       <pic:pic>
                         <pic:nvPicPr>
-                          <pic:cNvPr descr="figures/module_alignment_heatmap.png" id="41" name="Picture"/>
+                          <pic:cNvPr descr="figures/module_alignment_heatmap.png" id="38" name="Picture"/>
                           <pic:cNvPicPr>
                             <a:picLocks noChangeArrowheads="1" noChangeAspect="1"/>
                           </pic:cNvPicPr>
                         </pic:nvPicPr>
                         <pic:blipFill>
-                          <a:blip r:embed="rId39"/>
+                          <a:blip r:embed="rId36"/>
                           <a:stretch>
                             <a:fillRect/>
                           </a:stretch>
@@ -4435,7 +4031,7 @@
               <w:t xml:space="preserve">Figure 4: Heatmap showing the correspondence between the seven identified food-web modules (rows) and the principal components (columns) capturing 80% of cumulative variance. High values (darker shading) indicate strong alignment, where a specific module’s internal structure drives the variation captured by that PC. Both rows and columns are hierarchically clustered to highlight similarities in how different structural dimensions contribute to the overall food-web architecture.</w:t>
             </w:r>
           </w:p>
-          <w:bookmarkEnd w:id="42"/>
+          <w:bookmarkEnd w:id="39"/>
         </w:tc>
       </w:tr>
     </w:tbl>
@@ -4474,7 +4070,7 @@
       <w:tr>
         <w:tc>
           <w:tcPr/>
-          <w:bookmarkStart w:id="46" w:name="fig-alignment_signif"/>
+          <w:bookmarkStart w:id="43" w:name="fig-alignment_signif"/>
           <w:p>
             <w:pPr>
               <w:pStyle w:val="Compact"/>
@@ -4485,18 +4081,18 @@
                 <wp:inline>
                   <wp:extent cx="5334000" cy="2667000"/>
                   <wp:effectExtent b="0" l="0" r="0" t="0"/>
-                  <wp:docPr descr="" title="" id="44" name="Picture"/>
+                  <wp:docPr descr="" title="" id="41" name="Picture"/>
                   <a:graphic>
                     <a:graphicData uri="http://schemas.openxmlformats.org/drawingml/2006/picture">
                       <pic:pic>
                         <pic:nvPicPr>
-                          <pic:cNvPr descr="figures/heatmap_zscores.png" id="45" name="Picture"/>
+                          <pic:cNvPr descr="figures/heatmap_zscores.png" id="42" name="Picture"/>
                           <pic:cNvPicPr>
                             <a:picLocks noChangeArrowheads="1" noChangeAspect="1"/>
                           </pic:cNvPicPr>
                         </pic:nvPicPr>
                         <pic:blipFill>
-                          <a:blip r:embed="rId43"/>
+                          <a:blip r:embed="rId40"/>
                           <a:stretch>
                             <a:fillRect/>
                           </a:stretch>
@@ -4536,7 +4132,7 @@
               <w:t xml:space="preserve">Figure 5: Heatmap showing module–principal component alignment quantified by permutation-derived Z-scores. Colour intensity reflects the magnitude and direction of alignment, and asterisks denote cells that meet joint significance criteria (permutation P &lt; 0.05 and |Z| &gt; 1.96). Rows correspond to structural metric modules and columns to principal components. Clustering highlights patterns of shared alignment across modules and multivariate structural gradients.</w:t>
             </w:r>
           </w:p>
-          <w:bookmarkEnd w:id="46"/>
+          <w:bookmarkEnd w:id="43"/>
         </w:tc>
       </w:tr>
     </w:tbl>
@@ -4548,8 +4144,8 @@
         <w:t xml:space="preserve">Collectively, these results demonstrate that food-web structural metrics exhibit strong low-dimensional organisation and that independently identified structural modules are non-randomly aligned with the dominant axes of variation. The significant global alignment supports the interpretation that modular decomposition reflects meaningful geometric structure rather than clustering artifacts. Moreover, the dominance of a single module across multiple principal components suggests hierarchical organisation, wherein a core structural module governs the primary gradient of variation while additional modules capture secondary and specialised structural dimensions.</w:t>
       </w:r>
     </w:p>
-    <w:bookmarkEnd w:id="47"/>
-    <w:bookmarkStart w:id="65" w:name="predictors-of-stability"/>
+    <w:bookmarkEnd w:id="44"/>
+    <w:bookmarkStart w:id="62" w:name="predictors-of-stability"/>
     <w:p>
       <w:pPr>
         <w:pStyle w:val="Heading2"/>
@@ -4558,7 +4154,7 @@
         <w:t xml:space="preserve">3.4 Predictors of stability</w:t>
       </w:r>
     </w:p>
-    <w:bookmarkStart w:id="52" w:name="dimensional-reduction-characterisation"/>
+    <w:bookmarkStart w:id="49" w:name="dimensional-reduction-characterisation"/>
     <w:p>
       <w:pPr>
         <w:pStyle w:val="Heading3"/>
@@ -4851,7 +4447,7 @@
       <w:tr>
         <w:tc>
           <w:tcPr/>
-          <w:bookmarkStart w:id="51" w:name="fig-dim_red"/>
+          <w:bookmarkStart w:id="48" w:name="fig-dim_red"/>
           <w:p>
             <w:pPr>
               <w:pStyle w:val="Compact"/>
@@ -4862,18 +4458,18 @@
                 <wp:inline>
                   <wp:extent cx="5334000" cy="6788727"/>
                   <wp:effectExtent b="0" l="0" r="0" t="0"/>
-                  <wp:docPr descr="" title="" id="49" name="Picture"/>
+                  <wp:docPr descr="" title="" id="46" name="Picture"/>
                   <a:graphic>
                     <a:graphicData uri="http://schemas.openxmlformats.org/drawingml/2006/picture">
                       <pic:pic>
                         <pic:nvPicPr>
-                          <pic:cNvPr descr="figures/fig_dimensional_reduction.png" id="50" name="Picture"/>
+                          <pic:cNvPr descr="figures/fig_dimensional_reduction.png" id="47" name="Picture"/>
                           <pic:cNvPicPr>
                             <a:picLocks noChangeArrowheads="1" noChangeAspect="1"/>
                           </pic:cNvPicPr>
                         </pic:nvPicPr>
                         <pic:blipFill>
-                          <a:blip r:embed="rId48"/>
+                          <a:blip r:embed="rId45"/>
                           <a:stretch>
                             <a:fillRect/>
                           </a:stretch>
@@ -4929,12 +4525,12 @@
               <w:t xml:space="preserve">Characterisation of alternative dimensional-reduction approaches for network structural metrics. (A) Proportion of total variance in the full metric space retained by each representation: cluster medoids, PC-dominant metrics, and retained PC scores (≥80% cumulative variance). (B) Mean absolute pairwise correlation (|r|) among predictors within each representation, quantifying internal redundancy. (C) Effective dimensionality, defined as the number of axes required to explain 80% of variance within each reduced predictor set. Together, these diagnostics illustrate differences in information retention, redundancy, and structural alignment among dimensional-reduction strategies.</w:t>
             </w:r>
           </w:p>
-          <w:bookmarkEnd w:id="51"/>
+          <w:bookmarkEnd w:id="48"/>
         </w:tc>
       </w:tr>
     </w:tbl>
-    <w:bookmarkEnd w:id="52"/>
-    <w:bookmarkStart w:id="59" w:name="Xc84dddb6d18a1e743db36dc7aa62f328aa8c858"/>
+    <w:bookmarkEnd w:id="49"/>
+    <w:bookmarkStart w:id="56" w:name="Xc84dddb6d18a1e743db36dc7aa62f328aa8c858"/>
     <w:p>
       <w:pPr>
         <w:pStyle w:val="Heading3"/>
@@ -4943,7 +4539,7 @@
         <w:t xml:space="preserve">3.4.2 Predictive Performance Across Structural Representations</w:t>
       </w:r>
     </w:p>
-    <w:bookmarkStart w:id="57" w:name="X7b50f5980f1a92178d840598f85f81221ca9fb6"/>
+    <w:bookmarkStart w:id="54" w:name="X7b50f5980f1a92178d840598f85f81221ca9fb6"/>
     <w:p>
       <w:pPr>
         <w:pStyle w:val="Heading4"/>
@@ -4973,7 +4569,7 @@
       <w:tr>
         <w:tc>
           <w:tcPr/>
-          <w:bookmarkStart w:id="56" w:name="fig-var_pred"/>
+          <w:bookmarkStart w:id="53" w:name="fig-var_pred"/>
           <w:p>
             <w:pPr>
               <w:pStyle w:val="Compact"/>
@@ -4984,18 +4580,18 @@
                 <wp:inline>
                   <wp:extent cx="5334000" cy="6788727"/>
                   <wp:effectExtent b="0" l="0" r="0" t="0"/>
-                  <wp:docPr descr="" title="" id="54" name="Picture"/>
+                  <wp:docPr descr="" title="" id="51" name="Picture"/>
                   <a:graphic>
                     <a:graphicData uri="http://schemas.openxmlformats.org/drawingml/2006/picture">
                       <pic:pic>
                         <pic:nvPicPr>
-                          <pic:cNvPr descr="figures/struct_stability_summ.png" id="55" name="Picture"/>
+                          <pic:cNvPr descr="figures/struct_stability_summ.png" id="52" name="Picture"/>
                           <pic:cNvPicPr>
                             <a:picLocks noChangeArrowheads="1" noChangeAspect="1"/>
                           </pic:cNvPicPr>
                         </pic:nvPicPr>
                         <pic:blipFill>
-                          <a:blip r:embed="rId53"/>
+                          <a:blip r:embed="rId50"/>
                           <a:stretch>
                             <a:fillRect/>
                           </a:stretch>
@@ -5035,12 +4631,12 @@
               <w:t xml:space="preserve">Figure 7: A: Predictive performance of structural representations across stability components. Cross-validated variance explained (R2) for each stability component (facets) under three representations of network structure: fine-scale cluster descriptors, dominant structural metrics, and principal component scores. Points represent mean predictive performance across repeated cross-validation folds; error bars denote ±1 standard deviation. Faceting separates stability components. Differences among representations indicate how the abstraction of structural space influences the strength of structural control across stability facets. B: Regularization structure across stability components and structural representations. Mean elastic-net mixing parameter (α) across repeated cross-validation folds for each stability component and structural representation. Values near zero indicate ridge-like models where predictive signal is distributed across correlated predictors; values near one indicate lasso-like models where a small number of predictors dominate. Faceting highlights how structural abstraction alters the concentration or dispersion of structural influence underlying different facets of stability.</w:t>
             </w:r>
           </w:p>
-          <w:bookmarkEnd w:id="56"/>
+          <w:bookmarkEnd w:id="53"/>
         </w:tc>
       </w:tr>
     </w:tbl>
-    <w:bookmarkEnd w:id="57"/>
-    <w:bookmarkStart w:id="58" w:name="structural-drivers-of-stability"/>
+    <w:bookmarkEnd w:id="54"/>
+    <w:bookmarkStart w:id="55" w:name="structural-drivers-of-stability"/>
     <w:p>
       <w:pPr>
         <w:pStyle w:val="Heading4"/>
@@ -5057,9 +4653,9 @@
         <w:t xml:space="preserve">Predictive performance differed substantially across stability components and structural representations, revealing variation in how strongly each facet of stability is encoded in static network architecture. Across all representations, ρ exhibited the strongest structural determination, with the highest cross-validated predictive performance under the multivariate PC representation. This indicates that ρ is most effectively captured as a response to coordinated structural gradients embedded within the network topology. Complexity showed intermediate structural predictability, with highest performance at the fine-scale cluster level. This suggests that complexity is shaped by distributed topological features that are partially lost under structural compression but captured when network heterogeneity is described at higher resolution. Robustness exhibited comparatively weak structural predictability across representations. Although modest improvements were observed under principal component abstraction, overall explanatory power remained low relative to other stability components. This pattern implies that robustness is not strongly determined by static structural descriptors alone and may depend on additional dynamical or context-dependent processes not captured in topology. Importantly, shifts in predictive performance across representations indicate that structural abstraction alters the apparent strength of structural control. Certain stability components become more predictable when topology is expressed as fine-grained metrics, whereas others align more strongly with latent structural gradients. Thus, the representation of network space directly shapes inferences about structural drivers of stability.</w:t>
       </w:r>
     </w:p>
-    <w:bookmarkEnd w:id="58"/>
-    <w:bookmarkEnd w:id="59"/>
-    <w:bookmarkStart w:id="64" w:name="X73913e843a710c2fae54bf48cab233da110fa6d"/>
+    <w:bookmarkEnd w:id="55"/>
+    <w:bookmarkEnd w:id="56"/>
+    <w:bookmarkStart w:id="61" w:name="X73913e843a710c2fae54bf48cab233da110fa6d"/>
     <w:p>
       <w:pPr>
         <w:pStyle w:val="Heading3"/>
@@ -5097,7 +4693,7 @@
       <w:tr>
         <w:tc>
           <w:tcPr/>
-          <w:bookmarkStart w:id="63" w:name="fig-stab_corr"/>
+          <w:bookmarkStart w:id="60" w:name="fig-stab_corr"/>
           <w:p>
             <w:pPr>
               <w:pStyle w:val="Compact"/>
@@ -5108,18 +4704,18 @@
                 <wp:inline>
                   <wp:extent cx="5334000" cy="4444999"/>
                   <wp:effectExtent b="0" l="0" r="0" t="0"/>
-                  <wp:docPr descr="" title="" id="61" name="Picture"/>
+                  <wp:docPr descr="" title="" id="58" name="Picture"/>
                   <a:graphic>
                     <a:graphicData uri="http://schemas.openxmlformats.org/drawingml/2006/picture">
                       <pic:pic>
                         <pic:nvPicPr>
-                          <pic:cNvPr descr="figures/struct_stability_coeff.png" id="62" name="Picture"/>
+                          <pic:cNvPr descr="figures/struct_stability_coeff.png" id="59" name="Picture"/>
                           <pic:cNvPicPr>
                             <a:picLocks noChangeArrowheads="1" noChangeAspect="1"/>
                           </pic:cNvPicPr>
                         </pic:nvPicPr>
                         <pic:blipFill>
-                          <a:blip r:embed="rId60"/>
+                          <a:blip r:embed="rId57"/>
                           <a:stretch>
                             <a:fillRect/>
                           </a:stretch>
@@ -5159,49 +4755,166 @@
               <w:t xml:space="preserve">Figure 8: Standardised structural coefficients linking network predictors to stability components across representations. Elastic-net coefficients extracted from full models after cross-validation. Positive and negative coefficients indicate the direction and magnitude of structural influence. Predictor ordering reflects clustering metadata, and colours denote structural modules or metric groupings. Faceting by stability component and structural representation illustrates how the identity and strength of structural drivers reorganize as network space is represented at different levels of abstraction.</w:t>
             </w:r>
           </w:p>
-          <w:bookmarkEnd w:id="63"/>
+          <w:bookmarkEnd w:id="60"/>
         </w:tc>
       </w:tr>
     </w:tbl>
+    <w:bookmarkEnd w:id="61"/>
+    <w:bookmarkEnd w:id="62"/>
+    <w:bookmarkEnd w:id="63"/>
+    <w:bookmarkStart w:id="68" w:name="discussion"/>
+    <w:p>
+      <w:pPr>
+        <w:pStyle w:val="Heading1"/>
+      </w:pPr>
+      <w:r>
+        <w:t xml:space="preserve">4. Discussion</w:t>
+      </w:r>
+    </w:p>
+    <w:bookmarkStart w:id="64" w:name="network-structure-is-multidimensional"/>
+    <w:p>
+      <w:pPr>
+        <w:pStyle w:val="Heading2"/>
+      </w:pPr>
+      <w:r>
+        <w:t xml:space="preserve">4.1 Network structure is multidimensional</w:t>
+      </w:r>
+    </w:p>
+    <w:p>
+      <w:pPr>
+        <w:pStyle w:val="FirstParagraph"/>
+      </w:pPr>
+      <w:r>
+        <w:t xml:space="preserve">For several decades, ecological theory has sought to understand how the structure of food webs influences ecological stability. Yet despite extensive empirical and theoretical work, consensus has remained elusive. Different studies frequently identify different structural predictors of stability, and results often appear contradictory. Connectance has been linked both positively and negatively to stability, omnivory has been argued to stabilise or destabilise communities, and measures of modularity, trophic organisation, or motif structure have each been proposed as key determinants of ecosystem dynamics.</w:t>
+      </w:r>
+    </w:p>
+    <w:p>
+      <w:pPr>
+        <w:pStyle w:val="BodyText"/>
+      </w:pPr>
+      <w:r>
+        <w:t xml:space="preserve">Our results suggest that much of this inconsistency may arise from a conceptual simplification: network structure is rarely a single property. Instead, food-web architecture appears to be organised along several coherent dimensions of variation. Structural metrics commonly used in ecological studies do not behave as independent descriptors, nor do they represent interchangeable proxies for a single structural attribute. Rather, they cluster into statistically robust modules that capture distinct aspects of network organisation.</w:t>
+      </w:r>
+    </w:p>
+    <w:p>
+      <w:pPr>
+        <w:pStyle w:val="BodyText"/>
+      </w:pPr>
+      <w:r>
+        <w:t xml:space="preserve">This modular structure implies that ecological networks occupy a multidimensional structural space, in which different metrics describe different axes of variation in how interactions are arranged. In this view, commonly used descriptors such as connectance, trophic level, motif frequencies, or network distance are not competing measurements of the same property but rather partial projections of a more complex architectural system. The structure–stability debate has therefore often compared results derived from fundamentally different structural dimensions.</w:t>
+      </w:r>
+    </w:p>
+    <w:p>
+      <w:pPr>
+        <w:pStyle w:val="BodyText"/>
+      </w:pPr>
+      <w:r>
+        <w:t xml:space="preserve">## Structural modules reveal dimensions of network architecture</w:t>
+      </w:r>
+    </w:p>
+    <w:p>
+      <w:pPr>
+        <w:pStyle w:val="BodyText"/>
+      </w:pPr>
+      <w:r>
+        <w:t xml:space="preserve">The clustering analysis revealed consistent groupings of metrics describing different aspects of food-web organisation. Some modules correspond to large-scale architectural expansion, integrating species richness, interaction density, motif frequencies, and global network properties. Others capture more specific aspects of trophic organisation, such as the degree of vertical integration among trophic levels or the geometry of energy-transfer pathways.</w:t>
+      </w:r>
+    </w:p>
+    <w:p>
+      <w:pPr>
+        <w:pStyle w:val="BodyText"/>
+      </w:pPr>
+      <w:r>
+        <w:t xml:space="preserve">The emergence of these modules indicates that food-web structure is not best understood as a flat collection of descriptors but as a hierarchically organised architectural system. Certain structural properties scale together as networks expand, while others vary independently and represent alternative ways of organising trophic interactions.</w:t>
+      </w:r>
+    </w:p>
+    <w:p>
+      <w:pPr>
+        <w:pStyle w:val="BodyText"/>
+      </w:pPr>
+      <w:r>
+        <w:t xml:space="preserve">Importantly, the existence of these modules suggests that the large number of metrics currently used in network ecology largely represent a smaller number of underlying structural domains. Many descriptors capture overlapping information, whereas others represent distinct aspects of network organisation that are rarely considered together. Recognising these domains provides a principled basis for reducing metric redundancy and for interpreting structural patterns across ecosystems.</w:t>
+      </w:r>
+    </w:p>
     <w:bookmarkEnd w:id="64"/>
+    <w:bookmarkStart w:id="65" w:name="Xad7d45b1333a2fd236e1c6c9a9acd7bd855f2b7"/>
+    <w:p>
+      <w:pPr>
+        <w:pStyle w:val="Heading2"/>
+      </w:pPr>
+      <w:r>
+        <w:t xml:space="preserve">4.2 Reinterpreting the structure–stability debate</w:t>
+      </w:r>
+    </w:p>
+    <w:p>
+      <w:pPr>
+        <w:pStyle w:val="BlockText"/>
+      </w:pPr>
+      <w:r>
+        <w:t xml:space="preserve">e.g., May 1972 vs. McCann 2000 looks like a contradiction. However results suggest they were simply looking at different modules. May’s work focused on Return (spectral properties), while McCann focused on Persistence/Resistance (pathway dampening). By identifying these as independent axes in the PCA, we show that a network can be structurally complex (low return stability) but modularly dampened (high resistance).</w:t>
+      </w:r>
+    </w:p>
+    <w:p>
+      <w:pPr>
+        <w:pStyle w:val="FirstParagraph"/>
+      </w:pPr>
+      <w:r>
+        <w:t xml:space="preserve">The multidimensional nature of network structure has important implications for how stability relationships are interpreted. Much of the historical debate surrounding ecological stability has implicitly treated “structure” as a single explanatory variable. Studies typically select one or a small number of metrics and evaluate their relationship with a particular stability measure. However, if structural descriptors capture different architectural dimensions, then such analyses effectively examine different slices of structural space.</w:t>
+      </w:r>
+    </w:p>
+    <w:p>
+      <w:pPr>
+        <w:pStyle w:val="BodyText"/>
+      </w:pPr>
+      <w:r>
+        <w:t xml:space="preserve">Under this interpretation, apparently conflicting results across studies become less surprising. A study focusing on connectance may capture variation in trophic integration, while another emphasising motif frequencies may instead reflect changes in network expansion and pathway complexity. Each metric may relate to stability through different mechanisms, yet comparisons between them have often been framed as competing tests of the same hypothesis. Rather than asking which structural metric best predicts stability, it may therefore be more productive to ask which dimension of network architecture is relevant to a given stability mechanism. Stability itself is a multidimensional property, encompassing processes such as persistence, resistance to disturbance, and the reorganisation of interaction pathways following perturbation. Different structural domains may influence these processes through distinct ecological mechanisms. Our analysis does not attempt to resolve which particular metrics control specific stability outcomes. Instead, it highlights the need to reframe the problem: understanding ecological stability requires considering how multiple structural dimensions interact with different dynamical processes.</w:t>
+      </w:r>
+    </w:p>
     <w:bookmarkEnd w:id="65"/>
+    <w:bookmarkStart w:id="66" w:name="X815e10819c719fd889b2df0b0165ed3bc35efe2"/>
+    <w:p>
+      <w:pPr>
+        <w:pStyle w:val="Heading2"/>
+      </w:pPr>
+      <w:r>
+        <w:t xml:space="preserve">4.3 Implications for the design of network analyses</w:t>
+      </w:r>
+    </w:p>
+    <w:p>
+      <w:pPr>
+        <w:pStyle w:val="FirstParagraph"/>
+      </w:pPr>
+      <w:r>
+        <w:t xml:space="preserve">Recognising the multidimensional structure of food webs has practical implications for ecological analysis. First, it suggests that the common practice of selecting individual network metrics in isolation may obscure important structural relationships. Because many metrics capture overlapping aspects of network architecture, analyses based on a single descriptor may inadvertently reflect broader structural domains. Second, dimensionality reduction approaches provide a useful framework for representing network structure more coherently. By identifying modules of related metrics or latent axes of structural variation, researchers can characterise the major architectural gradients that define network organisation. Such approaches preserve the diversity of structural features while avoiding redundancy among descriptors. Finally, this perspective encourages a shift from metric-driven analyses toward process-driven structural representation. Rather than selecting metrics based on convention, analyses can instead focus on structural domains most relevant to the ecological process under investigation. This approach may provide clearer mechanistic insight into how network architecture shapes ecosystem dynamics.</w:t>
+      </w:r>
+    </w:p>
     <w:bookmarkEnd w:id="66"/>
-    <w:bookmarkStart w:id="73" w:name="discussion"/>
+    <w:bookmarkStart w:id="67" w:name="X52687e34ca02f886d47f2b738d6800472257c16"/>
+    <w:p>
+      <w:pPr>
+        <w:pStyle w:val="Heading2"/>
+      </w:pPr>
+      <w:r>
+        <w:t xml:space="preserve">4.4 Toward a structural framework for ecological networks</w:t>
+      </w:r>
+    </w:p>
+    <w:p>
+      <w:pPr>
+        <w:pStyle w:val="FirstParagraph"/>
+      </w:pPr>
+      <w:r>
+        <w:t xml:space="preserve">The results presented here suggest that the architecture of ecological networks can be understood as a low-dimensional structural system emerging from the interactions among species and their trophic roles. Within this system, individual metrics represent different projections of a broader architectural space. Recognising this structure does not eliminate the complexity of ecological networks, but it provides a way to organise and interpret that complexity more coherently. More broadly, this perspective highlights the importance of treating network structure as a multivariate ecological property rather than a collection of independent descriptors. Just as biodiversity is now understood through multiple complementary dimensions, including richness, composition, and functional traits, the structure of ecological networks may be best described through a set of interacting architectural domains. Future work linking network structure to ecosystem dynamics may therefore benefit from explicitly considering this multidimensional framework. By aligning structural dimensions with ecological processes and dynamical mechanisms, it may be possible to move beyond debates over individual metrics and toward a more unified understanding of how interaction networks shape the stability of ecological systems.</w:t>
+      </w:r>
+    </w:p>
+    <w:bookmarkEnd w:id="67"/>
+    <w:bookmarkEnd w:id="68"/>
+    <w:bookmarkStart w:id="69" w:name="conclusion"/>
     <w:p>
       <w:pPr>
         <w:pStyle w:val="Heading1"/>
       </w:pPr>
       <w:r>
-        <w:t xml:space="preserve">4. Discussion</w:t>
-      </w:r>
-    </w:p>
-    <w:p>
-      <w:pPr>
-        <w:pStyle w:val="BlockText"/>
-      </w:pPr>
-      <w:r>
-        <w:t xml:space="preserve">Something about</w:t>
-      </w:r>
-      <w:r>
-        <w:t xml:space="preserve"> </w:t>
-      </w:r>
-      <w:r>
-        <w:t xml:space="preserve">‘static’</w:t>
-      </w:r>
-      <w:r>
-        <w:t xml:space="preserve"> </w:t>
-      </w:r>
-      <w:r>
-        <w:t xml:space="preserve">structural metric that can be powerful from a biodiversity targets perspective</w:t>
-      </w:r>
-    </w:p>
-    <w:bookmarkStart w:id="67" w:name="Xaba5ec532fb6845195cb93ccf86bb1feb69a370"/>
-    <w:p>
-      <w:pPr>
-        <w:pStyle w:val="Heading2"/>
-      </w:pPr>
-      <w:r>
-        <w:t xml:space="preserve">4.1 Why consensus on “the best metric” has remained elusive</w:t>
+        <w:t xml:space="preserve">5. Conclusion</w:t>
       </w:r>
     </w:p>
     <w:p>
@@ -5209,850 +4922,21 @@
         <w:pStyle w:val="FirstParagraph"/>
       </w:pPr>
       <w:r>
-        <w:t xml:space="preserve">For more than four decades, the structure–stability debate has oscillated between competing structural descriptors, from connectance and complexity to modularity, omnivory, and trophic redundancy. Early theoretical work, most notably by May, suggested that increasing complexity should destabilise large systems, placing global descriptors such as connectance and interaction density at the centre of the debate. Subsequent empirical and theoretical studies, however, demonstrated stabilising roles for omnivory, weak links, and compartmentalisation (e.g. McCann; Dunne), shifting attention toward pathway-level and geometric properties. Our results suggest that this apparent inconsistency does not arise because some metrics are “wrong,” but because they capture different dimensions of a fundamentally multi-layered architecture. Food-web structure is not a single axis ranging from simple to complex; it is a high-dimensional space in which node composition, pathway routing, geometric constraint, and emergent organisation vary semi-independently. Metrics that have historically been treated as competitors—such as richness, connectance, omnivory, and redundancy—are in fact anchors of distinct structural dimensions. This explains why no single metric consistently predicts “stability” across studies: stability itself is not singular. When studies measure persistence (e.g. secondary extinctions), node-level balance and redundancy dominate. When they measure local stability or damping, path-level coupling and basal channel dominance matter more. When they measure recovery or informational organisation, global heterogeneity and role differentiation become decisive. The search for a universal structural predictor of stability has therefore been misguided—not because structure is unimportant, but because both structure and stability are multidimensional.</w:t>
-      </w:r>
-    </w:p>
-    <w:bookmarkEnd w:id="67"/>
-    <w:bookmarkStart w:id="68" w:name="X59d7ae37e4176aa163c203d19f94cdfcc256ab1"/>
-    <w:p>
-      <w:pPr>
-        <w:pStyle w:val="Heading2"/>
-      </w:pPr>
-      <w:r>
-        <w:t xml:space="preserve">4.2 Reconciling contrasting structure–stability relationships</w:t>
-      </w:r>
-    </w:p>
-    <w:p>
-      <w:pPr>
-        <w:pStyle w:val="FirstParagraph"/>
-      </w:pPr>
-      <w:r>
-        <w:t xml:space="preserve">A persistent challenge in the literature has been that similar metrics sometimes show opposite associations with stability. For example, omnivory has been reported as stabilising in some contexts and destabilising in others. Within our framework, this variability is expected. Path-level coupling (e.g. omnivory motifs) primarily relates to resistance—the containment or diffusion of perturbations—rather than persistence per se. A structure that dampens oscillations may not prevent extinction cascades, and vice versa. Similarly, our finding that richness contributes substantially to structural variance but fails to predict any stability component underscores an important decoupling: network size is not synonymous with robustness. This result aligns with empirical syntheses showing that species richness alone poorly predicts secondary extinction resistance unless accompanied by trophic balance or redundancy. In our analyses, the predator–prey ratio and herbivory—metrics reflecting trophic shape and basal channel dominance—were far stronger determinants of persistence and damping than richness itself. This helps reconcile why biodiversity–stability studies sometimes find positive, neutral, or context-dependent relationships. Richness operates primarily as a geometric scaling variable. Its effect on stability depends on how additional species alter the configuration of energy channels—whether they add redundancy, elongate chains, skew trophic balance, or increase coupling. Without specifying which structural dimension richness modifies, its stability effect is indeterminate.</w:t>
-      </w:r>
-    </w:p>
-    <w:bookmarkEnd w:id="68"/>
-    <w:bookmarkStart w:id="69" w:name="X2672a5581130aaf002eedcd1c0a12987031a3bf"/>
-    <w:p>
-      <w:pPr>
-        <w:pStyle w:val="Heading2"/>
-      </w:pPr>
-      <w:r>
-        <w:t xml:space="preserve">4.3 Implications for biodiversity–stability theory</w:t>
-      </w:r>
-    </w:p>
-    <w:p>
-      <w:pPr>
-        <w:pStyle w:val="FirstParagraph"/>
-      </w:pPr>
-      <w:r>
-        <w:t xml:space="preserve">Our results contribute to a long-standing tension between the “complexity begets instability” argument and more recent views that diversity enhances resilience. The resolution lies in recognising that different dimensions of complexity influence different stability components. Redundancy and trophic similarity (low MaxSim heterogeneity) enhance persistence by providing functional compensation following species loss. Pathway multiplicity and basal channel dominance regulate resistance by shaping how perturbations propagate. Global organisational heterogeneity (captured by SVD complexity and spectral properties) influences return dynamics by constraining system-wide oscillations and reassembly patterns. In this sense, complexity is neither inherently stabilising nor destabilising. Instead, distinct forms of complexity map onto distinct dynamical outcomes. Connectance, motif structure, redundancy, and informational heterogeneity are not interchangeable proxies for “complexity,” but structurally and mechanistically distinct attributes. By explicitly embedding food-web metrics within an energy-flow hierarchy, our framework reframes biodiversity–stability theory. Stability emerges not from species number alone, but from the configuration of energy channels and the distribution of functional roles across those channels. A bottom-heavy web with balanced predator–prey ratios and differentiated trophic niches may achieve both persistence and damping, even at moderate richness. Conversely, a species-rich but top-heavy or weakly differentiated web may remain fragile.</w:t>
+        <w:t xml:space="preserve">The long-standing structure–stability debate in ecology may not reflect disagreement about ecological mechanisms, but rather the fact that network structure itself is multidimensional, and different studies have examined different dimensions of the same architectural system.</w:t>
       </w:r>
     </w:p>
     <w:bookmarkEnd w:id="69"/>
-    <w:bookmarkStart w:id="70" w:name="Xcd8cd6f0ed669353f77975c47c403d00ca78ff9"/>
-    <w:p>
-      <w:pPr>
-        <w:pStyle w:val="Heading2"/>
-      </w:pPr>
-      <w:r>
-        <w:t xml:space="preserve">4.4 Structural modularity and the minimum sufficient set</w:t>
-      </w:r>
-    </w:p>
-    <w:p>
-      <w:pPr>
-        <w:pStyle w:val="FirstParagraph"/>
-      </w:pPr>
-      <w:r>
-        <w:t xml:space="preserve">A key practical outcome of our analysis is the identification of six structural pillars that capture nearly 85% of the variation in network architecture. Despite starting with 31 commonly used metrics, much of their variance collapses into a smaller number of independent axes. Hierarchical clustering further revealed robust modules corresponding to trophic balance, pathway structure, geometric scale, and redundancy. This dimensional reduction has two important implications. First, it demonstrates that many commonly reported metrics are statistically redundant. Reporting both connectance and L/S, or multiple correlated distance measures, adds little new information. Second, it provides a principled route toward a minimum sufficient descriptor set tailored to ecological questions. Rather than selecting metrics by convention, researchers can select representatives of the relevant structural scale.</w:t>
-      </w:r>
-    </w:p>
-    <w:bookmarkEnd w:id="70"/>
-    <w:bookmarkStart w:id="71" w:name="Xada8c6c776e637fe9cce3d4170260c732954712"/>
-    <w:p>
-      <w:pPr>
-        <w:pStyle w:val="Heading2"/>
-      </w:pPr>
-      <w:r>
-        <w:t xml:space="preserve">4.5 Guidance for metric choice based on ecological question</w:t>
-      </w:r>
-    </w:p>
-    <w:p>
-      <w:pPr>
-        <w:pStyle w:val="FirstParagraph"/>
-      </w:pPr>
-      <w:r>
-        <w:t xml:space="preserve">If the question concerns extinction cascades or tolerance to species loss (persistence): prioritise node-level balance and redundancy metrics (e.g. predator–prey ratio, herbivory, similarity). If the question concerns perturbation propagation or damping (resistance): focus on path-level and basal-channel metrics (e.g. pathway multiplicity, omnivory, mean distance). If the question concerns recovery dynamics or organisational reassembly (return): emphasise global heterogeneity and spectral measures (e.g. SVD complexity, spectral radius). If the question concerns comparative architecture across systems: use geometric anchors (e.g. richness) but interpret them as scale descriptors rather than stability predictors. This scale-explicit approach shifts the emphasis from asking “Which metric best predicts stability?” to “Which structural dimension corresponds to the stability mechanism of interest?”</w:t>
-      </w:r>
-    </w:p>
-    <w:bookmarkEnd w:id="71"/>
-    <w:bookmarkStart w:id="72" w:name="limitations-and-future-directions"/>
-    <w:p>
-      <w:pPr>
-        <w:pStyle w:val="Heading2"/>
-      </w:pPr>
-      <w:r>
-        <w:t xml:space="preserve">4.6 Limitations and future directions</w:t>
-      </w:r>
-    </w:p>
-    <w:p>
-      <w:pPr>
-        <w:pStyle w:val="FirstParagraph"/>
-      </w:pPr>
-      <w:r>
-        <w:t xml:space="preserve">While our framework clarifies structural dimensionality, it remains grounded in static network topology. Real ecosystems exhibit interaction strengths, temporal variability, adaptive rewiring, and environmental forcing. Incorporating weighted networks and dynamic simulations would strengthen the mechanistic link between structural axes and realised dynamics. Additionally, the separation of persistence, resistance, and return is analytically useful but biologically intertwined. For example, structures that enhance resistance may indirectly support persistence by preventing large cascades. Future work could explore how these components interact across environmental gradients and disturbance regimes. Finally, extending this framework beyond trophic networks to mutualistic, host–parasite, or multilayer networks would test its generality. The energy-flow hierarchy proposed here may represent a broader organising principle of ecological interaction systems.</w:t>
-      </w:r>
-    </w:p>
-    <w:bookmarkEnd w:id="72"/>
-    <w:bookmarkEnd w:id="73"/>
-    <w:bookmarkStart w:id="76" w:name="conclusion"/>
+    <w:bookmarkStart w:id="101" w:name="references"/>
     <w:p>
       <w:pPr>
         <w:pStyle w:val="Heading1"/>
       </w:pPr>
       <w:r>
-        <w:t xml:space="preserve">5. Conclusion</w:t>
-      </w:r>
-    </w:p>
-    <w:p>
-      <w:pPr>
-        <w:pStyle w:val="FirstParagraph"/>
-      </w:pPr>
-      <w:r>
-        <w:t xml:space="preserve">Food-web stability is not governed by a single structural property, but by multiple, hierarchically organised dimensions of network architecture. Node composition, pathway routing, geometric constraint, and emergent organisation each represent distinct levers through which ecosystems maintain persistence, resist perturbation, and reorganise following disturbance.</w:t>
-      </w:r>
-    </w:p>
-    <w:p>
-      <w:pPr>
-        <w:pStyle w:val="BodyText"/>
-      </w:pPr>
-      <w:r>
-        <w:t xml:space="preserve">By explicitly mapping structural scale to stability mechanism, we reconcile decades of seemingly conflicting findings in the structure–stability literature. The key insight is not that one metric is superior, but that different metrics answer different ecological questions. Recognising and embracing this multidimensionality provides a coherent foundation for future biodiversity–stability research and a practical framework for selecting network descriptors based on mechanism rather than tradition.</w:t>
-      </w:r>
-    </w:p>
-    <w:tbl>
-      <w:tblPr>
-        <w:tblStyle w:val="Table"/>
-        <w:tblW w:type="pct" w:w="5000"/>
-        <w:tblLayout w:type="fixed"/>
-        <w:tblLook w:firstRow="0" w:lastRow="0" w:firstColumn="0" w:lastColumn="0" w:noHBand="0" w:noVBand="0" w:val="0000"/>
-      </w:tblPr>
-      <w:tblGrid>
-        <w:gridCol w:w="7920"/>
-      </w:tblGrid>
-      <w:tr>
-        <w:tc>
-          <w:tcPr/>
-          <w:bookmarkStart w:id="74" w:name="tbl-metrics"/>
-          <w:p>
-            <w:pPr>
-              <w:jc w:val="center"/>
-            </w:pPr>
-            <w:pPr>
-              <w:jc w:val="left"/>
-              <w:spacing w:before="200"/>
-              <w:pStyle w:val="ImageCaption"/>
-            </w:pPr>
-            <w:r>
-              <w:t xml:space="preserve">Table 3: Network properties used for analysis.</w:t>
-            </w:r>
-          </w:p>
-          <w:tbl>
-            <w:tblPr>
-              <w:tblStyle w:val="Table"/>
-              <w:tblW w:type="pct" w:w="5000"/>
-              <w:tblLayout w:type="fixed"/>
-              <w:tblLook w:firstRow="1" w:lastRow="0" w:firstColumn="0" w:lastColumn="0" w:noHBand="0" w:noVBand="0" w:val="0020"/>
-            </w:tblPr>
-            <w:tblGrid>
-              <w:gridCol w:w="1952"/>
-              <w:gridCol w:w="1952"/>
-              <w:gridCol w:w="2061"/>
-              <w:gridCol w:w="1952"/>
-            </w:tblGrid>
-            <w:tr>
-              <w:trPr>
-                <w:tblHeader w:val="on"/>
-              </w:trPr>
-              <w:tc>
-                <w:tcPr/>
-                <w:p>
-                  <w:pPr>
-                    <w:pStyle w:val="Compact"/>
-                    <w:jc w:val="center"/>
-                  </w:pPr>
-                  <w:r>
-                    <w:t xml:space="preserve">Dimension</w:t>
-                  </w:r>
-                </w:p>
-              </w:tc>
-              <w:tc>
-                <w:tcPr/>
-                <w:p>
-                  <w:pPr>
-                    <w:pStyle w:val="Compact"/>
-                    <w:jc w:val="center"/>
-                  </w:pPr>
-                  <w:r>
-                    <w:t xml:space="preserve">Key Metrics</w:t>
-                  </w:r>
-                </w:p>
-              </w:tc>
-              <w:tc>
-                <w:tcPr/>
-                <w:p>
-                  <w:pPr>
-                    <w:pStyle w:val="Compact"/>
-                    <w:jc w:val="center"/>
-                  </w:pPr>
-                  <w:r>
-                    <w:t xml:space="preserve">Expected Effect on Stability</w:t>
-                  </w:r>
-                </w:p>
-              </w:tc>
-              <w:tc>
-                <w:tcPr/>
-                <w:p>
-                  <w:pPr>
-                    <w:pStyle w:val="Compact"/>
-                    <w:jc w:val="center"/>
-                  </w:pPr>
-                  <w:r>
-                    <w:t xml:space="preserve">Supporting Literature</w:t>
-                  </w:r>
-                </w:p>
-              </w:tc>
-            </w:tr>
-            <w:tr>
-              <w:tc>
-                <w:tcPr/>
-                <w:p>
-                  <w:pPr>
-                    <w:pStyle w:val="Compact"/>
-                    <w:jc w:val="center"/>
-                  </w:pPr>
-                  <w:r>
-                    <w:t xml:space="preserve">Complexity &amp; Redundancy</w:t>
-                  </w:r>
-                </w:p>
-              </w:tc>
-              <w:tc>
-                <w:tcPr/>
-                <w:p>
-                  <w:pPr>
-                    <w:pStyle w:val="Compact"/>
-                    <w:jc w:val="center"/>
-                  </w:pPr>
-                  <w:r>
-                    <w:t xml:space="preserve">Connectance, MaxSim, Links</w:t>
-                  </w:r>
-                </w:p>
-              </w:tc>
-              <w:tc>
-                <w:tcPr/>
-                <w:p>
-                  <w:pPr>
-                    <w:pStyle w:val="Compact"/>
-                    <w:jc w:val="center"/>
-                  </w:pPr>
-                  <w:r>
-                    <w:rPr>
-                      <w:b/>
-                      <w:bCs/>
-                    </w:rPr>
-                    <w:t xml:space="preserve">Positive:</w:t>
-                  </w:r>
-                  <w:r>
-                    <w:t xml:space="preserve"> </w:t>
-                  </w:r>
-                  <w:r>
-                    <w:t xml:space="preserve">High redundancy allows for</w:t>
-                  </w:r>
-                  <w:r>
-                    <w:t xml:space="preserve"> </w:t>
-                  </w:r>
-                  <w:r>
-                    <w:t xml:space="preserve">‘functional compensation’</w:t>
-                  </w:r>
-                  <w:r>
-                    <w:t xml:space="preserve"> </w:t>
-                  </w:r>
-                  <w:r>
-                    <w:t xml:space="preserve">if one species is lost.</w:t>
-                  </w:r>
-                </w:p>
-              </w:tc>
-              <w:tc>
-                <w:tcPr/>
-                <w:p>
-                  <w:pPr>
-                    <w:pStyle w:val="Compact"/>
-                    <w:jc w:val="center"/>
-                  </w:pPr>
-                  <w:r>
-                    <w:t xml:space="preserve">[15]</w:t>
-                  </w:r>
-                  <w:r>
-                    <w:t xml:space="preserve">;</w:t>
-                  </w:r>
-                  <w:r>
-                    <w:t xml:space="preserve"> </w:t>
-                  </w:r>
-                  <w:r>
-                    <w:t xml:space="preserve">[8]</w:t>
-                  </w:r>
-                </w:p>
-              </w:tc>
-            </w:tr>
-            <w:tr>
-              <w:tc>
-                <w:tcPr/>
-                <w:p>
-                  <w:pPr>
-                    <w:pStyle w:val="Compact"/>
-                    <w:jc w:val="center"/>
-                  </w:pPr>
-                  <w:r>
-                    <w:t xml:space="preserve">Compartmentalisation</w:t>
-                  </w:r>
-                </w:p>
-              </w:tc>
-              <w:tc>
-                <w:tcPr/>
-                <w:p>
-                  <w:pPr>
-                    <w:pStyle w:val="Compact"/>
-                    <w:jc w:val="center"/>
-                  </w:pPr>
-                  <w:r>
-                    <w:t xml:space="preserve">Clust, Modularity, ρ</w:t>
-                  </w:r>
-                </w:p>
-              </w:tc>
-              <w:tc>
-                <w:tcPr/>
-                <w:p>
-                  <w:pPr>
-                    <w:pStyle w:val="Compact"/>
-                    <w:jc w:val="center"/>
-                  </w:pPr>
-                  <w:r>
-                    <w:rPr>
-                      <w:b/>
-                      <w:bCs/>
-                    </w:rPr>
-                    <w:t xml:space="preserve">Positive:</w:t>
-                  </w:r>
-                  <w:r>
-                    <w:t xml:space="preserve"> </w:t>
-                  </w:r>
-                  <w:r>
-                    <w:t xml:space="preserve">Limits the spread of perturbations; local collapses don’t become global.</w:t>
-                  </w:r>
-                </w:p>
-              </w:tc>
-              <w:tc>
-                <w:tcPr/>
-                <w:p>
-                  <w:pPr>
-                    <w:pStyle w:val="Compact"/>
-                    <w:jc w:val="center"/>
-                  </w:pPr>
-                  <w:r>
-                    <w:t xml:space="preserve">[1]</w:t>
-                  </w:r>
-                </w:p>
-              </w:tc>
-            </w:tr>
-            <w:tr>
-              <w:tc>
-                <w:tcPr/>
-                <w:p>
-                  <w:pPr>
-                    <w:pStyle w:val="Compact"/>
-                    <w:jc w:val="center"/>
-                  </w:pPr>
-                  <w:r>
-                    <w:t xml:space="preserve">Feedback &amp; Coupling</w:t>
-                  </w:r>
-                </w:p>
-              </w:tc>
-              <w:tc>
-                <w:tcPr/>
-                <w:p>
-                  <w:pPr>
-                    <w:pStyle w:val="Compact"/>
-                    <w:jc w:val="center"/>
-                  </w:pPr>
-                  <w:r>
-                    <w:t xml:space="preserve">Omnivory (S2), Loop, ChLen</w:t>
-                  </w:r>
-                </w:p>
-              </w:tc>
-              <w:tc>
-                <w:tcPr/>
-                <w:p>
-                  <w:pPr>
-                    <w:pStyle w:val="Compact"/>
-                    <w:jc w:val="center"/>
-                  </w:pPr>
-                  <w:r>
-                    <w:rPr>
-                      <w:b/>
-                      <w:bCs/>
-                    </w:rPr>
-                    <w:t xml:space="preserve">Variable:</w:t>
-                  </w:r>
-                  <w:r>
-                    <w:t xml:space="preserve"> </w:t>
-                  </w:r>
-                  <w:r>
-                    <w:t xml:space="preserve">Omnivory can stabilize by diffusing energy, but long chains can amplify oscillations.</w:t>
-                  </w:r>
-                </w:p>
-              </w:tc>
-              <w:tc>
-                <w:tcPr/>
-                <w:p>
-                  <w:pPr>
-                    <w:pStyle w:val="Compact"/>
-                    <w:jc w:val="center"/>
-                  </w:pPr>
-                  <w:r>
-                    <w:t xml:space="preserve">[8]</w:t>
-                  </w:r>
-                  <w:r>
-                    <w:t xml:space="preserve">;</w:t>
-                  </w:r>
-                  <w:r>
-                    <w:t xml:space="preserve"> </w:t>
-                  </w:r>
-                  <w:r>
-                    <w:t xml:space="preserve">[16]</w:t>
-                  </w:r>
-                </w:p>
-              </w:tc>
-            </w:tr>
-            <w:tr>
-              <w:tc>
-                <w:tcPr/>
-                <w:p>
-                  <w:pPr>
-                    <w:pStyle w:val="Compact"/>
-                    <w:jc w:val="center"/>
-                  </w:pPr>
-                  <w:r>
-                    <w:t xml:space="preserve">Hierarchy &amp; Shape</w:t>
-                  </w:r>
-                </w:p>
-              </w:tc>
-              <w:tc>
-                <w:tcPr/>
-                <w:p>
-                  <w:pPr>
-                    <w:pStyle w:val="Compact"/>
-                    <w:jc w:val="center"/>
-                  </w:pPr>
-                  <w:r>
-                    <w:t xml:space="preserve">Prey:Predator, Basal, Top</w:t>
-                  </w:r>
-                </w:p>
-              </w:tc>
-              <w:tc>
-                <w:tcPr/>
-                <w:p>
-                  <w:pPr>
-                    <w:pStyle w:val="Compact"/>
-                    <w:jc w:val="center"/>
-                  </w:pPr>
-                  <w:r>
-                    <w:rPr>
-                      <w:b/>
-                      <w:bCs/>
-                    </w:rPr>
-                    <w:t xml:space="preserve">Critical:</w:t>
-                  </w:r>
-                  <w:r>
-                    <w:t xml:space="preserve"> </w:t>
-                  </w:r>
-                  <w:r>
-                    <w:t xml:space="preserve">‘Bottom-heavy’</w:t>
-                  </w:r>
-                  <w:r>
-                    <w:t xml:space="preserve"> </w:t>
-                  </w:r>
-                  <w:r>
-                    <w:t xml:space="preserve">systems are generally more stable; inverted pyramids are fragile.</w:t>
-                  </w:r>
-                </w:p>
-              </w:tc>
-              <w:tc>
-                <w:tcPr/>
-                <w:p>
-                  <w:pPr>
-                    <w:pStyle w:val="Compact"/>
-                  </w:pPr>
-                </w:p>
-              </w:tc>
-            </w:tr>
-            <w:tr>
-              <w:tc>
-                <w:tcPr/>
-                <w:p>
-                  <w:pPr>
-                    <w:pStyle w:val="Compact"/>
-                    <w:jc w:val="center"/>
-                  </w:pPr>
-                  <w:r>
-                    <w:t xml:space="preserve">Information Heterogeneity</w:t>
-                  </w:r>
-                </w:p>
-              </w:tc>
-              <w:tc>
-                <w:tcPr/>
-                <w:p>
-                  <w:pPr>
-                    <w:pStyle w:val="Compact"/>
-                    <w:jc w:val="center"/>
-                  </w:pPr>
-                  <w:r>
-                    <w:t xml:space="preserve">SVD Complexity, LinkSD</w:t>
-                  </w:r>
-                </w:p>
-              </w:tc>
-              <w:tc>
-                <w:tcPr/>
-                <w:p>
-                  <w:pPr>
-                    <w:pStyle w:val="Compact"/>
-                    <w:jc w:val="center"/>
-                  </w:pPr>
-                  <w:r>
-                    <w:rPr>
-                      <w:b/>
-                      <w:bCs/>
-                    </w:rPr>
-                    <w:t xml:space="preserve">Positive:</w:t>
-                  </w:r>
-                  <w:r>
-                    <w:t xml:space="preserve"> </w:t>
-                  </w:r>
-                  <w:r>
-                    <w:t xml:space="preserve">Diverse interaction strengths prevent</w:t>
-                  </w:r>
-                  <w:r>
-                    <w:t xml:space="preserve"> </w:t>
-                  </w:r>
-                  <w:r>
-                    <w:t xml:space="preserve">‘resonant’</w:t>
-                  </w:r>
-                  <w:r>
-                    <w:t xml:space="preserve"> </w:t>
-                  </w:r>
-                  <w:r>
-                    <w:t xml:space="preserve">instabilities.</w:t>
-                  </w:r>
-                </w:p>
-              </w:tc>
-              <w:tc>
-                <w:tcPr/>
-                <w:p>
-                  <w:pPr>
-                    <w:pStyle w:val="Compact"/>
-                    <w:jc w:val="center"/>
-                  </w:pPr>
-                  <w:r>
-                    <w:t xml:space="preserve">[17]</w:t>
-                  </w:r>
-                </w:p>
-              </w:tc>
-            </w:tr>
-          </w:tbl>
-          <w:bookmarkEnd w:id="74"/>
-          <w:p/>
-        </w:tc>
-      </w:tr>
-    </w:tbl>
-    <w:p>
-      <w:pPr>
-        <w:pStyle w:val="BodyText"/>
-      </w:pPr>
-      <w:r>
-        <w:t xml:space="preserve">To better link network structure to ecosystem function, we grouped commonly used food web metrics into four functional categories reflecting their ecological interpretation. Node-level metrics (e.g., basal, top, intermediate, herbivory, cannibal, trophic level, centrality, MaxSim) capture the roles and properties of individual species. Path-level metrics (</w:t>
-      </w:r>
-      <w:r>
-        <w:rPr>
-          <w:i/>
-          <w:iCs/>
-        </w:rPr>
-        <w:t xml:space="preserve">e.g.,</w:t>
-      </w:r>
-      <w:r>
-        <w:t xml:space="preserve"> </w:t>
-      </w:r>
-      <w:r>
-        <w:t xml:space="preserve">food chain lengths, motifs, omnivory, loops, prey-to-predator ratios) describe how energy and interactions flow through the network. Geometry metrics (e.g., connectance, link density, clustering, variation in links, diameter, intervality, spectral radius, SVD complexity) quantify the overall network arrangement and topological organization. Finally, behavioural/system-level metrics (e.g., robustness, spectral radius, SVD complexity) capture emergent properties such as resilience, redundancy, and dynamic stability. This framework provides a transparent, ecologically interpretable mapping from species-level roles and interaction paths to system-level behaviour, facilitates identification of a Minimum Sufficient Set of descriptors, and links network structure to long-standing questions in the stability–complexity debate.</w:t>
-      </w:r>
-    </w:p>
-    <w:tbl>
-      <w:tblPr>
-        <w:tblStyle w:val="Table"/>
-        <w:tblW w:type="pct" w:w="5000"/>
-        <w:tblLayout w:type="fixed"/>
-        <w:tblLook w:firstRow="0" w:lastRow="0" w:firstColumn="0" w:lastColumn="0" w:noHBand="0" w:noVBand="0" w:val="0000"/>
-      </w:tblPr>
-      <w:tblGrid>
-        <w:gridCol w:w="7920"/>
-      </w:tblGrid>
-      <w:tr>
-        <w:tc>
-          <w:tcPr/>
-          <w:bookmarkStart w:id="75" w:name="tbl-classification"/>
-          <w:p>
-            <w:pPr>
-              <w:jc w:val="center"/>
-            </w:pPr>
-            <w:pPr>
-              <w:jc w:val="left"/>
-              <w:spacing w:before="200"/>
-              <w:pStyle w:val="ImageCaption"/>
-            </w:pPr>
-            <w:r>
-              <w:t xml:space="preserve">Table 4: Classification of food web metrics into functional categories. Node-level metrics capture species roles; path-level metrics capture energy or interaction flows; geometry metrics describe network structure; and behaviour/system-level metrics capture emergent stability and resilience.</w:t>
-            </w:r>
-          </w:p>
-          <w:tbl>
-            <w:tblPr>
-              <w:tblStyle w:val="Table"/>
-              <w:tblW w:type="pct" w:w="5000"/>
-              <w:tblLayout w:type="fixed"/>
-              <w:tblLook w:firstRow="1" w:lastRow="0" w:firstColumn="0" w:lastColumn="0" w:noHBand="0" w:noVBand="0" w:val="0020"/>
-            </w:tblPr>
-            <w:tblGrid>
-              <w:gridCol w:w="2640"/>
-              <w:gridCol w:w="2640"/>
-              <w:gridCol w:w="2640"/>
-            </w:tblGrid>
-            <w:tr>
-              <w:trPr>
-                <w:tblHeader w:val="on"/>
-              </w:trPr>
-              <w:tc>
-                <w:tcPr/>
-                <w:p>
-                  <w:pPr>
-                    <w:pStyle w:val="Compact"/>
-                    <w:jc w:val="center"/>
-                  </w:pPr>
-                  <w:r>
-                    <w:t xml:space="preserve">Category</w:t>
-                  </w:r>
-                </w:p>
-              </w:tc>
-              <w:tc>
-                <w:tcPr/>
-                <w:p>
-                  <w:pPr>
-                    <w:pStyle w:val="Compact"/>
-                    <w:jc w:val="center"/>
-                  </w:pPr>
-                  <w:r>
-                    <w:t xml:space="preserve">Metrics</w:t>
-                  </w:r>
-                </w:p>
-              </w:tc>
-              <w:tc>
-                <w:tcPr/>
-                <w:p>
-                  <w:pPr>
-                    <w:pStyle w:val="Compact"/>
-                    <w:jc w:val="center"/>
-                  </w:pPr>
-                  <w:r>
-                    <w:t xml:space="preserve">Rationale</w:t>
-                  </w:r>
-                </w:p>
-              </w:tc>
-            </w:tr>
-            <w:tr>
-              <w:tc>
-                <w:tcPr/>
-                <w:p>
-                  <w:pPr>
-                    <w:pStyle w:val="Compact"/>
-                    <w:jc w:val="center"/>
-                  </w:pPr>
-                  <w:r>
-                    <w:t xml:space="preserve">Node-level</w:t>
-                  </w:r>
-                </w:p>
-              </w:tc>
-              <w:tc>
-                <w:tcPr/>
-                <w:p>
-                  <w:pPr>
-                    <w:pStyle w:val="Compact"/>
-                    <w:jc w:val="center"/>
-                  </w:pPr>
-                  <w:r>
-                    <w:t xml:space="preserve">basal, top, intermediate, herbivory, cannibal, TL, centrality, MaxSim</w:t>
-                  </w:r>
-                </w:p>
-              </w:tc>
-              <w:tc>
-                <w:tcPr/>
-                <w:p>
-                  <w:pPr>
-                    <w:pStyle w:val="Compact"/>
-                    <w:jc w:val="center"/>
-                  </w:pPr>
-                  <w:r>
-                    <w:t xml:space="preserve">Metrics describing individual species and their roles in the network, including trophic position (TL), feeding type (basal, herbivory, cannibal), influence (centrality), and functional redundancy (MaxSim).</w:t>
-                  </w:r>
-                </w:p>
-              </w:tc>
-            </w:tr>
-            <w:tr>
-              <w:tc>
-                <w:tcPr/>
-                <w:p>
-                  <w:pPr>
-                    <w:pStyle w:val="Compact"/>
-                    <w:jc w:val="center"/>
-                  </w:pPr>
-                  <w:r>
-                    <w:t xml:space="preserve">Path level</w:t>
-                  </w:r>
-                </w:p>
-              </w:tc>
-              <w:tc>
-                <w:tcPr/>
-                <w:p>
-                  <w:pPr>
-                    <w:pStyle w:val="Compact"/>
-                    <w:jc w:val="center"/>
-                  </w:pPr>
-                  <w:r>
-                    <w:t xml:space="preserve">ChLen, ChSD, ChNum, path, S1, S2, S4, S5, omnivory, loops, predpreyRatio, distance</w:t>
-                  </w:r>
-                </w:p>
-              </w:tc>
-              <w:tc>
-                <w:tcPr/>
-                <w:p>
-                  <w:pPr>
-                    <w:pStyle w:val="Compact"/>
-                    <w:jc w:val="center"/>
-                  </w:pPr>
-                  <w:r>
-                    <w:t xml:space="preserve">Metrics describing energy flow or interaction paths through the network, including food chain lengths, motifs, omnivory, loops, and prey-predator ratios. Capture how energy and interactions move across nodes.</w:t>
-                  </w:r>
-                </w:p>
-              </w:tc>
-            </w:tr>
-            <w:tr>
-              <w:tc>
-                <w:tcPr/>
-                <w:p>
-                  <w:pPr>
-                    <w:pStyle w:val="Compact"/>
-                    <w:jc w:val="center"/>
-                  </w:pPr>
-                  <w:r>
-                    <w:t xml:space="preserve">Geometry/topology</w:t>
-                  </w:r>
-                </w:p>
-              </w:tc>
-              <w:tc>
-                <w:tcPr/>
-                <w:p>
-                  <w:pPr>
-                    <w:pStyle w:val="Compact"/>
-                    <w:jc w:val="center"/>
-                  </w:pPr>
-                  <w:r>
-                    <w:t xml:space="preserve">connectance, l_S, links, richness, Clust, GenSD, VulSD, LinkSD, diameter, intervals</w:t>
-                  </w:r>
-                </w:p>
-              </w:tc>
-              <w:tc>
-                <w:tcPr/>
-                <w:p>
-                  <w:pPr>
-                    <w:pStyle w:val="Compact"/>
-                    <w:jc w:val="center"/>
-                  </w:pPr>
-                  <w:r>
-                    <w:t xml:space="preserve">Metrics describing </w:t>
-                  </w:r>
-                  <w:r>
-                    <w:rPr>
-                      <w:b/>
-                      <w:bCs/>
-                    </w:rPr>
-                    <w:t xml:space="preserve">overall network structure</w:t>
-                  </w:r>
-                  <w:r>
-                    <w:t xml:space="preserve">, including density (connectance, links, L/S), size (richness), local clustering, link asymmetry, network distances (diameter), and niche structure (intervals). Capture the ‘shape’ of the network.</w:t>
-                  </w:r>
-                </w:p>
-              </w:tc>
-            </w:tr>
-            <w:tr>
-              <w:tc>
-                <w:tcPr/>
-                <w:p>
-                  <w:pPr>
-                    <w:pStyle w:val="Compact"/>
-                    <w:jc w:val="center"/>
-                  </w:pPr>
-                  <w:r>
-                    <w:t xml:space="preserve">Behaviour/system-level</w:t>
-                  </w:r>
-                </w:p>
-              </w:tc>
-              <w:tc>
-                <w:tcPr/>
-                <w:p>
-                  <w:pPr>
-                    <w:pStyle w:val="Compact"/>
-                    <w:jc w:val="center"/>
-                  </w:pPr>
-                  <w:r>
-                    <w:t xml:space="preserve">ρ, complexity, robustness</w:t>
-                  </w:r>
-                </w:p>
-              </w:tc>
-              <w:tc>
-                <w:tcPr/>
-                <w:p>
-                  <w:pPr>
-                    <w:pStyle w:val="Compact"/>
-                    <w:jc w:val="center"/>
-                  </w:pPr>
-                  <w:r>
-                    <w:t xml:space="preserve">Metrics describing emergent properties of the network, including system-wide stability, resilience, and structural complexity. Capture how the network responds to perturbations or organizes itself at a global level.</w:t>
-                  </w:r>
-                </w:p>
-              </w:tc>
-            </w:tr>
-          </w:tbl>
-          <w:bookmarkEnd w:id="75"/>
-          <w:p/>
-        </w:tc>
-      </w:tr>
-    </w:tbl>
-    <w:bookmarkEnd w:id="76"/>
-    <w:bookmarkStart w:id="112" w:name="references"/>
-    <w:p>
-      <w:pPr>
-        <w:pStyle w:val="Heading1"/>
-      </w:pPr>
-      <w:r>
         <w:t xml:space="preserve">References</w:t>
       </w:r>
     </w:p>
-    <w:bookmarkStart w:id="111" w:name="refs"/>
-    <w:bookmarkStart w:id="78" w:name="X364e9e1ae4fcdffd15c6495ab47a85eeafc0b8c"/>
+    <w:bookmarkStart w:id="100" w:name="refs"/>
+    <w:bookmarkStart w:id="71" w:name="ref-vermaatMajorDimensionsFoodweb2009"/>
     <w:p>
       <w:pPr>
         <w:pStyle w:val="Bibliography"/>
@@ -6067,56 +4951,7 @@
         <w:t xml:space="preserve">	</w:t>
       </w:r>
       <w:r>
-        <w:t xml:space="preserve">Stouffer, D.B. and Bascompte, J. (2011)</w:t>
-      </w:r>
-      <w:r>
-        <w:t xml:space="preserve"> </w:t>
-      </w:r>
-      <w:hyperlink r:id="rId77">
-        <w:r>
-          <w:rPr>
-            <w:rStyle w:val="Hyperlink"/>
-          </w:rPr>
-          <w:t xml:space="preserve">Compartmentalization increases food-web persistence</w:t>
-        </w:r>
-      </w:hyperlink>
-      <w:r>
-        <w:t xml:space="preserve">.</w:t>
-      </w:r>
-      <w:r>
-        <w:t xml:space="preserve"> </w:t>
-      </w:r>
-      <w:r>
-        <w:rPr>
-          <w:i/>
-          <w:iCs/>
-        </w:rPr>
-        <w:t xml:space="preserve">Proc Natl Acad Sci U S A</w:t>
-      </w:r>
-      <w:r>
-        <w:t xml:space="preserve"> </w:t>
-      </w:r>
-      <w:r>
-        <w:t xml:space="preserve">108, 3648–3652</w:t>
-      </w:r>
-    </w:p>
-    <w:bookmarkEnd w:id="78"/>
-    <w:bookmarkStart w:id="80" w:name="ref-thompsonFoodWebsReconciling2012"/>
-    <w:p>
-      <w:pPr>
-        <w:pStyle w:val="Bibliography"/>
-      </w:pPr>
-      <w:r>
-        <w:t xml:space="preserve">2.</w:t>
-      </w:r>
-      <w:r>
-        <w:t xml:space="preserve"> </w:t>
-      </w:r>
-      <w:r>
-        <w:t xml:space="preserve">	</w:t>
-      </w:r>
-      <w:r>
-        <w:t xml:space="preserve">Thompson, R.M.</w:t>
+        <w:t xml:space="preserve">Vermaat, J.E.</w:t>
       </w:r>
       <w:r>
         <w:t xml:space="preserve"> </w:t>
@@ -6132,12 +4967,227 @@
         <w:t xml:space="preserve"> </w:t>
       </w:r>
       <w:r>
+        <w:t xml:space="preserve">(2009)</w:t>
+      </w:r>
+      <w:r>
+        <w:t xml:space="preserve"> </w:t>
+      </w:r>
+      <w:hyperlink r:id="rId70">
+        <w:r>
+          <w:rPr>
+            <w:rStyle w:val="Hyperlink"/>
+          </w:rPr>
+          <w:t xml:space="preserve">Major dimensions in food-web structure properties</w:t>
+        </w:r>
+      </w:hyperlink>
+      <w:r>
+        <w:t xml:space="preserve">.</w:t>
+      </w:r>
+      <w:r>
+        <w:t xml:space="preserve"> </w:t>
+      </w:r>
+      <w:r>
+        <w:rPr>
+          <w:i/>
+          <w:iCs/>
+        </w:rPr>
+        <w:t xml:space="preserve">Ecology</w:t>
+      </w:r>
+      <w:r>
+        <w:t xml:space="preserve"> </w:t>
+      </w:r>
+      <w:r>
+        <w:t xml:space="preserve">90, 278–282</w:t>
+      </w:r>
+    </w:p>
+    <w:bookmarkEnd w:id="71"/>
+    <w:bookmarkStart w:id="73" w:name="ref-lauEcologicalNetworkMetrics2017"/>
+    <w:p>
+      <w:pPr>
+        <w:pStyle w:val="Bibliography"/>
+      </w:pPr>
+      <w:r>
+        <w:t xml:space="preserve">2.</w:t>
+      </w:r>
+      <w:r>
+        <w:t xml:space="preserve"> </w:t>
+      </w:r>
+      <w:r>
+        <w:t xml:space="preserve">	</w:t>
+      </w:r>
+      <w:r>
+        <w:t xml:space="preserve">Lau, M.K.</w:t>
+      </w:r>
+      <w:r>
+        <w:t xml:space="preserve"> </w:t>
+      </w:r>
+      <w:r>
+        <w:rPr>
+          <w:i/>
+          <w:iCs/>
+        </w:rPr>
+        <w:t xml:space="preserve">et al.</w:t>
+      </w:r>
+      <w:r>
+        <w:t xml:space="preserve"> </w:t>
+      </w:r>
+      <w:r>
+        <w:t xml:space="preserve">(2017)</w:t>
+      </w:r>
+      <w:r>
+        <w:t xml:space="preserve"> </w:t>
+      </w:r>
+      <w:hyperlink r:id="rId72">
+        <w:r>
+          <w:rPr>
+            <w:rStyle w:val="Hyperlink"/>
+          </w:rPr>
+          <w:t xml:space="preserve">Ecological network metrics: Opportunities for synthesis</w:t>
+        </w:r>
+      </w:hyperlink>
+      <w:r>
+        <w:t xml:space="preserve">.</w:t>
+      </w:r>
+      <w:r>
+        <w:t xml:space="preserve"> </w:t>
+      </w:r>
+      <w:r>
+        <w:rPr>
+          <w:i/>
+          <w:iCs/>
+        </w:rPr>
+        <w:t xml:space="preserve">Ecosphere</w:t>
+      </w:r>
+      <w:r>
+        <w:t xml:space="preserve"> </w:t>
+      </w:r>
+      <w:r>
+        <w:t xml:space="preserve">8, e01900</w:t>
+      </w:r>
+    </w:p>
+    <w:bookmarkEnd w:id="73"/>
+    <w:bookmarkStart w:id="75" w:name="ref-ivesStabilityDiversityEcosystems2007"/>
+    <w:p>
+      <w:pPr>
+        <w:pStyle w:val="Bibliography"/>
+      </w:pPr>
+      <w:r>
+        <w:t xml:space="preserve">3.</w:t>
+      </w:r>
+      <w:r>
+        <w:t xml:space="preserve"> </w:t>
+      </w:r>
+      <w:r>
+        <w:t xml:space="preserve">	</w:t>
+      </w:r>
+      <w:r>
+        <w:t xml:space="preserve">Ives, A.R. and Carpenter, S.R. (2007)</w:t>
+      </w:r>
+      <w:r>
+        <w:t xml:space="preserve"> </w:t>
+      </w:r>
+      <w:hyperlink r:id="rId74">
+        <w:r>
+          <w:rPr>
+            <w:rStyle w:val="Hyperlink"/>
+          </w:rPr>
+          <w:t xml:space="preserve">Stability and</w:t>
+        </w:r>
+        <w:r>
+          <w:rPr>
+            <w:rStyle w:val="Hyperlink"/>
+          </w:rPr>
+          <w:t xml:space="preserve"> </w:t>
+        </w:r>
+        <w:r>
+          <w:rPr>
+            <w:rStyle w:val="Hyperlink"/>
+          </w:rPr>
+          <w:t xml:space="preserve">Diversity</w:t>
+        </w:r>
+        <w:r>
+          <w:rPr>
+            <w:rStyle w:val="Hyperlink"/>
+          </w:rPr>
+          <w:t xml:space="preserve"> </w:t>
+        </w:r>
+        <w:r>
+          <w:rPr>
+            <w:rStyle w:val="Hyperlink"/>
+          </w:rPr>
+          <w:t xml:space="preserve">of</w:t>
+        </w:r>
+        <w:r>
+          <w:rPr>
+            <w:rStyle w:val="Hyperlink"/>
+          </w:rPr>
+          <w:t xml:space="preserve"> </w:t>
+        </w:r>
+        <w:r>
+          <w:rPr>
+            <w:rStyle w:val="Hyperlink"/>
+          </w:rPr>
+          <w:t xml:space="preserve">Ecosystems</w:t>
+        </w:r>
+      </w:hyperlink>
+      <w:r>
+        <w:t xml:space="preserve">.</w:t>
+      </w:r>
+      <w:r>
+        <w:t xml:space="preserve"> </w:t>
+      </w:r>
+      <w:r>
+        <w:rPr>
+          <w:i/>
+          <w:iCs/>
+        </w:rPr>
+        <w:t xml:space="preserve">Science</w:t>
+      </w:r>
+      <w:r>
+        <w:t xml:space="preserve"> </w:t>
+      </w:r>
+      <w:r>
+        <w:t xml:space="preserve">317, 58–62</w:t>
+      </w:r>
+    </w:p>
+    <w:bookmarkEnd w:id="75"/>
+    <w:bookmarkStart w:id="77" w:name="ref-thompsonFoodWebsReconciling2012"/>
+    <w:p>
+      <w:pPr>
+        <w:pStyle w:val="Bibliography"/>
+      </w:pPr>
+      <w:r>
+        <w:t xml:space="preserve">4.</w:t>
+      </w:r>
+      <w:r>
+        <w:t xml:space="preserve"> </w:t>
+      </w:r>
+      <w:r>
+        <w:t xml:space="preserve">	</w:t>
+      </w:r>
+      <w:r>
+        <w:t xml:space="preserve">Thompson, R.M.</w:t>
+      </w:r>
+      <w:r>
+        <w:t xml:space="preserve"> </w:t>
+      </w:r>
+      <w:r>
+        <w:rPr>
+          <w:i/>
+          <w:iCs/>
+        </w:rPr>
+        <w:t xml:space="preserve">et al.</w:t>
+      </w:r>
+      <w:r>
+        <w:t xml:space="preserve"> </w:t>
+      </w:r>
+      <w:r>
         <w:t xml:space="preserve">(2012)</w:t>
       </w:r>
       <w:r>
         <w:t xml:space="preserve"> </w:t>
       </w:r>
-      <w:hyperlink r:id="rId79">
+      <w:hyperlink r:id="rId76">
         <w:r>
           <w:rPr>
             <w:rStyle w:val="Hyperlink"/>
@@ -6165,14 +5215,14 @@
         <w:t xml:space="preserve">27, 689–697</w:t>
       </w:r>
     </w:p>
-    <w:bookmarkEnd w:id="80"/>
-    <w:bookmarkStart w:id="82" w:name="ref-lauEcologicalNetworkMetrics2017"/>
+    <w:bookmarkEnd w:id="77"/>
+    <w:bookmarkStart w:id="79" w:name="ref-allesinaStabilityCriteriaComplex2012"/>
     <w:p>
       <w:pPr>
         <w:pStyle w:val="Bibliography"/>
       </w:pPr>
       <w:r>
-        <w:t xml:space="preserve">3.</w:t>
+        <w:t xml:space="preserve">5.</w:t>
       </w:r>
       <w:r>
         <w:t xml:space="preserve"> </w:t>
@@ -6181,7 +5231,523 @@
         <w:t xml:space="preserve">	</w:t>
       </w:r>
       <w:r>
-        <w:t xml:space="preserve">Lau, M.K.</w:t>
+        <w:t xml:space="preserve">Allesina, S. and Tang, S. (2012)</w:t>
+      </w:r>
+      <w:r>
+        <w:t xml:space="preserve"> </w:t>
+      </w:r>
+      <w:hyperlink r:id="rId78">
+        <w:r>
+          <w:rPr>
+            <w:rStyle w:val="Hyperlink"/>
+          </w:rPr>
+          <w:t xml:space="preserve">Stability criteria for complex ecosystems</w:t>
+        </w:r>
+      </w:hyperlink>
+      <w:r>
+        <w:t xml:space="preserve">.</w:t>
+      </w:r>
+      <w:r>
+        <w:t xml:space="preserve"> </w:t>
+      </w:r>
+      <w:r>
+        <w:rPr>
+          <w:i/>
+          <w:iCs/>
+        </w:rPr>
+        <w:t xml:space="preserve">Nature</w:t>
+      </w:r>
+      <w:r>
+        <w:t xml:space="preserve"> </w:t>
+      </w:r>
+      <w:r>
+        <w:t xml:space="preserve">483, 205–208</w:t>
+      </w:r>
+    </w:p>
+    <w:bookmarkEnd w:id="79"/>
+    <w:bookmarkStart w:id="81" w:name="ref-williamsLimitsTrophicLevels2004"/>
+    <w:p>
+      <w:pPr>
+        <w:pStyle w:val="Bibliography"/>
+      </w:pPr>
+      <w:r>
+        <w:t xml:space="preserve">6.</w:t>
+      </w:r>
+      <w:r>
+        <w:t xml:space="preserve"> </w:t>
+      </w:r>
+      <w:r>
+        <w:t xml:space="preserve">	</w:t>
+      </w:r>
+      <w:r>
+        <w:t xml:space="preserve">Williams, R.J. and Martinez, N.D. (2004)</w:t>
+      </w:r>
+      <w:r>
+        <w:t xml:space="preserve"> </w:t>
+      </w:r>
+      <w:hyperlink r:id="rId80">
+        <w:r>
+          <w:rPr>
+            <w:rStyle w:val="Hyperlink"/>
+          </w:rPr>
+          <w:t xml:space="preserve">Limits to</w:t>
+        </w:r>
+        <w:r>
+          <w:rPr>
+            <w:rStyle w:val="Hyperlink"/>
+          </w:rPr>
+          <w:t xml:space="preserve"> </w:t>
+        </w:r>
+        <w:r>
+          <w:rPr>
+            <w:rStyle w:val="Hyperlink"/>
+          </w:rPr>
+          <w:t xml:space="preserve">Trophic Levels</w:t>
+        </w:r>
+        <w:r>
+          <w:rPr>
+            <w:rStyle w:val="Hyperlink"/>
+          </w:rPr>
+          <w:t xml:space="preserve"> </w:t>
+        </w:r>
+        <w:r>
+          <w:rPr>
+            <w:rStyle w:val="Hyperlink"/>
+          </w:rPr>
+          <w:t xml:space="preserve">and</w:t>
+        </w:r>
+        <w:r>
+          <w:rPr>
+            <w:rStyle w:val="Hyperlink"/>
+          </w:rPr>
+          <w:t xml:space="preserve"> </w:t>
+        </w:r>
+        <w:r>
+          <w:rPr>
+            <w:rStyle w:val="Hyperlink"/>
+          </w:rPr>
+          <w:t xml:space="preserve">Omnivory</w:t>
+        </w:r>
+        <w:r>
+          <w:rPr>
+            <w:rStyle w:val="Hyperlink"/>
+          </w:rPr>
+          <w:t xml:space="preserve"> </w:t>
+        </w:r>
+        <w:r>
+          <w:rPr>
+            <w:rStyle w:val="Hyperlink"/>
+          </w:rPr>
+          <w:t xml:space="preserve">in</w:t>
+        </w:r>
+        <w:r>
+          <w:rPr>
+            <w:rStyle w:val="Hyperlink"/>
+          </w:rPr>
+          <w:t xml:space="preserve"> </w:t>
+        </w:r>
+        <w:r>
+          <w:rPr>
+            <w:rStyle w:val="Hyperlink"/>
+          </w:rPr>
+          <w:t xml:space="preserve">Complex Food Webs</w:t>
+        </w:r>
+        <w:r>
+          <w:rPr>
+            <w:rStyle w:val="Hyperlink"/>
+          </w:rPr>
+          <w:t xml:space="preserve">:</w:t>
+        </w:r>
+        <w:r>
+          <w:rPr>
+            <w:rStyle w:val="Hyperlink"/>
+          </w:rPr>
+          <w:t xml:space="preserve"> </w:t>
+        </w:r>
+        <w:r>
+          <w:rPr>
+            <w:rStyle w:val="Hyperlink"/>
+          </w:rPr>
+          <w:t xml:space="preserve">Theory</w:t>
+        </w:r>
+        <w:r>
+          <w:rPr>
+            <w:rStyle w:val="Hyperlink"/>
+          </w:rPr>
+          <w:t xml:space="preserve"> </w:t>
+        </w:r>
+        <w:r>
+          <w:rPr>
+            <w:rStyle w:val="Hyperlink"/>
+          </w:rPr>
+          <w:t xml:space="preserve">and</w:t>
+        </w:r>
+        <w:r>
+          <w:rPr>
+            <w:rStyle w:val="Hyperlink"/>
+          </w:rPr>
+          <w:t xml:space="preserve"> </w:t>
+        </w:r>
+        <w:r>
+          <w:rPr>
+            <w:rStyle w:val="Hyperlink"/>
+          </w:rPr>
+          <w:t xml:space="preserve">Data</w:t>
+        </w:r>
+      </w:hyperlink>
+      <w:r>
+        <w:t xml:space="preserve">.</w:t>
+      </w:r>
+      <w:r>
+        <w:t xml:space="preserve"> </w:t>
+      </w:r>
+      <w:r>
+        <w:rPr>
+          <w:i/>
+          <w:iCs/>
+        </w:rPr>
+        <w:t xml:space="preserve">The American Naturalist</w:t>
+      </w:r>
+      <w:r>
+        <w:t xml:space="preserve"> </w:t>
+      </w:r>
+      <w:r>
+        <w:t xml:space="preserve">163, 458–468</w:t>
+      </w:r>
+    </w:p>
+    <w:bookmarkEnd w:id="81"/>
+    <w:bookmarkStart w:id="83" w:name="X781f7e482417d8f33d808967da8cf24a047c245"/>
+    <w:p>
+      <w:pPr>
+        <w:pStyle w:val="Bibliography"/>
+      </w:pPr>
+      <w:r>
+        <w:t xml:space="preserve">7.</w:t>
+      </w:r>
+      <w:r>
+        <w:t xml:space="preserve"> </w:t>
+      </w:r>
+      <w:r>
+        <w:t xml:space="preserve">	</w:t>
+      </w:r>
+      <w:r>
+        <w:t xml:space="preserve">Yodzis, P. and Winemiller, K.O. (1999)</w:t>
+      </w:r>
+      <w:r>
+        <w:t xml:space="preserve"> </w:t>
+      </w:r>
+      <w:hyperlink r:id="rId82">
+        <w:r>
+          <w:rPr>
+            <w:rStyle w:val="Hyperlink"/>
+          </w:rPr>
+          <w:t xml:space="preserve">In</w:t>
+        </w:r>
+        <w:r>
+          <w:rPr>
+            <w:rStyle w:val="Hyperlink"/>
+          </w:rPr>
+          <w:t xml:space="preserve"> </w:t>
+        </w:r>
+        <w:r>
+          <w:rPr>
+            <w:rStyle w:val="Hyperlink"/>
+          </w:rPr>
+          <w:t xml:space="preserve">Search</w:t>
+        </w:r>
+        <w:r>
+          <w:rPr>
+            <w:rStyle w:val="Hyperlink"/>
+          </w:rPr>
+          <w:t xml:space="preserve"> </w:t>
+        </w:r>
+        <w:r>
+          <w:rPr>
+            <w:rStyle w:val="Hyperlink"/>
+          </w:rPr>
+          <w:t xml:space="preserve">of</w:t>
+        </w:r>
+        <w:r>
+          <w:rPr>
+            <w:rStyle w:val="Hyperlink"/>
+          </w:rPr>
+          <w:t xml:space="preserve"> </w:t>
+        </w:r>
+        <w:r>
+          <w:rPr>
+            <w:rStyle w:val="Hyperlink"/>
+          </w:rPr>
+          <w:t xml:space="preserve">Operational Trophospecies</w:t>
+        </w:r>
+        <w:r>
+          <w:rPr>
+            <w:rStyle w:val="Hyperlink"/>
+          </w:rPr>
+          <w:t xml:space="preserve"> </w:t>
+        </w:r>
+        <w:r>
+          <w:rPr>
+            <w:rStyle w:val="Hyperlink"/>
+          </w:rPr>
+          <w:t xml:space="preserve">in a</w:t>
+        </w:r>
+        <w:r>
+          <w:rPr>
+            <w:rStyle w:val="Hyperlink"/>
+          </w:rPr>
+          <w:t xml:space="preserve"> </w:t>
+        </w:r>
+        <w:r>
+          <w:rPr>
+            <w:rStyle w:val="Hyperlink"/>
+          </w:rPr>
+          <w:t xml:space="preserve">Tropical Aquatic Food Web</w:t>
+        </w:r>
+      </w:hyperlink>
+      <w:r>
+        <w:t xml:space="preserve">.</w:t>
+      </w:r>
+      <w:r>
+        <w:t xml:space="preserve"> </w:t>
+      </w:r>
+      <w:r>
+        <w:rPr>
+          <w:i/>
+          <w:iCs/>
+        </w:rPr>
+        <w:t xml:space="preserve">Oikos</w:t>
+      </w:r>
+      <w:r>
+        <w:t xml:space="preserve"> </w:t>
+      </w:r>
+      <w:r>
+        <w:t xml:space="preserve">87, 327–340</w:t>
+      </w:r>
+    </w:p>
+    <w:bookmarkEnd w:id="83"/>
+    <w:bookmarkStart w:id="85" w:name="ref-estradaUsingNetworkCentrality2008"/>
+    <w:p>
+      <w:pPr>
+        <w:pStyle w:val="Bibliography"/>
+      </w:pPr>
+      <w:r>
+        <w:t xml:space="preserve">8.</w:t>
+      </w:r>
+      <w:r>
+        <w:t xml:space="preserve"> </w:t>
+      </w:r>
+      <w:r>
+        <w:t xml:space="preserve">	</w:t>
+      </w:r>
+      <w:r>
+        <w:t xml:space="preserve">Estrada, E. and Bodin, Ö. (2008)</w:t>
+      </w:r>
+      <w:r>
+        <w:t xml:space="preserve"> </w:t>
+      </w:r>
+      <w:hyperlink r:id="rId84">
+        <w:r>
+          <w:rPr>
+            <w:rStyle w:val="Hyperlink"/>
+          </w:rPr>
+          <w:t xml:space="preserve">Using</w:t>
+        </w:r>
+        <w:r>
+          <w:rPr>
+            <w:rStyle w:val="Hyperlink"/>
+          </w:rPr>
+          <w:t xml:space="preserve"> </w:t>
+        </w:r>
+        <w:r>
+          <w:rPr>
+            <w:rStyle w:val="Hyperlink"/>
+          </w:rPr>
+          <w:t xml:space="preserve">Network Centrality Measures</w:t>
+        </w:r>
+        <w:r>
+          <w:rPr>
+            <w:rStyle w:val="Hyperlink"/>
+          </w:rPr>
+          <w:t xml:space="preserve"> </w:t>
+        </w:r>
+        <w:r>
+          <w:rPr>
+            <w:rStyle w:val="Hyperlink"/>
+          </w:rPr>
+          <w:t xml:space="preserve">to</w:t>
+        </w:r>
+        <w:r>
+          <w:rPr>
+            <w:rStyle w:val="Hyperlink"/>
+          </w:rPr>
+          <w:t xml:space="preserve"> </w:t>
+        </w:r>
+        <w:r>
+          <w:rPr>
+            <w:rStyle w:val="Hyperlink"/>
+          </w:rPr>
+          <w:t xml:space="preserve">Manage Landscape Connectivity</w:t>
+        </w:r>
+      </w:hyperlink>
+      <w:r>
+        <w:t xml:space="preserve">.</w:t>
+      </w:r>
+      <w:r>
+        <w:t xml:space="preserve"> </w:t>
+      </w:r>
+      <w:r>
+        <w:rPr>
+          <w:i/>
+          <w:iCs/>
+        </w:rPr>
+        <w:t xml:space="preserve">Ecological Applications</w:t>
+      </w:r>
+      <w:r>
+        <w:t xml:space="preserve"> </w:t>
+      </w:r>
+      <w:r>
+        <w:t xml:space="preserve">18, 1810–1825</w:t>
+      </w:r>
+    </w:p>
+    <w:bookmarkEnd w:id="85"/>
+    <w:bookmarkStart w:id="87" w:name="ref-mccannDiversityStabilityDebate2000"/>
+    <w:p>
+      <w:pPr>
+        <w:pStyle w:val="Bibliography"/>
+      </w:pPr>
+      <w:r>
+        <w:t xml:space="preserve">9.</w:t>
+      </w:r>
+      <w:r>
+        <w:t xml:space="preserve"> </w:t>
+      </w:r>
+      <w:r>
+        <w:t xml:space="preserve">	</w:t>
+      </w:r>
+      <w:r>
+        <w:t xml:space="preserve">McCann, K.S. (2000)</w:t>
+      </w:r>
+      <w:r>
+        <w:t xml:space="preserve"> </w:t>
+      </w:r>
+      <w:hyperlink r:id="rId86">
+        <w:r>
+          <w:rPr>
+            <w:rStyle w:val="Hyperlink"/>
+          </w:rPr>
+          <w:t xml:space="preserve">The diversity–stability debate</w:t>
+        </w:r>
+      </w:hyperlink>
+      <w:r>
+        <w:t xml:space="preserve">.</w:t>
+      </w:r>
+      <w:r>
+        <w:t xml:space="preserve"> </w:t>
+      </w:r>
+      <w:r>
+        <w:rPr>
+          <w:i/>
+          <w:iCs/>
+        </w:rPr>
+        <w:t xml:space="preserve">Nature</w:t>
+      </w:r>
+      <w:r>
+        <w:t xml:space="preserve"> </w:t>
+      </w:r>
+      <w:r>
+        <w:t xml:space="preserve">405, 228–233</w:t>
+      </w:r>
+    </w:p>
+    <w:bookmarkEnd w:id="87"/>
+    <w:bookmarkStart w:id="89" w:name="X5f45a7a099d08070703fc184810d23dd2e88abd"/>
+    <w:p>
+      <w:pPr>
+        <w:pStyle w:val="Bibliography"/>
+      </w:pPr>
+      <w:r>
+        <w:t xml:space="preserve">10.</w:t>
+      </w:r>
+      <w:r>
+        <w:t xml:space="preserve"> </w:t>
+      </w:r>
+      <w:r>
+        <w:t xml:space="preserve">	</w:t>
+      </w:r>
+      <w:r>
+        <w:t xml:space="preserve">Watts, D.J. and Strogatz, S.H. (1998)</w:t>
+      </w:r>
+      <w:r>
+        <w:t xml:space="preserve"> </w:t>
+      </w:r>
+      <w:hyperlink r:id="rId88">
+        <w:r>
+          <w:rPr>
+            <w:rStyle w:val="Hyperlink"/>
+          </w:rPr>
+          <w:t xml:space="preserve">Collective dynamics of</w:t>
+        </w:r>
+        <w:r>
+          <w:rPr>
+            <w:rStyle w:val="Hyperlink"/>
+          </w:rPr>
+          <w:t xml:space="preserve"> </w:t>
+        </w:r>
+        <w:r>
+          <w:rPr>
+            <w:rStyle w:val="Hyperlink"/>
+          </w:rPr>
+          <w:t xml:space="preserve">“small-world”</w:t>
+        </w:r>
+        <w:r>
+          <w:rPr>
+            <w:rStyle w:val="Hyperlink"/>
+          </w:rPr>
+          <w:t xml:space="preserve"> </w:t>
+        </w:r>
+        <w:r>
+          <w:rPr>
+            <w:rStyle w:val="Hyperlink"/>
+          </w:rPr>
+          <w:t xml:space="preserve">networks</w:t>
+        </w:r>
+      </w:hyperlink>
+      <w:r>
+        <w:t xml:space="preserve">.</w:t>
+      </w:r>
+      <w:r>
+        <w:t xml:space="preserve"> </w:t>
+      </w:r>
+      <w:r>
+        <w:rPr>
+          <w:i/>
+          <w:iCs/>
+        </w:rPr>
+        <w:t xml:space="preserve">Nature</w:t>
+      </w:r>
+      <w:r>
+        <w:t xml:space="preserve"> </w:t>
+      </w:r>
+      <w:r>
+        <w:t xml:space="preserve">393, 440–442</w:t>
+      </w:r>
+    </w:p>
+    <w:bookmarkEnd w:id="89"/>
+    <w:bookmarkStart w:id="91" w:name="ref-stoufferRobustMeasureFood2006a"/>
+    <w:p>
+      <w:pPr>
+        <w:pStyle w:val="Bibliography"/>
+      </w:pPr>
+      <w:r>
+        <w:t xml:space="preserve">11.</w:t>
+      </w:r>
+      <w:r>
+        <w:t xml:space="preserve"> </w:t>
+      </w:r>
+      <w:r>
+        <w:t xml:space="preserve">	</w:t>
+      </w:r>
+      <w:r>
+        <w:t xml:space="preserve">Stouffer, D.B.</w:t>
       </w:r>
       <w:r>
         <w:t xml:space="preserve"> </w:t>
@@ -6197,17 +5763,17 @@
         <w:t xml:space="preserve"> </w:t>
       </w:r>
       <w:r>
-        <w:t xml:space="preserve">(2017)</w:t>
-      </w:r>
-      <w:r>
-        <w:t xml:space="preserve"> </w:t>
-      </w:r>
-      <w:hyperlink r:id="rId81">
-        <w:r>
-          <w:rPr>
-            <w:rStyle w:val="Hyperlink"/>
-          </w:rPr>
-          <w:t xml:space="preserve">Ecological network metrics: Opportunities for synthesis</w:t>
+        <w:t xml:space="preserve">(2006)</w:t>
+      </w:r>
+      <w:r>
+        <w:t xml:space="preserve"> </w:t>
+      </w:r>
+      <w:hyperlink r:id="rId90">
+        <w:r>
+          <w:rPr>
+            <w:rStyle w:val="Hyperlink"/>
+          </w:rPr>
+          <w:t xml:space="preserve">A robust measure of food web intervality</w:t>
         </w:r>
       </w:hyperlink>
       <w:r>
@@ -6221,23 +5787,23 @@
           <w:i/>
           <w:iCs/>
         </w:rPr>
-        <w:t xml:space="preserve">Ecosphere</w:t>
-      </w:r>
-      <w:r>
-        <w:t xml:space="preserve"> </w:t>
-      </w:r>
-      <w:r>
-        <w:t xml:space="preserve">8, e01900</w:t>
-      </w:r>
-    </w:p>
-    <w:bookmarkEnd w:id="82"/>
-    <w:bookmarkStart w:id="84" w:name="ref-vermaatMajorDimensionsFoodweb2009"/>
+        <w:t xml:space="preserve">Proc. Natl. Acad. Sci. U.S.A.</w:t>
+      </w:r>
+      <w:r>
+        <w:t xml:space="preserve"> </w:t>
+      </w:r>
+      <w:r>
+        <w:t xml:space="preserve">103, 19015–19020</w:t>
+      </w:r>
+    </w:p>
+    <w:bookmarkEnd w:id="91"/>
+    <w:bookmarkStart w:id="93" w:name="ref-strydomSVDEntropyReveals2021"/>
     <w:p>
       <w:pPr>
         <w:pStyle w:val="Bibliography"/>
       </w:pPr>
       <w:r>
-        <w:t xml:space="preserve">4.</w:t>
+        <w:t xml:space="preserve">12.</w:t>
       </w:r>
       <w:r>
         <w:t xml:space="preserve"> </w:t>
@@ -6246,7 +5812,7 @@
         <w:t xml:space="preserve">	</w:t>
       </w:r>
       <w:r>
-        <w:t xml:space="preserve">Vermaat, J.E.</w:t>
+        <w:t xml:space="preserve">Strydom, T.</w:t>
       </w:r>
       <w:r>
         <w:t xml:space="preserve"> </w:t>
@@ -6262,17 +5828,65 @@
         <w:t xml:space="preserve"> </w:t>
       </w:r>
       <w:r>
-        <w:t xml:space="preserve">(2009)</w:t>
-      </w:r>
-      <w:r>
-        <w:t xml:space="preserve"> </w:t>
-      </w:r>
-      <w:hyperlink r:id="rId83">
-        <w:r>
-          <w:rPr>
-            <w:rStyle w:val="Hyperlink"/>
-          </w:rPr>
-          <w:t xml:space="preserve">Major dimensions in food-web structure properties</w:t>
+        <w:t xml:space="preserve">(2021)</w:t>
+      </w:r>
+      <w:r>
+        <w:t xml:space="preserve"> </w:t>
+      </w:r>
+      <w:hyperlink r:id="rId92">
+        <w:r>
+          <w:rPr>
+            <w:rStyle w:val="Hyperlink"/>
+          </w:rPr>
+          <w:t xml:space="preserve">SVD Entropy Reveals</w:t>
+        </w:r>
+        <w:r>
+          <w:rPr>
+            <w:rStyle w:val="Hyperlink"/>
+          </w:rPr>
+          <w:t xml:space="preserve"> </w:t>
+        </w:r>
+        <w:r>
+          <w:rPr>
+            <w:rStyle w:val="Hyperlink"/>
+          </w:rPr>
+          <w:t xml:space="preserve">the</w:t>
+        </w:r>
+        <w:r>
+          <w:rPr>
+            <w:rStyle w:val="Hyperlink"/>
+          </w:rPr>
+          <w:t xml:space="preserve"> </w:t>
+        </w:r>
+        <w:r>
+          <w:rPr>
+            <w:rStyle w:val="Hyperlink"/>
+          </w:rPr>
+          <w:t xml:space="preserve">High Complexity</w:t>
+        </w:r>
+        <w:r>
+          <w:rPr>
+            <w:rStyle w:val="Hyperlink"/>
+          </w:rPr>
+          <w:t xml:space="preserve"> </w:t>
+        </w:r>
+        <w:r>
+          <w:rPr>
+            <w:rStyle w:val="Hyperlink"/>
+          </w:rPr>
+          <w:t xml:space="preserve">of</w:t>
+        </w:r>
+        <w:r>
+          <w:rPr>
+            <w:rStyle w:val="Hyperlink"/>
+          </w:rPr>
+          <w:t xml:space="preserve"> </w:t>
+        </w:r>
+        <w:r>
+          <w:rPr>
+            <w:rStyle w:val="Hyperlink"/>
+          </w:rPr>
+          <w:t xml:space="preserve">Ecological Networks</w:t>
         </w:r>
       </w:hyperlink>
       <w:r>
@@ -6286,23 +5900,23 @@
           <w:i/>
           <w:iCs/>
         </w:rPr>
-        <w:t xml:space="preserve">Ecology</w:t>
-      </w:r>
-      <w:r>
-        <w:t xml:space="preserve"> </w:t>
-      </w:r>
-      <w:r>
-        <w:t xml:space="preserve">90, 278–282</w:t>
-      </w:r>
-    </w:p>
-    <w:bookmarkEnd w:id="84"/>
-    <w:bookmarkStart w:id="86" w:name="ref-williamsLimitsTrophicLevels2004"/>
+        <w:t xml:space="preserve">Front. Ecol. Evol.</w:t>
+      </w:r>
+      <w:r>
+        <w:t xml:space="preserve"> </w:t>
+      </w:r>
+      <w:r>
+        <w:t xml:space="preserve">9</w:t>
+      </w:r>
+    </w:p>
+    <w:bookmarkEnd w:id="93"/>
+    <w:bookmarkStart w:id="95" w:name="ref-jonssonReliabilityR50Measure2015"/>
     <w:p>
       <w:pPr>
         <w:pStyle w:val="Bibliography"/>
       </w:pPr>
       <w:r>
-        <w:t xml:space="preserve">5.</w:t>
+        <w:t xml:space="preserve">13.</w:t>
       </w:r>
       <w:r>
         <w:t xml:space="preserve"> </w:t>
@@ -6311,123 +5925,7 @@
         <w:t xml:space="preserve">	</w:t>
       </w:r>
       <w:r>
-        <w:t xml:space="preserve">Williams, R.J. and Martinez, N.D. (2004)</w:t>
-      </w:r>
-      <w:r>
-        <w:t xml:space="preserve"> </w:t>
-      </w:r>
-      <w:hyperlink r:id="rId85">
-        <w:r>
-          <w:rPr>
-            <w:rStyle w:val="Hyperlink"/>
-          </w:rPr>
-          <w:t xml:space="preserve">Limits to</w:t>
-        </w:r>
-        <w:r>
-          <w:rPr>
-            <w:rStyle w:val="Hyperlink"/>
-          </w:rPr>
-          <w:t xml:space="preserve"> </w:t>
-        </w:r>
-        <w:r>
-          <w:rPr>
-            <w:rStyle w:val="Hyperlink"/>
-          </w:rPr>
-          <w:t xml:space="preserve">Trophic Levels</w:t>
-        </w:r>
-        <w:r>
-          <w:rPr>
-            <w:rStyle w:val="Hyperlink"/>
-          </w:rPr>
-          <w:t xml:space="preserve"> </w:t>
-        </w:r>
-        <w:r>
-          <w:rPr>
-            <w:rStyle w:val="Hyperlink"/>
-          </w:rPr>
-          <w:t xml:space="preserve">and</w:t>
-        </w:r>
-        <w:r>
-          <w:rPr>
-            <w:rStyle w:val="Hyperlink"/>
-          </w:rPr>
-          <w:t xml:space="preserve"> </w:t>
-        </w:r>
-        <w:r>
-          <w:rPr>
-            <w:rStyle w:val="Hyperlink"/>
-          </w:rPr>
-          <w:t xml:space="preserve">Omnivory</w:t>
-        </w:r>
-        <w:r>
-          <w:rPr>
-            <w:rStyle w:val="Hyperlink"/>
-          </w:rPr>
-          <w:t xml:space="preserve"> </w:t>
-        </w:r>
-        <w:r>
-          <w:rPr>
-            <w:rStyle w:val="Hyperlink"/>
-          </w:rPr>
-          <w:t xml:space="preserve">in</w:t>
-        </w:r>
-        <w:r>
-          <w:rPr>
-            <w:rStyle w:val="Hyperlink"/>
-          </w:rPr>
-          <w:t xml:space="preserve"> </w:t>
-        </w:r>
-        <w:r>
-          <w:rPr>
-            <w:rStyle w:val="Hyperlink"/>
-          </w:rPr>
-          <w:t xml:space="preserve">Complex Food Webs</w:t>
-        </w:r>
-        <w:r>
-          <w:rPr>
-            <w:rStyle w:val="Hyperlink"/>
-          </w:rPr>
-          <w:t xml:space="preserve">:</w:t>
-        </w:r>
-        <w:r>
-          <w:rPr>
-            <w:rStyle w:val="Hyperlink"/>
-          </w:rPr>
-          <w:t xml:space="preserve"> </w:t>
-        </w:r>
-        <w:r>
-          <w:rPr>
-            <w:rStyle w:val="Hyperlink"/>
-          </w:rPr>
-          <w:t xml:space="preserve">Theory</w:t>
-        </w:r>
-        <w:r>
-          <w:rPr>
-            <w:rStyle w:val="Hyperlink"/>
-          </w:rPr>
-          <w:t xml:space="preserve"> </w:t>
-        </w:r>
-        <w:r>
-          <w:rPr>
-            <w:rStyle w:val="Hyperlink"/>
-          </w:rPr>
-          <w:t xml:space="preserve">and</w:t>
-        </w:r>
-        <w:r>
-          <w:rPr>
-            <w:rStyle w:val="Hyperlink"/>
-          </w:rPr>
-          <w:t xml:space="preserve"> </w:t>
-        </w:r>
-        <w:r>
-          <w:rPr>
-            <w:rStyle w:val="Hyperlink"/>
-          </w:rPr>
-          <w:t xml:space="preserve">Data</w:t>
-        </w:r>
-      </w:hyperlink>
-      <w:r>
-        <w:t xml:space="preserve">.</w:t>
+        <w:t xml:space="preserve">Jonsson, T.</w:t>
       </w:r>
       <w:r>
         <w:t xml:space="preserve"> </w:t>
@@ -6437,42 +5935,23 @@
           <w:i/>
           <w:iCs/>
         </w:rPr>
-        <w:t xml:space="preserve">The American Naturalist</w:t>
-      </w:r>
-      <w:r>
-        <w:t xml:space="preserve"> </w:t>
-      </w:r>
-      <w:r>
-        <w:t xml:space="preserve">163, 458–468</w:t>
-      </w:r>
-    </w:p>
-    <w:bookmarkEnd w:id="86"/>
-    <w:bookmarkStart w:id="88" w:name="X781f7e482417d8f33d808967da8cf24a047c245"/>
-    <w:p>
-      <w:pPr>
-        <w:pStyle w:val="Bibliography"/>
-      </w:pPr>
-      <w:r>
-        <w:t xml:space="preserve">6.</w:t>
-      </w:r>
-      <w:r>
-        <w:t xml:space="preserve"> </w:t>
-      </w:r>
-      <w:r>
-        <w:t xml:space="preserve">	</w:t>
-      </w:r>
-      <w:r>
-        <w:t xml:space="preserve">Yodzis, P. and Winemiller, K.O. (1999)</w:t>
-      </w:r>
-      <w:r>
-        <w:t xml:space="preserve"> </w:t>
-      </w:r>
-      <w:hyperlink r:id="rId87">
-        <w:r>
-          <w:rPr>
-            <w:rStyle w:val="Hyperlink"/>
-          </w:rPr>
-          <w:t xml:space="preserve">In</w:t>
+        <w:t xml:space="preserve">et al.</w:t>
+      </w:r>
+      <w:r>
+        <w:t xml:space="preserve"> </w:t>
+      </w:r>
+      <w:r>
+        <w:t xml:space="preserve">(2015)</w:t>
+      </w:r>
+      <w:r>
+        <w:t xml:space="preserve"> </w:t>
+      </w:r>
+      <w:hyperlink r:id="rId94">
+        <w:r>
+          <w:rPr>
+            <w:rStyle w:val="Hyperlink"/>
+          </w:rPr>
+          <w:t xml:space="preserve">The reliability of</w:t>
         </w:r>
         <w:r>
           <w:rPr>
@@ -6484,7 +5963,7 @@
           <w:rPr>
             <w:rStyle w:val="Hyperlink"/>
           </w:rPr>
-          <w:t xml:space="preserve">Search</w:t>
+          <w:t xml:space="preserve">R50</w:t>
         </w:r>
         <w:r>
           <w:rPr>
@@ -6496,43 +5975,7 @@
           <w:rPr>
             <w:rStyle w:val="Hyperlink"/>
           </w:rPr>
-          <w:t xml:space="preserve">of</w:t>
-        </w:r>
-        <w:r>
-          <w:rPr>
-            <w:rStyle w:val="Hyperlink"/>
-          </w:rPr>
-          <w:t xml:space="preserve"> </w:t>
-        </w:r>
-        <w:r>
-          <w:rPr>
-            <w:rStyle w:val="Hyperlink"/>
-          </w:rPr>
-          <w:t xml:space="preserve">Operational Trophospecies</w:t>
-        </w:r>
-        <w:r>
-          <w:rPr>
-            <w:rStyle w:val="Hyperlink"/>
-          </w:rPr>
-          <w:t xml:space="preserve"> </w:t>
-        </w:r>
-        <w:r>
-          <w:rPr>
-            <w:rStyle w:val="Hyperlink"/>
-          </w:rPr>
-          <w:t xml:space="preserve">in a</w:t>
-        </w:r>
-        <w:r>
-          <w:rPr>
-            <w:rStyle w:val="Hyperlink"/>
-          </w:rPr>
-          <w:t xml:space="preserve"> </w:t>
-        </w:r>
-        <w:r>
-          <w:rPr>
-            <w:rStyle w:val="Hyperlink"/>
-          </w:rPr>
-          <w:t xml:space="preserve">Tropical Aquatic Food Web</w:t>
+          <w:t xml:space="preserve">as a measure of vulnerability of food webs to sequential species deletions</w:t>
         </w:r>
       </w:hyperlink>
       <w:r>
@@ -6552,224 +5995,17 @@
         <w:t xml:space="preserve"> </w:t>
       </w:r>
       <w:r>
-        <w:t xml:space="preserve">87, 327–340</w:t>
-      </w:r>
-    </w:p>
-    <w:bookmarkEnd w:id="88"/>
-    <w:bookmarkStart w:id="90" w:name="ref-estradaUsingNetworkCentrality2008"/>
+        <w:t xml:space="preserve">124, 446–457</w:t>
+      </w:r>
+    </w:p>
+    <w:bookmarkEnd w:id="95"/>
+    <w:bookmarkStart w:id="97" w:name="ref-stoufferEvidenceExistenceRobust2007"/>
     <w:p>
       <w:pPr>
         <w:pStyle w:val="Bibliography"/>
       </w:pPr>
       <w:r>
-        <w:t xml:space="preserve">7.</w:t>
-      </w:r>
-      <w:r>
-        <w:t xml:space="preserve"> </w:t>
-      </w:r>
-      <w:r>
-        <w:t xml:space="preserve">	</w:t>
-      </w:r>
-      <w:r>
-        <w:t xml:space="preserve">Estrada, E. and Bodin, Ö. (2008)</w:t>
-      </w:r>
-      <w:r>
-        <w:t xml:space="preserve"> </w:t>
-      </w:r>
-      <w:hyperlink r:id="rId89">
-        <w:r>
-          <w:rPr>
-            <w:rStyle w:val="Hyperlink"/>
-          </w:rPr>
-          <w:t xml:space="preserve">Using</w:t>
-        </w:r>
-        <w:r>
-          <w:rPr>
-            <w:rStyle w:val="Hyperlink"/>
-          </w:rPr>
-          <w:t xml:space="preserve"> </w:t>
-        </w:r>
-        <w:r>
-          <w:rPr>
-            <w:rStyle w:val="Hyperlink"/>
-          </w:rPr>
-          <w:t xml:space="preserve">Network Centrality Measures</w:t>
-        </w:r>
-        <w:r>
-          <w:rPr>
-            <w:rStyle w:val="Hyperlink"/>
-          </w:rPr>
-          <w:t xml:space="preserve"> </w:t>
-        </w:r>
-        <w:r>
-          <w:rPr>
-            <w:rStyle w:val="Hyperlink"/>
-          </w:rPr>
-          <w:t xml:space="preserve">to</w:t>
-        </w:r>
-        <w:r>
-          <w:rPr>
-            <w:rStyle w:val="Hyperlink"/>
-          </w:rPr>
-          <w:t xml:space="preserve"> </w:t>
-        </w:r>
-        <w:r>
-          <w:rPr>
-            <w:rStyle w:val="Hyperlink"/>
-          </w:rPr>
-          <w:t xml:space="preserve">Manage Landscape Connectivity</w:t>
-        </w:r>
-      </w:hyperlink>
-      <w:r>
-        <w:t xml:space="preserve">.</w:t>
-      </w:r>
-      <w:r>
-        <w:t xml:space="preserve"> </w:t>
-      </w:r>
-      <w:r>
-        <w:rPr>
-          <w:i/>
-          <w:iCs/>
-        </w:rPr>
-        <w:t xml:space="preserve">Ecological Applications</w:t>
-      </w:r>
-      <w:r>
-        <w:t xml:space="preserve"> </w:t>
-      </w:r>
-      <w:r>
-        <w:t xml:space="preserve">18, 1810–1825</w:t>
-      </w:r>
-    </w:p>
-    <w:bookmarkEnd w:id="90"/>
-    <w:bookmarkStart w:id="92" w:name="ref-mccannDiversityStabilityDebate2000"/>
-    <w:p>
-      <w:pPr>
-        <w:pStyle w:val="Bibliography"/>
-      </w:pPr>
-      <w:r>
-        <w:t xml:space="preserve">8.</w:t>
-      </w:r>
-      <w:r>
-        <w:t xml:space="preserve"> </w:t>
-      </w:r>
-      <w:r>
-        <w:t xml:space="preserve">	</w:t>
-      </w:r>
-      <w:r>
-        <w:t xml:space="preserve">McCann, K.S. (2000)</w:t>
-      </w:r>
-      <w:r>
-        <w:t xml:space="preserve"> </w:t>
-      </w:r>
-      <w:hyperlink r:id="rId91">
-        <w:r>
-          <w:rPr>
-            <w:rStyle w:val="Hyperlink"/>
-          </w:rPr>
-          <w:t xml:space="preserve">The diversity–stability debate</w:t>
-        </w:r>
-      </w:hyperlink>
-      <w:r>
-        <w:t xml:space="preserve">.</w:t>
-      </w:r>
-      <w:r>
-        <w:t xml:space="preserve"> </w:t>
-      </w:r>
-      <w:r>
-        <w:rPr>
-          <w:i/>
-          <w:iCs/>
-        </w:rPr>
-        <w:t xml:space="preserve">Nature</w:t>
-      </w:r>
-      <w:r>
-        <w:t xml:space="preserve"> </w:t>
-      </w:r>
-      <w:r>
-        <w:t xml:space="preserve">405, 228–233</w:t>
-      </w:r>
-    </w:p>
-    <w:bookmarkEnd w:id="92"/>
-    <w:bookmarkStart w:id="94" w:name="X5f45a7a099d08070703fc184810d23dd2e88abd"/>
-    <w:p>
-      <w:pPr>
-        <w:pStyle w:val="Bibliography"/>
-      </w:pPr>
-      <w:r>
-        <w:t xml:space="preserve">9.</w:t>
-      </w:r>
-      <w:r>
-        <w:t xml:space="preserve"> </w:t>
-      </w:r>
-      <w:r>
-        <w:t xml:space="preserve">	</w:t>
-      </w:r>
-      <w:r>
-        <w:t xml:space="preserve">Watts, D.J. and Strogatz, S.H. (1998)</w:t>
-      </w:r>
-      <w:r>
-        <w:t xml:space="preserve"> </w:t>
-      </w:r>
-      <w:hyperlink r:id="rId93">
-        <w:r>
-          <w:rPr>
-            <w:rStyle w:val="Hyperlink"/>
-          </w:rPr>
-          <w:t xml:space="preserve">Collective dynamics of</w:t>
-        </w:r>
-        <w:r>
-          <w:rPr>
-            <w:rStyle w:val="Hyperlink"/>
-          </w:rPr>
-          <w:t xml:space="preserve"> </w:t>
-        </w:r>
-        <w:r>
-          <w:rPr>
-            <w:rStyle w:val="Hyperlink"/>
-          </w:rPr>
-          <w:t xml:space="preserve">“small-world”</w:t>
-        </w:r>
-        <w:r>
-          <w:rPr>
-            <w:rStyle w:val="Hyperlink"/>
-          </w:rPr>
-          <w:t xml:space="preserve"> </w:t>
-        </w:r>
-        <w:r>
-          <w:rPr>
-            <w:rStyle w:val="Hyperlink"/>
-          </w:rPr>
-          <w:t xml:space="preserve">networks</w:t>
-        </w:r>
-      </w:hyperlink>
-      <w:r>
-        <w:t xml:space="preserve">.</w:t>
-      </w:r>
-      <w:r>
-        <w:t xml:space="preserve"> </w:t>
-      </w:r>
-      <w:r>
-        <w:rPr>
-          <w:i/>
-          <w:iCs/>
-        </w:rPr>
-        <w:t xml:space="preserve">Nature</w:t>
-      </w:r>
-      <w:r>
-        <w:t xml:space="preserve"> </w:t>
-      </w:r>
-      <w:r>
-        <w:t xml:space="preserve">393, 440–442</w:t>
-      </w:r>
-    </w:p>
-    <w:bookmarkEnd w:id="94"/>
-    <w:bookmarkStart w:id="96" w:name="ref-stoufferRobustMeasureFood2006a"/>
-    <w:p>
-      <w:pPr>
-        <w:pStyle w:val="Bibliography"/>
-      </w:pPr>
-      <w:r>
-        <w:t xml:space="preserve">10.</w:t>
+        <w:t xml:space="preserve">14.</w:t>
       </w:r>
       <w:r>
         <w:t xml:space="preserve"> </w:t>
@@ -6794,17 +6030,17 @@
         <w:t xml:space="preserve"> </w:t>
       </w:r>
       <w:r>
-        <w:t xml:space="preserve">(2006)</w:t>
-      </w:r>
-      <w:r>
-        <w:t xml:space="preserve"> </w:t>
-      </w:r>
-      <w:hyperlink r:id="rId95">
-        <w:r>
-          <w:rPr>
-            <w:rStyle w:val="Hyperlink"/>
-          </w:rPr>
-          <w:t xml:space="preserve">A robust measure of food web intervality</w:t>
+        <w:t xml:space="preserve">(2007)</w:t>
+      </w:r>
+      <w:r>
+        <w:t xml:space="preserve"> </w:t>
+      </w:r>
+      <w:hyperlink r:id="rId96">
+        <w:r>
+          <w:rPr>
+            <w:rStyle w:val="Hyperlink"/>
+          </w:rPr>
+          <w:t xml:space="preserve">Evidence for the existence of a robust pattern of prey selection in food webs</w:t>
         </w:r>
       </w:hyperlink>
       <w:r>
@@ -6818,23 +6054,23 @@
           <w:i/>
           <w:iCs/>
         </w:rPr>
-        <w:t xml:space="preserve">Proc. Natl. Acad. Sci. U.S.A.</w:t>
-      </w:r>
-      <w:r>
-        <w:t xml:space="preserve"> </w:t>
-      </w:r>
-      <w:r>
-        <w:t xml:space="preserve">103, 19015–19020</w:t>
-      </w:r>
-    </w:p>
-    <w:bookmarkEnd w:id="96"/>
-    <w:bookmarkStart w:id="98" w:name="ref-strydomSVDEntropyReveals2021"/>
+        <w:t xml:space="preserve">Proceedings of the Royal Society B: Biological Sciences</w:t>
+      </w:r>
+      <w:r>
+        <w:t xml:space="preserve"> </w:t>
+      </w:r>
+      <w:r>
+        <w:t xml:space="preserve">274, 1931–1940</w:t>
+      </w:r>
+    </w:p>
+    <w:bookmarkEnd w:id="97"/>
+    <w:bookmarkStart w:id="99" w:name="ref-miloNetworkMotifsSimple2002"/>
     <w:p>
       <w:pPr>
         <w:pStyle w:val="Bibliography"/>
       </w:pPr>
       <w:r>
-        <w:t xml:space="preserve">11.</w:t>
+        <w:t xml:space="preserve">15.</w:t>
       </w:r>
       <w:r>
         <w:t xml:space="preserve"> </w:t>
@@ -6843,7 +6079,7 @@
         <w:t xml:space="preserve">	</w:t>
       </w:r>
       <w:r>
-        <w:t xml:space="preserve">Strydom, T.</w:t>
+        <w:t xml:space="preserve">Milo, R.</w:t>
       </w:r>
       <w:r>
         <w:t xml:space="preserve"> </w:t>
@@ -6859,279 +6095,12 @@
         <w:t xml:space="preserve"> </w:t>
       </w:r>
       <w:r>
-        <w:t xml:space="preserve">(2021)</w:t>
-      </w:r>
-      <w:r>
-        <w:t xml:space="preserve"> </w:t>
-      </w:r>
-      <w:hyperlink r:id="rId97">
-        <w:r>
-          <w:rPr>
-            <w:rStyle w:val="Hyperlink"/>
-          </w:rPr>
-          <w:t xml:space="preserve">SVD Entropy Reveals</w:t>
-        </w:r>
-        <w:r>
-          <w:rPr>
-            <w:rStyle w:val="Hyperlink"/>
-          </w:rPr>
-          <w:t xml:space="preserve"> </w:t>
-        </w:r>
-        <w:r>
-          <w:rPr>
-            <w:rStyle w:val="Hyperlink"/>
-          </w:rPr>
-          <w:t xml:space="preserve">the</w:t>
-        </w:r>
-        <w:r>
-          <w:rPr>
-            <w:rStyle w:val="Hyperlink"/>
-          </w:rPr>
-          <w:t xml:space="preserve"> </w:t>
-        </w:r>
-        <w:r>
-          <w:rPr>
-            <w:rStyle w:val="Hyperlink"/>
-          </w:rPr>
-          <w:t xml:space="preserve">High Complexity</w:t>
-        </w:r>
-        <w:r>
-          <w:rPr>
-            <w:rStyle w:val="Hyperlink"/>
-          </w:rPr>
-          <w:t xml:space="preserve"> </w:t>
-        </w:r>
-        <w:r>
-          <w:rPr>
-            <w:rStyle w:val="Hyperlink"/>
-          </w:rPr>
-          <w:t xml:space="preserve">of</w:t>
-        </w:r>
-        <w:r>
-          <w:rPr>
-            <w:rStyle w:val="Hyperlink"/>
-          </w:rPr>
-          <w:t xml:space="preserve"> </w:t>
-        </w:r>
-        <w:r>
-          <w:rPr>
-            <w:rStyle w:val="Hyperlink"/>
-          </w:rPr>
-          <w:t xml:space="preserve">Ecological Networks</w:t>
-        </w:r>
-      </w:hyperlink>
-      <w:r>
-        <w:t xml:space="preserve">.</w:t>
-      </w:r>
-      <w:r>
-        <w:t xml:space="preserve"> </w:t>
-      </w:r>
-      <w:r>
-        <w:rPr>
-          <w:i/>
-          <w:iCs/>
-        </w:rPr>
-        <w:t xml:space="preserve">Front. Ecol. Evol.</w:t>
-      </w:r>
-      <w:r>
-        <w:t xml:space="preserve"> </w:t>
-      </w:r>
-      <w:r>
-        <w:t xml:space="preserve">9</w:t>
-      </w:r>
-    </w:p>
-    <w:bookmarkEnd w:id="98"/>
-    <w:bookmarkStart w:id="100" w:name="ref-jonssonReliabilityR50Measure2015"/>
-    <w:p>
-      <w:pPr>
-        <w:pStyle w:val="Bibliography"/>
-      </w:pPr>
-      <w:r>
-        <w:t xml:space="preserve">12.</w:t>
-      </w:r>
-      <w:r>
-        <w:t xml:space="preserve"> </w:t>
-      </w:r>
-      <w:r>
-        <w:t xml:space="preserve">	</w:t>
-      </w:r>
-      <w:r>
-        <w:t xml:space="preserve">Jonsson, T.</w:t>
-      </w:r>
-      <w:r>
-        <w:t xml:space="preserve"> </w:t>
-      </w:r>
-      <w:r>
-        <w:rPr>
-          <w:i/>
-          <w:iCs/>
-        </w:rPr>
-        <w:t xml:space="preserve">et al.</w:t>
-      </w:r>
-      <w:r>
-        <w:t xml:space="preserve"> </w:t>
-      </w:r>
-      <w:r>
-        <w:t xml:space="preserve">(2015)</w:t>
-      </w:r>
-      <w:r>
-        <w:t xml:space="preserve"> </w:t>
-      </w:r>
-      <w:hyperlink r:id="rId99">
-        <w:r>
-          <w:rPr>
-            <w:rStyle w:val="Hyperlink"/>
-          </w:rPr>
-          <w:t xml:space="preserve">The reliability of</w:t>
-        </w:r>
-        <w:r>
-          <w:rPr>
-            <w:rStyle w:val="Hyperlink"/>
-          </w:rPr>
-          <w:t xml:space="preserve"> </w:t>
-        </w:r>
-        <w:r>
-          <w:rPr>
-            <w:rStyle w:val="Hyperlink"/>
-          </w:rPr>
-          <w:t xml:space="preserve">R50</w:t>
-        </w:r>
-        <w:r>
-          <w:rPr>
-            <w:rStyle w:val="Hyperlink"/>
-          </w:rPr>
-          <w:t xml:space="preserve"> </w:t>
-        </w:r>
-        <w:r>
-          <w:rPr>
-            <w:rStyle w:val="Hyperlink"/>
-          </w:rPr>
-          <w:t xml:space="preserve">as a measure of vulnerability of food webs to sequential species deletions</w:t>
-        </w:r>
-      </w:hyperlink>
-      <w:r>
-        <w:t xml:space="preserve">.</w:t>
-      </w:r>
-      <w:r>
-        <w:t xml:space="preserve"> </w:t>
-      </w:r>
-      <w:r>
-        <w:rPr>
-          <w:i/>
-          <w:iCs/>
-        </w:rPr>
-        <w:t xml:space="preserve">Oikos</w:t>
-      </w:r>
-      <w:r>
-        <w:t xml:space="preserve"> </w:t>
-      </w:r>
-      <w:r>
-        <w:t xml:space="preserve">124, 446–457</w:t>
-      </w:r>
-    </w:p>
-    <w:bookmarkEnd w:id="100"/>
-    <w:bookmarkStart w:id="102" w:name="ref-stoufferEvidenceExistenceRobust2007"/>
-    <w:p>
-      <w:pPr>
-        <w:pStyle w:val="Bibliography"/>
-      </w:pPr>
-      <w:r>
-        <w:t xml:space="preserve">13.</w:t>
-      </w:r>
-      <w:r>
-        <w:t xml:space="preserve"> </w:t>
-      </w:r>
-      <w:r>
-        <w:t xml:space="preserve">	</w:t>
-      </w:r>
-      <w:r>
-        <w:t xml:space="preserve">Stouffer, D.B.</w:t>
-      </w:r>
-      <w:r>
-        <w:t xml:space="preserve"> </w:t>
-      </w:r>
-      <w:r>
-        <w:rPr>
-          <w:i/>
-          <w:iCs/>
-        </w:rPr>
-        <w:t xml:space="preserve">et al.</w:t>
-      </w:r>
-      <w:r>
-        <w:t xml:space="preserve"> </w:t>
-      </w:r>
-      <w:r>
-        <w:t xml:space="preserve">(2007)</w:t>
-      </w:r>
-      <w:r>
-        <w:t xml:space="preserve"> </w:t>
-      </w:r>
-      <w:hyperlink r:id="rId101">
-        <w:r>
-          <w:rPr>
-            <w:rStyle w:val="Hyperlink"/>
-          </w:rPr>
-          <w:t xml:space="preserve">Evidence for the existence of a robust pattern of prey selection in food webs</w:t>
-        </w:r>
-      </w:hyperlink>
-      <w:r>
-        <w:t xml:space="preserve">.</w:t>
-      </w:r>
-      <w:r>
-        <w:t xml:space="preserve"> </w:t>
-      </w:r>
-      <w:r>
-        <w:rPr>
-          <w:i/>
-          <w:iCs/>
-        </w:rPr>
-        <w:t xml:space="preserve">Proceedings of the Royal Society B: Biological Sciences</w:t>
-      </w:r>
-      <w:r>
-        <w:t xml:space="preserve"> </w:t>
-      </w:r>
-      <w:r>
-        <w:t xml:space="preserve">274, 1931–1940</w:t>
-      </w:r>
-    </w:p>
-    <w:bookmarkEnd w:id="102"/>
-    <w:bookmarkStart w:id="104" w:name="ref-miloNetworkMotifsSimple2002"/>
-    <w:p>
-      <w:pPr>
-        <w:pStyle w:val="Bibliography"/>
-      </w:pPr>
-      <w:r>
-        <w:t xml:space="preserve">14.</w:t>
-      </w:r>
-      <w:r>
-        <w:t xml:space="preserve"> </w:t>
-      </w:r>
-      <w:r>
-        <w:t xml:space="preserve">	</w:t>
-      </w:r>
-      <w:r>
-        <w:t xml:space="preserve">Milo, R.</w:t>
-      </w:r>
-      <w:r>
-        <w:t xml:space="preserve"> </w:t>
-      </w:r>
-      <w:r>
-        <w:rPr>
-          <w:i/>
-          <w:iCs/>
-        </w:rPr>
-        <w:t xml:space="preserve">et al.</w:t>
-      </w:r>
-      <w:r>
-        <w:t xml:space="preserve"> </w:t>
-      </w:r>
-      <w:r>
         <w:t xml:space="preserve">(2002)</w:t>
       </w:r>
       <w:r>
         <w:t xml:space="preserve"> </w:t>
       </w:r>
-      <w:hyperlink r:id="rId103">
+      <w:hyperlink r:id="rId98">
         <w:r>
           <w:rPr>
             <w:rStyle w:val="Hyperlink"/>
@@ -7213,266 +6182,9 @@
         <w:t xml:space="preserve">298, 824–827</w:t>
       </w:r>
     </w:p>
-    <w:bookmarkEnd w:id="104"/>
-    <w:bookmarkStart w:id="106" w:name="ref-dunneFoodwebStructureNetwork2002"/>
-    <w:p>
-      <w:pPr>
-        <w:pStyle w:val="Bibliography"/>
-      </w:pPr>
-      <w:r>
-        <w:t xml:space="preserve">15.</w:t>
-      </w:r>
-      <w:r>
-        <w:t xml:space="preserve"> </w:t>
-      </w:r>
-      <w:r>
-        <w:t xml:space="preserve">	</w:t>
-      </w:r>
-      <w:r>
-        <w:t xml:space="preserve">Dunne, J.A.</w:t>
-      </w:r>
-      <w:r>
-        <w:t xml:space="preserve"> </w:t>
-      </w:r>
-      <w:r>
-        <w:rPr>
-          <w:i/>
-          <w:iCs/>
-        </w:rPr>
-        <w:t xml:space="preserve">et al.</w:t>
-      </w:r>
-      <w:r>
-        <w:t xml:space="preserve"> </w:t>
-      </w:r>
-      <w:r>
-        <w:t xml:space="preserve">(2002)</w:t>
-      </w:r>
-      <w:r>
-        <w:t xml:space="preserve"> </w:t>
-      </w:r>
-      <w:hyperlink r:id="rId105">
-        <w:r>
-          <w:rPr>
-            <w:rStyle w:val="Hyperlink"/>
-          </w:rPr>
-          <w:t xml:space="preserve">Food-web structure and network theory:</w:t>
-        </w:r>
-        <w:r>
-          <w:rPr>
-            <w:rStyle w:val="Hyperlink"/>
-          </w:rPr>
-          <w:t xml:space="preserve"> </w:t>
-        </w:r>
-        <w:r>
-          <w:rPr>
-            <w:rStyle w:val="Hyperlink"/>
-          </w:rPr>
-          <w:t xml:space="preserve">The</w:t>
-        </w:r>
-        <w:r>
-          <w:rPr>
-            <w:rStyle w:val="Hyperlink"/>
-          </w:rPr>
-          <w:t xml:space="preserve"> </w:t>
-        </w:r>
-        <w:r>
-          <w:rPr>
-            <w:rStyle w:val="Hyperlink"/>
-          </w:rPr>
-          <w:t xml:space="preserve">role of connectance and size</w:t>
-        </w:r>
-      </w:hyperlink>
-      <w:r>
-        <w:t xml:space="preserve">.</w:t>
-      </w:r>
-      <w:r>
-        <w:t xml:space="preserve"> </w:t>
-      </w:r>
-      <w:r>
-        <w:rPr>
-          <w:i/>
-          <w:iCs/>
-        </w:rPr>
-        <w:t xml:space="preserve">PNAS</w:t>
-      </w:r>
-      <w:r>
-        <w:t xml:space="preserve"> </w:t>
-      </w:r>
-      <w:r>
-        <w:t xml:space="preserve">99, 12917–12922</w:t>
-      </w:r>
-    </w:p>
-    <w:bookmarkEnd w:id="106"/>
-    <w:bookmarkStart w:id="108" w:name="ref-neutelStabilityRealFood2002"/>
-    <w:p>
-      <w:pPr>
-        <w:pStyle w:val="Bibliography"/>
-      </w:pPr>
-      <w:r>
-        <w:t xml:space="preserve">16.</w:t>
-      </w:r>
-      <w:r>
-        <w:t xml:space="preserve"> </w:t>
-      </w:r>
-      <w:r>
-        <w:t xml:space="preserve">	</w:t>
-      </w:r>
-      <w:r>
-        <w:t xml:space="preserve">Neutel, A.-M.</w:t>
-      </w:r>
-      <w:r>
-        <w:t xml:space="preserve"> </w:t>
-      </w:r>
-      <w:r>
-        <w:rPr>
-          <w:i/>
-          <w:iCs/>
-        </w:rPr>
-        <w:t xml:space="preserve">et al.</w:t>
-      </w:r>
-      <w:r>
-        <w:t xml:space="preserve"> </w:t>
-      </w:r>
-      <w:r>
-        <w:t xml:space="preserve">(2002)</w:t>
-      </w:r>
-      <w:r>
-        <w:t xml:space="preserve"> </w:t>
-      </w:r>
-      <w:hyperlink r:id="rId107">
-        <w:r>
-          <w:rPr>
-            <w:rStyle w:val="Hyperlink"/>
-          </w:rPr>
-          <w:t xml:space="preserve">Stability in</w:t>
-        </w:r>
-        <w:r>
-          <w:rPr>
-            <w:rStyle w:val="Hyperlink"/>
-          </w:rPr>
-          <w:t xml:space="preserve"> </w:t>
-        </w:r>
-        <w:r>
-          <w:rPr>
-            <w:rStyle w:val="Hyperlink"/>
-          </w:rPr>
-          <w:t xml:space="preserve">Real Food Webs</w:t>
-        </w:r>
-        <w:r>
-          <w:rPr>
-            <w:rStyle w:val="Hyperlink"/>
-          </w:rPr>
-          <w:t xml:space="preserve">:</w:t>
-        </w:r>
-        <w:r>
-          <w:rPr>
-            <w:rStyle w:val="Hyperlink"/>
-          </w:rPr>
-          <w:t xml:space="preserve"> </w:t>
-        </w:r>
-        <w:r>
-          <w:rPr>
-            <w:rStyle w:val="Hyperlink"/>
-          </w:rPr>
-          <w:t xml:space="preserve">Weak Links</w:t>
-        </w:r>
-        <w:r>
-          <w:rPr>
-            <w:rStyle w:val="Hyperlink"/>
-          </w:rPr>
-          <w:t xml:space="preserve"> </w:t>
-        </w:r>
-        <w:r>
-          <w:rPr>
-            <w:rStyle w:val="Hyperlink"/>
-          </w:rPr>
-          <w:t xml:space="preserve">in</w:t>
-        </w:r>
-        <w:r>
-          <w:rPr>
-            <w:rStyle w:val="Hyperlink"/>
-          </w:rPr>
-          <w:t xml:space="preserve"> </w:t>
-        </w:r>
-        <w:r>
-          <w:rPr>
-            <w:rStyle w:val="Hyperlink"/>
-          </w:rPr>
-          <w:t xml:space="preserve">Long Loops</w:t>
-        </w:r>
-      </w:hyperlink>
-      <w:r>
-        <w:t xml:space="preserve">.</w:t>
-      </w:r>
-      <w:r>
-        <w:t xml:space="preserve"> </w:t>
-      </w:r>
-      <w:r>
-        <w:rPr>
-          <w:i/>
-          <w:iCs/>
-        </w:rPr>
-        <w:t xml:space="preserve">Science</w:t>
-      </w:r>
-      <w:r>
-        <w:t xml:space="preserve"> </w:t>
-      </w:r>
-      <w:r>
-        <w:t xml:space="preserve">296, 1120–1123</w:t>
-      </w:r>
-    </w:p>
-    <w:bookmarkEnd w:id="108"/>
-    <w:bookmarkStart w:id="110" w:name="Xd412d50b01317b0aa54d10c40af293c2515ab19"/>
-    <w:p>
-      <w:pPr>
-        <w:pStyle w:val="Bibliography"/>
-      </w:pPr>
-      <w:r>
-        <w:t xml:space="preserve">17.</w:t>
-      </w:r>
-      <w:r>
-        <w:t xml:space="preserve"> </w:t>
-      </w:r>
-      <w:r>
-        <w:t xml:space="preserve">	</w:t>
-      </w:r>
-      <w:r>
-        <w:t xml:space="preserve">Ulanowicz, R.E. (2001)</w:t>
-      </w:r>
-      <w:r>
-        <w:t xml:space="preserve"> </w:t>
-      </w:r>
-      <w:hyperlink r:id="rId109">
-        <w:r>
-          <w:rPr>
-            <w:rStyle w:val="Hyperlink"/>
-          </w:rPr>
-          <w:t xml:space="preserve">Information theory in ecology</w:t>
-        </w:r>
-      </w:hyperlink>
-      <w:r>
-        <w:t xml:space="preserve">.</w:t>
-      </w:r>
-      <w:r>
-        <w:t xml:space="preserve"> </w:t>
-      </w:r>
-      <w:r>
-        <w:rPr>
-          <w:i/>
-          <w:iCs/>
-        </w:rPr>
-        <w:t xml:space="preserve">Computers &amp; Chemistry</w:t>
-      </w:r>
-      <w:r>
-        <w:t xml:space="preserve"> </w:t>
-      </w:r>
-      <w:r>
-        <w:t xml:space="preserve">25, 393–399</w:t>
-      </w:r>
-    </w:p>
-    <w:bookmarkEnd w:id="110"/>
-    <w:bookmarkEnd w:id="111"/>
-    <w:bookmarkEnd w:id="112"/>
+    <w:bookmarkEnd w:id="99"/>
+    <w:bookmarkEnd w:id="100"/>
+    <w:bookmarkEnd w:id="101"/>
     <w:sectPr>
       <w:footnotePr>
         <w:numRestart w:val="eachSect"/>

--- a/index.docx
+++ b/index.docx
@@ -3191,7 +3191,7 @@
             <w:r>
               <w:drawing>
                 <wp:inline>
-                  <wp:extent cx="5334000" cy="2667000"/>
+                  <wp:extent cx="5334000" cy="2720340"/>
                   <wp:effectExtent b="0" l="0" r="0" t="0"/>
                   <wp:docPr descr="" title="" id="22" name="Picture"/>
                   <a:graphic>
@@ -3212,7 +3212,7 @@
                         <pic:spPr bwMode="auto">
                           <a:xfrm>
                             <a:off x="0" y="0"/>
-                            <a:ext cx="5334000" cy="2667000"/>
+                            <a:ext cx="5334000" cy="2720340"/>
                           </a:xfrm>
                           <a:prstGeom prst="rect">
                             <a:avLst/>
@@ -4578,7 +4578,7 @@
             <w:r>
               <w:drawing>
                 <wp:inline>
-                  <wp:extent cx="5334000" cy="6788727"/>
+                  <wp:extent cx="5334000" cy="5818909"/>
                   <wp:effectExtent b="0" l="0" r="0" t="0"/>
                   <wp:docPr descr="" title="" id="51" name="Picture"/>
                   <a:graphic>
@@ -4599,7 +4599,7 @@
                         <pic:spPr bwMode="auto">
                           <a:xfrm>
                             <a:off x="0" y="0"/>
-                            <a:ext cx="5334000" cy="6788727"/>
+                            <a:ext cx="5334000" cy="5818909"/>
                           </a:xfrm>
                           <a:prstGeom prst="rect">
                             <a:avLst/>
@@ -4702,7 +4702,7 @@
             <w:r>
               <w:drawing>
                 <wp:inline>
-                  <wp:extent cx="5334000" cy="4444999"/>
+                  <wp:extent cx="5334000" cy="4267200"/>
                   <wp:effectExtent b="0" l="0" r="0" t="0"/>
                   <wp:docPr descr="" title="" id="58" name="Picture"/>
                   <a:graphic>
@@ -4723,7 +4723,7 @@
                         <pic:spPr bwMode="auto">
                           <a:xfrm>
                             <a:off x="0" y="0"/>
-                            <a:ext cx="5334000" cy="4444999"/>
+                            <a:ext cx="5334000" cy="4267200"/>
                           </a:xfrm>
                           <a:prstGeom prst="rect">
                             <a:avLst/>

--- a/index.docx
+++ b/index.docx
@@ -3129,7 +3129,7 @@
     <w:bookmarkEnd w:id="18"/>
     <w:bookmarkEnd w:id="19"/>
     <w:bookmarkEnd w:id="20"/>
-    <w:bookmarkStart w:id="63" w:name="results"/>
+    <w:bookmarkStart w:id="75" w:name="results"/>
     <w:p>
       <w:pPr>
         <w:pStyle w:val="Heading1"/>
@@ -4145,7 +4145,7 @@
       </w:r>
     </w:p>
     <w:bookmarkEnd w:id="44"/>
-    <w:bookmarkStart w:id="62" w:name="predictors-of-stability"/>
+    <w:bookmarkStart w:id="74" w:name="predictors-of-stability"/>
     <w:p>
       <w:pPr>
         <w:pStyle w:val="Heading2"/>
@@ -4171,10 +4171,10 @@
         <w:tblLook w:firstRow="1" w:lastRow="0" w:firstColumn="0" w:lastColumn="0" w:noHBand="0" w:noVBand="0" w:val="0020"/>
       </w:tblPr>
       <w:tblGrid>
-        <w:gridCol w:w="2033"/>
-        <w:gridCol w:w="1926"/>
-        <w:gridCol w:w="1926"/>
-        <w:gridCol w:w="2033"/>
+        <w:gridCol w:w="2132"/>
+        <w:gridCol w:w="1624"/>
+        <w:gridCol w:w="2030"/>
+        <w:gridCol w:w="2132"/>
       </w:tblGrid>
       <w:tr>
         <w:trPr>
@@ -4628,7 +4628,7 @@
               <w:pStyle w:val="ImageCaption"/>
             </w:pPr>
             <w:r>
-              <w:t xml:space="preserve">Figure 7: A: Predictive performance of structural representations across stability components. Cross-validated variance explained (R2) for each stability component (facets) under three representations of network structure: fine-scale cluster descriptors, dominant structural metrics, and principal component scores. Points represent mean predictive performance across repeated cross-validation folds; error bars denote ±1 standard deviation. Faceting separates stability components. Differences among representations indicate how the abstraction of structural space influences the strength of structural control across stability facets. B: Regularization structure across stability components and structural representations. Mean elastic-net mixing parameter (α) across repeated cross-validation folds for each stability component and structural representation. Values near zero indicate ridge-like models where predictive signal is distributed across correlated predictors; values near one indicate lasso-like models where a small number of predictors dominate. Faceting highlights how structural abstraction alters the concentration or dispersion of structural influence underlying different facets of stability.</w:t>
+              <w:t xml:space="preserve">Figure 7: A: Predictive performance of structural representations across stability components. Cross-validated variance explained (R2) for each stability component (facets) under three representations of network structure: fine-scale cluster descriptors, dominant structural metrics, and principal component scores. Points represent mean predictive performance across repeated cross-validation folds; error bars denote ±1 standard deviation. Faceting separates stability components. Differences among representations indicate how the abstraction of structural space influences the strength of structural control across stability facets. B: Regularisation structure across stability components and structural representations. Mean elastic-net mixing parameter (α) across repeated cross-validation folds for each stability component and structural representation. Values near zero indicate ridge-like models where predictive signal is distributed across correlated predictors; values near one indicate lasso-like models where a small number of predictors dominate. Faceting highlights how structural abstraction alters the concentration or dispersion of structural influence underlying different facets of stability.</w:t>
             </w:r>
           </w:p>
           <w:bookmarkEnd w:id="53"/>
@@ -4655,7 +4655,7 @@
     </w:p>
     <w:bookmarkEnd w:id="55"/>
     <w:bookmarkEnd w:id="56"/>
-    <w:bookmarkStart w:id="61" w:name="X73913e843a710c2fae54bf48cab233da110fa6d"/>
+    <w:bookmarkStart w:id="73" w:name="X73913e843a710c2fae54bf48cab233da110fa6d"/>
     <w:p>
       <w:pPr>
         <w:pStyle w:val="Heading3"/>
@@ -4759,10 +4759,271 @@
         </w:tc>
       </w:tr>
     </w:tbl>
-    <w:bookmarkEnd w:id="61"/>
-    <w:bookmarkEnd w:id="62"/>
-    <w:bookmarkEnd w:id="63"/>
-    <w:bookmarkStart w:id="68" w:name="discussion"/>
+    <w:p>
+      <w:pPr>
+        <w:pStyle w:val="BodyText"/>
+      </w:pPr>
+      <w:r>
+        <w:t xml:space="preserve"> </w:t>
+      </w:r>
+    </w:p>
+    <w:tbl>
+      <w:tblPr>
+        <w:tblStyle w:val="Table"/>
+        <w:tblW w:type="pct" w:w="5000"/>
+        <w:tblLayout w:type="fixed"/>
+        <w:tblLook w:firstRow="0" w:lastRow="0" w:firstColumn="0" w:lastColumn="0" w:noHBand="0" w:noVBand="0" w:val="0000"/>
+      </w:tblPr>
+      <w:tblGrid>
+        <w:gridCol w:w="7920"/>
+      </w:tblGrid>
+      <w:tr>
+        <w:tc>
+          <w:tcPr/>
+          <w:bookmarkStart w:id="64" w:name="fig-stab_var_metric"/>
+          <w:p>
+            <w:pPr>
+              <w:pStyle w:val="Compact"/>
+              <w:jc w:val="center"/>
+            </w:pPr>
+            <w:r>
+              <w:drawing>
+                <wp:inline>
+                  <wp:extent cx="5334000" cy="3282461"/>
+                  <wp:effectExtent b="0" l="0" r="0" t="0"/>
+                  <wp:docPr descr="" title="" id="62" name="Picture"/>
+                  <a:graphic>
+                    <a:graphicData uri="http://schemas.openxmlformats.org/drawingml/2006/picture">
+                      <pic:pic>
+                        <pic:nvPicPr>
+                          <pic:cNvPr descr="figures/struct_stability_variance.png" id="63" name="Picture"/>
+                          <pic:cNvPicPr>
+                            <a:picLocks noChangeArrowheads="1" noChangeAspect="1"/>
+                          </pic:cNvPicPr>
+                        </pic:nvPicPr>
+                        <pic:blipFill>
+                          <a:blip r:embed="rId61"/>
+                          <a:stretch>
+                            <a:fillRect/>
+                          </a:stretch>
+                        </pic:blipFill>
+                        <pic:spPr bwMode="auto">
+                          <a:xfrm>
+                            <a:off x="0" y="0"/>
+                            <a:ext cx="5334000" cy="3282461"/>
+                          </a:xfrm>
+                          <a:prstGeom prst="rect">
+                            <a:avLst/>
+                          </a:prstGeom>
+                          <a:noFill/>
+                          <a:ln w="9525">
+                            <a:noFill/>
+                            <a:headEnd/>
+                            <a:tailEnd/>
+                          </a:ln>
+                        </pic:spPr>
+                      </pic:pic>
+                    </a:graphicData>
+                  </a:graphic>
+                </wp:inline>
+              </w:drawing>
+            </w:r>
+          </w:p>
+          <w:p>
+            <w:pPr>
+              <w:jc w:val="center"/>
+            </w:pPr>
+            <w:pPr>
+              <w:jc w:val="left"/>
+              <w:spacing w:before="200"/>
+              <w:pStyle w:val="ImageCaption"/>
+            </w:pPr>
+            <w:r>
+              <w:t xml:space="preserve">Figure 9: Contribution of individual structural descriptors to the variance explained in ecological stability. Points and horizontal segments show the proportion of variance in each stability metric (robustness, return rate ρ, and dynamical complexity) explained by each predictor, estimated from standardized elastic-net coefficients. Panels are organized by structural representation (rows) and stability metric (columns). Colours indicate the structural module or domain to which each metric belongs; metrics not assigned to a module (“PCA Axis”) are shown in grey-green. This visualization highlights which individual network descriptors most strongly influence model predictions, while also revealing variation in importance across representations and stability components.</w:t>
+            </w:r>
+          </w:p>
+          <w:bookmarkEnd w:id="64"/>
+        </w:tc>
+      </w:tr>
+    </w:tbl>
+    <w:p>
+      <w:pPr>
+        <w:pStyle w:val="BodyText"/>
+      </w:pPr>
+      <w:r>
+        <w:t xml:space="preserve"> </w:t>
+      </w:r>
+    </w:p>
+    <w:tbl>
+      <w:tblPr>
+        <w:tblStyle w:val="Table"/>
+        <w:tblW w:type="pct" w:w="5000"/>
+        <w:tblLayout w:type="fixed"/>
+        <w:tblLook w:firstRow="0" w:lastRow="0" w:firstColumn="0" w:lastColumn="0" w:noHBand="0" w:noVBand="0" w:val="0000"/>
+      </w:tblPr>
+      <w:tblGrid>
+        <w:gridCol w:w="7920"/>
+      </w:tblGrid>
+      <w:tr>
+        <w:tc>
+          <w:tcPr/>
+          <w:bookmarkStart w:id="68" w:name="fig-stab_var_module"/>
+          <w:p>
+            <w:pPr>
+              <w:pStyle w:val="Compact"/>
+              <w:jc w:val="center"/>
+            </w:pPr>
+            <w:r>
+              <w:drawing>
+                <wp:inline>
+                  <wp:extent cx="5334000" cy="2051538"/>
+                  <wp:effectExtent b="0" l="0" r="0" t="0"/>
+                  <wp:docPr descr="" title="" id="66" name="Picture"/>
+                  <a:graphic>
+                    <a:graphicData uri="http://schemas.openxmlformats.org/drawingml/2006/picture">
+                      <pic:pic>
+                        <pic:nvPicPr>
+                          <pic:cNvPr descr="figures/struct_stability_variance_module.png" id="67" name="Picture"/>
+                          <pic:cNvPicPr>
+                            <a:picLocks noChangeArrowheads="1" noChangeAspect="1"/>
+                          </pic:cNvPicPr>
+                        </pic:nvPicPr>
+                        <pic:blipFill>
+                          <a:blip r:embed="rId65"/>
+                          <a:stretch>
+                            <a:fillRect/>
+                          </a:stretch>
+                        </pic:blipFill>
+                        <pic:spPr bwMode="auto">
+                          <a:xfrm>
+                            <a:off x="0" y="0"/>
+                            <a:ext cx="5334000" cy="2051538"/>
+                          </a:xfrm>
+                          <a:prstGeom prst="rect">
+                            <a:avLst/>
+                          </a:prstGeom>
+                          <a:noFill/>
+                          <a:ln w="9525">
+                            <a:noFill/>
+                            <a:headEnd/>
+                            <a:tailEnd/>
+                          </a:ln>
+                        </pic:spPr>
+                      </pic:pic>
+                    </a:graphicData>
+                  </a:graphic>
+                </wp:inline>
+              </w:drawing>
+            </w:r>
+          </w:p>
+          <w:p>
+            <w:pPr>
+              <w:jc w:val="center"/>
+            </w:pPr>
+            <w:pPr>
+              <w:jc w:val="left"/>
+              <w:spacing w:before="200"/>
+              <w:pStyle w:val="ImageCaption"/>
+            </w:pPr>
+            <w:r>
+              <w:t xml:space="preserve">Figure 10: Contributions of structural modules to the variance explained in ecological stability. Bars show the proportion of variance in each stability metric explained by elastic-net models, aggregated across structural domains (modules) or PCA axes. Total bar height reflects the overall model predictive performance (R2), while coloured segments represent the relative contribution of each module, estimated from the sum of squared standardized coefficients. Facets separate stability metrics, and bar groups correspond to alternative structural representations (cluster medoids, dominant metrics, PCA scores). This representation summarizes how stability is shaped by collective architectural dimensions, demonstrating which modules—such as macro-architectural complexity, trophic integration, energy transport, and trophic asymmetry—drive variation in system-level stability.</w:t>
+            </w:r>
+          </w:p>
+          <w:bookmarkEnd w:id="68"/>
+        </w:tc>
+      </w:tr>
+    </w:tbl>
+    <w:p>
+      <w:pPr>
+        <w:pStyle w:val="BodyText"/>
+      </w:pPr>
+      <w:r>
+        <w:t xml:space="preserve"> </w:t>
+      </w:r>
+    </w:p>
+    <w:tbl>
+      <w:tblPr>
+        <w:tblStyle w:val="Table"/>
+        <w:tblW w:type="pct" w:w="5000"/>
+        <w:tblLayout w:type="fixed"/>
+        <w:tblLook w:firstRow="0" w:lastRow="0" w:firstColumn="0" w:lastColumn="0" w:noHBand="0" w:noVBand="0" w:val="0000"/>
+      </w:tblPr>
+      <w:tblGrid>
+        <w:gridCol w:w="7920"/>
+      </w:tblGrid>
+      <w:tr>
+        <w:tc>
+          <w:tcPr/>
+          <w:bookmarkStart w:id="72" w:name="fig-pca_struct_stability.png"/>
+          <w:p>
+            <w:pPr>
+              <w:pStyle w:val="Compact"/>
+              <w:jc w:val="center"/>
+            </w:pPr>
+            <w:r>
+              <w:drawing>
+                <wp:inline>
+                  <wp:extent cx="5334000" cy="3036276"/>
+                  <wp:effectExtent b="0" l="0" r="0" t="0"/>
+                  <wp:docPr descr="" title="" id="70" name="Picture"/>
+                  <a:graphic>
+                    <a:graphicData uri="http://schemas.openxmlformats.org/drawingml/2006/picture">
+                      <pic:pic>
+                        <pic:nvPicPr>
+                          <pic:cNvPr descr="figures/pca_struct_stability.png" id="71" name="Picture"/>
+                          <pic:cNvPicPr>
+                            <a:picLocks noChangeArrowheads="1" noChangeAspect="1"/>
+                          </pic:cNvPicPr>
+                        </pic:nvPicPr>
+                        <pic:blipFill>
+                          <a:blip r:embed="rId69"/>
+                          <a:stretch>
+                            <a:fillRect/>
+                          </a:stretch>
+                        </pic:blipFill>
+                        <pic:spPr bwMode="auto">
+                          <a:xfrm>
+                            <a:off x="0" y="0"/>
+                            <a:ext cx="5334000" cy="3036276"/>
+                          </a:xfrm>
+                          <a:prstGeom prst="rect">
+                            <a:avLst/>
+                          </a:prstGeom>
+                          <a:noFill/>
+                          <a:ln w="9525">
+                            <a:noFill/>
+                            <a:headEnd/>
+                            <a:tailEnd/>
+                          </a:ln>
+                        </pic:spPr>
+                      </pic:pic>
+                    </a:graphicData>
+                  </a:graphic>
+                </wp:inline>
+              </w:drawing>
+            </w:r>
+          </w:p>
+          <w:p>
+            <w:pPr>
+              <w:jc w:val="center"/>
+            </w:pPr>
+            <w:pPr>
+              <w:jc w:val="left"/>
+              <w:spacing w:before="200"/>
+              <w:pStyle w:val="ImageCaption"/>
+            </w:pPr>
+            <w:r>
+              <w:t xml:space="preserve">Figure 11: Food web structural variation and stability landscape. Points represent individual networks projected into structural principal component space, with the x- and y-axes corresponding to PC1 and PC2 of the network-level metrics. Point size (scaled independently within each stability metric) reflects the relative magnitude of the associated stability measure (robustness, ρ, or complexity) across networks. Arrows indicate the contribution of structural modules (e.g., macro-architectural complexity, trophic integration, energy transport, trophic asymmetry, control heterogeneity, centralisation, and functional redundancy) to the PCA axes, approximating the structural domains most associated with variation in network configuration. Facets separate stability metrics (rows) and structural representations (columns), highlighting how different network structures relate to each stability component. Arrow length is globally scaled for visibility, with module orientation showing the direction of increasing module values in PCA space.</w:t>
+            </w:r>
+          </w:p>
+          <w:bookmarkEnd w:id="72"/>
+        </w:tc>
+      </w:tr>
+    </w:tbl>
+    <w:bookmarkEnd w:id="73"/>
+    <w:bookmarkEnd w:id="74"/>
+    <w:bookmarkEnd w:id="75"/>
+    <w:bookmarkStart w:id="80" w:name="discussion"/>
     <w:p>
       <w:pPr>
         <w:pStyle w:val="Heading1"/>
@@ -4771,7 +5032,7 @@
         <w:t xml:space="preserve">4. Discussion</w:t>
       </w:r>
     </w:p>
-    <w:bookmarkStart w:id="64" w:name="network-structure-is-multidimensional"/>
+    <w:bookmarkStart w:id="76" w:name="network-structure-is-multidimensional"/>
     <w:p>
       <w:pPr>
         <w:pStyle w:val="Heading2"/>
@@ -4836,8 +5097,8 @@
         <w:t xml:space="preserve">Importantly, the existence of these modules suggests that the large number of metrics currently used in network ecology largely represent a smaller number of underlying structural domains. Many descriptors capture overlapping information, whereas others represent distinct aspects of network organisation that are rarely considered together. Recognising these domains provides a principled basis for reducing metric redundancy and for interpreting structural patterns across ecosystems.</w:t>
       </w:r>
     </w:p>
-    <w:bookmarkEnd w:id="64"/>
-    <w:bookmarkStart w:id="65" w:name="Xad7d45b1333a2fd236e1c6c9a9acd7bd855f2b7"/>
+    <w:bookmarkEnd w:id="76"/>
+    <w:bookmarkStart w:id="77" w:name="Xad7d45b1333a2fd236e1c6c9a9acd7bd855f2b7"/>
     <w:p>
       <w:pPr>
         <w:pStyle w:val="Heading2"/>
@@ -4870,8 +5131,8 @@
         <w:t xml:space="preserve">Under this interpretation, apparently conflicting results across studies become less surprising. A study focusing on connectance may capture variation in trophic integration, while another emphasising motif frequencies may instead reflect changes in network expansion and pathway complexity. Each metric may relate to stability through different mechanisms, yet comparisons between them have often been framed as competing tests of the same hypothesis. Rather than asking which structural metric best predicts stability, it may therefore be more productive to ask which dimension of network architecture is relevant to a given stability mechanism. Stability itself is a multidimensional property, encompassing processes such as persistence, resistance to disturbance, and the reorganisation of interaction pathways following perturbation. Different structural domains may influence these processes through distinct ecological mechanisms. Our analysis does not attempt to resolve which particular metrics control specific stability outcomes. Instead, it highlights the need to reframe the problem: understanding ecological stability requires considering how multiple structural dimensions interact with different dynamical processes.</w:t>
       </w:r>
     </w:p>
-    <w:bookmarkEnd w:id="65"/>
-    <w:bookmarkStart w:id="66" w:name="X815e10819c719fd889b2df0b0165ed3bc35efe2"/>
+    <w:bookmarkEnd w:id="77"/>
+    <w:bookmarkStart w:id="78" w:name="X815e10819c719fd889b2df0b0165ed3bc35efe2"/>
     <w:p>
       <w:pPr>
         <w:pStyle w:val="Heading2"/>
@@ -4888,8 +5149,8 @@
         <w:t xml:space="preserve">Recognising the multidimensional structure of food webs has practical implications for ecological analysis. First, it suggests that the common practice of selecting individual network metrics in isolation may obscure important structural relationships. Because many metrics capture overlapping aspects of network architecture, analyses based on a single descriptor may inadvertently reflect broader structural domains. Second, dimensionality reduction approaches provide a useful framework for representing network structure more coherently. By identifying modules of related metrics or latent axes of structural variation, researchers can characterise the major architectural gradients that define network organisation. Such approaches preserve the diversity of structural features while avoiding redundancy among descriptors. Finally, this perspective encourages a shift from metric-driven analyses toward process-driven structural representation. Rather than selecting metrics based on convention, analyses can instead focus on structural domains most relevant to the ecological process under investigation. This approach may provide clearer mechanistic insight into how network architecture shapes ecosystem dynamics.</w:t>
       </w:r>
     </w:p>
-    <w:bookmarkEnd w:id="66"/>
-    <w:bookmarkStart w:id="67" w:name="X52687e34ca02f886d47f2b738d6800472257c16"/>
+    <w:bookmarkEnd w:id="78"/>
+    <w:bookmarkStart w:id="79" w:name="X52687e34ca02f886d47f2b738d6800472257c16"/>
     <w:p>
       <w:pPr>
         <w:pStyle w:val="Heading2"/>
@@ -4906,9 +5167,9 @@
         <w:t xml:space="preserve">The results presented here suggest that the architecture of ecological networks can be understood as a low-dimensional structural system emerging from the interactions among species and their trophic roles. Within this system, individual metrics represent different projections of a broader architectural space. Recognising this structure does not eliminate the complexity of ecological networks, but it provides a way to organise and interpret that complexity more coherently. More broadly, this perspective highlights the importance of treating network structure as a multivariate ecological property rather than a collection of independent descriptors. Just as biodiversity is now understood through multiple complementary dimensions, including richness, composition, and functional traits, the structure of ecological networks may be best described through a set of interacting architectural domains. Future work linking network structure to ecosystem dynamics may therefore benefit from explicitly considering this multidimensional framework. By aligning structural dimensions with ecological processes and dynamical mechanisms, it may be possible to move beyond debates over individual metrics and toward a more unified understanding of how interaction networks shape the stability of ecological systems.</w:t>
       </w:r>
     </w:p>
-    <w:bookmarkEnd w:id="67"/>
-    <w:bookmarkEnd w:id="68"/>
-    <w:bookmarkStart w:id="69" w:name="conclusion"/>
+    <w:bookmarkEnd w:id="79"/>
+    <w:bookmarkEnd w:id="80"/>
+    <w:bookmarkStart w:id="81" w:name="conclusion"/>
     <w:p>
       <w:pPr>
         <w:pStyle w:val="Heading1"/>
@@ -4925,8 +5186,8 @@
         <w:t xml:space="preserve">The long-standing structure–stability debate in ecology may not reflect disagreement about ecological mechanisms, but rather the fact that network structure itself is multidimensional, and different studies have examined different dimensions of the same architectural system.</w:t>
       </w:r>
     </w:p>
-    <w:bookmarkEnd w:id="69"/>
-    <w:bookmarkStart w:id="101" w:name="references"/>
+    <w:bookmarkEnd w:id="81"/>
+    <w:bookmarkStart w:id="113" w:name="references"/>
     <w:p>
       <w:pPr>
         <w:pStyle w:val="Heading1"/>
@@ -4935,8 +5196,8 @@
         <w:t xml:space="preserve">References</w:t>
       </w:r>
     </w:p>
-    <w:bookmarkStart w:id="100" w:name="refs"/>
-    <w:bookmarkStart w:id="71" w:name="ref-vermaatMajorDimensionsFoodweb2009"/>
+    <w:bookmarkStart w:id="112" w:name="refs"/>
+    <w:bookmarkStart w:id="83" w:name="ref-vermaatMajorDimensionsFoodweb2009"/>
     <w:p>
       <w:pPr>
         <w:pStyle w:val="Bibliography"/>
@@ -4972,7 +5233,7 @@
       <w:r>
         <w:t xml:space="preserve"> </w:t>
       </w:r>
-      <w:hyperlink r:id="rId70">
+      <w:hyperlink r:id="rId82">
         <w:r>
           <w:rPr>
             <w:rStyle w:val="Hyperlink"/>
@@ -5000,8 +5261,8 @@
         <w:t xml:space="preserve">90, 278–282</w:t>
       </w:r>
     </w:p>
-    <w:bookmarkEnd w:id="71"/>
-    <w:bookmarkStart w:id="73" w:name="ref-lauEcologicalNetworkMetrics2017"/>
+    <w:bookmarkEnd w:id="83"/>
+    <w:bookmarkStart w:id="85" w:name="ref-lauEcologicalNetworkMetrics2017"/>
     <w:p>
       <w:pPr>
         <w:pStyle w:val="Bibliography"/>
@@ -5037,7 +5298,7 @@
       <w:r>
         <w:t xml:space="preserve"> </w:t>
       </w:r>
-      <w:hyperlink r:id="rId72">
+      <w:hyperlink r:id="rId84">
         <w:r>
           <w:rPr>
             <w:rStyle w:val="Hyperlink"/>
@@ -5065,8 +5326,8 @@
         <w:t xml:space="preserve">8, e01900</w:t>
       </w:r>
     </w:p>
-    <w:bookmarkEnd w:id="73"/>
-    <w:bookmarkStart w:id="75" w:name="ref-ivesStabilityDiversityEcosystems2007"/>
+    <w:bookmarkEnd w:id="85"/>
+    <w:bookmarkStart w:id="87" w:name="ref-ivesStabilityDiversityEcosystems2007"/>
     <w:p>
       <w:pPr>
         <w:pStyle w:val="Bibliography"/>
@@ -5086,7 +5347,7 @@
       <w:r>
         <w:t xml:space="preserve"> </w:t>
       </w:r>
-      <w:hyperlink r:id="rId74">
+      <w:hyperlink r:id="rId86">
         <w:r>
           <w:rPr>
             <w:rStyle w:val="Hyperlink"/>
@@ -5150,8 +5411,8 @@
         <w:t xml:space="preserve">317, 58–62</w:t>
       </w:r>
     </w:p>
-    <w:bookmarkEnd w:id="75"/>
-    <w:bookmarkStart w:id="77" w:name="ref-thompsonFoodWebsReconciling2012"/>
+    <w:bookmarkEnd w:id="87"/>
+    <w:bookmarkStart w:id="89" w:name="ref-thompsonFoodWebsReconciling2012"/>
     <w:p>
       <w:pPr>
         <w:pStyle w:val="Bibliography"/>
@@ -5187,7 +5448,7 @@
       <w:r>
         <w:t xml:space="preserve"> </w:t>
       </w:r>
-      <w:hyperlink r:id="rId76">
+      <w:hyperlink r:id="rId88">
         <w:r>
           <w:rPr>
             <w:rStyle w:val="Hyperlink"/>
@@ -5215,8 +5476,8 @@
         <w:t xml:space="preserve">27, 689–697</w:t>
       </w:r>
     </w:p>
-    <w:bookmarkEnd w:id="77"/>
-    <w:bookmarkStart w:id="79" w:name="ref-allesinaStabilityCriteriaComplex2012"/>
+    <w:bookmarkEnd w:id="89"/>
+    <w:bookmarkStart w:id="91" w:name="ref-allesinaStabilityCriteriaComplex2012"/>
     <w:p>
       <w:pPr>
         <w:pStyle w:val="Bibliography"/>
@@ -5236,7 +5497,7 @@
       <w:r>
         <w:t xml:space="preserve"> </w:t>
       </w:r>
-      <w:hyperlink r:id="rId78">
+      <w:hyperlink r:id="rId90">
         <w:r>
           <w:rPr>
             <w:rStyle w:val="Hyperlink"/>
@@ -5264,8 +5525,8 @@
         <w:t xml:space="preserve">483, 205–208</w:t>
       </w:r>
     </w:p>
-    <w:bookmarkEnd w:id="79"/>
-    <w:bookmarkStart w:id="81" w:name="ref-williamsLimitsTrophicLevels2004"/>
+    <w:bookmarkEnd w:id="91"/>
+    <w:bookmarkStart w:id="93" w:name="ref-williamsLimitsTrophicLevels2004"/>
     <w:p>
       <w:pPr>
         <w:pStyle w:val="Bibliography"/>
@@ -5285,7 +5546,7 @@
       <w:r>
         <w:t xml:space="preserve"> </w:t>
       </w:r>
-      <w:hyperlink r:id="rId80">
+      <w:hyperlink r:id="rId92">
         <w:r>
           <w:rPr>
             <w:rStyle w:val="Hyperlink"/>
@@ -5415,8 +5676,8 @@
         <w:t xml:space="preserve">163, 458–468</w:t>
       </w:r>
     </w:p>
-    <w:bookmarkEnd w:id="81"/>
-    <w:bookmarkStart w:id="83" w:name="X781f7e482417d8f33d808967da8cf24a047c245"/>
+    <w:bookmarkEnd w:id="93"/>
+    <w:bookmarkStart w:id="95" w:name="X781f7e482417d8f33d808967da8cf24a047c245"/>
     <w:p>
       <w:pPr>
         <w:pStyle w:val="Bibliography"/>
@@ -5436,7 +5697,7 @@
       <w:r>
         <w:t xml:space="preserve"> </w:t>
       </w:r>
-      <w:hyperlink r:id="rId82">
+      <w:hyperlink r:id="rId94">
         <w:r>
           <w:rPr>
             <w:rStyle w:val="Hyperlink"/>
@@ -5524,8 +5785,8 @@
         <w:t xml:space="preserve">87, 327–340</w:t>
       </w:r>
     </w:p>
-    <w:bookmarkEnd w:id="83"/>
-    <w:bookmarkStart w:id="85" w:name="ref-estradaUsingNetworkCentrality2008"/>
+    <w:bookmarkEnd w:id="95"/>
+    <w:bookmarkStart w:id="97" w:name="ref-estradaUsingNetworkCentrality2008"/>
     <w:p>
       <w:pPr>
         <w:pStyle w:val="Bibliography"/>
@@ -5545,7 +5806,7 @@
       <w:r>
         <w:t xml:space="preserve"> </w:t>
       </w:r>
-      <w:hyperlink r:id="rId84">
+      <w:hyperlink r:id="rId96">
         <w:r>
           <w:rPr>
             <w:rStyle w:val="Hyperlink"/>
@@ -5609,8 +5870,8 @@
         <w:t xml:space="preserve">18, 1810–1825</w:t>
       </w:r>
     </w:p>
-    <w:bookmarkEnd w:id="85"/>
-    <w:bookmarkStart w:id="87" w:name="ref-mccannDiversityStabilityDebate2000"/>
+    <w:bookmarkEnd w:id="97"/>
+    <w:bookmarkStart w:id="99" w:name="ref-mccannDiversityStabilityDebate2000"/>
     <w:p>
       <w:pPr>
         <w:pStyle w:val="Bibliography"/>
@@ -5630,7 +5891,7 @@
       <w:r>
         <w:t xml:space="preserve"> </w:t>
       </w:r>
-      <w:hyperlink r:id="rId86">
+      <w:hyperlink r:id="rId98">
         <w:r>
           <w:rPr>
             <w:rStyle w:val="Hyperlink"/>
@@ -5658,8 +5919,8 @@
         <w:t xml:space="preserve">405, 228–233</w:t>
       </w:r>
     </w:p>
-    <w:bookmarkEnd w:id="87"/>
-    <w:bookmarkStart w:id="89" w:name="X5f45a7a099d08070703fc184810d23dd2e88abd"/>
+    <w:bookmarkEnd w:id="99"/>
+    <w:bookmarkStart w:id="101" w:name="X5f45a7a099d08070703fc184810d23dd2e88abd"/>
     <w:p>
       <w:pPr>
         <w:pStyle w:val="Bibliography"/>
@@ -5679,7 +5940,7 @@
       <w:r>
         <w:t xml:space="preserve"> </w:t>
       </w:r>
-      <w:hyperlink r:id="rId88">
+      <w:hyperlink r:id="rId100">
         <w:r>
           <w:rPr>
             <w:rStyle w:val="Hyperlink"/>
@@ -5731,8 +5992,8 @@
         <w:t xml:space="preserve">393, 440–442</w:t>
       </w:r>
     </w:p>
-    <w:bookmarkEnd w:id="89"/>
-    <w:bookmarkStart w:id="91" w:name="ref-stoufferRobustMeasureFood2006a"/>
+    <w:bookmarkEnd w:id="101"/>
+    <w:bookmarkStart w:id="103" w:name="ref-stoufferRobustMeasureFood2006a"/>
     <w:p>
       <w:pPr>
         <w:pStyle w:val="Bibliography"/>
@@ -5768,7 +6029,7 @@
       <w:r>
         <w:t xml:space="preserve"> </w:t>
       </w:r>
-      <w:hyperlink r:id="rId90">
+      <w:hyperlink r:id="rId102">
         <w:r>
           <w:rPr>
             <w:rStyle w:val="Hyperlink"/>
@@ -5796,8 +6057,8 @@
         <w:t xml:space="preserve">103, 19015–19020</w:t>
       </w:r>
     </w:p>
-    <w:bookmarkEnd w:id="91"/>
-    <w:bookmarkStart w:id="93" w:name="ref-strydomSVDEntropyReveals2021"/>
+    <w:bookmarkEnd w:id="103"/>
+    <w:bookmarkStart w:id="105" w:name="ref-strydomSVDEntropyReveals2021"/>
     <w:p>
       <w:pPr>
         <w:pStyle w:val="Bibliography"/>
@@ -5833,7 +6094,7 @@
       <w:r>
         <w:t xml:space="preserve"> </w:t>
       </w:r>
-      <w:hyperlink r:id="rId92">
+      <w:hyperlink r:id="rId104">
         <w:r>
           <w:rPr>
             <w:rStyle w:val="Hyperlink"/>
@@ -5909,8 +6170,8 @@
         <w:t xml:space="preserve">9</w:t>
       </w:r>
     </w:p>
-    <w:bookmarkEnd w:id="93"/>
-    <w:bookmarkStart w:id="95" w:name="ref-jonssonReliabilityR50Measure2015"/>
+    <w:bookmarkEnd w:id="105"/>
+    <w:bookmarkStart w:id="107" w:name="ref-jonssonReliabilityR50Measure2015"/>
     <w:p>
       <w:pPr>
         <w:pStyle w:val="Bibliography"/>
@@ -5946,7 +6207,7 @@
       <w:r>
         <w:t xml:space="preserve"> </w:t>
       </w:r>
-      <w:hyperlink r:id="rId94">
+      <w:hyperlink r:id="rId106">
         <w:r>
           <w:rPr>
             <w:rStyle w:val="Hyperlink"/>
@@ -5998,8 +6259,8 @@
         <w:t xml:space="preserve">124, 446–457</w:t>
       </w:r>
     </w:p>
-    <w:bookmarkEnd w:id="95"/>
-    <w:bookmarkStart w:id="97" w:name="ref-stoufferEvidenceExistenceRobust2007"/>
+    <w:bookmarkEnd w:id="107"/>
+    <w:bookmarkStart w:id="109" w:name="ref-stoufferEvidenceExistenceRobust2007"/>
     <w:p>
       <w:pPr>
         <w:pStyle w:val="Bibliography"/>
@@ -6035,7 +6296,7 @@
       <w:r>
         <w:t xml:space="preserve"> </w:t>
       </w:r>
-      <w:hyperlink r:id="rId96">
+      <w:hyperlink r:id="rId108">
         <w:r>
           <w:rPr>
             <w:rStyle w:val="Hyperlink"/>
@@ -6063,8 +6324,8 @@
         <w:t xml:space="preserve">274, 1931–1940</w:t>
       </w:r>
     </w:p>
-    <w:bookmarkEnd w:id="97"/>
-    <w:bookmarkStart w:id="99" w:name="ref-miloNetworkMotifsSimple2002"/>
+    <w:bookmarkEnd w:id="109"/>
+    <w:bookmarkStart w:id="111" w:name="ref-miloNetworkMotifsSimple2002"/>
     <w:p>
       <w:pPr>
         <w:pStyle w:val="Bibliography"/>
@@ -6100,7 +6361,7 @@
       <w:r>
         <w:t xml:space="preserve"> </w:t>
       </w:r>
-      <w:hyperlink r:id="rId98">
+      <w:hyperlink r:id="rId110">
         <w:r>
           <w:rPr>
             <w:rStyle w:val="Hyperlink"/>
@@ -6182,9 +6443,9 @@
         <w:t xml:space="preserve">298, 824–827</w:t>
       </w:r>
     </w:p>
-    <w:bookmarkEnd w:id="99"/>
-    <w:bookmarkEnd w:id="100"/>
-    <w:bookmarkEnd w:id="101"/>
+    <w:bookmarkEnd w:id="111"/>
+    <w:bookmarkEnd w:id="112"/>
+    <w:bookmarkEnd w:id="113"/>
     <w:sectPr>
       <w:footnotePr>
         <w:numRestart w:val="eachSect"/>

--- a/index.docx
+++ b/index.docx
@@ -3487,19 +3487,19 @@
                     <w:jc w:val="center"/>
                   </w:pPr>
                   <w:r>
-                    <w:t xml:space="preserve">Macro-Architectural Complexity</w:t>
-                  </w:r>
-                </w:p>
-              </w:tc>
-              <w:tc>
-                <w:tcPr/>
-                <w:p>
-                  <w:pPr>
-                    <w:pStyle w:val="Compact"/>
-                    <w:jc w:val="center"/>
-                  </w:pPr>
-                  <w:r>
-                    <w:t xml:space="preserve">richness, links, diameter, motif frequencies, intervality, path-related metrics</w:t>
+                    <w:t xml:space="preserve">Macro Complexity</w:t>
+                  </w:r>
+                </w:p>
+              </w:tc>
+              <w:tc>
+                <w:tcPr/>
+                <w:p>
+                  <w:pPr>
+                    <w:pStyle w:val="Compact"/>
+                    <w:jc w:val="center"/>
+                  </w:pPr>
+                  <w:r>
+                    <w:t xml:space="preserve">richness, links, diameter, motif frequencies (all), intervality, path-related metrics</w:t>
                   </w:r>
                 </w:p>
               </w:tc>
@@ -3575,7 +3575,7 @@
                     <w:jc w:val="center"/>
                   </w:pPr>
                   <w:r>
-                    <w:t xml:space="preserve">mean distance, path number, chain-length dispersion</w:t>
+                    <w:t xml:space="preserve">mean distance, path number, chain-length</w:t>
                   </w:r>
                 </w:p>
               </w:tc>
@@ -3651,7 +3651,7 @@
                     <w:jc w:val="center"/>
                   </w:pPr>
                   <w:r>
-                    <w:t xml:space="preserve">apex proportion, herbivory, vulnerability variance</w:t>
+                    <w:t xml:space="preserve">apex proportion, herbivory, vulnerability</w:t>
                   </w:r>
                 </w:p>
               </w:tc>
@@ -4578,7 +4578,7 @@
             <w:r>
               <w:drawing>
                 <wp:inline>
-                  <wp:extent cx="5334000" cy="5818909"/>
+                  <wp:extent cx="5334000" cy="4513384"/>
                   <wp:effectExtent b="0" l="0" r="0" t="0"/>
                   <wp:docPr descr="" title="" id="51" name="Picture"/>
                   <a:graphic>
@@ -4599,7 +4599,7 @@
                         <pic:spPr bwMode="auto">
                           <a:xfrm>
                             <a:off x="0" y="0"/>
-                            <a:ext cx="5334000" cy="5818909"/>
+                            <a:ext cx="5334000" cy="4513384"/>
                           </a:xfrm>
                           <a:prstGeom prst="rect">
                             <a:avLst/>
@@ -4628,7 +4628,7 @@
               <w:pStyle w:val="ImageCaption"/>
             </w:pPr>
             <w:r>
-              <w:t xml:space="preserve">Figure 7: A: Predictive performance of structural representations across stability components. Cross-validated variance explained (R2) for each stability component (facets) under three representations of network structure: fine-scale cluster descriptors, dominant structural metrics, and principal component scores. Points represent mean predictive performance across repeated cross-validation folds; error bars denote ±1 standard deviation. Faceting separates stability components. Differences among representations indicate how the abstraction of structural space influences the strength of structural control across stability facets. B: Regularisation structure across stability components and structural representations. Mean elastic-net mixing parameter (α) across repeated cross-validation folds for each stability component and structural representation. Values near zero indicate ridge-like models where predictive signal is distributed across correlated predictors; values near one indicate lasso-like models where a small number of predictors dominate. Faceting highlights how structural abstraction alters the concentration or dispersion of structural influence underlying different facets of stability.</w:t>
+              <w:t xml:space="preserve">Figure 7: A: Predictive performance of alternative structural representations across stability components. Bars show cross-validated variance explained (R²) for each stability component (facets) under three representations of network structure: cluster-level descriptors, dominant structural metrics, and principal component scores. Bar height represents the total variance explained by each representation, while coloured segments indicate the proportional contribution of structural modules to that predictive signal. This partitioning highlights how different domains of network architecture contribute to explaining variation in stability across representations. B: Regularisation structure across stability components and structural representations. Bars show the mean elastic-net mixing parameter (α) across repeated cross-validation folds. Values near zero indicate ridge-like models where predictive signal is distributed across many correlated structural predictors, whereas values near one indicate lasso-like models where predictive power is concentrated in a small number of predictors. Together, panels illustrate how both the explanatory strength and structural concentration of stability predictors depend on how network structure is represented.</w:t>
             </w:r>
           </w:p>
           <w:bookmarkEnd w:id="53"/>
@@ -4789,7 +4789,7 @@
             <w:r>
               <w:drawing>
                 <wp:inline>
-                  <wp:extent cx="5334000" cy="3282461"/>
+                  <wp:extent cx="5334000" cy="3733799"/>
                   <wp:effectExtent b="0" l="0" r="0" t="0"/>
                   <wp:docPr descr="" title="" id="62" name="Picture"/>
                   <a:graphic>
@@ -4810,7 +4810,7 @@
                         <pic:spPr bwMode="auto">
                           <a:xfrm>
                             <a:off x="0" y="0"/>
-                            <a:ext cx="5334000" cy="3282461"/>
+                            <a:ext cx="5334000" cy="3733799"/>
                           </a:xfrm>
                           <a:prstGeom prst="rect">
                             <a:avLst/>
@@ -4963,7 +4963,7 @@
             <w:r>
               <w:drawing>
                 <wp:inline>
-                  <wp:extent cx="5334000" cy="3036276"/>
+                  <wp:extent cx="5334000" cy="2909454"/>
                   <wp:effectExtent b="0" l="0" r="0" t="0"/>
                   <wp:docPr descr="" title="" id="70" name="Picture"/>
                   <a:graphic>
@@ -4984,7 +4984,7 @@
                         <pic:spPr bwMode="auto">
                           <a:xfrm>
                             <a:off x="0" y="0"/>
-                            <a:ext cx="5334000" cy="3036276"/>
+                            <a:ext cx="5334000" cy="2909454"/>
                           </a:xfrm>
                           <a:prstGeom prst="rect">
                             <a:avLst/>

--- a/index.docx
+++ b/index.docx
@@ -4456,7 +4456,7 @@
             <w:r>
               <w:drawing>
                 <wp:inline>
-                  <wp:extent cx="5334000" cy="6788727"/>
+                  <wp:extent cx="5334000" cy="7620000"/>
                   <wp:effectExtent b="0" l="0" r="0" t="0"/>
                   <wp:docPr descr="" title="" id="46" name="Picture"/>
                   <a:graphic>
@@ -4477,7 +4477,7 @@
                         <pic:spPr bwMode="auto">
                           <a:xfrm>
                             <a:off x="0" y="0"/>
-                            <a:ext cx="5334000" cy="6788727"/>
+                            <a:ext cx="5334000" cy="7620000"/>
                           </a:xfrm>
                           <a:prstGeom prst="rect">
                             <a:avLst/>

--- a/index.docx
+++ b/index.docx
@@ -31,7 +31,7 @@
         <w:pStyle w:val="Date"/>
       </w:pPr>
       <w:r>
-        <w:t xml:space="preserve">2026-03-10</w:t>
+        <w:t xml:space="preserve">2026-03-13</w:t>
       </w:r>
     </w:p>
     <w:p>
@@ -228,7 +228,7 @@
         <w:pStyle w:val="FirstParagraph"/>
       </w:pPr>
       <w:r>
-        <w:t xml:space="preserve">We compiled quantitative network data from XX, resulting in a total of XX ecological networks. Each network was characterized using a suite of XX structural metrics</w:t>
+        <w:t xml:space="preserve">We compiled quantitative network data from XX, resulting in a total of XX ecological networks. Each network was characterised using a suite of XX structural metrics (see</w:t>
       </w:r>
       <w:r>
         <w:t xml:space="preserve"> </w:t>
@@ -242,7 +242,7 @@
         </w:r>
       </w:hyperlink>
       <w:r>
-        <w:t xml:space="preserve">, including classic descriptors such as richness, connectance, and modularity, as well as information-theoretic measures like spectral radius and SVD complexity. Prior to analysis, networks with missing values were omitted, and all metrics were standardized (mean = 0, SD = 1) to account for differences in scale and units across descriptors.</w:t>
+        <w:t xml:space="preserve">). Prior to analysis, networks with missing values were omitted, and all metrics were standardized (mean = 0, SD = 1) to account for differences in scale and units across descriptors.</w:t>
       </w:r>
     </w:p>
     <w:tbl>
@@ -2074,7 +2074,7 @@
         <w:pStyle w:val="FirstParagraph"/>
       </w:pPr>
       <w:r>
-        <w:t xml:space="preserve">We tested the hypothesis that structural descriptors of food webs are organised into statistically coherent modules reflecting shared ecological function or scaling relationships, rather than forming arbitrary clusters driven by sampling noise. If such modular organization exists, then metrics within a module should exhibit strong internal correlation relative to metrics assigned to different modules. The resulting clusters should be robust to resampling of the data. The identified modular structure should exceed expectations under null models of random association among metrics.</w:t>
+        <w:t xml:space="preserve">We tested the hypothesis that structural descriptors of food webs are organised into statistically coherent modules reflecting shared ecological function or scaling relationships, rather than forming arbitrary clusters driven by sampling noise. If such modular organisation exists, then metrics within a module should exhibit strong internal correlation relative to metrics assigned to different modules. The resulting clusters should be robust to resampling of the data. The identified modular structure should exceed expectations under null models of random association among metrics.</w:t>
       </w:r>
     </w:p>
     <w:p>
@@ -2082,7 +2082,7 @@
         <w:pStyle w:val="BodyText"/>
       </w:pPr>
       <w:r>
-        <w:t xml:space="preserve">We quantified pairwise associations among the 30 structural metrics using Pearson correlations computed across food webs. Because ecological metrics may covary either positively or negatively depending on scaling relationships, we constructed two alternative distance matrices:</w:t>
+        <w:t xml:space="preserve">We quantified pairwise associations among the XX structural metrics using Pearson correlations computed across food webs. Because ecological metrics may covary either positively or negatively depending on scaling relationships, we constructed two alternative distance matrices:</w:t>
       </w:r>
       <w:r>
         <w:t xml:space="preserve"> </w:t>
@@ -2160,7 +2160,7 @@
         <w:pStyle w:val="FirstParagraph"/>
       </w:pPr>
       <w:r>
-        <w:t xml:space="preserve">To evaluate whether structural metrics of food webs organize into coherent multivariate modules and whether those modules define principal axes of variation, we conducted a principal component analysis (PCA) followed by a permutation-based test of module–axis alignment. Under this framework, principal components define dominant structural gradients in the metric space, whereas modules represent hypothesised mechanistic groupings of structurally related metrics. Demonstrating alignment between these two representations would suggest that modular decomposition captures fundamental axes of ecological variation.</w:t>
+        <w:t xml:space="preserve">To evaluate whether structural metrics of food webs organise into coherent multivariate modules and whether those modules define principal axes of variation, we conducted a principal component analysis (PCA) followed by a permutation-based test of module–axis alignment. Under this framework, principal components define dominant structural gradients in the metric space, whereas modules represent hypothesised mechanistic groupings of structurally related metrics. Demonstrating alignment between these two representations would suggest that modular decomposition captures fundamental axes of ecological variation.</w:t>
       </w:r>
     </w:p>
     <w:p>
@@ -2225,7 +2225,7 @@
         <w:t xml:space="preserve"> </w:t>
       </w:r>
       <w:r>
-        <w:t xml:space="preserve">to reduce right skew. All remaining variables were standardized to zero mean and unit variance prior to analysis to ensure that metrics measured on different scales contributed equally to the ordination.</w:t>
+        <w:t xml:space="preserve">to reduce right skew. All remaining variables were standardised to zero mean and unit variance prior to analysis to ensure that metrics measured on different scales contributed equally to the ordination.</w:t>
       </w:r>
     </w:p>
     <w:p>
@@ -2388,15 +2388,27 @@
         <w:t xml:space="preserve"> </w:t>
       </w:r>
       <w:r>
-        <w:t xml:space="preserve">on principal component</w:t>
+        <w:t xml:space="preserve">on</w:t>
       </w:r>
       <w:r>
         <w:t xml:space="preserve"> </w:t>
       </w:r>
       <m:oMath>
         <m:r>
-          <m:t>k</m:t>
+          <m:t>P</m:t>
         </m:r>
+        <m:sSub>
+          <m:e>
+            <m:r>
+              <m:t>C</m:t>
+            </m:r>
+          </m:e>
+          <m:sub>
+            <m:r>
+              <m:t>k</m:t>
+            </m:r>
+          </m:sub>
+        </m:sSub>
       </m:oMath>
       <w:r>
         <w:t xml:space="preserve"> </w:t>
@@ -2428,15 +2440,27 @@
         <w:t xml:space="preserve"> </w:t>
       </w:r>
       <w:r>
-        <w:t xml:space="preserve">represents the fraction of variance in PC</w:t>
+        <w:t xml:space="preserve">represents the fraction of variance in</w:t>
       </w:r>
       <w:r>
         <w:t xml:space="preserve"> </w:t>
       </w:r>
       <m:oMath>
         <m:r>
-          <m:t>k</m:t>
+          <m:t>P</m:t>
         </m:r>
+        <m:sSub>
+          <m:e>
+            <m:r>
+              <m:t>C</m:t>
+            </m:r>
+          </m:e>
+          <m:sub>
+            <m:r>
+              <m:t>k</m:t>
+            </m:r>
+          </m:sub>
+        </m:sSub>
       </m:oMath>
       <w:r>
         <w:t xml:space="preserve"> </w:t>
@@ -2588,6 +2612,14 @@
           <m:t>1.96</m:t>
         </m:r>
       </m:oMath>
+    </w:p>
+    <w:p>
+      <w:pPr>
+        <w:pStyle w:val="BodyText"/>
+      </w:pPr>
+      <w:r>
+        <w:t xml:space="preserve">where:</w:t>
+      </w:r>
     </w:p>
     <w:p>
       <w:pPr>
@@ -2694,6 +2726,14 @@
       <w:pPr>
         <w:pStyle w:val="FirstParagraph"/>
       </w:pPr>
+      <w:r>
+        <w:t xml:space="preserve">and:</w:t>
+      </w:r>
+    </w:p>
+    <w:p>
+      <w:pPr>
+        <w:pStyle w:val="BodyText"/>
+      </w:pPr>
       <m:oMathPara>
         <m:oMathParaPr>
           <m:jc m:val="center"/>
@@ -3031,7 +3071,39 @@
         <w:t xml:space="preserve"> </w:t>
       </w:r>
       <w:r>
-        <w:t xml:space="preserve">trophic composition, centralization, path structure). Clustering was performed using correlation-based distance, ensuring that metrics grouped together reflected shared structural information rather than raw scale. To construct a reduced predictor set from these domains, we selected a single representative metric per cluster using a medoid approach. Within each cluster, we computed the absolute correlation matrix among member metrics and defined distance as 1−∣r∣. The medoid was identified as the metric minimizing mean pairwise distance to other metrics in the cluster. This approach preserves structural diversity while minimizing redundancy and does not rely on principal component loadings, which can bias selection toward dominant variance axes. The resulting</w:t>
+        <w:t xml:space="preserve">trophic composition, centralisation, path structure). Clustering was performed using correlation-based distance, ensuring that metrics grouped together reflected shared structural information rather than raw scale. To construct a reduced predictor set from these domains, we selected a single representative metric per cluster using a medoid approach. Within each cluster, we computed the absolute correlation matrix among member metrics and defined distance as</w:t>
+      </w:r>
+      <w:r>
+        <w:t xml:space="preserve"> </w:t>
+      </w:r>
+      <m:oMath>
+        <m:r>
+          <m:t>1</m:t>
+        </m:r>
+        <m:r>
+          <m:rPr>
+            <m:sty m:val="p"/>
+          </m:rPr>
+          <m:t>−</m:t>
+        </m:r>
+        <m:r>
+          <m:rPr>
+            <m:sty m:val="p"/>
+          </m:rPr>
+          <m:t>∣</m:t>
+        </m:r>
+        <m:r>
+          <m:t>r</m:t>
+        </m:r>
+        <m:r>
+          <m:rPr>
+            <m:sty m:val="p"/>
+          </m:rPr>
+          <m:t>∣</m:t>
+        </m:r>
+      </m:oMath>
+      <w:r>
+        <w:t xml:space="preserve">. The medoid was identified as the metric minimizing mean pairwise distance to other metrics in the cluster. This approach preserves structural diversity while minimizing redundancy and does not rely on principal component loadings, which can bias selection toward dominant variance axes. The resulting</w:t>
       </w:r>
       <w:r>
         <w:t xml:space="preserve"> </w:t>
@@ -3061,7 +3133,7 @@
         <w:pStyle w:val="FirstParagraph"/>
       </w:pPr>
       <w:r>
-        <w:t xml:space="preserve">As a complementary representation of network structure, we performed principal component analysis (PCA) on the scaled full metric matrix. Principal components were retained until cumulative explained variance exceeded 80%, yielding a set of orthogonal axes describing the dominant gradients of variation in network topology. These retained PC scores constitute a low-dimensional latent representation of network space. Unlike cluster medoids, which preserve structural categories, PC scores preserve maximal variance and ensure orthogonality among predictors. We also explored a third reduction approach—selecting the single highest-loading metric per retained PC. However, because principal components are linear combinations of multiple metrics, this “PC-dominant metric” strategy substantially reduces the variance represented by each axis. Consequently, this approach captures less of the total structural variance and was treated as exploratory rather than primary.</w:t>
+        <w:t xml:space="preserve">As a complementary representation of network structure, we performed principal component analysis (PCA) on the scaled full metric matrix. Principal components were retained until cumulative explained variance exceeded 80%, yielding a set of orthogonal axes describing the dominant gradients of variation in network topology. These retained PC scores constitute a low-dimensional latent representation of network space. Unlike cluster medoids, which preserve structural categories, PC scores preserve maximal variance and ensure orthogonality among predictors. We also explored a third reduction approach—selecting the single highest-loading metric per retained PC. However, because principal components are linear combinations of multiple metrics, this PC-dominant metric strategy substantially reduces the variance represented by each axis. Consequently, this approach captures less of the total structural variance.</w:t>
       </w:r>
     </w:p>
     <w:bookmarkEnd w:id="15"/>
@@ -3079,7 +3151,7 @@
         <w:pStyle w:val="FirstParagraph"/>
       </w:pPr>
       <w:r>
-        <w:t xml:space="preserve">The cluster-medoid and PCA-score representations reflect different theoretical assumptions about how structure relates to stability. The cluster-medoid approach assumes that ecological stability responds to discrete structural domains that may vary independently and need not align with the dominant gradients of network variation. In contrast, the PCA-score approach assumes that stability responds primarily to the major axes of variation in network topology, regardless of their interpretability in terms of structural domains. By explicitly comparing predictive performance across these representations, we test whether ecological stability is better explained by domain-specific structural mechanisms or by global geometric gradients of network organization.</w:t>
+        <w:t xml:space="preserve">The cluster-medoid and PCA-score representations reflect different theoretical assumptions about how structure relates to stability. The cluster-medoid approach assumes that ecological stability responds to discrete structural domains that may vary independently and need not align with the dominant gradients of network variation. In contrast, the PCA-score approach assumes that stability responds primarily to the major axes of variation in network topology, regardless of their interpretability in terms of structural domains. By explicitly comparing predictive performance across these representations, we test whether ecological stability is better explained by domain-specific structural mechanisms or by global geometric gradients of network organisation.</w:t>
       </w:r>
     </w:p>
     <w:bookmarkEnd w:id="16"/>
@@ -3097,7 +3169,7 @@
         <w:pStyle w:val="FirstParagraph"/>
       </w:pPr>
       <w:r>
-        <w:t xml:space="preserve">To evaluate how different hierarchical representations of network structure explain variation in stability, we implemented a regularized linear modelling framework designed to balance interpretability and overfitting risk given the modest sample size (n = 38). For each stability component (complexity, robustness, and ρ), we fit elastic net regression models using three distinct structural representations: Fine-scale cluster-level topological descriptors, Dominant structural summaries (PC_Dominant), and Multivariate principal component scores (PC_Scores). All predictors and response variables were standardized prior to analysis to allow direct comparison of coefficient magnitudes.</w:t>
+        <w:t xml:space="preserve">To evaluate how different hierarchical representations of network structure explain variation in stability, we implemented a regularised linear modelling framework designed to balance interpretability and overfitting risk given the modest sample size (n = 38). For each stability component (complexity, robustness, and ρ), we fit elastic net regression models using three distinct structural representations: Fine-scale cluster-level topological descriptors, Dominant structural summaries (PC_Dominant), and Multivariate principal component scores (PC_Scores). All predictors and response variables were standardized prior to analysis to allow direct comparison of coefficient magnitudes.</w:t>
       </w:r>
     </w:p>
     <w:p>
@@ -3122,7 +3194,30 @@
         <w:pStyle w:val="FirstParagraph"/>
       </w:pPr>
       <w:r>
-        <w:t xml:space="preserve">Predictive performance was assessed using repeated v-fold cross-validation (5 folds × 20 repeats). Within each training partition, models were fit across a grid of α values (0–1 in increments of 0.25), and the optimal penalty strength (λ) was selected via internal cross-validation. Performance was quantified as cross-validated R^2 computed on held-out test partitions. After cross-validation, final models were refit to the full dataset using the mean selected α, and standardized coefficients were extracted to characterize the direction and magnitude of structural effects. This approach was not intended to maximize predictive accuracy per se, but rather to quantify the relative degree and architecture of structural control across stability facets.</w:t>
+        <w:t xml:space="preserve">Predictive performance was assessed using repeated v-fold cross-validation (10 folds x 10 repeats). Within each training partition, models were fit across a grid of α values (0–1 in increments of 0.25), and the optimal penalty strength (λ) was selected via internal cross-validation. Performance was quantified as cross-validated</w:t>
+      </w:r>
+      <w:r>
+        <w:t xml:space="preserve"> </w:t>
+      </w:r>
+      <m:oMath>
+        <m:sSup>
+          <m:e>
+            <m:r>
+              <m:t>R</m:t>
+            </m:r>
+          </m:e>
+          <m:sup>
+            <m:r>
+              <m:t>2</m:t>
+            </m:r>
+          </m:sup>
+        </m:sSup>
+      </m:oMath>
+      <w:r>
+        <w:t xml:space="preserve"> </w:t>
+      </w:r>
+      <w:r>
+        <w:t xml:space="preserve">computed on held-out test partitions. After cross-validation, final models were refit to the full dataset using the mean selected α, and standardized coefficients were extracted to characterize the direction and magnitude of structural effects. This approach was not intended to maximize predictive accuracy per se, but rather to quantify the relative degree and architecture of structural control across stability facets.</w:t>
       </w:r>
     </w:p>
     <w:bookmarkEnd w:id="17"/>
@@ -3891,7 +3986,7 @@
             <w:r>
               <w:drawing>
                 <wp:inline>
-                  <wp:extent cx="5334000" cy="2133600"/>
+                  <wp:extent cx="5334000" cy="2095500"/>
                   <wp:effectExtent b="0" l="0" r="0" t="0"/>
                   <wp:docPr descr="" title="" id="33" name="Picture"/>
                   <a:graphic>
@@ -3912,7 +4007,7 @@
                         <pic:spPr bwMode="auto">
                           <a:xfrm>
                             <a:off x="0" y="0"/>
-                            <a:ext cx="5334000" cy="2133600"/>
+                            <a:ext cx="5334000" cy="2095500"/>
                           </a:xfrm>
                           <a:prstGeom prst="rect">
                             <a:avLst/>
@@ -4456,7 +4551,7 @@
             <w:r>
               <w:drawing>
                 <wp:inline>
-                  <wp:extent cx="5334000" cy="7620000"/>
+                  <wp:extent cx="5334000" cy="6222999"/>
                   <wp:effectExtent b="0" l="0" r="0" t="0"/>
                   <wp:docPr descr="" title="" id="46" name="Picture"/>
                   <a:graphic>
@@ -4477,7 +4572,7 @@
                         <pic:spPr bwMode="auto">
                           <a:xfrm>
                             <a:off x="0" y="0"/>
-                            <a:ext cx="5334000" cy="7620000"/>
+                            <a:ext cx="5334000" cy="6222999"/>
                           </a:xfrm>
                           <a:prstGeom prst="rect">
                             <a:avLst/>

--- a/index.docx
+++ b/index.docx
@@ -129,6 +129,50 @@
         <w:pStyle w:val="BodyText"/>
       </w:pPr>
       <w:r>
+        <w:t xml:space="preserve">Ecological theory has long sought general principles linking the architecture of interaction networks to ecosystem stability. Early theoretical work framed this relationship in terms of system complexity, most famously through the analysis of random community matrices by Robert May, who showed that increasing species richness, interaction density, and interaction strength variance should reduce local dynamical stability in large ecological systems</w:t>
+      </w:r>
+      <w:r>
+        <w:t xml:space="preserve"> </w:t>
+      </w:r>
+      <w:r>
+        <w:t xml:space="preserve">[3,4]</w:t>
+      </w:r>
+      <w:r>
+        <w:t xml:space="preserve">. Subsequent work refined this prediction by demonstrating that specific forms of network organisation such as interaction structure, trophic hierarchy, and compartmentalisation can substantially alter stability outcomes</w:t>
+      </w:r>
+      <w:r>
+        <w:t xml:space="preserve"> </w:t>
+      </w:r>
+      <w:r>
+        <w:t xml:space="preserve">[5–7]</w:t>
+      </w:r>
+      <w:r>
+        <w:t xml:space="preserve">. More recently, structural theories such as trophic coherence have proposed that food webs occupy constrained regions of structural space in which particular architectural features strongly influence system stability</w:t>
+      </w:r>
+      <w:r>
+        <w:t xml:space="preserve"> </w:t>
+      </w:r>
+      <w:r>
+        <w:t xml:space="preserve">[8]</w:t>
+      </w:r>
+      <w:r>
+        <w:t xml:space="preserve">. At the same time, ecological stability itself is now widely recognised as a multidimensional concept encompassing distinct dynamical properties such as persistence, resistance to disturbance, and recovery dynamics</w:t>
+      </w:r>
+      <w:r>
+        <w:t xml:space="preserve"> </w:t>
+      </w:r>
+      <w:r>
+        <w:t xml:space="preserve">[9–11]</w:t>
+      </w:r>
+      <w:r>
+        <w:t xml:space="preserve">. Together these developments suggest that the relationship between network structure and ecological stability may be more complex than originally assumed, specifically that both structure and stability are multidimensional properties of ecological systems. If so, apparent inconsistencies in the structure–stability literature may arise not because theoretical predictions are incorrect, but because different studies measure different aspects of network architecture and different components of ecological stability.</w:t>
+      </w:r>
+    </w:p>
+    <w:p>
+      <w:pPr>
+        <w:pStyle w:val="BodyText"/>
+      </w:pPr>
+      <w:r>
         <w:t xml:space="preserve">One explanation for this inconsistency is that network structure is fundamentally multidimensional. Rather than representing a single property of ecosystems, structural metrics may capture different aspects of how interactions are organised and how energy moves through ecological systems. If this is the case, then individual metrics should not be expected to provide a universal predictor of stability. Instead, they may represent distinct dimensions of structural organisation that relate to different ecological mechanisms. Despite this possibility, most studies treat structural descriptors independently or select a small subset based on convention or data availability. Relatively few attempts have been made to examine whether commonly used network metrics organise into a smaller set of coherent structural dimensions that define the underlying space of ecological network architecture.</w:t>
       </w:r>
     </w:p>
@@ -137,16 +181,16 @@
         <w:pStyle w:val="BodyText"/>
       </w:pPr>
       <w:r>
-        <w:t xml:space="preserve">Ecological stability is likewise not a single property but a collection of related dynamical behaviours [Pimm 1984;</w:t>
-      </w:r>
-      <w:r>
-        <w:t xml:space="preserve"> </w:t>
-      </w:r>
-      <w:r>
-        <w:t xml:space="preserve">[3]</w:t>
-      </w:r>
-      <w:r>
-        <w:t xml:space="preserve">]. Different studies have emphasised different stability components, including the persistence of species [REF], the resistance of communities to disturbance [REF], and the speed with which systems recover following perturbation [REF]. These processes reflect distinct aspects of ecosystem dynamics and may depend on different features of network structure. From an energy-flow perspective, three stability mechanisms are particularly relevant: persistence, resistance, and return. Persistence refers to the continued maintenance of energy flow and species presence following species loss or environmental change. Resistance describes the degree to which disturbances propagate through ecological interactions, potentially amplifying or dampening perturbations. Return captures the capacity of a system to reorganise and re-establish stable interaction patterns following disturbance. Because these mechanisms operate through different ecological processes, they may be expected to depend on different aspects of network architecture. Structural features related to species roles and redundancy may influence persistence, whereas properties governing interaction pathways and network organisation may affect disturbance propagation or recovery dynamics.</w:t>
+        <w:t xml:space="preserve">Ecological stability is likewise not a single property but a collection of related dynamical behaviours</w:t>
+      </w:r>
+      <w:r>
+        <w:t xml:space="preserve"> </w:t>
+      </w:r>
+      <w:r>
+        <w:t xml:space="preserve">[10,12]</w:t>
+      </w:r>
+      <w:r>
+        <w:t xml:space="preserve">. Different studies have emphasised different stability components, including the persistence of species [REF], the resistance of communities to disturbance [REF], and the speed with which systems recover following perturbation [REF]. These processes reflect distinct aspects of ecosystem dynamics and may depend on different features of network structure. From an energy-flow perspective, three stability mechanisms are particularly relevant: persistence, resistance, and return. Persistence refers to the continued maintenance of energy flow and species presence following species loss or environmental change. Resistance describes the degree to which disturbances propagate through ecological interactions, potentially amplifying or dampening perturbations. Return captures the capacity of a system to reorganise and re-establish stable interaction patterns following disturbance. Because these mechanisms operate through different ecological processes, they may be expected to depend on different aspects of network architecture. Structural features related to species roles and redundancy may influence persistence, whereas properties governing interaction pathways and network organisation may affect disturbance propagation or recovery dynamics.</w:t>
       </w:r>
     </w:p>
     <w:p>
@@ -172,7 +216,7 @@
         <w:t xml:space="preserve"> </w:t>
       </w:r>
       <w:r>
-        <w:t xml:space="preserve">[4]</w:t>
+        <w:t xml:space="preserve">[13]</w:t>
       </w:r>
       <w:r>
         <w:t xml:space="preserve">. Node-level metrics primarily relate to persistence, path-level metrics to resistance, and global organisational metrics to return dynamics. Some descriptors span multiple scales, reflecting the coupling between structural organisation and emergent behaviour</w:t>
@@ -181,7 +225,7 @@
         <w:t xml:space="preserve"> </w:t>
       </w:r>
       <w:r>
-        <w:t xml:space="preserve">[5]</w:t>
+        <w:t xml:space="preserve">[6]</w:t>
       </w:r>
       <w:r>
         <w:t xml:space="preserve">. This perspective provides a mechanistic explanation for why studies using different network metrics frequently report contrasting structure–stability relationships. Rather than reflecting inconsistency or redundancy, these differences arise because different metrics implicitly target different components of stability</w:t>
@@ -287,7 +331,7 @@
               <w:t xml:space="preserve"> </w:t>
             </w:r>
             <w:r>
-              <w:t xml:space="preserve">[4]</w:t>
+              <w:t xml:space="preserve">[13]</w:t>
             </w:r>
             <w:r>
               <w:t xml:space="preserve"> </w:t>
@@ -918,7 +962,7 @@
                     <w:jc w:val="center"/>
                   </w:pPr>
                   <w:r>
-                    <w:t xml:space="preserve">[6]</w:t>
+                    <w:t xml:space="preserve">[14]</w:t>
                   </w:r>
                 </w:p>
               </w:tc>
@@ -968,7 +1012,7 @@
                     <w:jc w:val="center"/>
                   </w:pPr>
                   <w:r>
-                    <w:t xml:space="preserve">[7]</w:t>
+                    <w:t xml:space="preserve">[15]</w:t>
                   </w:r>
                 </w:p>
               </w:tc>
@@ -1018,7 +1062,7 @@
                     <w:jc w:val="center"/>
                   </w:pPr>
                   <w:r>
-                    <w:t xml:space="preserve">[8]</w:t>
+                    <w:t xml:space="preserve">[16]</w:t>
                   </w:r>
                 </w:p>
               </w:tc>
@@ -1298,7 +1342,7 @@
                     <w:jc w:val="center"/>
                   </w:pPr>
                   <w:r>
-                    <w:t xml:space="preserve">[9]</w:t>
+                    <w:t xml:space="preserve">[5]</w:t>
                   </w:r>
                 </w:p>
               </w:tc>
@@ -1482,7 +1526,7 @@
                     <w:jc w:val="center"/>
                   </w:pPr>
                   <w:r>
-                    <w:t xml:space="preserve">[10]</w:t>
+                    <w:t xml:space="preserve">[17]</w:t>
                   </w:r>
                 </w:p>
               </w:tc>
@@ -1532,7 +1576,7 @@
                     <w:jc w:val="center"/>
                   </w:pPr>
                   <w:r>
-                    <w:t xml:space="preserve">[6]</w:t>
+                    <w:t xml:space="preserve">[14]</w:t>
                   </w:r>
                 </w:p>
               </w:tc>
@@ -1582,7 +1626,7 @@
                     <w:jc w:val="center"/>
                   </w:pPr>
                   <w:r>
-                    <w:t xml:space="preserve">[6]</w:t>
+                    <w:t xml:space="preserve">[14]</w:t>
                   </w:r>
                 </w:p>
               </w:tc>
@@ -1678,7 +1722,17 @@
                     <w:jc w:val="center"/>
                   </w:pPr>
                   <w:r>
-                    <w:t xml:space="preserve">[11]</w:t>
+                    <w:t xml:space="preserve">[</w:t>
+                  </w:r>
+                  <w:r>
+                    <w:rPr>
+                      <w:b/>
+                      <w:bCs/>
+                    </w:rPr>
+                    <w:t xml:space="preserve">stoufferRobustMeasureFood2006a?</w:t>
+                  </w:r>
+                  <w:r>
+                    <w:t xml:space="preserve">]</w:t>
                   </w:r>
                 </w:p>
               </w:tc>
@@ -1774,7 +1828,7 @@
                     <w:jc w:val="center"/>
                   </w:pPr>
                   <w:r>
-                    <w:t xml:space="preserve">[12]</w:t>
+                    <w:t xml:space="preserve">[18]</w:t>
                   </w:r>
                 </w:p>
               </w:tc>
@@ -1824,7 +1878,7 @@
                     <w:jc w:val="center"/>
                   </w:pPr>
                   <w:r>
-                    <w:t xml:space="preserve">[13]</w:t>
+                    <w:t xml:space="preserve">[19]</w:t>
                   </w:r>
                 </w:p>
               </w:tc>
@@ -1874,13 +1928,13 @@
                     <w:jc w:val="center"/>
                   </w:pPr>
                   <w:r>
-                    <w:t xml:space="preserve">[14]</w:t>
+                    <w:t xml:space="preserve">[20]</w:t>
                   </w:r>
                   <w:r>
                     <w:t xml:space="preserve"> </w:t>
                   </w:r>
                   <w:r>
-                    <w:t xml:space="preserve">[15]</w:t>
+                    <w:t xml:space="preserve">[21]</w:t>
                   </w:r>
                 </w:p>
               </w:tc>
@@ -1930,13 +1984,13 @@
                     <w:jc w:val="center"/>
                   </w:pPr>
                   <w:r>
-                    <w:t xml:space="preserve">[14]</w:t>
+                    <w:t xml:space="preserve">[20]</w:t>
                   </w:r>
                   <w:r>
                     <w:t xml:space="preserve"> </w:t>
                   </w:r>
                   <w:r>
-                    <w:t xml:space="preserve">[15]</w:t>
+                    <w:t xml:space="preserve">[21]</w:t>
                   </w:r>
                 </w:p>
               </w:tc>
@@ -1986,13 +2040,13 @@
                     <w:jc w:val="center"/>
                   </w:pPr>
                   <w:r>
-                    <w:t xml:space="preserve">[14]</w:t>
+                    <w:t xml:space="preserve">[20]</w:t>
                   </w:r>
                   <w:r>
                     <w:t xml:space="preserve"> </w:t>
                   </w:r>
                   <w:r>
-                    <w:t xml:space="preserve">[15]</w:t>
+                    <w:t xml:space="preserve">[21]</w:t>
                   </w:r>
                 </w:p>
               </w:tc>
@@ -2042,13 +2096,13 @@
                     <w:jc w:val="center"/>
                   </w:pPr>
                   <w:r>
-                    <w:t xml:space="preserve">[14]</w:t>
+                    <w:t xml:space="preserve">[20]</w:t>
                   </w:r>
                   <w:r>
                     <w:t xml:space="preserve"> </w:t>
                   </w:r>
                   <w:r>
-                    <w:t xml:space="preserve">[15]</w:t>
+                    <w:t xml:space="preserve">[21]</w:t>
                   </w:r>
                 </w:p>
               </w:tc>
@@ -2142,7 +2196,33 @@
         <w:pStyle w:val="BodyText"/>
       </w:pPr>
       <w:r>
-        <w:t xml:space="preserve">The optimal number of clusters was evaluated across a range of partition sizes (k = 2–10) using average silhouette width to assess within-cluster cohesion and between-cluster separation. To further evaluate cluster robustness, we implemented bootstrap resampling with 1,000 bootstrap replicates. This procedure estimates approximately unbiased (AU) p-values for each cluster, quantifying the probability that a cluster is supported under repeated resampling of the data. Clusters were considered statistically robust when they exhibited high silhouette support, and approximately unbiased bootstrap support ≥ 0.95. This dual criterion ensures that identified modules are both structurally coherent and stable to sampling variation.</w:t>
+        <w:t xml:space="preserve">The optimal number of clusters was evaluated across a range of partition sizes (</w:t>
+      </w:r>
+      <m:oMath>
+        <m:r>
+          <m:t>k</m:t>
+        </m:r>
+        <m:r>
+          <m:rPr>
+            <m:sty m:val="p"/>
+          </m:rPr>
+          <m:t>=</m:t>
+        </m:r>
+        <m:r>
+          <m:t>2</m:t>
+        </m:r>
+        <m:r>
+          <m:rPr>
+            <m:sty m:val="p"/>
+          </m:rPr>
+          <m:t>–</m:t>
+        </m:r>
+        <m:r>
+          <m:t>10</m:t>
+        </m:r>
+      </m:oMath>
+      <w:r>
+        <w:t xml:space="preserve">) using average silhouette width to assess within-cluster cohesion and between-cluster separation. To further evaluate cluster robustness, we implemented bootstrap resampling with 1,000 bootstrap replicates. This procedure estimates approximately unbiased (AU) p-values for each cluster, quantifying the probability that a cluster is supported under repeated resampling of the data. Clusters were considered statistically robust when they exhibited high silhouette support, and approximately unbiased bootstrap support ≥ 0.95. This dual criterion ensures that identified modules are both structurally coherent and stable to sampling variation.</w:t>
       </w:r>
     </w:p>
     <w:bookmarkEnd w:id="12"/>
@@ -5207,7 +5287,7 @@
         <w:pStyle w:val="BlockText"/>
       </w:pPr>
       <w:r>
-        <w:t xml:space="preserve">e.g., May 1972 vs. McCann 2000 looks like a contradiction. However results suggest they were simply looking at different modules. May’s work focused on Return (spectral properties), while McCann focused on Persistence/Resistance (pathway dampening). By identifying these as independent axes in the PCA, we show that a network can be structurally complex (low return stability) but modularly dampened (high resistance).</w:t>
+        <w:t xml:space="preserve">e.g., May vs. McCann looks like a contradiction. However results suggest they were simply looking at different modules. May’s work focused on Return (spectral properties), while McCann focused on Persistence/Resistance (pathway dampening). By identifying these as independent axes in the PCA, we show that a network can be structurally complex (low return stability) but modularly dampened (high resistance).</w:t>
       </w:r>
     </w:p>
     <w:p>
@@ -5282,7 +5362,7 @@
       </w:r>
     </w:p>
     <w:bookmarkEnd w:id="81"/>
-    <w:bookmarkStart w:id="113" w:name="references"/>
+    <w:bookmarkStart w:id="125" w:name="references"/>
     <w:p>
       <w:pPr>
         <w:pStyle w:val="Heading1"/>
@@ -5291,7 +5371,7 @@
         <w:t xml:space="preserve">References</w:t>
       </w:r>
     </w:p>
-    <w:bookmarkStart w:id="112" w:name="refs"/>
+    <w:bookmarkStart w:id="124" w:name="refs"/>
     <w:bookmarkStart w:id="83" w:name="ref-vermaatMajorDimensionsFoodweb2009"/>
     <w:p>
       <w:pPr>
@@ -5422,7 +5502,7 @@
       </w:r>
     </w:p>
     <w:bookmarkEnd w:id="85"/>
-    <w:bookmarkStart w:id="87" w:name="ref-ivesStabilityDiversityEcosystems2007"/>
+    <w:bookmarkStart w:id="87" w:name="ref-mayWillLargeComplex1972"/>
     <w:p>
       <w:pPr>
         <w:pStyle w:val="Bibliography"/>
@@ -5437,12 +5517,456 @@
         <w:t xml:space="preserve">	</w:t>
       </w:r>
       <w:r>
+        <w:t xml:space="preserve">May, R.M. (1972)</w:t>
+      </w:r>
+      <w:r>
+        <w:t xml:space="preserve"> </w:t>
+      </w:r>
+      <w:hyperlink r:id="rId86">
+        <w:r>
+          <w:rPr>
+            <w:rStyle w:val="Hyperlink"/>
+          </w:rPr>
+          <w:t xml:space="preserve">Will a</w:t>
+        </w:r>
+        <w:r>
+          <w:rPr>
+            <w:rStyle w:val="Hyperlink"/>
+          </w:rPr>
+          <w:t xml:space="preserve"> </w:t>
+        </w:r>
+        <w:r>
+          <w:rPr>
+            <w:rStyle w:val="Hyperlink"/>
+          </w:rPr>
+          <w:t xml:space="preserve">Large Complex System</w:t>
+        </w:r>
+        <w:r>
+          <w:rPr>
+            <w:rStyle w:val="Hyperlink"/>
+          </w:rPr>
+          <w:t xml:space="preserve"> </w:t>
+        </w:r>
+        <w:r>
+          <w:rPr>
+            <w:rStyle w:val="Hyperlink"/>
+          </w:rPr>
+          <w:t xml:space="preserve">be</w:t>
+        </w:r>
+        <w:r>
+          <w:rPr>
+            <w:rStyle w:val="Hyperlink"/>
+          </w:rPr>
+          <w:t xml:space="preserve"> </w:t>
+        </w:r>
+        <w:r>
+          <w:rPr>
+            <w:rStyle w:val="Hyperlink"/>
+          </w:rPr>
+          <w:t xml:space="preserve">Stable</w:t>
+        </w:r>
+        <w:r>
+          <w:rPr>
+            <w:rStyle w:val="Hyperlink"/>
+          </w:rPr>
+          <w:t xml:space="preserve">?</w:t>
+        </w:r>
+      </w:hyperlink>
+      <w:r>
+        <w:t xml:space="preserve"> </w:t>
+      </w:r>
+      <w:r>
+        <w:rPr>
+          <w:i/>
+          <w:iCs/>
+        </w:rPr>
+        <w:t xml:space="preserve">Nature</w:t>
+      </w:r>
+      <w:r>
+        <w:t xml:space="preserve"> </w:t>
+      </w:r>
+      <w:r>
+        <w:t xml:space="preserve">238, 413–414</w:t>
+      </w:r>
+    </w:p>
+    <w:bookmarkEnd w:id="87"/>
+    <w:bookmarkStart w:id="89" w:name="ref-mayStabilityComplexityModel1974"/>
+    <w:p>
+      <w:pPr>
+        <w:pStyle w:val="Bibliography"/>
+      </w:pPr>
+      <w:r>
+        <w:t xml:space="preserve">4.</w:t>
+      </w:r>
+      <w:r>
+        <w:t xml:space="preserve"> </w:t>
+      </w:r>
+      <w:r>
+        <w:t xml:space="preserve">	</w:t>
+      </w:r>
+      <w:r>
+        <w:t xml:space="preserve">May, R.M. (1974)</w:t>
+      </w:r>
+      <w:r>
+        <w:t xml:space="preserve"> </w:t>
+      </w:r>
+      <w:hyperlink r:id="rId88">
+        <w:r>
+          <w:rPr>
+            <w:rStyle w:val="Hyperlink"/>
+            <w:i/>
+            <w:iCs/>
+          </w:rPr>
+          <w:t xml:space="preserve">Stability and</w:t>
+        </w:r>
+        <w:r>
+          <w:rPr>
+            <w:rStyle w:val="Hyperlink"/>
+            <w:i/>
+            <w:iCs/>
+          </w:rPr>
+          <w:t xml:space="preserve"> </w:t>
+        </w:r>
+        <w:r>
+          <w:rPr>
+            <w:rStyle w:val="Hyperlink"/>
+            <w:i/>
+            <w:iCs/>
+          </w:rPr>
+          <w:t xml:space="preserve">Complexity</w:t>
+        </w:r>
+        <w:r>
+          <w:rPr>
+            <w:rStyle w:val="Hyperlink"/>
+            <w:i/>
+            <w:iCs/>
+          </w:rPr>
+          <w:t xml:space="preserve"> </w:t>
+        </w:r>
+        <w:r>
+          <w:rPr>
+            <w:rStyle w:val="Hyperlink"/>
+            <w:i/>
+            <w:iCs/>
+          </w:rPr>
+          <w:t xml:space="preserve">in</w:t>
+        </w:r>
+        <w:r>
+          <w:rPr>
+            <w:rStyle w:val="Hyperlink"/>
+            <w:i/>
+            <w:iCs/>
+          </w:rPr>
+          <w:t xml:space="preserve"> </w:t>
+        </w:r>
+        <w:r>
+          <w:rPr>
+            <w:rStyle w:val="Hyperlink"/>
+            <w:i/>
+            <w:iCs/>
+          </w:rPr>
+          <w:t xml:space="preserve">Model Ecosystems</w:t>
+        </w:r>
+      </w:hyperlink>
+      <w:r>
+        <w:t xml:space="preserve">, 1, Princeton University Press</w:t>
+      </w:r>
+    </w:p>
+    <w:bookmarkEnd w:id="89"/>
+    <w:bookmarkStart w:id="91" w:name="ref-mccannDiversityStabilityDebate2000"/>
+    <w:p>
+      <w:pPr>
+        <w:pStyle w:val="Bibliography"/>
+      </w:pPr>
+      <w:r>
+        <w:t xml:space="preserve">5.</w:t>
+      </w:r>
+      <w:r>
+        <w:t xml:space="preserve"> </w:t>
+      </w:r>
+      <w:r>
+        <w:t xml:space="preserve">	</w:t>
+      </w:r>
+      <w:r>
+        <w:t xml:space="preserve">McCann, K.S. (2000)</w:t>
+      </w:r>
+      <w:r>
+        <w:t xml:space="preserve"> </w:t>
+      </w:r>
+      <w:hyperlink r:id="rId90">
+        <w:r>
+          <w:rPr>
+            <w:rStyle w:val="Hyperlink"/>
+          </w:rPr>
+          <w:t xml:space="preserve">The diversity–stability debate</w:t>
+        </w:r>
+      </w:hyperlink>
+      <w:r>
+        <w:t xml:space="preserve">.</w:t>
+      </w:r>
+      <w:r>
+        <w:t xml:space="preserve"> </w:t>
+      </w:r>
+      <w:r>
+        <w:rPr>
+          <w:i/>
+          <w:iCs/>
+        </w:rPr>
+        <w:t xml:space="preserve">Nature</w:t>
+      </w:r>
+      <w:r>
+        <w:t xml:space="preserve"> </w:t>
+      </w:r>
+      <w:r>
+        <w:t xml:space="preserve">405, 228–233</w:t>
+      </w:r>
+    </w:p>
+    <w:bookmarkEnd w:id="91"/>
+    <w:bookmarkStart w:id="93" w:name="ref-allesinaStabilityCriteriaComplex2012"/>
+    <w:p>
+      <w:pPr>
+        <w:pStyle w:val="Bibliography"/>
+      </w:pPr>
+      <w:r>
+        <w:t xml:space="preserve">6.</w:t>
+      </w:r>
+      <w:r>
+        <w:t xml:space="preserve"> </w:t>
+      </w:r>
+      <w:r>
+        <w:t xml:space="preserve">	</w:t>
+      </w:r>
+      <w:r>
+        <w:t xml:space="preserve">Allesina, S. and Tang, S. (2012)</w:t>
+      </w:r>
+      <w:r>
+        <w:t xml:space="preserve"> </w:t>
+      </w:r>
+      <w:hyperlink r:id="rId92">
+        <w:r>
+          <w:rPr>
+            <w:rStyle w:val="Hyperlink"/>
+          </w:rPr>
+          <w:t xml:space="preserve">Stability criteria for complex ecosystems</w:t>
+        </w:r>
+      </w:hyperlink>
+      <w:r>
+        <w:t xml:space="preserve">.</w:t>
+      </w:r>
+      <w:r>
+        <w:t xml:space="preserve"> </w:t>
+      </w:r>
+      <w:r>
+        <w:rPr>
+          <w:i/>
+          <w:iCs/>
+        </w:rPr>
+        <w:t xml:space="preserve">Nature</w:t>
+      </w:r>
+      <w:r>
+        <w:t xml:space="preserve"> </w:t>
+      </w:r>
+      <w:r>
+        <w:t xml:space="preserve">483, 205–208</w:t>
+      </w:r>
+    </w:p>
+    <w:bookmarkEnd w:id="93"/>
+    <w:bookmarkStart w:id="95" w:name="X68c2569f5b2fe4541ba4943c3bf915f8f3f59a5"/>
+    <w:p>
+      <w:pPr>
+        <w:pStyle w:val="Bibliography"/>
+      </w:pPr>
+      <w:r>
+        <w:t xml:space="preserve">7.</w:t>
+      </w:r>
+      <w:r>
+        <w:t xml:space="preserve"> </w:t>
+      </w:r>
+      <w:r>
+        <w:t xml:space="preserve">	</w:t>
+      </w:r>
+      <w:r>
+        <w:t xml:space="preserve">Stouffer, D.B. and Bascompte, J. (2010)</w:t>
+      </w:r>
+      <w:r>
+        <w:t xml:space="preserve"> </w:t>
+      </w:r>
+      <w:hyperlink r:id="rId94">
+        <w:r>
+          <w:rPr>
+            <w:rStyle w:val="Hyperlink"/>
+          </w:rPr>
+          <w:t xml:space="preserve">Understanding food-web persistence from local to global scales</w:t>
+        </w:r>
+      </w:hyperlink>
+      <w:r>
+        <w:t xml:space="preserve">.</w:t>
+      </w:r>
+      <w:r>
+        <w:t xml:space="preserve"> </w:t>
+      </w:r>
+      <w:r>
+        <w:rPr>
+          <w:i/>
+          <w:iCs/>
+        </w:rPr>
+        <w:t xml:space="preserve">Ecology Letters</w:t>
+      </w:r>
+      <w:r>
+        <w:t xml:space="preserve"> </w:t>
+      </w:r>
+      <w:r>
+        <w:t xml:space="preserve">13, 154–161</w:t>
+      </w:r>
+    </w:p>
+    <w:bookmarkEnd w:id="95"/>
+    <w:bookmarkStart w:id="97" w:name="X9080a016089356b1a0b4c4dffa0eb84c7c7baaa"/>
+    <w:p>
+      <w:pPr>
+        <w:pStyle w:val="Bibliography"/>
+      </w:pPr>
+      <w:r>
+        <w:t xml:space="preserve">8.</w:t>
+      </w:r>
+      <w:r>
+        <w:t xml:space="preserve"> </w:t>
+      </w:r>
+      <w:r>
+        <w:t xml:space="preserve">	</w:t>
+      </w:r>
+      <w:r>
+        <w:t xml:space="preserve">Johnson, S.</w:t>
+      </w:r>
+      <w:r>
+        <w:t xml:space="preserve"> </w:t>
+      </w:r>
+      <w:r>
+        <w:rPr>
+          <w:i/>
+          <w:iCs/>
+        </w:rPr>
+        <w:t xml:space="preserve">et al.</w:t>
+      </w:r>
+      <w:r>
+        <w:t xml:space="preserve"> </w:t>
+      </w:r>
+      <w:r>
+        <w:t xml:space="preserve">(2014)</w:t>
+      </w:r>
+      <w:r>
+        <w:t xml:space="preserve"> </w:t>
+      </w:r>
+      <w:hyperlink r:id="rId96">
+        <w:r>
+          <w:rPr>
+            <w:rStyle w:val="Hyperlink"/>
+          </w:rPr>
+          <w:t xml:space="preserve">Trophic coherence determines food-web stability</w:t>
+        </w:r>
+      </w:hyperlink>
+      <w:r>
+        <w:t xml:space="preserve">.</w:t>
+      </w:r>
+      <w:r>
+        <w:t xml:space="preserve"> </w:t>
+      </w:r>
+      <w:r>
+        <w:rPr>
+          <w:i/>
+          <w:iCs/>
+        </w:rPr>
+        <w:t xml:space="preserve">Proceedings of the National Academy of Sciences</w:t>
+      </w:r>
+      <w:r>
+        <w:t xml:space="preserve"> </w:t>
+      </w:r>
+      <w:r>
+        <w:t xml:space="preserve">111, 17923–17928</w:t>
+      </w:r>
+    </w:p>
+    <w:bookmarkEnd w:id="97"/>
+    <w:bookmarkStart w:id="99" w:name="X36aef5157aa3ddd99c1977c5616cca2243282d0"/>
+    <w:p>
+      <w:pPr>
+        <w:pStyle w:val="Bibliography"/>
+      </w:pPr>
+      <w:r>
+        <w:t xml:space="preserve">9.</w:t>
+      </w:r>
+      <w:r>
+        <w:t xml:space="preserve"> </w:t>
+      </w:r>
+      <w:r>
+        <w:t xml:space="preserve">	</w:t>
+      </w:r>
+      <w:r>
+        <w:t xml:space="preserve">Tilman, D. (1996)</w:t>
+      </w:r>
+      <w:r>
+        <w:t xml:space="preserve"> </w:t>
+      </w:r>
+      <w:hyperlink r:id="rId98">
+        <w:r>
+          <w:rPr>
+            <w:rStyle w:val="Hyperlink"/>
+          </w:rPr>
+          <w:t xml:space="preserve">Biodiversity:</w:t>
+        </w:r>
+        <w:r>
+          <w:rPr>
+            <w:rStyle w:val="Hyperlink"/>
+          </w:rPr>
+          <w:t xml:space="preserve"> </w:t>
+        </w:r>
+        <w:r>
+          <w:rPr>
+            <w:rStyle w:val="Hyperlink"/>
+          </w:rPr>
+          <w:t xml:space="preserve">Population Versus Ecosystem Stability</w:t>
+        </w:r>
+      </w:hyperlink>
+      <w:r>
+        <w:t xml:space="preserve">.</w:t>
+      </w:r>
+      <w:r>
+        <w:t xml:space="preserve"> </w:t>
+      </w:r>
+      <w:r>
+        <w:rPr>
+          <w:i/>
+          <w:iCs/>
+        </w:rPr>
+        <w:t xml:space="preserve">Ecology</w:t>
+      </w:r>
+      <w:r>
+        <w:t xml:space="preserve"> </w:t>
+      </w:r>
+      <w:r>
+        <w:t xml:space="preserve">77, 350–363</w:t>
+      </w:r>
+    </w:p>
+    <w:bookmarkEnd w:id="99"/>
+    <w:bookmarkStart w:id="101" w:name="ref-ivesStabilityDiversityEcosystems2007"/>
+    <w:p>
+      <w:pPr>
+        <w:pStyle w:val="Bibliography"/>
+      </w:pPr>
+      <w:r>
+        <w:t xml:space="preserve">10.</w:t>
+      </w:r>
+      <w:r>
+        <w:t xml:space="preserve"> </w:t>
+      </w:r>
+      <w:r>
+        <w:t xml:space="preserve">	</w:t>
+      </w:r>
+      <w:r>
         <w:t xml:space="preserve">Ives, A.R. and Carpenter, S.R. (2007)</w:t>
       </w:r>
       <w:r>
         <w:t xml:space="preserve"> </w:t>
       </w:r>
-      <w:hyperlink r:id="rId86">
+      <w:hyperlink r:id="rId100">
         <w:r>
           <w:rPr>
             <w:rStyle w:val="Hyperlink"/>
@@ -5506,14 +6030,112 @@
         <w:t xml:space="preserve">317, 58–62</w:t>
       </w:r>
     </w:p>
-    <w:bookmarkEnd w:id="87"/>
-    <w:bookmarkStart w:id="89" w:name="ref-thompsonFoodWebsReconciling2012"/>
+    <w:bookmarkEnd w:id="101"/>
+    <w:bookmarkStart w:id="103" w:name="Xd3bc60a647f9ff13377c15a84381aefaf14c1db"/>
     <w:p>
       <w:pPr>
         <w:pStyle w:val="Bibliography"/>
       </w:pPr>
       <w:r>
-        <w:t xml:space="preserve">4.</w:t>
+        <w:t xml:space="preserve">11.</w:t>
+      </w:r>
+      <w:r>
+        <w:t xml:space="preserve"> </w:t>
+      </w:r>
+      <w:r>
+        <w:t xml:space="preserve">	</w:t>
+      </w:r>
+      <w:r>
+        <w:t xml:space="preserve">Loreau, M. and de Mazancourt, C. (2013)</w:t>
+      </w:r>
+      <w:r>
+        <w:t xml:space="preserve"> </w:t>
+      </w:r>
+      <w:hyperlink r:id="rId102">
+        <w:r>
+          <w:rPr>
+            <w:rStyle w:val="Hyperlink"/>
+          </w:rPr>
+          <w:t xml:space="preserve">Biodiversity and ecosystem stability: A synthesis of underlying mechanisms</w:t>
+        </w:r>
+      </w:hyperlink>
+      <w:r>
+        <w:t xml:space="preserve">.</w:t>
+      </w:r>
+      <w:r>
+        <w:t xml:space="preserve"> </w:t>
+      </w:r>
+      <w:r>
+        <w:rPr>
+          <w:i/>
+          <w:iCs/>
+        </w:rPr>
+        <w:t xml:space="preserve">Ecology Letters</w:t>
+      </w:r>
+      <w:r>
+        <w:t xml:space="preserve"> </w:t>
+      </w:r>
+      <w:r>
+        <w:t xml:space="preserve">16, 106–115</w:t>
+      </w:r>
+    </w:p>
+    <w:bookmarkEnd w:id="103"/>
+    <w:bookmarkStart w:id="105" w:name="Xaecfe1d4a33bf02078e0db488e6aa2f6950ed89"/>
+    <w:p>
+      <w:pPr>
+        <w:pStyle w:val="Bibliography"/>
+      </w:pPr>
+      <w:r>
+        <w:t xml:space="preserve">12.</w:t>
+      </w:r>
+      <w:r>
+        <w:t xml:space="preserve"> </w:t>
+      </w:r>
+      <w:r>
+        <w:t xml:space="preserve">	</w:t>
+      </w:r>
+      <w:r>
+        <w:t xml:space="preserve">Pimm, S.L. (1984)</w:t>
+      </w:r>
+      <w:r>
+        <w:t xml:space="preserve"> </w:t>
+      </w:r>
+      <w:hyperlink r:id="rId104">
+        <w:r>
+          <w:rPr>
+            <w:rStyle w:val="Hyperlink"/>
+          </w:rPr>
+          <w:t xml:space="preserve">The complexity and stability of ecosystems</w:t>
+        </w:r>
+      </w:hyperlink>
+      <w:r>
+        <w:t xml:space="preserve">.</w:t>
+      </w:r>
+      <w:r>
+        <w:t xml:space="preserve"> </w:t>
+      </w:r>
+      <w:r>
+        <w:rPr>
+          <w:i/>
+          <w:iCs/>
+        </w:rPr>
+        <w:t xml:space="preserve">Nature</w:t>
+      </w:r>
+      <w:r>
+        <w:t xml:space="preserve"> </w:t>
+      </w:r>
+      <w:r>
+        <w:t xml:space="preserve">307, 321–326</w:t>
+      </w:r>
+    </w:p>
+    <w:bookmarkEnd w:id="105"/>
+    <w:bookmarkStart w:id="107" w:name="ref-thompsonFoodWebsReconciling2012"/>
+    <w:p>
+      <w:pPr>
+        <w:pStyle w:val="Bibliography"/>
+      </w:pPr>
+      <w:r>
+        <w:t xml:space="preserve">13.</w:t>
       </w:r>
       <w:r>
         <w:t xml:space="preserve"> </w:t>
@@ -5543,7 +6165,7 @@
       <w:r>
         <w:t xml:space="preserve"> </w:t>
       </w:r>
-      <w:hyperlink r:id="rId88">
+      <w:hyperlink r:id="rId106">
         <w:r>
           <w:rPr>
             <w:rStyle w:val="Hyperlink"/>
@@ -5571,14 +6193,14 @@
         <w:t xml:space="preserve">27, 689–697</w:t>
       </w:r>
     </w:p>
-    <w:bookmarkEnd w:id="89"/>
-    <w:bookmarkStart w:id="91" w:name="ref-allesinaStabilityCriteriaComplex2012"/>
+    <w:bookmarkEnd w:id="107"/>
+    <w:bookmarkStart w:id="109" w:name="ref-williamsLimitsTrophicLevels2004"/>
     <w:p>
       <w:pPr>
         <w:pStyle w:val="Bibliography"/>
       </w:pPr>
       <w:r>
-        <w:t xml:space="preserve">5.</w:t>
+        <w:t xml:space="preserve">14.</w:t>
       </w:r>
       <w:r>
         <w:t xml:space="preserve"> </w:t>
@@ -5587,17 +6209,386 @@
         <w:t xml:space="preserve">	</w:t>
       </w:r>
       <w:r>
-        <w:t xml:space="preserve">Allesina, S. and Tang, S. (2012)</w:t>
-      </w:r>
-      <w:r>
-        <w:t xml:space="preserve"> </w:t>
-      </w:r>
-      <w:hyperlink r:id="rId90">
-        <w:r>
-          <w:rPr>
-            <w:rStyle w:val="Hyperlink"/>
-          </w:rPr>
-          <w:t xml:space="preserve">Stability criteria for complex ecosystems</w:t>
+        <w:t xml:space="preserve">Williams, R.J. and Martinez, N.D. (2004)</w:t>
+      </w:r>
+      <w:r>
+        <w:t xml:space="preserve"> </w:t>
+      </w:r>
+      <w:hyperlink r:id="rId108">
+        <w:r>
+          <w:rPr>
+            <w:rStyle w:val="Hyperlink"/>
+          </w:rPr>
+          <w:t xml:space="preserve">Limits to</w:t>
+        </w:r>
+        <w:r>
+          <w:rPr>
+            <w:rStyle w:val="Hyperlink"/>
+          </w:rPr>
+          <w:t xml:space="preserve"> </w:t>
+        </w:r>
+        <w:r>
+          <w:rPr>
+            <w:rStyle w:val="Hyperlink"/>
+          </w:rPr>
+          <w:t xml:space="preserve">Trophic Levels</w:t>
+        </w:r>
+        <w:r>
+          <w:rPr>
+            <w:rStyle w:val="Hyperlink"/>
+          </w:rPr>
+          <w:t xml:space="preserve"> </w:t>
+        </w:r>
+        <w:r>
+          <w:rPr>
+            <w:rStyle w:val="Hyperlink"/>
+          </w:rPr>
+          <w:t xml:space="preserve">and</w:t>
+        </w:r>
+        <w:r>
+          <w:rPr>
+            <w:rStyle w:val="Hyperlink"/>
+          </w:rPr>
+          <w:t xml:space="preserve"> </w:t>
+        </w:r>
+        <w:r>
+          <w:rPr>
+            <w:rStyle w:val="Hyperlink"/>
+          </w:rPr>
+          <w:t xml:space="preserve">Omnivory</w:t>
+        </w:r>
+        <w:r>
+          <w:rPr>
+            <w:rStyle w:val="Hyperlink"/>
+          </w:rPr>
+          <w:t xml:space="preserve"> </w:t>
+        </w:r>
+        <w:r>
+          <w:rPr>
+            <w:rStyle w:val="Hyperlink"/>
+          </w:rPr>
+          <w:t xml:space="preserve">in</w:t>
+        </w:r>
+        <w:r>
+          <w:rPr>
+            <w:rStyle w:val="Hyperlink"/>
+          </w:rPr>
+          <w:t xml:space="preserve"> </w:t>
+        </w:r>
+        <w:r>
+          <w:rPr>
+            <w:rStyle w:val="Hyperlink"/>
+          </w:rPr>
+          <w:t xml:space="preserve">Complex Food Webs</w:t>
+        </w:r>
+        <w:r>
+          <w:rPr>
+            <w:rStyle w:val="Hyperlink"/>
+          </w:rPr>
+          <w:t xml:space="preserve">:</w:t>
+        </w:r>
+        <w:r>
+          <w:rPr>
+            <w:rStyle w:val="Hyperlink"/>
+          </w:rPr>
+          <w:t xml:space="preserve"> </w:t>
+        </w:r>
+        <w:r>
+          <w:rPr>
+            <w:rStyle w:val="Hyperlink"/>
+          </w:rPr>
+          <w:t xml:space="preserve">Theory</w:t>
+        </w:r>
+        <w:r>
+          <w:rPr>
+            <w:rStyle w:val="Hyperlink"/>
+          </w:rPr>
+          <w:t xml:space="preserve"> </w:t>
+        </w:r>
+        <w:r>
+          <w:rPr>
+            <w:rStyle w:val="Hyperlink"/>
+          </w:rPr>
+          <w:t xml:space="preserve">and</w:t>
+        </w:r>
+        <w:r>
+          <w:rPr>
+            <w:rStyle w:val="Hyperlink"/>
+          </w:rPr>
+          <w:t xml:space="preserve"> </w:t>
+        </w:r>
+        <w:r>
+          <w:rPr>
+            <w:rStyle w:val="Hyperlink"/>
+          </w:rPr>
+          <w:t xml:space="preserve">Data</w:t>
+        </w:r>
+      </w:hyperlink>
+      <w:r>
+        <w:t xml:space="preserve">.</w:t>
+      </w:r>
+      <w:r>
+        <w:t xml:space="preserve"> </w:t>
+      </w:r>
+      <w:r>
+        <w:rPr>
+          <w:i/>
+          <w:iCs/>
+        </w:rPr>
+        <w:t xml:space="preserve">The American Naturalist</w:t>
+      </w:r>
+      <w:r>
+        <w:t xml:space="preserve"> </w:t>
+      </w:r>
+      <w:r>
+        <w:t xml:space="preserve">163, 458–468</w:t>
+      </w:r>
+    </w:p>
+    <w:bookmarkEnd w:id="109"/>
+    <w:bookmarkStart w:id="111" w:name="X781f7e482417d8f33d808967da8cf24a047c245"/>
+    <w:p>
+      <w:pPr>
+        <w:pStyle w:val="Bibliography"/>
+      </w:pPr>
+      <w:r>
+        <w:t xml:space="preserve">15.</w:t>
+      </w:r>
+      <w:r>
+        <w:t xml:space="preserve"> </w:t>
+      </w:r>
+      <w:r>
+        <w:t xml:space="preserve">	</w:t>
+      </w:r>
+      <w:r>
+        <w:t xml:space="preserve">Yodzis, P. and Winemiller, K.O. (1999)</w:t>
+      </w:r>
+      <w:r>
+        <w:t xml:space="preserve"> </w:t>
+      </w:r>
+      <w:hyperlink r:id="rId110">
+        <w:r>
+          <w:rPr>
+            <w:rStyle w:val="Hyperlink"/>
+          </w:rPr>
+          <w:t xml:space="preserve">In</w:t>
+        </w:r>
+        <w:r>
+          <w:rPr>
+            <w:rStyle w:val="Hyperlink"/>
+          </w:rPr>
+          <w:t xml:space="preserve"> </w:t>
+        </w:r>
+        <w:r>
+          <w:rPr>
+            <w:rStyle w:val="Hyperlink"/>
+          </w:rPr>
+          <w:t xml:space="preserve">Search</w:t>
+        </w:r>
+        <w:r>
+          <w:rPr>
+            <w:rStyle w:val="Hyperlink"/>
+          </w:rPr>
+          <w:t xml:space="preserve"> </w:t>
+        </w:r>
+        <w:r>
+          <w:rPr>
+            <w:rStyle w:val="Hyperlink"/>
+          </w:rPr>
+          <w:t xml:space="preserve">of</w:t>
+        </w:r>
+        <w:r>
+          <w:rPr>
+            <w:rStyle w:val="Hyperlink"/>
+          </w:rPr>
+          <w:t xml:space="preserve"> </w:t>
+        </w:r>
+        <w:r>
+          <w:rPr>
+            <w:rStyle w:val="Hyperlink"/>
+          </w:rPr>
+          <w:t xml:space="preserve">Operational Trophospecies</w:t>
+        </w:r>
+        <w:r>
+          <w:rPr>
+            <w:rStyle w:val="Hyperlink"/>
+          </w:rPr>
+          <w:t xml:space="preserve"> </w:t>
+        </w:r>
+        <w:r>
+          <w:rPr>
+            <w:rStyle w:val="Hyperlink"/>
+          </w:rPr>
+          <w:t xml:space="preserve">in a</w:t>
+        </w:r>
+        <w:r>
+          <w:rPr>
+            <w:rStyle w:val="Hyperlink"/>
+          </w:rPr>
+          <w:t xml:space="preserve"> </w:t>
+        </w:r>
+        <w:r>
+          <w:rPr>
+            <w:rStyle w:val="Hyperlink"/>
+          </w:rPr>
+          <w:t xml:space="preserve">Tropical Aquatic Food Web</w:t>
+        </w:r>
+      </w:hyperlink>
+      <w:r>
+        <w:t xml:space="preserve">.</w:t>
+      </w:r>
+      <w:r>
+        <w:t xml:space="preserve"> </w:t>
+      </w:r>
+      <w:r>
+        <w:rPr>
+          <w:i/>
+          <w:iCs/>
+        </w:rPr>
+        <w:t xml:space="preserve">Oikos</w:t>
+      </w:r>
+      <w:r>
+        <w:t xml:space="preserve"> </w:t>
+      </w:r>
+      <w:r>
+        <w:t xml:space="preserve">87, 327–340</w:t>
+      </w:r>
+    </w:p>
+    <w:bookmarkEnd w:id="111"/>
+    <w:bookmarkStart w:id="113" w:name="ref-estradaUsingNetworkCentrality2008"/>
+    <w:p>
+      <w:pPr>
+        <w:pStyle w:val="Bibliography"/>
+      </w:pPr>
+      <w:r>
+        <w:t xml:space="preserve">16.</w:t>
+      </w:r>
+      <w:r>
+        <w:t xml:space="preserve"> </w:t>
+      </w:r>
+      <w:r>
+        <w:t xml:space="preserve">	</w:t>
+      </w:r>
+      <w:r>
+        <w:t xml:space="preserve">Estrada, E. and Bodin, Ö. (2008)</w:t>
+      </w:r>
+      <w:r>
+        <w:t xml:space="preserve"> </w:t>
+      </w:r>
+      <w:hyperlink r:id="rId112">
+        <w:r>
+          <w:rPr>
+            <w:rStyle w:val="Hyperlink"/>
+          </w:rPr>
+          <w:t xml:space="preserve">Using</w:t>
+        </w:r>
+        <w:r>
+          <w:rPr>
+            <w:rStyle w:val="Hyperlink"/>
+          </w:rPr>
+          <w:t xml:space="preserve"> </w:t>
+        </w:r>
+        <w:r>
+          <w:rPr>
+            <w:rStyle w:val="Hyperlink"/>
+          </w:rPr>
+          <w:t xml:space="preserve">Network Centrality Measures</w:t>
+        </w:r>
+        <w:r>
+          <w:rPr>
+            <w:rStyle w:val="Hyperlink"/>
+          </w:rPr>
+          <w:t xml:space="preserve"> </w:t>
+        </w:r>
+        <w:r>
+          <w:rPr>
+            <w:rStyle w:val="Hyperlink"/>
+          </w:rPr>
+          <w:t xml:space="preserve">to</w:t>
+        </w:r>
+        <w:r>
+          <w:rPr>
+            <w:rStyle w:val="Hyperlink"/>
+          </w:rPr>
+          <w:t xml:space="preserve"> </w:t>
+        </w:r>
+        <w:r>
+          <w:rPr>
+            <w:rStyle w:val="Hyperlink"/>
+          </w:rPr>
+          <w:t xml:space="preserve">Manage Landscape Connectivity</w:t>
+        </w:r>
+      </w:hyperlink>
+      <w:r>
+        <w:t xml:space="preserve">.</w:t>
+      </w:r>
+      <w:r>
+        <w:t xml:space="preserve"> </w:t>
+      </w:r>
+      <w:r>
+        <w:rPr>
+          <w:i/>
+          <w:iCs/>
+        </w:rPr>
+        <w:t xml:space="preserve">Ecological Applications</w:t>
+      </w:r>
+      <w:r>
+        <w:t xml:space="preserve"> </w:t>
+      </w:r>
+      <w:r>
+        <w:t xml:space="preserve">18, 1810–1825</w:t>
+      </w:r>
+    </w:p>
+    <w:bookmarkEnd w:id="113"/>
+    <w:bookmarkStart w:id="115" w:name="X5f45a7a099d08070703fc184810d23dd2e88abd"/>
+    <w:p>
+      <w:pPr>
+        <w:pStyle w:val="Bibliography"/>
+      </w:pPr>
+      <w:r>
+        <w:t xml:space="preserve">17.</w:t>
+      </w:r>
+      <w:r>
+        <w:t xml:space="preserve"> </w:t>
+      </w:r>
+      <w:r>
+        <w:t xml:space="preserve">	</w:t>
+      </w:r>
+      <w:r>
+        <w:t xml:space="preserve">Watts, D.J. and Strogatz, S.H. (1998)</w:t>
+      </w:r>
+      <w:r>
+        <w:t xml:space="preserve"> </w:t>
+      </w:r>
+      <w:hyperlink r:id="rId114">
+        <w:r>
+          <w:rPr>
+            <w:rStyle w:val="Hyperlink"/>
+          </w:rPr>
+          <w:t xml:space="preserve">Collective dynamics of</w:t>
+        </w:r>
+        <w:r>
+          <w:rPr>
+            <w:rStyle w:val="Hyperlink"/>
+          </w:rPr>
+          <w:t xml:space="preserve"> </w:t>
+        </w:r>
+        <w:r>
+          <w:rPr>
+            <w:rStyle w:val="Hyperlink"/>
+          </w:rPr>
+          <w:t xml:space="preserve">“small-world”</w:t>
+        </w:r>
+        <w:r>
+          <w:rPr>
+            <w:rStyle w:val="Hyperlink"/>
+          </w:rPr>
+          <w:t xml:space="preserve"> </w:t>
+        </w:r>
+        <w:r>
+          <w:rPr>
+            <w:rStyle w:val="Hyperlink"/>
+          </w:rPr>
+          <w:t xml:space="preserve">networks</w:t>
         </w:r>
       </w:hyperlink>
       <w:r>
@@ -5617,17 +6608,17 @@
         <w:t xml:space="preserve"> </w:t>
       </w:r>
       <w:r>
-        <w:t xml:space="preserve">483, 205–208</w:t>
-      </w:r>
-    </w:p>
-    <w:bookmarkEnd w:id="91"/>
-    <w:bookmarkStart w:id="93" w:name="ref-williamsLimitsTrophicLevels2004"/>
+        <w:t xml:space="preserve">393, 440–442</w:t>
+      </w:r>
+    </w:p>
+    <w:bookmarkEnd w:id="115"/>
+    <w:bookmarkStart w:id="117" w:name="ref-strydomSVDEntropyReveals2021"/>
     <w:p>
       <w:pPr>
         <w:pStyle w:val="Bibliography"/>
       </w:pPr>
       <w:r>
-        <w:t xml:space="preserve">6.</w:t>
+        <w:t xml:space="preserve">18.</w:t>
       </w:r>
       <w:r>
         <w:t xml:space="preserve"> </w:t>
@@ -5636,123 +6627,7 @@
         <w:t xml:space="preserve">	</w:t>
       </w:r>
       <w:r>
-        <w:t xml:space="preserve">Williams, R.J. and Martinez, N.D. (2004)</w:t>
-      </w:r>
-      <w:r>
-        <w:t xml:space="preserve"> </w:t>
-      </w:r>
-      <w:hyperlink r:id="rId92">
-        <w:r>
-          <w:rPr>
-            <w:rStyle w:val="Hyperlink"/>
-          </w:rPr>
-          <w:t xml:space="preserve">Limits to</w:t>
-        </w:r>
-        <w:r>
-          <w:rPr>
-            <w:rStyle w:val="Hyperlink"/>
-          </w:rPr>
-          <w:t xml:space="preserve"> </w:t>
-        </w:r>
-        <w:r>
-          <w:rPr>
-            <w:rStyle w:val="Hyperlink"/>
-          </w:rPr>
-          <w:t xml:space="preserve">Trophic Levels</w:t>
-        </w:r>
-        <w:r>
-          <w:rPr>
-            <w:rStyle w:val="Hyperlink"/>
-          </w:rPr>
-          <w:t xml:space="preserve"> </w:t>
-        </w:r>
-        <w:r>
-          <w:rPr>
-            <w:rStyle w:val="Hyperlink"/>
-          </w:rPr>
-          <w:t xml:space="preserve">and</w:t>
-        </w:r>
-        <w:r>
-          <w:rPr>
-            <w:rStyle w:val="Hyperlink"/>
-          </w:rPr>
-          <w:t xml:space="preserve"> </w:t>
-        </w:r>
-        <w:r>
-          <w:rPr>
-            <w:rStyle w:val="Hyperlink"/>
-          </w:rPr>
-          <w:t xml:space="preserve">Omnivory</w:t>
-        </w:r>
-        <w:r>
-          <w:rPr>
-            <w:rStyle w:val="Hyperlink"/>
-          </w:rPr>
-          <w:t xml:space="preserve"> </w:t>
-        </w:r>
-        <w:r>
-          <w:rPr>
-            <w:rStyle w:val="Hyperlink"/>
-          </w:rPr>
-          <w:t xml:space="preserve">in</w:t>
-        </w:r>
-        <w:r>
-          <w:rPr>
-            <w:rStyle w:val="Hyperlink"/>
-          </w:rPr>
-          <w:t xml:space="preserve"> </w:t>
-        </w:r>
-        <w:r>
-          <w:rPr>
-            <w:rStyle w:val="Hyperlink"/>
-          </w:rPr>
-          <w:t xml:space="preserve">Complex Food Webs</w:t>
-        </w:r>
-        <w:r>
-          <w:rPr>
-            <w:rStyle w:val="Hyperlink"/>
-          </w:rPr>
-          <w:t xml:space="preserve">:</w:t>
-        </w:r>
-        <w:r>
-          <w:rPr>
-            <w:rStyle w:val="Hyperlink"/>
-          </w:rPr>
-          <w:t xml:space="preserve"> </w:t>
-        </w:r>
-        <w:r>
-          <w:rPr>
-            <w:rStyle w:val="Hyperlink"/>
-          </w:rPr>
-          <w:t xml:space="preserve">Theory</w:t>
-        </w:r>
-        <w:r>
-          <w:rPr>
-            <w:rStyle w:val="Hyperlink"/>
-          </w:rPr>
-          <w:t xml:space="preserve"> </w:t>
-        </w:r>
-        <w:r>
-          <w:rPr>
-            <w:rStyle w:val="Hyperlink"/>
-          </w:rPr>
-          <w:t xml:space="preserve">and</w:t>
-        </w:r>
-        <w:r>
-          <w:rPr>
-            <w:rStyle w:val="Hyperlink"/>
-          </w:rPr>
-          <w:t xml:space="preserve"> </w:t>
-        </w:r>
-        <w:r>
-          <w:rPr>
-            <w:rStyle w:val="Hyperlink"/>
-          </w:rPr>
-          <w:t xml:space="preserve">Data</w:t>
-        </w:r>
-      </w:hyperlink>
-      <w:r>
-        <w:t xml:space="preserve">.</w:t>
+        <w:t xml:space="preserve">Strydom, T.</w:t>
       </w:r>
       <w:r>
         <w:t xml:space="preserve"> </w:t>
@@ -5762,23 +6637,101 @@
           <w:i/>
           <w:iCs/>
         </w:rPr>
-        <w:t xml:space="preserve">The American Naturalist</w:t>
-      </w:r>
-      <w:r>
-        <w:t xml:space="preserve"> </w:t>
-      </w:r>
-      <w:r>
-        <w:t xml:space="preserve">163, 458–468</w:t>
-      </w:r>
-    </w:p>
-    <w:bookmarkEnd w:id="93"/>
-    <w:bookmarkStart w:id="95" w:name="X781f7e482417d8f33d808967da8cf24a047c245"/>
+        <w:t xml:space="preserve">et al.</w:t>
+      </w:r>
+      <w:r>
+        <w:t xml:space="preserve"> </w:t>
+      </w:r>
+      <w:r>
+        <w:t xml:space="preserve">(2021)</w:t>
+      </w:r>
+      <w:r>
+        <w:t xml:space="preserve"> </w:t>
+      </w:r>
+      <w:hyperlink r:id="rId116">
+        <w:r>
+          <w:rPr>
+            <w:rStyle w:val="Hyperlink"/>
+          </w:rPr>
+          <w:t xml:space="preserve">SVD Entropy Reveals</w:t>
+        </w:r>
+        <w:r>
+          <w:rPr>
+            <w:rStyle w:val="Hyperlink"/>
+          </w:rPr>
+          <w:t xml:space="preserve"> </w:t>
+        </w:r>
+        <w:r>
+          <w:rPr>
+            <w:rStyle w:val="Hyperlink"/>
+          </w:rPr>
+          <w:t xml:space="preserve">the</w:t>
+        </w:r>
+        <w:r>
+          <w:rPr>
+            <w:rStyle w:val="Hyperlink"/>
+          </w:rPr>
+          <w:t xml:space="preserve"> </w:t>
+        </w:r>
+        <w:r>
+          <w:rPr>
+            <w:rStyle w:val="Hyperlink"/>
+          </w:rPr>
+          <w:t xml:space="preserve">High Complexity</w:t>
+        </w:r>
+        <w:r>
+          <w:rPr>
+            <w:rStyle w:val="Hyperlink"/>
+          </w:rPr>
+          <w:t xml:space="preserve"> </w:t>
+        </w:r>
+        <w:r>
+          <w:rPr>
+            <w:rStyle w:val="Hyperlink"/>
+          </w:rPr>
+          <w:t xml:space="preserve">of</w:t>
+        </w:r>
+        <w:r>
+          <w:rPr>
+            <w:rStyle w:val="Hyperlink"/>
+          </w:rPr>
+          <w:t xml:space="preserve"> </w:t>
+        </w:r>
+        <w:r>
+          <w:rPr>
+            <w:rStyle w:val="Hyperlink"/>
+          </w:rPr>
+          <w:t xml:space="preserve">Ecological Networks</w:t>
+        </w:r>
+      </w:hyperlink>
+      <w:r>
+        <w:t xml:space="preserve">.</w:t>
+      </w:r>
+      <w:r>
+        <w:t xml:space="preserve"> </w:t>
+      </w:r>
+      <w:r>
+        <w:rPr>
+          <w:i/>
+          <w:iCs/>
+        </w:rPr>
+        <w:t xml:space="preserve">Front. Ecol. Evol.</w:t>
+      </w:r>
+      <w:r>
+        <w:t xml:space="preserve"> </w:t>
+      </w:r>
+      <w:r>
+        <w:t xml:space="preserve">9</w:t>
+      </w:r>
+    </w:p>
+    <w:bookmarkEnd w:id="117"/>
+    <w:bookmarkStart w:id="119" w:name="ref-jonssonReliabilityR50Measure2015"/>
     <w:p>
       <w:pPr>
         <w:pStyle w:val="Bibliography"/>
       </w:pPr>
       <w:r>
-        <w:t xml:space="preserve">7.</w:t>
+        <w:t xml:space="preserve">19.</w:t>
       </w:r>
       <w:r>
         <w:t xml:space="preserve"> </w:t>
@@ -5787,17 +6740,33 @@
         <w:t xml:space="preserve">	</w:t>
       </w:r>
       <w:r>
-        <w:t xml:space="preserve">Yodzis, P. and Winemiller, K.O. (1999)</w:t>
-      </w:r>
-      <w:r>
-        <w:t xml:space="preserve"> </w:t>
-      </w:r>
-      <w:hyperlink r:id="rId94">
-        <w:r>
-          <w:rPr>
-            <w:rStyle w:val="Hyperlink"/>
-          </w:rPr>
-          <w:t xml:space="preserve">In</w:t>
+        <w:t xml:space="preserve">Jonsson, T.</w:t>
+      </w:r>
+      <w:r>
+        <w:t xml:space="preserve"> </w:t>
+      </w:r>
+      <w:r>
+        <w:rPr>
+          <w:i/>
+          <w:iCs/>
+        </w:rPr>
+        <w:t xml:space="preserve">et al.</w:t>
+      </w:r>
+      <w:r>
+        <w:t xml:space="preserve"> </w:t>
+      </w:r>
+      <w:r>
+        <w:t xml:space="preserve">(2015)</w:t>
+      </w:r>
+      <w:r>
+        <w:t xml:space="preserve"> </w:t>
+      </w:r>
+      <w:hyperlink r:id="rId118">
+        <w:r>
+          <w:rPr>
+            <w:rStyle w:val="Hyperlink"/>
+          </w:rPr>
+          <w:t xml:space="preserve">The reliability of</w:t>
         </w:r>
         <w:r>
           <w:rPr>
@@ -5809,7 +6778,7 @@
           <w:rPr>
             <w:rStyle w:val="Hyperlink"/>
           </w:rPr>
-          <w:t xml:space="preserve">Search</w:t>
+          <w:t xml:space="preserve">R50</w:t>
         </w:r>
         <w:r>
           <w:rPr>
@@ -5821,43 +6790,7 @@
           <w:rPr>
             <w:rStyle w:val="Hyperlink"/>
           </w:rPr>
-          <w:t xml:space="preserve">of</w:t>
-        </w:r>
-        <w:r>
-          <w:rPr>
-            <w:rStyle w:val="Hyperlink"/>
-          </w:rPr>
-          <w:t xml:space="preserve"> </w:t>
-        </w:r>
-        <w:r>
-          <w:rPr>
-            <w:rStyle w:val="Hyperlink"/>
-          </w:rPr>
-          <w:t xml:space="preserve">Operational Trophospecies</w:t>
-        </w:r>
-        <w:r>
-          <w:rPr>
-            <w:rStyle w:val="Hyperlink"/>
-          </w:rPr>
-          <w:t xml:space="preserve"> </w:t>
-        </w:r>
-        <w:r>
-          <w:rPr>
-            <w:rStyle w:val="Hyperlink"/>
-          </w:rPr>
-          <w:t xml:space="preserve">in a</w:t>
-        </w:r>
-        <w:r>
-          <w:rPr>
-            <w:rStyle w:val="Hyperlink"/>
-          </w:rPr>
-          <w:t xml:space="preserve"> </w:t>
-        </w:r>
-        <w:r>
-          <w:rPr>
-            <w:rStyle w:val="Hyperlink"/>
-          </w:rPr>
-          <w:t xml:space="preserve">Tropical Aquatic Food Web</w:t>
+          <w:t xml:space="preserve">as a measure of vulnerability of food webs to sequential species deletions</w:t>
         </w:r>
       </w:hyperlink>
       <w:r>
@@ -5877,224 +6810,17 @@
         <w:t xml:space="preserve"> </w:t>
       </w:r>
       <w:r>
-        <w:t xml:space="preserve">87, 327–340</w:t>
-      </w:r>
-    </w:p>
-    <w:bookmarkEnd w:id="95"/>
-    <w:bookmarkStart w:id="97" w:name="ref-estradaUsingNetworkCentrality2008"/>
+        <w:t xml:space="preserve">124, 446–457</w:t>
+      </w:r>
+    </w:p>
+    <w:bookmarkEnd w:id="119"/>
+    <w:bookmarkStart w:id="121" w:name="ref-stoufferEvidenceExistenceRobust2007"/>
     <w:p>
       <w:pPr>
         <w:pStyle w:val="Bibliography"/>
       </w:pPr>
       <w:r>
-        <w:t xml:space="preserve">8.</w:t>
-      </w:r>
-      <w:r>
-        <w:t xml:space="preserve"> </w:t>
-      </w:r>
-      <w:r>
-        <w:t xml:space="preserve">	</w:t>
-      </w:r>
-      <w:r>
-        <w:t xml:space="preserve">Estrada, E. and Bodin, Ö. (2008)</w:t>
-      </w:r>
-      <w:r>
-        <w:t xml:space="preserve"> </w:t>
-      </w:r>
-      <w:hyperlink r:id="rId96">
-        <w:r>
-          <w:rPr>
-            <w:rStyle w:val="Hyperlink"/>
-          </w:rPr>
-          <w:t xml:space="preserve">Using</w:t>
-        </w:r>
-        <w:r>
-          <w:rPr>
-            <w:rStyle w:val="Hyperlink"/>
-          </w:rPr>
-          <w:t xml:space="preserve"> </w:t>
-        </w:r>
-        <w:r>
-          <w:rPr>
-            <w:rStyle w:val="Hyperlink"/>
-          </w:rPr>
-          <w:t xml:space="preserve">Network Centrality Measures</w:t>
-        </w:r>
-        <w:r>
-          <w:rPr>
-            <w:rStyle w:val="Hyperlink"/>
-          </w:rPr>
-          <w:t xml:space="preserve"> </w:t>
-        </w:r>
-        <w:r>
-          <w:rPr>
-            <w:rStyle w:val="Hyperlink"/>
-          </w:rPr>
-          <w:t xml:space="preserve">to</w:t>
-        </w:r>
-        <w:r>
-          <w:rPr>
-            <w:rStyle w:val="Hyperlink"/>
-          </w:rPr>
-          <w:t xml:space="preserve"> </w:t>
-        </w:r>
-        <w:r>
-          <w:rPr>
-            <w:rStyle w:val="Hyperlink"/>
-          </w:rPr>
-          <w:t xml:space="preserve">Manage Landscape Connectivity</w:t>
-        </w:r>
-      </w:hyperlink>
-      <w:r>
-        <w:t xml:space="preserve">.</w:t>
-      </w:r>
-      <w:r>
-        <w:t xml:space="preserve"> </w:t>
-      </w:r>
-      <w:r>
-        <w:rPr>
-          <w:i/>
-          <w:iCs/>
-        </w:rPr>
-        <w:t xml:space="preserve">Ecological Applications</w:t>
-      </w:r>
-      <w:r>
-        <w:t xml:space="preserve"> </w:t>
-      </w:r>
-      <w:r>
-        <w:t xml:space="preserve">18, 1810–1825</w:t>
-      </w:r>
-    </w:p>
-    <w:bookmarkEnd w:id="97"/>
-    <w:bookmarkStart w:id="99" w:name="ref-mccannDiversityStabilityDebate2000"/>
-    <w:p>
-      <w:pPr>
-        <w:pStyle w:val="Bibliography"/>
-      </w:pPr>
-      <w:r>
-        <w:t xml:space="preserve">9.</w:t>
-      </w:r>
-      <w:r>
-        <w:t xml:space="preserve"> </w:t>
-      </w:r>
-      <w:r>
-        <w:t xml:space="preserve">	</w:t>
-      </w:r>
-      <w:r>
-        <w:t xml:space="preserve">McCann, K.S. (2000)</w:t>
-      </w:r>
-      <w:r>
-        <w:t xml:space="preserve"> </w:t>
-      </w:r>
-      <w:hyperlink r:id="rId98">
-        <w:r>
-          <w:rPr>
-            <w:rStyle w:val="Hyperlink"/>
-          </w:rPr>
-          <w:t xml:space="preserve">The diversity–stability debate</w:t>
-        </w:r>
-      </w:hyperlink>
-      <w:r>
-        <w:t xml:space="preserve">.</w:t>
-      </w:r>
-      <w:r>
-        <w:t xml:space="preserve"> </w:t>
-      </w:r>
-      <w:r>
-        <w:rPr>
-          <w:i/>
-          <w:iCs/>
-        </w:rPr>
-        <w:t xml:space="preserve">Nature</w:t>
-      </w:r>
-      <w:r>
-        <w:t xml:space="preserve"> </w:t>
-      </w:r>
-      <w:r>
-        <w:t xml:space="preserve">405, 228–233</w:t>
-      </w:r>
-    </w:p>
-    <w:bookmarkEnd w:id="99"/>
-    <w:bookmarkStart w:id="101" w:name="X5f45a7a099d08070703fc184810d23dd2e88abd"/>
-    <w:p>
-      <w:pPr>
-        <w:pStyle w:val="Bibliography"/>
-      </w:pPr>
-      <w:r>
-        <w:t xml:space="preserve">10.</w:t>
-      </w:r>
-      <w:r>
-        <w:t xml:space="preserve"> </w:t>
-      </w:r>
-      <w:r>
-        <w:t xml:space="preserve">	</w:t>
-      </w:r>
-      <w:r>
-        <w:t xml:space="preserve">Watts, D.J. and Strogatz, S.H. (1998)</w:t>
-      </w:r>
-      <w:r>
-        <w:t xml:space="preserve"> </w:t>
-      </w:r>
-      <w:hyperlink r:id="rId100">
-        <w:r>
-          <w:rPr>
-            <w:rStyle w:val="Hyperlink"/>
-          </w:rPr>
-          <w:t xml:space="preserve">Collective dynamics of</w:t>
-        </w:r>
-        <w:r>
-          <w:rPr>
-            <w:rStyle w:val="Hyperlink"/>
-          </w:rPr>
-          <w:t xml:space="preserve"> </w:t>
-        </w:r>
-        <w:r>
-          <w:rPr>
-            <w:rStyle w:val="Hyperlink"/>
-          </w:rPr>
-          <w:t xml:space="preserve">“small-world”</w:t>
-        </w:r>
-        <w:r>
-          <w:rPr>
-            <w:rStyle w:val="Hyperlink"/>
-          </w:rPr>
-          <w:t xml:space="preserve"> </w:t>
-        </w:r>
-        <w:r>
-          <w:rPr>
-            <w:rStyle w:val="Hyperlink"/>
-          </w:rPr>
-          <w:t xml:space="preserve">networks</w:t>
-        </w:r>
-      </w:hyperlink>
-      <w:r>
-        <w:t xml:space="preserve">.</w:t>
-      </w:r>
-      <w:r>
-        <w:t xml:space="preserve"> </w:t>
-      </w:r>
-      <w:r>
-        <w:rPr>
-          <w:i/>
-          <w:iCs/>
-        </w:rPr>
-        <w:t xml:space="preserve">Nature</w:t>
-      </w:r>
-      <w:r>
-        <w:t xml:space="preserve"> </w:t>
-      </w:r>
-      <w:r>
-        <w:t xml:space="preserve">393, 440–442</w:t>
-      </w:r>
-    </w:p>
-    <w:bookmarkEnd w:id="101"/>
-    <w:bookmarkStart w:id="103" w:name="ref-stoufferRobustMeasureFood2006a"/>
-    <w:p>
-      <w:pPr>
-        <w:pStyle w:val="Bibliography"/>
-      </w:pPr>
-      <w:r>
-        <w:t xml:space="preserve">11.</w:t>
+        <w:t xml:space="preserve">20.</w:t>
       </w:r>
       <w:r>
         <w:t xml:space="preserve"> </w:t>
@@ -6119,17 +6845,17 @@
         <w:t xml:space="preserve"> </w:t>
       </w:r>
       <w:r>
-        <w:t xml:space="preserve">(2006)</w:t>
-      </w:r>
-      <w:r>
-        <w:t xml:space="preserve"> </w:t>
-      </w:r>
-      <w:hyperlink r:id="rId102">
-        <w:r>
-          <w:rPr>
-            <w:rStyle w:val="Hyperlink"/>
-          </w:rPr>
-          <w:t xml:space="preserve">A robust measure of food web intervality</w:t>
+        <w:t xml:space="preserve">(2007)</w:t>
+      </w:r>
+      <w:r>
+        <w:t xml:space="preserve"> </w:t>
+      </w:r>
+      <w:hyperlink r:id="rId120">
+        <w:r>
+          <w:rPr>
+            <w:rStyle w:val="Hyperlink"/>
+          </w:rPr>
+          <w:t xml:space="preserve">Evidence for the existence of a robust pattern of prey selection in food webs</w:t>
         </w:r>
       </w:hyperlink>
       <w:r>
@@ -6143,23 +6869,23 @@
           <w:i/>
           <w:iCs/>
         </w:rPr>
-        <w:t xml:space="preserve">Proc. Natl. Acad. Sci. U.S.A.</w:t>
-      </w:r>
-      <w:r>
-        <w:t xml:space="preserve"> </w:t>
-      </w:r>
-      <w:r>
-        <w:t xml:space="preserve">103, 19015–19020</w:t>
-      </w:r>
-    </w:p>
-    <w:bookmarkEnd w:id="103"/>
-    <w:bookmarkStart w:id="105" w:name="ref-strydomSVDEntropyReveals2021"/>
+        <w:t xml:space="preserve">Proceedings of the Royal Society B: Biological Sciences</w:t>
+      </w:r>
+      <w:r>
+        <w:t xml:space="preserve"> </w:t>
+      </w:r>
+      <w:r>
+        <w:t xml:space="preserve">274, 1931–1940</w:t>
+      </w:r>
+    </w:p>
+    <w:bookmarkEnd w:id="121"/>
+    <w:bookmarkStart w:id="123" w:name="ref-miloNetworkMotifsSimple2002"/>
     <w:p>
       <w:pPr>
         <w:pStyle w:val="Bibliography"/>
       </w:pPr>
       <w:r>
-        <w:t xml:space="preserve">12.</w:t>
+        <w:t xml:space="preserve">21.</w:t>
       </w:r>
       <w:r>
         <w:t xml:space="preserve"> </w:t>
@@ -6168,7 +6894,7 @@
         <w:t xml:space="preserve">	</w:t>
       </w:r>
       <w:r>
-        <w:t xml:space="preserve">Strydom, T.</w:t>
+        <w:t xml:space="preserve">Milo, R.</w:t>
       </w:r>
       <w:r>
         <w:t xml:space="preserve"> </w:t>
@@ -6184,279 +6910,12 @@
         <w:t xml:space="preserve"> </w:t>
       </w:r>
       <w:r>
-        <w:t xml:space="preserve">(2021)</w:t>
-      </w:r>
-      <w:r>
-        <w:t xml:space="preserve"> </w:t>
-      </w:r>
-      <w:hyperlink r:id="rId104">
-        <w:r>
-          <w:rPr>
-            <w:rStyle w:val="Hyperlink"/>
-          </w:rPr>
-          <w:t xml:space="preserve">SVD Entropy Reveals</w:t>
-        </w:r>
-        <w:r>
-          <w:rPr>
-            <w:rStyle w:val="Hyperlink"/>
-          </w:rPr>
-          <w:t xml:space="preserve"> </w:t>
-        </w:r>
-        <w:r>
-          <w:rPr>
-            <w:rStyle w:val="Hyperlink"/>
-          </w:rPr>
-          <w:t xml:space="preserve">the</w:t>
-        </w:r>
-        <w:r>
-          <w:rPr>
-            <w:rStyle w:val="Hyperlink"/>
-          </w:rPr>
-          <w:t xml:space="preserve"> </w:t>
-        </w:r>
-        <w:r>
-          <w:rPr>
-            <w:rStyle w:val="Hyperlink"/>
-          </w:rPr>
-          <w:t xml:space="preserve">High Complexity</w:t>
-        </w:r>
-        <w:r>
-          <w:rPr>
-            <w:rStyle w:val="Hyperlink"/>
-          </w:rPr>
-          <w:t xml:space="preserve"> </w:t>
-        </w:r>
-        <w:r>
-          <w:rPr>
-            <w:rStyle w:val="Hyperlink"/>
-          </w:rPr>
-          <w:t xml:space="preserve">of</w:t>
-        </w:r>
-        <w:r>
-          <w:rPr>
-            <w:rStyle w:val="Hyperlink"/>
-          </w:rPr>
-          <w:t xml:space="preserve"> </w:t>
-        </w:r>
-        <w:r>
-          <w:rPr>
-            <w:rStyle w:val="Hyperlink"/>
-          </w:rPr>
-          <w:t xml:space="preserve">Ecological Networks</w:t>
-        </w:r>
-      </w:hyperlink>
-      <w:r>
-        <w:t xml:space="preserve">.</w:t>
-      </w:r>
-      <w:r>
-        <w:t xml:space="preserve"> </w:t>
-      </w:r>
-      <w:r>
-        <w:rPr>
-          <w:i/>
-          <w:iCs/>
-        </w:rPr>
-        <w:t xml:space="preserve">Front. Ecol. Evol.</w:t>
-      </w:r>
-      <w:r>
-        <w:t xml:space="preserve"> </w:t>
-      </w:r>
-      <w:r>
-        <w:t xml:space="preserve">9</w:t>
-      </w:r>
-    </w:p>
-    <w:bookmarkEnd w:id="105"/>
-    <w:bookmarkStart w:id="107" w:name="ref-jonssonReliabilityR50Measure2015"/>
-    <w:p>
-      <w:pPr>
-        <w:pStyle w:val="Bibliography"/>
-      </w:pPr>
-      <w:r>
-        <w:t xml:space="preserve">13.</w:t>
-      </w:r>
-      <w:r>
-        <w:t xml:space="preserve"> </w:t>
-      </w:r>
-      <w:r>
-        <w:t xml:space="preserve">	</w:t>
-      </w:r>
-      <w:r>
-        <w:t xml:space="preserve">Jonsson, T.</w:t>
-      </w:r>
-      <w:r>
-        <w:t xml:space="preserve"> </w:t>
-      </w:r>
-      <w:r>
-        <w:rPr>
-          <w:i/>
-          <w:iCs/>
-        </w:rPr>
-        <w:t xml:space="preserve">et al.</w:t>
-      </w:r>
-      <w:r>
-        <w:t xml:space="preserve"> </w:t>
-      </w:r>
-      <w:r>
-        <w:t xml:space="preserve">(2015)</w:t>
-      </w:r>
-      <w:r>
-        <w:t xml:space="preserve"> </w:t>
-      </w:r>
-      <w:hyperlink r:id="rId106">
-        <w:r>
-          <w:rPr>
-            <w:rStyle w:val="Hyperlink"/>
-          </w:rPr>
-          <w:t xml:space="preserve">The reliability of</w:t>
-        </w:r>
-        <w:r>
-          <w:rPr>
-            <w:rStyle w:val="Hyperlink"/>
-          </w:rPr>
-          <w:t xml:space="preserve"> </w:t>
-        </w:r>
-        <w:r>
-          <w:rPr>
-            <w:rStyle w:val="Hyperlink"/>
-          </w:rPr>
-          <w:t xml:space="preserve">R50</w:t>
-        </w:r>
-        <w:r>
-          <w:rPr>
-            <w:rStyle w:val="Hyperlink"/>
-          </w:rPr>
-          <w:t xml:space="preserve"> </w:t>
-        </w:r>
-        <w:r>
-          <w:rPr>
-            <w:rStyle w:val="Hyperlink"/>
-          </w:rPr>
-          <w:t xml:space="preserve">as a measure of vulnerability of food webs to sequential species deletions</w:t>
-        </w:r>
-      </w:hyperlink>
-      <w:r>
-        <w:t xml:space="preserve">.</w:t>
-      </w:r>
-      <w:r>
-        <w:t xml:space="preserve"> </w:t>
-      </w:r>
-      <w:r>
-        <w:rPr>
-          <w:i/>
-          <w:iCs/>
-        </w:rPr>
-        <w:t xml:space="preserve">Oikos</w:t>
-      </w:r>
-      <w:r>
-        <w:t xml:space="preserve"> </w:t>
-      </w:r>
-      <w:r>
-        <w:t xml:space="preserve">124, 446–457</w:t>
-      </w:r>
-    </w:p>
-    <w:bookmarkEnd w:id="107"/>
-    <w:bookmarkStart w:id="109" w:name="ref-stoufferEvidenceExistenceRobust2007"/>
-    <w:p>
-      <w:pPr>
-        <w:pStyle w:val="Bibliography"/>
-      </w:pPr>
-      <w:r>
-        <w:t xml:space="preserve">14.</w:t>
-      </w:r>
-      <w:r>
-        <w:t xml:space="preserve"> </w:t>
-      </w:r>
-      <w:r>
-        <w:t xml:space="preserve">	</w:t>
-      </w:r>
-      <w:r>
-        <w:t xml:space="preserve">Stouffer, D.B.</w:t>
-      </w:r>
-      <w:r>
-        <w:t xml:space="preserve"> </w:t>
-      </w:r>
-      <w:r>
-        <w:rPr>
-          <w:i/>
-          <w:iCs/>
-        </w:rPr>
-        <w:t xml:space="preserve">et al.</w:t>
-      </w:r>
-      <w:r>
-        <w:t xml:space="preserve"> </w:t>
-      </w:r>
-      <w:r>
-        <w:t xml:space="preserve">(2007)</w:t>
-      </w:r>
-      <w:r>
-        <w:t xml:space="preserve"> </w:t>
-      </w:r>
-      <w:hyperlink r:id="rId108">
-        <w:r>
-          <w:rPr>
-            <w:rStyle w:val="Hyperlink"/>
-          </w:rPr>
-          <w:t xml:space="preserve">Evidence for the existence of a robust pattern of prey selection in food webs</w:t>
-        </w:r>
-      </w:hyperlink>
-      <w:r>
-        <w:t xml:space="preserve">.</w:t>
-      </w:r>
-      <w:r>
-        <w:t xml:space="preserve"> </w:t>
-      </w:r>
-      <w:r>
-        <w:rPr>
-          <w:i/>
-          <w:iCs/>
-        </w:rPr>
-        <w:t xml:space="preserve">Proceedings of the Royal Society B: Biological Sciences</w:t>
-      </w:r>
-      <w:r>
-        <w:t xml:space="preserve"> </w:t>
-      </w:r>
-      <w:r>
-        <w:t xml:space="preserve">274, 1931–1940</w:t>
-      </w:r>
-    </w:p>
-    <w:bookmarkEnd w:id="109"/>
-    <w:bookmarkStart w:id="111" w:name="ref-miloNetworkMotifsSimple2002"/>
-    <w:p>
-      <w:pPr>
-        <w:pStyle w:val="Bibliography"/>
-      </w:pPr>
-      <w:r>
-        <w:t xml:space="preserve">15.</w:t>
-      </w:r>
-      <w:r>
-        <w:t xml:space="preserve"> </w:t>
-      </w:r>
-      <w:r>
-        <w:t xml:space="preserve">	</w:t>
-      </w:r>
-      <w:r>
-        <w:t xml:space="preserve">Milo, R.</w:t>
-      </w:r>
-      <w:r>
-        <w:t xml:space="preserve"> </w:t>
-      </w:r>
-      <w:r>
-        <w:rPr>
-          <w:i/>
-          <w:iCs/>
-        </w:rPr>
-        <w:t xml:space="preserve">et al.</w:t>
-      </w:r>
-      <w:r>
-        <w:t xml:space="preserve"> </w:t>
-      </w:r>
-      <w:r>
         <w:t xml:space="preserve">(2002)</w:t>
       </w:r>
       <w:r>
         <w:t xml:space="preserve"> </w:t>
       </w:r>
-      <w:hyperlink r:id="rId110">
+      <w:hyperlink r:id="rId122">
         <w:r>
           <w:rPr>
             <w:rStyle w:val="Hyperlink"/>
@@ -6538,9 +6997,9 @@
         <w:t xml:space="preserve">298, 824–827</w:t>
       </w:r>
     </w:p>
-    <w:bookmarkEnd w:id="111"/>
-    <w:bookmarkEnd w:id="112"/>
-    <w:bookmarkEnd w:id="113"/>
+    <w:bookmarkEnd w:id="123"/>
+    <w:bookmarkEnd w:id="124"/>
+    <w:bookmarkEnd w:id="125"/>
     <w:sectPr>
       <w:footnotePr>
         <w:numRestart w:val="eachSect"/>

--- a/index.docx
+++ b/index.docx
@@ -31,7 +31,7 @@
         <w:pStyle w:val="Date"/>
       </w:pPr>
       <w:r>
-        <w:t xml:space="preserve">2026-03-13</w:t>
+        <w:t xml:space="preserve">2026-03-16</w:t>
       </w:r>
     </w:p>
     <w:p>

--- a/index.docx
+++ b/index.docx
@@ -3195,7 +3195,7 @@
         <w:t xml:space="preserve"> </w:t>
       </w:r>
       <w:r>
-        <w:t xml:space="preserve">set retained one interpretable metric per structural domain. Importantly, this procedure prioritizes preservation of structural domains rather than overall variance magnitude, allowing low-variance but potentially mechanistically relevant features of network topology to be retained.</w:t>
+        <w:t xml:space="preserve">set retained one interpretable metric per structural domain. Importantly, this procedure prioritises preservation of structural domains rather than overall variance magnitude, allowing low-variance but potentially mechanistically relevant features of network topology to be retained.</w:t>
       </w:r>
     </w:p>
     <w:bookmarkEnd w:id="14"/>
@@ -5198,7 +5198,7 @@
     <w:bookmarkEnd w:id="73"/>
     <w:bookmarkEnd w:id="74"/>
     <w:bookmarkEnd w:id="75"/>
-    <w:bookmarkStart w:id="80" w:name="discussion"/>
+    <w:bookmarkStart w:id="81" w:name="discussion"/>
     <w:p>
       <w:pPr>
         <w:pStyle w:val="Heading1"/>
@@ -5221,7 +5221,7 @@
         <w:pStyle w:val="FirstParagraph"/>
       </w:pPr>
       <w:r>
-        <w:t xml:space="preserve">For several decades, ecological theory has sought to understand how the structure of food webs influences ecological stability. Yet despite extensive empirical and theoretical work, consensus has remained elusive. Different studies frequently identify different structural predictors of stability, and results often appear contradictory. Connectance has been linked both positively and negatively to stability, omnivory has been argued to stabilise or destabilise communities, and measures of modularity, trophic organisation, or motif structure have each been proposed as key determinants of ecosystem dynamics.</w:t>
+        <w:t xml:space="preserve">For several decades, ecological theory has sought to understand how the structure of food webs influences ecological stability. Yet despite extensive empirical and theoretical work, consensus has remained elusive. Different studies frequently identify different structural predictors of stability, and results often appear contradictory. Connectance has been linked both positively and negatively to stability [REF], omnivory has been argued to stabilise or destabilise communities [REF], and measures of modularity, trophic organisation, or motif structure have each been proposed as key determinants of ecosystem dynamics [REF].</w:t>
       </w:r>
     </w:p>
     <w:p>
@@ -5229,7 +5229,57 @@
         <w:pStyle w:val="BodyText"/>
       </w:pPr>
       <w:r>
-        <w:t xml:space="preserve">Our results suggest that much of this inconsistency may arise from a conceptual simplification: network structure is rarely a single property. Instead, food-web architecture appears to be organised along several coherent dimensions of variation. Structural metrics commonly used in ecological studies do not behave as independent descriptors, nor do they represent interchangeable proxies for a single structural attribute. Rather, they cluster into statistically robust modules that capture distinct aspects of network organisation.</w:t>
+        <w:t xml:space="preserve">Our results suggest that much of this inconsistency may arise from a conceptual simplification - network structure is rarely a single property. We demonstrate that food web structure exhibits strong modular organisation among commonly used network metrics</w:t>
+      </w:r>
+      <w:r>
+        <w:t xml:space="preserve"> </w:t>
+      </w:r>
+      <w:hyperlink w:anchor="fig-cluster">
+        <w:r>
+          <w:rPr>
+            <w:rStyle w:val="Hyperlink"/>
+          </w:rPr>
+          <w:t xml:space="preserve">Figure 1</w:t>
+        </w:r>
+      </w:hyperlink>
+      <w:r>
+        <w:t xml:space="preserve">, with structural descriptors grouped into seven statistically supported modules spanning macro-architectural complexity, trophic integration, routing geometry, and trophic imbalance. Instead, food-web architecture appears to be organised along several coherent dimensions of variation, with principal component analysis revealing that this high-dimensional set of metrics collapses onto a small number of dominant structural gradients</w:t>
+      </w:r>
+      <w:r>
+        <w:t xml:space="preserve"> </w:t>
+      </w:r>
+      <w:hyperlink w:anchor="fig-pca">
+        <w:r>
+          <w:rPr>
+            <w:rStyle w:val="Hyperlink"/>
+          </w:rPr>
+          <w:t xml:space="preserve">Figure 2</w:t>
+        </w:r>
+      </w:hyperlink>
+      <w:r>
+        <w:t xml:space="preserve">, </w:t>
+      </w:r>
+      <w:hyperlink w:anchor="fig-variance">
+        <w:r>
+          <w:rPr>
+            <w:rStyle w:val="Hyperlink"/>
+          </w:rPr>
+          <w:t xml:space="preserve">Figure 3</w:t>
+        </w:r>
+      </w:hyperlink>
+      <w:r>
+        <w:t xml:space="preserve">, </w:t>
+      </w:r>
+      <w:hyperlink w:anchor="fig-alignment_heatmap">
+        <w:r>
+          <w:rPr>
+            <w:rStyle w:val="Hyperlink"/>
+          </w:rPr>
+          <w:t xml:space="preserve">Figure 4</w:t>
+        </w:r>
+      </w:hyperlink>
+      <w:r>
+        <w:t xml:space="preserve">. Importantly, the independently identified structural modules align non-randomly with these principal gradients, indicating that the modular decomposition captures real axes of ecological variation rather than statistical artifacts. This suggests that the structural metrics commonly used in ecological studies do not behave as independent descriptors, nor do they represent interchangeable proxies for a single structural attribute, but rather that they cluster into statistically robust modules that capture distinct aspects of network organisation.</w:t>
       </w:r>
     </w:p>
     <w:p>
@@ -5253,7 +5303,21 @@
         <w:pStyle w:val="BodyText"/>
       </w:pPr>
       <w:r>
-        <w:t xml:space="preserve">The clustering analysis revealed consistent groupings of metrics describing different aspects of food-web organisation. Some modules correspond to large-scale architectural expansion, integrating species richness, interaction density, motif frequencies, and global network properties. Others capture more specific aspects of trophic organisation, such as the degree of vertical integration among trophic levels or the geometry of energy-transfer pathways.</w:t>
+        <w:t xml:space="preserve">The clustering analysis revealed several consistent structural domains within food-web architecture</w:t>
+      </w:r>
+      <w:r>
+        <w:t xml:space="preserve"> </w:t>
+      </w:r>
+      <w:hyperlink w:anchor="tbl-modules">
+        <w:r>
+          <w:rPr>
+            <w:rStyle w:val="Hyperlink"/>
+          </w:rPr>
+          <w:t xml:space="preserve">Table 2</w:t>
+        </w:r>
+      </w:hyperlink>
+      <w:r>
+        <w:t xml:space="preserve">. The largest module captured macro-architectural expansion, combining species richness, interaction density, motif frequencies, and intervality. Because these metrics scale together as networks grow, this module reflects the combinatorial growth of interaction space with increasing species richness. In contrast, trophic integration metrics—including connectance, omnivory, trophic level, and clustering—formed a distinct module capturing how tightly energy pathways are embedded across trophic levels.</w:t>
       </w:r>
     </w:p>
     <w:p>
@@ -5273,21 +5337,13 @@
       </w:r>
     </w:p>
     <w:bookmarkEnd w:id="76"/>
-    <w:bookmarkStart w:id="77" w:name="Xad7d45b1333a2fd236e1c6c9a9acd7bd855f2b7"/>
+    <w:bookmarkStart w:id="77" w:name="Xfd2dce720bd965429cda5bca869101a9a40bbce"/>
     <w:p>
       <w:pPr>
         <w:pStyle w:val="Heading2"/>
       </w:pPr>
       <w:r>
-        <w:t xml:space="preserve">4.2 Reinterpreting the structure–stability debate</w:t>
-      </w:r>
-    </w:p>
-    <w:p>
-      <w:pPr>
-        <w:pStyle w:val="BlockText"/>
-      </w:pPr>
-      <w:r>
-        <w:t xml:space="preserve">e.g., May vs. McCann looks like a contradiction. However results suggest they were simply looking at different modules. May’s work focused on Return (spectral properties), while McCann focused on Persistence/Resistance (pathway dampening). By identifying these as independent axes in the PCA, we show that a network can be structurally complex (low return stability) but modularly dampened (high resistance).</w:t>
+        <w:t xml:space="preserve">4.2 Structural domains and the mechanisms of stability</w:t>
       </w:r>
     </w:p>
     <w:p>
@@ -5295,7 +5351,7 @@
         <w:pStyle w:val="FirstParagraph"/>
       </w:pPr>
       <w:r>
-        <w:t xml:space="preserve">The multidimensional nature of network structure has important implications for how stability relationships are interpreted. Much of the historical debate surrounding ecological stability has implicitly treated “structure” as a single explanatory variable. Studies typically select one or a small number of metrics and evaluate their relationship with a particular stability measure. However, if structural descriptors capture different architectural dimensions, then such analyses effectively examine different slices of structural space.</w:t>
+        <w:t xml:space="preserve">The modular organisation of structural metrics identified in our analysis provides a framework for linking distinct ecological processes to different components of ecosystem stability. Because each module captures a different aspect of network architecture, they likely influence stability through different mechanistic pathways. Interpreting the modules in light of existing food web theory suggests that multiple ecological processes such as community assembly, trophic integration, energetic constraints, and niche overlap jointly shape how perturbations propagate through ecological networks.</w:t>
       </w:r>
     </w:p>
     <w:p>
@@ -5303,17 +5359,179 @@
         <w:pStyle w:val="BodyText"/>
       </w:pPr>
       <w:r>
+        <w:t xml:space="preserve">The module associated with macro-architectural complexity reflects the structural consequences of increasing community size and interaction opportunities. Metrics describing species richness, interaction density, motif diversity, and large-scale path structure covary strongly, indicating that these properties scale together as food webs accumulate species. Classic theoretical work predicted that increasing complexity should destabilize ecological systems by increasing the density of interactions within the community matrix</w:t>
+      </w:r>
+      <w:r>
+        <w:t xml:space="preserve"> </w:t>
+      </w:r>
+      <w:r>
+        <w:t xml:space="preserve">[3]</w:t>
+      </w:r>
+      <w:r>
+        <w:t xml:space="preserve">. However, subsequent studies demonstrated that the stability consequences of complexity depend strongly on how interactions are distributed across the network</w:t>
+      </w:r>
+      <w:r>
+        <w:t xml:space="preserve"> </w:t>
+      </w:r>
+      <w:r>
+        <w:t xml:space="preserve">[22,23]</w:t>
+      </w:r>
+      <w:r>
+        <w:t xml:space="preserve">. In this context, the macro-architectural module may primarily influence stability through its effects on the overall dimensionality of species interactions and the number of pathways through which perturbations can spread.</w:t>
+      </w:r>
+    </w:p>
+    <w:p>
+      <w:pPr>
+        <w:pStyle w:val="BodyText"/>
+      </w:pPr>
+      <w:r>
+        <w:t xml:space="preserve">A second structural domain describing trophic integration includes connectance, omnivory, trophic level, and clustering. These metrics capture how densely interactions couple trophic levels and the extent to which energy channels are interconnected across the food web. Theoretical work has long suggested that omnivory and cross-level feeding interactions can alter system stability by redistributing interaction strengths and dampening oscillatory dynamics</w:t>
+      </w:r>
+      <w:r>
+        <w:t xml:space="preserve"> </w:t>
+      </w:r>
+      <w:r>
+        <w:t xml:space="preserve">[24,25]</w:t>
+      </w:r>
+      <w:r>
+        <w:t xml:space="preserve">. Empirical analyses of interaction strengths similarly show that food webs often contain many weak links embedded within more complex interaction structures, a pattern that can stabilize population dynamics despite high connectance</w:t>
+      </w:r>
+      <w:r>
+        <w:t xml:space="preserve"> </w:t>
+      </w:r>
+      <w:r>
+        <w:t xml:space="preserve">[22,26]</w:t>
+      </w:r>
+      <w:r>
+        <w:t xml:space="preserve">. Variation in this structural domain therefore likely influences stability through the degree of coupling among trophic pathways and the distribution of interaction strengths across the network.</w:t>
+      </w:r>
+    </w:p>
+    <w:p>
+      <w:pPr>
+        <w:pStyle w:val="BodyText"/>
+      </w:pPr>
+      <w:r>
+        <w:t xml:space="preserve">A third module describes the geometry of energy transport through the network, capturing variation in path length distributions and food-chain structure. The independence of these metrics from those describing network size suggests that the organization of trophic pathways represents a distinct structural dimension. Recent work has emphasised the importance of trophic pathway organisation in determining the stability of ecological networks. In particular, measures of trophic coherence and pathway structure have been shown to strongly influence the propagation of perturbations and the stability of dynamical equilibria</w:t>
+      </w:r>
+      <w:r>
+        <w:t xml:space="preserve"> </w:t>
+      </w:r>
+      <w:r>
+        <w:t xml:space="preserve">[8]</w:t>
+      </w:r>
+      <w:r>
+        <w:t xml:space="preserve">. Differences in pathway geometry may therefore affect how disturbances move through the network, influencing the amplification or attenuation of population fluctuations along trophic chains.</w:t>
+      </w:r>
+    </w:p>
+    <w:p>
+      <w:pPr>
+        <w:pStyle w:val="BodyText"/>
+      </w:pPr>
+      <w:r>
+        <w:t xml:space="preserve">Other structural modules reflect variation in trophic role distributions and interaction heterogeneity across species. Metrics describing basal species prevalence and predator–prey ratios capture trophic asymmetry within the network, reflecting the energetic pyramid structure that arises from constraints on energy transfer across trophic levels. Such asymmetries influence both the distribution of interaction strengths and the sensitivity of higher trophic levels to perturbations originating at lower levels of the food web</w:t>
+      </w:r>
+      <w:r>
+        <w:t xml:space="preserve"> </w:t>
+      </w:r>
+      <w:r>
+        <w:t xml:space="preserve">[25]</w:t>
+      </w:r>
+      <w:r>
+        <w:t xml:space="preserve">. In contrast, modules describing heterogeneity in predation pressure capture how evenly consumer impacts are distributed among species, which may influence the likelihood of cascading effects following perturbations.</w:t>
+      </w:r>
+    </w:p>
+    <w:p>
+      <w:pPr>
+        <w:pStyle w:val="BodyText"/>
+      </w:pPr>
+      <w:r>
+        <w:t xml:space="preserve">Finally, descriptors of trophic similarity form an independent structural dimension associated with functional redundancy among species. Ecological theory predicts that redundancy in species roles can enhance robustness to species loss because remaining species may partially compensate for lost interactions</w:t>
+      </w:r>
+      <w:r>
+        <w:t xml:space="preserve"> </w:t>
+      </w:r>
+      <w:r>
+        <w:t xml:space="preserve">[27]</w:t>
+      </w:r>
+      <w:r>
+        <w:t xml:space="preserve">. Variation in trophic similarity and shared resource use may therefore play a particularly important role in determining robustness to species removal and the potential for extinction cascades</w:t>
+      </w:r>
+      <w:r>
+        <w:t xml:space="preserve"> </w:t>
+      </w:r>
+      <w:r>
+        <w:t xml:space="preserve">[23]</w:t>
+      </w:r>
+      <w:r>
+        <w:t xml:space="preserve">.</w:t>
+      </w:r>
+    </w:p>
+    <w:p>
+      <w:pPr>
+        <w:pStyle w:val="BodyText"/>
+      </w:pPr>
+      <w:r>
+        <w:t xml:space="preserve">Taken together, these relationships suggest that different components of ecological stability may be governed by distinct domains of network architecture. Structural properties associated with community size and trophic integration may primarily influence equilibrium stability, whereas pathway geometry may shape dynamical variability by determining how perturbations propagate through trophic interactions. At the same time, heterogeneity in species roles and trophic similarity may influence robustness to species loss by determining the degree of functional redundancy within the network. Recognizing these distinct structural domains helps clarify why previous studies have reported contrasting relationships between network structure and stability: different analyses may emphasize different aspects of network architecture, each linked to separate ecological mechanisms.</w:t>
+      </w:r>
+    </w:p>
+    <w:bookmarkEnd w:id="77"/>
+    <w:bookmarkStart w:id="78" w:name="Xad7d45b1333a2fd236e1c6c9a9acd7bd855f2b7"/>
+    <w:p>
+      <w:pPr>
+        <w:pStyle w:val="Heading2"/>
+      </w:pPr>
+      <w:r>
+        <w:t xml:space="preserve">4.3 Reinterpreting the structure–stability debate</w:t>
+      </w:r>
+    </w:p>
+    <w:p>
+      <w:pPr>
+        <w:pStyle w:val="FirstParagraph"/>
+      </w:pPr>
+      <w:r>
+        <w:t xml:space="preserve">The multidimensional nature of network structure has important implications for how stability relationships are interpreted. Much of the historical debate surrounding ecological stability has implicitly treated structure as a single explanatory variable. Studies typically select one or a small number of metrics and evaluate their relationship with a particular stability measure. However, if structural descriptors capture different architectural dimensions, then such analyses effectively examine different slices of structural space.</w:t>
+      </w:r>
+    </w:p>
+    <w:p>
+      <w:pPr>
+        <w:pStyle w:val="BodyText"/>
+      </w:pPr>
+      <w:r>
+        <w:t xml:space="preserve">Our stability analyses support this multidimensional interpretation. Different stability components responded to different structural representations and levels of abstraction. Spectral radius (</w:t>
+      </w:r>
+      <m:oMath>
+        <m:r>
+          <m:t>ρ</m:t>
+        </m:r>
+      </m:oMath>
+      <w:r>
+        <w:t xml:space="preserve">) exhibited the strongest structural determination and was best predicted when network structure was expressed as multivariate principal component axes. In contrast, complexity was most predictable from fine-scale structural descriptors, indicating distributed influence across multiple topological features. Robustness to species loss showed comparatively weak structural determination across representations.</w:t>
+      </w:r>
+    </w:p>
+    <w:p>
+      <w:pPr>
+        <w:pStyle w:val="BodyText"/>
+      </w:pPr>
+      <w:r>
+        <w:t xml:space="preserve">These results help reconcile apparently conflicting conclusions in the historical structure–stability literature. Theoretical work emphasizing stability, such as that of May [REF], effectively captures structural variation along global connectivity gradients. In contrast, studies emphasising trophic pathways and energy dampening—such as those following McCann [REF] may instead capture variation in routing geometry or trophic integration. Because these architectural domains vary independently in empirical networks, different studies may observe contrasting stability relationships even when examining the same ecosystems.</w:t>
+      </w:r>
+    </w:p>
+    <w:p>
+      <w:pPr>
+        <w:pStyle w:val="BodyText"/>
+      </w:pPr>
+      <w:r>
         <w:t xml:space="preserve">Under this interpretation, apparently conflicting results across studies become less surprising. A study focusing on connectance may capture variation in trophic integration, while another emphasising motif frequencies may instead reflect changes in network expansion and pathway complexity. Each metric may relate to stability through different mechanisms, yet comparisons between them have often been framed as competing tests of the same hypothesis. Rather than asking which structural metric best predicts stability, it may therefore be more productive to ask which dimension of network architecture is relevant to a given stability mechanism. Stability itself is a multidimensional property, encompassing processes such as persistence, resistance to disturbance, and the reorganisation of interaction pathways following perturbation. Different structural domains may influence these processes through distinct ecological mechanisms. Our analysis does not attempt to resolve which particular metrics control specific stability outcomes. Instead, it highlights the need to reframe the problem: understanding ecological stability requires considering how multiple structural dimensions interact with different dynamical processes.</w:t>
       </w:r>
     </w:p>
-    <w:bookmarkEnd w:id="77"/>
-    <w:bookmarkStart w:id="78" w:name="X815e10819c719fd889b2df0b0165ed3bc35efe2"/>
+    <w:bookmarkEnd w:id="78"/>
+    <w:bookmarkStart w:id="79" w:name="X815e10819c719fd889b2df0b0165ed3bc35efe2"/>
     <w:p>
       <w:pPr>
         <w:pStyle w:val="Heading2"/>
       </w:pPr>
       <w:r>
-        <w:t xml:space="preserve">4.3 Implications for the design of network analyses</w:t>
+        <w:t xml:space="preserve">4.4 Implications for the design of network analyses</w:t>
       </w:r>
     </w:p>
     <w:p>
@@ -5321,17 +5539,25 @@
         <w:pStyle w:val="FirstParagraph"/>
       </w:pPr>
       <w:r>
+        <w:t xml:space="preserve">Our comparison of alternative structural representations highlights the consequences of dimensional reduction choices. Domain-based medoid representations preserved moderate structural variance while maintaining ecological interpretability, whereas selecting a single metric per principal component retained only a small fraction of total structural information. By contrast, multivariate PC scores preserved most structural variance but abstracted away from direct ecological interpretation. These results indicate that methodological choices about how network structure is summarised can substantially alter inference about stability drivers.</w:t>
+      </w:r>
+    </w:p>
+    <w:p>
+      <w:pPr>
+        <w:pStyle w:val="BodyText"/>
+      </w:pPr>
+      <w:r>
         <w:t xml:space="preserve">Recognising the multidimensional structure of food webs has practical implications for ecological analysis. First, it suggests that the common practice of selecting individual network metrics in isolation may obscure important structural relationships. Because many metrics capture overlapping aspects of network architecture, analyses based on a single descriptor may inadvertently reflect broader structural domains. Second, dimensionality reduction approaches provide a useful framework for representing network structure more coherently. By identifying modules of related metrics or latent axes of structural variation, researchers can characterise the major architectural gradients that define network organisation. Such approaches preserve the diversity of structural features while avoiding redundancy among descriptors. Finally, this perspective encourages a shift from metric-driven analyses toward process-driven structural representation. Rather than selecting metrics based on convention, analyses can instead focus on structural domains most relevant to the ecological process under investigation. This approach may provide clearer mechanistic insight into how network architecture shapes ecosystem dynamics.</w:t>
       </w:r>
     </w:p>
-    <w:bookmarkEnd w:id="78"/>
-    <w:bookmarkStart w:id="79" w:name="X52687e34ca02f886d47f2b738d6800472257c16"/>
+    <w:bookmarkEnd w:id="79"/>
+    <w:bookmarkStart w:id="80" w:name="X52687e34ca02f886d47f2b738d6800472257c16"/>
     <w:p>
       <w:pPr>
         <w:pStyle w:val="Heading2"/>
       </w:pPr>
       <w:r>
-        <w:t xml:space="preserve">4.4 Toward a structural framework for ecological networks</w:t>
+        <w:t xml:space="preserve">4.5 Toward a structural framework for ecological networks</w:t>
       </w:r>
     </w:p>
     <w:p>
@@ -5342,9 +5568,9 @@
         <w:t xml:space="preserve">The results presented here suggest that the architecture of ecological networks can be understood as a low-dimensional structural system emerging from the interactions among species and their trophic roles. Within this system, individual metrics represent different projections of a broader architectural space. Recognising this structure does not eliminate the complexity of ecological networks, but it provides a way to organise and interpret that complexity more coherently. More broadly, this perspective highlights the importance of treating network structure as a multivariate ecological property rather than a collection of independent descriptors. Just as biodiversity is now understood through multiple complementary dimensions, including richness, composition, and functional traits, the structure of ecological networks may be best described through a set of interacting architectural domains. Future work linking network structure to ecosystem dynamics may therefore benefit from explicitly considering this multidimensional framework. By aligning structural dimensions with ecological processes and dynamical mechanisms, it may be possible to move beyond debates over individual metrics and toward a more unified understanding of how interaction networks shape the stability of ecological systems.</w:t>
       </w:r>
     </w:p>
-    <w:bookmarkEnd w:id="79"/>
     <w:bookmarkEnd w:id="80"/>
-    <w:bookmarkStart w:id="81" w:name="conclusion"/>
+    <w:bookmarkEnd w:id="81"/>
+    <w:bookmarkStart w:id="82" w:name="conclusion"/>
     <w:p>
       <w:pPr>
         <w:pStyle w:val="Heading1"/>
@@ -5361,8 +5587,8 @@
         <w:t xml:space="preserve">The long-standing structure–stability debate in ecology may not reflect disagreement about ecological mechanisms, but rather the fact that network structure itself is multidimensional, and different studies have examined different dimensions of the same architectural system.</w:t>
       </w:r>
     </w:p>
-    <w:bookmarkEnd w:id="81"/>
-    <w:bookmarkStart w:id="125" w:name="references"/>
+    <w:bookmarkEnd w:id="82"/>
+    <w:bookmarkStart w:id="138" w:name="references"/>
     <w:p>
       <w:pPr>
         <w:pStyle w:val="Heading1"/>
@@ -5371,8 +5597,8 @@
         <w:t xml:space="preserve">References</w:t>
       </w:r>
     </w:p>
-    <w:bookmarkStart w:id="124" w:name="refs"/>
-    <w:bookmarkStart w:id="83" w:name="ref-vermaatMajorDimensionsFoodweb2009"/>
+    <w:bookmarkStart w:id="137" w:name="refs"/>
+    <w:bookmarkStart w:id="84" w:name="ref-vermaatMajorDimensionsFoodweb2009"/>
     <w:p>
       <w:pPr>
         <w:pStyle w:val="Bibliography"/>
@@ -5408,7 +5634,7 @@
       <w:r>
         <w:t xml:space="preserve"> </w:t>
       </w:r>
-      <w:hyperlink r:id="rId82">
+      <w:hyperlink r:id="rId83">
         <w:r>
           <w:rPr>
             <w:rStyle w:val="Hyperlink"/>
@@ -5436,8 +5662,8 @@
         <w:t xml:space="preserve">90, 278–282</w:t>
       </w:r>
     </w:p>
-    <w:bookmarkEnd w:id="83"/>
-    <w:bookmarkStart w:id="85" w:name="ref-lauEcologicalNetworkMetrics2017"/>
+    <w:bookmarkEnd w:id="84"/>
+    <w:bookmarkStart w:id="86" w:name="ref-lauEcologicalNetworkMetrics2017"/>
     <w:p>
       <w:pPr>
         <w:pStyle w:val="Bibliography"/>
@@ -5473,7 +5699,7 @@
       <w:r>
         <w:t xml:space="preserve"> </w:t>
       </w:r>
-      <w:hyperlink r:id="rId84">
+      <w:hyperlink r:id="rId85">
         <w:r>
           <w:rPr>
             <w:rStyle w:val="Hyperlink"/>
@@ -5501,8 +5727,8 @@
         <w:t xml:space="preserve">8, e01900</w:t>
       </w:r>
     </w:p>
-    <w:bookmarkEnd w:id="85"/>
-    <w:bookmarkStart w:id="87" w:name="ref-mayWillLargeComplex1972"/>
+    <w:bookmarkEnd w:id="86"/>
+    <w:bookmarkStart w:id="88" w:name="ref-mayWillLargeComplex1972"/>
     <w:p>
       <w:pPr>
         <w:pStyle w:val="Bibliography"/>
@@ -5522,7 +5748,7 @@
       <w:r>
         <w:t xml:space="preserve"> </w:t>
       </w:r>
-      <w:hyperlink r:id="rId86">
+      <w:hyperlink r:id="rId87">
         <w:r>
           <w:rPr>
             <w:rStyle w:val="Hyperlink"/>
@@ -5589,8 +5815,8 @@
         <w:t xml:space="preserve">238, 413–414</w:t>
       </w:r>
     </w:p>
-    <w:bookmarkEnd w:id="87"/>
-    <w:bookmarkStart w:id="89" w:name="ref-mayStabilityComplexityModel1974"/>
+    <w:bookmarkEnd w:id="88"/>
+    <w:bookmarkStart w:id="90" w:name="ref-mayStabilityComplexityModel1974"/>
     <w:p>
       <w:pPr>
         <w:pStyle w:val="Bibliography"/>
@@ -5610,7 +5836,7 @@
       <w:r>
         <w:t xml:space="preserve"> </w:t>
       </w:r>
-      <w:hyperlink r:id="rId88">
+      <w:hyperlink r:id="rId89">
         <w:r>
           <w:rPr>
             <w:rStyle w:val="Hyperlink"/>
@@ -5672,8 +5898,8 @@
         <w:t xml:space="preserve">, 1, Princeton University Press</w:t>
       </w:r>
     </w:p>
-    <w:bookmarkEnd w:id="89"/>
-    <w:bookmarkStart w:id="91" w:name="ref-mccannDiversityStabilityDebate2000"/>
+    <w:bookmarkEnd w:id="90"/>
+    <w:bookmarkStart w:id="92" w:name="ref-mccannDiversityStabilityDebate2000"/>
     <w:p>
       <w:pPr>
         <w:pStyle w:val="Bibliography"/>
@@ -5693,7 +5919,7 @@
       <w:r>
         <w:t xml:space="preserve"> </w:t>
       </w:r>
-      <w:hyperlink r:id="rId90">
+      <w:hyperlink r:id="rId91">
         <w:r>
           <w:rPr>
             <w:rStyle w:val="Hyperlink"/>
@@ -5721,8 +5947,8 @@
         <w:t xml:space="preserve">405, 228–233</w:t>
       </w:r>
     </w:p>
-    <w:bookmarkEnd w:id="91"/>
-    <w:bookmarkStart w:id="93" w:name="ref-allesinaStabilityCriteriaComplex2012"/>
+    <w:bookmarkEnd w:id="92"/>
+    <w:bookmarkStart w:id="94" w:name="ref-allesinaStabilityCriteriaComplex2012"/>
     <w:p>
       <w:pPr>
         <w:pStyle w:val="Bibliography"/>
@@ -5742,7 +5968,7 @@
       <w:r>
         <w:t xml:space="preserve"> </w:t>
       </w:r>
-      <w:hyperlink r:id="rId92">
+      <w:hyperlink r:id="rId93">
         <w:r>
           <w:rPr>
             <w:rStyle w:val="Hyperlink"/>
@@ -5770,8 +5996,8 @@
         <w:t xml:space="preserve">483, 205–208</w:t>
       </w:r>
     </w:p>
-    <w:bookmarkEnd w:id="93"/>
-    <w:bookmarkStart w:id="95" w:name="X68c2569f5b2fe4541ba4943c3bf915f8f3f59a5"/>
+    <w:bookmarkEnd w:id="94"/>
+    <w:bookmarkStart w:id="96" w:name="X68c2569f5b2fe4541ba4943c3bf915f8f3f59a5"/>
     <w:p>
       <w:pPr>
         <w:pStyle w:val="Bibliography"/>
@@ -5791,7 +6017,7 @@
       <w:r>
         <w:t xml:space="preserve"> </w:t>
       </w:r>
-      <w:hyperlink r:id="rId94">
+      <w:hyperlink r:id="rId95">
         <w:r>
           <w:rPr>
             <w:rStyle w:val="Hyperlink"/>
@@ -5819,8 +6045,8 @@
         <w:t xml:space="preserve">13, 154–161</w:t>
       </w:r>
     </w:p>
-    <w:bookmarkEnd w:id="95"/>
-    <w:bookmarkStart w:id="97" w:name="X9080a016089356b1a0b4c4dffa0eb84c7c7baaa"/>
+    <w:bookmarkEnd w:id="96"/>
+    <w:bookmarkStart w:id="98" w:name="X9080a016089356b1a0b4c4dffa0eb84c7c7baaa"/>
     <w:p>
       <w:pPr>
         <w:pStyle w:val="Bibliography"/>
@@ -5856,7 +6082,7 @@
       <w:r>
         <w:t xml:space="preserve"> </w:t>
       </w:r>
-      <w:hyperlink r:id="rId96">
+      <w:hyperlink r:id="rId97">
         <w:r>
           <w:rPr>
             <w:rStyle w:val="Hyperlink"/>
@@ -5884,8 +6110,8 @@
         <w:t xml:space="preserve">111, 17923–17928</w:t>
       </w:r>
     </w:p>
-    <w:bookmarkEnd w:id="97"/>
-    <w:bookmarkStart w:id="99" w:name="X36aef5157aa3ddd99c1977c5616cca2243282d0"/>
+    <w:bookmarkEnd w:id="98"/>
+    <w:bookmarkStart w:id="100" w:name="X36aef5157aa3ddd99c1977c5616cca2243282d0"/>
     <w:p>
       <w:pPr>
         <w:pStyle w:val="Bibliography"/>
@@ -5905,7 +6131,7 @@
       <w:r>
         <w:t xml:space="preserve"> </w:t>
       </w:r>
-      <w:hyperlink r:id="rId98">
+      <w:hyperlink r:id="rId99">
         <w:r>
           <w:rPr>
             <w:rStyle w:val="Hyperlink"/>
@@ -5945,8 +6171,8 @@
         <w:t xml:space="preserve">77, 350–363</w:t>
       </w:r>
     </w:p>
-    <w:bookmarkEnd w:id="99"/>
-    <w:bookmarkStart w:id="101" w:name="ref-ivesStabilityDiversityEcosystems2007"/>
+    <w:bookmarkEnd w:id="100"/>
+    <w:bookmarkStart w:id="102" w:name="ref-ivesStabilityDiversityEcosystems2007"/>
     <w:p>
       <w:pPr>
         <w:pStyle w:val="Bibliography"/>
@@ -5966,7 +6192,7 @@
       <w:r>
         <w:t xml:space="preserve"> </w:t>
       </w:r>
-      <w:hyperlink r:id="rId100">
+      <w:hyperlink r:id="rId101">
         <w:r>
           <w:rPr>
             <w:rStyle w:val="Hyperlink"/>
@@ -6030,8 +6256,8 @@
         <w:t xml:space="preserve">317, 58–62</w:t>
       </w:r>
     </w:p>
-    <w:bookmarkEnd w:id="101"/>
-    <w:bookmarkStart w:id="103" w:name="Xd3bc60a647f9ff13377c15a84381aefaf14c1db"/>
+    <w:bookmarkEnd w:id="102"/>
+    <w:bookmarkStart w:id="104" w:name="Xd3bc60a647f9ff13377c15a84381aefaf14c1db"/>
     <w:p>
       <w:pPr>
         <w:pStyle w:val="Bibliography"/>
@@ -6051,7 +6277,7 @@
       <w:r>
         <w:t xml:space="preserve"> </w:t>
       </w:r>
-      <w:hyperlink r:id="rId102">
+      <w:hyperlink r:id="rId103">
         <w:r>
           <w:rPr>
             <w:rStyle w:val="Hyperlink"/>
@@ -6079,8 +6305,8 @@
         <w:t xml:space="preserve">16, 106–115</w:t>
       </w:r>
     </w:p>
-    <w:bookmarkEnd w:id="103"/>
-    <w:bookmarkStart w:id="105" w:name="Xaecfe1d4a33bf02078e0db488e6aa2f6950ed89"/>
+    <w:bookmarkEnd w:id="104"/>
+    <w:bookmarkStart w:id="106" w:name="Xaecfe1d4a33bf02078e0db488e6aa2f6950ed89"/>
     <w:p>
       <w:pPr>
         <w:pStyle w:val="Bibliography"/>
@@ -6100,7 +6326,7 @@
       <w:r>
         <w:t xml:space="preserve"> </w:t>
       </w:r>
-      <w:hyperlink r:id="rId104">
+      <w:hyperlink r:id="rId105">
         <w:r>
           <w:rPr>
             <w:rStyle w:val="Hyperlink"/>
@@ -6128,8 +6354,8 @@
         <w:t xml:space="preserve">307, 321–326</w:t>
       </w:r>
     </w:p>
-    <w:bookmarkEnd w:id="105"/>
-    <w:bookmarkStart w:id="107" w:name="ref-thompsonFoodWebsReconciling2012"/>
+    <w:bookmarkEnd w:id="106"/>
+    <w:bookmarkStart w:id="108" w:name="ref-thompsonFoodWebsReconciling2012"/>
     <w:p>
       <w:pPr>
         <w:pStyle w:val="Bibliography"/>
@@ -6165,7 +6391,7 @@
       <w:r>
         <w:t xml:space="preserve"> </w:t>
       </w:r>
-      <w:hyperlink r:id="rId106">
+      <w:hyperlink r:id="rId107">
         <w:r>
           <w:rPr>
             <w:rStyle w:val="Hyperlink"/>
@@ -6193,8 +6419,8 @@
         <w:t xml:space="preserve">27, 689–697</w:t>
       </w:r>
     </w:p>
-    <w:bookmarkEnd w:id="107"/>
-    <w:bookmarkStart w:id="109" w:name="ref-williamsLimitsTrophicLevels2004"/>
+    <w:bookmarkEnd w:id="108"/>
+    <w:bookmarkStart w:id="110" w:name="ref-williamsLimitsTrophicLevels2004"/>
     <w:p>
       <w:pPr>
         <w:pStyle w:val="Bibliography"/>
@@ -6214,7 +6440,7 @@
       <w:r>
         <w:t xml:space="preserve"> </w:t>
       </w:r>
-      <w:hyperlink r:id="rId108">
+      <w:hyperlink r:id="rId109">
         <w:r>
           <w:rPr>
             <w:rStyle w:val="Hyperlink"/>
@@ -6344,8 +6570,8 @@
         <w:t xml:space="preserve">163, 458–468</w:t>
       </w:r>
     </w:p>
-    <w:bookmarkEnd w:id="109"/>
-    <w:bookmarkStart w:id="111" w:name="X781f7e482417d8f33d808967da8cf24a047c245"/>
+    <w:bookmarkEnd w:id="110"/>
+    <w:bookmarkStart w:id="112" w:name="X781f7e482417d8f33d808967da8cf24a047c245"/>
     <w:p>
       <w:pPr>
         <w:pStyle w:val="Bibliography"/>
@@ -6365,7 +6591,7 @@
       <w:r>
         <w:t xml:space="preserve"> </w:t>
       </w:r>
-      <w:hyperlink r:id="rId110">
+      <w:hyperlink r:id="rId111">
         <w:r>
           <w:rPr>
             <w:rStyle w:val="Hyperlink"/>
@@ -6453,8 +6679,8 @@
         <w:t xml:space="preserve">87, 327–340</w:t>
       </w:r>
     </w:p>
-    <w:bookmarkEnd w:id="111"/>
-    <w:bookmarkStart w:id="113" w:name="ref-estradaUsingNetworkCentrality2008"/>
+    <w:bookmarkEnd w:id="112"/>
+    <w:bookmarkStart w:id="114" w:name="ref-estradaUsingNetworkCentrality2008"/>
     <w:p>
       <w:pPr>
         <w:pStyle w:val="Bibliography"/>
@@ -6474,7 +6700,7 @@
       <w:r>
         <w:t xml:space="preserve"> </w:t>
       </w:r>
-      <w:hyperlink r:id="rId112">
+      <w:hyperlink r:id="rId113">
         <w:r>
           <w:rPr>
             <w:rStyle w:val="Hyperlink"/>
@@ -6538,8 +6764,8 @@
         <w:t xml:space="preserve">18, 1810–1825</w:t>
       </w:r>
     </w:p>
-    <w:bookmarkEnd w:id="113"/>
-    <w:bookmarkStart w:id="115" w:name="X5f45a7a099d08070703fc184810d23dd2e88abd"/>
+    <w:bookmarkEnd w:id="114"/>
+    <w:bookmarkStart w:id="116" w:name="X5f45a7a099d08070703fc184810d23dd2e88abd"/>
     <w:p>
       <w:pPr>
         <w:pStyle w:val="Bibliography"/>
@@ -6559,7 +6785,7 @@
       <w:r>
         <w:t xml:space="preserve"> </w:t>
       </w:r>
-      <w:hyperlink r:id="rId114">
+      <w:hyperlink r:id="rId115">
         <w:r>
           <w:rPr>
             <w:rStyle w:val="Hyperlink"/>
@@ -6611,8 +6837,8 @@
         <w:t xml:space="preserve">393, 440–442</w:t>
       </w:r>
     </w:p>
-    <w:bookmarkEnd w:id="115"/>
-    <w:bookmarkStart w:id="117" w:name="ref-strydomSVDEntropyReveals2021"/>
+    <w:bookmarkEnd w:id="116"/>
+    <w:bookmarkStart w:id="118" w:name="ref-strydomSVDEntropyReveals2021"/>
     <w:p>
       <w:pPr>
         <w:pStyle w:val="Bibliography"/>
@@ -6648,7 +6874,7 @@
       <w:r>
         <w:t xml:space="preserve"> </w:t>
       </w:r>
-      <w:hyperlink r:id="rId116">
+      <w:hyperlink r:id="rId117">
         <w:r>
           <w:rPr>
             <w:rStyle w:val="Hyperlink"/>
@@ -6724,8 +6950,8 @@
         <w:t xml:space="preserve">9</w:t>
       </w:r>
     </w:p>
-    <w:bookmarkEnd w:id="117"/>
-    <w:bookmarkStart w:id="119" w:name="ref-jonssonReliabilityR50Measure2015"/>
+    <w:bookmarkEnd w:id="118"/>
+    <w:bookmarkStart w:id="120" w:name="ref-jonssonReliabilityR50Measure2015"/>
     <w:p>
       <w:pPr>
         <w:pStyle w:val="Bibliography"/>
@@ -6761,7 +6987,7 @@
       <w:r>
         <w:t xml:space="preserve"> </w:t>
       </w:r>
-      <w:hyperlink r:id="rId118">
+      <w:hyperlink r:id="rId119">
         <w:r>
           <w:rPr>
             <w:rStyle w:val="Hyperlink"/>
@@ -6813,8 +7039,8 @@
         <w:t xml:space="preserve">124, 446–457</w:t>
       </w:r>
     </w:p>
-    <w:bookmarkEnd w:id="119"/>
-    <w:bookmarkStart w:id="121" w:name="ref-stoufferEvidenceExistenceRobust2007"/>
+    <w:bookmarkEnd w:id="120"/>
+    <w:bookmarkStart w:id="122" w:name="ref-stoufferEvidenceExistenceRobust2007"/>
     <w:p>
       <w:pPr>
         <w:pStyle w:val="Bibliography"/>
@@ -6850,7 +7076,7 @@
       <w:r>
         <w:t xml:space="preserve"> </w:t>
       </w:r>
-      <w:hyperlink r:id="rId120">
+      <w:hyperlink r:id="rId121">
         <w:r>
           <w:rPr>
             <w:rStyle w:val="Hyperlink"/>
@@ -6878,8 +7104,8 @@
         <w:t xml:space="preserve">274, 1931–1940</w:t>
       </w:r>
     </w:p>
-    <w:bookmarkEnd w:id="121"/>
-    <w:bookmarkStart w:id="123" w:name="ref-miloNetworkMotifsSimple2002"/>
+    <w:bookmarkEnd w:id="122"/>
+    <w:bookmarkStart w:id="124" w:name="ref-miloNetworkMotifsSimple2002"/>
     <w:p>
       <w:pPr>
         <w:pStyle w:val="Bibliography"/>
@@ -6915,7 +7141,7 @@
       <w:r>
         <w:t xml:space="preserve"> </w:t>
       </w:r>
-      <w:hyperlink r:id="rId122">
+      <w:hyperlink r:id="rId123">
         <w:r>
           <w:rPr>
             <w:rStyle w:val="Hyperlink"/>
@@ -6997,9 +7223,491 @@
         <w:t xml:space="preserve">298, 824–827</w:t>
       </w:r>
     </w:p>
-    <w:bookmarkEnd w:id="123"/>
     <w:bookmarkEnd w:id="124"/>
-    <w:bookmarkEnd w:id="125"/>
+    <w:bookmarkStart w:id="126" w:name="ref-mccannWeakTrophicInteractions1998"/>
+    <w:p>
+      <w:pPr>
+        <w:pStyle w:val="Bibliography"/>
+      </w:pPr>
+      <w:r>
+        <w:t xml:space="preserve">22.</w:t>
+      </w:r>
+      <w:r>
+        <w:t xml:space="preserve"> </w:t>
+      </w:r>
+      <w:r>
+        <w:t xml:space="preserve">	</w:t>
+      </w:r>
+      <w:r>
+        <w:t xml:space="preserve">McCann, K.</w:t>
+      </w:r>
+      <w:r>
+        <w:t xml:space="preserve"> </w:t>
+      </w:r>
+      <w:r>
+        <w:rPr>
+          <w:i/>
+          <w:iCs/>
+        </w:rPr>
+        <w:t xml:space="preserve">et al.</w:t>
+      </w:r>
+      <w:r>
+        <w:t xml:space="preserve"> </w:t>
+      </w:r>
+      <w:r>
+        <w:t xml:space="preserve">(1998)</w:t>
+      </w:r>
+      <w:r>
+        <w:t xml:space="preserve"> </w:t>
+      </w:r>
+      <w:hyperlink r:id="rId125">
+        <w:r>
+          <w:rPr>
+            <w:rStyle w:val="Hyperlink"/>
+          </w:rPr>
+          <w:t xml:space="preserve">Weak trophic interactions and the balance of nature</w:t>
+        </w:r>
+      </w:hyperlink>
+      <w:r>
+        <w:t xml:space="preserve">.</w:t>
+      </w:r>
+      <w:r>
+        <w:t xml:space="preserve"> </w:t>
+      </w:r>
+      <w:r>
+        <w:rPr>
+          <w:i/>
+          <w:iCs/>
+        </w:rPr>
+        <w:t xml:space="preserve">Nature</w:t>
+      </w:r>
+      <w:r>
+        <w:t xml:space="preserve"> </w:t>
+      </w:r>
+      <w:r>
+        <w:t xml:space="preserve">395, 794–798</w:t>
+      </w:r>
+    </w:p>
+    <w:bookmarkEnd w:id="126"/>
+    <w:bookmarkStart w:id="128" w:name="ref-montoyaEcologicalNetworksTheir2006"/>
+    <w:p>
+      <w:pPr>
+        <w:pStyle w:val="Bibliography"/>
+      </w:pPr>
+      <w:r>
+        <w:t xml:space="preserve">23.</w:t>
+      </w:r>
+      <w:r>
+        <w:t xml:space="preserve"> </w:t>
+      </w:r>
+      <w:r>
+        <w:t xml:space="preserve">	</w:t>
+      </w:r>
+      <w:r>
+        <w:t xml:space="preserve">Montoya, J.M.</w:t>
+      </w:r>
+      <w:r>
+        <w:t xml:space="preserve"> </w:t>
+      </w:r>
+      <w:r>
+        <w:rPr>
+          <w:i/>
+          <w:iCs/>
+        </w:rPr>
+        <w:t xml:space="preserve">et al.</w:t>
+      </w:r>
+      <w:r>
+        <w:t xml:space="preserve"> </w:t>
+      </w:r>
+      <w:r>
+        <w:t xml:space="preserve">(2006)</w:t>
+      </w:r>
+      <w:r>
+        <w:t xml:space="preserve"> </w:t>
+      </w:r>
+      <w:hyperlink r:id="rId127">
+        <w:r>
+          <w:rPr>
+            <w:rStyle w:val="Hyperlink"/>
+          </w:rPr>
+          <w:t xml:space="preserve">Ecological networks and their fragility</w:t>
+        </w:r>
+      </w:hyperlink>
+      <w:r>
+        <w:t xml:space="preserve">.</w:t>
+      </w:r>
+      <w:r>
+        <w:t xml:space="preserve"> </w:t>
+      </w:r>
+      <w:r>
+        <w:rPr>
+          <w:i/>
+          <w:iCs/>
+        </w:rPr>
+        <w:t xml:space="preserve">Nature</w:t>
+      </w:r>
+      <w:r>
+        <w:t xml:space="preserve"> </w:t>
+      </w:r>
+      <w:r>
+        <w:t xml:space="preserve">442, 259–264</w:t>
+      </w:r>
+    </w:p>
+    <w:bookmarkEnd w:id="128"/>
+    <w:bookmarkStart w:id="130" w:name="X88ecdfa9d1446d08e01bc0778af629a0f4bd17b"/>
+    <w:p>
+      <w:pPr>
+        <w:pStyle w:val="Bibliography"/>
+      </w:pPr>
+      <w:r>
+        <w:t xml:space="preserve">24.</w:t>
+      </w:r>
+      <w:r>
+        <w:t xml:space="preserve"> </w:t>
+      </w:r>
+      <w:r>
+        <w:t xml:space="preserve">	</w:t>
+      </w:r>
+      <w:r>
+        <w:t xml:space="preserve">McCann, K. and Hastings, A. (1997)</w:t>
+      </w:r>
+      <w:r>
+        <w:t xml:space="preserve"> </w:t>
+      </w:r>
+      <w:hyperlink r:id="rId129">
+        <w:r>
+          <w:rPr>
+            <w:rStyle w:val="Hyperlink"/>
+          </w:rPr>
+          <w:t xml:space="preserve">Re-</w:t>
+        </w:r>
+        <w:r>
+          <w:rPr>
+            <w:rStyle w:val="Hyperlink"/>
+          </w:rPr>
+          <w:t xml:space="preserve">Evaluating</w:t>
+        </w:r>
+        <w:r>
+          <w:rPr>
+            <w:rStyle w:val="Hyperlink"/>
+          </w:rPr>
+          <w:t xml:space="preserve"> </w:t>
+        </w:r>
+        <w:r>
+          <w:rPr>
+            <w:rStyle w:val="Hyperlink"/>
+          </w:rPr>
+          <w:t xml:space="preserve">the</w:t>
+        </w:r>
+        <w:r>
+          <w:rPr>
+            <w:rStyle w:val="Hyperlink"/>
+          </w:rPr>
+          <w:t xml:space="preserve"> </w:t>
+        </w:r>
+        <w:r>
+          <w:rPr>
+            <w:rStyle w:val="Hyperlink"/>
+          </w:rPr>
+          <w:t xml:space="preserve">Omnivory-Stability Relationship</w:t>
+        </w:r>
+        <w:r>
+          <w:rPr>
+            <w:rStyle w:val="Hyperlink"/>
+          </w:rPr>
+          <w:t xml:space="preserve"> </w:t>
+        </w:r>
+        <w:r>
+          <w:rPr>
+            <w:rStyle w:val="Hyperlink"/>
+          </w:rPr>
+          <w:t xml:space="preserve">in</w:t>
+        </w:r>
+        <w:r>
+          <w:rPr>
+            <w:rStyle w:val="Hyperlink"/>
+          </w:rPr>
+          <w:t xml:space="preserve"> </w:t>
+        </w:r>
+        <w:r>
+          <w:rPr>
+            <w:rStyle w:val="Hyperlink"/>
+          </w:rPr>
+          <w:t xml:space="preserve">Food Webs</w:t>
+        </w:r>
+      </w:hyperlink>
+      <w:r>
+        <w:t xml:space="preserve">.</w:t>
+      </w:r>
+      <w:r>
+        <w:t xml:space="preserve"> </w:t>
+      </w:r>
+      <w:r>
+        <w:rPr>
+          <w:i/>
+          <w:iCs/>
+        </w:rPr>
+        <w:t xml:space="preserve">Proceedings: Biological Sciences</w:t>
+      </w:r>
+      <w:r>
+        <w:t xml:space="preserve"> </w:t>
+      </w:r>
+      <w:r>
+        <w:t xml:space="preserve">264, 1249–1254</w:t>
+      </w:r>
+    </w:p>
+    <w:bookmarkEnd w:id="130"/>
+    <w:bookmarkStart w:id="132" w:name="ref-polisFoodWebComplexity1996"/>
+    <w:p>
+      <w:pPr>
+        <w:pStyle w:val="Bibliography"/>
+      </w:pPr>
+      <w:r>
+        <w:t xml:space="preserve">25.</w:t>
+      </w:r>
+      <w:r>
+        <w:t xml:space="preserve"> </w:t>
+      </w:r>
+      <w:r>
+        <w:t xml:space="preserve">	</w:t>
+      </w:r>
+      <w:r>
+        <w:t xml:space="preserve">Polis, G.A. and Strong, D.R. (1996)</w:t>
+      </w:r>
+      <w:r>
+        <w:t xml:space="preserve"> </w:t>
+      </w:r>
+      <w:hyperlink r:id="rId131">
+        <w:r>
+          <w:rPr>
+            <w:rStyle w:val="Hyperlink"/>
+          </w:rPr>
+          <w:t xml:space="preserve">Food</w:t>
+        </w:r>
+        <w:r>
+          <w:rPr>
+            <w:rStyle w:val="Hyperlink"/>
+          </w:rPr>
+          <w:t xml:space="preserve"> </w:t>
+        </w:r>
+        <w:r>
+          <w:rPr>
+            <w:rStyle w:val="Hyperlink"/>
+          </w:rPr>
+          <w:t xml:space="preserve">Web Complexity</w:t>
+        </w:r>
+        <w:r>
+          <w:rPr>
+            <w:rStyle w:val="Hyperlink"/>
+          </w:rPr>
+          <w:t xml:space="preserve"> </w:t>
+        </w:r>
+        <w:r>
+          <w:rPr>
+            <w:rStyle w:val="Hyperlink"/>
+          </w:rPr>
+          <w:t xml:space="preserve">and</w:t>
+        </w:r>
+        <w:r>
+          <w:rPr>
+            <w:rStyle w:val="Hyperlink"/>
+          </w:rPr>
+          <w:t xml:space="preserve"> </w:t>
+        </w:r>
+        <w:r>
+          <w:rPr>
+            <w:rStyle w:val="Hyperlink"/>
+          </w:rPr>
+          <w:t xml:space="preserve">Community Dynamics</w:t>
+        </w:r>
+      </w:hyperlink>
+      <w:r>
+        <w:t xml:space="preserve">.</w:t>
+      </w:r>
+      <w:r>
+        <w:t xml:space="preserve"> </w:t>
+      </w:r>
+      <w:r>
+        <w:rPr>
+          <w:i/>
+          <w:iCs/>
+        </w:rPr>
+        <w:t xml:space="preserve">The American Naturalist</w:t>
+      </w:r>
+      <w:r>
+        <w:t xml:space="preserve"> </w:t>
+      </w:r>
+      <w:r>
+        <w:t xml:space="preserve">147, 813–846</w:t>
+      </w:r>
+    </w:p>
+    <w:bookmarkEnd w:id="132"/>
+    <w:bookmarkStart w:id="134" w:name="ref-emmersonWeakInteractionsOmnivory2004"/>
+    <w:p>
+      <w:pPr>
+        <w:pStyle w:val="Bibliography"/>
+      </w:pPr>
+      <w:r>
+        <w:t xml:space="preserve">26.</w:t>
+      </w:r>
+      <w:r>
+        <w:t xml:space="preserve"> </w:t>
+      </w:r>
+      <w:r>
+        <w:t xml:space="preserve">	</w:t>
+      </w:r>
+      <w:r>
+        <w:t xml:space="preserve">Emmerson, M. and Yearsley, J.M. (2004)</w:t>
+      </w:r>
+      <w:r>
+        <w:t xml:space="preserve"> </w:t>
+      </w:r>
+      <w:hyperlink r:id="rId133">
+        <w:r>
+          <w:rPr>
+            <w:rStyle w:val="Hyperlink"/>
+          </w:rPr>
+          <w:t xml:space="preserve">Weak</w:t>
+        </w:r>
+        <w:r>
+          <w:rPr>
+            <w:rStyle w:val="Hyperlink"/>
+          </w:rPr>
+          <w:t xml:space="preserve"> </w:t>
+        </w:r>
+        <w:r>
+          <w:rPr>
+            <w:rStyle w:val="Hyperlink"/>
+          </w:rPr>
+          <w:t xml:space="preserve">Interactions</w:t>
+        </w:r>
+        <w:r>
+          <w:rPr>
+            <w:rStyle w:val="Hyperlink"/>
+          </w:rPr>
+          <w:t xml:space="preserve">,</w:t>
+        </w:r>
+        <w:r>
+          <w:rPr>
+            <w:rStyle w:val="Hyperlink"/>
+          </w:rPr>
+          <w:t xml:space="preserve"> </w:t>
+        </w:r>
+        <w:r>
+          <w:rPr>
+            <w:rStyle w:val="Hyperlink"/>
+          </w:rPr>
+          <w:t xml:space="preserve">Omnivory</w:t>
+        </w:r>
+        <w:r>
+          <w:rPr>
+            <w:rStyle w:val="Hyperlink"/>
+          </w:rPr>
+          <w:t xml:space="preserve"> </w:t>
+        </w:r>
+        <w:r>
+          <w:rPr>
+            <w:rStyle w:val="Hyperlink"/>
+          </w:rPr>
+          <w:t xml:space="preserve">and</w:t>
+        </w:r>
+        <w:r>
+          <w:rPr>
+            <w:rStyle w:val="Hyperlink"/>
+          </w:rPr>
+          <w:t xml:space="preserve"> </w:t>
+        </w:r>
+        <w:r>
+          <w:rPr>
+            <w:rStyle w:val="Hyperlink"/>
+          </w:rPr>
+          <w:t xml:space="preserve">Emergent Food-Web Properties</w:t>
+        </w:r>
+      </w:hyperlink>
+      <w:r>
+        <w:t xml:space="preserve">.</w:t>
+      </w:r>
+      <w:r>
+        <w:t xml:space="preserve"> </w:t>
+      </w:r>
+      <w:r>
+        <w:rPr>
+          <w:i/>
+          <w:iCs/>
+        </w:rPr>
+        <w:t xml:space="preserve">Proceedings: Biological Sciences</w:t>
+      </w:r>
+      <w:r>
+        <w:t xml:space="preserve"> </w:t>
+      </w:r>
+      <w:r>
+        <w:t xml:space="preserve">271, 397–405</w:t>
+      </w:r>
+    </w:p>
+    <w:bookmarkEnd w:id="134"/>
+    <w:bookmarkStart w:id="136" w:name="X213a6aaf50050957348988b5bbabc4dd1122e7b"/>
+    <w:p>
+      <w:pPr>
+        <w:pStyle w:val="Bibliography"/>
+      </w:pPr>
+      <w:r>
+        <w:t xml:space="preserve">27.</w:t>
+      </w:r>
+      <w:r>
+        <w:t xml:space="preserve"> </w:t>
+      </w:r>
+      <w:r>
+        <w:t xml:space="preserve">	</w:t>
+      </w:r>
+      <w:r>
+        <w:t xml:space="preserve">Walker, B.H. (1992)</w:t>
+      </w:r>
+      <w:r>
+        <w:t xml:space="preserve"> </w:t>
+      </w:r>
+      <w:hyperlink r:id="rId135">
+        <w:r>
+          <w:rPr>
+            <w:rStyle w:val="Hyperlink"/>
+          </w:rPr>
+          <w:t xml:space="preserve">Biodiversity and</w:t>
+        </w:r>
+        <w:r>
+          <w:rPr>
+            <w:rStyle w:val="Hyperlink"/>
+          </w:rPr>
+          <w:t xml:space="preserve"> </w:t>
+        </w:r>
+        <w:r>
+          <w:rPr>
+            <w:rStyle w:val="Hyperlink"/>
+          </w:rPr>
+          <w:t xml:space="preserve">Ecological Redundancy</w:t>
+        </w:r>
+      </w:hyperlink>
+      <w:r>
+        <w:t xml:space="preserve">.</w:t>
+      </w:r>
+      <w:r>
+        <w:t xml:space="preserve"> </w:t>
+      </w:r>
+      <w:r>
+        <w:rPr>
+          <w:i/>
+          <w:iCs/>
+        </w:rPr>
+        <w:t xml:space="preserve">Conservation Biology</w:t>
+      </w:r>
+      <w:r>
+        <w:t xml:space="preserve"> </w:t>
+      </w:r>
+      <w:r>
+        <w:t xml:space="preserve">6, 18–23</w:t>
+      </w:r>
+    </w:p>
+    <w:bookmarkEnd w:id="136"/>
+    <w:bookmarkEnd w:id="137"/>
+    <w:bookmarkEnd w:id="138"/>
     <w:sectPr>
       <w:footnotePr>
         <w:numRestart w:val="eachSect"/>

--- a/index.docx
+++ b/index.docx
@@ -31,7 +31,7 @@
         <w:pStyle w:val="Date"/>
       </w:pPr>
       <w:r>
-        <w:t xml:space="preserve">2026-03-17</w:t>
+        <w:t xml:space="preserve">2026-03-18</w:t>
       </w:r>
     </w:p>
     <w:p>
@@ -118,7 +118,7 @@
         <w:t xml:space="preserve"> </w:t>
       </w:r>
       <w:r>
-        <w:t xml:space="preserve">[1,2]</w:t>
+        <w:t xml:space="preserve">(Vermaat et al. 2009; Lau et al. 2017)</w:t>
       </w:r>
       <w:r>
         <w:t xml:space="preserve">. Measures of connectance, trophic level, modularity, omnivory, motif structure, and many others are routinely invoked as indicators of ecosystem organisation or stability. However, these descriptors often covary strongly, capture overlapping information, or reflect different scales of network organisation. As a result, studies using different subsets of metrics frequently arrive at conflicting conclusions about the relationship between network structure and ecological stability.</w:t>
@@ -135,7 +135,7 @@
         <w:t xml:space="preserve"> </w:t>
       </w:r>
       <w:r>
-        <w:t xml:space="preserve">[3,4]</w:t>
+        <w:t xml:space="preserve">(May 1972, 1974)</w:t>
       </w:r>
       <w:r>
         <w:t xml:space="preserve">. Subsequent work refined this prediction by demonstrating that specific forms of network organisation such as interaction structure, trophic hierarchy, and compartmentalisation can substantially alter stability outcomes</w:t>
@@ -144,7 +144,7 @@
         <w:t xml:space="preserve"> </w:t>
       </w:r>
       <w:r>
-        <w:t xml:space="preserve">[5–7]</w:t>
+        <w:t xml:space="preserve">(McCann 2000; Stouffer and Bascompte 2010; Allesina and Tang 2012)</w:t>
       </w:r>
       <w:r>
         <w:t xml:space="preserve">. More recently, structural theories such as trophic coherence have proposed that food webs occupy constrained regions of structural space in which particular architectural features strongly influence system stability</w:t>
@@ -153,7 +153,7 @@
         <w:t xml:space="preserve"> </w:t>
       </w:r>
       <w:r>
-        <w:t xml:space="preserve">[8]</w:t>
+        <w:t xml:space="preserve">(Johnson et al. 2014)</w:t>
       </w:r>
       <w:r>
         <w:t xml:space="preserve">. At the same time, ecological stability itself is now widely recognised as a multidimensional concept encompassing distinct dynamical properties such as persistence, resistance to disturbance, and recovery dynamics</w:t>
@@ -162,7 +162,7 @@
         <w:t xml:space="preserve"> </w:t>
       </w:r>
       <w:r>
-        <w:t xml:space="preserve">[9–11]</w:t>
+        <w:t xml:space="preserve">(Tilman 1996; Ives and Carpenter 2007; Loreau and de Mazancourt 2013)</w:t>
       </w:r>
       <w:r>
         <w:t xml:space="preserve">. Together these developments suggest that the relationship between network structure and ecological stability may be more complex than originally assumed, specifically that both structure and stability are multidimensional properties of ecological systems. If so, apparent inconsistencies in the structure–stability literature may arise not because theoretical predictions are incorrect, but because different studies measure different aspects of network architecture and different components of ecological stability.</w:t>
@@ -187,7 +187,7 @@
         <w:t xml:space="preserve"> </w:t>
       </w:r>
       <w:r>
-        <w:t xml:space="preserve">[10,12]</w:t>
+        <w:t xml:space="preserve">(Pimm 1984; Ives and Carpenter 2007)</w:t>
       </w:r>
       <w:r>
         <w:t xml:space="preserve">. Different studies have emphasised different stability components, including the persistence of species [REF], the resistance of communities to disturbance [REF], and the speed with which systems recover following perturbation [REF]. These processes reflect distinct aspects of ecosystem dynamics and may depend on different features of network structure. From an energy-flow perspective, three stability mechanisms are particularly relevant: persistence, resistance, and return. Persistence refers to the continued maintenance of energy flow and species presence following species loss or environmental change. Resistance describes the degree to which disturbances propagate through ecological interactions, potentially amplifying or dampening perturbations. Return captures the capacity of a system to reorganise and re-establish stable interaction patterns following disturbance. Because these mechanisms operate through different ecological processes, they may be expected to depend on different aspects of network architecture. Structural features related to species roles and redundancy may influence persistence, whereas properties governing interaction pathways and network organisation may affect disturbance propagation or recovery dynamics.</w:t>
@@ -216,7 +216,7 @@
         <w:t xml:space="preserve"> </w:t>
       </w:r>
       <w:r>
-        <w:t xml:space="preserve">[13]</w:t>
+        <w:t xml:space="preserve">(Thompson et al. 2012)</w:t>
       </w:r>
       <w:r>
         <w:t xml:space="preserve">. Node-level metrics primarily relate to persistence, path-level metrics to resistance, and global organisational metrics to return dynamics. Some descriptors span multiple scales, reflecting the coupling between structural organisation and emergent behaviour</w:t>
@@ -225,7 +225,7 @@
         <w:t xml:space="preserve"> </w:t>
       </w:r>
       <w:r>
-        <w:t xml:space="preserve">[6]</w:t>
+        <w:t xml:space="preserve">(Allesina and Tang 2012)</w:t>
       </w:r>
       <w:r>
         <w:t xml:space="preserve">. This perspective provides a mechanistic explanation for why studies using different network metrics frequently report contrasting structure–stability relationships. Rather than reflecting inconsistency or redundancy, these differences arise because different metrics implicitly target different components of stability</w:t>
@@ -234,7 +234,7 @@
         <w:t xml:space="preserve"> </w:t>
       </w:r>
       <w:r>
-        <w:t xml:space="preserve">[2]</w:t>
+        <w:t xml:space="preserve">(Lau et al. 2017)</w:t>
       </w:r>
       <w:r>
         <w:t xml:space="preserve">. By explicitly linking structural scale, energy flow, and stability mechanism, this framework provides a principled basis for interpreting network metrics and for selecting descriptors that align with specific ecological questions.</w:t>
@@ -272,7 +272,34 @@
         <w:pStyle w:val="FirstParagraph"/>
       </w:pPr>
       <w:r>
-        <w:t xml:space="preserve">We compiled quantitative network data from XX, resulting in a total of XX ecological networks. Each network was characterised using a suite of XX structural metrics (see</w:t>
+        <w:t xml:space="preserve">We compiled food web data from Mangal</w:t>
+      </w:r>
+      <w:r>
+        <w:t xml:space="preserve"> </w:t>
+      </w:r>
+      <w:r>
+        <w:t xml:space="preserve">(Poisot et al. 2016)</w:t>
+      </w:r>
+      <w:r>
+        <w:t xml:space="preserve">, Web of Life</w:t>
+      </w:r>
+      <w:r>
+        <w:t xml:space="preserve"> </w:t>
+      </w:r>
+      <w:r>
+        <w:t xml:space="preserve">(Fortuna et al. 2014)</w:t>
+      </w:r>
+      <w:r>
+        <w:t xml:space="preserve">, and the canonical networks used by</w:t>
+      </w:r>
+      <w:r>
+        <w:t xml:space="preserve"> </w:t>
+      </w:r>
+      <w:r>
+        <w:t xml:space="preserve">Vermaat et al. (2009)</w:t>
+      </w:r>
+      <w:r>
+        <w:t xml:space="preserve">, resulting in a total of XX networks. All networks were treated as binary and characterised using a suite of XX structural metrics (see</w:t>
       </w:r>
       <w:r>
         <w:t xml:space="preserve"> </w:t>
@@ -286,7 +313,7 @@
         </w:r>
       </w:hyperlink>
       <w:r>
-        <w:t xml:space="preserve">). Prior to analysis, networks with missing values were omitted, and all metrics were standardized (mean = 0, SD = 1) to account for differences in scale and units across descriptors.</w:t>
+        <w:t xml:space="preserve">).</w:t>
       </w:r>
     </w:p>
     <w:tbl>
@@ -319,7 +346,7 @@
               <w:t xml:space="preserve"> </w:t>
             </w:r>
             <w:r>
-              <w:t xml:space="preserve">[1]</w:t>
+              <w:t xml:space="preserve">Vermaat et al. (2009)</w:t>
             </w:r>
             <w:r>
               <w:t xml:space="preserve"> </w:t>
@@ -331,7 +358,7 @@
               <w:t xml:space="preserve"> </w:t>
             </w:r>
             <w:r>
-              <w:t xml:space="preserve">[13]</w:t>
+              <w:t xml:space="preserve">Thompson et al. (2012)</w:t>
             </w:r>
             <w:r>
               <w:t xml:space="preserve"> </w:t>
@@ -962,7 +989,7 @@
                     <w:jc w:val="center"/>
                   </w:pPr>
                   <w:r>
-                    <w:t xml:space="preserve">[14]</w:t>
+                    <w:t xml:space="preserve">Williams and Martinez (2004)</w:t>
                   </w:r>
                 </w:p>
               </w:tc>
@@ -1012,7 +1039,7 @@
                     <w:jc w:val="center"/>
                   </w:pPr>
                   <w:r>
-                    <w:t xml:space="preserve">[15]</w:t>
+                    <w:t xml:space="preserve">Yodzis and Winemiller (1999)</w:t>
                   </w:r>
                 </w:p>
               </w:tc>
@@ -1062,7 +1089,7 @@
                     <w:jc w:val="center"/>
                   </w:pPr>
                   <w:r>
-                    <w:t xml:space="preserve">[16]</w:t>
+                    <w:t xml:space="preserve">Estrada and Bodin (2008)</w:t>
                   </w:r>
                 </w:p>
               </w:tc>
@@ -1342,7 +1369,7 @@
                     <w:jc w:val="center"/>
                   </w:pPr>
                   <w:r>
-                    <w:t xml:space="preserve">[5]</w:t>
+                    <w:t xml:space="preserve">McCann (2000)</w:t>
                   </w:r>
                 </w:p>
               </w:tc>
@@ -1526,7 +1553,7 @@
                     <w:jc w:val="center"/>
                   </w:pPr>
                   <w:r>
-                    <w:t xml:space="preserve">[17]</w:t>
+                    <w:t xml:space="preserve">Watts and Strogatz (1998)</w:t>
                   </w:r>
                 </w:p>
               </w:tc>
@@ -1576,7 +1603,7 @@
                     <w:jc w:val="center"/>
                   </w:pPr>
                   <w:r>
-                    <w:t xml:space="preserve">[14]</w:t>
+                    <w:t xml:space="preserve">Williams and Martinez (2004)</w:t>
                   </w:r>
                 </w:p>
               </w:tc>
@@ -1626,7 +1653,7 @@
                     <w:jc w:val="center"/>
                   </w:pPr>
                   <w:r>
-                    <w:t xml:space="preserve">[14]</w:t>
+                    <w:t xml:space="preserve">Williams and Martinez (2004)</w:t>
                   </w:r>
                 </w:p>
               </w:tc>
@@ -1722,7 +1749,7 @@
                     <w:jc w:val="center"/>
                   </w:pPr>
                   <w:r>
-                    <w:t xml:space="preserve">[18]</w:t>
+                    <w:t xml:space="preserve">Stouffer et al. (2006)</w:t>
                   </w:r>
                 </w:p>
               </w:tc>
@@ -1772,13 +1799,13 @@
                     <w:jc w:val="center"/>
                   </w:pPr>
                   <w:r>
-                    <w:t xml:space="preserve">[19]</w:t>
+                    <w:t xml:space="preserve">Stouffer et al. (2007)</w:t>
                   </w:r>
                   <w:r>
                     <w:t xml:space="preserve"> </w:t>
                   </w:r>
                   <w:r>
-                    <w:t xml:space="preserve">[20]</w:t>
+                    <w:t xml:space="preserve">Milo et al. (2002)</w:t>
                   </w:r>
                 </w:p>
               </w:tc>
@@ -1828,13 +1855,13 @@
                     <w:jc w:val="center"/>
                   </w:pPr>
                   <w:r>
-                    <w:t xml:space="preserve">[19]</w:t>
+                    <w:t xml:space="preserve">Stouffer et al. (2007)</w:t>
                   </w:r>
                   <w:r>
                     <w:t xml:space="preserve"> </w:t>
                   </w:r>
                   <w:r>
-                    <w:t xml:space="preserve">[20]</w:t>
+                    <w:t xml:space="preserve">Milo et al. (2002)</w:t>
                   </w:r>
                 </w:p>
               </w:tc>
@@ -1884,13 +1911,13 @@
                     <w:jc w:val="center"/>
                   </w:pPr>
                   <w:r>
-                    <w:t xml:space="preserve">[19]</w:t>
+                    <w:t xml:space="preserve">Stouffer et al. (2007)</w:t>
                   </w:r>
                   <w:r>
                     <w:t xml:space="preserve"> </w:t>
                   </w:r>
                   <w:r>
-                    <w:t xml:space="preserve">[20]</w:t>
+                    <w:t xml:space="preserve">Milo et al. (2002)</w:t>
                   </w:r>
                 </w:p>
               </w:tc>
@@ -1940,13 +1967,13 @@
                     <w:jc w:val="center"/>
                   </w:pPr>
                   <w:r>
-                    <w:t xml:space="preserve">[19]</w:t>
+                    <w:t xml:space="preserve">Stouffer et al. (2007)</w:t>
                   </w:r>
                   <w:r>
                     <w:t xml:space="preserve"> </w:t>
                   </w:r>
                   <w:r>
-                    <w:t xml:space="preserve">[20]</w:t>
+                    <w:t xml:space="preserve">Milo et al. (2002)</w:t>
                   </w:r>
                 </w:p>
               </w:tc>
@@ -1996,7 +2023,7 @@
                     <w:jc w:val="center"/>
                   </w:pPr>
                   <w:r>
-                    <w:t xml:space="preserve">[21]</w:t>
+                    <w:t xml:space="preserve">Pimm (1982)</w:t>
                   </w:r>
                 </w:p>
               </w:tc>
@@ -2046,7 +2073,7 @@
                     <w:jc w:val="center"/>
                   </w:pPr>
                   <w:r>
-                    <w:t xml:space="preserve">[8]</w:t>
+                    <w:t xml:space="preserve">Johnson et al. (2014)</w:t>
                   </w:r>
                 </w:p>
               </w:tc>
@@ -2062,13 +2089,30 @@
         <w:pStyle w:val="BodyText"/>
       </w:pPr>
       <w:r>
-        <w:t xml:space="preserve">In addition to network structural descriptors, we quantified multiple complementary measures of ecological stability that reflect different dynamical processes. Specifically, we included (1) Robustness (R50), which measures the proportion of secondary extinctions following sequential species loss and captures tolerance to perturbation</w:t>
-      </w:r>
-      <w:r>
-        <w:t xml:space="preserve"> </w:t>
-      </w:r>
-      <w:r>
-        <w:t xml:space="preserve">[22]</w:t>
+        <w:t xml:space="preserve">In addition to network structural descriptors, we quantified multiple complementary measures of ecological stability that reflect different dynamical processes. Specifically, we included (1) Robustness (</w:t>
+      </w:r>
+      <m:oMath>
+        <m:sSub>
+          <m:e>
+            <m:r>
+              <m:t>R</m:t>
+            </m:r>
+          </m:e>
+          <m:sub>
+            <m:r>
+              <m:t>50</m:t>
+            </m:r>
+          </m:sub>
+        </m:sSub>
+      </m:oMath>
+      <w:r>
+        <w:t xml:space="preserve">), which measures the proportion of secondary extinctions following sequential species loss and captures tolerance to perturbation</w:t>
+      </w:r>
+      <w:r>
+        <w:t xml:space="preserve"> </w:t>
+      </w:r>
+      <w:r>
+        <w:t xml:space="preserve">(Jonsson et al. 2015)</w:t>
       </w:r>
       <w:r>
         <w:t xml:space="preserve">; (2) Complexity (SVD), defined as the Shannon entropy of the singular value decomposition of the adjacency matrix, representing heterogeneity in interaction pathways and potential system-level fragility</w:t>
@@ -2077,7 +2121,7 @@
         <w:t xml:space="preserve"> </w:t>
       </w:r>
       <w:r>
-        <w:t xml:space="preserve">[23]</w:t>
+        <w:t xml:space="preserve">(Strydom et al. 2021)</w:t>
       </w:r>
       <w:r>
         <w:t xml:space="preserve">; (3) Spectral Radius (ρ), the largest real part of the eigenvalues of the adjacency matrix, providing a global indicator of dynamic stability related to interaction strength aggregation</w:t>
@@ -2086,19 +2130,19 @@
         <w:t xml:space="preserve"> </w:t>
       </w:r>
       <w:r>
-        <w:t xml:space="preserve">[24]</w:t>
-      </w:r>
-      <w:r>
-        <w:t xml:space="preserve">; and (4) Structural Controllability, a new addition, which evaluates the minimum number of driver species required to control the network’s dynamics and thus captures the capacity for directed reorganization following perturbation</w:t>
-      </w:r>
-      <w:r>
-        <w:t xml:space="preserve"> </w:t>
-      </w:r>
-      <w:r>
-        <w:t xml:space="preserve">[25]</w:t>
-      </w:r>
-      <w:r>
-        <w:t xml:space="preserve">. Together, these metrics operationalize multiple facets of ecological stability, linking structural organisation to distinct dynamical processes within food webs.</w:t>
+        <w:t xml:space="preserve">(Staniczenko et al. 2013)</w:t>
+      </w:r>
+      <w:r>
+        <w:t xml:space="preserve">; and (4) Structural Controllability, which evaluates the minimum number of driver species required to control the network’s dynamics and thus captures the capacity for directed reorganisation following perturbation</w:t>
+      </w:r>
+      <w:r>
+        <w:t xml:space="preserve"> </w:t>
+      </w:r>
+      <w:r>
+        <w:t xml:space="preserve">(Liu et al. 2011)</w:t>
+      </w:r>
+      <w:r>
+        <w:t xml:space="preserve">. Together, these metrics operationalise multiple facets of ecological stability, linking structural organisation to distinct dynamical processes within food webs.</w:t>
       </w:r>
     </w:p>
     <w:bookmarkEnd w:id="11"/>
@@ -3171,7 +3215,7 @@
         </m:r>
       </m:oMath>
       <w:r>
-        <w:t xml:space="preserve">. The medoid was identified as the metric minimizing mean pairwise distance to other metrics in the cluster. This approach preserves structural diversity while minimizing redundancy and does not rely on principal component loadings, which can bias selection toward dominant variance axes. The resulting</w:t>
+        <w:t xml:space="preserve">. The medoid was identified as the metric minimising mean pairwise distance to other metrics in the cluster. This approach preserves structural diversity while minimising redundancy and does not rely on principal component loadings, which can bias selection toward dominant variance axes. The resulting</w:t>
       </w:r>
       <w:r>
         <w:t xml:space="preserve"> </w:t>
@@ -3237,7 +3281,24 @@
         <w:pStyle w:val="FirstParagraph"/>
       </w:pPr>
       <w:r>
-        <w:t xml:space="preserve">To evaluate how hierarchical representations of network structure explain variation in stability, we modelled four complementary stability outcomes: Robustness (R50), Complexity (SVD), Spectral Radius (ρ), and Structural Controllability. These measures capture distinct dynamical processes governing ecosystem persistence, resistance, and controllability. Elastic net regression models were fit separately for each stability metric using three structural representations (cluster medoids, PC-dominant metrics, and full PCA scores), allowing us to compare the structural determinants of different stability processes. All predictors and response variables were standardised prior to analysis to allow direct comparison of coefficient magnitudes.</w:t>
+        <w:t xml:space="preserve">To evaluate how hierarchical representations of network structure explain variation in stability, we modelled four complementary stability outcomes: Robustness (</w:t>
+      </w:r>
+      <m:oMath>
+        <m:sSub>
+          <m:e>
+            <m:r>
+              <m:t>R</m:t>
+            </m:r>
+          </m:e>
+          <m:sub>
+            <m:r>
+              <m:t>50</m:t>
+            </m:r>
+          </m:sub>
+        </m:sSub>
+      </m:oMath>
+      <w:r>
+        <w:t xml:space="preserve">), Complexity (SVD), Spectral Radius (ρ), and Structural Controllability. These measures capture distinct dynamical processes governing ecosystem persistence, resistance, and controllability. Elastic net regression models were fit separately for each stability metric using three structural representations (cluster medoids, PC-dominant metrics, and full PCA scores), allowing us to compare the structural determinants of different stability processes. All predictors and response variables were standardised prior to analysis to allow direct comparison of coefficient magnitudes.</w:t>
       </w:r>
     </w:p>
     <w:p>
@@ -3245,7 +3306,7 @@
         <w:pStyle w:val="BodyText"/>
       </w:pPr>
       <w:r>
-        <w:t xml:space="preserve">Elastic net regularization was chosen because it permits inference under correlated predictors by interpolating between ridge (distributed shrinkage) and lasso (sparse selection) penalties. The mixing parameter</w:t>
+        <w:t xml:space="preserve">Elastic net regularisation was chosen because it permits inference under correlated predictors by interpolating between ridge (distributed shrinkage) and lasso (sparse selection) penalties. The mixing parameter</w:t>
       </w:r>
       <w:r>
         <w:t xml:space="preserve"> </w:t>
@@ -3338,7 +3399,7 @@
         </m:r>
       </m:oMath>
       <w:r>
-        <w:t xml:space="preserve">, and standardized coefficients were extracted to characterize the direction and magnitude of structural effects. The objective of this analysis was not predictive optimisation, but rather to quantify how structural organisation governs different stability processes. The elastic net mixing parameter α also provides insight into the architecture of structural control. To quantify the relative contribution of different structural modules, standardized regression coefficients from the final models were squared and aggregated within modules. The proportion of explained variance attributable to each module was then scaled by the model’s cross-validated</w:t>
+        <w:t xml:space="preserve">, and standardised coefficients were extracted to characterise the direction and magnitude of structural effects. The objective of this analysis was not predictive optimisation, but rather to quantify how structural organisation governs different stability processes. The elastic net mixing parameter α also provides insight into the architecture of structural control. To quantify the relative contribution of different structural modules, standardized regression coefficients from the final models were squared and aggregated within modules. The proportion of explained variance attributable to each module was then scaled by the model’s cross-validated</w:t>
       </w:r>
       <w:r>
         <w:t xml:space="preserve"> </w:t>
@@ -4036,7 +4097,7 @@
               <w:pStyle w:val="ImageCaption"/>
             </w:pPr>
             <w:r>
-              <w:t xml:space="preserve">Figure 3: This figure quantifies the relative contribution of each structural module to the variance captured by individual Principal Components (PCs). Calculation: For each PC, the total variance (eigenvalue) is partitioned among the k=7 modules identified in the hierarchical clustering. The contribution of a module to a specific PC is calculated as the sum of the squared loadings of all metrics belonging to that module, normalized by the total variance explained by that PC. Visual Interpretation: The alluvial plot illustrates how the ecological weight shifts across different structural dimensions. For example, while PC1 may be dominated by a single module, subsequent PCs often represent a more diverse blend of modular contributions, reflecting the multifaceted nature of topological complexity and trophic organization. Significance: This visualisation confirms that the PC axes are not merely statistical artifacts but are grounded in the specific groups of correlated metrics defined in the main text. The stability of the flow across the first several components demonstrates that the modular organisation of food web architecture is consistently represented across the primary gradients of structural variation.</w:t>
+              <w:t xml:space="preserve">Figure 3: This figure quantifies the relative contribution of each structural module to the variance captured by individual Principal Components (PCs). Calculation: For each PC, the total variance (eigenvalue) is partitioned among the k=7 modules identified in the hierarchical clustering. The contribution of a module to a specific PC is calculated as the sum of the squared loadings of all metrics belonging to that module, normalised by the total variance explained by that PC. Visual Interpretation: The alluvial plot illustrates how the ecological weight shifts across different structural dimensions. For example, while PC1 may be dominated by a single module, subsequent PCs often represent a more diverse blend of modular contributions, reflecting the multifaceted nature of topological complexity and trophic organization. Significance: This visualisation confirms that the PC axes are not merely statistical artifacts but are grounded in the specific groups of correlated metrics defined in the main text. The stability of the flow across the first several components demonstrates that the modular organisation of food web architecture is consistently represented across the primary gradients of structural variation.</w:t>
             </w:r>
           </w:p>
           <w:bookmarkEnd w:id="34"/>
@@ -4065,7 +4126,7 @@
         <w:t xml:space="preserve"> </w:t>
       </w:r>
       <w:r>
-        <w:t xml:space="preserve">indicate that PC1 primarily reflects variation in Macro-Architectural Complexity and Trophic Integration &amp; Structural Consistency, capturing differences in network size, link density, and intermediate-level trophic ordering. PC2 is influenced largely by Control Heterogeneity and Trophic Integration, representing variation in top-down control and cross-level integration. PC3 contrasts Energy Transport Geometry with Control Heterogeneity, reflecting independent variation in energy routing and uneven distribution of interaction pressure. These results suggest that food-web structure can be summarized by a small number of ecologically interpretable axes, representing orthogonal gradients of size and complexity, trophic integration, and control heterogeneity.</w:t>
+        <w:t xml:space="preserve">indicate that PC1 primarily reflects variation in Macro-Architectural Complexity and Trophic Integration &amp; Structural Consistency, capturing differences in network size, link density, and intermediate-level trophic ordering. PC2 is influenced largely by Control Heterogeneity and Trophic Integration, representing variation in top-down control and cross-level integration. PC3 contrasts Energy Transport Geometry with Control Heterogeneity, reflecting independent variation in energy routing and uneven distribution of interaction pressure. These results suggest that food-web structure can be summarised by a small number of ecologically interpretable axes, representing orthogonal gradients of size and complexity, trophic integration, and control heterogeneity.</w:t>
       </w:r>
     </w:p>
     <w:tbl>
@@ -4850,7 +4911,7 @@
               <w:pStyle w:val="ImageCaption"/>
             </w:pPr>
             <w:r>
-              <w:t xml:space="preserve">Figure 7: The architecture of structural control across stability regimes. The elastic net mixing parameter (α) is plotted for each stability metric, categorized by structural representation. α values near 0 (Ridge-like) indicate Distributed Control, where stability is an emergent property of the entire network fabric. α values near 1 (Lasso-like) indicate Sparse Control, where stability is governed by a small number of specific structural bottlenecks. A dashed line at α=0.5 denotes the transition between sparse and distributed modelling regimes.</w:t>
+              <w:t xml:space="preserve">Figure 7: The architecture of structural control across stability regimes. The elastic net mixing parameter (α) is plotted for each stability metric, categorised by structural representation. α values near 0 (Ridge-like) indicate Distributed Control, where stability is an emergent property of the entire network fabric. α values near 1 (Lasso-like) indicate Sparse Control, where stability is governed by a small number of specific structural bottlenecks. A dashed line at α=0.5 denotes the transition between sparse and distributed modelling regimes.</w:t>
             </w:r>
           </w:p>
           <w:bookmarkEnd w:id="52"/>
@@ -4937,7 +4998,7 @@
               <w:pStyle w:val="ImageCaption"/>
             </w:pPr>
             <w:r>
-              <w:t xml:space="preserve">Figure 8: Standardised structural drivers of ecosystem stability. Lollipop plots display the standardised coefficients (estimates) for the top structural predictors across all stability metrics and representations. The magnitude of the point indicates the strength of the effect, while the position relative to the zero-intercept indicates a stabilizing (positive) or destabilizing (negative) influence. Plots are faceted by representation (rows) and stability metric (columns), with colours identifying the functional module of each structural driver.</w:t>
+              <w:t xml:space="preserve">Figure 8: Standardised structural drivers of ecosystem stability. Lollipop plots display the standardised coefficients (estimates) for the top structural predictors across all stability metrics and representations. The magnitude of the point indicates the strength of the effect, while the position relative to the zero-intercept indicates a stabilising (positive) or destabilising (negative) influence. Plots are faceted by representation (rows) and stability metric (columns), with colours identifying the functional module of each structural driver.</w:t>
             </w:r>
           </w:p>
           <w:bookmarkEnd w:id="56"/>
@@ -5387,7 +5448,7 @@
     <w:bookmarkEnd w:id="68"/>
     <w:bookmarkEnd w:id="69"/>
     <w:bookmarkEnd w:id="70"/>
-    <w:bookmarkStart w:id="76" w:name="discussion"/>
+    <w:bookmarkStart w:id="77" w:name="discussion"/>
     <w:p>
       <w:pPr>
         <w:pStyle w:val="Heading1"/>
@@ -5479,12 +5540,44 @@
         <w:t xml:space="preserve">This modular structure implies that ecological networks occupy a multidimensional structural space, in which different metrics describe different axes of variation in how interactions are arranged. In this view, commonly used descriptors such as connectance, trophic level, motif frequencies, or network distance are not competing measurements of the same property but rather partial projections of a more complex architectural system. The structure–stability debate has therefore often compared results derived from fundamentally different structural dimensions.</w:t>
       </w:r>
     </w:p>
+    <w:bookmarkEnd w:id="71"/>
+    <w:bookmarkStart w:id="72" w:name="Xd199b945fba93f9ce417f6a20f76855707f67be"/>
+    <w:p>
+      <w:pPr>
+        <w:pStyle w:val="Heading2"/>
+      </w:pPr>
+      <w:r>
+        <w:t xml:space="preserve">4.2 Structural modules reveal dimensions of network architecture</w:t>
+      </w:r>
+    </w:p>
+    <w:p>
+      <w:pPr>
+        <w:pStyle w:val="FirstParagraph"/>
+      </w:pPr>
+      <w:r>
+        <w:t xml:space="preserve">The clustering analysis revealed several consistent structural domains within food-web architecture</w:t>
+      </w:r>
+      <w:r>
+        <w:t xml:space="preserve"> </w:t>
+      </w:r>
+      <w:hyperlink w:anchor="tbl-modules">
+        <w:r>
+          <w:rPr>
+            <w:rStyle w:val="Hyperlink"/>
+          </w:rPr>
+          <w:t xml:space="preserve">Table 2</w:t>
+        </w:r>
+      </w:hyperlink>
+      <w:r>
+        <w:t xml:space="preserve">. The largest module captured macro-architectural expansion, combining species richness, interaction density, motif frequencies, and intervality. Because these metrics scale together as networks grow, this module reflects the combinatorial growth of interaction space with increasing species richness. In contrast, trophic integration metrics—including connectance, omnivory, trophic level, and clustering—formed a distinct module capturing how tightly energy pathways are embedded across trophic levels.</w:t>
+      </w:r>
+    </w:p>
     <w:p>
       <w:pPr>
         <w:pStyle w:val="BodyText"/>
       </w:pPr>
       <w:r>
-        <w:t xml:space="preserve">## Structural modules reveal dimensions of network architecture</w:t>
+        <w:t xml:space="preserve">The emergence of these modules indicates that food-web structure is not best understood as a flat collection of descriptors but as a hierarchically organised architectural system. Certain structural properties scale together as networks expand, while others vary independently and represent alternative ways of organising trophic interactions.</w:t>
       </w:r>
     </w:p>
     <w:p>
@@ -5492,21 +5585,25 @@
         <w:pStyle w:val="BodyText"/>
       </w:pPr>
       <w:r>
-        <w:t xml:space="preserve">The clustering analysis revealed several consistent structural domains within food-web architecture</w:t>
-      </w:r>
-      <w:r>
-        <w:t xml:space="preserve"> </w:t>
-      </w:r>
-      <w:hyperlink w:anchor="tbl-modules">
-        <w:r>
-          <w:rPr>
-            <w:rStyle w:val="Hyperlink"/>
-          </w:rPr>
-          <w:t xml:space="preserve">Table 2</w:t>
-        </w:r>
-      </w:hyperlink>
-      <w:r>
-        <w:t xml:space="preserve">. The largest module captured macro-architectural expansion, combining species richness, interaction density, motif frequencies, and intervality. Because these metrics scale together as networks grow, this module reflects the combinatorial growth of interaction space with increasing species richness. In contrast, trophic integration metrics—including connectance, omnivory, trophic level, and clustering—formed a distinct module capturing how tightly energy pathways are embedded across trophic levels.</w:t>
+        <w:t xml:space="preserve">Importantly, the existence of these modules suggests that the large number of metrics currently used in network ecology largely represent a smaller number of underlying structural domains. Many descriptors capture overlapping information, whereas others represent distinct aspects of network organisation that are rarely considered together. Recognising these domains provides a principled basis for reducing metric redundancy and for interpreting structural patterns across ecosystems.</w:t>
+      </w:r>
+    </w:p>
+    <w:bookmarkEnd w:id="72"/>
+    <w:bookmarkStart w:id="73" w:name="Xfd2dce720bd965429cda5bca869101a9a40bbce"/>
+    <w:p>
+      <w:pPr>
+        <w:pStyle w:val="Heading2"/>
+      </w:pPr>
+      <w:r>
+        <w:t xml:space="preserve">4.3 Structural domains and the mechanisms of stability</w:t>
+      </w:r>
+    </w:p>
+    <w:p>
+      <w:pPr>
+        <w:pStyle w:val="FirstParagraph"/>
+      </w:pPr>
+      <w:r>
+        <w:t xml:space="preserve">The modular organisation of structural metrics identified in our analysis provides a framework for linking distinct ecological processes to different components of ecosystem stability. Because each module captures a different aspect of network architecture, they likely influence stability through different mechanistic pathways. Interpreting the modules in light of existing food web theory suggests that multiple ecological processes such as community assembly, trophic integration, energetic constraints, and niche overlap jointly shape how perturbations propagate through ecological networks.</w:t>
       </w:r>
     </w:p>
     <w:p>
@@ -5514,7 +5611,25 @@
         <w:pStyle w:val="BodyText"/>
       </w:pPr>
       <w:r>
-        <w:t xml:space="preserve">The emergence of these modules indicates that food-web structure is not best understood as a flat collection of descriptors but as a hierarchically organised architectural system. Certain structural properties scale together as networks expand, while others vary independently and represent alternative ways of organising trophic interactions.</w:t>
+        <w:t xml:space="preserve">The module associated with macro-architectural complexity reflects the structural consequences of increasing community size and interaction opportunities. Metrics describing species richness, interaction density, motif diversity, and large-scale path structure covary strongly, indicating that these properties scale together as food webs accumulate species. Classic theoretical work predicted that increasing complexity should destabilise ecological systems by increasing the density of interactions within the community matrix</w:t>
+      </w:r>
+      <w:r>
+        <w:t xml:space="preserve"> </w:t>
+      </w:r>
+      <w:r>
+        <w:t xml:space="preserve">(May 1972)</w:t>
+      </w:r>
+      <w:r>
+        <w:t xml:space="preserve">. However, subsequent studies demonstrated that the stability consequences of complexity depend strongly on how interactions are distributed across the network</w:t>
+      </w:r>
+      <w:r>
+        <w:t xml:space="preserve"> </w:t>
+      </w:r>
+      <w:r>
+        <w:t xml:space="preserve">(McCann et al. 1998; Montoya et al. 2006)</w:t>
+      </w:r>
+      <w:r>
+        <w:t xml:space="preserve">. In this context, the macro-architectural module may primarily influence stability through its effects on the overall dimensionality of species interactions and the number of pathways through which perturbations can spread.</w:t>
       </w:r>
     </w:p>
     <w:p>
@@ -5522,155 +5637,103 @@
         <w:pStyle w:val="BodyText"/>
       </w:pPr>
       <w:r>
-        <w:t xml:space="preserve">Importantly, the existence of these modules suggests that the large number of metrics currently used in network ecology largely represent a smaller number of underlying structural domains. Many descriptors capture overlapping information, whereas others represent distinct aspects of network organisation that are rarely considered together. Recognising these domains provides a principled basis for reducing metric redundancy and for interpreting structural patterns across ecosystems.</w:t>
-      </w:r>
-    </w:p>
-    <w:bookmarkEnd w:id="71"/>
-    <w:bookmarkStart w:id="72" w:name="Xfd2dce720bd965429cda5bca869101a9a40bbce"/>
+        <w:t xml:space="preserve">A second structural domain describing trophic integration includes connectance, omnivory, trophic level, and clustering. These metrics capture how densely interactions couple trophic levels and the extent to which energy channels are interconnected across the food web. Theoretical work has long suggested that omnivory and cross-level feeding interactions can alter system stability by redistributing interaction strengths and dampening oscillatory dynamics</w:t>
+      </w:r>
+      <w:r>
+        <w:t xml:space="preserve"> </w:t>
+      </w:r>
+      <w:r>
+        <w:t xml:space="preserve">(Polis and Strong 1996; McCann and Hastings 1997)</w:t>
+      </w:r>
+      <w:r>
+        <w:t xml:space="preserve">. Empirical analyses of interaction strengths similarly show that food webs often contain many weak links embedded within more complex interaction structures, a pattern that can stabilise population dynamics despite high connectance</w:t>
+      </w:r>
+      <w:r>
+        <w:t xml:space="preserve"> </w:t>
+      </w:r>
+      <w:r>
+        <w:t xml:space="preserve">(McCann et al. 1998; Emmerson and Yearsley 2004)</w:t>
+      </w:r>
+      <w:r>
+        <w:t xml:space="preserve">. Variation in this structural domain therefore likely influences stability through the degree of coupling among trophic pathways and the distribution of interaction strengths across the network.</w:t>
+      </w:r>
+    </w:p>
+    <w:p>
+      <w:pPr>
+        <w:pStyle w:val="BodyText"/>
+      </w:pPr>
+      <w:r>
+        <w:t xml:space="preserve">A third module describes the geometry of energy transport through the network, capturing variation in path length distributions and food-chain structure. The independence of these metrics from those describing network size suggests that the organization of trophic pathways represents a distinct structural dimension. Recent work has emphasised the importance of trophic pathway organisation in determining the stability of ecological networks. In particular, measures of trophic coherence and pathway structure have been shown to strongly influence the propagation of perturbations and the stability of dynamical equilibria</w:t>
+      </w:r>
+      <w:r>
+        <w:t xml:space="preserve"> </w:t>
+      </w:r>
+      <w:r>
+        <w:t xml:space="preserve">(Johnson et al. 2014)</w:t>
+      </w:r>
+      <w:r>
+        <w:t xml:space="preserve">. Differences in pathway geometry may therefore affect how disturbances move through the network, influencing the amplification or attenuation of population fluctuations along trophic chains.</w:t>
+      </w:r>
+    </w:p>
+    <w:p>
+      <w:pPr>
+        <w:pStyle w:val="BodyText"/>
+      </w:pPr>
+      <w:r>
+        <w:t xml:space="preserve">Other structural modules reflect variation in trophic role distributions and interaction heterogeneity across species. Metrics describing basal species prevalence and predator–prey ratios capture trophic asymmetry within the network, reflecting the energetic pyramid structure that arises from constraints on energy transfer across trophic levels. Such asymmetries influence both the distribution of interaction strengths and the sensitivity of higher trophic levels to perturbations originating at lower levels of the food web</w:t>
+      </w:r>
+      <w:r>
+        <w:t xml:space="preserve"> </w:t>
+      </w:r>
+      <w:r>
+        <w:t xml:space="preserve">(Polis and Strong 1996)</w:t>
+      </w:r>
+      <w:r>
+        <w:t xml:space="preserve">. In contrast, modules describing heterogeneity in predation pressure capture how evenly consumer impacts are distributed among species, which may influence the likelihood of cascading effects following perturbations.</w:t>
+      </w:r>
+    </w:p>
+    <w:p>
+      <w:pPr>
+        <w:pStyle w:val="BodyText"/>
+      </w:pPr>
+      <w:r>
+        <w:t xml:space="preserve">Finally, descriptors of trophic similarity form an independent structural dimension associated with functional redundancy among species. Ecological theory predicts that redundancy in species roles can enhance robustness to species loss because remaining species may partially compensate for lost interactions</w:t>
+      </w:r>
+      <w:r>
+        <w:t xml:space="preserve"> </w:t>
+      </w:r>
+      <w:r>
+        <w:t xml:space="preserve">(Walker 1992)</w:t>
+      </w:r>
+      <w:r>
+        <w:t xml:space="preserve">. Variation in trophic similarity and shared resource use may therefore play a particularly important role in determining robustness to species removal and the potential for extinction cascades</w:t>
+      </w:r>
+      <w:r>
+        <w:t xml:space="preserve"> </w:t>
+      </w:r>
+      <w:r>
+        <w:t xml:space="preserve">(Montoya et al. 2006)</w:t>
+      </w:r>
+      <w:r>
+        <w:t xml:space="preserve">.</w:t>
+      </w:r>
+    </w:p>
+    <w:p>
+      <w:pPr>
+        <w:pStyle w:val="BodyText"/>
+      </w:pPr>
+      <w:r>
+        <w:t xml:space="preserve">Taken together, these relationships suggest that different components of ecological stability may be governed by distinct domains of network architecture. Structural properties associated with community size and trophic integration may primarily influence equilibrium stability, whereas pathway geometry may shape dynamical variability by determining how perturbations propagate through trophic interactions. At the same time, heterogeneity in species roles and trophic similarity may influence robustness to species loss by determining the degree of functional redundancy within the network. Recognising these distinct structural domains helps clarify why previous studies have reported contrasting relationships between network structure and stability: different analyses may emphasise different aspects of network architecture, each linked to separate ecological mechanisms.</w:t>
+      </w:r>
+    </w:p>
+    <w:bookmarkEnd w:id="73"/>
+    <w:bookmarkStart w:id="74" w:name="Xad7d45b1333a2fd236e1c6c9a9acd7bd855f2b7"/>
     <w:p>
       <w:pPr>
         <w:pStyle w:val="Heading2"/>
       </w:pPr>
       <w:r>
-        <w:t xml:space="preserve">4.2 Structural domains and the mechanisms of stability</w:t>
-      </w:r>
-    </w:p>
-    <w:p>
-      <w:pPr>
-        <w:pStyle w:val="FirstParagraph"/>
-      </w:pPr>
-      <w:r>
-        <w:t xml:space="preserve">The modular organisation of structural metrics identified in our analysis provides a framework for linking distinct ecological processes to different components of ecosystem stability. Because each module captures a different aspect of network architecture, they likely influence stability through different mechanistic pathways. Interpreting the modules in light of existing food web theory suggests that multiple ecological processes such as community assembly, trophic integration, energetic constraints, and niche overlap jointly shape how perturbations propagate through ecological networks.</w:t>
-      </w:r>
-    </w:p>
-    <w:p>
-      <w:pPr>
-        <w:pStyle w:val="BodyText"/>
-      </w:pPr>
-      <w:r>
-        <w:t xml:space="preserve">The module associated with macro-architectural complexity reflects the structural consequences of increasing community size and interaction opportunities. Metrics describing species richness, interaction density, motif diversity, and large-scale path structure covary strongly, indicating that these properties scale together as food webs accumulate species. Classic theoretical work predicted that increasing complexity should destabilize ecological systems by increasing the density of interactions within the community matrix</w:t>
-      </w:r>
-      <w:r>
-        <w:t xml:space="preserve"> </w:t>
-      </w:r>
-      <w:r>
-        <w:t xml:space="preserve">[3]</w:t>
-      </w:r>
-      <w:r>
-        <w:t xml:space="preserve">. However, subsequent studies demonstrated that the stability consequences of complexity depend strongly on how interactions are distributed across the network</w:t>
-      </w:r>
-      <w:r>
-        <w:t xml:space="preserve"> </w:t>
-      </w:r>
-      <w:r>
-        <w:t xml:space="preserve">[26,27]</w:t>
-      </w:r>
-      <w:r>
-        <w:t xml:space="preserve">. In this context, the macro-architectural module may primarily influence stability through its effects on the overall dimensionality of species interactions and the number of pathways through which perturbations can spread.</w:t>
-      </w:r>
-    </w:p>
-    <w:p>
-      <w:pPr>
-        <w:pStyle w:val="BodyText"/>
-      </w:pPr>
-      <w:r>
-        <w:t xml:space="preserve">A second structural domain describing trophic integration includes connectance, omnivory, trophic level, and clustering. These metrics capture how densely interactions couple trophic levels and the extent to which energy channels are interconnected across the food web. Theoretical work has long suggested that omnivory and cross-level feeding interactions can alter system stability by redistributing interaction strengths and dampening oscillatory dynamics</w:t>
-      </w:r>
-      <w:r>
-        <w:t xml:space="preserve"> </w:t>
-      </w:r>
-      <w:r>
-        <w:t xml:space="preserve">[28,29]</w:t>
-      </w:r>
-      <w:r>
-        <w:t xml:space="preserve">. Empirical analyses of interaction strengths similarly show that food webs often contain many weak links embedded within more complex interaction structures, a pattern that can stabilize population dynamics despite high connectance</w:t>
-      </w:r>
-      <w:r>
-        <w:t xml:space="preserve"> </w:t>
-      </w:r>
-      <w:r>
-        <w:t xml:space="preserve">[26,30]</w:t>
-      </w:r>
-      <w:r>
-        <w:t xml:space="preserve">. Variation in this structural domain therefore likely influences stability through the degree of coupling among trophic pathways and the distribution of interaction strengths across the network.</w:t>
-      </w:r>
-    </w:p>
-    <w:p>
-      <w:pPr>
-        <w:pStyle w:val="BodyText"/>
-      </w:pPr>
-      <w:r>
-        <w:t xml:space="preserve">A third module describes the geometry of energy transport through the network, capturing variation in path length distributions and food-chain structure. The independence of these metrics from those describing network size suggests that the organization of trophic pathways represents a distinct structural dimension. Recent work has emphasised the importance of trophic pathway organisation in determining the stability of ecological networks. In particular, measures of trophic coherence and pathway structure have been shown to strongly influence the propagation of perturbations and the stability of dynamical equilibria</w:t>
-      </w:r>
-      <w:r>
-        <w:t xml:space="preserve"> </w:t>
-      </w:r>
-      <w:r>
-        <w:t xml:space="preserve">[8]</w:t>
-      </w:r>
-      <w:r>
-        <w:t xml:space="preserve">. Differences in pathway geometry may therefore affect how disturbances move through the network, influencing the amplification or attenuation of population fluctuations along trophic chains.</w:t>
-      </w:r>
-    </w:p>
-    <w:p>
-      <w:pPr>
-        <w:pStyle w:val="BodyText"/>
-      </w:pPr>
-      <w:r>
-        <w:t xml:space="preserve">Other structural modules reflect variation in trophic role distributions and interaction heterogeneity across species. Metrics describing basal species prevalence and predator–prey ratios capture trophic asymmetry within the network, reflecting the energetic pyramid structure that arises from constraints on energy transfer across trophic levels. Such asymmetries influence both the distribution of interaction strengths and the sensitivity of higher trophic levels to perturbations originating at lower levels of the food web</w:t>
-      </w:r>
-      <w:r>
-        <w:t xml:space="preserve"> </w:t>
-      </w:r>
-      <w:r>
-        <w:t xml:space="preserve">[29]</w:t>
-      </w:r>
-      <w:r>
-        <w:t xml:space="preserve">. In contrast, modules describing heterogeneity in predation pressure capture how evenly consumer impacts are distributed among species, which may influence the likelihood of cascading effects following perturbations.</w:t>
-      </w:r>
-    </w:p>
-    <w:p>
-      <w:pPr>
-        <w:pStyle w:val="BodyText"/>
-      </w:pPr>
-      <w:r>
-        <w:t xml:space="preserve">Finally, descriptors of trophic similarity form an independent structural dimension associated with functional redundancy among species. Ecological theory predicts that redundancy in species roles can enhance robustness to species loss because remaining species may partially compensate for lost interactions</w:t>
-      </w:r>
-      <w:r>
-        <w:t xml:space="preserve"> </w:t>
-      </w:r>
-      <w:r>
-        <w:t xml:space="preserve">[31]</w:t>
-      </w:r>
-      <w:r>
-        <w:t xml:space="preserve">. Variation in trophic similarity and shared resource use may therefore play a particularly important role in determining robustness to species removal and the potential for extinction cascades</w:t>
-      </w:r>
-      <w:r>
-        <w:t xml:space="preserve"> </w:t>
-      </w:r>
-      <w:r>
-        <w:t xml:space="preserve">[27]</w:t>
-      </w:r>
-      <w:r>
-        <w:t xml:space="preserve">.</w:t>
-      </w:r>
-    </w:p>
-    <w:p>
-      <w:pPr>
-        <w:pStyle w:val="BodyText"/>
-      </w:pPr>
-      <w:r>
-        <w:t xml:space="preserve">Taken together, these relationships suggest that different components of ecological stability may be governed by distinct domains of network architecture. Structural properties associated with community size and trophic integration may primarily influence equilibrium stability, whereas pathway geometry may shape dynamical variability by determining how perturbations propagate through trophic interactions. At the same time, heterogeneity in species roles and trophic similarity may influence robustness to species loss by determining the degree of functional redundancy within the network. Recognizing these distinct structural domains helps clarify why previous studies have reported contrasting relationships between network structure and stability: different analyses may emphasize different aspects of network architecture, each linked to separate ecological mechanisms.</w:t>
-      </w:r>
-    </w:p>
-    <w:bookmarkEnd w:id="72"/>
-    <w:bookmarkStart w:id="73" w:name="Xad7d45b1333a2fd236e1c6c9a9acd7bd855f2b7"/>
-    <w:p>
-      <w:pPr>
-        <w:pStyle w:val="Heading2"/>
-      </w:pPr>
-      <w:r>
-        <w:t xml:space="preserve">4.3 Reinterpreting the structure–stability debate</w:t>
+        <w:t xml:space="preserve">4.4 Reinterpreting the structure–stability debate</w:t>
       </w:r>
     </w:p>
     <w:p>
@@ -5702,7 +5765,7 @@
         <w:pStyle w:val="BodyText"/>
       </w:pPr>
       <w:r>
-        <w:t xml:space="preserve">These results help reconcile apparently conflicting conclusions in the historical structure–stability literature. Theoretical work emphasizing stability, such as that of May [REF], effectively captures structural variation along global connectivity gradients. In contrast, studies emphasising trophic pathways and energy dampening—such as those following McCann [REF] may instead capture variation in routing geometry or trophic integration. Because these architectural domains vary independently in empirical networks, different studies may observe contrasting stability relationships even when examining the same ecosystems.</w:t>
+        <w:t xml:space="preserve">These results help reconcile apparently conflicting conclusions in the historical structure–stability literature. Theoretical work emphasising stability, such as that of May [REF], effectively captures structural variation along global connectivity gradients. In contrast, studies emphasising trophic pathways and energy dampening—such as those following McCann [REF] may instead capture variation in routing geometry or trophic integration. Because these architectural domains vary independently in empirical networks, different studies may observe contrasting stability relationships even when examining the same ecosystems.</w:t>
       </w:r>
     </w:p>
     <w:p>
@@ -5713,14 +5776,14 @@
         <w:t xml:space="preserve">Under this interpretation, apparently conflicting results across studies become less surprising. A study focusing on connectance may capture variation in trophic integration, while another emphasising motif frequencies may instead reflect changes in network expansion and pathway complexity. Each metric may relate to stability through different mechanisms, yet comparisons between them have often been framed as competing tests of the same hypothesis. Rather than asking which structural metric best predicts stability, it may therefore be more productive to ask which dimension of network architecture is relevant to a given stability mechanism. Stability itself is a multidimensional property, encompassing processes such as persistence, resistance to disturbance, and the reorganisation of interaction pathways following perturbation. Different structural domains may influence these processes through distinct ecological mechanisms. Our analysis does not attempt to resolve which particular metrics control specific stability outcomes. Instead, it highlights the need to reframe the problem: understanding ecological stability requires considering how multiple structural dimensions interact with different dynamical processes.</w:t>
       </w:r>
     </w:p>
-    <w:bookmarkEnd w:id="73"/>
-    <w:bookmarkStart w:id="74" w:name="X815e10819c719fd889b2df0b0165ed3bc35efe2"/>
+    <w:bookmarkEnd w:id="74"/>
+    <w:bookmarkStart w:id="75" w:name="X815e10819c719fd889b2df0b0165ed3bc35efe2"/>
     <w:p>
       <w:pPr>
         <w:pStyle w:val="Heading2"/>
       </w:pPr>
       <w:r>
-        <w:t xml:space="preserve">4.4 Implications for the design of network analyses</w:t>
+        <w:t xml:space="preserve">4.5 Implications for the design of network analyses</w:t>
       </w:r>
     </w:p>
     <w:p>
@@ -5739,14 +5802,14 @@
         <w:t xml:space="preserve">Recognising the multidimensional structure of food webs has practical implications for ecological analysis. First, it suggests that the common practice of selecting individual network metrics in isolation may obscure important structural relationships. Because many metrics capture overlapping aspects of network architecture, analyses based on a single descriptor may inadvertently reflect broader structural domains. Second, dimensionality reduction approaches provide a useful framework for representing network structure more coherently. By identifying modules of related metrics or latent axes of structural variation, researchers can characterise the major architectural gradients that define network organisation. Such approaches preserve the diversity of structural features while avoiding redundancy among descriptors. Finally, this perspective encourages a shift from metric-driven analyses toward process-driven structural representation. Rather than selecting metrics based on convention, analyses can instead focus on structural domains most relevant to the ecological process under investigation. This approach may provide clearer mechanistic insight into how network architecture shapes ecosystem dynamics.</w:t>
       </w:r>
     </w:p>
-    <w:bookmarkEnd w:id="74"/>
-    <w:bookmarkStart w:id="75" w:name="X52687e34ca02f886d47f2b738d6800472257c16"/>
+    <w:bookmarkEnd w:id="75"/>
+    <w:bookmarkStart w:id="76" w:name="X52687e34ca02f886d47f2b738d6800472257c16"/>
     <w:p>
       <w:pPr>
         <w:pStyle w:val="Heading2"/>
       </w:pPr>
       <w:r>
-        <w:t xml:space="preserve">4.5 Toward a structural framework for ecological networks</w:t>
+        <w:t xml:space="preserve">4.6 Toward a structural framework for ecological networks</w:t>
       </w:r>
     </w:p>
     <w:p>
@@ -5757,9 +5820,9 @@
         <w:t xml:space="preserve">The results presented here suggest that the architecture of ecological networks can be understood as a low-dimensional structural system emerging from the interactions among species and their trophic roles. Within this system, individual metrics represent different projections of a broader architectural space. Recognising this structure does not eliminate the complexity of ecological networks, but it provides a way to organise and interpret that complexity more coherently. More broadly, this perspective highlights the importance of treating network structure as a multivariate ecological property rather than a collection of independent descriptors. Just as biodiversity is now understood through multiple complementary dimensions, including richness, composition, and functional traits, the structure of ecological networks may be best described through a set of interacting architectural domains. Future work linking network structure to ecosystem dynamics may therefore benefit from explicitly considering this multidimensional framework. By aligning structural dimensions with ecological processes and dynamical mechanisms, it may be possible to move beyond debates over individual metrics and toward a more unified understanding of how interaction networks shape the stability of ecological systems.</w:t>
       </w:r>
     </w:p>
-    <w:bookmarkEnd w:id="75"/>
     <w:bookmarkEnd w:id="76"/>
-    <w:bookmarkStart w:id="77" w:name="conclusion"/>
+    <w:bookmarkEnd w:id="77"/>
+    <w:bookmarkStart w:id="78" w:name="conclusion"/>
     <w:p>
       <w:pPr>
         <w:pStyle w:val="Heading1"/>
@@ -5776,8 +5839,8 @@
         <w:t xml:space="preserve">The long-standing structure–stability debate in ecology may not reflect disagreement about ecological mechanisms, but rather the fact that network structure itself is multidimensional, and different studies have examined different dimensions of the same architectural system.</w:t>
       </w:r>
     </w:p>
-    <w:bookmarkEnd w:id="77"/>
-    <w:bookmarkStart w:id="141" w:name="references"/>
+    <w:bookmarkEnd w:id="78"/>
+    <w:bookmarkStart w:id="146" w:name="references"/>
     <w:p>
       <w:pPr>
         <w:pStyle w:val="Heading1"/>
@@ -5786,44 +5849,1174 @@
         <w:t xml:space="preserve">References</w:t>
       </w:r>
     </w:p>
-    <w:bookmarkStart w:id="140" w:name="refs"/>
-    <w:bookmarkStart w:id="79" w:name="ref-vermaatMajorDimensionsFoodweb2009"/>
+    <w:bookmarkStart w:id="145" w:name="refs"/>
+    <w:bookmarkStart w:id="80" w:name="ref-allesinaStabilityCriteriaComplex2012"/>
     <w:p>
       <w:pPr>
         <w:pStyle w:val="Bibliography"/>
       </w:pPr>
       <w:r>
-        <w:t xml:space="preserve">1.</w:t>
-      </w:r>
-      <w:r>
-        <w:t xml:space="preserve"> </w:t>
-      </w:r>
-      <w:r>
-        <w:t xml:space="preserve">	</w:t>
-      </w:r>
-      <w:r>
-        <w:t xml:space="preserve">Vermaat, J.E.</w:t>
-      </w:r>
-      <w:r>
-        <w:t xml:space="preserve"> </w:t>
-      </w:r>
-      <w:r>
-        <w:rPr>
-          <w:i/>
-          <w:iCs/>
-        </w:rPr>
-        <w:t xml:space="preserve">et al.</w:t>
-      </w:r>
-      <w:r>
-        <w:t xml:space="preserve"> </w:t>
-      </w:r>
-      <w:r>
-        <w:t xml:space="preserve">(2009)</w:t>
-      </w:r>
-      <w:r>
-        <w:t xml:space="preserve"> </w:t>
-      </w:r>
-      <w:hyperlink r:id="rId78">
+        <w:t xml:space="preserve">Allesina, S., and S. Tang. 2012.</w:t>
+      </w:r>
+      <w:r>
+        <w:t xml:space="preserve"> </w:t>
+      </w:r>
+      <w:hyperlink r:id="rId79">
+        <w:r>
+          <w:rPr>
+            <w:rStyle w:val="Hyperlink"/>
+          </w:rPr>
+          <w:t xml:space="preserve">Stability criteria for complex ecosystems</w:t>
+        </w:r>
+      </w:hyperlink>
+      <w:r>
+        <w:t xml:space="preserve">. Nature 483:205–208.</w:t>
+      </w:r>
+    </w:p>
+    <w:bookmarkEnd w:id="80"/>
+    <w:bookmarkStart w:id="82" w:name="ref-emmersonWeakInteractionsOmnivory2004"/>
+    <w:p>
+      <w:pPr>
+        <w:pStyle w:val="Bibliography"/>
+      </w:pPr>
+      <w:r>
+        <w:t xml:space="preserve">Emmerson, M., and J. M. Yearsley. 2004.</w:t>
+      </w:r>
+      <w:r>
+        <w:t xml:space="preserve"> </w:t>
+      </w:r>
+      <w:hyperlink r:id="rId81">
+        <w:r>
+          <w:rPr>
+            <w:rStyle w:val="Hyperlink"/>
+          </w:rPr>
+          <w:t xml:space="preserve">Weak</w:t>
+        </w:r>
+        <w:r>
+          <w:rPr>
+            <w:rStyle w:val="Hyperlink"/>
+          </w:rPr>
+          <w:t xml:space="preserve"> </w:t>
+        </w:r>
+        <w:r>
+          <w:rPr>
+            <w:rStyle w:val="Hyperlink"/>
+          </w:rPr>
+          <w:t xml:space="preserve">Interactions</w:t>
+        </w:r>
+        <w:r>
+          <w:rPr>
+            <w:rStyle w:val="Hyperlink"/>
+          </w:rPr>
+          <w:t xml:space="preserve">,</w:t>
+        </w:r>
+        <w:r>
+          <w:rPr>
+            <w:rStyle w:val="Hyperlink"/>
+          </w:rPr>
+          <w:t xml:space="preserve"> </w:t>
+        </w:r>
+        <w:r>
+          <w:rPr>
+            <w:rStyle w:val="Hyperlink"/>
+          </w:rPr>
+          <w:t xml:space="preserve">Omnivory</w:t>
+        </w:r>
+        <w:r>
+          <w:rPr>
+            <w:rStyle w:val="Hyperlink"/>
+          </w:rPr>
+          <w:t xml:space="preserve"> </w:t>
+        </w:r>
+        <w:r>
+          <w:rPr>
+            <w:rStyle w:val="Hyperlink"/>
+          </w:rPr>
+          <w:t xml:space="preserve">and</w:t>
+        </w:r>
+        <w:r>
+          <w:rPr>
+            <w:rStyle w:val="Hyperlink"/>
+          </w:rPr>
+          <w:t xml:space="preserve"> </w:t>
+        </w:r>
+        <w:r>
+          <w:rPr>
+            <w:rStyle w:val="Hyperlink"/>
+          </w:rPr>
+          <w:t xml:space="preserve">Emergent Food-Web Properties</w:t>
+        </w:r>
+      </w:hyperlink>
+      <w:r>
+        <w:t xml:space="preserve">. Proceedings: Biological Sciences 271:397–405.</w:t>
+      </w:r>
+    </w:p>
+    <w:bookmarkEnd w:id="82"/>
+    <w:bookmarkStart w:id="84" w:name="ref-estradaUsingNetworkCentrality2008"/>
+    <w:p>
+      <w:pPr>
+        <w:pStyle w:val="Bibliography"/>
+      </w:pPr>
+      <w:r>
+        <w:t xml:space="preserve">Estrada, E., and Ö. Bodin. 2008.</w:t>
+      </w:r>
+      <w:r>
+        <w:t xml:space="preserve"> </w:t>
+      </w:r>
+      <w:hyperlink r:id="rId83">
+        <w:r>
+          <w:rPr>
+            <w:rStyle w:val="Hyperlink"/>
+          </w:rPr>
+          <w:t xml:space="preserve">Using</w:t>
+        </w:r>
+        <w:r>
+          <w:rPr>
+            <w:rStyle w:val="Hyperlink"/>
+          </w:rPr>
+          <w:t xml:space="preserve"> </w:t>
+        </w:r>
+        <w:r>
+          <w:rPr>
+            <w:rStyle w:val="Hyperlink"/>
+          </w:rPr>
+          <w:t xml:space="preserve">Network Centrality Measures</w:t>
+        </w:r>
+        <w:r>
+          <w:rPr>
+            <w:rStyle w:val="Hyperlink"/>
+          </w:rPr>
+          <w:t xml:space="preserve"> </w:t>
+        </w:r>
+        <w:r>
+          <w:rPr>
+            <w:rStyle w:val="Hyperlink"/>
+          </w:rPr>
+          <w:t xml:space="preserve">to</w:t>
+        </w:r>
+        <w:r>
+          <w:rPr>
+            <w:rStyle w:val="Hyperlink"/>
+          </w:rPr>
+          <w:t xml:space="preserve"> </w:t>
+        </w:r>
+        <w:r>
+          <w:rPr>
+            <w:rStyle w:val="Hyperlink"/>
+          </w:rPr>
+          <w:t xml:space="preserve">Manage Landscape Connectivity</w:t>
+        </w:r>
+      </w:hyperlink>
+      <w:r>
+        <w:t xml:space="preserve">. Ecological Applications 18:1810–1825.</w:t>
+      </w:r>
+    </w:p>
+    <w:bookmarkEnd w:id="84"/>
+    <w:bookmarkStart w:id="86" w:name="ref-fortunaWebLife2014"/>
+    <w:p>
+      <w:pPr>
+        <w:pStyle w:val="Bibliography"/>
+      </w:pPr>
+      <w:r>
+        <w:t xml:space="preserve">Fortuna, M. A., R. Ortega, and J. Bascompte. 2014.</w:t>
+      </w:r>
+      <w:r>
+        <w:t xml:space="preserve"> </w:t>
+      </w:r>
+      <w:hyperlink r:id="rId85">
+        <w:r>
+          <w:rPr>
+            <w:rStyle w:val="Hyperlink"/>
+          </w:rPr>
+          <w:t xml:space="preserve">The</w:t>
+        </w:r>
+        <w:r>
+          <w:rPr>
+            <w:rStyle w:val="Hyperlink"/>
+          </w:rPr>
+          <w:t xml:space="preserve"> </w:t>
+        </w:r>
+        <w:r>
+          <w:rPr>
+            <w:rStyle w:val="Hyperlink"/>
+          </w:rPr>
+          <w:t xml:space="preserve">Web</w:t>
+        </w:r>
+        <w:r>
+          <w:rPr>
+            <w:rStyle w:val="Hyperlink"/>
+          </w:rPr>
+          <w:t xml:space="preserve"> </w:t>
+        </w:r>
+        <w:r>
+          <w:rPr>
+            <w:rStyle w:val="Hyperlink"/>
+          </w:rPr>
+          <w:t xml:space="preserve">of</w:t>
+        </w:r>
+        <w:r>
+          <w:rPr>
+            <w:rStyle w:val="Hyperlink"/>
+          </w:rPr>
+          <w:t xml:space="preserve"> </w:t>
+        </w:r>
+        <w:r>
+          <w:rPr>
+            <w:rStyle w:val="Hyperlink"/>
+          </w:rPr>
+          <w:t xml:space="preserve">Life</w:t>
+        </w:r>
+      </w:hyperlink>
+      <w:r>
+        <w:t xml:space="preserve">.</w:t>
+      </w:r>
+    </w:p>
+    <w:bookmarkEnd w:id="86"/>
+    <w:bookmarkStart w:id="88" w:name="ref-ivesStabilityDiversityEcosystems2007"/>
+    <w:p>
+      <w:pPr>
+        <w:pStyle w:val="Bibliography"/>
+      </w:pPr>
+      <w:r>
+        <w:t xml:space="preserve">Ives, A. R., and S. R. Carpenter. 2007.</w:t>
+      </w:r>
+      <w:r>
+        <w:t xml:space="preserve"> </w:t>
+      </w:r>
+      <w:hyperlink r:id="rId87">
+        <w:r>
+          <w:rPr>
+            <w:rStyle w:val="Hyperlink"/>
+          </w:rPr>
+          <w:t xml:space="preserve">Stability and</w:t>
+        </w:r>
+        <w:r>
+          <w:rPr>
+            <w:rStyle w:val="Hyperlink"/>
+          </w:rPr>
+          <w:t xml:space="preserve"> </w:t>
+        </w:r>
+        <w:r>
+          <w:rPr>
+            <w:rStyle w:val="Hyperlink"/>
+          </w:rPr>
+          <w:t xml:space="preserve">Diversity</w:t>
+        </w:r>
+        <w:r>
+          <w:rPr>
+            <w:rStyle w:val="Hyperlink"/>
+          </w:rPr>
+          <w:t xml:space="preserve"> </w:t>
+        </w:r>
+        <w:r>
+          <w:rPr>
+            <w:rStyle w:val="Hyperlink"/>
+          </w:rPr>
+          <w:t xml:space="preserve">of</w:t>
+        </w:r>
+        <w:r>
+          <w:rPr>
+            <w:rStyle w:val="Hyperlink"/>
+          </w:rPr>
+          <w:t xml:space="preserve"> </w:t>
+        </w:r>
+        <w:r>
+          <w:rPr>
+            <w:rStyle w:val="Hyperlink"/>
+          </w:rPr>
+          <w:t xml:space="preserve">Ecosystems</w:t>
+        </w:r>
+      </w:hyperlink>
+      <w:r>
+        <w:t xml:space="preserve">. Science 317:58–62.</w:t>
+      </w:r>
+    </w:p>
+    <w:bookmarkEnd w:id="88"/>
+    <w:bookmarkStart w:id="90" w:name="X9080a016089356b1a0b4c4dffa0eb84c7c7baaa"/>
+    <w:p>
+      <w:pPr>
+        <w:pStyle w:val="Bibliography"/>
+      </w:pPr>
+      <w:r>
+        <w:t xml:space="preserve">Johnson, S., V. Domínguez-García, L. Donetti, and M. A. Muñoz. 2014.</w:t>
+      </w:r>
+      <w:r>
+        <w:t xml:space="preserve"> </w:t>
+      </w:r>
+      <w:hyperlink r:id="rId89">
+        <w:r>
+          <w:rPr>
+            <w:rStyle w:val="Hyperlink"/>
+          </w:rPr>
+          <w:t xml:space="preserve">Trophic coherence determines food-web stability</w:t>
+        </w:r>
+      </w:hyperlink>
+      <w:r>
+        <w:t xml:space="preserve">. Proceedings of the National Academy of Sciences 111:17923–17928.</w:t>
+      </w:r>
+    </w:p>
+    <w:bookmarkEnd w:id="90"/>
+    <w:bookmarkStart w:id="92" w:name="ref-jonssonReliabilityR50Measure2015"/>
+    <w:p>
+      <w:pPr>
+        <w:pStyle w:val="Bibliography"/>
+      </w:pPr>
+      <w:r>
+        <w:t xml:space="preserve">Jonsson, T., S. Berg, A. Pimenov, C. Palmer, and M. Emmerson. 2015.</w:t>
+      </w:r>
+      <w:r>
+        <w:t xml:space="preserve"> </w:t>
+      </w:r>
+      <w:hyperlink r:id="rId91">
+        <w:r>
+          <w:rPr>
+            <w:rStyle w:val="Hyperlink"/>
+          </w:rPr>
+          <w:t xml:space="preserve">The reliability of</w:t>
+        </w:r>
+        <w:r>
+          <w:rPr>
+            <w:rStyle w:val="Hyperlink"/>
+          </w:rPr>
+          <w:t xml:space="preserve"> </w:t>
+        </w:r>
+        <w:r>
+          <w:rPr>
+            <w:rStyle w:val="Hyperlink"/>
+          </w:rPr>
+          <w:t xml:space="preserve">R50</w:t>
+        </w:r>
+        <w:r>
+          <w:rPr>
+            <w:rStyle w:val="Hyperlink"/>
+          </w:rPr>
+          <w:t xml:space="preserve"> </w:t>
+        </w:r>
+        <w:r>
+          <w:rPr>
+            <w:rStyle w:val="Hyperlink"/>
+          </w:rPr>
+          <w:t xml:space="preserve">as a measure of vulnerability of food webs to sequential species deletions</w:t>
+        </w:r>
+      </w:hyperlink>
+      <w:r>
+        <w:t xml:space="preserve">. Oikos 124:446–457.</w:t>
+      </w:r>
+    </w:p>
+    <w:bookmarkEnd w:id="92"/>
+    <w:bookmarkStart w:id="94" w:name="ref-lauEcologicalNetworkMetrics2017"/>
+    <w:p>
+      <w:pPr>
+        <w:pStyle w:val="Bibliography"/>
+      </w:pPr>
+      <w:r>
+        <w:t xml:space="preserve">Lau, M. K., S. R. Borrett, B. Baiser, N. J. Gotelli, and A. M. Ellison. 2017.</w:t>
+      </w:r>
+      <w:r>
+        <w:t xml:space="preserve"> </w:t>
+      </w:r>
+      <w:hyperlink r:id="rId93">
+        <w:r>
+          <w:rPr>
+            <w:rStyle w:val="Hyperlink"/>
+          </w:rPr>
+          <w:t xml:space="preserve">Ecological network metrics: Opportunities for synthesis</w:t>
+        </w:r>
+      </w:hyperlink>
+      <w:r>
+        <w:t xml:space="preserve">. Ecosphere 8:e01900.</w:t>
+      </w:r>
+    </w:p>
+    <w:bookmarkEnd w:id="94"/>
+    <w:bookmarkStart w:id="96" w:name="Xafca52a5b72d6982fa110bedd3fd93e9c36b448"/>
+    <w:p>
+      <w:pPr>
+        <w:pStyle w:val="Bibliography"/>
+      </w:pPr>
+      <w:r>
+        <w:t xml:space="preserve">Liu, Y.-Y., J.-J. Slotine, and A.-L. Barabási. 2011.</w:t>
+      </w:r>
+      <w:r>
+        <w:t xml:space="preserve"> </w:t>
+      </w:r>
+      <w:hyperlink r:id="rId95">
+        <w:r>
+          <w:rPr>
+            <w:rStyle w:val="Hyperlink"/>
+          </w:rPr>
+          <w:t xml:space="preserve">Controllability of complex networks</w:t>
+        </w:r>
+      </w:hyperlink>
+      <w:r>
+        <w:t xml:space="preserve">. Nature 473:167–173.</w:t>
+      </w:r>
+    </w:p>
+    <w:bookmarkEnd w:id="96"/>
+    <w:bookmarkStart w:id="98" w:name="Xd3bc60a647f9ff13377c15a84381aefaf14c1db"/>
+    <w:p>
+      <w:pPr>
+        <w:pStyle w:val="Bibliography"/>
+      </w:pPr>
+      <w:r>
+        <w:t xml:space="preserve">Loreau, M., and C. de Mazancourt. 2013.</w:t>
+      </w:r>
+      <w:r>
+        <w:t xml:space="preserve"> </w:t>
+      </w:r>
+      <w:hyperlink r:id="rId97">
+        <w:r>
+          <w:rPr>
+            <w:rStyle w:val="Hyperlink"/>
+          </w:rPr>
+          <w:t xml:space="preserve">Biodiversity and ecosystem stability: A synthesis of underlying mechanisms</w:t>
+        </w:r>
+      </w:hyperlink>
+      <w:r>
+        <w:t xml:space="preserve">. Ecology Letters 16:106–115.</w:t>
+      </w:r>
+    </w:p>
+    <w:bookmarkEnd w:id="98"/>
+    <w:bookmarkStart w:id="100" w:name="ref-mayWillLargeComplex1972"/>
+    <w:p>
+      <w:pPr>
+        <w:pStyle w:val="Bibliography"/>
+      </w:pPr>
+      <w:r>
+        <w:t xml:space="preserve">May, R. M. 1972.</w:t>
+      </w:r>
+      <w:r>
+        <w:t xml:space="preserve"> </w:t>
+      </w:r>
+      <w:hyperlink r:id="rId99">
+        <w:r>
+          <w:rPr>
+            <w:rStyle w:val="Hyperlink"/>
+          </w:rPr>
+          <w:t xml:space="preserve">Will a</w:t>
+        </w:r>
+        <w:r>
+          <w:rPr>
+            <w:rStyle w:val="Hyperlink"/>
+          </w:rPr>
+          <w:t xml:space="preserve"> </w:t>
+        </w:r>
+        <w:r>
+          <w:rPr>
+            <w:rStyle w:val="Hyperlink"/>
+          </w:rPr>
+          <w:t xml:space="preserve">Large Complex System</w:t>
+        </w:r>
+        <w:r>
+          <w:rPr>
+            <w:rStyle w:val="Hyperlink"/>
+          </w:rPr>
+          <w:t xml:space="preserve"> </w:t>
+        </w:r>
+        <w:r>
+          <w:rPr>
+            <w:rStyle w:val="Hyperlink"/>
+          </w:rPr>
+          <w:t xml:space="preserve">be</w:t>
+        </w:r>
+        <w:r>
+          <w:rPr>
+            <w:rStyle w:val="Hyperlink"/>
+          </w:rPr>
+          <w:t xml:space="preserve"> </w:t>
+        </w:r>
+        <w:r>
+          <w:rPr>
+            <w:rStyle w:val="Hyperlink"/>
+          </w:rPr>
+          <w:t xml:space="preserve">Stable</w:t>
+        </w:r>
+        <w:r>
+          <w:rPr>
+            <w:rStyle w:val="Hyperlink"/>
+          </w:rPr>
+          <w:t xml:space="preserve">?</w:t>
+        </w:r>
+      </w:hyperlink>
+      <w:r>
+        <w:t xml:space="preserve"> Nature 238:413–414.</w:t>
+      </w:r>
+    </w:p>
+    <w:bookmarkEnd w:id="100"/>
+    <w:bookmarkStart w:id="102" w:name="ref-mayStabilityComplexityModel1974"/>
+    <w:p>
+      <w:pPr>
+        <w:pStyle w:val="Bibliography"/>
+      </w:pPr>
+      <w:r>
+        <w:t xml:space="preserve">———. 1974.</w:t>
+      </w:r>
+      <w:r>
+        <w:t xml:space="preserve"> </w:t>
+      </w:r>
+      <w:hyperlink r:id="rId101">
+        <w:r>
+          <w:rPr>
+            <w:rStyle w:val="Hyperlink"/>
+          </w:rPr>
+          <w:t xml:space="preserve">Stability and</w:t>
+        </w:r>
+        <w:r>
+          <w:rPr>
+            <w:rStyle w:val="Hyperlink"/>
+          </w:rPr>
+          <w:t xml:space="preserve"> </w:t>
+        </w:r>
+        <w:r>
+          <w:rPr>
+            <w:rStyle w:val="Hyperlink"/>
+          </w:rPr>
+          <w:t xml:space="preserve">Complexity</w:t>
+        </w:r>
+        <w:r>
+          <w:rPr>
+            <w:rStyle w:val="Hyperlink"/>
+          </w:rPr>
+          <w:t xml:space="preserve"> </w:t>
+        </w:r>
+        <w:r>
+          <w:rPr>
+            <w:rStyle w:val="Hyperlink"/>
+          </w:rPr>
+          <w:t xml:space="preserve">in</w:t>
+        </w:r>
+        <w:r>
+          <w:rPr>
+            <w:rStyle w:val="Hyperlink"/>
+          </w:rPr>
+          <w:t xml:space="preserve"> </w:t>
+        </w:r>
+        <w:r>
+          <w:rPr>
+            <w:rStyle w:val="Hyperlink"/>
+          </w:rPr>
+          <w:t xml:space="preserve">Model Ecosystems</w:t>
+        </w:r>
+      </w:hyperlink>
+      <w:r>
+        <w:t xml:space="preserve"> </w:t>
+      </w:r>
+      <w:r>
+        <w:t xml:space="preserve">(Vol. 1). Princeton University Press.</w:t>
+      </w:r>
+    </w:p>
+    <w:bookmarkEnd w:id="102"/>
+    <w:bookmarkStart w:id="104" w:name="ref-mccannDiversityStabilityDebate2000"/>
+    <w:p>
+      <w:pPr>
+        <w:pStyle w:val="Bibliography"/>
+      </w:pPr>
+      <w:r>
+        <w:t xml:space="preserve">McCann, K. S. 2000.</w:t>
+      </w:r>
+      <w:r>
+        <w:t xml:space="preserve"> </w:t>
+      </w:r>
+      <w:hyperlink r:id="rId103">
+        <w:r>
+          <w:rPr>
+            <w:rStyle w:val="Hyperlink"/>
+          </w:rPr>
+          <w:t xml:space="preserve">The diversity–stability debate</w:t>
+        </w:r>
+      </w:hyperlink>
+      <w:r>
+        <w:t xml:space="preserve">. Nature 405:228–233.</w:t>
+      </w:r>
+    </w:p>
+    <w:bookmarkEnd w:id="104"/>
+    <w:bookmarkStart w:id="106" w:name="X88ecdfa9d1446d08e01bc0778af629a0f4bd17b"/>
+    <w:p>
+      <w:pPr>
+        <w:pStyle w:val="Bibliography"/>
+      </w:pPr>
+      <w:r>
+        <w:t xml:space="preserve">McCann, K., and A. Hastings. 1997.</w:t>
+      </w:r>
+      <w:r>
+        <w:t xml:space="preserve"> </w:t>
+      </w:r>
+      <w:hyperlink r:id="rId105">
+        <w:r>
+          <w:rPr>
+            <w:rStyle w:val="Hyperlink"/>
+          </w:rPr>
+          <w:t xml:space="preserve">Re-</w:t>
+        </w:r>
+        <w:r>
+          <w:rPr>
+            <w:rStyle w:val="Hyperlink"/>
+          </w:rPr>
+          <w:t xml:space="preserve">Evaluating</w:t>
+        </w:r>
+        <w:r>
+          <w:rPr>
+            <w:rStyle w:val="Hyperlink"/>
+          </w:rPr>
+          <w:t xml:space="preserve"> </w:t>
+        </w:r>
+        <w:r>
+          <w:rPr>
+            <w:rStyle w:val="Hyperlink"/>
+          </w:rPr>
+          <w:t xml:space="preserve">the</w:t>
+        </w:r>
+        <w:r>
+          <w:rPr>
+            <w:rStyle w:val="Hyperlink"/>
+          </w:rPr>
+          <w:t xml:space="preserve"> </w:t>
+        </w:r>
+        <w:r>
+          <w:rPr>
+            <w:rStyle w:val="Hyperlink"/>
+          </w:rPr>
+          <w:t xml:space="preserve">Omnivory-Stability Relationship</w:t>
+        </w:r>
+        <w:r>
+          <w:rPr>
+            <w:rStyle w:val="Hyperlink"/>
+          </w:rPr>
+          <w:t xml:space="preserve"> </w:t>
+        </w:r>
+        <w:r>
+          <w:rPr>
+            <w:rStyle w:val="Hyperlink"/>
+          </w:rPr>
+          <w:t xml:space="preserve">in</w:t>
+        </w:r>
+        <w:r>
+          <w:rPr>
+            <w:rStyle w:val="Hyperlink"/>
+          </w:rPr>
+          <w:t xml:space="preserve"> </w:t>
+        </w:r>
+        <w:r>
+          <w:rPr>
+            <w:rStyle w:val="Hyperlink"/>
+          </w:rPr>
+          <w:t xml:space="preserve">Food Webs</w:t>
+        </w:r>
+      </w:hyperlink>
+      <w:r>
+        <w:t xml:space="preserve">. Proceedings: Biological Sciences 264:1249–1254.</w:t>
+      </w:r>
+    </w:p>
+    <w:bookmarkEnd w:id="106"/>
+    <w:bookmarkStart w:id="108" w:name="ref-mccannWeakTrophicInteractions1998"/>
+    <w:p>
+      <w:pPr>
+        <w:pStyle w:val="Bibliography"/>
+      </w:pPr>
+      <w:r>
+        <w:t xml:space="preserve">McCann, K., A. Hastings, and G. R. Huxel. 1998.</w:t>
+      </w:r>
+      <w:r>
+        <w:t xml:space="preserve"> </w:t>
+      </w:r>
+      <w:hyperlink r:id="rId107">
+        <w:r>
+          <w:rPr>
+            <w:rStyle w:val="Hyperlink"/>
+          </w:rPr>
+          <w:t xml:space="preserve">Weak trophic interactions and the balance of nature</w:t>
+        </w:r>
+      </w:hyperlink>
+      <w:r>
+        <w:t xml:space="preserve">. Nature 395:794–798.</w:t>
+      </w:r>
+    </w:p>
+    <w:bookmarkEnd w:id="108"/>
+    <w:bookmarkStart w:id="110" w:name="ref-miloNetworkMotifsSimple2002"/>
+    <w:p>
+      <w:pPr>
+        <w:pStyle w:val="Bibliography"/>
+      </w:pPr>
+      <w:r>
+        <w:t xml:space="preserve">Milo, R., S. Shen-Orr, S. Itzkovitz, N. Kashtan, D. Chklovskii, and U. Alon. 2002.</w:t>
+      </w:r>
+      <w:r>
+        <w:t xml:space="preserve"> </w:t>
+      </w:r>
+      <w:hyperlink r:id="rId109">
+        <w:r>
+          <w:rPr>
+            <w:rStyle w:val="Hyperlink"/>
+          </w:rPr>
+          <w:t xml:space="preserve">Network</w:t>
+        </w:r>
+        <w:r>
+          <w:rPr>
+            <w:rStyle w:val="Hyperlink"/>
+          </w:rPr>
+          <w:t xml:space="preserve"> </w:t>
+        </w:r>
+        <w:r>
+          <w:rPr>
+            <w:rStyle w:val="Hyperlink"/>
+          </w:rPr>
+          <w:t xml:space="preserve">Motifs</w:t>
+        </w:r>
+        <w:r>
+          <w:rPr>
+            <w:rStyle w:val="Hyperlink"/>
+          </w:rPr>
+          <w:t xml:space="preserve">:</w:t>
+        </w:r>
+        <w:r>
+          <w:rPr>
+            <w:rStyle w:val="Hyperlink"/>
+          </w:rPr>
+          <w:t xml:space="preserve"> </w:t>
+        </w:r>
+        <w:r>
+          <w:rPr>
+            <w:rStyle w:val="Hyperlink"/>
+          </w:rPr>
+          <w:t xml:space="preserve">Simple Building Blocks</w:t>
+        </w:r>
+        <w:r>
+          <w:rPr>
+            <w:rStyle w:val="Hyperlink"/>
+          </w:rPr>
+          <w:t xml:space="preserve"> </w:t>
+        </w:r>
+        <w:r>
+          <w:rPr>
+            <w:rStyle w:val="Hyperlink"/>
+          </w:rPr>
+          <w:t xml:space="preserve">of</w:t>
+        </w:r>
+        <w:r>
+          <w:rPr>
+            <w:rStyle w:val="Hyperlink"/>
+          </w:rPr>
+          <w:t xml:space="preserve"> </w:t>
+        </w:r>
+        <w:r>
+          <w:rPr>
+            <w:rStyle w:val="Hyperlink"/>
+          </w:rPr>
+          <w:t xml:space="preserve">Complex Networks</w:t>
+        </w:r>
+      </w:hyperlink>
+      <w:r>
+        <w:t xml:space="preserve">. Science 298:824–827.</w:t>
+      </w:r>
+    </w:p>
+    <w:bookmarkEnd w:id="110"/>
+    <w:bookmarkStart w:id="112" w:name="ref-montoyaEcologicalNetworksTheir2006"/>
+    <w:p>
+      <w:pPr>
+        <w:pStyle w:val="Bibliography"/>
+      </w:pPr>
+      <w:r>
+        <w:t xml:space="preserve">Montoya, J. M., S. L. Pimm, and R. V. Solé. 2006.</w:t>
+      </w:r>
+      <w:r>
+        <w:t xml:space="preserve"> </w:t>
+      </w:r>
+      <w:hyperlink r:id="rId111">
+        <w:r>
+          <w:rPr>
+            <w:rStyle w:val="Hyperlink"/>
+          </w:rPr>
+          <w:t xml:space="preserve">Ecological networks and their fragility</w:t>
+        </w:r>
+      </w:hyperlink>
+      <w:r>
+        <w:t xml:space="preserve">. Nature 442:259–264.</w:t>
+      </w:r>
+    </w:p>
+    <w:bookmarkEnd w:id="112"/>
+    <w:bookmarkStart w:id="114" w:name="ref-pimmFoodWebs1982"/>
+    <w:p>
+      <w:pPr>
+        <w:pStyle w:val="Bibliography"/>
+      </w:pPr>
+      <w:r>
+        <w:t xml:space="preserve">Pimm, S. L. 1982.</w:t>
+      </w:r>
+      <w:r>
+        <w:t xml:space="preserve"> </w:t>
+      </w:r>
+      <w:hyperlink r:id="rId113">
+        <w:r>
+          <w:rPr>
+            <w:rStyle w:val="Hyperlink"/>
+          </w:rPr>
+          <w:t xml:space="preserve">Food</w:t>
+        </w:r>
+        <w:r>
+          <w:rPr>
+            <w:rStyle w:val="Hyperlink"/>
+          </w:rPr>
+          <w:t xml:space="preserve"> </w:t>
+        </w:r>
+        <w:r>
+          <w:rPr>
+            <w:rStyle w:val="Hyperlink"/>
+          </w:rPr>
+          <w:t xml:space="preserve">Webs</w:t>
+        </w:r>
+      </w:hyperlink>
+      <w:r>
+        <w:t xml:space="preserve">. Springer Netherlands, Dordrecht.</w:t>
+      </w:r>
+    </w:p>
+    <w:bookmarkEnd w:id="114"/>
+    <w:bookmarkStart w:id="116" w:name="Xaecfe1d4a33bf02078e0db488e6aa2f6950ed89"/>
+    <w:p>
+      <w:pPr>
+        <w:pStyle w:val="Bibliography"/>
+      </w:pPr>
+      <w:r>
+        <w:t xml:space="preserve">———. 1984.</w:t>
+      </w:r>
+      <w:r>
+        <w:t xml:space="preserve"> </w:t>
+      </w:r>
+      <w:hyperlink r:id="rId115">
+        <w:r>
+          <w:rPr>
+            <w:rStyle w:val="Hyperlink"/>
+          </w:rPr>
+          <w:t xml:space="preserve">The complexity and stability of ecosystems</w:t>
+        </w:r>
+      </w:hyperlink>
+      <w:r>
+        <w:t xml:space="preserve">. Nature 307:321–326.</w:t>
+      </w:r>
+    </w:p>
+    <w:bookmarkEnd w:id="116"/>
+    <w:bookmarkStart w:id="118" w:name="ref-poisotMangalMakingEcological2016"/>
+    <w:p>
+      <w:pPr>
+        <w:pStyle w:val="Bibliography"/>
+      </w:pPr>
+      <w:r>
+        <w:t xml:space="preserve">Poisot, T., B. Baiser, J. Dunne, S. Kéfi, F. Massol, N. Mouquet, T. N. Romanuk, et al. 2016.</w:t>
+      </w:r>
+      <w:r>
+        <w:t xml:space="preserve"> </w:t>
+      </w:r>
+      <w:hyperlink r:id="rId117">
+        <w:r>
+          <w:rPr>
+            <w:rStyle w:val="Hyperlink"/>
+          </w:rPr>
+          <w:t xml:space="preserve">Mangal – making ecological network analysis simple</w:t>
+        </w:r>
+      </w:hyperlink>
+      <w:r>
+        <w:t xml:space="preserve">. Ecography 39:384–390.</w:t>
+      </w:r>
+    </w:p>
+    <w:bookmarkEnd w:id="118"/>
+    <w:bookmarkStart w:id="120" w:name="ref-polisFoodWebComplexity1996"/>
+    <w:p>
+      <w:pPr>
+        <w:pStyle w:val="Bibliography"/>
+      </w:pPr>
+      <w:r>
+        <w:t xml:space="preserve">Polis, G. A., and D. R. Strong. 1996.</w:t>
+      </w:r>
+      <w:r>
+        <w:t xml:space="preserve"> </w:t>
+      </w:r>
+      <w:hyperlink r:id="rId119">
+        <w:r>
+          <w:rPr>
+            <w:rStyle w:val="Hyperlink"/>
+          </w:rPr>
+          <w:t xml:space="preserve">Food</w:t>
+        </w:r>
+        <w:r>
+          <w:rPr>
+            <w:rStyle w:val="Hyperlink"/>
+          </w:rPr>
+          <w:t xml:space="preserve"> </w:t>
+        </w:r>
+        <w:r>
+          <w:rPr>
+            <w:rStyle w:val="Hyperlink"/>
+          </w:rPr>
+          <w:t xml:space="preserve">Web Complexity</w:t>
+        </w:r>
+        <w:r>
+          <w:rPr>
+            <w:rStyle w:val="Hyperlink"/>
+          </w:rPr>
+          <w:t xml:space="preserve"> </w:t>
+        </w:r>
+        <w:r>
+          <w:rPr>
+            <w:rStyle w:val="Hyperlink"/>
+          </w:rPr>
+          <w:t xml:space="preserve">and</w:t>
+        </w:r>
+        <w:r>
+          <w:rPr>
+            <w:rStyle w:val="Hyperlink"/>
+          </w:rPr>
+          <w:t xml:space="preserve"> </w:t>
+        </w:r>
+        <w:r>
+          <w:rPr>
+            <w:rStyle w:val="Hyperlink"/>
+          </w:rPr>
+          <w:t xml:space="preserve">Community Dynamics</w:t>
+        </w:r>
+      </w:hyperlink>
+      <w:r>
+        <w:t xml:space="preserve">. The American Naturalist 147:813–846.</w:t>
+      </w:r>
+    </w:p>
+    <w:bookmarkEnd w:id="120"/>
+    <w:bookmarkStart w:id="122" w:name="X3481a7b1378a8a1c27d457ba1288232f0ac90bb"/>
+    <w:p>
+      <w:pPr>
+        <w:pStyle w:val="Bibliography"/>
+      </w:pPr>
+      <w:r>
+        <w:t xml:space="preserve">Staniczenko, P. P. A., J. C. Kopp, and S. Allesina. 2013.</w:t>
+      </w:r>
+      <w:r>
+        <w:t xml:space="preserve"> </w:t>
+      </w:r>
+      <w:hyperlink r:id="rId121">
+        <w:r>
+          <w:rPr>
+            <w:rStyle w:val="Hyperlink"/>
+          </w:rPr>
+          <w:t xml:space="preserve">The ghost of nestedness in ecological networks</w:t>
+        </w:r>
+      </w:hyperlink>
+      <w:r>
+        <w:t xml:space="preserve">. Nature Communications 4:1391.</w:t>
+      </w:r>
+    </w:p>
+    <w:bookmarkEnd w:id="122"/>
+    <w:bookmarkStart w:id="124" w:name="X68c2569f5b2fe4541ba4943c3bf915f8f3f59a5"/>
+    <w:p>
+      <w:pPr>
+        <w:pStyle w:val="Bibliography"/>
+      </w:pPr>
+      <w:r>
+        <w:t xml:space="preserve">Stouffer, D. B., and J. Bascompte. 2010.</w:t>
+      </w:r>
+      <w:r>
+        <w:t xml:space="preserve"> </w:t>
+      </w:r>
+      <w:hyperlink r:id="rId123">
+        <w:r>
+          <w:rPr>
+            <w:rStyle w:val="Hyperlink"/>
+          </w:rPr>
+          <w:t xml:space="preserve">Understanding food-web persistence from local to global scales</w:t>
+        </w:r>
+      </w:hyperlink>
+      <w:r>
+        <w:t xml:space="preserve">. Ecology Letters 13:154–161.</w:t>
+      </w:r>
+    </w:p>
+    <w:bookmarkEnd w:id="124"/>
+    <w:bookmarkStart w:id="126" w:name="ref-stoufferRobustMeasureFood2006"/>
+    <w:p>
+      <w:pPr>
+        <w:pStyle w:val="Bibliography"/>
+      </w:pPr>
+      <w:r>
+        <w:t xml:space="preserve">Stouffer, D. B., J. Camacho, and L. A. N. Amaral. 2006.</w:t>
+      </w:r>
+      <w:r>
+        <w:t xml:space="preserve"> </w:t>
+      </w:r>
+      <w:hyperlink r:id="rId125">
+        <w:r>
+          <w:rPr>
+            <w:rStyle w:val="Hyperlink"/>
+          </w:rPr>
+          <w:t xml:space="preserve">A robust measure of food web intervality</w:t>
+        </w:r>
+      </w:hyperlink>
+      <w:r>
+        <w:t xml:space="preserve">. Proceedings of the National Academy of Sciences 103:19015–19020.</w:t>
+      </w:r>
+    </w:p>
+    <w:bookmarkEnd w:id="126"/>
+    <w:bookmarkStart w:id="128" w:name="ref-stoufferEvidenceExistenceRobust2007"/>
+    <w:p>
+      <w:pPr>
+        <w:pStyle w:val="Bibliography"/>
+      </w:pPr>
+      <w:r>
+        <w:t xml:space="preserve">Stouffer, D. B., J. Camacho, W. Jiang, and L. A. Nunes Amaral. 2007.</w:t>
+      </w:r>
+      <w:r>
+        <w:t xml:space="preserve"> </w:t>
+      </w:r>
+      <w:hyperlink r:id="rId127">
+        <w:r>
+          <w:rPr>
+            <w:rStyle w:val="Hyperlink"/>
+          </w:rPr>
+          <w:t xml:space="preserve">Evidence for the existence of a robust pattern of prey selection in food webs</w:t>
+        </w:r>
+      </w:hyperlink>
+      <w:r>
+        <w:t xml:space="preserve">. Proceedings of the Royal Society B: Biological Sciences 274:1931–1940.</w:t>
+      </w:r>
+    </w:p>
+    <w:bookmarkEnd w:id="128"/>
+    <w:bookmarkStart w:id="130" w:name="ref-strydomSVDEntropyReveals2021"/>
+    <w:p>
+      <w:pPr>
+        <w:pStyle w:val="Bibliography"/>
+      </w:pPr>
+      <w:r>
+        <w:t xml:space="preserve">Strydom, T., G. V. Dalla Riva, and T. Poisot. 2021.</w:t>
+      </w:r>
+      <w:r>
+        <w:t xml:space="preserve"> </w:t>
+      </w:r>
+      <w:hyperlink r:id="rId129">
+        <w:r>
+          <w:rPr>
+            <w:rStyle w:val="Hyperlink"/>
+          </w:rPr>
+          <w:t xml:space="preserve">SVD Entropy Reveals</w:t>
+        </w:r>
+        <w:r>
+          <w:rPr>
+            <w:rStyle w:val="Hyperlink"/>
+          </w:rPr>
+          <w:t xml:space="preserve"> </w:t>
+        </w:r>
+        <w:r>
+          <w:rPr>
+            <w:rStyle w:val="Hyperlink"/>
+          </w:rPr>
+          <w:t xml:space="preserve">the</w:t>
+        </w:r>
+        <w:r>
+          <w:rPr>
+            <w:rStyle w:val="Hyperlink"/>
+          </w:rPr>
+          <w:t xml:space="preserve"> </w:t>
+        </w:r>
+        <w:r>
+          <w:rPr>
+            <w:rStyle w:val="Hyperlink"/>
+          </w:rPr>
+          <w:t xml:space="preserve">High Complexity</w:t>
+        </w:r>
+        <w:r>
+          <w:rPr>
+            <w:rStyle w:val="Hyperlink"/>
+          </w:rPr>
+          <w:t xml:space="preserve"> </w:t>
+        </w:r>
+        <w:r>
+          <w:rPr>
+            <w:rStyle w:val="Hyperlink"/>
+          </w:rPr>
+          <w:t xml:space="preserve">of</w:t>
+        </w:r>
+        <w:r>
+          <w:rPr>
+            <w:rStyle w:val="Hyperlink"/>
+          </w:rPr>
+          <w:t xml:space="preserve"> </w:t>
+        </w:r>
+        <w:r>
+          <w:rPr>
+            <w:rStyle w:val="Hyperlink"/>
+          </w:rPr>
+          <w:t xml:space="preserve">Ecological Networks</w:t>
+        </w:r>
+      </w:hyperlink>
+      <w:r>
+        <w:t xml:space="preserve">. Frontiers in Ecology and Evolution 9.</w:t>
+      </w:r>
+    </w:p>
+    <w:bookmarkEnd w:id="130"/>
+    <w:bookmarkStart w:id="132" w:name="ref-thompsonFoodWebsReconciling2012"/>
+    <w:p>
+      <w:pPr>
+        <w:pStyle w:val="Bibliography"/>
+      </w:pPr>
+      <w:r>
+        <w:t xml:space="preserve">Thompson, R. M., U. Brose, J. Dunne, R. O. Hall, S. Hladyz, R. L. Kitching, N. D. Martinez, et al. 2012.</w:t>
+      </w:r>
+      <w:r>
+        <w:t xml:space="preserve"> </w:t>
+      </w:r>
+      <w:hyperlink r:id="rId131">
+        <w:r>
+          <w:rPr>
+            <w:rStyle w:val="Hyperlink"/>
+          </w:rPr>
+          <w:t xml:space="preserve">Food webs: Reconciling the structure and function of biodiversity</w:t>
+        </w:r>
+      </w:hyperlink>
+      <w:r>
+        <w:t xml:space="preserve">. Trends in Ecology &amp; Evolution 27:689–697.</w:t>
+      </w:r>
+    </w:p>
+    <w:bookmarkEnd w:id="132"/>
+    <w:bookmarkStart w:id="134" w:name="X36aef5157aa3ddd99c1977c5616cca2243282d0"/>
+    <w:p>
+      <w:pPr>
+        <w:pStyle w:val="Bibliography"/>
+      </w:pPr>
+      <w:r>
+        <w:t xml:space="preserve">Tilman, D. 1996.</w:t>
+      </w:r>
+      <w:r>
+        <w:t xml:space="preserve"> </w:t>
+      </w:r>
+      <w:hyperlink r:id="rId133">
+        <w:r>
+          <w:rPr>
+            <w:rStyle w:val="Hyperlink"/>
+          </w:rPr>
+          <w:t xml:space="preserve">Biodiversity:</w:t>
+        </w:r>
+        <w:r>
+          <w:rPr>
+            <w:rStyle w:val="Hyperlink"/>
+          </w:rPr>
+          <w:t xml:space="preserve"> </w:t>
+        </w:r>
+        <w:r>
+          <w:rPr>
+            <w:rStyle w:val="Hyperlink"/>
+          </w:rPr>
+          <w:t xml:space="preserve">Population Versus Ecosystem Stability</w:t>
+        </w:r>
+      </w:hyperlink>
+      <w:r>
+        <w:t xml:space="preserve">. Ecology 77:350–363.</w:t>
+      </w:r>
+    </w:p>
+    <w:bookmarkEnd w:id="134"/>
+    <w:bookmarkStart w:id="136" w:name="ref-vermaatMajorDimensionsFoodweb2009"/>
+    <w:p>
+      <w:pPr>
+        <w:pStyle w:val="Bibliography"/>
+      </w:pPr>
+      <w:r>
+        <w:t xml:space="preserve">Vermaat, J. E., J. A. Dunne, and A. J. Gilbert. 2009.</w:t>
+      </w:r>
+      <w:r>
+        <w:t xml:space="preserve"> </w:t>
+      </w:r>
+      <w:hyperlink r:id="rId135">
         <w:r>
           <w:rPr>
             <w:rStyle w:val="Hyperlink"/>
@@ -5832,117 +7025,63 @@
         </w:r>
       </w:hyperlink>
       <w:r>
-        <w:t xml:space="preserve">.</w:t>
-      </w:r>
-      <w:r>
-        <w:t xml:space="preserve"> </w:t>
-      </w:r>
-      <w:r>
-        <w:rPr>
-          <w:i/>
-          <w:iCs/>
-        </w:rPr>
-        <w:t xml:space="preserve">Ecology</w:t>
-      </w:r>
-      <w:r>
-        <w:t xml:space="preserve"> </w:t>
-      </w:r>
-      <w:r>
-        <w:t xml:space="preserve">90, 278–282</w:t>
-      </w:r>
-    </w:p>
-    <w:bookmarkEnd w:id="79"/>
-    <w:bookmarkStart w:id="81" w:name="ref-lauEcologicalNetworkMetrics2017"/>
+        <w:t xml:space="preserve">. Ecology 90:278–282.</w:t>
+      </w:r>
+    </w:p>
+    <w:bookmarkEnd w:id="136"/>
+    <w:bookmarkStart w:id="138" w:name="X213a6aaf50050957348988b5bbabc4dd1122e7b"/>
     <w:p>
       <w:pPr>
         <w:pStyle w:val="Bibliography"/>
       </w:pPr>
       <w:r>
-        <w:t xml:space="preserve">2.</w:t>
-      </w:r>
-      <w:r>
-        <w:t xml:space="preserve"> </w:t>
-      </w:r>
-      <w:r>
-        <w:t xml:space="preserve">	</w:t>
-      </w:r>
-      <w:r>
-        <w:t xml:space="preserve">Lau, M.K.</w:t>
-      </w:r>
-      <w:r>
-        <w:t xml:space="preserve"> </w:t>
-      </w:r>
-      <w:r>
-        <w:rPr>
-          <w:i/>
-          <w:iCs/>
-        </w:rPr>
-        <w:t xml:space="preserve">et al.</w:t>
-      </w:r>
-      <w:r>
-        <w:t xml:space="preserve"> </w:t>
-      </w:r>
-      <w:r>
-        <w:t xml:space="preserve">(2017)</w:t>
-      </w:r>
-      <w:r>
-        <w:t xml:space="preserve"> </w:t>
-      </w:r>
-      <w:hyperlink r:id="rId80">
-        <w:r>
-          <w:rPr>
-            <w:rStyle w:val="Hyperlink"/>
-          </w:rPr>
-          <w:t xml:space="preserve">Ecological network metrics: Opportunities for synthesis</w:t>
+        <w:t xml:space="preserve">Walker, B. H. 1992.</w:t>
+      </w:r>
+      <w:r>
+        <w:t xml:space="preserve"> </w:t>
+      </w:r>
+      <w:hyperlink r:id="rId137">
+        <w:r>
+          <w:rPr>
+            <w:rStyle w:val="Hyperlink"/>
+          </w:rPr>
+          <w:t xml:space="preserve">Biodiversity and</w:t>
+        </w:r>
+        <w:r>
+          <w:rPr>
+            <w:rStyle w:val="Hyperlink"/>
+          </w:rPr>
+          <w:t xml:space="preserve"> </w:t>
+        </w:r>
+        <w:r>
+          <w:rPr>
+            <w:rStyle w:val="Hyperlink"/>
+          </w:rPr>
+          <w:t xml:space="preserve">Ecological Redundancy</w:t>
         </w:r>
       </w:hyperlink>
       <w:r>
-        <w:t xml:space="preserve">.</w:t>
-      </w:r>
-      <w:r>
-        <w:t xml:space="preserve"> </w:t>
-      </w:r>
-      <w:r>
-        <w:rPr>
-          <w:i/>
-          <w:iCs/>
-        </w:rPr>
-        <w:t xml:space="preserve">Ecosphere</w:t>
-      </w:r>
-      <w:r>
-        <w:t xml:space="preserve"> </w:t>
-      </w:r>
-      <w:r>
-        <w:t xml:space="preserve">8, e01900</w:t>
-      </w:r>
-    </w:p>
-    <w:bookmarkEnd w:id="81"/>
-    <w:bookmarkStart w:id="83" w:name="ref-mayWillLargeComplex1972"/>
+        <w:t xml:space="preserve">. Conservation Biology 6:18–23.</w:t>
+      </w:r>
+    </w:p>
+    <w:bookmarkEnd w:id="138"/>
+    <w:bookmarkStart w:id="140" w:name="X5f45a7a099d08070703fc184810d23dd2e88abd"/>
     <w:p>
       <w:pPr>
         <w:pStyle w:val="Bibliography"/>
       </w:pPr>
       <w:r>
-        <w:t xml:space="preserve">3.</w:t>
-      </w:r>
-      <w:r>
-        <w:t xml:space="preserve"> </w:t>
-      </w:r>
-      <w:r>
-        <w:t xml:space="preserve">	</w:t>
-      </w:r>
-      <w:r>
-        <w:t xml:space="preserve">May, R.M. (1972)</w:t>
-      </w:r>
-      <w:r>
-        <w:t xml:space="preserve"> </w:t>
-      </w:r>
-      <w:hyperlink r:id="rId82">
-        <w:r>
-          <w:rPr>
-            <w:rStyle w:val="Hyperlink"/>
-          </w:rPr>
-          <w:t xml:space="preserve">Will a</w:t>
+        <w:t xml:space="preserve">Watts, D. J., and S. H. Strogatz. 1998.</w:t>
+      </w:r>
+      <w:r>
+        <w:t xml:space="preserve"> </w:t>
+      </w:r>
+      <w:hyperlink r:id="rId139">
+        <w:r>
+          <w:rPr>
+            <w:rStyle w:val="Hyperlink"/>
+          </w:rPr>
+          <w:t xml:space="preserve">Collective dynamics of</w:t>
         </w:r>
         <w:r>
           <w:rPr>
@@ -5954,7 +7093,7 @@
           <w:rPr>
             <w:rStyle w:val="Hyperlink"/>
           </w:rPr>
-          <w:t xml:space="preserve">Large Complex System</w:t>
+          <w:t xml:space="preserve">“small-world”</w:t>
         </w:r>
         <w:r>
           <w:rPr>
@@ -5966,7 +7105,31 @@
           <w:rPr>
             <w:rStyle w:val="Hyperlink"/>
           </w:rPr>
-          <w:t xml:space="preserve">be</w:t>
+          <w:t xml:space="preserve">networks</w:t>
+        </w:r>
+      </w:hyperlink>
+      <w:r>
+        <w:t xml:space="preserve">. Nature 393:440–442.</w:t>
+      </w:r>
+    </w:p>
+    <w:bookmarkEnd w:id="140"/>
+    <w:bookmarkStart w:id="142" w:name="ref-williamsLimitsTrophicLevels2004"/>
+    <w:p>
+      <w:pPr>
+        <w:pStyle w:val="Bibliography"/>
+      </w:pPr>
+      <w:r>
+        <w:t xml:space="preserve">Williams, R. J., and N. D. Martinez. 2004.</w:t>
+      </w:r>
+      <w:r>
+        <w:t xml:space="preserve"> </w:t>
+      </w:r>
+      <w:hyperlink r:id="rId141">
+        <w:r>
+          <w:rPr>
+            <w:rStyle w:val="Hyperlink"/>
+          </w:rPr>
+          <w:t xml:space="preserve">Limits to</w:t>
         </w:r>
         <w:r>
           <w:rPr>
@@ -5978,2171 +7141,190 @@
           <w:rPr>
             <w:rStyle w:val="Hyperlink"/>
           </w:rPr>
-          <w:t xml:space="preserve">Stable</w:t>
-        </w:r>
-        <w:r>
-          <w:rPr>
-            <w:rStyle w:val="Hyperlink"/>
-          </w:rPr>
-          <w:t xml:space="preserve">?</w:t>
+          <w:t xml:space="preserve">Trophic Levels</w:t>
+        </w:r>
+        <w:r>
+          <w:rPr>
+            <w:rStyle w:val="Hyperlink"/>
+          </w:rPr>
+          <w:t xml:space="preserve"> </w:t>
+        </w:r>
+        <w:r>
+          <w:rPr>
+            <w:rStyle w:val="Hyperlink"/>
+          </w:rPr>
+          <w:t xml:space="preserve">and</w:t>
+        </w:r>
+        <w:r>
+          <w:rPr>
+            <w:rStyle w:val="Hyperlink"/>
+          </w:rPr>
+          <w:t xml:space="preserve"> </w:t>
+        </w:r>
+        <w:r>
+          <w:rPr>
+            <w:rStyle w:val="Hyperlink"/>
+          </w:rPr>
+          <w:t xml:space="preserve">Omnivory</w:t>
+        </w:r>
+        <w:r>
+          <w:rPr>
+            <w:rStyle w:val="Hyperlink"/>
+          </w:rPr>
+          <w:t xml:space="preserve"> </w:t>
+        </w:r>
+        <w:r>
+          <w:rPr>
+            <w:rStyle w:val="Hyperlink"/>
+          </w:rPr>
+          <w:t xml:space="preserve">in</w:t>
+        </w:r>
+        <w:r>
+          <w:rPr>
+            <w:rStyle w:val="Hyperlink"/>
+          </w:rPr>
+          <w:t xml:space="preserve"> </w:t>
+        </w:r>
+        <w:r>
+          <w:rPr>
+            <w:rStyle w:val="Hyperlink"/>
+          </w:rPr>
+          <w:t xml:space="preserve">Complex Food Webs</w:t>
+        </w:r>
+        <w:r>
+          <w:rPr>
+            <w:rStyle w:val="Hyperlink"/>
+          </w:rPr>
+          <w:t xml:space="preserve">:</w:t>
+        </w:r>
+        <w:r>
+          <w:rPr>
+            <w:rStyle w:val="Hyperlink"/>
+          </w:rPr>
+          <w:t xml:space="preserve"> </w:t>
+        </w:r>
+        <w:r>
+          <w:rPr>
+            <w:rStyle w:val="Hyperlink"/>
+          </w:rPr>
+          <w:t xml:space="preserve">Theory</w:t>
+        </w:r>
+        <w:r>
+          <w:rPr>
+            <w:rStyle w:val="Hyperlink"/>
+          </w:rPr>
+          <w:t xml:space="preserve"> </w:t>
+        </w:r>
+        <w:r>
+          <w:rPr>
+            <w:rStyle w:val="Hyperlink"/>
+          </w:rPr>
+          <w:t xml:space="preserve">and</w:t>
+        </w:r>
+        <w:r>
+          <w:rPr>
+            <w:rStyle w:val="Hyperlink"/>
+          </w:rPr>
+          <w:t xml:space="preserve"> </w:t>
+        </w:r>
+        <w:r>
+          <w:rPr>
+            <w:rStyle w:val="Hyperlink"/>
+          </w:rPr>
+          <w:t xml:space="preserve">Data</w:t>
         </w:r>
       </w:hyperlink>
       <w:r>
-        <w:t xml:space="preserve"> </w:t>
-      </w:r>
-      <w:r>
-        <w:rPr>
-          <w:i/>
-          <w:iCs/>
-        </w:rPr>
-        <w:t xml:space="preserve">Nature</w:t>
-      </w:r>
-      <w:r>
-        <w:t xml:space="preserve"> </w:t>
-      </w:r>
-      <w:r>
-        <w:t xml:space="preserve">238, 413–414</w:t>
-      </w:r>
-    </w:p>
-    <w:bookmarkEnd w:id="83"/>
-    <w:bookmarkStart w:id="85" w:name="ref-mayStabilityComplexityModel1974"/>
+        <w:t xml:space="preserve">. The American Naturalist 163:458–468.</w:t>
+      </w:r>
+    </w:p>
+    <w:bookmarkEnd w:id="142"/>
+    <w:bookmarkStart w:id="144" w:name="X781f7e482417d8f33d808967da8cf24a047c245"/>
     <w:p>
       <w:pPr>
         <w:pStyle w:val="Bibliography"/>
       </w:pPr>
       <w:r>
-        <w:t xml:space="preserve">4.</w:t>
-      </w:r>
-      <w:r>
-        <w:t xml:space="preserve"> </w:t>
-      </w:r>
-      <w:r>
-        <w:t xml:space="preserve">	</w:t>
-      </w:r>
-      <w:r>
-        <w:t xml:space="preserve">May, R.M. (1974)</w:t>
-      </w:r>
-      <w:r>
-        <w:t xml:space="preserve"> </w:t>
-      </w:r>
-      <w:hyperlink r:id="rId84">
-        <w:r>
-          <w:rPr>
-            <w:rStyle w:val="Hyperlink"/>
-            <w:i/>
-            <w:iCs/>
-          </w:rPr>
-          <w:t xml:space="preserve">Stability and</w:t>
-        </w:r>
-        <w:r>
-          <w:rPr>
-            <w:rStyle w:val="Hyperlink"/>
-            <w:i/>
-            <w:iCs/>
+        <w:t xml:space="preserve">Yodzis, P., and K. O. Winemiller. 1999.</w:t>
+      </w:r>
+      <w:r>
+        <w:t xml:space="preserve"> </w:t>
+      </w:r>
+      <w:hyperlink r:id="rId143">
+        <w:r>
+          <w:rPr>
+            <w:rStyle w:val="Hyperlink"/>
+          </w:rPr>
+          <w:t xml:space="preserve">In</w:t>
+        </w:r>
+        <w:r>
+          <w:rPr>
+            <w:rStyle w:val="Hyperlink"/>
           </w:rPr>
           <w:t xml:space="preserve"> </w:t>
         </w:r>
         <w:r>
           <w:rPr>
             <w:rStyle w:val="Hyperlink"/>
-            <w:i/>
-            <w:iCs/>
-          </w:rPr>
-          <w:t xml:space="preserve">Complexity</w:t>
-        </w:r>
-        <w:r>
-          <w:rPr>
-            <w:rStyle w:val="Hyperlink"/>
-            <w:i/>
-            <w:iCs/>
+          </w:rPr>
+          <w:t xml:space="preserve">Search</w:t>
+        </w:r>
+        <w:r>
+          <w:rPr>
+            <w:rStyle w:val="Hyperlink"/>
           </w:rPr>
           <w:t xml:space="preserve"> </w:t>
         </w:r>
         <w:r>
           <w:rPr>
             <w:rStyle w:val="Hyperlink"/>
-            <w:i/>
-            <w:iCs/>
-          </w:rPr>
-          <w:t xml:space="preserve">in</w:t>
-        </w:r>
-        <w:r>
-          <w:rPr>
-            <w:rStyle w:val="Hyperlink"/>
-            <w:i/>
-            <w:iCs/>
+          </w:rPr>
+          <w:t xml:space="preserve">of</w:t>
+        </w:r>
+        <w:r>
+          <w:rPr>
+            <w:rStyle w:val="Hyperlink"/>
           </w:rPr>
           <w:t xml:space="preserve"> </w:t>
         </w:r>
         <w:r>
           <w:rPr>
             <w:rStyle w:val="Hyperlink"/>
-            <w:i/>
-            <w:iCs/>
-          </w:rPr>
-          <w:t xml:space="preserve">Model Ecosystems</w:t>
+          </w:rPr>
+          <w:t xml:space="preserve">Operational Trophospecies</w:t>
+        </w:r>
+        <w:r>
+          <w:rPr>
+            <w:rStyle w:val="Hyperlink"/>
+          </w:rPr>
+          <w:t xml:space="preserve"> </w:t>
+        </w:r>
+        <w:r>
+          <w:rPr>
+            <w:rStyle w:val="Hyperlink"/>
+          </w:rPr>
+          <w:t xml:space="preserve">in a</w:t>
+        </w:r>
+        <w:r>
+          <w:rPr>
+            <w:rStyle w:val="Hyperlink"/>
+          </w:rPr>
+          <w:t xml:space="preserve"> </w:t>
+        </w:r>
+        <w:r>
+          <w:rPr>
+            <w:rStyle w:val="Hyperlink"/>
+          </w:rPr>
+          <w:t xml:space="preserve">Tropical Aquatic Food Web</w:t>
         </w:r>
       </w:hyperlink>
       <w:r>
-        <w:t xml:space="preserve">, 1, Princeton University Press</w:t>
-      </w:r>
-    </w:p>
-    <w:bookmarkEnd w:id="85"/>
-    <w:bookmarkStart w:id="87" w:name="ref-mccannDiversityStabilityDebate2000"/>
-    <w:p>
-      <w:pPr>
-        <w:pStyle w:val="Bibliography"/>
-      </w:pPr>
-      <w:r>
-        <w:t xml:space="preserve">5.</w:t>
-      </w:r>
-      <w:r>
-        <w:t xml:space="preserve"> </w:t>
-      </w:r>
-      <w:r>
-        <w:t xml:space="preserve">	</w:t>
-      </w:r>
-      <w:r>
-        <w:t xml:space="preserve">McCann, K.S. (2000)</w:t>
-      </w:r>
-      <w:r>
-        <w:t xml:space="preserve"> </w:t>
-      </w:r>
-      <w:hyperlink r:id="rId86">
-        <w:r>
-          <w:rPr>
-            <w:rStyle w:val="Hyperlink"/>
-          </w:rPr>
-          <w:t xml:space="preserve">The diversity–stability debate</w:t>
-        </w:r>
-      </w:hyperlink>
-      <w:r>
-        <w:t xml:space="preserve">.</w:t>
-      </w:r>
-      <w:r>
-        <w:t xml:space="preserve"> </w:t>
-      </w:r>
-      <w:r>
-        <w:rPr>
-          <w:i/>
-          <w:iCs/>
-        </w:rPr>
-        <w:t xml:space="preserve">Nature</w:t>
-      </w:r>
-      <w:r>
-        <w:t xml:space="preserve"> </w:t>
-      </w:r>
-      <w:r>
-        <w:t xml:space="preserve">405, 228–233</w:t>
-      </w:r>
-    </w:p>
-    <w:bookmarkEnd w:id="87"/>
-    <w:bookmarkStart w:id="89" w:name="ref-allesinaStabilityCriteriaComplex2012"/>
-    <w:p>
-      <w:pPr>
-        <w:pStyle w:val="Bibliography"/>
-      </w:pPr>
-      <w:r>
-        <w:t xml:space="preserve">6.</w:t>
-      </w:r>
-      <w:r>
-        <w:t xml:space="preserve"> </w:t>
-      </w:r>
-      <w:r>
-        <w:t xml:space="preserve">	</w:t>
-      </w:r>
-      <w:r>
-        <w:t xml:space="preserve">Allesina, S. and Tang, S. (2012)</w:t>
-      </w:r>
-      <w:r>
-        <w:t xml:space="preserve"> </w:t>
-      </w:r>
-      <w:hyperlink r:id="rId88">
-        <w:r>
-          <w:rPr>
-            <w:rStyle w:val="Hyperlink"/>
-          </w:rPr>
-          <w:t xml:space="preserve">Stability criteria for complex ecosystems</w:t>
-        </w:r>
-      </w:hyperlink>
-      <w:r>
-        <w:t xml:space="preserve">.</w:t>
-      </w:r>
-      <w:r>
-        <w:t xml:space="preserve"> </w:t>
-      </w:r>
-      <w:r>
-        <w:rPr>
-          <w:i/>
-          <w:iCs/>
-        </w:rPr>
-        <w:t xml:space="preserve">Nature</w:t>
-      </w:r>
-      <w:r>
-        <w:t xml:space="preserve"> </w:t>
-      </w:r>
-      <w:r>
-        <w:t xml:space="preserve">483, 205–208</w:t>
-      </w:r>
-    </w:p>
-    <w:bookmarkEnd w:id="89"/>
-    <w:bookmarkStart w:id="91" w:name="X68c2569f5b2fe4541ba4943c3bf915f8f3f59a5"/>
-    <w:p>
-      <w:pPr>
-        <w:pStyle w:val="Bibliography"/>
-      </w:pPr>
-      <w:r>
-        <w:t xml:space="preserve">7.</w:t>
-      </w:r>
-      <w:r>
-        <w:t xml:space="preserve"> </w:t>
-      </w:r>
-      <w:r>
-        <w:t xml:space="preserve">	</w:t>
-      </w:r>
-      <w:r>
-        <w:t xml:space="preserve">Stouffer, D.B. and Bascompte, J. (2010)</w:t>
-      </w:r>
-      <w:r>
-        <w:t xml:space="preserve"> </w:t>
-      </w:r>
-      <w:hyperlink r:id="rId90">
-        <w:r>
-          <w:rPr>
-            <w:rStyle w:val="Hyperlink"/>
-          </w:rPr>
-          <w:t xml:space="preserve">Understanding food-web persistence from local to global scales</w:t>
-        </w:r>
-      </w:hyperlink>
-      <w:r>
-        <w:t xml:space="preserve">.</w:t>
-      </w:r>
-      <w:r>
-        <w:t xml:space="preserve"> </w:t>
-      </w:r>
-      <w:r>
-        <w:rPr>
-          <w:i/>
-          <w:iCs/>
-        </w:rPr>
-        <w:t xml:space="preserve">Ecology Letters</w:t>
-      </w:r>
-      <w:r>
-        <w:t xml:space="preserve"> </w:t>
-      </w:r>
-      <w:r>
-        <w:t xml:space="preserve">13, 154–161</w:t>
-      </w:r>
-    </w:p>
-    <w:bookmarkEnd w:id="91"/>
-    <w:bookmarkStart w:id="93" w:name="X9080a016089356b1a0b4c4dffa0eb84c7c7baaa"/>
-    <w:p>
-      <w:pPr>
-        <w:pStyle w:val="Bibliography"/>
-      </w:pPr>
-      <w:r>
-        <w:t xml:space="preserve">8.</w:t>
-      </w:r>
-      <w:r>
-        <w:t xml:space="preserve"> </w:t>
-      </w:r>
-      <w:r>
-        <w:t xml:space="preserve">	</w:t>
-      </w:r>
-      <w:r>
-        <w:t xml:space="preserve">Johnson, S.</w:t>
-      </w:r>
-      <w:r>
-        <w:t xml:space="preserve"> </w:t>
-      </w:r>
-      <w:r>
-        <w:rPr>
-          <w:i/>
-          <w:iCs/>
-        </w:rPr>
-        <w:t xml:space="preserve">et al.</w:t>
-      </w:r>
-      <w:r>
-        <w:t xml:space="preserve"> </w:t>
-      </w:r>
-      <w:r>
-        <w:t xml:space="preserve">(2014)</w:t>
-      </w:r>
-      <w:r>
-        <w:t xml:space="preserve"> </w:t>
-      </w:r>
-      <w:hyperlink r:id="rId92">
-        <w:r>
-          <w:rPr>
-            <w:rStyle w:val="Hyperlink"/>
-          </w:rPr>
-          <w:t xml:space="preserve">Trophic coherence determines food-web stability</w:t>
-        </w:r>
-      </w:hyperlink>
-      <w:r>
-        <w:t xml:space="preserve">.</w:t>
-      </w:r>
-      <w:r>
-        <w:t xml:space="preserve"> </w:t>
-      </w:r>
-      <w:r>
-        <w:rPr>
-          <w:i/>
-          <w:iCs/>
-        </w:rPr>
-        <w:t xml:space="preserve">Proceedings of the National Academy of Sciences</w:t>
-      </w:r>
-      <w:r>
-        <w:t xml:space="preserve"> </w:t>
-      </w:r>
-      <w:r>
-        <w:t xml:space="preserve">111, 17923–17928</w:t>
-      </w:r>
-    </w:p>
-    <w:bookmarkEnd w:id="93"/>
-    <w:bookmarkStart w:id="95" w:name="X36aef5157aa3ddd99c1977c5616cca2243282d0"/>
-    <w:p>
-      <w:pPr>
-        <w:pStyle w:val="Bibliography"/>
-      </w:pPr>
-      <w:r>
-        <w:t xml:space="preserve">9.</w:t>
-      </w:r>
-      <w:r>
-        <w:t xml:space="preserve"> </w:t>
-      </w:r>
-      <w:r>
-        <w:t xml:space="preserve">	</w:t>
-      </w:r>
-      <w:r>
-        <w:t xml:space="preserve">Tilman, D. (1996)</w:t>
-      </w:r>
-      <w:r>
-        <w:t xml:space="preserve"> </w:t>
-      </w:r>
-      <w:hyperlink r:id="rId94">
-        <w:r>
-          <w:rPr>
-            <w:rStyle w:val="Hyperlink"/>
-          </w:rPr>
-          <w:t xml:space="preserve">Biodiversity:</w:t>
-        </w:r>
-        <w:r>
-          <w:rPr>
-            <w:rStyle w:val="Hyperlink"/>
-          </w:rPr>
-          <w:t xml:space="preserve"> </w:t>
-        </w:r>
-        <w:r>
-          <w:rPr>
-            <w:rStyle w:val="Hyperlink"/>
-          </w:rPr>
-          <w:t xml:space="preserve">Population Versus Ecosystem Stability</w:t>
-        </w:r>
-      </w:hyperlink>
-      <w:r>
-        <w:t xml:space="preserve">.</w:t>
-      </w:r>
-      <w:r>
-        <w:t xml:space="preserve"> </w:t>
-      </w:r>
-      <w:r>
-        <w:rPr>
-          <w:i/>
-          <w:iCs/>
-        </w:rPr>
-        <w:t xml:space="preserve">Ecology</w:t>
-      </w:r>
-      <w:r>
-        <w:t xml:space="preserve"> </w:t>
-      </w:r>
-      <w:r>
-        <w:t xml:space="preserve">77, 350–363</w:t>
-      </w:r>
-    </w:p>
-    <w:bookmarkEnd w:id="95"/>
-    <w:bookmarkStart w:id="97" w:name="ref-ivesStabilityDiversityEcosystems2007"/>
-    <w:p>
-      <w:pPr>
-        <w:pStyle w:val="Bibliography"/>
-      </w:pPr>
-      <w:r>
-        <w:t xml:space="preserve">10.</w:t>
-      </w:r>
-      <w:r>
-        <w:t xml:space="preserve"> </w:t>
-      </w:r>
-      <w:r>
-        <w:t xml:space="preserve">	</w:t>
-      </w:r>
-      <w:r>
-        <w:t xml:space="preserve">Ives, A.R. and Carpenter, S.R. (2007)</w:t>
-      </w:r>
-      <w:r>
-        <w:t xml:space="preserve"> </w:t>
-      </w:r>
-      <w:hyperlink r:id="rId96">
-        <w:r>
-          <w:rPr>
-            <w:rStyle w:val="Hyperlink"/>
-          </w:rPr>
-          <w:t xml:space="preserve">Stability and</w:t>
-        </w:r>
-        <w:r>
-          <w:rPr>
-            <w:rStyle w:val="Hyperlink"/>
-          </w:rPr>
-          <w:t xml:space="preserve"> </w:t>
-        </w:r>
-        <w:r>
-          <w:rPr>
-            <w:rStyle w:val="Hyperlink"/>
-          </w:rPr>
-          <w:t xml:space="preserve">Diversity</w:t>
-        </w:r>
-        <w:r>
-          <w:rPr>
-            <w:rStyle w:val="Hyperlink"/>
-          </w:rPr>
-          <w:t xml:space="preserve"> </w:t>
-        </w:r>
-        <w:r>
-          <w:rPr>
-            <w:rStyle w:val="Hyperlink"/>
-          </w:rPr>
-          <w:t xml:space="preserve">of</w:t>
-        </w:r>
-        <w:r>
-          <w:rPr>
-            <w:rStyle w:val="Hyperlink"/>
-          </w:rPr>
-          <w:t xml:space="preserve"> </w:t>
-        </w:r>
-        <w:r>
-          <w:rPr>
-            <w:rStyle w:val="Hyperlink"/>
-          </w:rPr>
-          <w:t xml:space="preserve">Ecosystems</w:t>
-        </w:r>
-      </w:hyperlink>
-      <w:r>
-        <w:t xml:space="preserve">.</w:t>
-      </w:r>
-      <w:r>
-        <w:t xml:space="preserve"> </w:t>
-      </w:r>
-      <w:r>
-        <w:rPr>
-          <w:i/>
-          <w:iCs/>
-        </w:rPr>
-        <w:t xml:space="preserve">Science</w:t>
-      </w:r>
-      <w:r>
-        <w:t xml:space="preserve"> </w:t>
-      </w:r>
-      <w:r>
-        <w:t xml:space="preserve">317, 58–62</w:t>
-      </w:r>
-    </w:p>
-    <w:bookmarkEnd w:id="97"/>
-    <w:bookmarkStart w:id="99" w:name="Xd3bc60a647f9ff13377c15a84381aefaf14c1db"/>
-    <w:p>
-      <w:pPr>
-        <w:pStyle w:val="Bibliography"/>
-      </w:pPr>
-      <w:r>
-        <w:t xml:space="preserve">11.</w:t>
-      </w:r>
-      <w:r>
-        <w:t xml:space="preserve"> </w:t>
-      </w:r>
-      <w:r>
-        <w:t xml:space="preserve">	</w:t>
-      </w:r>
-      <w:r>
-        <w:t xml:space="preserve">Loreau, M. and de Mazancourt, C. (2013)</w:t>
-      </w:r>
-      <w:r>
-        <w:t xml:space="preserve"> </w:t>
-      </w:r>
-      <w:hyperlink r:id="rId98">
-        <w:r>
-          <w:rPr>
-            <w:rStyle w:val="Hyperlink"/>
-          </w:rPr>
-          <w:t xml:space="preserve">Biodiversity and ecosystem stability: A synthesis of underlying mechanisms</w:t>
-        </w:r>
-      </w:hyperlink>
-      <w:r>
-        <w:t xml:space="preserve">.</w:t>
-      </w:r>
-      <w:r>
-        <w:t xml:space="preserve"> </w:t>
-      </w:r>
-      <w:r>
-        <w:rPr>
-          <w:i/>
-          <w:iCs/>
-        </w:rPr>
-        <w:t xml:space="preserve">Ecology Letters</w:t>
-      </w:r>
-      <w:r>
-        <w:t xml:space="preserve"> </w:t>
-      </w:r>
-      <w:r>
-        <w:t xml:space="preserve">16, 106–115</w:t>
-      </w:r>
-    </w:p>
-    <w:bookmarkEnd w:id="99"/>
-    <w:bookmarkStart w:id="101" w:name="Xaecfe1d4a33bf02078e0db488e6aa2f6950ed89"/>
-    <w:p>
-      <w:pPr>
-        <w:pStyle w:val="Bibliography"/>
-      </w:pPr>
-      <w:r>
-        <w:t xml:space="preserve">12.</w:t>
-      </w:r>
-      <w:r>
-        <w:t xml:space="preserve"> </w:t>
-      </w:r>
-      <w:r>
-        <w:t xml:space="preserve">	</w:t>
-      </w:r>
-      <w:r>
-        <w:t xml:space="preserve">Pimm, S.L. (1984)</w:t>
-      </w:r>
-      <w:r>
-        <w:t xml:space="preserve"> </w:t>
-      </w:r>
-      <w:hyperlink r:id="rId100">
-        <w:r>
-          <w:rPr>
-            <w:rStyle w:val="Hyperlink"/>
-          </w:rPr>
-          <w:t xml:space="preserve">The complexity and stability of ecosystems</w:t>
-        </w:r>
-      </w:hyperlink>
-      <w:r>
-        <w:t xml:space="preserve">.</w:t>
-      </w:r>
-      <w:r>
-        <w:t xml:space="preserve"> </w:t>
-      </w:r>
-      <w:r>
-        <w:rPr>
-          <w:i/>
-          <w:iCs/>
-        </w:rPr>
-        <w:t xml:space="preserve">Nature</w:t>
-      </w:r>
-      <w:r>
-        <w:t xml:space="preserve"> </w:t>
-      </w:r>
-      <w:r>
-        <w:t xml:space="preserve">307, 321–326</w:t>
-      </w:r>
-    </w:p>
-    <w:bookmarkEnd w:id="101"/>
-    <w:bookmarkStart w:id="103" w:name="ref-thompsonFoodWebsReconciling2012"/>
-    <w:p>
-      <w:pPr>
-        <w:pStyle w:val="Bibliography"/>
-      </w:pPr>
-      <w:r>
-        <w:t xml:space="preserve">13.</w:t>
-      </w:r>
-      <w:r>
-        <w:t xml:space="preserve"> </w:t>
-      </w:r>
-      <w:r>
-        <w:t xml:space="preserve">	</w:t>
-      </w:r>
-      <w:r>
-        <w:t xml:space="preserve">Thompson, R.M.</w:t>
-      </w:r>
-      <w:r>
-        <w:t xml:space="preserve"> </w:t>
-      </w:r>
-      <w:r>
-        <w:rPr>
-          <w:i/>
-          <w:iCs/>
-        </w:rPr>
-        <w:t xml:space="preserve">et al.</w:t>
-      </w:r>
-      <w:r>
-        <w:t xml:space="preserve"> </w:t>
-      </w:r>
-      <w:r>
-        <w:t xml:space="preserve">(2012)</w:t>
-      </w:r>
-      <w:r>
-        <w:t xml:space="preserve"> </w:t>
-      </w:r>
-      <w:hyperlink r:id="rId102">
-        <w:r>
-          <w:rPr>
-            <w:rStyle w:val="Hyperlink"/>
-          </w:rPr>
-          <w:t xml:space="preserve">Food webs: Reconciling the structure and function of biodiversity</w:t>
-        </w:r>
-      </w:hyperlink>
-      <w:r>
-        <w:t xml:space="preserve">.</w:t>
-      </w:r>
-      <w:r>
-        <w:t xml:space="preserve"> </w:t>
-      </w:r>
-      <w:r>
-        <w:rPr>
-          <w:i/>
-          <w:iCs/>
-        </w:rPr>
-        <w:t xml:space="preserve">Trends in Ecology &amp; Evolution</w:t>
-      </w:r>
-      <w:r>
-        <w:t xml:space="preserve"> </w:t>
-      </w:r>
-      <w:r>
-        <w:t xml:space="preserve">27, 689–697</w:t>
-      </w:r>
-    </w:p>
-    <w:bookmarkEnd w:id="103"/>
-    <w:bookmarkStart w:id="105" w:name="ref-williamsLimitsTrophicLevels2004"/>
-    <w:p>
-      <w:pPr>
-        <w:pStyle w:val="Bibliography"/>
-      </w:pPr>
-      <w:r>
-        <w:t xml:space="preserve">14.</w:t>
-      </w:r>
-      <w:r>
-        <w:t xml:space="preserve"> </w:t>
-      </w:r>
-      <w:r>
-        <w:t xml:space="preserve">	</w:t>
-      </w:r>
-      <w:r>
-        <w:t xml:space="preserve">Williams, R.J. and Martinez, N.D. (2004)</w:t>
-      </w:r>
-      <w:r>
-        <w:t xml:space="preserve"> </w:t>
-      </w:r>
-      <w:hyperlink r:id="rId104">
-        <w:r>
-          <w:rPr>
-            <w:rStyle w:val="Hyperlink"/>
-          </w:rPr>
-          <w:t xml:space="preserve">Limits to</w:t>
-        </w:r>
-        <w:r>
-          <w:rPr>
-            <w:rStyle w:val="Hyperlink"/>
-          </w:rPr>
-          <w:t xml:space="preserve"> </w:t>
-        </w:r>
-        <w:r>
-          <w:rPr>
-            <w:rStyle w:val="Hyperlink"/>
-          </w:rPr>
-          <w:t xml:space="preserve">Trophic Levels</w:t>
-        </w:r>
-        <w:r>
-          <w:rPr>
-            <w:rStyle w:val="Hyperlink"/>
-          </w:rPr>
-          <w:t xml:space="preserve"> </w:t>
-        </w:r>
-        <w:r>
-          <w:rPr>
-            <w:rStyle w:val="Hyperlink"/>
-          </w:rPr>
-          <w:t xml:space="preserve">and</w:t>
-        </w:r>
-        <w:r>
-          <w:rPr>
-            <w:rStyle w:val="Hyperlink"/>
-          </w:rPr>
-          <w:t xml:space="preserve"> </w:t>
-        </w:r>
-        <w:r>
-          <w:rPr>
-            <w:rStyle w:val="Hyperlink"/>
-          </w:rPr>
-          <w:t xml:space="preserve">Omnivory</w:t>
-        </w:r>
-        <w:r>
-          <w:rPr>
-            <w:rStyle w:val="Hyperlink"/>
-          </w:rPr>
-          <w:t xml:space="preserve"> </w:t>
-        </w:r>
-        <w:r>
-          <w:rPr>
-            <w:rStyle w:val="Hyperlink"/>
-          </w:rPr>
-          <w:t xml:space="preserve">in</w:t>
-        </w:r>
-        <w:r>
-          <w:rPr>
-            <w:rStyle w:val="Hyperlink"/>
-          </w:rPr>
-          <w:t xml:space="preserve"> </w:t>
-        </w:r>
-        <w:r>
-          <w:rPr>
-            <w:rStyle w:val="Hyperlink"/>
-          </w:rPr>
-          <w:t xml:space="preserve">Complex Food Webs</w:t>
-        </w:r>
-        <w:r>
-          <w:rPr>
-            <w:rStyle w:val="Hyperlink"/>
-          </w:rPr>
-          <w:t xml:space="preserve">:</w:t>
-        </w:r>
-        <w:r>
-          <w:rPr>
-            <w:rStyle w:val="Hyperlink"/>
-          </w:rPr>
-          <w:t xml:space="preserve"> </w:t>
-        </w:r>
-        <w:r>
-          <w:rPr>
-            <w:rStyle w:val="Hyperlink"/>
-          </w:rPr>
-          <w:t xml:space="preserve">Theory</w:t>
-        </w:r>
-        <w:r>
-          <w:rPr>
-            <w:rStyle w:val="Hyperlink"/>
-          </w:rPr>
-          <w:t xml:space="preserve"> </w:t>
-        </w:r>
-        <w:r>
-          <w:rPr>
-            <w:rStyle w:val="Hyperlink"/>
-          </w:rPr>
-          <w:t xml:space="preserve">and</w:t>
-        </w:r>
-        <w:r>
-          <w:rPr>
-            <w:rStyle w:val="Hyperlink"/>
-          </w:rPr>
-          <w:t xml:space="preserve"> </w:t>
-        </w:r>
-        <w:r>
-          <w:rPr>
-            <w:rStyle w:val="Hyperlink"/>
-          </w:rPr>
-          <w:t xml:space="preserve">Data</w:t>
-        </w:r>
-      </w:hyperlink>
-      <w:r>
-        <w:t xml:space="preserve">.</w:t>
-      </w:r>
-      <w:r>
-        <w:t xml:space="preserve"> </w:t>
-      </w:r>
-      <w:r>
-        <w:rPr>
-          <w:i/>
-          <w:iCs/>
-        </w:rPr>
-        <w:t xml:space="preserve">The American Naturalist</w:t>
-      </w:r>
-      <w:r>
-        <w:t xml:space="preserve"> </w:t>
-      </w:r>
-      <w:r>
-        <w:t xml:space="preserve">163, 458–468</w:t>
-      </w:r>
-    </w:p>
-    <w:bookmarkEnd w:id="105"/>
-    <w:bookmarkStart w:id="107" w:name="X781f7e482417d8f33d808967da8cf24a047c245"/>
-    <w:p>
-      <w:pPr>
-        <w:pStyle w:val="Bibliography"/>
-      </w:pPr>
-      <w:r>
-        <w:t xml:space="preserve">15.</w:t>
-      </w:r>
-      <w:r>
-        <w:t xml:space="preserve"> </w:t>
-      </w:r>
-      <w:r>
-        <w:t xml:space="preserve">	</w:t>
-      </w:r>
-      <w:r>
-        <w:t xml:space="preserve">Yodzis, P. and Winemiller, K.O. (1999)</w:t>
-      </w:r>
-      <w:r>
-        <w:t xml:space="preserve"> </w:t>
-      </w:r>
-      <w:hyperlink r:id="rId106">
-        <w:r>
-          <w:rPr>
-            <w:rStyle w:val="Hyperlink"/>
-          </w:rPr>
-          <w:t xml:space="preserve">In</w:t>
-        </w:r>
-        <w:r>
-          <w:rPr>
-            <w:rStyle w:val="Hyperlink"/>
-          </w:rPr>
-          <w:t xml:space="preserve"> </w:t>
-        </w:r>
-        <w:r>
-          <w:rPr>
-            <w:rStyle w:val="Hyperlink"/>
-          </w:rPr>
-          <w:t xml:space="preserve">Search</w:t>
-        </w:r>
-        <w:r>
-          <w:rPr>
-            <w:rStyle w:val="Hyperlink"/>
-          </w:rPr>
-          <w:t xml:space="preserve"> </w:t>
-        </w:r>
-        <w:r>
-          <w:rPr>
-            <w:rStyle w:val="Hyperlink"/>
-          </w:rPr>
-          <w:t xml:space="preserve">of</w:t>
-        </w:r>
-        <w:r>
-          <w:rPr>
-            <w:rStyle w:val="Hyperlink"/>
-          </w:rPr>
-          <w:t xml:space="preserve"> </w:t>
-        </w:r>
-        <w:r>
-          <w:rPr>
-            <w:rStyle w:val="Hyperlink"/>
-          </w:rPr>
-          <w:t xml:space="preserve">Operational Trophospecies</w:t>
-        </w:r>
-        <w:r>
-          <w:rPr>
-            <w:rStyle w:val="Hyperlink"/>
-          </w:rPr>
-          <w:t xml:space="preserve"> </w:t>
-        </w:r>
-        <w:r>
-          <w:rPr>
-            <w:rStyle w:val="Hyperlink"/>
-          </w:rPr>
-          <w:t xml:space="preserve">in a</w:t>
-        </w:r>
-        <w:r>
-          <w:rPr>
-            <w:rStyle w:val="Hyperlink"/>
-          </w:rPr>
-          <w:t xml:space="preserve"> </w:t>
-        </w:r>
-        <w:r>
-          <w:rPr>
-            <w:rStyle w:val="Hyperlink"/>
-          </w:rPr>
-          <w:t xml:space="preserve">Tropical Aquatic Food Web</w:t>
-        </w:r>
-      </w:hyperlink>
-      <w:r>
-        <w:t xml:space="preserve">.</w:t>
-      </w:r>
-      <w:r>
-        <w:t xml:space="preserve"> </w:t>
-      </w:r>
-      <w:r>
-        <w:rPr>
-          <w:i/>
-          <w:iCs/>
-        </w:rPr>
-        <w:t xml:space="preserve">Oikos</w:t>
-      </w:r>
-      <w:r>
-        <w:t xml:space="preserve"> </w:t>
-      </w:r>
-      <w:r>
-        <w:t xml:space="preserve">87, 327–340</w:t>
-      </w:r>
-    </w:p>
-    <w:bookmarkEnd w:id="107"/>
-    <w:bookmarkStart w:id="109" w:name="ref-estradaUsingNetworkCentrality2008"/>
-    <w:p>
-      <w:pPr>
-        <w:pStyle w:val="Bibliography"/>
-      </w:pPr>
-      <w:r>
-        <w:t xml:space="preserve">16.</w:t>
-      </w:r>
-      <w:r>
-        <w:t xml:space="preserve"> </w:t>
-      </w:r>
-      <w:r>
-        <w:t xml:space="preserve">	</w:t>
-      </w:r>
-      <w:r>
-        <w:t xml:space="preserve">Estrada, E. and Bodin, Ö. (2008)</w:t>
-      </w:r>
-      <w:r>
-        <w:t xml:space="preserve"> </w:t>
-      </w:r>
-      <w:hyperlink r:id="rId108">
-        <w:r>
-          <w:rPr>
-            <w:rStyle w:val="Hyperlink"/>
-          </w:rPr>
-          <w:t xml:space="preserve">Using</w:t>
-        </w:r>
-        <w:r>
-          <w:rPr>
-            <w:rStyle w:val="Hyperlink"/>
-          </w:rPr>
-          <w:t xml:space="preserve"> </w:t>
-        </w:r>
-        <w:r>
-          <w:rPr>
-            <w:rStyle w:val="Hyperlink"/>
-          </w:rPr>
-          <w:t xml:space="preserve">Network Centrality Measures</w:t>
-        </w:r>
-        <w:r>
-          <w:rPr>
-            <w:rStyle w:val="Hyperlink"/>
-          </w:rPr>
-          <w:t xml:space="preserve"> </w:t>
-        </w:r>
-        <w:r>
-          <w:rPr>
-            <w:rStyle w:val="Hyperlink"/>
-          </w:rPr>
-          <w:t xml:space="preserve">to</w:t>
-        </w:r>
-        <w:r>
-          <w:rPr>
-            <w:rStyle w:val="Hyperlink"/>
-          </w:rPr>
-          <w:t xml:space="preserve"> </w:t>
-        </w:r>
-        <w:r>
-          <w:rPr>
-            <w:rStyle w:val="Hyperlink"/>
-          </w:rPr>
-          <w:t xml:space="preserve">Manage Landscape Connectivity</w:t>
-        </w:r>
-      </w:hyperlink>
-      <w:r>
-        <w:t xml:space="preserve">.</w:t>
-      </w:r>
-      <w:r>
-        <w:t xml:space="preserve"> </w:t>
-      </w:r>
-      <w:r>
-        <w:rPr>
-          <w:i/>
-          <w:iCs/>
-        </w:rPr>
-        <w:t xml:space="preserve">Ecological Applications</w:t>
-      </w:r>
-      <w:r>
-        <w:t xml:space="preserve"> </w:t>
-      </w:r>
-      <w:r>
-        <w:t xml:space="preserve">18, 1810–1825</w:t>
-      </w:r>
-    </w:p>
-    <w:bookmarkEnd w:id="109"/>
-    <w:bookmarkStart w:id="111" w:name="X5f45a7a099d08070703fc184810d23dd2e88abd"/>
-    <w:p>
-      <w:pPr>
-        <w:pStyle w:val="Bibliography"/>
-      </w:pPr>
-      <w:r>
-        <w:t xml:space="preserve">17.</w:t>
-      </w:r>
-      <w:r>
-        <w:t xml:space="preserve"> </w:t>
-      </w:r>
-      <w:r>
-        <w:t xml:space="preserve">	</w:t>
-      </w:r>
-      <w:r>
-        <w:t xml:space="preserve">Watts, D.J. and Strogatz, S.H. (1998)</w:t>
-      </w:r>
-      <w:r>
-        <w:t xml:space="preserve"> </w:t>
-      </w:r>
-      <w:hyperlink r:id="rId110">
-        <w:r>
-          <w:rPr>
-            <w:rStyle w:val="Hyperlink"/>
-          </w:rPr>
-          <w:t xml:space="preserve">Collective dynamics of</w:t>
-        </w:r>
-        <w:r>
-          <w:rPr>
-            <w:rStyle w:val="Hyperlink"/>
-          </w:rPr>
-          <w:t xml:space="preserve"> </w:t>
-        </w:r>
-        <w:r>
-          <w:rPr>
-            <w:rStyle w:val="Hyperlink"/>
-          </w:rPr>
-          <w:t xml:space="preserve">“small-world”</w:t>
-        </w:r>
-        <w:r>
-          <w:rPr>
-            <w:rStyle w:val="Hyperlink"/>
-          </w:rPr>
-          <w:t xml:space="preserve"> </w:t>
-        </w:r>
-        <w:r>
-          <w:rPr>
-            <w:rStyle w:val="Hyperlink"/>
-          </w:rPr>
-          <w:t xml:space="preserve">networks</w:t>
-        </w:r>
-      </w:hyperlink>
-      <w:r>
-        <w:t xml:space="preserve">.</w:t>
-      </w:r>
-      <w:r>
-        <w:t xml:space="preserve"> </w:t>
-      </w:r>
-      <w:r>
-        <w:rPr>
-          <w:i/>
-          <w:iCs/>
-        </w:rPr>
-        <w:t xml:space="preserve">Nature</w:t>
-      </w:r>
-      <w:r>
-        <w:t xml:space="preserve"> </w:t>
-      </w:r>
-      <w:r>
-        <w:t xml:space="preserve">393, 440–442</w:t>
-      </w:r>
-    </w:p>
-    <w:bookmarkEnd w:id="111"/>
-    <w:bookmarkStart w:id="113" w:name="ref-stoufferRobustMeasureFood2006"/>
-    <w:p>
-      <w:pPr>
-        <w:pStyle w:val="Bibliography"/>
-      </w:pPr>
-      <w:r>
-        <w:t xml:space="preserve">18.</w:t>
-      </w:r>
-      <w:r>
-        <w:t xml:space="preserve"> </w:t>
-      </w:r>
-      <w:r>
-        <w:t xml:space="preserve">	</w:t>
-      </w:r>
-      <w:r>
-        <w:t xml:space="preserve">Stouffer, D.B.</w:t>
-      </w:r>
-      <w:r>
-        <w:t xml:space="preserve"> </w:t>
-      </w:r>
-      <w:r>
-        <w:rPr>
-          <w:i/>
-          <w:iCs/>
-        </w:rPr>
-        <w:t xml:space="preserve">et al.</w:t>
-      </w:r>
-      <w:r>
-        <w:t xml:space="preserve"> </w:t>
-      </w:r>
-      <w:r>
-        <w:t xml:space="preserve">(2006)</w:t>
-      </w:r>
-      <w:r>
-        <w:t xml:space="preserve"> </w:t>
-      </w:r>
-      <w:hyperlink r:id="rId112">
-        <w:r>
-          <w:rPr>
-            <w:rStyle w:val="Hyperlink"/>
-          </w:rPr>
-          <w:t xml:space="preserve">A robust measure of food web intervality</w:t>
-        </w:r>
-      </w:hyperlink>
-      <w:r>
-        <w:t xml:space="preserve">.</w:t>
-      </w:r>
-      <w:r>
-        <w:t xml:space="preserve"> </w:t>
-      </w:r>
-      <w:r>
-        <w:rPr>
-          <w:i/>
-          <w:iCs/>
-        </w:rPr>
-        <w:t xml:space="preserve">Proc. Natl. Acad. Sci. U.S.A.</w:t>
-      </w:r>
-      <w:r>
-        <w:t xml:space="preserve"> </w:t>
-      </w:r>
-      <w:r>
-        <w:t xml:space="preserve">103, 19015–19020</w:t>
-      </w:r>
-    </w:p>
-    <w:bookmarkEnd w:id="113"/>
-    <w:bookmarkStart w:id="115" w:name="ref-stoufferEvidenceExistenceRobust2007"/>
-    <w:p>
-      <w:pPr>
-        <w:pStyle w:val="Bibliography"/>
-      </w:pPr>
-      <w:r>
-        <w:t xml:space="preserve">19.</w:t>
-      </w:r>
-      <w:r>
-        <w:t xml:space="preserve"> </w:t>
-      </w:r>
-      <w:r>
-        <w:t xml:space="preserve">	</w:t>
-      </w:r>
-      <w:r>
-        <w:t xml:space="preserve">Stouffer, D.B.</w:t>
-      </w:r>
-      <w:r>
-        <w:t xml:space="preserve"> </w:t>
-      </w:r>
-      <w:r>
-        <w:rPr>
-          <w:i/>
-          <w:iCs/>
-        </w:rPr>
-        <w:t xml:space="preserve">et al.</w:t>
-      </w:r>
-      <w:r>
-        <w:t xml:space="preserve"> </w:t>
-      </w:r>
-      <w:r>
-        <w:t xml:space="preserve">(2007)</w:t>
-      </w:r>
-      <w:r>
-        <w:t xml:space="preserve"> </w:t>
-      </w:r>
-      <w:hyperlink r:id="rId114">
-        <w:r>
-          <w:rPr>
-            <w:rStyle w:val="Hyperlink"/>
-          </w:rPr>
-          <w:t xml:space="preserve">Evidence for the existence of a robust pattern of prey selection in food webs</w:t>
-        </w:r>
-      </w:hyperlink>
-      <w:r>
-        <w:t xml:space="preserve">.</w:t>
-      </w:r>
-      <w:r>
-        <w:t xml:space="preserve"> </w:t>
-      </w:r>
-      <w:r>
-        <w:rPr>
-          <w:i/>
-          <w:iCs/>
-        </w:rPr>
-        <w:t xml:space="preserve">Proceedings of the Royal Society B: Biological Sciences</w:t>
-      </w:r>
-      <w:r>
-        <w:t xml:space="preserve"> </w:t>
-      </w:r>
-      <w:r>
-        <w:t xml:space="preserve">274, 1931–1940</w:t>
-      </w:r>
-    </w:p>
-    <w:bookmarkEnd w:id="115"/>
-    <w:bookmarkStart w:id="117" w:name="ref-miloNetworkMotifsSimple2002"/>
-    <w:p>
-      <w:pPr>
-        <w:pStyle w:val="Bibliography"/>
-      </w:pPr>
-      <w:r>
-        <w:t xml:space="preserve">20.</w:t>
-      </w:r>
-      <w:r>
-        <w:t xml:space="preserve"> </w:t>
-      </w:r>
-      <w:r>
-        <w:t xml:space="preserve">	</w:t>
-      </w:r>
-      <w:r>
-        <w:t xml:space="preserve">Milo, R.</w:t>
-      </w:r>
-      <w:r>
-        <w:t xml:space="preserve"> </w:t>
-      </w:r>
-      <w:r>
-        <w:rPr>
-          <w:i/>
-          <w:iCs/>
-        </w:rPr>
-        <w:t xml:space="preserve">et al.</w:t>
-      </w:r>
-      <w:r>
-        <w:t xml:space="preserve"> </w:t>
-      </w:r>
-      <w:r>
-        <w:t xml:space="preserve">(2002)</w:t>
-      </w:r>
-      <w:r>
-        <w:t xml:space="preserve"> </w:t>
-      </w:r>
-      <w:hyperlink r:id="rId116">
-        <w:r>
-          <w:rPr>
-            <w:rStyle w:val="Hyperlink"/>
-          </w:rPr>
-          <w:t xml:space="preserve">Network</w:t>
-        </w:r>
-        <w:r>
-          <w:rPr>
-            <w:rStyle w:val="Hyperlink"/>
-          </w:rPr>
-          <w:t xml:space="preserve"> </w:t>
-        </w:r>
-        <w:r>
-          <w:rPr>
-            <w:rStyle w:val="Hyperlink"/>
-          </w:rPr>
-          <w:t xml:space="preserve">Motifs</w:t>
-        </w:r>
-        <w:r>
-          <w:rPr>
-            <w:rStyle w:val="Hyperlink"/>
-          </w:rPr>
-          <w:t xml:space="preserve">:</w:t>
-        </w:r>
-        <w:r>
-          <w:rPr>
-            <w:rStyle w:val="Hyperlink"/>
-          </w:rPr>
-          <w:t xml:space="preserve"> </w:t>
-        </w:r>
-        <w:r>
-          <w:rPr>
-            <w:rStyle w:val="Hyperlink"/>
-          </w:rPr>
-          <w:t xml:space="preserve">Simple Building Blocks</w:t>
-        </w:r>
-        <w:r>
-          <w:rPr>
-            <w:rStyle w:val="Hyperlink"/>
-          </w:rPr>
-          <w:t xml:space="preserve"> </w:t>
-        </w:r>
-        <w:r>
-          <w:rPr>
-            <w:rStyle w:val="Hyperlink"/>
-          </w:rPr>
-          <w:t xml:space="preserve">of</w:t>
-        </w:r>
-        <w:r>
-          <w:rPr>
-            <w:rStyle w:val="Hyperlink"/>
-          </w:rPr>
-          <w:t xml:space="preserve"> </w:t>
-        </w:r>
-        <w:r>
-          <w:rPr>
-            <w:rStyle w:val="Hyperlink"/>
-          </w:rPr>
-          <w:t xml:space="preserve">Complex Networks</w:t>
-        </w:r>
-      </w:hyperlink>
-      <w:r>
-        <w:t xml:space="preserve">.</w:t>
-      </w:r>
-      <w:r>
-        <w:t xml:space="preserve"> </w:t>
-      </w:r>
-      <w:r>
-        <w:rPr>
-          <w:i/>
-          <w:iCs/>
-        </w:rPr>
-        <w:t xml:space="preserve">Science</w:t>
-      </w:r>
-      <w:r>
-        <w:t xml:space="preserve"> </w:t>
-      </w:r>
-      <w:r>
-        <w:t xml:space="preserve">298, 824–827</w:t>
-      </w:r>
-    </w:p>
-    <w:bookmarkEnd w:id="117"/>
-    <w:bookmarkStart w:id="119" w:name="ref-pimmFoodWebs1982"/>
-    <w:p>
-      <w:pPr>
-        <w:pStyle w:val="Bibliography"/>
-      </w:pPr>
-      <w:r>
-        <w:t xml:space="preserve">21.</w:t>
-      </w:r>
-      <w:r>
-        <w:t xml:space="preserve"> </w:t>
-      </w:r>
-      <w:r>
-        <w:t xml:space="preserve">	</w:t>
-      </w:r>
-      <w:r>
-        <w:t xml:space="preserve">Pimm, S.L. (1982)</w:t>
-      </w:r>
-      <w:r>
-        <w:t xml:space="preserve"> </w:t>
-      </w:r>
-      <w:hyperlink r:id="rId118">
-        <w:r>
-          <w:rPr>
-            <w:rStyle w:val="Hyperlink"/>
-            <w:i/>
-            <w:iCs/>
-          </w:rPr>
-          <w:t xml:space="preserve">Food</w:t>
-        </w:r>
-        <w:r>
-          <w:rPr>
-            <w:rStyle w:val="Hyperlink"/>
-            <w:i/>
-            <w:iCs/>
-          </w:rPr>
-          <w:t xml:space="preserve"> </w:t>
-        </w:r>
-        <w:r>
-          <w:rPr>
-            <w:rStyle w:val="Hyperlink"/>
-            <w:i/>
-            <w:iCs/>
-          </w:rPr>
-          <w:t xml:space="preserve">Webs</w:t>
-        </w:r>
-      </w:hyperlink>
-      <w:r>
-        <w:t xml:space="preserve">, Springer Netherlands</w:t>
-      </w:r>
-    </w:p>
-    <w:bookmarkEnd w:id="119"/>
-    <w:bookmarkStart w:id="121" w:name="ref-jonssonReliabilityR50Measure2015"/>
-    <w:p>
-      <w:pPr>
-        <w:pStyle w:val="Bibliography"/>
-      </w:pPr>
-      <w:r>
-        <w:t xml:space="preserve">22.</w:t>
-      </w:r>
-      <w:r>
-        <w:t xml:space="preserve"> </w:t>
-      </w:r>
-      <w:r>
-        <w:t xml:space="preserve">	</w:t>
-      </w:r>
-      <w:r>
-        <w:t xml:space="preserve">Jonsson, T.</w:t>
-      </w:r>
-      <w:r>
-        <w:t xml:space="preserve"> </w:t>
-      </w:r>
-      <w:r>
-        <w:rPr>
-          <w:i/>
-          <w:iCs/>
-        </w:rPr>
-        <w:t xml:space="preserve">et al.</w:t>
-      </w:r>
-      <w:r>
-        <w:t xml:space="preserve"> </w:t>
-      </w:r>
-      <w:r>
-        <w:t xml:space="preserve">(2015)</w:t>
-      </w:r>
-      <w:r>
-        <w:t xml:space="preserve"> </w:t>
-      </w:r>
-      <w:hyperlink r:id="rId120">
-        <w:r>
-          <w:rPr>
-            <w:rStyle w:val="Hyperlink"/>
-          </w:rPr>
-          <w:t xml:space="preserve">The reliability of</w:t>
-        </w:r>
-        <w:r>
-          <w:rPr>
-            <w:rStyle w:val="Hyperlink"/>
-          </w:rPr>
-          <w:t xml:space="preserve"> </w:t>
-        </w:r>
-        <w:r>
-          <w:rPr>
-            <w:rStyle w:val="Hyperlink"/>
-          </w:rPr>
-          <w:t xml:space="preserve">R50</w:t>
-        </w:r>
-        <w:r>
-          <w:rPr>
-            <w:rStyle w:val="Hyperlink"/>
-          </w:rPr>
-          <w:t xml:space="preserve"> </w:t>
-        </w:r>
-        <w:r>
-          <w:rPr>
-            <w:rStyle w:val="Hyperlink"/>
-          </w:rPr>
-          <w:t xml:space="preserve">as a measure of vulnerability of food webs to sequential species deletions</w:t>
-        </w:r>
-      </w:hyperlink>
-      <w:r>
-        <w:t xml:space="preserve">.</w:t>
-      </w:r>
-      <w:r>
-        <w:t xml:space="preserve"> </w:t>
-      </w:r>
-      <w:r>
-        <w:rPr>
-          <w:i/>
-          <w:iCs/>
-        </w:rPr>
-        <w:t xml:space="preserve">Oikos</w:t>
-      </w:r>
-      <w:r>
-        <w:t xml:space="preserve"> </w:t>
-      </w:r>
-      <w:r>
-        <w:t xml:space="preserve">124, 446–457</w:t>
-      </w:r>
-    </w:p>
-    <w:bookmarkEnd w:id="121"/>
-    <w:bookmarkStart w:id="123" w:name="ref-strydomSVDEntropyReveals2021"/>
-    <w:p>
-      <w:pPr>
-        <w:pStyle w:val="Bibliography"/>
-      </w:pPr>
-      <w:r>
-        <w:t xml:space="preserve">23.</w:t>
-      </w:r>
-      <w:r>
-        <w:t xml:space="preserve"> </w:t>
-      </w:r>
-      <w:r>
-        <w:t xml:space="preserve">	</w:t>
-      </w:r>
-      <w:r>
-        <w:t xml:space="preserve">Strydom, T.</w:t>
-      </w:r>
-      <w:r>
-        <w:t xml:space="preserve"> </w:t>
-      </w:r>
-      <w:r>
-        <w:rPr>
-          <w:i/>
-          <w:iCs/>
-        </w:rPr>
-        <w:t xml:space="preserve">et al.</w:t>
-      </w:r>
-      <w:r>
-        <w:t xml:space="preserve"> </w:t>
-      </w:r>
-      <w:r>
-        <w:t xml:space="preserve">(2021)</w:t>
-      </w:r>
-      <w:r>
-        <w:t xml:space="preserve"> </w:t>
-      </w:r>
-      <w:hyperlink r:id="rId122">
-        <w:r>
-          <w:rPr>
-            <w:rStyle w:val="Hyperlink"/>
-          </w:rPr>
-          <w:t xml:space="preserve">SVD Entropy Reveals</w:t>
-        </w:r>
-        <w:r>
-          <w:rPr>
-            <w:rStyle w:val="Hyperlink"/>
-          </w:rPr>
-          <w:t xml:space="preserve"> </w:t>
-        </w:r>
-        <w:r>
-          <w:rPr>
-            <w:rStyle w:val="Hyperlink"/>
-          </w:rPr>
-          <w:t xml:space="preserve">the</w:t>
-        </w:r>
-        <w:r>
-          <w:rPr>
-            <w:rStyle w:val="Hyperlink"/>
-          </w:rPr>
-          <w:t xml:space="preserve"> </w:t>
-        </w:r>
-        <w:r>
-          <w:rPr>
-            <w:rStyle w:val="Hyperlink"/>
-          </w:rPr>
-          <w:t xml:space="preserve">High Complexity</w:t>
-        </w:r>
-        <w:r>
-          <w:rPr>
-            <w:rStyle w:val="Hyperlink"/>
-          </w:rPr>
-          <w:t xml:space="preserve"> </w:t>
-        </w:r>
-        <w:r>
-          <w:rPr>
-            <w:rStyle w:val="Hyperlink"/>
-          </w:rPr>
-          <w:t xml:space="preserve">of</w:t>
-        </w:r>
-        <w:r>
-          <w:rPr>
-            <w:rStyle w:val="Hyperlink"/>
-          </w:rPr>
-          <w:t xml:space="preserve"> </w:t>
-        </w:r>
-        <w:r>
-          <w:rPr>
-            <w:rStyle w:val="Hyperlink"/>
-          </w:rPr>
-          <w:t xml:space="preserve">Ecological Networks</w:t>
-        </w:r>
-      </w:hyperlink>
-      <w:r>
-        <w:t xml:space="preserve">.</w:t>
-      </w:r>
-      <w:r>
-        <w:t xml:space="preserve"> </w:t>
-      </w:r>
-      <w:r>
-        <w:rPr>
-          <w:i/>
-          <w:iCs/>
-        </w:rPr>
-        <w:t xml:space="preserve">Front. Ecol. Evol.</w:t>
-      </w:r>
-      <w:r>
-        <w:t xml:space="preserve"> </w:t>
-      </w:r>
-      <w:r>
-        <w:t xml:space="preserve">9</w:t>
-      </w:r>
-    </w:p>
-    <w:bookmarkEnd w:id="123"/>
-    <w:bookmarkStart w:id="125" w:name="X3481a7b1378a8a1c27d457ba1288232f0ac90bb"/>
-    <w:p>
-      <w:pPr>
-        <w:pStyle w:val="Bibliography"/>
-      </w:pPr>
-      <w:r>
-        <w:t xml:space="preserve">24.</w:t>
-      </w:r>
-      <w:r>
-        <w:t xml:space="preserve"> </w:t>
-      </w:r>
-      <w:r>
-        <w:t xml:space="preserve">	</w:t>
-      </w:r>
-      <w:r>
-        <w:t xml:space="preserve">Staniczenko, P.P.A.</w:t>
-      </w:r>
-      <w:r>
-        <w:t xml:space="preserve"> </w:t>
-      </w:r>
-      <w:r>
-        <w:rPr>
-          <w:i/>
-          <w:iCs/>
-        </w:rPr>
-        <w:t xml:space="preserve">et al.</w:t>
-      </w:r>
-      <w:r>
-        <w:t xml:space="preserve"> </w:t>
-      </w:r>
-      <w:r>
-        <w:t xml:space="preserve">(2013)</w:t>
-      </w:r>
-      <w:r>
-        <w:t xml:space="preserve"> </w:t>
-      </w:r>
-      <w:hyperlink r:id="rId124">
-        <w:r>
-          <w:rPr>
-            <w:rStyle w:val="Hyperlink"/>
-          </w:rPr>
-          <w:t xml:space="preserve">The ghost of nestedness in ecological networks</w:t>
-        </w:r>
-      </w:hyperlink>
-      <w:r>
-        <w:t xml:space="preserve">.</w:t>
-      </w:r>
-      <w:r>
-        <w:t xml:space="preserve"> </w:t>
-      </w:r>
-      <w:r>
-        <w:rPr>
-          <w:i/>
-          <w:iCs/>
-        </w:rPr>
-        <w:t xml:space="preserve">Nat Commun</w:t>
-      </w:r>
-      <w:r>
-        <w:t xml:space="preserve"> </w:t>
-      </w:r>
-      <w:r>
-        <w:t xml:space="preserve">4, 1391</w:t>
-      </w:r>
-    </w:p>
-    <w:bookmarkEnd w:id="125"/>
-    <w:bookmarkStart w:id="127" w:name="Xafca52a5b72d6982fa110bedd3fd93e9c36b448"/>
-    <w:p>
-      <w:pPr>
-        <w:pStyle w:val="Bibliography"/>
-      </w:pPr>
-      <w:r>
-        <w:t xml:space="preserve">25.</w:t>
-      </w:r>
-      <w:r>
-        <w:t xml:space="preserve"> </w:t>
-      </w:r>
-      <w:r>
-        <w:t xml:space="preserve">	</w:t>
-      </w:r>
-      <w:r>
-        <w:t xml:space="preserve">Liu, Y.-Y.</w:t>
-      </w:r>
-      <w:r>
-        <w:t xml:space="preserve"> </w:t>
-      </w:r>
-      <w:r>
-        <w:rPr>
-          <w:i/>
-          <w:iCs/>
-        </w:rPr>
-        <w:t xml:space="preserve">et al.</w:t>
-      </w:r>
-      <w:r>
-        <w:t xml:space="preserve"> </w:t>
-      </w:r>
-      <w:r>
-        <w:t xml:space="preserve">(2011)</w:t>
-      </w:r>
-      <w:r>
-        <w:t xml:space="preserve"> </w:t>
-      </w:r>
-      <w:hyperlink r:id="rId126">
-        <w:r>
-          <w:rPr>
-            <w:rStyle w:val="Hyperlink"/>
-          </w:rPr>
-          <w:t xml:space="preserve">Controllability of complex networks</w:t>
-        </w:r>
-      </w:hyperlink>
-      <w:r>
-        <w:t xml:space="preserve">.</w:t>
-      </w:r>
-      <w:r>
-        <w:t xml:space="preserve"> </w:t>
-      </w:r>
-      <w:r>
-        <w:rPr>
-          <w:i/>
-          <w:iCs/>
-        </w:rPr>
-        <w:t xml:space="preserve">Nature</w:t>
-      </w:r>
-      <w:r>
-        <w:t xml:space="preserve"> </w:t>
-      </w:r>
-      <w:r>
-        <w:t xml:space="preserve">473, 167–173</w:t>
-      </w:r>
-    </w:p>
-    <w:bookmarkEnd w:id="127"/>
-    <w:bookmarkStart w:id="129" w:name="ref-mccannWeakTrophicInteractions1998"/>
-    <w:p>
-      <w:pPr>
-        <w:pStyle w:val="Bibliography"/>
-      </w:pPr>
-      <w:r>
-        <w:t xml:space="preserve">26.</w:t>
-      </w:r>
-      <w:r>
-        <w:t xml:space="preserve"> </w:t>
-      </w:r>
-      <w:r>
-        <w:t xml:space="preserve">	</w:t>
-      </w:r>
-      <w:r>
-        <w:t xml:space="preserve">McCann, K.</w:t>
-      </w:r>
-      <w:r>
-        <w:t xml:space="preserve"> </w:t>
-      </w:r>
-      <w:r>
-        <w:rPr>
-          <w:i/>
-          <w:iCs/>
-        </w:rPr>
-        <w:t xml:space="preserve">et al.</w:t>
-      </w:r>
-      <w:r>
-        <w:t xml:space="preserve"> </w:t>
-      </w:r>
-      <w:r>
-        <w:t xml:space="preserve">(1998)</w:t>
-      </w:r>
-      <w:r>
-        <w:t xml:space="preserve"> </w:t>
-      </w:r>
-      <w:hyperlink r:id="rId128">
-        <w:r>
-          <w:rPr>
-            <w:rStyle w:val="Hyperlink"/>
-          </w:rPr>
-          <w:t xml:space="preserve">Weak trophic interactions and the balance of nature</w:t>
-        </w:r>
-      </w:hyperlink>
-      <w:r>
-        <w:t xml:space="preserve">.</w:t>
-      </w:r>
-      <w:r>
-        <w:t xml:space="preserve"> </w:t>
-      </w:r>
-      <w:r>
-        <w:rPr>
-          <w:i/>
-          <w:iCs/>
-        </w:rPr>
-        <w:t xml:space="preserve">Nature</w:t>
-      </w:r>
-      <w:r>
-        <w:t xml:space="preserve"> </w:t>
-      </w:r>
-      <w:r>
-        <w:t xml:space="preserve">395, 794–798</w:t>
-      </w:r>
-    </w:p>
-    <w:bookmarkEnd w:id="129"/>
-    <w:bookmarkStart w:id="131" w:name="ref-montoyaEcologicalNetworksTheir2006"/>
-    <w:p>
-      <w:pPr>
-        <w:pStyle w:val="Bibliography"/>
-      </w:pPr>
-      <w:r>
-        <w:t xml:space="preserve">27.</w:t>
-      </w:r>
-      <w:r>
-        <w:t xml:space="preserve"> </w:t>
-      </w:r>
-      <w:r>
-        <w:t xml:space="preserve">	</w:t>
-      </w:r>
-      <w:r>
-        <w:t xml:space="preserve">Montoya, J.M.</w:t>
-      </w:r>
-      <w:r>
-        <w:t xml:space="preserve"> </w:t>
-      </w:r>
-      <w:r>
-        <w:rPr>
-          <w:i/>
-          <w:iCs/>
-        </w:rPr>
-        <w:t xml:space="preserve">et al.</w:t>
-      </w:r>
-      <w:r>
-        <w:t xml:space="preserve"> </w:t>
-      </w:r>
-      <w:r>
-        <w:t xml:space="preserve">(2006)</w:t>
-      </w:r>
-      <w:r>
-        <w:t xml:space="preserve"> </w:t>
-      </w:r>
-      <w:hyperlink r:id="rId130">
-        <w:r>
-          <w:rPr>
-            <w:rStyle w:val="Hyperlink"/>
-          </w:rPr>
-          <w:t xml:space="preserve">Ecological networks and their fragility</w:t>
-        </w:r>
-      </w:hyperlink>
-      <w:r>
-        <w:t xml:space="preserve">.</w:t>
-      </w:r>
-      <w:r>
-        <w:t xml:space="preserve"> </w:t>
-      </w:r>
-      <w:r>
-        <w:rPr>
-          <w:i/>
-          <w:iCs/>
-        </w:rPr>
-        <w:t xml:space="preserve">Nature</w:t>
-      </w:r>
-      <w:r>
-        <w:t xml:space="preserve"> </w:t>
-      </w:r>
-      <w:r>
-        <w:t xml:space="preserve">442, 259–264</w:t>
-      </w:r>
-    </w:p>
-    <w:bookmarkEnd w:id="131"/>
-    <w:bookmarkStart w:id="133" w:name="X88ecdfa9d1446d08e01bc0778af629a0f4bd17b"/>
-    <w:p>
-      <w:pPr>
-        <w:pStyle w:val="Bibliography"/>
-      </w:pPr>
-      <w:r>
-        <w:t xml:space="preserve">28.</w:t>
-      </w:r>
-      <w:r>
-        <w:t xml:space="preserve"> </w:t>
-      </w:r>
-      <w:r>
-        <w:t xml:space="preserve">	</w:t>
-      </w:r>
-      <w:r>
-        <w:t xml:space="preserve">McCann, K. and Hastings, A. (1997)</w:t>
-      </w:r>
-      <w:r>
-        <w:t xml:space="preserve"> </w:t>
-      </w:r>
-      <w:hyperlink r:id="rId132">
-        <w:r>
-          <w:rPr>
-            <w:rStyle w:val="Hyperlink"/>
-          </w:rPr>
-          <w:t xml:space="preserve">Re-</w:t>
-        </w:r>
-        <w:r>
-          <w:rPr>
-            <w:rStyle w:val="Hyperlink"/>
-          </w:rPr>
-          <w:t xml:space="preserve">Evaluating</w:t>
-        </w:r>
-        <w:r>
-          <w:rPr>
-            <w:rStyle w:val="Hyperlink"/>
-          </w:rPr>
-          <w:t xml:space="preserve"> </w:t>
-        </w:r>
-        <w:r>
-          <w:rPr>
-            <w:rStyle w:val="Hyperlink"/>
-          </w:rPr>
-          <w:t xml:space="preserve">the</w:t>
-        </w:r>
-        <w:r>
-          <w:rPr>
-            <w:rStyle w:val="Hyperlink"/>
-          </w:rPr>
-          <w:t xml:space="preserve"> </w:t>
-        </w:r>
-        <w:r>
-          <w:rPr>
-            <w:rStyle w:val="Hyperlink"/>
-          </w:rPr>
-          <w:t xml:space="preserve">Omnivory-Stability Relationship</w:t>
-        </w:r>
-        <w:r>
-          <w:rPr>
-            <w:rStyle w:val="Hyperlink"/>
-          </w:rPr>
-          <w:t xml:space="preserve"> </w:t>
-        </w:r>
-        <w:r>
-          <w:rPr>
-            <w:rStyle w:val="Hyperlink"/>
-          </w:rPr>
-          <w:t xml:space="preserve">in</w:t>
-        </w:r>
-        <w:r>
-          <w:rPr>
-            <w:rStyle w:val="Hyperlink"/>
-          </w:rPr>
-          <w:t xml:space="preserve"> </w:t>
-        </w:r>
-        <w:r>
-          <w:rPr>
-            <w:rStyle w:val="Hyperlink"/>
-          </w:rPr>
-          <w:t xml:space="preserve">Food Webs</w:t>
-        </w:r>
-      </w:hyperlink>
-      <w:r>
-        <w:t xml:space="preserve">.</w:t>
-      </w:r>
-      <w:r>
-        <w:t xml:space="preserve"> </w:t>
-      </w:r>
-      <w:r>
-        <w:rPr>
-          <w:i/>
-          <w:iCs/>
-        </w:rPr>
-        <w:t xml:space="preserve">Proceedings: Biological Sciences</w:t>
-      </w:r>
-      <w:r>
-        <w:t xml:space="preserve"> </w:t>
-      </w:r>
-      <w:r>
-        <w:t xml:space="preserve">264, 1249–1254</w:t>
-      </w:r>
-    </w:p>
-    <w:bookmarkEnd w:id="133"/>
-    <w:bookmarkStart w:id="135" w:name="ref-polisFoodWebComplexity1996"/>
-    <w:p>
-      <w:pPr>
-        <w:pStyle w:val="Bibliography"/>
-      </w:pPr>
-      <w:r>
-        <w:t xml:space="preserve">29.</w:t>
-      </w:r>
-      <w:r>
-        <w:t xml:space="preserve"> </w:t>
-      </w:r>
-      <w:r>
-        <w:t xml:space="preserve">	</w:t>
-      </w:r>
-      <w:r>
-        <w:t xml:space="preserve">Polis, G.A. and Strong, D.R. (1996)</w:t>
-      </w:r>
-      <w:r>
-        <w:t xml:space="preserve"> </w:t>
-      </w:r>
-      <w:hyperlink r:id="rId134">
-        <w:r>
-          <w:rPr>
-            <w:rStyle w:val="Hyperlink"/>
-          </w:rPr>
-          <w:t xml:space="preserve">Food</w:t>
-        </w:r>
-        <w:r>
-          <w:rPr>
-            <w:rStyle w:val="Hyperlink"/>
-          </w:rPr>
-          <w:t xml:space="preserve"> </w:t>
-        </w:r>
-        <w:r>
-          <w:rPr>
-            <w:rStyle w:val="Hyperlink"/>
-          </w:rPr>
-          <w:t xml:space="preserve">Web Complexity</w:t>
-        </w:r>
-        <w:r>
-          <w:rPr>
-            <w:rStyle w:val="Hyperlink"/>
-          </w:rPr>
-          <w:t xml:space="preserve"> </w:t>
-        </w:r>
-        <w:r>
-          <w:rPr>
-            <w:rStyle w:val="Hyperlink"/>
-          </w:rPr>
-          <w:t xml:space="preserve">and</w:t>
-        </w:r>
-        <w:r>
-          <w:rPr>
-            <w:rStyle w:val="Hyperlink"/>
-          </w:rPr>
-          <w:t xml:space="preserve"> </w:t>
-        </w:r>
-        <w:r>
-          <w:rPr>
-            <w:rStyle w:val="Hyperlink"/>
-          </w:rPr>
-          <w:t xml:space="preserve">Community Dynamics</w:t>
-        </w:r>
-      </w:hyperlink>
-      <w:r>
-        <w:t xml:space="preserve">.</w:t>
-      </w:r>
-      <w:r>
-        <w:t xml:space="preserve"> </w:t>
-      </w:r>
-      <w:r>
-        <w:rPr>
-          <w:i/>
-          <w:iCs/>
-        </w:rPr>
-        <w:t xml:space="preserve">The American Naturalist</w:t>
-      </w:r>
-      <w:r>
-        <w:t xml:space="preserve"> </w:t>
-      </w:r>
-      <w:r>
-        <w:t xml:space="preserve">147, 813–846</w:t>
-      </w:r>
-    </w:p>
-    <w:bookmarkEnd w:id="135"/>
-    <w:bookmarkStart w:id="137" w:name="ref-emmersonWeakInteractionsOmnivory2004"/>
-    <w:p>
-      <w:pPr>
-        <w:pStyle w:val="Bibliography"/>
-      </w:pPr>
-      <w:r>
-        <w:t xml:space="preserve">30.</w:t>
-      </w:r>
-      <w:r>
-        <w:t xml:space="preserve"> </w:t>
-      </w:r>
-      <w:r>
-        <w:t xml:space="preserve">	</w:t>
-      </w:r>
-      <w:r>
-        <w:t xml:space="preserve">Emmerson, M. and Yearsley, J.M. (2004)</w:t>
-      </w:r>
-      <w:r>
-        <w:t xml:space="preserve"> </w:t>
-      </w:r>
-      <w:hyperlink r:id="rId136">
-        <w:r>
-          <w:rPr>
-            <w:rStyle w:val="Hyperlink"/>
-          </w:rPr>
-          <w:t xml:space="preserve">Weak</w:t>
-        </w:r>
-        <w:r>
-          <w:rPr>
-            <w:rStyle w:val="Hyperlink"/>
-          </w:rPr>
-          <w:t xml:space="preserve"> </w:t>
-        </w:r>
-        <w:r>
-          <w:rPr>
-            <w:rStyle w:val="Hyperlink"/>
-          </w:rPr>
-          <w:t xml:space="preserve">Interactions</w:t>
-        </w:r>
-        <w:r>
-          <w:rPr>
-            <w:rStyle w:val="Hyperlink"/>
-          </w:rPr>
-          <w:t xml:space="preserve">,</w:t>
-        </w:r>
-        <w:r>
-          <w:rPr>
-            <w:rStyle w:val="Hyperlink"/>
-          </w:rPr>
-          <w:t xml:space="preserve"> </w:t>
-        </w:r>
-        <w:r>
-          <w:rPr>
-            <w:rStyle w:val="Hyperlink"/>
-          </w:rPr>
-          <w:t xml:space="preserve">Omnivory</w:t>
-        </w:r>
-        <w:r>
-          <w:rPr>
-            <w:rStyle w:val="Hyperlink"/>
-          </w:rPr>
-          <w:t xml:space="preserve"> </w:t>
-        </w:r>
-        <w:r>
-          <w:rPr>
-            <w:rStyle w:val="Hyperlink"/>
-          </w:rPr>
-          <w:t xml:space="preserve">and</w:t>
-        </w:r>
-        <w:r>
-          <w:rPr>
-            <w:rStyle w:val="Hyperlink"/>
-          </w:rPr>
-          <w:t xml:space="preserve"> </w:t>
-        </w:r>
-        <w:r>
-          <w:rPr>
-            <w:rStyle w:val="Hyperlink"/>
-          </w:rPr>
-          <w:t xml:space="preserve">Emergent Food-Web Properties</w:t>
-        </w:r>
-      </w:hyperlink>
-      <w:r>
-        <w:t xml:space="preserve">.</w:t>
-      </w:r>
-      <w:r>
-        <w:t xml:space="preserve"> </w:t>
-      </w:r>
-      <w:r>
-        <w:rPr>
-          <w:i/>
-          <w:iCs/>
-        </w:rPr>
-        <w:t xml:space="preserve">Proceedings: Biological Sciences</w:t>
-      </w:r>
-      <w:r>
-        <w:t xml:space="preserve"> </w:t>
-      </w:r>
-      <w:r>
-        <w:t xml:space="preserve">271, 397–405</w:t>
-      </w:r>
-    </w:p>
-    <w:bookmarkEnd w:id="137"/>
-    <w:bookmarkStart w:id="139" w:name="X213a6aaf50050957348988b5bbabc4dd1122e7b"/>
-    <w:p>
-      <w:pPr>
-        <w:pStyle w:val="Bibliography"/>
-      </w:pPr>
-      <w:r>
-        <w:t xml:space="preserve">31.</w:t>
-      </w:r>
-      <w:r>
-        <w:t xml:space="preserve"> </w:t>
-      </w:r>
-      <w:r>
-        <w:t xml:space="preserve">	</w:t>
-      </w:r>
-      <w:r>
-        <w:t xml:space="preserve">Walker, B.H. (1992)</w:t>
-      </w:r>
-      <w:r>
-        <w:t xml:space="preserve"> </w:t>
-      </w:r>
-      <w:hyperlink r:id="rId138">
-        <w:r>
-          <w:rPr>
-            <w:rStyle w:val="Hyperlink"/>
-          </w:rPr>
-          <w:t xml:space="preserve">Biodiversity and</w:t>
-        </w:r>
-        <w:r>
-          <w:rPr>
-            <w:rStyle w:val="Hyperlink"/>
-          </w:rPr>
-          <w:t xml:space="preserve"> </w:t>
-        </w:r>
-        <w:r>
-          <w:rPr>
-            <w:rStyle w:val="Hyperlink"/>
-          </w:rPr>
-          <w:t xml:space="preserve">Ecological Redundancy</w:t>
-        </w:r>
-      </w:hyperlink>
-      <w:r>
-        <w:t xml:space="preserve">.</w:t>
-      </w:r>
-      <w:r>
-        <w:t xml:space="preserve"> </w:t>
-      </w:r>
-      <w:r>
-        <w:rPr>
-          <w:i/>
-          <w:iCs/>
-        </w:rPr>
-        <w:t xml:space="preserve">Conservation Biology</w:t>
-      </w:r>
-      <w:r>
-        <w:t xml:space="preserve"> </w:t>
-      </w:r>
-      <w:r>
-        <w:t xml:space="preserve">6, 18–23</w:t>
-      </w:r>
-    </w:p>
-    <w:bookmarkEnd w:id="139"/>
-    <w:bookmarkEnd w:id="140"/>
-    <w:bookmarkEnd w:id="141"/>
+        <w:t xml:space="preserve">. Oikos 87:327–340.</w:t>
+      </w:r>
+    </w:p>
+    <w:bookmarkEnd w:id="144"/>
+    <w:bookmarkEnd w:id="145"/>
+    <w:bookmarkEnd w:id="146"/>
     <w:sectPr>
       <w:footnotePr>
         <w:numRestart w:val="eachSect"/>

--- a/index.docx
+++ b/index.docx
@@ -3139,7 +3139,7 @@
       </w:r>
     </w:p>
     <w:bookmarkEnd w:id="13"/>
-    <w:bookmarkStart w:id="19" w:name="Xa1e356f8b4615d913aa8dbeb1055359363a4932"/>
+    <w:bookmarkStart w:id="17" w:name="Xa1e356f8b4615d913aa8dbeb1055359363a4932"/>
     <w:p>
       <w:pPr>
         <w:pStyle w:val="Heading2"/>
@@ -3267,13 +3267,14 @@
       </w:r>
     </w:p>
     <w:bookmarkEnd w:id="16"/>
-    <w:bookmarkStart w:id="18" w:name="structural-control-of-stability"/>
-    <w:p>
-      <w:pPr>
-        <w:pStyle w:val="Heading3"/>
-      </w:pPr>
-      <w:r>
-        <w:t xml:space="preserve">2.4.4 Structural Control of Stability</w:t>
+    <w:bookmarkEnd w:id="17"/>
+    <w:bookmarkStart w:id="19" w:name="structural-control-of-stability"/>
+    <w:p>
+      <w:pPr>
+        <w:pStyle w:val="Heading2"/>
+      </w:pPr>
+      <w:r>
+        <w:t xml:space="preserve">2.5 Structural Control of Stability</w:t>
       </w:r>
     </w:p>
     <w:p>
@@ -3351,13 +3352,13 @@
         <w:t xml:space="preserve">values indicate that stability is driven by a smaller subset of structural predictors (lasso-like sparsity)..</w:t>
       </w:r>
     </w:p>
-    <w:bookmarkStart w:id="17" w:name="model-evaluation"/>
-    <w:p>
-      <w:pPr>
-        <w:pStyle w:val="Heading4"/>
-      </w:pPr>
-      <w:r>
-        <w:t xml:space="preserve">2.4.4.1 Model Evaluation</w:t>
+    <w:bookmarkStart w:id="18" w:name="model-evaluation"/>
+    <w:p>
+      <w:pPr>
+        <w:pStyle w:val="Heading3"/>
+      </w:pPr>
+      <w:r>
+        <w:t xml:space="preserve">2.5.1 Model Evaluation</w:t>
       </w:r>
     </w:p>
     <w:p>
@@ -3422,11 +3423,10 @@
         <w:t xml:space="preserve">, providing a measure of the absolute variance in stability explained by each structural component.</w:t>
       </w:r>
     </w:p>
-    <w:bookmarkEnd w:id="17"/>
     <w:bookmarkEnd w:id="18"/>
     <w:bookmarkEnd w:id="19"/>
     <w:bookmarkEnd w:id="20"/>
-    <w:bookmarkStart w:id="70" w:name="results"/>
+    <w:bookmarkStart w:id="78" w:name="results"/>
     <w:p>
       <w:pPr>
         <w:pStyle w:val="Heading1"/>
@@ -3907,7 +3907,7 @@
       </w:tr>
     </w:tbl>
     <w:bookmarkEnd w:id="26"/>
-    <w:bookmarkStart w:id="43" w:name="X88a5fb22cc012a2012a2ee06baac475b58bff9f"/>
+    <w:bookmarkStart w:id="47" w:name="X88a5fb22cc012a2012a2ee06baac475b58bff9f"/>
     <w:p>
       <w:pPr>
         <w:pStyle w:val="Heading2"/>
@@ -3935,7 +3935,27 @@
         </w:r>
       </w:hyperlink>
       <w:r>
-        <w:t xml:space="preserve">. The first three principal components accounted for 68.5% of total variance (PC1 = 31.2%, PC2 = 21.5%, PC3 = 15.6%), with 80.7% of variance explained by the first five components. Subsequent axes contributed progressively smaller proportions of variance, indicating that a small number of dominant gradients summarise most structural variation.</w:t>
+        <w:t xml:space="preserve">. The first three principal components accounted for 68.5% of total variance (PC1 = 31.2%, PC2 = 21.5%, PC3 = 15.6%), with 80.7% explained by the first five components, indicating that a small number of dominant gradients capture most structural variation.</w:t>
+      </w:r>
+      <w:r>
+        <w:t xml:space="preserve"> </w:t>
+      </w:r>
+      <w:r>
+        <w:t xml:space="preserve">Variance decomposition of principal components by module revealed a structured alignment between the modular organisation of metrics and the dominant axes of variation</w:t>
+      </w:r>
+      <w:r>
+        <w:t xml:space="preserve"> </w:t>
+      </w:r>
+      <w:hyperlink w:anchor="fig-alignment_heatmap">
+        <w:r>
+          <w:rPr>
+            <w:rStyle w:val="Hyperlink"/>
+          </w:rPr>
+          <w:t xml:space="preserve">Figure 3</w:t>
+        </w:r>
+      </w:hyperlink>
+      <w:r>
+        <w:t xml:space="preserve">. The first two principal components were jointly structured by Macro Complexity and Trophic Integration, but in contrasting ways indicating that variation primarily separates highly integrated trophic structure from size-driven architecture. PC3 represented a distinct structural dimension dominated by Control Heterogeneity, with additional contributions from Trophic Role Asymmetry, reflecting variation in the distribution of predation pressure and imbalances among trophic roles. This axis captures differences in how strongly interactions are concentrated among species and how unevenly trophic roles are distributed across the network.</w:t>
       </w:r>
     </w:p>
     <w:tbl>
@@ -4038,7 +4058,7 @@
       <w:tr>
         <w:tc>
           <w:tcPr/>
-          <w:bookmarkStart w:id="34" w:name="fig-variance"/>
+          <w:bookmarkStart w:id="34" w:name="fig-alignment_heatmap"/>
           <w:p>
             <w:pPr>
               <w:pStyle w:val="Compact"/>
@@ -4047,14 +4067,14 @@
             <w:r>
               <w:drawing>
                 <wp:inline>
-                  <wp:extent cx="5334000" cy="2095500"/>
+                  <wp:extent cx="5334000" cy="2667000"/>
                   <wp:effectExtent b="0" l="0" r="0" t="0"/>
                   <wp:docPr descr="" title="" id="32" name="Picture"/>
                   <a:graphic>
                     <a:graphicData uri="http://schemas.openxmlformats.org/drawingml/2006/picture">
                       <pic:pic>
                         <pic:nvPicPr>
-                          <pic:cNvPr descr="figures/variance_explained.png" id="33" name="Picture"/>
+                          <pic:cNvPr descr="figures/module_alignment_heatmap.png" id="33" name="Picture"/>
                           <pic:cNvPicPr>
                             <a:picLocks noChangeArrowheads="1" noChangeAspect="1"/>
                           </pic:cNvPicPr>
@@ -4068,7 +4088,7 @@
                         <pic:spPr bwMode="auto">
                           <a:xfrm>
                             <a:off x="0" y="0"/>
-                            <a:ext cx="5334000" cy="2095500"/>
+                            <a:ext cx="5334000" cy="2667000"/>
                           </a:xfrm>
                           <a:prstGeom prst="rect">
                             <a:avLst/>
@@ -4097,7 +4117,7 @@
               <w:pStyle w:val="ImageCaption"/>
             </w:pPr>
             <w:r>
-              <w:t xml:space="preserve">Figure 3: This figure quantifies the relative contribution of each structural module to the variance captured by individual Principal Components (PCs). Calculation: For each PC, the total variance (eigenvalue) is partitioned among the k=7 modules identified in the hierarchical clustering. The contribution of a module to a specific PC is calculated as the sum of the squared loadings of all metrics belonging to that module, normalised by the total variance explained by that PC. Visual Interpretation: The alluvial plot illustrates how the ecological weight shifts across different structural dimensions. For example, while PC1 may be dominated by a single module, subsequent PCs often represent a more diverse blend of modular contributions, reflecting the multifaceted nature of topological complexity and trophic organization. Significance: This visualisation confirms that the PC axes are not merely statistical artifacts but are grounded in the specific groups of correlated metrics defined in the main text. The stability of the flow across the first several components demonstrates that the modular organisation of food web architecture is consistently represented across the primary gradients of structural variation.</w:t>
+              <w:t xml:space="preserve">Figure 3: Heatmap showing the correspondence between the seven identified food-web modules (rows) and the principal components (columns) capturing 80% of cumulative variance. High values (darker shading) indicate strong alignment, where a specific module’s internal structure drives the variation captured by that PC. Both rows and columns are hierarchically clustered to highlight similarities in how different structural dimensions contribute to the overall food-web architecture.</w:t>
             </w:r>
           </w:p>
           <w:bookmarkEnd w:id="34"/>
@@ -4109,24 +4129,7 @@
         <w:pStyle w:val="BodyText"/>
       </w:pPr>
       <w:r>
-        <w:t xml:space="preserve">Inspection of the variance explained by module-level contribution</w:t>
-      </w:r>
-      <w:r>
-        <w:t xml:space="preserve"> </w:t>
-      </w:r>
-      <w:hyperlink w:anchor="fig-alignment_heatmap">
-        <w:r>
-          <w:rPr>
-            <w:rStyle w:val="Hyperlink"/>
-          </w:rPr>
-          <w:t xml:space="preserve">Figure 4</w:t>
-        </w:r>
-      </w:hyperlink>
-      <w:r>
-        <w:t xml:space="preserve"> </w:t>
-      </w:r>
-      <w:r>
-        <w:t xml:space="preserve">indicate that PC1 primarily reflects variation in Macro-Architectural Complexity and Trophic Integration &amp; Structural Consistency, capturing differences in network size, link density, and intermediate-level trophic ordering. PC2 is influenced largely by Control Heterogeneity and Trophic Integration, representing variation in top-down control and cross-level integration. PC3 contrasts Energy Transport Geometry with Control Heterogeneity, reflecting independent variation in energy routing and uneven distribution of interaction pressure. These results suggest that food-web structure can be summarised by a small number of ecologically interpretable axes, representing orthogonal gradients of size and complexity, trophic integration, and control heterogeneity.</w:t>
+        <w:t xml:space="preserve"> </w:t>
       </w:r>
     </w:p>
     <w:tbl>
@@ -4142,7 +4145,7 @@
       <w:tr>
         <w:tc>
           <w:tcPr/>
-          <w:bookmarkStart w:id="38" w:name="fig-alignment_heatmap"/>
+          <w:bookmarkStart w:id="38" w:name="fig-pca_heatmap"/>
           <w:p>
             <w:pPr>
               <w:pStyle w:val="Compact"/>
@@ -4158,7 +4161,7 @@
                     <a:graphicData uri="http://schemas.openxmlformats.org/drawingml/2006/picture">
                       <pic:pic>
                         <pic:nvPicPr>
-                          <pic:cNvPr descr="figures/module_alignment_heatmap.png" id="37" name="Picture"/>
+                          <pic:cNvPr descr="figures/pca_loadings_heatmap.png" id="37" name="Picture"/>
                           <pic:cNvPicPr>
                             <a:picLocks noChangeArrowheads="1" noChangeAspect="1"/>
                           </pic:cNvPicPr>
@@ -4201,7 +4204,7 @@
               <w:pStyle w:val="ImageCaption"/>
             </w:pPr>
             <w:r>
-              <w:t xml:space="preserve">Figure 4: Heatmap showing the correspondence between the seven identified food-web modules (rows) and the principal components (columns) capturing 80% of cumulative variance. High values (darker shading) indicate strong alignment, where a specific module’s internal structure drives the variation captured by that PC. Both rows and columns are hierarchically clustered to highlight similarities in how different structural dimensions contribute to the overall food-web architecture.</w:t>
+              <w:t xml:space="preserve">Figure 4: TODO.</w:t>
             </w:r>
           </w:p>
           <w:bookmarkEnd w:id="38"/>
@@ -4213,38 +4216,7 @@
         <w:pStyle w:val="BodyText"/>
       </w:pPr>
       <w:r>
-        <w:t xml:space="preserve">The global permutation test indicated significant alignment between the modular partition and the principal component structure (</w:t>
-      </w:r>
-      <m:oMath>
-        <m:r>
-          <m:t>p</m:t>
-        </m:r>
-        <m:r>
-          <m:rPr>
-            <m:sty m:val="p"/>
-          </m:rPr>
-          <m:t>=</m:t>
-        </m:r>
-        <m:r>
-          <m:t>0.05</m:t>
-        </m:r>
-      </m:oMath>
-      <w:r>
-        <w:t xml:space="preserve">), demonstrating that the observed module assignment explains the multivariate geometry of structural metrics better than randomly assigned modules. Alignment strength varied substantially across modules</w:t>
-      </w:r>
-      <w:r>
-        <w:t xml:space="preserve"> </w:t>
-      </w:r>
-      <w:hyperlink w:anchor="fig-alignment_signif">
-        <w:r>
-          <w:rPr>
-            <w:rStyle w:val="Hyperlink"/>
-          </w:rPr>
-          <w:t xml:space="preserve">Figure 5</w:t>
-        </w:r>
-      </w:hyperlink>
-      <w:r>
-        <w:t xml:space="preserve">. Macro-Architectural Complexity (Module 1) exhibited the strongest and most extensive alignment, showing significant associations with multiple principal components and a dominant loading on PC1, indicating that it contributes substantially to the primary structural gradient associated with network size, link density, and motif diversity. Trophic Integration &amp; Structural Consistency (Module 6) displayed broad alignment across three principal components, with its strongest association on PC1, reflecting its contribution to intermediate-level ordering and consistency in trophic level structure. Integration &amp; Dominance (Module 2) and Control Heterogeneity &amp; Top-Down Variability (Module 5) showed more limited alignment, each significantly associated with one to two principal components, highlighting variation in network cohesion, dominance concentration, and top-down pressure that maps onto secondary structural gradients. Energy Transport Geometry (Module 3) was significantly aligned with PC3, indicating that energy routing structure represents an axis largely orthogonal to the dominant size and integration gradients. Trophic Asymmetry (Module 4) showed modest alignment with higher-order components, suggesting that skew between basal and consumer dominance captures subtler variation in network structure. Overall, significant module–PC associations were concentrated in a subset of principal components, reinforcing the interpretation that modular structure maps onto specific, ecologically interpretable structural gradients rather than uniformly spanning the full multivariate space.</w:t>
+        <w:t xml:space="preserve"> </w:t>
       </w:r>
     </w:p>
     <w:tbl>
@@ -4260,7 +4232,133 @@
       <w:tr>
         <w:tc>
           <w:tcPr/>
-          <w:bookmarkStart w:id="42" w:name="fig-alignment_signif"/>
+          <w:bookmarkStart w:id="42" w:name="fig-variance"/>
+          <w:p>
+            <w:pPr>
+              <w:pStyle w:val="Compact"/>
+              <w:jc w:val="center"/>
+            </w:pPr>
+            <w:r>
+              <w:drawing>
+                <wp:inline>
+                  <wp:extent cx="5334000" cy="2095500"/>
+                  <wp:effectExtent b="0" l="0" r="0" t="0"/>
+                  <wp:docPr descr="" title="" id="40" name="Picture"/>
+                  <a:graphic>
+                    <a:graphicData uri="http://schemas.openxmlformats.org/drawingml/2006/picture">
+                      <pic:pic>
+                        <pic:nvPicPr>
+                          <pic:cNvPr descr="figures/variance_explained.png" id="41" name="Picture"/>
+                          <pic:cNvPicPr>
+                            <a:picLocks noChangeArrowheads="1" noChangeAspect="1"/>
+                          </pic:cNvPicPr>
+                        </pic:nvPicPr>
+                        <pic:blipFill>
+                          <a:blip r:embed="rId39"/>
+                          <a:stretch>
+                            <a:fillRect/>
+                          </a:stretch>
+                        </pic:blipFill>
+                        <pic:spPr bwMode="auto">
+                          <a:xfrm>
+                            <a:off x="0" y="0"/>
+                            <a:ext cx="5334000" cy="2095500"/>
+                          </a:xfrm>
+                          <a:prstGeom prst="rect">
+                            <a:avLst/>
+                          </a:prstGeom>
+                          <a:noFill/>
+                          <a:ln w="9525">
+                            <a:noFill/>
+                            <a:headEnd/>
+                            <a:tailEnd/>
+                          </a:ln>
+                        </pic:spPr>
+                      </pic:pic>
+                    </a:graphicData>
+                  </a:graphic>
+                </wp:inline>
+              </w:drawing>
+            </w:r>
+          </w:p>
+          <w:p>
+            <w:pPr>
+              <w:jc w:val="center"/>
+            </w:pPr>
+            <w:pPr>
+              <w:jc w:val="left"/>
+              <w:spacing w:before="200"/>
+              <w:pStyle w:val="ImageCaption"/>
+            </w:pPr>
+            <w:r>
+              <w:t xml:space="preserve">Figure 5: This figure quantifies the relative contribution of each structural module to the variance captured by individual Principal Components (PCs). Calculation: For each PC, the total variance (eigenvalue) is partitioned among the k=7 modules identified in the hierarchical clustering. The contribution of a module to a specific PC is calculated as the sum of the squared loadings of all metrics belonging to that module, normalised by the total variance explained by that PC. Visual Interpretation: The alluvial plot illustrates how the ecological weight shifts across different structural dimensions. For example, while PC1 may be dominated by a single module, subsequent PCs often represent a more diverse blend of modular contributions, reflecting the multifaceted nature of topological complexity and trophic organization. Significance: This visualisation confirms that the PC axes are not merely statistical artifacts but are grounded in the specific groups of correlated metrics defined in the main text. The stability of the flow across the first several components demonstrates that the modular organisation of food web architecture is consistently represented across the primary gradients of structural variation.</w:t>
+            </w:r>
+          </w:p>
+          <w:bookmarkEnd w:id="42"/>
+        </w:tc>
+      </w:tr>
+    </w:tbl>
+    <w:p>
+      <w:pPr>
+        <w:pStyle w:val="BodyText"/>
+      </w:pPr>
+      <w:r>
+        <w:t xml:space="preserve">Beyond the first three axes, additional modules aligned with more specialised components of structural variation. In particular, Energy Transport exhibited strong alignment with higher-order components (notably PC6), indicating that the geometry of trophic pathways varies largely independently of both network size and trophic integration. Basal Control showed weaker and more diffuse alignment across higher-order components, suggesting that variation in energy entry points and centrality represents a secondary structural dimension.</w:t>
+      </w:r>
+    </w:p>
+    <w:p>
+      <w:pPr>
+        <w:pStyle w:val="BodyText"/>
+      </w:pPr>
+      <w:r>
+        <w:t xml:space="preserve">A global permutation test confirmed that the observed alignment between modules and principal components was significantly stronger than expected under random assignment (</w:t>
+      </w:r>
+      <m:oMath>
+        <m:r>
+          <m:t>p</m:t>
+        </m:r>
+        <m:r>
+          <m:rPr>
+            <m:sty m:val="p"/>
+          </m:rPr>
+          <m:t>=</m:t>
+        </m:r>
+        <m:r>
+          <m:t>0.006</m:t>
+        </m:r>
+      </m:oMath>
+      <w:r>
+        <w:t xml:space="preserve">), demonstrating that the modular structure captures meaningful geometric organisation in the multivariate space of network metrics</w:t>
+      </w:r>
+      <w:r>
+        <w:t xml:space="preserve"> </w:t>
+      </w:r>
+      <w:hyperlink w:anchor="fig-alignment_signif">
+        <w:r>
+          <w:rPr>
+            <w:rStyle w:val="Hyperlink"/>
+          </w:rPr>
+          <w:t xml:space="preserve">Figure 6</w:t>
+        </w:r>
+      </w:hyperlink>
+      <w:r>
+        <w:t xml:space="preserve">. Alignment was concentrated in a subset of principal components, indicating that modules map onto specific structural gradients rather than uniformly spanning the full space.</w:t>
+      </w:r>
+    </w:p>
+    <w:tbl>
+      <w:tblPr>
+        <w:tblStyle w:val="Table"/>
+        <w:tblW w:type="pct" w:w="5000"/>
+        <w:tblLayout w:type="fixed"/>
+        <w:tblLook w:firstRow="0" w:lastRow="0" w:firstColumn="0" w:lastColumn="0" w:noHBand="0" w:noVBand="0" w:val="0000"/>
+      </w:tblPr>
+      <w:tblGrid>
+        <w:gridCol w:w="7920"/>
+      </w:tblGrid>
+      <w:tr>
+        <w:tc>
+          <w:tcPr/>
+          <w:bookmarkStart w:id="46" w:name="fig-alignment_signif"/>
           <w:p>
             <w:pPr>
               <w:pStyle w:val="Compact"/>
@@ -4271,18 +4369,18 @@
                 <wp:inline>
                   <wp:extent cx="5334000" cy="2667000"/>
                   <wp:effectExtent b="0" l="0" r="0" t="0"/>
-                  <wp:docPr descr="" title="" id="40" name="Picture"/>
+                  <wp:docPr descr="" title="" id="44" name="Picture"/>
                   <a:graphic>
                     <a:graphicData uri="http://schemas.openxmlformats.org/drawingml/2006/picture">
                       <pic:pic>
                         <pic:nvPicPr>
-                          <pic:cNvPr descr="figures/heatmap_zscores.png" id="41" name="Picture"/>
+                          <pic:cNvPr descr="figures/heatmap_zscores.png" id="45" name="Picture"/>
                           <pic:cNvPicPr>
                             <a:picLocks noChangeArrowheads="1" noChangeAspect="1"/>
                           </pic:cNvPicPr>
                         </pic:nvPicPr>
                         <pic:blipFill>
-                          <a:blip r:embed="rId39"/>
+                          <a:blip r:embed="rId43"/>
                           <a:stretch>
                             <a:fillRect/>
                           </a:stretch>
@@ -4319,10 +4417,10 @@
               <w:pStyle w:val="ImageCaption"/>
             </w:pPr>
             <w:r>
-              <w:t xml:space="preserve">Figure 5: Heatmap showing module–principal component alignment quantified by permutation-derived Z-scores. Colour intensity reflects the magnitude and direction of alignment, and asterisks denote cells that meet joint significance criteria (permutation P &lt; 0.05 and |Z| &gt; 1.96). Rows correspond to structural metric modules and columns to principal components. Clustering highlights patterns of shared alignment across modules and multivariate structural gradients.</w:t>
+              <w:t xml:space="preserve">Figure 6: Heatmap showing module–principal component alignment quantified by permutation-derived Z-scores. Colour intensity reflects the magnitude and direction of alignment, and asterisks denote cells that meet joint significance criteria (permutation P &lt; 0.05 and |Z| &gt; 1.96). Rows correspond to structural metric modules and columns to principal components. Clustering highlights patterns of shared alignment across modules and multivariate structural gradients.</w:t>
             </w:r>
           </w:p>
-          <w:bookmarkEnd w:id="42"/>
+          <w:bookmarkEnd w:id="46"/>
         </w:tc>
       </w:tr>
     </w:tbl>
@@ -4331,11 +4429,11 @@
         <w:pStyle w:val="BodyText"/>
       </w:pPr>
       <w:r>
-        <w:t xml:space="preserve">Collectively, these results demonstrate that food-web structural metrics exhibit strong low-dimensional organisation and that independently identified structural modules are non-randomly aligned with the dominant axes of variation. The significant global alignment supports the interpretation that modular decomposition reflects meaningful geometric structure rather than clustering artifacts. The broad influence of Macro-Architectural Complexity (Module 1) and Trophic Integration &amp; Structural Consistency (Module 6) across multiple principal components suggests a hierarchical organisation, in which these core modules govern the primary gradients of variation, while additional modules—including Integration &amp; Dominance, Control Heterogeneity, Energy Transport Geometry, and Trophic Asymmetry—capture secondary and more specialised structural dimensions. This pattern indicates that food web structure is shaped by a combination of network size, intermediate-level trophic ordering, energy flow geometry, and top-down control, all of which contribute to distinct, interpretable axes of variation.</w:t>
-      </w:r>
-    </w:p>
-    <w:bookmarkEnd w:id="43"/>
-    <w:bookmarkStart w:id="69" w:name="predictors-of-stability"/>
+        <w:t xml:space="preserve">Collectively, these results demonstrate that food-web structure is organised along a small number of dominant, ecologically interpretable axes. A primary structural gradient reflects the interplay between network size and trophic integration, while secondary axes capture variation in control heterogeneity, trophic asymmetry, and energy transport geometry. This hierarchical organisation indicates that food-web architecture is governed by multiple, partially independent dimensions of structural variation.</w:t>
+      </w:r>
+    </w:p>
+    <w:bookmarkEnd w:id="47"/>
+    <w:bookmarkStart w:id="77" w:name="predictors-of-stability"/>
     <w:p>
       <w:pPr>
         <w:pStyle w:val="Heading2"/>
@@ -4344,7 +4442,7 @@
         <w:t xml:space="preserve">3.3 Predictors of stability</w:t>
       </w:r>
     </w:p>
-    <w:bookmarkStart w:id="48" w:name="dimensional-reduction-characterisation"/>
+    <w:bookmarkStart w:id="52" w:name="dimensional-reduction-characterisation"/>
     <w:p>
       <w:pPr>
         <w:pStyle w:val="Heading3"/>
@@ -4637,7 +4735,7 @@
       <w:tr>
         <w:tc>
           <w:tcPr/>
-          <w:bookmarkStart w:id="47" w:name="fig-dim_red"/>
+          <w:bookmarkStart w:id="51" w:name="fig-dim_red"/>
           <w:p>
             <w:pPr>
               <w:pStyle w:val="Compact"/>
@@ -4648,18 +4746,18 @@
                 <wp:inline>
                   <wp:extent cx="5334000" cy="6222999"/>
                   <wp:effectExtent b="0" l="0" r="0" t="0"/>
-                  <wp:docPr descr="" title="" id="45" name="Picture"/>
+                  <wp:docPr descr="" title="" id="49" name="Picture"/>
                   <a:graphic>
                     <a:graphicData uri="http://schemas.openxmlformats.org/drawingml/2006/picture">
                       <pic:pic>
                         <pic:nvPicPr>
-                          <pic:cNvPr descr="figures/fig_dimensional_reduction.png" id="46" name="Picture"/>
+                          <pic:cNvPr descr="figures/fig_dimensional_reduction.png" id="50" name="Picture"/>
                           <pic:cNvPicPr>
                             <a:picLocks noChangeArrowheads="1" noChangeAspect="1"/>
                           </pic:cNvPicPr>
                         </pic:nvPicPr>
                         <pic:blipFill>
-                          <a:blip r:embed="rId44"/>
+                          <a:blip r:embed="rId48"/>
                           <a:stretch>
                             <a:fillRect/>
                           </a:stretch>
@@ -4696,7 +4794,7 @@
               <w:pStyle w:val="ImageCaption"/>
             </w:pPr>
             <w:r>
-              <w:t xml:space="preserve">Figure 6:</w:t>
+              <w:t xml:space="preserve">Figure 7:</w:t>
             </w:r>
             <w:r>
               <w:t xml:space="preserve"> </w:t>
@@ -4715,12 +4813,12 @@
               <w:t xml:space="preserve">Characterisation of alternative dimensional-reduction approaches for network structural metrics. (A) Proportion of total variance in the full metric space retained by each representation: cluster medoids, PC-dominant metrics, and retained PC scores (≥80% cumulative variance). (B) Mean absolute pairwise correlation (|r|) among predictors within each representation, quantifying internal redundancy. (C) Effective dimensionality, defined as the number of axes required to explain 80% of variance within each reduced predictor set. Together, these diagnostics illustrate differences in information retention, redundancy, and structural alignment among dimensional-reduction strategies.</w:t>
             </w:r>
           </w:p>
-          <w:bookmarkEnd w:id="47"/>
+          <w:bookmarkEnd w:id="51"/>
         </w:tc>
       </w:tr>
     </w:tbl>
-    <w:bookmarkEnd w:id="48"/>
-    <w:bookmarkStart w:id="63" w:name="Xc84dddb6d18a1e743db36dc7aa62f328aa8c858"/>
+    <w:bookmarkEnd w:id="52"/>
+    <w:bookmarkStart w:id="67" w:name="Xc84dddb6d18a1e743db36dc7aa62f328aa8c858"/>
     <w:p>
       <w:pPr>
         <w:pStyle w:val="Heading3"/>
@@ -4729,7 +4827,7 @@
         <w:t xml:space="preserve">3.3.2 Predictive Performance Across Structural Representations</w:t>
       </w:r>
     </w:p>
-    <w:bookmarkStart w:id="57" w:name="X7b50f5980f1a92178d840598f85f81221ca9fb6"/>
+    <w:bookmarkStart w:id="61" w:name="X7b50f5980f1a92178d840598f85f81221ca9fb6"/>
     <w:p>
       <w:pPr>
         <w:pStyle w:val="Heading4"/>
@@ -4761,7 +4859,7 @@
           <w:rPr>
             <w:rStyle w:val="Hyperlink"/>
           </w:rPr>
-          <w:t xml:space="preserve">Figure 7</w:t>
+          <w:t xml:space="preserve">Figure 8</w:t>
         </w:r>
       </w:hyperlink>
       <w:r>
@@ -4775,7 +4873,7 @@
           <w:rPr>
             <w:rStyle w:val="Hyperlink"/>
           </w:rPr>
-          <w:t xml:space="preserve">Figure 8</w:t>
+          <w:t xml:space="preserve">Figure 9</w:t>
         </w:r>
       </w:hyperlink>
       <w:r>
@@ -4852,94 +4950,7 @@
       <w:tr>
         <w:tc>
           <w:tcPr/>
-          <w:bookmarkStart w:id="52" w:name="fig-stab_alpha"/>
-          <w:p>
-            <w:pPr>
-              <w:pStyle w:val="Compact"/>
-              <w:jc w:val="center"/>
-            </w:pPr>
-            <w:r>
-              <w:drawing>
-                <wp:inline>
-                  <wp:extent cx="5334000" cy="3556000"/>
-                  <wp:effectExtent b="0" l="0" r="0" t="0"/>
-                  <wp:docPr descr="" title="" id="50" name="Picture"/>
-                  <a:graphic>
-                    <a:graphicData uri="http://schemas.openxmlformats.org/drawingml/2006/picture">
-                      <pic:pic>
-                        <pic:nvPicPr>
-                          <pic:cNvPr descr="figures/stability_alpha.png" id="51" name="Picture"/>
-                          <pic:cNvPicPr>
-                            <a:picLocks noChangeArrowheads="1" noChangeAspect="1"/>
-                          </pic:cNvPicPr>
-                        </pic:nvPicPr>
-                        <pic:blipFill>
-                          <a:blip r:embed="rId49"/>
-                          <a:stretch>
-                            <a:fillRect/>
-                          </a:stretch>
-                        </pic:blipFill>
-                        <pic:spPr bwMode="auto">
-                          <a:xfrm>
-                            <a:off x="0" y="0"/>
-                            <a:ext cx="5334000" cy="3556000"/>
-                          </a:xfrm>
-                          <a:prstGeom prst="rect">
-                            <a:avLst/>
-                          </a:prstGeom>
-                          <a:noFill/>
-                          <a:ln w="9525">
-                            <a:noFill/>
-                            <a:headEnd/>
-                            <a:tailEnd/>
-                          </a:ln>
-                        </pic:spPr>
-                      </pic:pic>
-                    </a:graphicData>
-                  </a:graphic>
-                </wp:inline>
-              </w:drawing>
-            </w:r>
-          </w:p>
-          <w:p>
-            <w:pPr>
-              <w:jc w:val="center"/>
-            </w:pPr>
-            <w:pPr>
-              <w:jc w:val="left"/>
-              <w:spacing w:before="200"/>
-              <w:pStyle w:val="ImageCaption"/>
-            </w:pPr>
-            <w:r>
-              <w:t xml:space="preserve">Figure 7: The architecture of structural control across stability regimes. The elastic net mixing parameter (α) is plotted for each stability metric, categorised by structural representation. α values near 0 (Ridge-like) indicate Distributed Control, where stability is an emergent property of the entire network fabric. α values near 1 (Lasso-like) indicate Sparse Control, where stability is governed by a small number of specific structural bottlenecks. A dashed line at α=0.5 denotes the transition between sparse and distributed modelling regimes.</w:t>
-            </w:r>
-          </w:p>
-          <w:bookmarkEnd w:id="52"/>
-        </w:tc>
-      </w:tr>
-    </w:tbl>
-    <w:p>
-      <w:pPr>
-        <w:pStyle w:val="BodyText"/>
-      </w:pPr>
-      <w:r>
-        <w:t xml:space="preserve"> </w:t>
-      </w:r>
-    </w:p>
-    <w:tbl>
-      <w:tblPr>
-        <w:tblStyle w:val="Table"/>
-        <w:tblW w:type="pct" w:w="5000"/>
-        <w:tblLayout w:type="fixed"/>
-        <w:tblLook w:firstRow="0" w:lastRow="0" w:firstColumn="0" w:lastColumn="0" w:noHBand="0" w:noVBand="0" w:val="0000"/>
-      </w:tblPr>
-      <w:tblGrid>
-        <w:gridCol w:w="7920"/>
-      </w:tblGrid>
-      <w:tr>
-        <w:tc>
-          <w:tcPr/>
-          <w:bookmarkStart w:id="56" w:name="fig-stab_corr"/>
+          <w:bookmarkStart w:id="56" w:name="fig-stab_alpha"/>
           <w:p>
             <w:pPr>
               <w:pStyle w:val="Compact"/>
@@ -4955,7 +4966,7 @@
                     <a:graphicData uri="http://schemas.openxmlformats.org/drawingml/2006/picture">
                       <pic:pic>
                         <pic:nvPicPr>
-                          <pic:cNvPr descr="figures/stability_estimate.png" id="55" name="Picture"/>
+                          <pic:cNvPr descr="figures/stability_alpha.png" id="55" name="Picture"/>
                           <pic:cNvPicPr>
                             <a:picLocks noChangeArrowheads="1" noChangeAspect="1"/>
                           </pic:cNvPicPr>
@@ -4998,206 +5009,19 @@
               <w:pStyle w:val="ImageCaption"/>
             </w:pPr>
             <w:r>
-              <w:t xml:space="preserve">Figure 8: Standardised structural drivers of ecosystem stability. Lollipop plots display the standardised coefficients (estimates) for the top structural predictors across all stability metrics and representations. The magnitude of the point indicates the strength of the effect, while the position relative to the zero-intercept indicates a stabilising (positive) or destabilising (negative) influence. Plots are faceted by representation (rows) and stability metric (columns), with colours identifying the functional module of each structural driver.</w:t>
+              <w:t xml:space="preserve">Figure 8: The architecture of structural control across stability regimes. The elastic net mixing parameter (α) is plotted for each stability metric, categorised by structural representation. α values near 0 (Ridge-like) indicate Distributed Control, where stability is an emergent property of the entire network fabric. α values near 1 (Lasso-like) indicate Sparse Control, where stability is governed by a small number of specific structural bottlenecks. A dashed line at α=0.5 denotes the transition between sparse and distributed modelling regimes.</w:t>
             </w:r>
           </w:p>
           <w:bookmarkEnd w:id="56"/>
         </w:tc>
       </w:tr>
     </w:tbl>
-    <w:bookmarkEnd w:id="57"/>
-    <w:bookmarkStart w:id="62" w:name="structural-drivers-of-stability"/>
-    <w:p>
-      <w:pPr>
-        <w:pStyle w:val="Heading4"/>
-      </w:pPr>
-      <w:r>
-        <w:t xml:space="preserve">3.3.2.2 Structural Drivers of Stability</w:t>
-      </w:r>
-    </w:p>
-    <w:p>
-      <w:pPr>
-        <w:pStyle w:val="FirstParagraph"/>
-      </w:pPr>
-      <w:r>
-        <w:t xml:space="preserve">Predictive performance (</w:t>
-      </w:r>
-      <m:oMath>
-        <m:sSup>
-          <m:e>
-            <m:r>
-              <m:t>R</m:t>
-            </m:r>
-          </m:e>
-          <m:sup>
-            <m:r>
-              <m:t>2</m:t>
-            </m:r>
-          </m:sup>
-        </m:sSup>
-      </m:oMath>
-      <w:r>
-        <w:t xml:space="preserve">) differed substantially across stability components</w:t>
-      </w:r>
-      <w:r>
-        <w:t xml:space="preserve"> </w:t>
-      </w:r>
-      <w:hyperlink w:anchor="fig-stab_var">
-        <w:r>
-          <w:rPr>
-            <w:rStyle w:val="Hyperlink"/>
-          </w:rPr>
-          <w:t xml:space="preserve">Figure 9</w:t>
-        </w:r>
-      </w:hyperlink>
-      <w:r>
-        <w:t xml:space="preserve">, revealing how strongly each facet is encoded in static network architecture. Across all representations, ρ and control exhibited the strongest structural determination. ρ reached its highest cross-validated predictive performance (</w:t>
-      </w:r>
-      <m:oMath>
-        <m:sSup>
-          <m:e>
-            <m:r>
-              <m:t>R</m:t>
-            </m:r>
-          </m:e>
-          <m:sup>
-            <m:r>
-              <m:t>2</m:t>
-            </m:r>
-          </m:sup>
-        </m:sSup>
-        <m:r>
-          <m:rPr>
-            <m:sty m:val="p"/>
-          </m:rPr>
-          <m:t>=</m:t>
-        </m:r>
-        <m:r>
-          <m:t>0.723</m:t>
-        </m:r>
-      </m:oMath>
-      <w:r>
-        <w:t xml:space="preserve">) under the multivariate PC Score representation, driven primarily by PC1 (estimate = 0.653). Control showed even higher determination in the Cluster Dominant model (</w:t>
-      </w:r>
-      <m:oMath>
-        <m:sSup>
-          <m:e>
-            <m:r>
-              <m:t>R</m:t>
-            </m:r>
-          </m:e>
-          <m:sup>
-            <m:r>
-              <m:t>2</m:t>
-            </m:r>
-          </m:sup>
-        </m:sSup>
-        <m:r>
-          <m:rPr>
-            <m:sty m:val="p"/>
-          </m:rPr>
-          <m:t>=</m:t>
-        </m:r>
-        <m:r>
-          <m:t>0.760</m:t>
-        </m:r>
-      </m:oMath>
-      <w:r>
-        <w:t xml:space="preserve">), where GenSD emerged as a key distributed driver.</w:t>
-      </w:r>
-    </w:p>
     <w:p>
       <w:pPr>
         <w:pStyle w:val="BodyText"/>
       </w:pPr>
       <w:r>
-        <w:t xml:space="preserve">Complexity showed intermediate structural predictability (</w:t>
-      </w:r>
-      <m:oMath>
-        <m:sSup>
-          <m:e>
-            <m:r>
-              <m:t>R</m:t>
-            </m:r>
-          </m:e>
-          <m:sup>
-            <m:r>
-              <m:t>2</m:t>
-            </m:r>
-          </m:sup>
-        </m:sSup>
-        <m:r>
-          <m:rPr>
-            <m:sty m:val="p"/>
-          </m:rPr>
-          <m:t>=</m:t>
-        </m:r>
-        <m:r>
-          <m:t>0.248</m:t>
-        </m:r>
-      </m:oMath>
-      <w:r>
-        <w:t xml:space="preserve">), performing best under PC Score abstraction. Conversely, Robustness exhibited the weakest structural predictability across all representations (</w:t>
-      </w:r>
-      <m:oMath>
-        <m:sSubSup>
-          <m:e>
-            <m:r>
-              <m:t>R</m:t>
-            </m:r>
-          </m:e>
-          <m:sub>
-            <m:r>
-              <m:t>m</m:t>
-            </m:r>
-            <m:r>
-              <m:t>a</m:t>
-            </m:r>
-            <m:r>
-              <m:t>x</m:t>
-            </m:r>
-          </m:sub>
-          <m:sup>
-            <m:r>
-              <m:t>2</m:t>
-            </m:r>
-          </m:sup>
-        </m:sSubSup>
-        <m:r>
-          <m:rPr>
-            <m:sty m:val="p"/>
-          </m:rPr>
-          <m:t>=</m:t>
-        </m:r>
-        <m:r>
-          <m:t>0.181</m:t>
-        </m:r>
-      </m:oMath>
-      <w:r>
-        <w:t xml:space="preserve">). This pattern implies that robustness is not strongly determined by static topology alone and may depend on dynamical or context-dependent processes. Notably, the shift in</w:t>
-      </w:r>
-      <w:r>
-        <w:t xml:space="preserve"> </w:t>
-      </w:r>
-      <m:oMath>
-        <m:sSup>
-          <m:e>
-            <m:r>
-              <m:t>R</m:t>
-            </m:r>
-          </m:e>
-          <m:sup>
-            <m:r>
-              <m:t>2</m:t>
-            </m:r>
-          </m:sup>
-        </m:sSup>
-      </m:oMath>
-      <w:r>
-        <w:t xml:space="preserve"> </w:t>
-      </w:r>
-      <w:r>
-        <w:t xml:space="preserve">across representations—such as ρ jumping from 0.262 in the PC Dominant model to 0.723 in the PC Score model—indicates that the apparent strength of structural control is contingent on the chosen structural lens.</w:t>
+        <w:t xml:space="preserve"> </w:t>
       </w:r>
     </w:p>
     <w:tbl>
@@ -5213,7 +5037,7 @@
       <w:tr>
         <w:tc>
           <w:tcPr/>
-          <w:bookmarkStart w:id="61" w:name="fig-stab_var"/>
+          <w:bookmarkStart w:id="60" w:name="fig-stab_corr"/>
           <w:p>
             <w:pPr>
               <w:pStyle w:val="Compact"/>
@@ -5224,18 +5048,18 @@
                 <wp:inline>
                   <wp:extent cx="5334000" cy="3556000"/>
                   <wp:effectExtent b="0" l="0" r="0" t="0"/>
-                  <wp:docPr descr="" title="" id="59" name="Picture"/>
+                  <wp:docPr descr="" title="" id="58" name="Picture"/>
                   <a:graphic>
                     <a:graphicData uri="http://schemas.openxmlformats.org/drawingml/2006/picture">
                       <pic:pic>
                         <pic:nvPicPr>
-                          <pic:cNvPr descr="figures/stability_variance.png" id="60" name="Picture"/>
+                          <pic:cNvPr descr="figures/stability_estimate.png" id="59" name="Picture"/>
                           <pic:cNvPicPr>
                             <a:picLocks noChangeArrowheads="1" noChangeAspect="1"/>
                           </pic:cNvPicPr>
                         </pic:nvPicPr>
                         <pic:blipFill>
-                          <a:blip r:embed="rId58"/>
+                          <a:blip r:embed="rId57"/>
                           <a:stretch>
                             <a:fillRect/>
                           </a:stretch>
@@ -5272,16 +5096,290 @@
               <w:pStyle w:val="ImageCaption"/>
             </w:pPr>
             <w:r>
-              <w:t xml:space="preserve">Figure 9: Structural partitioning of variance explained in ecosystem stability. Stacked bar charts represent the absolute variance (cross-validated R2) explained by different structural modules across four stability metrics: robustness, ρ, complexity, and control. Results are faceted by structural representation.</w:t>
+              <w:t xml:space="preserve">Figure 9: Standardised structural drivers of ecosystem stability. Lollipop plots display the standardised coefficients (estimates) for the top structural predictors across all stability metrics and representations. The magnitude of the point indicates the strength of the effect, while the position relative to the zero-intercept indicates a stabilising (positive) or destabilising (negative) influence. Plots are faceted by representation (rows) and stability metric (columns), with colours identifying the functional module of each structural driver.</w:t>
             </w:r>
           </w:p>
-          <w:bookmarkEnd w:id="61"/>
+          <w:bookmarkEnd w:id="60"/>
         </w:tc>
       </w:tr>
     </w:tbl>
-    <w:bookmarkEnd w:id="62"/>
-    <w:bookmarkEnd w:id="63"/>
-    <w:bookmarkStart w:id="68" w:name="X73913e843a710c2fae54bf48cab233da110fa6d"/>
+    <w:bookmarkEnd w:id="61"/>
+    <w:bookmarkStart w:id="66" w:name="structural-drivers-of-stability"/>
+    <w:p>
+      <w:pPr>
+        <w:pStyle w:val="Heading4"/>
+      </w:pPr>
+      <w:r>
+        <w:t xml:space="preserve">3.3.2.2 Structural Drivers of Stability</w:t>
+      </w:r>
+    </w:p>
+    <w:p>
+      <w:pPr>
+        <w:pStyle w:val="FirstParagraph"/>
+      </w:pPr>
+      <w:r>
+        <w:t xml:space="preserve">Predictive performance (</w:t>
+      </w:r>
+      <m:oMath>
+        <m:sSup>
+          <m:e>
+            <m:r>
+              <m:t>R</m:t>
+            </m:r>
+          </m:e>
+          <m:sup>
+            <m:r>
+              <m:t>2</m:t>
+            </m:r>
+          </m:sup>
+        </m:sSup>
+      </m:oMath>
+      <w:r>
+        <w:t xml:space="preserve">) differed substantially across stability components</w:t>
+      </w:r>
+      <w:r>
+        <w:t xml:space="preserve"> </w:t>
+      </w:r>
+      <w:hyperlink w:anchor="fig-stab_var">
+        <w:r>
+          <w:rPr>
+            <w:rStyle w:val="Hyperlink"/>
+          </w:rPr>
+          <w:t xml:space="preserve">Figure 10</w:t>
+        </w:r>
+      </w:hyperlink>
+      <w:r>
+        <w:t xml:space="preserve">, revealing how strongly each facet is encoded in static network architecture. Across all representations, ρ and control exhibited the strongest structural determination. ρ reached its highest cross-validated predictive performance (</w:t>
+      </w:r>
+      <m:oMath>
+        <m:sSup>
+          <m:e>
+            <m:r>
+              <m:t>R</m:t>
+            </m:r>
+          </m:e>
+          <m:sup>
+            <m:r>
+              <m:t>2</m:t>
+            </m:r>
+          </m:sup>
+        </m:sSup>
+        <m:r>
+          <m:rPr>
+            <m:sty m:val="p"/>
+          </m:rPr>
+          <m:t>=</m:t>
+        </m:r>
+        <m:r>
+          <m:t>0.723</m:t>
+        </m:r>
+      </m:oMath>
+      <w:r>
+        <w:t xml:space="preserve">) under the multivariate PC Score representation, driven primarily by PC1 (estimate = 0.653). Control showed even higher determination in the Cluster Dominant model (</w:t>
+      </w:r>
+      <m:oMath>
+        <m:sSup>
+          <m:e>
+            <m:r>
+              <m:t>R</m:t>
+            </m:r>
+          </m:e>
+          <m:sup>
+            <m:r>
+              <m:t>2</m:t>
+            </m:r>
+          </m:sup>
+        </m:sSup>
+        <m:r>
+          <m:rPr>
+            <m:sty m:val="p"/>
+          </m:rPr>
+          <m:t>=</m:t>
+        </m:r>
+        <m:r>
+          <m:t>0.760</m:t>
+        </m:r>
+      </m:oMath>
+      <w:r>
+        <w:t xml:space="preserve">), where GenSD emerged as a key distributed driver.</w:t>
+      </w:r>
+    </w:p>
+    <w:p>
+      <w:pPr>
+        <w:pStyle w:val="BodyText"/>
+      </w:pPr>
+      <w:r>
+        <w:t xml:space="preserve">Complexity showed intermediate structural predictability (</w:t>
+      </w:r>
+      <m:oMath>
+        <m:sSup>
+          <m:e>
+            <m:r>
+              <m:t>R</m:t>
+            </m:r>
+          </m:e>
+          <m:sup>
+            <m:r>
+              <m:t>2</m:t>
+            </m:r>
+          </m:sup>
+        </m:sSup>
+        <m:r>
+          <m:rPr>
+            <m:sty m:val="p"/>
+          </m:rPr>
+          <m:t>=</m:t>
+        </m:r>
+        <m:r>
+          <m:t>0.248</m:t>
+        </m:r>
+      </m:oMath>
+      <w:r>
+        <w:t xml:space="preserve">), performing best under PC Score abstraction. Conversely, Robustness exhibited the weakest structural predictability across all representations (</w:t>
+      </w:r>
+      <m:oMath>
+        <m:sSubSup>
+          <m:e>
+            <m:r>
+              <m:t>R</m:t>
+            </m:r>
+          </m:e>
+          <m:sub>
+            <m:r>
+              <m:t>m</m:t>
+            </m:r>
+            <m:r>
+              <m:t>a</m:t>
+            </m:r>
+            <m:r>
+              <m:t>x</m:t>
+            </m:r>
+          </m:sub>
+          <m:sup>
+            <m:r>
+              <m:t>2</m:t>
+            </m:r>
+          </m:sup>
+        </m:sSubSup>
+        <m:r>
+          <m:rPr>
+            <m:sty m:val="p"/>
+          </m:rPr>
+          <m:t>=</m:t>
+        </m:r>
+        <m:r>
+          <m:t>0.181</m:t>
+        </m:r>
+      </m:oMath>
+      <w:r>
+        <w:t xml:space="preserve">). This pattern implies that robustness is not strongly determined by static topology alone and may depend on dynamical or context-dependent processes. Notably, the shift in</w:t>
+      </w:r>
+      <w:r>
+        <w:t xml:space="preserve"> </w:t>
+      </w:r>
+      <m:oMath>
+        <m:sSup>
+          <m:e>
+            <m:r>
+              <m:t>R</m:t>
+            </m:r>
+          </m:e>
+          <m:sup>
+            <m:r>
+              <m:t>2</m:t>
+            </m:r>
+          </m:sup>
+        </m:sSup>
+      </m:oMath>
+      <w:r>
+        <w:t xml:space="preserve"> </w:t>
+      </w:r>
+      <w:r>
+        <w:t xml:space="preserve">across representations—such as ρ jumping from 0.262 in the PC Dominant model to 0.723 in the PC Score model—indicates that the apparent strength of structural control is contingent on the chosen structural lens.</w:t>
+      </w:r>
+    </w:p>
+    <w:tbl>
+      <w:tblPr>
+        <w:tblStyle w:val="Table"/>
+        <w:tblW w:type="pct" w:w="5000"/>
+        <w:tblLayout w:type="fixed"/>
+        <w:tblLook w:firstRow="0" w:lastRow="0" w:firstColumn="0" w:lastColumn="0" w:noHBand="0" w:noVBand="0" w:val="0000"/>
+      </w:tblPr>
+      <w:tblGrid>
+        <w:gridCol w:w="7920"/>
+      </w:tblGrid>
+      <w:tr>
+        <w:tc>
+          <w:tcPr/>
+          <w:bookmarkStart w:id="65" w:name="fig-stab_var"/>
+          <w:p>
+            <w:pPr>
+              <w:pStyle w:val="Compact"/>
+              <w:jc w:val="center"/>
+            </w:pPr>
+            <w:r>
+              <w:drawing>
+                <wp:inline>
+                  <wp:extent cx="5334000" cy="3556000"/>
+                  <wp:effectExtent b="0" l="0" r="0" t="0"/>
+                  <wp:docPr descr="" title="" id="63" name="Picture"/>
+                  <a:graphic>
+                    <a:graphicData uri="http://schemas.openxmlformats.org/drawingml/2006/picture">
+                      <pic:pic>
+                        <pic:nvPicPr>
+                          <pic:cNvPr descr="figures/stability_variance.png" id="64" name="Picture"/>
+                          <pic:cNvPicPr>
+                            <a:picLocks noChangeArrowheads="1" noChangeAspect="1"/>
+                          </pic:cNvPicPr>
+                        </pic:nvPicPr>
+                        <pic:blipFill>
+                          <a:blip r:embed="rId62"/>
+                          <a:stretch>
+                            <a:fillRect/>
+                          </a:stretch>
+                        </pic:blipFill>
+                        <pic:spPr bwMode="auto">
+                          <a:xfrm>
+                            <a:off x="0" y="0"/>
+                            <a:ext cx="5334000" cy="3556000"/>
+                          </a:xfrm>
+                          <a:prstGeom prst="rect">
+                            <a:avLst/>
+                          </a:prstGeom>
+                          <a:noFill/>
+                          <a:ln w="9525">
+                            <a:noFill/>
+                            <a:headEnd/>
+                            <a:tailEnd/>
+                          </a:ln>
+                        </pic:spPr>
+                      </pic:pic>
+                    </a:graphicData>
+                  </a:graphic>
+                </wp:inline>
+              </w:drawing>
+            </w:r>
+          </w:p>
+          <w:p>
+            <w:pPr>
+              <w:jc w:val="center"/>
+            </w:pPr>
+            <w:pPr>
+              <w:jc w:val="left"/>
+              <w:spacing w:before="200"/>
+              <w:pStyle w:val="ImageCaption"/>
+            </w:pPr>
+            <w:r>
+              <w:t xml:space="preserve">Figure 10: Structural partitioning of variance explained in ecosystem stability. Stacked bar charts represent the absolute variance (cross-validated R2) explained by different structural modules across four stability metrics: robustness, ρ, complexity, and control. Results are faceted by structural representation.</w:t>
+            </w:r>
+          </w:p>
+          <w:bookmarkEnd w:id="65"/>
+        </w:tc>
+      </w:tr>
+    </w:tbl>
+    <w:bookmarkEnd w:id="66"/>
+    <w:bookmarkEnd w:id="67"/>
+    <w:bookmarkStart w:id="76" w:name="X73913e843a710c2fae54bf48cab233da110fa6d"/>
     <w:p>
       <w:pPr>
         <w:pStyle w:val="Heading3"/>
@@ -5367,7 +5465,7 @@
       <w:tr>
         <w:tc>
           <w:tcPr/>
-          <w:bookmarkStart w:id="67" w:name="fig-stab_powercontrol"/>
+          <w:bookmarkStart w:id="71" w:name="fig-stab_powercontrol"/>
           <w:p>
             <w:pPr>
               <w:pStyle w:val="Compact"/>
@@ -5378,18 +5476,18 @@
                 <wp:inline>
                   <wp:extent cx="5334000" cy="4800600"/>
                   <wp:effectExtent b="0" l="0" r="0" t="0"/>
-                  <wp:docPr descr="" title="" id="65" name="Picture"/>
+                  <wp:docPr descr="" title="" id="69" name="Picture"/>
                   <a:graphic>
                     <a:graphicData uri="http://schemas.openxmlformats.org/drawingml/2006/picture">
                       <pic:pic>
                         <pic:nvPicPr>
-                          <pic:cNvPr descr="figures/stability_power_v_control.png" id="66" name="Picture"/>
+                          <pic:cNvPr descr="figures/stability_power_v_control.png" id="70" name="Picture"/>
                           <pic:cNvPicPr>
                             <a:picLocks noChangeArrowheads="1" noChangeAspect="1"/>
                           </pic:cNvPicPr>
                         </pic:nvPicPr>
                         <pic:blipFill>
-                          <a:blip r:embed="rId64"/>
+                          <a:blip r:embed="rId68"/>
                           <a:stretch>
                             <a:fillRect/>
                           </a:stretch>
@@ -5426,7 +5524,7 @@
               <w:pStyle w:val="ImageCaption"/>
             </w:pPr>
             <w:r>
-              <w:t xml:space="preserve">Figure 10: Relationship between predictive power and structural sparsity. Predictive power (CV R2) is plotted against the sparsity index (α) for all stability metrics. Point size represents the contribution of the dominant structural module to the total variance explained. The horizontal axis identifies the control regime, ranging from Distributed Control (low α) to Sparse Control (high α). This visualisation reveals whether high predictive accuracy in ecosystem stability is a result of specific structural</w:t>
+              <w:t xml:space="preserve">Figure 11: Relationship between predictive power and structural sparsity. Predictive power (CV R2) is plotted against the sparsity index (α) for all stability metrics. Point size represents the contribution of the dominant structural module to the total variance explained. The horizontal axis identifies the control regime, ranging from Distributed Control (low α) to Sparse Control (high α). This visualisation reveals whether high predictive accuracy in ecosystem stability is a result of specific structural</w:t>
             </w:r>
             <w:r>
               <w:t xml:space="preserve"> </w:t>
@@ -5441,14 +5539,101 @@
               <w:t xml:space="preserve">(top-right) or systemic, redundant configurations (top-left).</w:t>
             </w:r>
           </w:p>
-          <w:bookmarkEnd w:id="67"/>
+          <w:bookmarkEnd w:id="71"/>
         </w:tc>
       </w:tr>
     </w:tbl>
-    <w:bookmarkEnd w:id="68"/>
-    <w:bookmarkEnd w:id="69"/>
-    <w:bookmarkEnd w:id="70"/>
-    <w:bookmarkStart w:id="77" w:name="discussion"/>
+    <w:p>
+      <w:pPr>
+        <w:pStyle w:val="BodyText"/>
+      </w:pPr>
+      <w:r>
+        <w:t xml:space="preserve"> </w:t>
+      </w:r>
+    </w:p>
+    <w:tbl>
+      <w:tblPr>
+        <w:tblStyle w:val="Table"/>
+        <w:tblW w:type="pct" w:w="5000"/>
+        <w:tblLayout w:type="fixed"/>
+        <w:tblLook w:firstRow="0" w:lastRow="0" w:firstColumn="0" w:lastColumn="0" w:noHBand="0" w:noVBand="0" w:val="0000"/>
+      </w:tblPr>
+      <w:tblGrid>
+        <w:gridCol w:w="7920"/>
+      </w:tblGrid>
+      <w:tr>
+        <w:tc>
+          <w:tcPr/>
+          <w:bookmarkStart w:id="75" w:name="fig-stab_pca"/>
+          <w:p>
+            <w:pPr>
+              <w:pStyle w:val="Compact"/>
+              <w:jc w:val="center"/>
+            </w:pPr>
+            <w:r>
+              <w:drawing>
+                <wp:inline>
+                  <wp:extent cx="5334000" cy="3282461"/>
+                  <wp:effectExtent b="0" l="0" r="0" t="0"/>
+                  <wp:docPr descr="" title="" id="73" name="Picture"/>
+                  <a:graphic>
+                    <a:graphicData uri="http://schemas.openxmlformats.org/drawingml/2006/picture">
+                      <pic:pic>
+                        <pic:nvPicPr>
+                          <pic:cNvPr descr="figures/multi_panel_pca_stability.png" id="74" name="Picture"/>
+                          <pic:cNvPicPr>
+                            <a:picLocks noChangeArrowheads="1" noChangeAspect="1"/>
+                          </pic:cNvPicPr>
+                        </pic:nvPicPr>
+                        <pic:blipFill>
+                          <a:blip r:embed="rId72"/>
+                          <a:stretch>
+                            <a:fillRect/>
+                          </a:stretch>
+                        </pic:blipFill>
+                        <pic:spPr bwMode="auto">
+                          <a:xfrm>
+                            <a:off x="0" y="0"/>
+                            <a:ext cx="5334000" cy="3282461"/>
+                          </a:xfrm>
+                          <a:prstGeom prst="rect">
+                            <a:avLst/>
+                          </a:prstGeom>
+                          <a:noFill/>
+                          <a:ln w="9525">
+                            <a:noFill/>
+                            <a:headEnd/>
+                            <a:tailEnd/>
+                          </a:ln>
+                        </pic:spPr>
+                      </pic:pic>
+                    </a:graphicData>
+                  </a:graphic>
+                </wp:inline>
+              </w:drawing>
+            </w:r>
+          </w:p>
+          <w:p>
+            <w:pPr>
+              <w:jc w:val="center"/>
+            </w:pPr>
+            <w:pPr>
+              <w:jc w:val="left"/>
+              <w:spacing w:before="200"/>
+              <w:pStyle w:val="ImageCaption"/>
+            </w:pPr>
+            <w:r>
+              <w:t xml:space="preserve">Figure 12: A vibe but don’t know where it belongs</w:t>
+            </w:r>
+          </w:p>
+          <w:bookmarkEnd w:id="75"/>
+        </w:tc>
+      </w:tr>
+    </w:tbl>
+    <w:bookmarkEnd w:id="76"/>
+    <w:bookmarkEnd w:id="77"/>
+    <w:bookmarkEnd w:id="78"/>
+    <w:bookmarkStart w:id="85" w:name="discussion"/>
     <w:p>
       <w:pPr>
         <w:pStyle w:val="Heading1"/>
@@ -5457,7 +5642,7 @@
         <w:t xml:space="preserve">4. Discussion</w:t>
       </w:r>
     </w:p>
-    <w:bookmarkStart w:id="71" w:name="network-structure-is-multidimensional"/>
+    <w:bookmarkStart w:id="79" w:name="network-structure-is-multidimensional"/>
     <w:p>
       <w:pPr>
         <w:pStyle w:val="Heading2"/>
@@ -5514,22 +5699,62 @@
           <w:rPr>
             <w:rStyle w:val="Hyperlink"/>
           </w:rPr>
+          <w:t xml:space="preserve">Figure 5</w:t>
+        </w:r>
+      </w:hyperlink>
+      <w:r>
+        <w:t xml:space="preserve">, </w:t>
+      </w:r>
+      <w:hyperlink w:anchor="fig-alignment_heatmap">
+        <w:r>
+          <w:rPr>
+            <w:rStyle w:val="Hyperlink"/>
+          </w:rPr>
           <w:t xml:space="preserve">Figure 3</w:t>
         </w:r>
       </w:hyperlink>
       <w:r>
-        <w:t xml:space="preserve">, </w:t>
-      </w:r>
-      <w:hyperlink w:anchor="fig-alignment_heatmap">
-        <w:r>
-          <w:rPr>
-            <w:rStyle w:val="Hyperlink"/>
-          </w:rPr>
-          <w:t xml:space="preserve">Figure 4</w:t>
+        <w:t xml:space="preserve">. Importantly, the independently identified structural modules align non-randomly with these principal gradients, indicating that the modular decomposition captures real axes of ecological variation rather than statistical artifacts. This suggests that the structural metrics commonly used in ecological studies do not behave as independent descriptors, nor do they represent interchangeable proxies for a single structural attribute, but rather that they cluster into statistically robust modules that capture distinct aspects of network organisation.</w:t>
+      </w:r>
+    </w:p>
+    <w:p>
+      <w:pPr>
+        <w:pStyle w:val="BodyText"/>
+      </w:pPr>
+      <w:r>
+        <w:t xml:space="preserve">This modular structure implies that ecological networks occupy a multidimensional structural space, in which different metrics describe different axes of variation in how interactions are arranged. In this view, commonly used descriptors such as connectance, trophic level, motif frequencies, or network distance are not competing measurements of the same property but rather partial projections of a more complex architectural system. The structure–stability debate has therefore often compared results derived from fundamentally different structural dimensions.</w:t>
+      </w:r>
+    </w:p>
+    <w:bookmarkEnd w:id="79"/>
+    <w:bookmarkStart w:id="80" w:name="Xd199b945fba93f9ce417f6a20f76855707f67be"/>
+    <w:p>
+      <w:pPr>
+        <w:pStyle w:val="Heading2"/>
+      </w:pPr>
+      <w:r>
+        <w:t xml:space="preserve">4.2 Structural modules reveal dimensions of network architecture</w:t>
+      </w:r>
+    </w:p>
+    <w:p>
+      <w:pPr>
+        <w:pStyle w:val="FirstParagraph"/>
+      </w:pPr>
+      <w:r>
+        <w:t xml:space="preserve">The clustering analysis revealed several consistent structural domains within food-web architecture</w:t>
+      </w:r>
+      <w:r>
+        <w:t xml:space="preserve"> </w:t>
+      </w:r>
+      <w:hyperlink w:anchor="tbl-modules">
+        <w:r>
+          <w:rPr>
+            <w:rStyle w:val="Hyperlink"/>
+          </w:rPr>
+          <w:t xml:space="preserve">Table 2</w:t>
         </w:r>
       </w:hyperlink>
       <w:r>
-        <w:t xml:space="preserve">. Importantly, the independently identified structural modules align non-randomly with these principal gradients, indicating that the modular decomposition captures real axes of ecological variation rather than statistical artifacts. This suggests that the structural metrics commonly used in ecological studies do not behave as independent descriptors, nor do they represent interchangeable proxies for a single structural attribute, but rather that they cluster into statistically robust modules that capture distinct aspects of network organisation.</w:t>
+        <w:t xml:space="preserve">. The largest module captured macro-architectural expansion, combining species richness, interaction density, motif frequencies, and intervality. Because these metrics scale together as networks grow, this module reflects the combinatorial growth of interaction space with increasing species richness. In contrast, trophic integration metrics—including connectance, omnivory, trophic level, and clustering—formed a distinct module capturing how tightly energy pathways are embedded across trophic levels.</w:t>
       </w:r>
     </w:p>
     <w:p>
@@ -5537,17 +5762,25 @@
         <w:pStyle w:val="BodyText"/>
       </w:pPr>
       <w:r>
-        <w:t xml:space="preserve">This modular structure implies that ecological networks occupy a multidimensional structural space, in which different metrics describe different axes of variation in how interactions are arranged. In this view, commonly used descriptors such as connectance, trophic level, motif frequencies, or network distance are not competing measurements of the same property but rather partial projections of a more complex architectural system. The structure–stability debate has therefore often compared results derived from fundamentally different structural dimensions.</w:t>
-      </w:r>
-    </w:p>
-    <w:bookmarkEnd w:id="71"/>
-    <w:bookmarkStart w:id="72" w:name="Xd199b945fba93f9ce417f6a20f76855707f67be"/>
+        <w:t xml:space="preserve">The emergence of these modules indicates that food-web structure is not best understood as a flat collection of descriptors but as a hierarchically organised architectural system. Certain structural properties scale together as networks expand, while others vary independently and represent alternative ways of organising trophic interactions.</w:t>
+      </w:r>
+    </w:p>
+    <w:p>
+      <w:pPr>
+        <w:pStyle w:val="BodyText"/>
+      </w:pPr>
+      <w:r>
+        <w:t xml:space="preserve">Importantly, the existence of these modules suggests that the large number of metrics currently used in network ecology largely represent a smaller number of underlying structural domains. Many descriptors capture overlapping information, whereas others represent distinct aspects of network organisation that are rarely considered together. Recognising these domains provides a principled basis for reducing metric redundancy and for interpreting structural patterns across ecosystems.</w:t>
+      </w:r>
+    </w:p>
+    <w:bookmarkEnd w:id="80"/>
+    <w:bookmarkStart w:id="81" w:name="Xfd2dce720bd965429cda5bca869101a9a40bbce"/>
     <w:p>
       <w:pPr>
         <w:pStyle w:val="Heading2"/>
       </w:pPr>
       <w:r>
-        <w:t xml:space="preserve">4.2 Structural modules reveal dimensions of network architecture</w:t>
+        <w:t xml:space="preserve">4.3 Structural domains and the mechanisms of stability</w:t>
       </w:r>
     </w:p>
     <w:p>
@@ -5555,21 +5788,25 @@
         <w:pStyle w:val="FirstParagraph"/>
       </w:pPr>
       <w:r>
-        <w:t xml:space="preserve">The clustering analysis revealed several consistent structural domains within food-web architecture</w:t>
-      </w:r>
-      <w:r>
-        <w:t xml:space="preserve"> </w:t>
-      </w:r>
-      <w:hyperlink w:anchor="tbl-modules">
-        <w:r>
-          <w:rPr>
-            <w:rStyle w:val="Hyperlink"/>
-          </w:rPr>
-          <w:t xml:space="preserve">Table 2</w:t>
-        </w:r>
-      </w:hyperlink>
-      <w:r>
-        <w:t xml:space="preserve">. The largest module captured macro-architectural expansion, combining species richness, interaction density, motif frequencies, and intervality. Because these metrics scale together as networks grow, this module reflects the combinatorial growth of interaction space with increasing species richness. In contrast, trophic integration metrics—including connectance, omnivory, trophic level, and clustering—formed a distinct module capturing how tightly energy pathways are embedded across trophic levels.</w:t>
+        <w:t xml:space="preserve">Understanding how ecological networks maintain stability under perturbations has long been a central question in ecology. Classic theory suggested that increasing complexity (measured as the number of species and interactions) should destabilise communities, because more densely connected networks provide more pathways for perturbations to propagate</w:t>
+      </w:r>
+      <w:r>
+        <w:t xml:space="preserve"> </w:t>
+      </w:r>
+      <w:r>
+        <w:t xml:space="preserve">(May 1972)</w:t>
+      </w:r>
+      <w:r>
+        <w:t xml:space="preserve">. However, empirical and theoretical work over the past decades has revealed that this relationship is far from simple - weak interactions, trophic structure, and functional redundancy can buffer communities against instability, creating a landscape where structure and stability interact in nuanced ways</w:t>
+      </w:r>
+      <w:r>
+        <w:t xml:space="preserve"> </w:t>
+      </w:r>
+      <w:r>
+        <w:t xml:space="preserve">(McCann et al. 1998; Montoya et al. 2006)</w:t>
+      </w:r>
+      <w:r>
+        <w:t xml:space="preserve">.</w:t>
       </w:r>
     </w:p>
     <w:p>
@@ -5577,7 +5814,7 @@
         <w:pStyle w:val="BodyText"/>
       </w:pPr>
       <w:r>
-        <w:t xml:space="preserve">The emergence of these modules indicates that food-web structure is not best understood as a flat collection of descriptors but as a hierarchically organised architectural system. Certain structural properties scale together as networks expand, while others vary independently and represent alternative ways of organising trophic interactions.</w:t>
+        <w:t xml:space="preserve">Our analysis demonstrates that this apparent paradox can be partially resolved by viewing networks through a modular lens. Rather than treating structural variation as a single, monolithic axis, we find that ecological networks contain multiple, relatively independent modules, each capturing distinct aspects of architecture such as community-level complexity, trophic integration, energy transport pathways, trophic role asymmetry, and functional redundancy. Each module influences a different facet of stability, meaning that simple correlations between overall structure and stability are often misleading.</w:t>
       </w:r>
     </w:p>
     <w:p>
@@ -5585,17 +5822,85 @@
         <w:pStyle w:val="BodyText"/>
       </w:pPr>
       <w:r>
-        <w:t xml:space="preserve">Importantly, the existence of these modules suggests that the large number of metrics currently used in network ecology largely represent a smaller number of underlying structural domains. Many descriptors capture overlapping information, whereas others represent distinct aspects of network organisation that are rarely considered together. Recognising these domains provides a principled basis for reducing metric redundancy and for interpreting structural patterns across ecosystems.</w:t>
-      </w:r>
-    </w:p>
-    <w:bookmarkEnd w:id="72"/>
-    <w:bookmarkStart w:id="73" w:name="Xfd2dce720bd965429cda5bca869101a9a40bbce"/>
+        <w:t xml:space="preserve">Robustness to species loss is most strongly linked to modules capturing redundancy and trophic similarity. When species share similar roles or consume overlapping resources, losses in one species can be partially compensated by others, mitigating cascade effects</w:t>
+      </w:r>
+      <w:r>
+        <w:t xml:space="preserve"> </w:t>
+      </w:r>
+      <w:r>
+        <w:t xml:space="preserve">(Walker 1992; Montoya et al. 2006)</w:t>
+      </w:r>
+      <w:r>
+        <w:t xml:space="preserve">. This aligns with classical work on the insurance effect of biodiversity where functional overlap buffers networks against perturbations, allowing ecosystems to maintain structural integrity despite the removal of species.</w:t>
+      </w:r>
+    </w:p>
+    <w:p>
+      <w:pPr>
+        <w:pStyle w:val="BodyText"/>
+      </w:pPr>
+      <w:r>
+        <w:t xml:space="preserve">Dynamical stability, quantified via measures such as the spectral radius, is instead influenced by modules related to community size, interaction density, and trophic integration. Macro-architectural complexity (species richness, motif diversity, and network path lengths) determines how perturbations can propagate across the network, while dense trophic integration and omnivory redistribute interaction strengths, dampening oscillations</w:t>
+      </w:r>
+      <w:r>
+        <w:t xml:space="preserve"> </w:t>
+      </w:r>
+      <w:r>
+        <w:t xml:space="preserve">(Polis and Strong 1996; McCann and Hastings 1997; Emmerson and Yearsley 2004)</w:t>
+      </w:r>
+      <w:r>
+        <w:t xml:space="preserve">. Together, these modules explain why some high-connectance networks remain surprisingly stable - stability is not determined solely by complexity but by how interactions are organised.</w:t>
+      </w:r>
+    </w:p>
+    <w:p>
+      <w:pPr>
+        <w:pStyle w:val="BodyText"/>
+      </w:pPr>
+      <w:r>
+        <w:t xml:space="preserve">Control and regulatory capacity, the ability to steer network dynamics, emerges from asymmetries in trophic roles and predation pressures. Networks where certain species occupy dominant positions (either as keystone predators or central energy conduits) exhibit higher sensitivity to targeted perturbations but can also be more controllable if these nodes are managed appropriately</w:t>
+      </w:r>
+      <w:r>
+        <w:t xml:space="preserve"> </w:t>
+      </w:r>
+      <w:r>
+        <w:t xml:space="preserve">(Cowan et al. 2012)</w:t>
+      </w:r>
+      <w:r>
+        <w:t xml:space="preserve">. Classical food web theory emphasizes the disproportionate influence of such asymmetries on dynamics</w:t>
+      </w:r>
+      <w:r>
+        <w:t xml:space="preserve"> </w:t>
+      </w:r>
+      <w:r>
+        <w:t xml:space="preserve">(Polis and Strong 1996)</w:t>
+      </w:r>
+      <w:r>
+        <w:t xml:space="preserve">, which is consistent with our finding that modules capturing role heterogeneity strongly predict control-related stability metrics.</w:t>
+      </w:r>
+    </w:p>
+    <w:p>
+      <w:pPr>
+        <w:pStyle w:val="BodyText"/>
+      </w:pPr>
+      <w:r>
+        <w:t xml:space="preserve">Taken together, these results suggest that stability is inherently multidimensional. Different components of network stability (robustness, dynamical resilience, and controllability) respond to different structural features. A modular perspective provides a mechanistic framework for understanding these relationships and reconciling conflicting results in the literature. Networks are not simply more or less stable as a function of overall complexity; rather, stability emerges from the interplay of multiple, semi-independent structural modules, each shaping how perturbations propagate, dissipate, or are buffered within the system.</w:t>
+      </w:r>
+    </w:p>
+    <w:p>
+      <w:pPr>
+        <w:pStyle w:val="BlockText"/>
+      </w:pPr>
+      <w:r>
+        <w:t xml:space="preserve">When network structure is summarised using principal components, the ecological interpretation becomes less clear. While PCA axes capture dominant gradients of network variation and are often associated with specific modules, each axis typically integrates signals from multiple structural domains. Because different components of stability respond to different modules, this mixing can obscure mechanistic interpretation. This might be due to how different stability components respond to different structural modules, so global axes may conflate independent effects.</w:t>
+      </w:r>
+    </w:p>
+    <w:bookmarkEnd w:id="81"/>
+    <w:bookmarkStart w:id="82" w:name="Xad7d45b1333a2fd236e1c6c9a9acd7bd855f2b7"/>
     <w:p>
       <w:pPr>
         <w:pStyle w:val="Heading2"/>
       </w:pPr>
       <w:r>
-        <w:t xml:space="preserve">4.3 Structural domains and the mechanisms of stability</w:t>
+        <w:t xml:space="preserve">4.4 Reinterpreting the structure–stability debate</w:t>
       </w:r>
     </w:p>
     <w:p>
@@ -5603,7 +5908,16 @@
         <w:pStyle w:val="FirstParagraph"/>
       </w:pPr>
       <w:r>
-        <w:t xml:space="preserve">The modular organisation of structural metrics identified in our analysis provides a framework for linking distinct ecological processes to different components of ecosystem stability. Because each module captures a different aspect of network architecture, they likely influence stability through different mechanistic pathways. Interpreting the modules in light of existing food web theory suggests that multiple ecological processes such as community assembly, trophic integration, energetic constraints, and niche overlap jointly shape how perturbations propagate through ecological networks.</w:t>
+        <w:t xml:space="preserve">The multidimensional nature of ecological network structure has profound implications for how stability relationships are interpreted. Historically, debates over the structure–stability relationship have often implicitly treated network structure as a single explanatory variable, with studies focusing on one or a small set of metrics to predict a particular stability outcome (ADD EGs</w:t>
+      </w:r>
+      <w:r>
+        <w:t xml:space="preserve"> </w:t>
+      </w:r>
+      <w:r>
+        <w:t xml:space="preserve">May (1972)</w:t>
+      </w:r>
+      <w:r>
+        <w:t xml:space="preserve">). However, structural descriptors capture distinct architectural dimensions—such as modularity, trophic integration, energy pathway geometry, and interaction heterogeneity—so analyses based on single metrics may effectively sample different slices of structural space.</w:t>
       </w:r>
     </w:p>
     <w:p>
@@ -5611,145 +5925,7 @@
         <w:pStyle w:val="BodyText"/>
       </w:pPr>
       <w:r>
-        <w:t xml:space="preserve">The module associated with macro-architectural complexity reflects the structural consequences of increasing community size and interaction opportunities. Metrics describing species richness, interaction density, motif diversity, and large-scale path structure covary strongly, indicating that these properties scale together as food webs accumulate species. Classic theoretical work predicted that increasing complexity should destabilise ecological systems by increasing the density of interactions within the community matrix</w:t>
-      </w:r>
-      <w:r>
-        <w:t xml:space="preserve"> </w:t>
-      </w:r>
-      <w:r>
-        <w:t xml:space="preserve">(May 1972)</w:t>
-      </w:r>
-      <w:r>
-        <w:t xml:space="preserve">. However, subsequent studies demonstrated that the stability consequences of complexity depend strongly on how interactions are distributed across the network</w:t>
-      </w:r>
-      <w:r>
-        <w:t xml:space="preserve"> </w:t>
-      </w:r>
-      <w:r>
-        <w:t xml:space="preserve">(McCann et al. 1998; Montoya et al. 2006)</w:t>
-      </w:r>
-      <w:r>
-        <w:t xml:space="preserve">. In this context, the macro-architectural module may primarily influence stability through its effects on the overall dimensionality of species interactions and the number of pathways through which perturbations can spread.</w:t>
-      </w:r>
-    </w:p>
-    <w:p>
-      <w:pPr>
-        <w:pStyle w:val="BodyText"/>
-      </w:pPr>
-      <w:r>
-        <w:t xml:space="preserve">A second structural domain describing trophic integration includes connectance, omnivory, trophic level, and clustering. These metrics capture how densely interactions couple trophic levels and the extent to which energy channels are interconnected across the food web. Theoretical work has long suggested that omnivory and cross-level feeding interactions can alter system stability by redistributing interaction strengths and dampening oscillatory dynamics</w:t>
-      </w:r>
-      <w:r>
-        <w:t xml:space="preserve"> </w:t>
-      </w:r>
-      <w:r>
-        <w:t xml:space="preserve">(Polis and Strong 1996; McCann and Hastings 1997)</w:t>
-      </w:r>
-      <w:r>
-        <w:t xml:space="preserve">. Empirical analyses of interaction strengths similarly show that food webs often contain many weak links embedded within more complex interaction structures, a pattern that can stabilise population dynamics despite high connectance</w:t>
-      </w:r>
-      <w:r>
-        <w:t xml:space="preserve"> </w:t>
-      </w:r>
-      <w:r>
-        <w:t xml:space="preserve">(McCann et al. 1998; Emmerson and Yearsley 2004)</w:t>
-      </w:r>
-      <w:r>
-        <w:t xml:space="preserve">. Variation in this structural domain therefore likely influences stability through the degree of coupling among trophic pathways and the distribution of interaction strengths across the network.</w:t>
-      </w:r>
-    </w:p>
-    <w:p>
-      <w:pPr>
-        <w:pStyle w:val="BodyText"/>
-      </w:pPr>
-      <w:r>
-        <w:t xml:space="preserve">A third module describes the geometry of energy transport through the network, capturing variation in path length distributions and food-chain structure. The independence of these metrics from those describing network size suggests that the organization of trophic pathways represents a distinct structural dimension. Recent work has emphasised the importance of trophic pathway organisation in determining the stability of ecological networks. In particular, measures of trophic coherence and pathway structure have been shown to strongly influence the propagation of perturbations and the stability of dynamical equilibria</w:t>
-      </w:r>
-      <w:r>
-        <w:t xml:space="preserve"> </w:t>
-      </w:r>
-      <w:r>
-        <w:t xml:space="preserve">(Johnson et al. 2014)</w:t>
-      </w:r>
-      <w:r>
-        <w:t xml:space="preserve">. Differences in pathway geometry may therefore affect how disturbances move through the network, influencing the amplification or attenuation of population fluctuations along trophic chains.</w:t>
-      </w:r>
-    </w:p>
-    <w:p>
-      <w:pPr>
-        <w:pStyle w:val="BodyText"/>
-      </w:pPr>
-      <w:r>
-        <w:t xml:space="preserve">Other structural modules reflect variation in trophic role distributions and interaction heterogeneity across species. Metrics describing basal species prevalence and predator–prey ratios capture trophic asymmetry within the network, reflecting the energetic pyramid structure that arises from constraints on energy transfer across trophic levels. Such asymmetries influence both the distribution of interaction strengths and the sensitivity of higher trophic levels to perturbations originating at lower levels of the food web</w:t>
-      </w:r>
-      <w:r>
-        <w:t xml:space="preserve"> </w:t>
-      </w:r>
-      <w:r>
-        <w:t xml:space="preserve">(Polis and Strong 1996)</w:t>
-      </w:r>
-      <w:r>
-        <w:t xml:space="preserve">. In contrast, modules describing heterogeneity in predation pressure capture how evenly consumer impacts are distributed among species, which may influence the likelihood of cascading effects following perturbations.</w:t>
-      </w:r>
-    </w:p>
-    <w:p>
-      <w:pPr>
-        <w:pStyle w:val="BodyText"/>
-      </w:pPr>
-      <w:r>
-        <w:t xml:space="preserve">Finally, descriptors of trophic similarity form an independent structural dimension associated with functional redundancy among species. Ecological theory predicts that redundancy in species roles can enhance robustness to species loss because remaining species may partially compensate for lost interactions</w:t>
-      </w:r>
-      <w:r>
-        <w:t xml:space="preserve"> </w:t>
-      </w:r>
-      <w:r>
-        <w:t xml:space="preserve">(Walker 1992)</w:t>
-      </w:r>
-      <w:r>
-        <w:t xml:space="preserve">. Variation in trophic similarity and shared resource use may therefore play a particularly important role in determining robustness to species removal and the potential for extinction cascades</w:t>
-      </w:r>
-      <w:r>
-        <w:t xml:space="preserve"> </w:t>
-      </w:r>
-      <w:r>
-        <w:t xml:space="preserve">(Montoya et al. 2006)</w:t>
-      </w:r>
-      <w:r>
-        <w:t xml:space="preserve">.</w:t>
-      </w:r>
-    </w:p>
-    <w:p>
-      <w:pPr>
-        <w:pStyle w:val="BodyText"/>
-      </w:pPr>
-      <w:r>
-        <w:t xml:space="preserve">Taken together, these relationships suggest that different components of ecological stability may be governed by distinct domains of network architecture. Structural properties associated with community size and trophic integration may primarily influence equilibrium stability, whereas pathway geometry may shape dynamical variability by determining how perturbations propagate through trophic interactions. At the same time, heterogeneity in species roles and trophic similarity may influence robustness to species loss by determining the degree of functional redundancy within the network. Recognising these distinct structural domains helps clarify why previous studies have reported contrasting relationships between network structure and stability: different analyses may emphasise different aspects of network architecture, each linked to separate ecological mechanisms.</w:t>
-      </w:r>
-    </w:p>
-    <w:bookmarkEnd w:id="73"/>
-    <w:bookmarkStart w:id="74" w:name="Xad7d45b1333a2fd236e1c6c9a9acd7bd855f2b7"/>
-    <w:p>
-      <w:pPr>
-        <w:pStyle w:val="Heading2"/>
-      </w:pPr>
-      <w:r>
-        <w:t xml:space="preserve">4.4 Reinterpreting the structure–stability debate</w:t>
-      </w:r>
-    </w:p>
-    <w:p>
-      <w:pPr>
-        <w:pStyle w:val="FirstParagraph"/>
-      </w:pPr>
-      <w:r>
-        <w:t xml:space="preserve">The multidimensional nature of network structure has important implications for how stability relationships are interpreted. Much of the historical debate surrounding ecological stability has implicitly treated structure as a single explanatory variable. Studies typically select one or a small number of metrics and evaluate their relationship with a particular stability measure. However, if structural descriptors capture different architectural dimensions, then such analyses effectively examine different slices of structural space.</w:t>
-      </w:r>
-    </w:p>
-    <w:p>
-      <w:pPr>
-        <w:pStyle w:val="BodyText"/>
-      </w:pPr>
-      <w:r>
-        <w:t xml:space="preserve">Our stability analyses support this multidimensional interpretation. Different stability components responded to different structural representations and levels of abstraction. Spectral radius (</w:t>
+        <w:t xml:space="preserve">Our results support this multidimensional interpretation. Different stability components responded to different structural representations and levels of abstraction. Spectral radius (</w:t>
       </w:r>
       <m:oMath>
         <m:r>
@@ -5757,7 +5933,16 @@
         </m:r>
       </m:oMath>
       <w:r>
-        <w:t xml:space="preserve">) exhibited the strongest structural determination and was best predicted when network structure was expressed as multivariate principal component axes. In contrast, complexity was most predictable from fine-scale structural descriptors, indicating distributed influence across multiple topological features. Robustness to species loss showed comparatively weak structural determination across representations.</w:t>
+        <w:t xml:space="preserve">), reflecting overall equilibrium stability, was most strongly determined by broad-scale structure and was best predicted using PCA-derived axes, which capture integrated gradients of connectivity and interaction strength across the network. Complexity, by contrast, was most predictable from fine-scale, module-level descriptors, suggesting distributed contributions from multiple topological features. Robustness to species loss exhibited comparatively weak structural determination across representations, consistent with the idea that functional redundancy and compensatory dynamics play a central role in buffering species extinctions</w:t>
+      </w:r>
+      <w:r>
+        <w:t xml:space="preserve"> </w:t>
+      </w:r>
+      <w:r>
+        <w:t xml:space="preserve">(Walker 1992; Montoya et al. 2006)</w:t>
+      </w:r>
+      <w:r>
+        <w:t xml:space="preserve">.</w:t>
       </w:r>
     </w:p>
     <w:p>
@@ -5765,7 +5950,34 @@
         <w:pStyle w:val="BodyText"/>
       </w:pPr>
       <w:r>
-        <w:t xml:space="preserve">These results help reconcile apparently conflicting conclusions in the historical structure–stability literature. Theoretical work emphasising stability, such as that of May [REF], effectively captures structural variation along global connectivity gradients. In contrast, studies emphasising trophic pathways and energy dampening—such as those following McCann [REF] may instead capture variation in routing geometry or trophic integration. Because these architectural domains vary independently in empirical networks, different studies may observe contrasting stability relationships even when examining the same ecosystems.</w:t>
+        <w:t xml:space="preserve">These findings help reconcile apparently conflicting conclusions in the historical literature. Classical theory emphasising global connectivity and interaction density predicted that increasing complexity should destabilise ecosystems</w:t>
+      </w:r>
+      <w:r>
+        <w:t xml:space="preserve"> </w:t>
+      </w:r>
+      <w:r>
+        <w:t xml:space="preserve">(May 1972)</w:t>
+      </w:r>
+      <w:r>
+        <w:t xml:space="preserve">, while subsequent work highlighted the stabilising role of weak interactions, omnivory, and structured energy pathways</w:t>
+      </w:r>
+      <w:r>
+        <w:t xml:space="preserve"> </w:t>
+      </w:r>
+      <w:r>
+        <w:t xml:space="preserve">(McCann et al. 1998; Emmerson and Yearsley 2004)</w:t>
+      </w:r>
+      <w:r>
+        <w:t xml:space="preserve">. Because these architectural domains (trophic integration, pathway geometry, interaction heterogeneity) vary independently in real networks, different studies may observe contrasting stability relationships even when examining similar ecosystems</w:t>
+      </w:r>
+      <w:r>
+        <w:t xml:space="preserve"> </w:t>
+      </w:r>
+      <w:r>
+        <w:t xml:space="preserve">(Thébault and Fontaine 2010; Johnson et al. 2014)</w:t>
+      </w:r>
+      <w:r>
+        <w:t xml:space="preserve">.</w:t>
       </w:r>
     </w:p>
     <w:p>
@@ -5773,11 +5985,20 @@
         <w:pStyle w:val="BodyText"/>
       </w:pPr>
       <w:r>
-        <w:t xml:space="preserve">Under this interpretation, apparently conflicting results across studies become less surprising. A study focusing on connectance may capture variation in trophic integration, while another emphasising motif frequencies may instead reflect changes in network expansion and pathway complexity. Each metric may relate to stability through different mechanisms, yet comparisons between them have often been framed as competing tests of the same hypothesis. Rather than asking which structural metric best predicts stability, it may therefore be more productive to ask which dimension of network architecture is relevant to a given stability mechanism. Stability itself is a multidimensional property, encompassing processes such as persistence, resistance to disturbance, and the reorganisation of interaction pathways following perturbation. Different structural domains may influence these processes through distinct ecological mechanisms. Our analysis does not attempt to resolve which particular metrics control specific stability outcomes. Instead, it highlights the need to reframe the problem: understanding ecological stability requires considering how multiple structural dimensions interact with different dynamical processes.</w:t>
-      </w:r>
-    </w:p>
-    <w:bookmarkEnd w:id="74"/>
-    <w:bookmarkStart w:id="75" w:name="X815e10819c719fd889b2df0b0165ed3bc35efe2"/>
+        <w:t xml:space="preserve">Rather than asking which structural metric best predicts stability, a more productive framing is to ask which dimension of network architecture is relevant to each stability mechanism. Spectral radius may be sensitive to global connectivity and the distribution of interaction strengths</w:t>
+      </w:r>
+      <w:r>
+        <w:t xml:space="preserve"> </w:t>
+      </w:r>
+      <w:r>
+        <w:t xml:space="preserve">(Rooney et al. 2006)</w:t>
+      </w:r>
+      <w:r>
+        <w:t xml:space="preserve">, whereas complexity depends on distributed contributions from multiple modules, including macro-architectural complexity and trophic role asymmetry. Under this perspective, apparently contradictory results across empirical and theoretical studies become less surprising. Metrics emphasising connectance or omnivory may reflect variation in trophic integration, while metrics describing motifs or energy pathways capture macro-architectural or pathway-specific effects. Each structural domain shapes stability through distinct ecological mechanisms, and stability itself is inherently multidimensional, encompassing equilibrium persistence, resistance to disturbance, and the reorganization of interaction pathways following perturbations. Our results highlight the need to explicitly consider both structural modularity and the specific components of stability under study when interpreting structure–stability relationships.</w:t>
+      </w:r>
+    </w:p>
+    <w:bookmarkEnd w:id="82"/>
+    <w:bookmarkStart w:id="83" w:name="X815e10819c719fd889b2df0b0165ed3bc35efe2"/>
     <w:p>
       <w:pPr>
         <w:pStyle w:val="Heading2"/>
@@ -5802,8 +6023,8 @@
         <w:t xml:space="preserve">Recognising the multidimensional structure of food webs has practical implications for ecological analysis. First, it suggests that the common practice of selecting individual network metrics in isolation may obscure important structural relationships. Because many metrics capture overlapping aspects of network architecture, analyses based on a single descriptor may inadvertently reflect broader structural domains. Second, dimensionality reduction approaches provide a useful framework for representing network structure more coherently. By identifying modules of related metrics or latent axes of structural variation, researchers can characterise the major architectural gradients that define network organisation. Such approaches preserve the diversity of structural features while avoiding redundancy among descriptors. Finally, this perspective encourages a shift from metric-driven analyses toward process-driven structural representation. Rather than selecting metrics based on convention, analyses can instead focus on structural domains most relevant to the ecological process under investigation. This approach may provide clearer mechanistic insight into how network architecture shapes ecosystem dynamics.</w:t>
       </w:r>
     </w:p>
-    <w:bookmarkEnd w:id="75"/>
-    <w:bookmarkStart w:id="76" w:name="X52687e34ca02f886d47f2b738d6800472257c16"/>
+    <w:bookmarkEnd w:id="83"/>
+    <w:bookmarkStart w:id="84" w:name="X52687e34ca02f886d47f2b738d6800472257c16"/>
     <w:p>
       <w:pPr>
         <w:pStyle w:val="Heading2"/>
@@ -5820,9 +6041,9 @@
         <w:t xml:space="preserve">The results presented here suggest that the architecture of ecological networks can be understood as a low-dimensional structural system emerging from the interactions among species and their trophic roles. Within this system, individual metrics represent different projections of a broader architectural space. Recognising this structure does not eliminate the complexity of ecological networks, but it provides a way to organise and interpret that complexity more coherently. More broadly, this perspective highlights the importance of treating network structure as a multivariate ecological property rather than a collection of independent descriptors. Just as biodiversity is now understood through multiple complementary dimensions, including richness, composition, and functional traits, the structure of ecological networks may be best described through a set of interacting architectural domains. Future work linking network structure to ecosystem dynamics may therefore benefit from explicitly considering this multidimensional framework. By aligning structural dimensions with ecological processes and dynamical mechanisms, it may be possible to move beyond debates over individual metrics and toward a more unified understanding of how interaction networks shape the stability of ecological systems.</w:t>
       </w:r>
     </w:p>
-    <w:bookmarkEnd w:id="76"/>
-    <w:bookmarkEnd w:id="77"/>
-    <w:bookmarkStart w:id="78" w:name="conclusion"/>
+    <w:bookmarkEnd w:id="84"/>
+    <w:bookmarkEnd w:id="85"/>
+    <w:bookmarkStart w:id="86" w:name="conclusion"/>
     <w:p>
       <w:pPr>
         <w:pStyle w:val="Heading1"/>
@@ -5839,8 +6060,8 @@
         <w:t xml:space="preserve">The long-standing structure–stability debate in ecology may not reflect disagreement about ecological mechanisms, but rather the fact that network structure itself is multidimensional, and different studies have examined different dimensions of the same architectural system.</w:t>
       </w:r>
     </w:p>
-    <w:bookmarkEnd w:id="78"/>
-    <w:bookmarkStart w:id="146" w:name="references"/>
+    <w:bookmarkEnd w:id="86"/>
+    <w:bookmarkStart w:id="160" w:name="references"/>
     <w:p>
       <w:pPr>
         <w:pStyle w:val="Heading1"/>
@@ -5849,8 +6070,8 @@
         <w:t xml:space="preserve">References</w:t>
       </w:r>
     </w:p>
-    <w:bookmarkStart w:id="145" w:name="refs"/>
-    <w:bookmarkStart w:id="80" w:name="ref-allesinaStabilityCriteriaComplex2012"/>
+    <w:bookmarkStart w:id="159" w:name="refs"/>
+    <w:bookmarkStart w:id="88" w:name="ref-allesinaStabilityCriteriaComplex2012"/>
     <w:p>
       <w:pPr>
         <w:pStyle w:val="Bibliography"/>
@@ -5861,7 +6082,7 @@
       <w:r>
         <w:t xml:space="preserve"> </w:t>
       </w:r>
-      <w:hyperlink r:id="rId79">
+      <w:hyperlink r:id="rId87">
         <w:r>
           <w:rPr>
             <w:rStyle w:val="Hyperlink"/>
@@ -5873,19 +6094,139 @@
         <w:t xml:space="preserve">. Nature 483:205–208.</w:t>
       </w:r>
     </w:p>
-    <w:bookmarkEnd w:id="80"/>
-    <w:bookmarkStart w:id="82" w:name="ref-emmersonWeakInteractionsOmnivory2004"/>
+    <w:bookmarkEnd w:id="88"/>
+    <w:bookmarkStart w:id="90" w:name="ref-cowanNodalDynamicsNot2012"/>
     <w:p>
       <w:pPr>
         <w:pStyle w:val="Bibliography"/>
       </w:pPr>
       <w:r>
+        <w:t xml:space="preserve">Cowan, N. J., E. J. Chastain, D. A. Vilhena, J. S. Freudenberg, and C. T. Bergstrom. 2012.</w:t>
+      </w:r>
+      <w:r>
+        <w:t xml:space="preserve"> </w:t>
+      </w:r>
+      <w:hyperlink r:id="rId89">
+        <w:r>
+          <w:rPr>
+            <w:rStyle w:val="Hyperlink"/>
+          </w:rPr>
+          <w:t xml:space="preserve">Nodal</w:t>
+        </w:r>
+        <w:r>
+          <w:rPr>
+            <w:rStyle w:val="Hyperlink"/>
+          </w:rPr>
+          <w:t xml:space="preserve"> </w:t>
+        </w:r>
+        <w:r>
+          <w:rPr>
+            <w:rStyle w:val="Hyperlink"/>
+          </w:rPr>
+          <w:t xml:space="preserve">Dynamics</w:t>
+        </w:r>
+        <w:r>
+          <w:rPr>
+            <w:rStyle w:val="Hyperlink"/>
+          </w:rPr>
+          <w:t xml:space="preserve">,</w:t>
+        </w:r>
+        <w:r>
+          <w:rPr>
+            <w:rStyle w:val="Hyperlink"/>
+          </w:rPr>
+          <w:t xml:space="preserve"> </w:t>
+        </w:r>
+        <w:r>
+          <w:rPr>
+            <w:rStyle w:val="Hyperlink"/>
+          </w:rPr>
+          <w:t xml:space="preserve">Not Degree Distributions</w:t>
+        </w:r>
+        <w:r>
+          <w:rPr>
+            <w:rStyle w:val="Hyperlink"/>
+          </w:rPr>
+          <w:t xml:space="preserve">,</w:t>
+        </w:r>
+        <w:r>
+          <w:rPr>
+            <w:rStyle w:val="Hyperlink"/>
+          </w:rPr>
+          <w:t xml:space="preserve"> </w:t>
+        </w:r>
+        <w:r>
+          <w:rPr>
+            <w:rStyle w:val="Hyperlink"/>
+          </w:rPr>
+          <w:t xml:space="preserve">Determine</w:t>
+        </w:r>
+        <w:r>
+          <w:rPr>
+            <w:rStyle w:val="Hyperlink"/>
+          </w:rPr>
+          <w:t xml:space="preserve"> </w:t>
+        </w:r>
+        <w:r>
+          <w:rPr>
+            <w:rStyle w:val="Hyperlink"/>
+          </w:rPr>
+          <w:t xml:space="preserve">the</w:t>
+        </w:r>
+        <w:r>
+          <w:rPr>
+            <w:rStyle w:val="Hyperlink"/>
+          </w:rPr>
+          <w:t xml:space="preserve"> </w:t>
+        </w:r>
+        <w:r>
+          <w:rPr>
+            <w:rStyle w:val="Hyperlink"/>
+          </w:rPr>
+          <w:t xml:space="preserve">Structural Controllability</w:t>
+        </w:r>
+        <w:r>
+          <w:rPr>
+            <w:rStyle w:val="Hyperlink"/>
+          </w:rPr>
+          <w:t xml:space="preserve"> </w:t>
+        </w:r>
+        <w:r>
+          <w:rPr>
+            <w:rStyle w:val="Hyperlink"/>
+          </w:rPr>
+          <w:t xml:space="preserve">of</w:t>
+        </w:r>
+        <w:r>
+          <w:rPr>
+            <w:rStyle w:val="Hyperlink"/>
+          </w:rPr>
+          <w:t xml:space="preserve"> </w:t>
+        </w:r>
+        <w:r>
+          <w:rPr>
+            <w:rStyle w:val="Hyperlink"/>
+          </w:rPr>
+          <w:t xml:space="preserve">Complex Networks</w:t>
+        </w:r>
+      </w:hyperlink>
+      <w:r>
+        <w:t xml:space="preserve">. PLOS ONE 7:e38398.</w:t>
+      </w:r>
+    </w:p>
+    <w:bookmarkEnd w:id="90"/>
+    <w:bookmarkStart w:id="92" w:name="ref-emmersonWeakInteractionsOmnivory2004"/>
+    <w:p>
+      <w:pPr>
+        <w:pStyle w:val="Bibliography"/>
+      </w:pPr>
+      <w:r>
         <w:t xml:space="preserve">Emmerson, M., and J. M. Yearsley. 2004.</w:t>
       </w:r>
       <w:r>
         <w:t xml:space="preserve"> </w:t>
       </w:r>
-      <w:hyperlink r:id="rId81">
+      <w:hyperlink r:id="rId91">
         <w:r>
           <w:rPr>
             <w:rStyle w:val="Hyperlink"/>
@@ -5951,8 +6292,8 @@
         <w:t xml:space="preserve">. Proceedings: Biological Sciences 271:397–405.</w:t>
       </w:r>
     </w:p>
-    <w:bookmarkEnd w:id="82"/>
-    <w:bookmarkStart w:id="84" w:name="ref-estradaUsingNetworkCentrality2008"/>
+    <w:bookmarkEnd w:id="92"/>
+    <w:bookmarkStart w:id="94" w:name="ref-estradaUsingNetworkCentrality2008"/>
     <w:p>
       <w:pPr>
         <w:pStyle w:val="Bibliography"/>
@@ -5963,7 +6304,7 @@
       <w:r>
         <w:t xml:space="preserve"> </w:t>
       </w:r>
-      <w:hyperlink r:id="rId83">
+      <w:hyperlink r:id="rId93">
         <w:r>
           <w:rPr>
             <w:rStyle w:val="Hyperlink"/>
@@ -6011,8 +6352,8 @@
         <w:t xml:space="preserve">. Ecological Applications 18:1810–1825.</w:t>
       </w:r>
     </w:p>
-    <w:bookmarkEnd w:id="84"/>
-    <w:bookmarkStart w:id="86" w:name="ref-fortunaWebLife2014"/>
+    <w:bookmarkEnd w:id="94"/>
+    <w:bookmarkStart w:id="96" w:name="ref-fortunaWebLife2014"/>
     <w:p>
       <w:pPr>
         <w:pStyle w:val="Bibliography"/>
@@ -6023,7 +6364,7 @@
       <w:r>
         <w:t xml:space="preserve"> </w:t>
       </w:r>
-      <w:hyperlink r:id="rId85">
+      <w:hyperlink r:id="rId95">
         <w:r>
           <w:rPr>
             <w:rStyle w:val="Hyperlink"/>
@@ -6071,8 +6412,8 @@
         <w:t xml:space="preserve">.</w:t>
       </w:r>
     </w:p>
-    <w:bookmarkEnd w:id="86"/>
-    <w:bookmarkStart w:id="88" w:name="ref-ivesStabilityDiversityEcosystems2007"/>
+    <w:bookmarkEnd w:id="96"/>
+    <w:bookmarkStart w:id="98" w:name="ref-ivesStabilityDiversityEcosystems2007"/>
     <w:p>
       <w:pPr>
         <w:pStyle w:val="Bibliography"/>
@@ -6083,7 +6424,7 @@
       <w:r>
         <w:t xml:space="preserve"> </w:t>
       </w:r>
-      <w:hyperlink r:id="rId87">
+      <w:hyperlink r:id="rId97">
         <w:r>
           <w:rPr>
             <w:rStyle w:val="Hyperlink"/>
@@ -6131,8 +6472,8 @@
         <w:t xml:space="preserve">. Science 317:58–62.</w:t>
       </w:r>
     </w:p>
-    <w:bookmarkEnd w:id="88"/>
-    <w:bookmarkStart w:id="90" w:name="X9080a016089356b1a0b4c4dffa0eb84c7c7baaa"/>
+    <w:bookmarkEnd w:id="98"/>
+    <w:bookmarkStart w:id="100" w:name="X9080a016089356b1a0b4c4dffa0eb84c7c7baaa"/>
     <w:p>
       <w:pPr>
         <w:pStyle w:val="Bibliography"/>
@@ -6143,7 +6484,7 @@
       <w:r>
         <w:t xml:space="preserve"> </w:t>
       </w:r>
-      <w:hyperlink r:id="rId89">
+      <w:hyperlink r:id="rId99">
         <w:r>
           <w:rPr>
             <w:rStyle w:val="Hyperlink"/>
@@ -6155,8 +6496,8 @@
         <w:t xml:space="preserve">. Proceedings of the National Academy of Sciences 111:17923–17928.</w:t>
       </w:r>
     </w:p>
-    <w:bookmarkEnd w:id="90"/>
-    <w:bookmarkStart w:id="92" w:name="ref-jonssonReliabilityR50Measure2015"/>
+    <w:bookmarkEnd w:id="100"/>
+    <w:bookmarkStart w:id="102" w:name="ref-jonssonReliabilityR50Measure2015"/>
     <w:p>
       <w:pPr>
         <w:pStyle w:val="Bibliography"/>
@@ -6167,7 +6508,7 @@
       <w:r>
         <w:t xml:space="preserve"> </w:t>
       </w:r>
-      <w:hyperlink r:id="rId91">
+      <w:hyperlink r:id="rId101">
         <w:r>
           <w:rPr>
             <w:rStyle w:val="Hyperlink"/>
@@ -6203,8 +6544,8 @@
         <w:t xml:space="preserve">. Oikos 124:446–457.</w:t>
       </w:r>
     </w:p>
-    <w:bookmarkEnd w:id="92"/>
-    <w:bookmarkStart w:id="94" w:name="ref-lauEcologicalNetworkMetrics2017"/>
+    <w:bookmarkEnd w:id="102"/>
+    <w:bookmarkStart w:id="104" w:name="ref-lauEcologicalNetworkMetrics2017"/>
     <w:p>
       <w:pPr>
         <w:pStyle w:val="Bibliography"/>
@@ -6215,7 +6556,7 @@
       <w:r>
         <w:t xml:space="preserve"> </w:t>
       </w:r>
-      <w:hyperlink r:id="rId93">
+      <w:hyperlink r:id="rId103">
         <w:r>
           <w:rPr>
             <w:rStyle w:val="Hyperlink"/>
@@ -6227,8 +6568,8 @@
         <w:t xml:space="preserve">. Ecosphere 8:e01900.</w:t>
       </w:r>
     </w:p>
-    <w:bookmarkEnd w:id="94"/>
-    <w:bookmarkStart w:id="96" w:name="Xafca52a5b72d6982fa110bedd3fd93e9c36b448"/>
+    <w:bookmarkEnd w:id="104"/>
+    <w:bookmarkStart w:id="106" w:name="Xafca52a5b72d6982fa110bedd3fd93e9c36b448"/>
     <w:p>
       <w:pPr>
         <w:pStyle w:val="Bibliography"/>
@@ -6239,7 +6580,7 @@
       <w:r>
         <w:t xml:space="preserve"> </w:t>
       </w:r>
-      <w:hyperlink r:id="rId95">
+      <w:hyperlink r:id="rId105">
         <w:r>
           <w:rPr>
             <w:rStyle w:val="Hyperlink"/>
@@ -6251,8 +6592,8 @@
         <w:t xml:space="preserve">. Nature 473:167–173.</w:t>
       </w:r>
     </w:p>
-    <w:bookmarkEnd w:id="96"/>
-    <w:bookmarkStart w:id="98" w:name="Xd3bc60a647f9ff13377c15a84381aefaf14c1db"/>
+    <w:bookmarkEnd w:id="106"/>
+    <w:bookmarkStart w:id="108" w:name="Xd3bc60a647f9ff13377c15a84381aefaf14c1db"/>
     <w:p>
       <w:pPr>
         <w:pStyle w:val="Bibliography"/>
@@ -6263,7 +6604,7 @@
       <w:r>
         <w:t xml:space="preserve"> </w:t>
       </w:r>
-      <w:hyperlink r:id="rId97">
+      <w:hyperlink r:id="rId107">
         <w:r>
           <w:rPr>
             <w:rStyle w:val="Hyperlink"/>
@@ -6275,8 +6616,8 @@
         <w:t xml:space="preserve">. Ecology Letters 16:106–115.</w:t>
       </w:r>
     </w:p>
-    <w:bookmarkEnd w:id="98"/>
-    <w:bookmarkStart w:id="100" w:name="ref-mayWillLargeComplex1972"/>
+    <w:bookmarkEnd w:id="108"/>
+    <w:bookmarkStart w:id="110" w:name="ref-mayWillLargeComplex1972"/>
     <w:p>
       <w:pPr>
         <w:pStyle w:val="Bibliography"/>
@@ -6287,7 +6628,7 @@
       <w:r>
         <w:t xml:space="preserve"> </w:t>
       </w:r>
-      <w:hyperlink r:id="rId99">
+      <w:hyperlink r:id="rId109">
         <w:r>
           <w:rPr>
             <w:rStyle w:val="Hyperlink"/>
@@ -6341,8 +6682,8 @@
         <w:t xml:space="preserve"> Nature 238:413–414.</w:t>
       </w:r>
     </w:p>
-    <w:bookmarkEnd w:id="100"/>
-    <w:bookmarkStart w:id="102" w:name="ref-mayStabilityComplexityModel1974"/>
+    <w:bookmarkEnd w:id="110"/>
+    <w:bookmarkStart w:id="112" w:name="ref-mayStabilityComplexityModel1974"/>
     <w:p>
       <w:pPr>
         <w:pStyle w:val="Bibliography"/>
@@ -6353,7 +6694,7 @@
       <w:r>
         <w:t xml:space="preserve"> </w:t>
       </w:r>
-      <w:hyperlink r:id="rId101">
+      <w:hyperlink r:id="rId111">
         <w:r>
           <w:rPr>
             <w:rStyle w:val="Hyperlink"/>
@@ -6404,8 +6745,8 @@
         <w:t xml:space="preserve">(Vol. 1). Princeton University Press.</w:t>
       </w:r>
     </w:p>
-    <w:bookmarkEnd w:id="102"/>
-    <w:bookmarkStart w:id="104" w:name="ref-mccannDiversityStabilityDebate2000"/>
+    <w:bookmarkEnd w:id="112"/>
+    <w:bookmarkStart w:id="114" w:name="ref-mccannDiversityStabilityDebate2000"/>
     <w:p>
       <w:pPr>
         <w:pStyle w:val="Bibliography"/>
@@ -6416,7 +6757,7 @@
       <w:r>
         <w:t xml:space="preserve"> </w:t>
       </w:r>
-      <w:hyperlink r:id="rId103">
+      <w:hyperlink r:id="rId113">
         <w:r>
           <w:rPr>
             <w:rStyle w:val="Hyperlink"/>
@@ -6428,8 +6769,8 @@
         <w:t xml:space="preserve">. Nature 405:228–233.</w:t>
       </w:r>
     </w:p>
-    <w:bookmarkEnd w:id="104"/>
-    <w:bookmarkStart w:id="106" w:name="X88ecdfa9d1446d08e01bc0778af629a0f4bd17b"/>
+    <w:bookmarkEnd w:id="114"/>
+    <w:bookmarkStart w:id="116" w:name="X88ecdfa9d1446d08e01bc0778af629a0f4bd17b"/>
     <w:p>
       <w:pPr>
         <w:pStyle w:val="Bibliography"/>
@@ -6440,7 +6781,7 @@
       <w:r>
         <w:t xml:space="preserve"> </w:t>
       </w:r>
-      <w:hyperlink r:id="rId105">
+      <w:hyperlink r:id="rId115">
         <w:r>
           <w:rPr>
             <w:rStyle w:val="Hyperlink"/>
@@ -6506,8 +6847,8 @@
         <w:t xml:space="preserve">. Proceedings: Biological Sciences 264:1249–1254.</w:t>
       </w:r>
     </w:p>
-    <w:bookmarkEnd w:id="106"/>
-    <w:bookmarkStart w:id="108" w:name="ref-mccannWeakTrophicInteractions1998"/>
+    <w:bookmarkEnd w:id="116"/>
+    <w:bookmarkStart w:id="118" w:name="ref-mccannWeakTrophicInteractions1998"/>
     <w:p>
       <w:pPr>
         <w:pStyle w:val="Bibliography"/>
@@ -6518,7 +6859,7 @@
       <w:r>
         <w:t xml:space="preserve"> </w:t>
       </w:r>
-      <w:hyperlink r:id="rId107">
+      <w:hyperlink r:id="rId117">
         <w:r>
           <w:rPr>
             <w:rStyle w:val="Hyperlink"/>
@@ -6530,8 +6871,8 @@
         <w:t xml:space="preserve">. Nature 395:794–798.</w:t>
       </w:r>
     </w:p>
-    <w:bookmarkEnd w:id="108"/>
-    <w:bookmarkStart w:id="110" w:name="ref-miloNetworkMotifsSimple2002"/>
+    <w:bookmarkEnd w:id="118"/>
+    <w:bookmarkStart w:id="120" w:name="ref-miloNetworkMotifsSimple2002"/>
     <w:p>
       <w:pPr>
         <w:pStyle w:val="Bibliography"/>
@@ -6542,7 +6883,7 @@
       <w:r>
         <w:t xml:space="preserve"> </w:t>
       </w:r>
-      <w:hyperlink r:id="rId109">
+      <w:hyperlink r:id="rId119">
         <w:r>
           <w:rPr>
             <w:rStyle w:val="Hyperlink"/>
@@ -6608,8 +6949,8 @@
         <w:t xml:space="preserve">. Science 298:824–827.</w:t>
       </w:r>
     </w:p>
-    <w:bookmarkEnd w:id="110"/>
-    <w:bookmarkStart w:id="112" w:name="ref-montoyaEcologicalNetworksTheir2006"/>
+    <w:bookmarkEnd w:id="120"/>
+    <w:bookmarkStart w:id="122" w:name="ref-montoyaEcologicalNetworksTheir2006"/>
     <w:p>
       <w:pPr>
         <w:pStyle w:val="Bibliography"/>
@@ -6620,7 +6961,7 @@
       <w:r>
         <w:t xml:space="preserve"> </w:t>
       </w:r>
-      <w:hyperlink r:id="rId111">
+      <w:hyperlink r:id="rId121">
         <w:r>
           <w:rPr>
             <w:rStyle w:val="Hyperlink"/>
@@ -6632,8 +6973,8 @@
         <w:t xml:space="preserve">. Nature 442:259–264.</w:t>
       </w:r>
     </w:p>
-    <w:bookmarkEnd w:id="112"/>
-    <w:bookmarkStart w:id="114" w:name="ref-pimmFoodWebs1982"/>
+    <w:bookmarkEnd w:id="122"/>
+    <w:bookmarkStart w:id="124" w:name="ref-pimmFoodWebs1982"/>
     <w:p>
       <w:pPr>
         <w:pStyle w:val="Bibliography"/>
@@ -6644,7 +6985,7 @@
       <w:r>
         <w:t xml:space="preserve"> </w:t>
       </w:r>
-      <w:hyperlink r:id="rId113">
+      <w:hyperlink r:id="rId123">
         <w:r>
           <w:rPr>
             <w:rStyle w:val="Hyperlink"/>
@@ -6668,8 +7009,8 @@
         <w:t xml:space="preserve">. Springer Netherlands, Dordrecht.</w:t>
       </w:r>
     </w:p>
-    <w:bookmarkEnd w:id="114"/>
-    <w:bookmarkStart w:id="116" w:name="Xaecfe1d4a33bf02078e0db488e6aa2f6950ed89"/>
+    <w:bookmarkEnd w:id="124"/>
+    <w:bookmarkStart w:id="126" w:name="Xaecfe1d4a33bf02078e0db488e6aa2f6950ed89"/>
     <w:p>
       <w:pPr>
         <w:pStyle w:val="Bibliography"/>
@@ -6680,7 +7021,7 @@
       <w:r>
         <w:t xml:space="preserve"> </w:t>
       </w:r>
-      <w:hyperlink r:id="rId115">
+      <w:hyperlink r:id="rId125">
         <w:r>
           <w:rPr>
             <w:rStyle w:val="Hyperlink"/>
@@ -6692,8 +7033,8 @@
         <w:t xml:space="preserve">. Nature 307:321–326.</w:t>
       </w:r>
     </w:p>
-    <w:bookmarkEnd w:id="116"/>
-    <w:bookmarkStart w:id="118" w:name="ref-poisotMangalMakingEcological2016"/>
+    <w:bookmarkEnd w:id="126"/>
+    <w:bookmarkStart w:id="128" w:name="ref-poisotMangalMakingEcological2016"/>
     <w:p>
       <w:pPr>
         <w:pStyle w:val="Bibliography"/>
@@ -6704,7 +7045,7 @@
       <w:r>
         <w:t xml:space="preserve"> </w:t>
       </w:r>
-      <w:hyperlink r:id="rId117">
+      <w:hyperlink r:id="rId127">
         <w:r>
           <w:rPr>
             <w:rStyle w:val="Hyperlink"/>
@@ -6716,8 +7057,8 @@
         <w:t xml:space="preserve">. Ecography 39:384–390.</w:t>
       </w:r>
     </w:p>
-    <w:bookmarkEnd w:id="118"/>
-    <w:bookmarkStart w:id="120" w:name="ref-polisFoodWebComplexity1996"/>
+    <w:bookmarkEnd w:id="128"/>
+    <w:bookmarkStart w:id="130" w:name="ref-polisFoodWebComplexity1996"/>
     <w:p>
       <w:pPr>
         <w:pStyle w:val="Bibliography"/>
@@ -6728,7 +7069,7 @@
       <w:r>
         <w:t xml:space="preserve"> </w:t>
       </w:r>
-      <w:hyperlink r:id="rId119">
+      <w:hyperlink r:id="rId129">
         <w:r>
           <w:rPr>
             <w:rStyle w:val="Hyperlink"/>
@@ -6776,19 +7117,43 @@
         <w:t xml:space="preserve">. The American Naturalist 147:813–846.</w:t>
       </w:r>
     </w:p>
-    <w:bookmarkEnd w:id="120"/>
-    <w:bookmarkStart w:id="122" w:name="X3481a7b1378a8a1c27d457ba1288232f0ac90bb"/>
+    <w:bookmarkEnd w:id="130"/>
+    <w:bookmarkStart w:id="132" w:name="X10460da2e5399b76b6461191e32f8f8d6c63253"/>
     <w:p>
       <w:pPr>
         <w:pStyle w:val="Bibliography"/>
       </w:pPr>
       <w:r>
+        <w:t xml:space="preserve">Rooney, N., K. McCann, G. Gellner, and J. C. Moore. 2006.</w:t>
+      </w:r>
+      <w:r>
+        <w:t xml:space="preserve"> </w:t>
+      </w:r>
+      <w:hyperlink r:id="rId131">
+        <w:r>
+          <w:rPr>
+            <w:rStyle w:val="Hyperlink"/>
+          </w:rPr>
+          <w:t xml:space="preserve">Structural asymmetry and the stability of diverse food webs</w:t>
+        </w:r>
+      </w:hyperlink>
+      <w:r>
+        <w:t xml:space="preserve">. Nature 442:265–269.</w:t>
+      </w:r>
+    </w:p>
+    <w:bookmarkEnd w:id="132"/>
+    <w:bookmarkStart w:id="134" w:name="X3481a7b1378a8a1c27d457ba1288232f0ac90bb"/>
+    <w:p>
+      <w:pPr>
+        <w:pStyle w:val="Bibliography"/>
+      </w:pPr>
+      <w:r>
         <w:t xml:space="preserve">Staniczenko, P. P. A., J. C. Kopp, and S. Allesina. 2013.</w:t>
       </w:r>
       <w:r>
         <w:t xml:space="preserve"> </w:t>
       </w:r>
-      <w:hyperlink r:id="rId121">
+      <w:hyperlink r:id="rId133">
         <w:r>
           <w:rPr>
             <w:rStyle w:val="Hyperlink"/>
@@ -6800,8 +7165,8 @@
         <w:t xml:space="preserve">. Nature Communications 4:1391.</w:t>
       </w:r>
     </w:p>
-    <w:bookmarkEnd w:id="122"/>
-    <w:bookmarkStart w:id="124" w:name="X68c2569f5b2fe4541ba4943c3bf915f8f3f59a5"/>
+    <w:bookmarkEnd w:id="134"/>
+    <w:bookmarkStart w:id="136" w:name="X68c2569f5b2fe4541ba4943c3bf915f8f3f59a5"/>
     <w:p>
       <w:pPr>
         <w:pStyle w:val="Bibliography"/>
@@ -6812,7 +7177,7 @@
       <w:r>
         <w:t xml:space="preserve"> </w:t>
       </w:r>
-      <w:hyperlink r:id="rId123">
+      <w:hyperlink r:id="rId135">
         <w:r>
           <w:rPr>
             <w:rStyle w:val="Hyperlink"/>
@@ -6824,8 +7189,8 @@
         <w:t xml:space="preserve">. Ecology Letters 13:154–161.</w:t>
       </w:r>
     </w:p>
-    <w:bookmarkEnd w:id="124"/>
-    <w:bookmarkStart w:id="126" w:name="ref-stoufferRobustMeasureFood2006"/>
+    <w:bookmarkEnd w:id="136"/>
+    <w:bookmarkStart w:id="138" w:name="ref-stoufferRobustMeasureFood2006"/>
     <w:p>
       <w:pPr>
         <w:pStyle w:val="Bibliography"/>
@@ -6836,7 +7201,7 @@
       <w:r>
         <w:t xml:space="preserve"> </w:t>
       </w:r>
-      <w:hyperlink r:id="rId125">
+      <w:hyperlink r:id="rId137">
         <w:r>
           <w:rPr>
             <w:rStyle w:val="Hyperlink"/>
@@ -6848,8 +7213,8 @@
         <w:t xml:space="preserve">. Proceedings of the National Academy of Sciences 103:19015–19020.</w:t>
       </w:r>
     </w:p>
-    <w:bookmarkEnd w:id="126"/>
-    <w:bookmarkStart w:id="128" w:name="ref-stoufferEvidenceExistenceRobust2007"/>
+    <w:bookmarkEnd w:id="138"/>
+    <w:bookmarkStart w:id="140" w:name="ref-stoufferEvidenceExistenceRobust2007"/>
     <w:p>
       <w:pPr>
         <w:pStyle w:val="Bibliography"/>
@@ -6860,7 +7225,7 @@
       <w:r>
         <w:t xml:space="preserve"> </w:t>
       </w:r>
-      <w:hyperlink r:id="rId127">
+      <w:hyperlink r:id="rId139">
         <w:r>
           <w:rPr>
             <w:rStyle w:val="Hyperlink"/>
@@ -6872,8 +7237,8 @@
         <w:t xml:space="preserve">. Proceedings of the Royal Society B: Biological Sciences 274:1931–1940.</w:t>
       </w:r>
     </w:p>
-    <w:bookmarkEnd w:id="128"/>
-    <w:bookmarkStart w:id="130" w:name="ref-strydomSVDEntropyReveals2021"/>
+    <w:bookmarkEnd w:id="140"/>
+    <w:bookmarkStart w:id="142" w:name="ref-strydomSVDEntropyReveals2021"/>
     <w:p>
       <w:pPr>
         <w:pStyle w:val="Bibliography"/>
@@ -6884,7 +7249,7 @@
       <w:r>
         <w:t xml:space="preserve"> </w:t>
       </w:r>
-      <w:hyperlink r:id="rId129">
+      <w:hyperlink r:id="rId141">
         <w:r>
           <w:rPr>
             <w:rStyle w:val="Hyperlink"/>
@@ -6944,19 +7309,43 @@
         <w:t xml:space="preserve">. Frontiers in Ecology and Evolution 9.</w:t>
       </w:r>
     </w:p>
-    <w:bookmarkEnd w:id="130"/>
-    <w:bookmarkStart w:id="132" w:name="ref-thompsonFoodWebsReconciling2012"/>
+    <w:bookmarkEnd w:id="142"/>
+    <w:bookmarkStart w:id="144" w:name="X7030f22390f7878fdd87fd7cd78b728fb735d12"/>
     <w:p>
       <w:pPr>
         <w:pStyle w:val="Bibliography"/>
       </w:pPr>
       <w:r>
+        <w:t xml:space="preserve">Thébault, E., and C. Fontaine. 2010.</w:t>
+      </w:r>
+      <w:r>
+        <w:t xml:space="preserve"> </w:t>
+      </w:r>
+      <w:hyperlink r:id="rId143">
+        <w:r>
+          <w:rPr>
+            <w:rStyle w:val="Hyperlink"/>
+          </w:rPr>
+          <w:t xml:space="preserve">Stability of ecological communities and the architecture of mutualistic and trophic networks</w:t>
+        </w:r>
+      </w:hyperlink>
+      <w:r>
+        <w:t xml:space="preserve">. Science (New York, N.Y.) 329:853–856.</w:t>
+      </w:r>
+    </w:p>
+    <w:bookmarkEnd w:id="144"/>
+    <w:bookmarkStart w:id="146" w:name="ref-thompsonFoodWebsReconciling2012"/>
+    <w:p>
+      <w:pPr>
+        <w:pStyle w:val="Bibliography"/>
+      </w:pPr>
+      <w:r>
         <w:t xml:space="preserve">Thompson, R. M., U. Brose, J. Dunne, R. O. Hall, S. Hladyz, R. L. Kitching, N. D. Martinez, et al. 2012.</w:t>
       </w:r>
       <w:r>
         <w:t xml:space="preserve"> </w:t>
       </w:r>
-      <w:hyperlink r:id="rId131">
+      <w:hyperlink r:id="rId145">
         <w:r>
           <w:rPr>
             <w:rStyle w:val="Hyperlink"/>
@@ -6968,8 +7357,8 @@
         <w:t xml:space="preserve">. Trends in Ecology &amp; Evolution 27:689–697.</w:t>
       </w:r>
     </w:p>
-    <w:bookmarkEnd w:id="132"/>
-    <w:bookmarkStart w:id="134" w:name="X36aef5157aa3ddd99c1977c5616cca2243282d0"/>
+    <w:bookmarkEnd w:id="146"/>
+    <w:bookmarkStart w:id="148" w:name="X36aef5157aa3ddd99c1977c5616cca2243282d0"/>
     <w:p>
       <w:pPr>
         <w:pStyle w:val="Bibliography"/>
@@ -6980,7 +7369,7 @@
       <w:r>
         <w:t xml:space="preserve"> </w:t>
       </w:r>
-      <w:hyperlink r:id="rId133">
+      <w:hyperlink r:id="rId147">
         <w:r>
           <w:rPr>
             <w:rStyle w:val="Hyperlink"/>
@@ -7004,8 +7393,8 @@
         <w:t xml:space="preserve">. Ecology 77:350–363.</w:t>
       </w:r>
     </w:p>
-    <w:bookmarkEnd w:id="134"/>
-    <w:bookmarkStart w:id="136" w:name="ref-vermaatMajorDimensionsFoodweb2009"/>
+    <w:bookmarkEnd w:id="148"/>
+    <w:bookmarkStart w:id="150" w:name="ref-vermaatMajorDimensionsFoodweb2009"/>
     <w:p>
       <w:pPr>
         <w:pStyle w:val="Bibliography"/>
@@ -7016,7 +7405,7 @@
       <w:r>
         <w:t xml:space="preserve"> </w:t>
       </w:r>
-      <w:hyperlink r:id="rId135">
+      <w:hyperlink r:id="rId149">
         <w:r>
           <w:rPr>
             <w:rStyle w:val="Hyperlink"/>
@@ -7028,8 +7417,8 @@
         <w:t xml:space="preserve">. Ecology 90:278–282.</w:t>
       </w:r>
     </w:p>
-    <w:bookmarkEnd w:id="136"/>
-    <w:bookmarkStart w:id="138" w:name="X213a6aaf50050957348988b5bbabc4dd1122e7b"/>
+    <w:bookmarkEnd w:id="150"/>
+    <w:bookmarkStart w:id="152" w:name="X213a6aaf50050957348988b5bbabc4dd1122e7b"/>
     <w:p>
       <w:pPr>
         <w:pStyle w:val="Bibliography"/>
@@ -7040,7 +7429,7 @@
       <w:r>
         <w:t xml:space="preserve"> </w:t>
       </w:r>
-      <w:hyperlink r:id="rId137">
+      <w:hyperlink r:id="rId151">
         <w:r>
           <w:rPr>
             <w:rStyle w:val="Hyperlink"/>
@@ -7064,8 +7453,8 @@
         <w:t xml:space="preserve">. Conservation Biology 6:18–23.</w:t>
       </w:r>
     </w:p>
-    <w:bookmarkEnd w:id="138"/>
-    <w:bookmarkStart w:id="140" w:name="X5f45a7a099d08070703fc184810d23dd2e88abd"/>
+    <w:bookmarkEnd w:id="152"/>
+    <w:bookmarkStart w:id="154" w:name="X5f45a7a099d08070703fc184810d23dd2e88abd"/>
     <w:p>
       <w:pPr>
         <w:pStyle w:val="Bibliography"/>
@@ -7076,7 +7465,7 @@
       <w:r>
         <w:t xml:space="preserve"> </w:t>
       </w:r>
-      <w:hyperlink r:id="rId139">
+      <w:hyperlink r:id="rId153">
         <w:r>
           <w:rPr>
             <w:rStyle w:val="Hyperlink"/>
@@ -7112,8 +7501,8 @@
         <w:t xml:space="preserve">. Nature 393:440–442.</w:t>
       </w:r>
     </w:p>
-    <w:bookmarkEnd w:id="140"/>
-    <w:bookmarkStart w:id="142" w:name="ref-williamsLimitsTrophicLevels2004"/>
+    <w:bookmarkEnd w:id="154"/>
+    <w:bookmarkStart w:id="156" w:name="ref-williamsLimitsTrophicLevels2004"/>
     <w:p>
       <w:pPr>
         <w:pStyle w:val="Bibliography"/>
@@ -7124,7 +7513,7 @@
       <w:r>
         <w:t xml:space="preserve"> </w:t>
       </w:r>
-      <w:hyperlink r:id="rId141">
+      <w:hyperlink r:id="rId155">
         <w:r>
           <w:rPr>
             <w:rStyle w:val="Hyperlink"/>
@@ -7238,8 +7627,8 @@
         <w:t xml:space="preserve">. The American Naturalist 163:458–468.</w:t>
       </w:r>
     </w:p>
-    <w:bookmarkEnd w:id="142"/>
-    <w:bookmarkStart w:id="144" w:name="X781f7e482417d8f33d808967da8cf24a047c245"/>
+    <w:bookmarkEnd w:id="156"/>
+    <w:bookmarkStart w:id="158" w:name="X781f7e482417d8f33d808967da8cf24a047c245"/>
     <w:p>
       <w:pPr>
         <w:pStyle w:val="Bibliography"/>
@@ -7250,7 +7639,7 @@
       <w:r>
         <w:t xml:space="preserve"> </w:t>
       </w:r>
-      <w:hyperlink r:id="rId143">
+      <w:hyperlink r:id="rId157">
         <w:r>
           <w:rPr>
             <w:rStyle w:val="Hyperlink"/>
@@ -7322,9 +7711,9 @@
         <w:t xml:space="preserve">. Oikos 87:327–340.</w:t>
       </w:r>
     </w:p>
-    <w:bookmarkEnd w:id="144"/>
-    <w:bookmarkEnd w:id="145"/>
-    <w:bookmarkEnd w:id="146"/>
+    <w:bookmarkEnd w:id="158"/>
+    <w:bookmarkEnd w:id="159"/>
+    <w:bookmarkEnd w:id="160"/>
     <w:sectPr>
       <w:footnotePr>
         <w:numRestart w:val="eachSect"/>

--- a/index.docx
+++ b/index.docx
@@ -31,7 +31,7 @@
         <w:pStyle w:val="Date"/>
       </w:pPr>
       <w:r>
-        <w:t xml:space="preserve">2026-03-18</w:t>
+        <w:t xml:space="preserve">2026-03-19</w:t>
       </w:r>
     </w:p>
     <w:p>
@@ -162,7 +162,7 @@
         <w:t xml:space="preserve"> </w:t>
       </w:r>
       <w:r>
-        <w:t xml:space="preserve">(Tilman 1996; Ives and Carpenter 2007; Loreau and de Mazancourt 2013)</w:t>
+        <w:t xml:space="preserve">(Ives and Carpenter 2007; Loreau and de Mazancourt 2013; Donohue et al. 2016; Domínguez-García et al. 2019)</w:t>
       </w:r>
       <w:r>
         <w:t xml:space="preserve">. Together these developments suggest that the relationship between network structure and ecological stability may be more complex than originally assumed, specifically that both structure and stability are multidimensional properties of ecological systems. If so, apparent inconsistencies in the structure–stability literature may arise not because theoretical predictions are incorrect, but because different studies measure different aspects of network architecture and different components of ecological stability.</w:t>
@@ -2089,48 +2089,65 @@
         <w:pStyle w:val="BodyText"/>
       </w:pPr>
       <w:r>
-        <w:t xml:space="preserve">In addition to network structural descriptors, we quantified multiple complementary measures of ecological stability that reflect different dynamical processes. Specifically, we included (1) Robustness (</w:t>
+        <w:t xml:space="preserve">In addition to network structural descriptors, we quantified multiple complementary measures of ecological stability that reflect different dynamical processes. Specifically, we included (1) Robustness (as area under extinction curve), which measures the proportion of secondary extinctions following sequential species loss and captures tolerance to perturbation</w:t>
+      </w:r>
+      <w:r>
+        <w:t xml:space="preserve"> </w:t>
+      </w:r>
+      <w:r>
+        <w:t xml:space="preserve">(Dunne et al. 2002)</w:t>
+      </w:r>
+      <w:r>
+        <w:t xml:space="preserve">; (2) Complexity (SVD), defined as the Shannon entropy of the singular value decomposition of the adjacency matrix, representing heterogeneity in interaction pathways and potential system-level fragility</w:t>
+      </w:r>
+      <w:r>
+        <w:t xml:space="preserve"> </w:t>
+      </w:r>
+      <w:r>
+        <w:t xml:space="preserve">(Strydom et al. 2021)</w:t>
+      </w:r>
+      <w:r>
+        <w:t xml:space="preserve">; (3) Spectral Radius (</w:t>
       </w:r>
       <m:oMath>
-        <m:sSub>
-          <m:e>
-            <m:r>
-              <m:t>R</m:t>
-            </m:r>
-          </m:e>
-          <m:sub>
-            <m:r>
-              <m:t>50</m:t>
-            </m:r>
-          </m:sub>
-        </m:sSub>
+        <m:r>
+          <m:t>ρ</m:t>
+        </m:r>
       </m:oMath>
       <w:r>
-        <w:t xml:space="preserve">), which measures the proportion of secondary extinctions following sequential species loss and captures tolerance to perturbation</w:t>
-      </w:r>
-      <w:r>
-        <w:t xml:space="preserve"> </w:t>
-      </w:r>
-      <w:r>
-        <w:t xml:space="preserve">(Jonsson et al. 2015)</w:t>
-      </w:r>
-      <w:r>
-        <w:t xml:space="preserve">; (2) Complexity (SVD), defined as the Shannon entropy of the singular value decomposition of the adjacency matrix, representing heterogeneity in interaction pathways and potential system-level fragility</w:t>
-      </w:r>
-      <w:r>
-        <w:t xml:space="preserve"> </w:t>
-      </w:r>
-      <w:r>
-        <w:t xml:space="preserve">(Strydom et al. 2021)</w:t>
-      </w:r>
-      <w:r>
-        <w:t xml:space="preserve">; (3) Spectral Radius (ρ), the largest real part of the eigenvalues of the adjacency matrix, providing a global indicator of dynamic stability related to interaction strength aggregation</w:t>
+        <w:t xml:space="preserve">), the largest real part of the eigenvalues of the adjacency matrix and can conceptually</w:t>
+      </w:r>
+      <w:r>
+        <w:t xml:space="preserve"> </w:t>
+      </w:r>
+      <m:oMath>
+        <m:r>
+          <m:t>ρ</m:t>
+        </m:r>
+      </m:oMath>
+      <w:r>
+        <w:t xml:space="preserve"> </w:t>
+      </w:r>
+      <w:r>
+        <w:t xml:space="preserve">be thought of as a unipartite equivalent of nestedness</w:t>
       </w:r>
       <w:r>
         <w:t xml:space="preserve"> </w:t>
       </w:r>
       <w:r>
         <w:t xml:space="preserve">(Staniczenko et al. 2013)</w:t>
+      </w:r>
+      <w:r>
+        <w:t xml:space="preserve"> </w:t>
+      </w:r>
+      <w:r>
+        <w:t xml:space="preserve">making it a proxy for network persistence</w:t>
+      </w:r>
+      <w:r>
+        <w:t xml:space="preserve"> </w:t>
+      </w:r>
+      <w:r>
+        <w:t xml:space="preserve">(Bascompte et al. 2003)</w:t>
       </w:r>
       <w:r>
         <w:t xml:space="preserve">; and (4) Structural Controllability, which evaluates the minimum number of driver species required to control the network’s dynamics and thus captures the capacity for directed reorganisation following perturbation</w:t>
@@ -6061,7 +6078,7 @@
       </w:r>
     </w:p>
     <w:bookmarkEnd w:id="86"/>
-    <w:bookmarkStart w:id="160" w:name="references"/>
+    <w:bookmarkStart w:id="163" w:name="references"/>
     <w:p>
       <w:pPr>
         <w:pStyle w:val="Heading1"/>
@@ -6070,7 +6087,7 @@
         <w:t xml:space="preserve">References</w:t>
       </w:r>
     </w:p>
-    <w:bookmarkStart w:id="159" w:name="refs"/>
+    <w:bookmarkStart w:id="162" w:name="refs"/>
     <w:bookmarkStart w:id="88" w:name="ref-allesinaStabilityCriteriaComplex2012"/>
     <w:p>
       <w:pPr>
@@ -6095,18 +6112,42 @@
       </w:r>
     </w:p>
     <w:bookmarkEnd w:id="88"/>
-    <w:bookmarkStart w:id="90" w:name="ref-cowanNodalDynamicsNot2012"/>
+    <w:bookmarkStart w:id="90" w:name="Xf46d66f38296066c1100d9812a6303bc71ed153"/>
     <w:p>
       <w:pPr>
         <w:pStyle w:val="Bibliography"/>
       </w:pPr>
       <w:r>
+        <w:t xml:space="preserve">Bascompte, J., P. Jordano, C. J. Melian, and J. M. Olesen. 2003.</w:t>
+      </w:r>
+      <w:r>
+        <w:t xml:space="preserve"> </w:t>
+      </w:r>
+      <w:hyperlink r:id="rId89">
+        <w:r>
+          <w:rPr>
+            <w:rStyle w:val="Hyperlink"/>
+          </w:rPr>
+          <w:t xml:space="preserve">The nested assembly of plant-animal mutualistic networks</w:t>
+        </w:r>
+      </w:hyperlink>
+      <w:r>
+        <w:t xml:space="preserve">. Proceedings of the National Academy of Sciences 100:9383–9387.</w:t>
+      </w:r>
+    </w:p>
+    <w:bookmarkEnd w:id="90"/>
+    <w:bookmarkStart w:id="92" w:name="ref-cowanNodalDynamicsNot2012"/>
+    <w:p>
+      <w:pPr>
+        <w:pStyle w:val="Bibliography"/>
+      </w:pPr>
+      <w:r>
         <w:t xml:space="preserve">Cowan, N. J., E. J. Chastain, D. A. Vilhena, J. S. Freudenberg, and C. T. Bergstrom. 2012.</w:t>
       </w:r>
       <w:r>
         <w:t xml:space="preserve"> </w:t>
       </w:r>
-      <w:hyperlink r:id="rId89">
+      <w:hyperlink r:id="rId91">
         <w:r>
           <w:rPr>
             <w:rStyle w:val="Hyperlink"/>
@@ -6214,19 +6255,77 @@
         <w:t xml:space="preserve">. PLOS ONE 7:e38398.</w:t>
       </w:r>
     </w:p>
-    <w:bookmarkEnd w:id="90"/>
-    <w:bookmarkStart w:id="92" w:name="ref-emmersonWeakInteractionsOmnivory2004"/>
+    <w:bookmarkEnd w:id="92"/>
+    <w:bookmarkStart w:id="94" w:name="X53bbcf1fe81256a437abb45e6ad19d3e8c56690"/>
     <w:p>
       <w:pPr>
         <w:pStyle w:val="Bibliography"/>
       </w:pPr>
       <w:r>
+        <w:t xml:space="preserve">Domínguez-García, V., V. Dakos, and S. Kéfi. 2019.</w:t>
+      </w:r>
+      <w:r>
+        <w:t xml:space="preserve"> </w:t>
+      </w:r>
+      <w:hyperlink r:id="rId93">
+        <w:r>
+          <w:rPr>
+            <w:rStyle w:val="Hyperlink"/>
+          </w:rPr>
+          <w:t xml:space="preserve">Unveiling dimensions of stability in complex ecological networks</w:t>
+        </w:r>
+      </w:hyperlink>
+      <w:r>
+        <w:t xml:space="preserve">. Proceedings of the National Academy of Sciences 116:25714–25720.</w:t>
+      </w:r>
+    </w:p>
+    <w:bookmarkEnd w:id="94"/>
+    <w:bookmarkStart w:id="96" w:name="Xfd5cd263feda56825410424069250bdf3ea5215"/>
+    <w:p>
+      <w:pPr>
+        <w:pStyle w:val="Bibliography"/>
+      </w:pPr>
+      <w:r>
+        <w:t xml:space="preserve">Donohue, I., H. Hillebrand, J. M. Montoya, O. L. Petchey, S. L. Pimm, M. S. Fowler, K. Healy, et al. 2016.</w:t>
+      </w:r>
+      <w:r>
+        <w:t xml:space="preserve"> </w:t>
+      </w:r>
+      <w:hyperlink r:id="rId95">
+        <w:r>
+          <w:rPr>
+            <w:rStyle w:val="Hyperlink"/>
+          </w:rPr>
+          <w:t xml:space="preserve">Navigating the complexity of ecological stability</w:t>
+        </w:r>
+      </w:hyperlink>
+      <w:r>
+        <w:t xml:space="preserve">. Ecology Letters 19:1172–1185.</w:t>
+      </w:r>
+    </w:p>
+    <w:bookmarkEnd w:id="96"/>
+    <w:bookmarkStart w:id="97" w:name="X6a748f2c18be5d40b86306295ddf535fd2774da"/>
+    <w:p>
+      <w:pPr>
+        <w:pStyle w:val="Bibliography"/>
+      </w:pPr>
+      <w:r>
+        <w:t xml:space="preserve">Dunne, J., R. J. Williams, and N. D. Martinez. 2002. Network structure and biodiversity loss in food webs: Robustness increases with connectance. Ecol. Lett. 5:558–567.</w:t>
+      </w:r>
+    </w:p>
+    <w:bookmarkEnd w:id="97"/>
+    <w:bookmarkStart w:id="99" w:name="ref-emmersonWeakInteractionsOmnivory2004"/>
+    <w:p>
+      <w:pPr>
+        <w:pStyle w:val="Bibliography"/>
+      </w:pPr>
+      <w:r>
         <w:t xml:space="preserve">Emmerson, M., and J. M. Yearsley. 2004.</w:t>
       </w:r>
       <w:r>
         <w:t xml:space="preserve"> </w:t>
       </w:r>
-      <w:hyperlink r:id="rId91">
+      <w:hyperlink r:id="rId98">
         <w:r>
           <w:rPr>
             <w:rStyle w:val="Hyperlink"/>
@@ -6292,8 +6391,8 @@
         <w:t xml:space="preserve">. Proceedings: Biological Sciences 271:397–405.</w:t>
       </w:r>
     </w:p>
-    <w:bookmarkEnd w:id="92"/>
-    <w:bookmarkStart w:id="94" w:name="ref-estradaUsingNetworkCentrality2008"/>
+    <w:bookmarkEnd w:id="99"/>
+    <w:bookmarkStart w:id="101" w:name="ref-estradaUsingNetworkCentrality2008"/>
     <w:p>
       <w:pPr>
         <w:pStyle w:val="Bibliography"/>
@@ -6304,7 +6403,7 @@
       <w:r>
         <w:t xml:space="preserve"> </w:t>
       </w:r>
-      <w:hyperlink r:id="rId93">
+      <w:hyperlink r:id="rId100">
         <w:r>
           <w:rPr>
             <w:rStyle w:val="Hyperlink"/>
@@ -6352,8 +6451,8 @@
         <w:t xml:space="preserve">. Ecological Applications 18:1810–1825.</w:t>
       </w:r>
     </w:p>
-    <w:bookmarkEnd w:id="94"/>
-    <w:bookmarkStart w:id="96" w:name="ref-fortunaWebLife2014"/>
+    <w:bookmarkEnd w:id="101"/>
+    <w:bookmarkStart w:id="103" w:name="ref-fortunaWebLife2014"/>
     <w:p>
       <w:pPr>
         <w:pStyle w:val="Bibliography"/>
@@ -6364,7 +6463,7 @@
       <w:r>
         <w:t xml:space="preserve"> </w:t>
       </w:r>
-      <w:hyperlink r:id="rId95">
+      <w:hyperlink r:id="rId102">
         <w:r>
           <w:rPr>
             <w:rStyle w:val="Hyperlink"/>
@@ -6412,8 +6511,8 @@
         <w:t xml:space="preserve">.</w:t>
       </w:r>
     </w:p>
-    <w:bookmarkEnd w:id="96"/>
-    <w:bookmarkStart w:id="98" w:name="ref-ivesStabilityDiversityEcosystems2007"/>
+    <w:bookmarkEnd w:id="103"/>
+    <w:bookmarkStart w:id="105" w:name="ref-ivesStabilityDiversityEcosystems2007"/>
     <w:p>
       <w:pPr>
         <w:pStyle w:val="Bibliography"/>
@@ -6424,7 +6523,7 @@
       <w:r>
         <w:t xml:space="preserve"> </w:t>
       </w:r>
-      <w:hyperlink r:id="rId97">
+      <w:hyperlink r:id="rId104">
         <w:r>
           <w:rPr>
             <w:rStyle w:val="Hyperlink"/>
@@ -6472,8 +6571,8 @@
         <w:t xml:space="preserve">. Science 317:58–62.</w:t>
       </w:r>
     </w:p>
-    <w:bookmarkEnd w:id="98"/>
-    <w:bookmarkStart w:id="100" w:name="X9080a016089356b1a0b4c4dffa0eb84c7c7baaa"/>
+    <w:bookmarkEnd w:id="105"/>
+    <w:bookmarkStart w:id="107" w:name="X9080a016089356b1a0b4c4dffa0eb84c7c7baaa"/>
     <w:p>
       <w:pPr>
         <w:pStyle w:val="Bibliography"/>
@@ -6484,7 +6583,7 @@
       <w:r>
         <w:t xml:space="preserve"> </w:t>
       </w:r>
-      <w:hyperlink r:id="rId99">
+      <w:hyperlink r:id="rId106">
         <w:r>
           <w:rPr>
             <w:rStyle w:val="Hyperlink"/>
@@ -6496,24 +6595,96 @@
         <w:t xml:space="preserve">. Proceedings of the National Academy of Sciences 111:17923–17928.</w:t>
       </w:r>
     </w:p>
-    <w:bookmarkEnd w:id="100"/>
-    <w:bookmarkStart w:id="102" w:name="ref-jonssonReliabilityR50Measure2015"/>
+    <w:bookmarkEnd w:id="107"/>
+    <w:bookmarkStart w:id="109" w:name="ref-lauEcologicalNetworkMetrics2017"/>
     <w:p>
       <w:pPr>
         <w:pStyle w:val="Bibliography"/>
       </w:pPr>
       <w:r>
-        <w:t xml:space="preserve">Jonsson, T., S. Berg, A. Pimenov, C. Palmer, and M. Emmerson. 2015.</w:t>
-      </w:r>
-      <w:r>
-        <w:t xml:space="preserve"> </w:t>
-      </w:r>
-      <w:hyperlink r:id="rId101">
-        <w:r>
-          <w:rPr>
-            <w:rStyle w:val="Hyperlink"/>
-          </w:rPr>
-          <w:t xml:space="preserve">The reliability of</w:t>
+        <w:t xml:space="preserve">Lau, M. K., S. R. Borrett, B. Baiser, N. J. Gotelli, and A. M. Ellison. 2017.</w:t>
+      </w:r>
+      <w:r>
+        <w:t xml:space="preserve"> </w:t>
+      </w:r>
+      <w:hyperlink r:id="rId108">
+        <w:r>
+          <w:rPr>
+            <w:rStyle w:val="Hyperlink"/>
+          </w:rPr>
+          <w:t xml:space="preserve">Ecological network metrics: Opportunities for synthesis</w:t>
+        </w:r>
+      </w:hyperlink>
+      <w:r>
+        <w:t xml:space="preserve">. Ecosphere 8:e01900.</w:t>
+      </w:r>
+    </w:p>
+    <w:bookmarkEnd w:id="109"/>
+    <w:bookmarkStart w:id="111" w:name="Xafca52a5b72d6982fa110bedd3fd93e9c36b448"/>
+    <w:p>
+      <w:pPr>
+        <w:pStyle w:val="Bibliography"/>
+      </w:pPr>
+      <w:r>
+        <w:t xml:space="preserve">Liu, Y.-Y., J.-J. Slotine, and A.-L. Barabási. 2011.</w:t>
+      </w:r>
+      <w:r>
+        <w:t xml:space="preserve"> </w:t>
+      </w:r>
+      <w:hyperlink r:id="rId110">
+        <w:r>
+          <w:rPr>
+            <w:rStyle w:val="Hyperlink"/>
+          </w:rPr>
+          <w:t xml:space="preserve">Controllability of complex networks</w:t>
+        </w:r>
+      </w:hyperlink>
+      <w:r>
+        <w:t xml:space="preserve">. Nature 473:167–173.</w:t>
+      </w:r>
+    </w:p>
+    <w:bookmarkEnd w:id="111"/>
+    <w:bookmarkStart w:id="113" w:name="Xd3bc60a647f9ff13377c15a84381aefaf14c1db"/>
+    <w:p>
+      <w:pPr>
+        <w:pStyle w:val="Bibliography"/>
+      </w:pPr>
+      <w:r>
+        <w:t xml:space="preserve">Loreau, M., and C. de Mazancourt. 2013.</w:t>
+      </w:r>
+      <w:r>
+        <w:t xml:space="preserve"> </w:t>
+      </w:r>
+      <w:hyperlink r:id="rId112">
+        <w:r>
+          <w:rPr>
+            <w:rStyle w:val="Hyperlink"/>
+          </w:rPr>
+          <w:t xml:space="preserve">Biodiversity and ecosystem stability: A synthesis of underlying mechanisms</w:t>
+        </w:r>
+      </w:hyperlink>
+      <w:r>
+        <w:t xml:space="preserve">. Ecology Letters 16:106–115.</w:t>
+      </w:r>
+    </w:p>
+    <w:bookmarkEnd w:id="113"/>
+    <w:bookmarkStart w:id="115" w:name="ref-mayWillLargeComplex1972"/>
+    <w:p>
+      <w:pPr>
+        <w:pStyle w:val="Bibliography"/>
+      </w:pPr>
+      <w:r>
+        <w:t xml:space="preserve">May, R. M. 1972.</w:t>
+      </w:r>
+      <w:r>
+        <w:t xml:space="preserve"> </w:t>
+      </w:r>
+      <w:hyperlink r:id="rId114">
+        <w:r>
+          <w:rPr>
+            <w:rStyle w:val="Hyperlink"/>
+          </w:rPr>
+          <w:t xml:space="preserve">Will a</w:t>
         </w:r>
         <w:r>
           <w:rPr>
@@ -6525,7 +6696,7 @@
           <w:rPr>
             <w:rStyle w:val="Hyperlink"/>
           </w:rPr>
-          <w:t xml:space="preserve">R50</w:t>
+          <w:t xml:space="preserve">Large Complex System</w:t>
         </w:r>
         <w:r>
           <w:rPr>
@@ -6537,103 +6708,238 @@
           <w:rPr>
             <w:rStyle w:val="Hyperlink"/>
           </w:rPr>
-          <w:t xml:space="preserve">as a measure of vulnerability of food webs to sequential species deletions</w:t>
+          <w:t xml:space="preserve">be</w:t>
+        </w:r>
+        <w:r>
+          <w:rPr>
+            <w:rStyle w:val="Hyperlink"/>
+          </w:rPr>
+          <w:t xml:space="preserve"> </w:t>
+        </w:r>
+        <w:r>
+          <w:rPr>
+            <w:rStyle w:val="Hyperlink"/>
+          </w:rPr>
+          <w:t xml:space="preserve">Stable</w:t>
+        </w:r>
+        <w:r>
+          <w:rPr>
+            <w:rStyle w:val="Hyperlink"/>
+          </w:rPr>
+          <w:t xml:space="preserve">?</w:t>
         </w:r>
       </w:hyperlink>
       <w:r>
-        <w:t xml:space="preserve">. Oikos 124:446–457.</w:t>
-      </w:r>
-    </w:p>
-    <w:bookmarkEnd w:id="102"/>
-    <w:bookmarkStart w:id="104" w:name="ref-lauEcologicalNetworkMetrics2017"/>
+        <w:t xml:space="preserve"> Nature 238:413–414.</w:t>
+      </w:r>
+    </w:p>
+    <w:bookmarkEnd w:id="115"/>
+    <w:bookmarkStart w:id="117" w:name="ref-mayStabilityComplexityModel1974"/>
     <w:p>
       <w:pPr>
         <w:pStyle w:val="Bibliography"/>
       </w:pPr>
       <w:r>
-        <w:t xml:space="preserve">Lau, M. K., S. R. Borrett, B. Baiser, N. J. Gotelli, and A. M. Ellison. 2017.</w:t>
-      </w:r>
-      <w:r>
-        <w:t xml:space="preserve"> </w:t>
-      </w:r>
-      <w:hyperlink r:id="rId103">
-        <w:r>
-          <w:rPr>
-            <w:rStyle w:val="Hyperlink"/>
-          </w:rPr>
-          <w:t xml:space="preserve">Ecological network metrics: Opportunities for synthesis</w:t>
+        <w:t xml:space="preserve">———. 1974.</w:t>
+      </w:r>
+      <w:r>
+        <w:t xml:space="preserve"> </w:t>
+      </w:r>
+      <w:hyperlink r:id="rId116">
+        <w:r>
+          <w:rPr>
+            <w:rStyle w:val="Hyperlink"/>
+          </w:rPr>
+          <w:t xml:space="preserve">Stability and</w:t>
+        </w:r>
+        <w:r>
+          <w:rPr>
+            <w:rStyle w:val="Hyperlink"/>
+          </w:rPr>
+          <w:t xml:space="preserve"> </w:t>
+        </w:r>
+        <w:r>
+          <w:rPr>
+            <w:rStyle w:val="Hyperlink"/>
+          </w:rPr>
+          <w:t xml:space="preserve">Complexity</w:t>
+        </w:r>
+        <w:r>
+          <w:rPr>
+            <w:rStyle w:val="Hyperlink"/>
+          </w:rPr>
+          <w:t xml:space="preserve"> </w:t>
+        </w:r>
+        <w:r>
+          <w:rPr>
+            <w:rStyle w:val="Hyperlink"/>
+          </w:rPr>
+          <w:t xml:space="preserve">in</w:t>
+        </w:r>
+        <w:r>
+          <w:rPr>
+            <w:rStyle w:val="Hyperlink"/>
+          </w:rPr>
+          <w:t xml:space="preserve"> </w:t>
+        </w:r>
+        <w:r>
+          <w:rPr>
+            <w:rStyle w:val="Hyperlink"/>
+          </w:rPr>
+          <w:t xml:space="preserve">Model Ecosystems</w:t>
         </w:r>
       </w:hyperlink>
       <w:r>
-        <w:t xml:space="preserve">. Ecosphere 8:e01900.</w:t>
-      </w:r>
-    </w:p>
-    <w:bookmarkEnd w:id="104"/>
-    <w:bookmarkStart w:id="106" w:name="Xafca52a5b72d6982fa110bedd3fd93e9c36b448"/>
+        <w:t xml:space="preserve"> </w:t>
+      </w:r>
+      <w:r>
+        <w:t xml:space="preserve">(Vol. 1). Princeton University Press.</w:t>
+      </w:r>
+    </w:p>
+    <w:bookmarkEnd w:id="117"/>
+    <w:bookmarkStart w:id="119" w:name="ref-mccannDiversityStabilityDebate2000"/>
     <w:p>
       <w:pPr>
         <w:pStyle w:val="Bibliography"/>
       </w:pPr>
       <w:r>
-        <w:t xml:space="preserve">Liu, Y.-Y., J.-J. Slotine, and A.-L. Barabási. 2011.</w:t>
-      </w:r>
-      <w:r>
-        <w:t xml:space="preserve"> </w:t>
-      </w:r>
-      <w:hyperlink r:id="rId105">
-        <w:r>
-          <w:rPr>
-            <w:rStyle w:val="Hyperlink"/>
-          </w:rPr>
-          <w:t xml:space="preserve">Controllability of complex networks</w:t>
+        <w:t xml:space="preserve">McCann, K. S. 2000.</w:t>
+      </w:r>
+      <w:r>
+        <w:t xml:space="preserve"> </w:t>
+      </w:r>
+      <w:hyperlink r:id="rId118">
+        <w:r>
+          <w:rPr>
+            <w:rStyle w:val="Hyperlink"/>
+          </w:rPr>
+          <w:t xml:space="preserve">The diversity–stability debate</w:t>
         </w:r>
       </w:hyperlink>
       <w:r>
-        <w:t xml:space="preserve">. Nature 473:167–173.</w:t>
-      </w:r>
-    </w:p>
-    <w:bookmarkEnd w:id="106"/>
-    <w:bookmarkStart w:id="108" w:name="Xd3bc60a647f9ff13377c15a84381aefaf14c1db"/>
+        <w:t xml:space="preserve">. Nature 405:228–233.</w:t>
+      </w:r>
+    </w:p>
+    <w:bookmarkEnd w:id="119"/>
+    <w:bookmarkStart w:id="121" w:name="X88ecdfa9d1446d08e01bc0778af629a0f4bd17b"/>
     <w:p>
       <w:pPr>
         <w:pStyle w:val="Bibliography"/>
       </w:pPr>
       <w:r>
-        <w:t xml:space="preserve">Loreau, M., and C. de Mazancourt. 2013.</w:t>
-      </w:r>
-      <w:r>
-        <w:t xml:space="preserve"> </w:t>
-      </w:r>
-      <w:hyperlink r:id="rId107">
-        <w:r>
-          <w:rPr>
-            <w:rStyle w:val="Hyperlink"/>
-          </w:rPr>
-          <w:t xml:space="preserve">Biodiversity and ecosystem stability: A synthesis of underlying mechanisms</w:t>
+        <w:t xml:space="preserve">McCann, K., and A. Hastings. 1997.</w:t>
+      </w:r>
+      <w:r>
+        <w:t xml:space="preserve"> </w:t>
+      </w:r>
+      <w:hyperlink r:id="rId120">
+        <w:r>
+          <w:rPr>
+            <w:rStyle w:val="Hyperlink"/>
+          </w:rPr>
+          <w:t xml:space="preserve">Re-</w:t>
+        </w:r>
+        <w:r>
+          <w:rPr>
+            <w:rStyle w:val="Hyperlink"/>
+          </w:rPr>
+          <w:t xml:space="preserve">Evaluating</w:t>
+        </w:r>
+        <w:r>
+          <w:rPr>
+            <w:rStyle w:val="Hyperlink"/>
+          </w:rPr>
+          <w:t xml:space="preserve"> </w:t>
+        </w:r>
+        <w:r>
+          <w:rPr>
+            <w:rStyle w:val="Hyperlink"/>
+          </w:rPr>
+          <w:t xml:space="preserve">the</w:t>
+        </w:r>
+        <w:r>
+          <w:rPr>
+            <w:rStyle w:val="Hyperlink"/>
+          </w:rPr>
+          <w:t xml:space="preserve"> </w:t>
+        </w:r>
+        <w:r>
+          <w:rPr>
+            <w:rStyle w:val="Hyperlink"/>
+          </w:rPr>
+          <w:t xml:space="preserve">Omnivory-Stability Relationship</w:t>
+        </w:r>
+        <w:r>
+          <w:rPr>
+            <w:rStyle w:val="Hyperlink"/>
+          </w:rPr>
+          <w:t xml:space="preserve"> </w:t>
+        </w:r>
+        <w:r>
+          <w:rPr>
+            <w:rStyle w:val="Hyperlink"/>
+          </w:rPr>
+          <w:t xml:space="preserve">in</w:t>
+        </w:r>
+        <w:r>
+          <w:rPr>
+            <w:rStyle w:val="Hyperlink"/>
+          </w:rPr>
+          <w:t xml:space="preserve"> </w:t>
+        </w:r>
+        <w:r>
+          <w:rPr>
+            <w:rStyle w:val="Hyperlink"/>
+          </w:rPr>
+          <w:t xml:space="preserve">Food Webs</w:t>
         </w:r>
       </w:hyperlink>
       <w:r>
-        <w:t xml:space="preserve">. Ecology Letters 16:106–115.</w:t>
-      </w:r>
-    </w:p>
-    <w:bookmarkEnd w:id="108"/>
-    <w:bookmarkStart w:id="110" w:name="ref-mayWillLargeComplex1972"/>
+        <w:t xml:space="preserve">. Proceedings: Biological Sciences 264:1249–1254.</w:t>
+      </w:r>
+    </w:p>
+    <w:bookmarkEnd w:id="121"/>
+    <w:bookmarkStart w:id="123" w:name="ref-mccannWeakTrophicInteractions1998"/>
     <w:p>
       <w:pPr>
         <w:pStyle w:val="Bibliography"/>
       </w:pPr>
       <w:r>
-        <w:t xml:space="preserve">May, R. M. 1972.</w:t>
-      </w:r>
-      <w:r>
-        <w:t xml:space="preserve"> </w:t>
-      </w:r>
-      <w:hyperlink r:id="rId109">
-        <w:r>
-          <w:rPr>
-            <w:rStyle w:val="Hyperlink"/>
-          </w:rPr>
-          <w:t xml:space="preserve">Will a</w:t>
+        <w:t xml:space="preserve">McCann, K., A. Hastings, and G. R. Huxel. 1998.</w:t>
+      </w:r>
+      <w:r>
+        <w:t xml:space="preserve"> </w:t>
+      </w:r>
+      <w:hyperlink r:id="rId122">
+        <w:r>
+          <w:rPr>
+            <w:rStyle w:val="Hyperlink"/>
+          </w:rPr>
+          <w:t xml:space="preserve">Weak trophic interactions and the balance of nature</w:t>
+        </w:r>
+      </w:hyperlink>
+      <w:r>
+        <w:t xml:space="preserve">. Nature 395:794–798.</w:t>
+      </w:r>
+    </w:p>
+    <w:bookmarkEnd w:id="123"/>
+    <w:bookmarkStart w:id="125" w:name="ref-miloNetworkMotifsSimple2002"/>
+    <w:p>
+      <w:pPr>
+        <w:pStyle w:val="Bibliography"/>
+      </w:pPr>
+      <w:r>
+        <w:t xml:space="preserve">Milo, R., S. Shen-Orr, S. Itzkovitz, N. Kashtan, D. Chklovskii, and U. Alon. 2002.</w:t>
+      </w:r>
+      <w:r>
+        <w:t xml:space="preserve"> </w:t>
+      </w:r>
+      <w:hyperlink r:id="rId124">
+        <w:r>
+          <w:rPr>
+            <w:rStyle w:val="Hyperlink"/>
+          </w:rPr>
+          <w:t xml:space="preserve">Network</w:t>
         </w:r>
         <w:r>
           <w:rPr>
@@ -6645,7 +6951,13 @@
           <w:rPr>
             <w:rStyle w:val="Hyperlink"/>
           </w:rPr>
-          <w:t xml:space="preserve">Large Complex System</w:t>
+          <w:t xml:space="preserve">Motifs</w:t>
+        </w:r>
+        <w:r>
+          <w:rPr>
+            <w:rStyle w:val="Hyperlink"/>
+          </w:rPr>
+          <w:t xml:space="preserve">:</w:t>
         </w:r>
         <w:r>
           <w:rPr>
@@ -6657,7 +6969,7 @@
           <w:rPr>
             <w:rStyle w:val="Hyperlink"/>
           </w:rPr>
-          <w:t xml:space="preserve">be</w:t>
+          <w:t xml:space="preserve">Simple Building Blocks</w:t>
         </w:r>
         <w:r>
           <w:rPr>
@@ -6669,37 +6981,67 @@
           <w:rPr>
             <w:rStyle w:val="Hyperlink"/>
           </w:rPr>
-          <w:t xml:space="preserve">Stable</w:t>
-        </w:r>
-        <w:r>
-          <w:rPr>
-            <w:rStyle w:val="Hyperlink"/>
-          </w:rPr>
-          <w:t xml:space="preserve">?</w:t>
+          <w:t xml:space="preserve">of</w:t>
+        </w:r>
+        <w:r>
+          <w:rPr>
+            <w:rStyle w:val="Hyperlink"/>
+          </w:rPr>
+          <w:t xml:space="preserve"> </w:t>
+        </w:r>
+        <w:r>
+          <w:rPr>
+            <w:rStyle w:val="Hyperlink"/>
+          </w:rPr>
+          <w:t xml:space="preserve">Complex Networks</w:t>
         </w:r>
       </w:hyperlink>
       <w:r>
-        <w:t xml:space="preserve"> Nature 238:413–414.</w:t>
-      </w:r>
-    </w:p>
-    <w:bookmarkEnd w:id="110"/>
-    <w:bookmarkStart w:id="112" w:name="ref-mayStabilityComplexityModel1974"/>
+        <w:t xml:space="preserve">. Science 298:824–827.</w:t>
+      </w:r>
+    </w:p>
+    <w:bookmarkEnd w:id="125"/>
+    <w:bookmarkStart w:id="127" w:name="ref-montoyaEcologicalNetworksTheir2006"/>
     <w:p>
       <w:pPr>
         <w:pStyle w:val="Bibliography"/>
       </w:pPr>
       <w:r>
-        <w:t xml:space="preserve">———. 1974.</w:t>
-      </w:r>
-      <w:r>
-        <w:t xml:space="preserve"> </w:t>
-      </w:r>
-      <w:hyperlink r:id="rId111">
-        <w:r>
-          <w:rPr>
-            <w:rStyle w:val="Hyperlink"/>
-          </w:rPr>
-          <w:t xml:space="preserve">Stability and</w:t>
+        <w:t xml:space="preserve">Montoya, J. M., S. L. Pimm, and R. V. Solé. 2006.</w:t>
+      </w:r>
+      <w:r>
+        <w:t xml:space="preserve"> </w:t>
+      </w:r>
+      <w:hyperlink r:id="rId126">
+        <w:r>
+          <w:rPr>
+            <w:rStyle w:val="Hyperlink"/>
+          </w:rPr>
+          <w:t xml:space="preserve">Ecological networks and their fragility</w:t>
+        </w:r>
+      </w:hyperlink>
+      <w:r>
+        <w:t xml:space="preserve">. Nature 442:259–264.</w:t>
+      </w:r>
+    </w:p>
+    <w:bookmarkEnd w:id="127"/>
+    <w:bookmarkStart w:id="129" w:name="ref-pimmFoodWebs1982"/>
+    <w:p>
+      <w:pPr>
+        <w:pStyle w:val="Bibliography"/>
+      </w:pPr>
+      <w:r>
+        <w:t xml:space="preserve">Pimm, S. L. 1982.</w:t>
+      </w:r>
+      <w:r>
+        <w:t xml:space="preserve"> </w:t>
+      </w:r>
+      <w:hyperlink r:id="rId128">
+        <w:r>
+          <w:rPr>
+            <w:rStyle w:val="Hyperlink"/>
+          </w:rPr>
+          <w:t xml:space="preserve">Food</w:t>
         </w:r>
         <w:r>
           <w:rPr>
@@ -6711,7 +7053,79 @@
           <w:rPr>
             <w:rStyle w:val="Hyperlink"/>
           </w:rPr>
-          <w:t xml:space="preserve">Complexity</w:t>
+          <w:t xml:space="preserve">Webs</w:t>
+        </w:r>
+      </w:hyperlink>
+      <w:r>
+        <w:t xml:space="preserve">. Springer Netherlands, Dordrecht.</w:t>
+      </w:r>
+    </w:p>
+    <w:bookmarkEnd w:id="129"/>
+    <w:bookmarkStart w:id="131" w:name="Xaecfe1d4a33bf02078e0db488e6aa2f6950ed89"/>
+    <w:p>
+      <w:pPr>
+        <w:pStyle w:val="Bibliography"/>
+      </w:pPr>
+      <w:r>
+        <w:t xml:space="preserve">———. 1984.</w:t>
+      </w:r>
+      <w:r>
+        <w:t xml:space="preserve"> </w:t>
+      </w:r>
+      <w:hyperlink r:id="rId130">
+        <w:r>
+          <w:rPr>
+            <w:rStyle w:val="Hyperlink"/>
+          </w:rPr>
+          <w:t xml:space="preserve">The complexity and stability of ecosystems</w:t>
+        </w:r>
+      </w:hyperlink>
+      <w:r>
+        <w:t xml:space="preserve">. Nature 307:321–326.</w:t>
+      </w:r>
+    </w:p>
+    <w:bookmarkEnd w:id="131"/>
+    <w:bookmarkStart w:id="133" w:name="ref-poisotMangalMakingEcological2016"/>
+    <w:p>
+      <w:pPr>
+        <w:pStyle w:val="Bibliography"/>
+      </w:pPr>
+      <w:r>
+        <w:t xml:space="preserve">Poisot, T., B. Baiser, J. Dunne, S. Kéfi, F. Massol, N. Mouquet, T. N. Romanuk, et al. 2016.</w:t>
+      </w:r>
+      <w:r>
+        <w:t xml:space="preserve"> </w:t>
+      </w:r>
+      <w:hyperlink r:id="rId132">
+        <w:r>
+          <w:rPr>
+            <w:rStyle w:val="Hyperlink"/>
+          </w:rPr>
+          <w:t xml:space="preserve">Mangal – making ecological network analysis simple</w:t>
+        </w:r>
+      </w:hyperlink>
+      <w:r>
+        <w:t xml:space="preserve">. Ecography 39:384–390.</w:t>
+      </w:r>
+    </w:p>
+    <w:bookmarkEnd w:id="133"/>
+    <w:bookmarkStart w:id="135" w:name="ref-polisFoodWebComplexity1996"/>
+    <w:p>
+      <w:pPr>
+        <w:pStyle w:val="Bibliography"/>
+      </w:pPr>
+      <w:r>
+        <w:t xml:space="preserve">Polis, G. A., and D. R. Strong. 1996.</w:t>
+      </w:r>
+      <w:r>
+        <w:t xml:space="preserve"> </w:t>
+      </w:r>
+      <w:hyperlink r:id="rId134">
+        <w:r>
+          <w:rPr>
+            <w:rStyle w:val="Hyperlink"/>
+          </w:rPr>
+          <w:t xml:space="preserve">Food</w:t>
         </w:r>
         <w:r>
           <w:rPr>
@@ -6723,6 +7137,450 @@
           <w:rPr>
             <w:rStyle w:val="Hyperlink"/>
           </w:rPr>
+          <w:t xml:space="preserve">Web Complexity</w:t>
+        </w:r>
+        <w:r>
+          <w:rPr>
+            <w:rStyle w:val="Hyperlink"/>
+          </w:rPr>
+          <w:t xml:space="preserve"> </w:t>
+        </w:r>
+        <w:r>
+          <w:rPr>
+            <w:rStyle w:val="Hyperlink"/>
+          </w:rPr>
+          <w:t xml:space="preserve">and</w:t>
+        </w:r>
+        <w:r>
+          <w:rPr>
+            <w:rStyle w:val="Hyperlink"/>
+          </w:rPr>
+          <w:t xml:space="preserve"> </w:t>
+        </w:r>
+        <w:r>
+          <w:rPr>
+            <w:rStyle w:val="Hyperlink"/>
+          </w:rPr>
+          <w:t xml:space="preserve">Community Dynamics</w:t>
+        </w:r>
+      </w:hyperlink>
+      <w:r>
+        <w:t xml:space="preserve">. The American Naturalist 147:813–846.</w:t>
+      </w:r>
+    </w:p>
+    <w:bookmarkEnd w:id="135"/>
+    <w:bookmarkStart w:id="137" w:name="X10460da2e5399b76b6461191e32f8f8d6c63253"/>
+    <w:p>
+      <w:pPr>
+        <w:pStyle w:val="Bibliography"/>
+      </w:pPr>
+      <w:r>
+        <w:t xml:space="preserve">Rooney, N., K. McCann, G. Gellner, and J. C. Moore. 2006.</w:t>
+      </w:r>
+      <w:r>
+        <w:t xml:space="preserve"> </w:t>
+      </w:r>
+      <w:hyperlink r:id="rId136">
+        <w:r>
+          <w:rPr>
+            <w:rStyle w:val="Hyperlink"/>
+          </w:rPr>
+          <w:t xml:space="preserve">Structural asymmetry and the stability of diverse food webs</w:t>
+        </w:r>
+      </w:hyperlink>
+      <w:r>
+        <w:t xml:space="preserve">. Nature 442:265–269.</w:t>
+      </w:r>
+    </w:p>
+    <w:bookmarkEnd w:id="137"/>
+    <w:bookmarkStart w:id="139" w:name="X3481a7b1378a8a1c27d457ba1288232f0ac90bb"/>
+    <w:p>
+      <w:pPr>
+        <w:pStyle w:val="Bibliography"/>
+      </w:pPr>
+      <w:r>
+        <w:t xml:space="preserve">Staniczenko, P. P. A., J. C. Kopp, and S. Allesina. 2013.</w:t>
+      </w:r>
+      <w:r>
+        <w:t xml:space="preserve"> </w:t>
+      </w:r>
+      <w:hyperlink r:id="rId138">
+        <w:r>
+          <w:rPr>
+            <w:rStyle w:val="Hyperlink"/>
+          </w:rPr>
+          <w:t xml:space="preserve">The ghost of nestedness in ecological networks</w:t>
+        </w:r>
+      </w:hyperlink>
+      <w:r>
+        <w:t xml:space="preserve">. Nature Communications 4:1391.</w:t>
+      </w:r>
+    </w:p>
+    <w:bookmarkEnd w:id="139"/>
+    <w:bookmarkStart w:id="141" w:name="X68c2569f5b2fe4541ba4943c3bf915f8f3f59a5"/>
+    <w:p>
+      <w:pPr>
+        <w:pStyle w:val="Bibliography"/>
+      </w:pPr>
+      <w:r>
+        <w:t xml:space="preserve">Stouffer, D. B., and J. Bascompte. 2010.</w:t>
+      </w:r>
+      <w:r>
+        <w:t xml:space="preserve"> </w:t>
+      </w:r>
+      <w:hyperlink r:id="rId140">
+        <w:r>
+          <w:rPr>
+            <w:rStyle w:val="Hyperlink"/>
+          </w:rPr>
+          <w:t xml:space="preserve">Understanding food-web persistence from local to global scales</w:t>
+        </w:r>
+      </w:hyperlink>
+      <w:r>
+        <w:t xml:space="preserve">. Ecology Letters 13:154–161.</w:t>
+      </w:r>
+    </w:p>
+    <w:bookmarkEnd w:id="141"/>
+    <w:bookmarkStart w:id="143" w:name="ref-stoufferRobustMeasureFood2006"/>
+    <w:p>
+      <w:pPr>
+        <w:pStyle w:val="Bibliography"/>
+      </w:pPr>
+      <w:r>
+        <w:t xml:space="preserve">Stouffer, D. B., J. Camacho, and L. A. N. Amaral. 2006.</w:t>
+      </w:r>
+      <w:r>
+        <w:t xml:space="preserve"> </w:t>
+      </w:r>
+      <w:hyperlink r:id="rId142">
+        <w:r>
+          <w:rPr>
+            <w:rStyle w:val="Hyperlink"/>
+          </w:rPr>
+          <w:t xml:space="preserve">A robust measure of food web intervality</w:t>
+        </w:r>
+      </w:hyperlink>
+      <w:r>
+        <w:t xml:space="preserve">. Proceedings of the National Academy of Sciences 103:19015–19020.</w:t>
+      </w:r>
+    </w:p>
+    <w:bookmarkEnd w:id="143"/>
+    <w:bookmarkStart w:id="145" w:name="ref-stoufferEvidenceExistenceRobust2007"/>
+    <w:p>
+      <w:pPr>
+        <w:pStyle w:val="Bibliography"/>
+      </w:pPr>
+      <w:r>
+        <w:t xml:space="preserve">Stouffer, D. B., J. Camacho, W. Jiang, and L. A. Nunes Amaral. 2007.</w:t>
+      </w:r>
+      <w:r>
+        <w:t xml:space="preserve"> </w:t>
+      </w:r>
+      <w:hyperlink r:id="rId144">
+        <w:r>
+          <w:rPr>
+            <w:rStyle w:val="Hyperlink"/>
+          </w:rPr>
+          <w:t xml:space="preserve">Evidence for the existence of a robust pattern of prey selection in food webs</w:t>
+        </w:r>
+      </w:hyperlink>
+      <w:r>
+        <w:t xml:space="preserve">. Proceedings of the Royal Society B: Biological Sciences 274:1931–1940.</w:t>
+      </w:r>
+    </w:p>
+    <w:bookmarkEnd w:id="145"/>
+    <w:bookmarkStart w:id="147" w:name="ref-strydomSVDEntropyReveals2021"/>
+    <w:p>
+      <w:pPr>
+        <w:pStyle w:val="Bibliography"/>
+      </w:pPr>
+      <w:r>
+        <w:t xml:space="preserve">Strydom, T., G. V. Dalla Riva, and T. Poisot. 2021.</w:t>
+      </w:r>
+      <w:r>
+        <w:t xml:space="preserve"> </w:t>
+      </w:r>
+      <w:hyperlink r:id="rId146">
+        <w:r>
+          <w:rPr>
+            <w:rStyle w:val="Hyperlink"/>
+          </w:rPr>
+          <w:t xml:space="preserve">SVD Entropy Reveals</w:t>
+        </w:r>
+        <w:r>
+          <w:rPr>
+            <w:rStyle w:val="Hyperlink"/>
+          </w:rPr>
+          <w:t xml:space="preserve"> </w:t>
+        </w:r>
+        <w:r>
+          <w:rPr>
+            <w:rStyle w:val="Hyperlink"/>
+          </w:rPr>
+          <w:t xml:space="preserve">the</w:t>
+        </w:r>
+        <w:r>
+          <w:rPr>
+            <w:rStyle w:val="Hyperlink"/>
+          </w:rPr>
+          <w:t xml:space="preserve"> </w:t>
+        </w:r>
+        <w:r>
+          <w:rPr>
+            <w:rStyle w:val="Hyperlink"/>
+          </w:rPr>
+          <w:t xml:space="preserve">High Complexity</w:t>
+        </w:r>
+        <w:r>
+          <w:rPr>
+            <w:rStyle w:val="Hyperlink"/>
+          </w:rPr>
+          <w:t xml:space="preserve"> </w:t>
+        </w:r>
+        <w:r>
+          <w:rPr>
+            <w:rStyle w:val="Hyperlink"/>
+          </w:rPr>
+          <w:t xml:space="preserve">of</w:t>
+        </w:r>
+        <w:r>
+          <w:rPr>
+            <w:rStyle w:val="Hyperlink"/>
+          </w:rPr>
+          <w:t xml:space="preserve"> </w:t>
+        </w:r>
+        <w:r>
+          <w:rPr>
+            <w:rStyle w:val="Hyperlink"/>
+          </w:rPr>
+          <w:t xml:space="preserve">Ecological Networks</w:t>
+        </w:r>
+      </w:hyperlink>
+      <w:r>
+        <w:t xml:space="preserve">. Frontiers in Ecology and Evolution 9.</w:t>
+      </w:r>
+    </w:p>
+    <w:bookmarkEnd w:id="147"/>
+    <w:bookmarkStart w:id="149" w:name="X7030f22390f7878fdd87fd7cd78b728fb735d12"/>
+    <w:p>
+      <w:pPr>
+        <w:pStyle w:val="Bibliography"/>
+      </w:pPr>
+      <w:r>
+        <w:t xml:space="preserve">Thébault, E., and C. Fontaine. 2010.</w:t>
+      </w:r>
+      <w:r>
+        <w:t xml:space="preserve"> </w:t>
+      </w:r>
+      <w:hyperlink r:id="rId148">
+        <w:r>
+          <w:rPr>
+            <w:rStyle w:val="Hyperlink"/>
+          </w:rPr>
+          <w:t xml:space="preserve">Stability of ecological communities and the architecture of mutualistic and trophic networks</w:t>
+        </w:r>
+      </w:hyperlink>
+      <w:r>
+        <w:t xml:space="preserve">. Science (New York, N.Y.) 329:853–856.</w:t>
+      </w:r>
+    </w:p>
+    <w:bookmarkEnd w:id="149"/>
+    <w:bookmarkStart w:id="151" w:name="ref-thompsonFoodWebsReconciling2012"/>
+    <w:p>
+      <w:pPr>
+        <w:pStyle w:val="Bibliography"/>
+      </w:pPr>
+      <w:r>
+        <w:t xml:space="preserve">Thompson, R. M., U. Brose, J. Dunne, R. O. Hall, S. Hladyz, R. L. Kitching, N. D. Martinez, et al. 2012.</w:t>
+      </w:r>
+      <w:r>
+        <w:t xml:space="preserve"> </w:t>
+      </w:r>
+      <w:hyperlink r:id="rId150">
+        <w:r>
+          <w:rPr>
+            <w:rStyle w:val="Hyperlink"/>
+          </w:rPr>
+          <w:t xml:space="preserve">Food webs: Reconciling the structure and function of biodiversity</w:t>
+        </w:r>
+      </w:hyperlink>
+      <w:r>
+        <w:t xml:space="preserve">. Trends in Ecology &amp; Evolution 27:689–697.</w:t>
+      </w:r>
+    </w:p>
+    <w:bookmarkEnd w:id="151"/>
+    <w:bookmarkStart w:id="153" w:name="ref-vermaatMajorDimensionsFoodweb2009"/>
+    <w:p>
+      <w:pPr>
+        <w:pStyle w:val="Bibliography"/>
+      </w:pPr>
+      <w:r>
+        <w:t xml:space="preserve">Vermaat, J. E., J. A. Dunne, and A. J. Gilbert. 2009.</w:t>
+      </w:r>
+      <w:r>
+        <w:t xml:space="preserve"> </w:t>
+      </w:r>
+      <w:hyperlink r:id="rId152">
+        <w:r>
+          <w:rPr>
+            <w:rStyle w:val="Hyperlink"/>
+          </w:rPr>
+          <w:t xml:space="preserve">Major dimensions in food-web structure properties</w:t>
+        </w:r>
+      </w:hyperlink>
+      <w:r>
+        <w:t xml:space="preserve">. Ecology 90:278–282.</w:t>
+      </w:r>
+    </w:p>
+    <w:bookmarkEnd w:id="153"/>
+    <w:bookmarkStart w:id="155" w:name="X213a6aaf50050957348988b5bbabc4dd1122e7b"/>
+    <w:p>
+      <w:pPr>
+        <w:pStyle w:val="Bibliography"/>
+      </w:pPr>
+      <w:r>
+        <w:t xml:space="preserve">Walker, B. H. 1992.</w:t>
+      </w:r>
+      <w:r>
+        <w:t xml:space="preserve"> </w:t>
+      </w:r>
+      <w:hyperlink r:id="rId154">
+        <w:r>
+          <w:rPr>
+            <w:rStyle w:val="Hyperlink"/>
+          </w:rPr>
+          <w:t xml:space="preserve">Biodiversity and</w:t>
+        </w:r>
+        <w:r>
+          <w:rPr>
+            <w:rStyle w:val="Hyperlink"/>
+          </w:rPr>
+          <w:t xml:space="preserve"> </w:t>
+        </w:r>
+        <w:r>
+          <w:rPr>
+            <w:rStyle w:val="Hyperlink"/>
+          </w:rPr>
+          <w:t xml:space="preserve">Ecological Redundancy</w:t>
+        </w:r>
+      </w:hyperlink>
+      <w:r>
+        <w:t xml:space="preserve">. Conservation Biology 6:18–23.</w:t>
+      </w:r>
+    </w:p>
+    <w:bookmarkEnd w:id="155"/>
+    <w:bookmarkStart w:id="157" w:name="X5f45a7a099d08070703fc184810d23dd2e88abd"/>
+    <w:p>
+      <w:pPr>
+        <w:pStyle w:val="Bibliography"/>
+      </w:pPr>
+      <w:r>
+        <w:t xml:space="preserve">Watts, D. J., and S. H. Strogatz. 1998.</w:t>
+      </w:r>
+      <w:r>
+        <w:t xml:space="preserve"> </w:t>
+      </w:r>
+      <w:hyperlink r:id="rId156">
+        <w:r>
+          <w:rPr>
+            <w:rStyle w:val="Hyperlink"/>
+          </w:rPr>
+          <w:t xml:space="preserve">Collective dynamics of</w:t>
+        </w:r>
+        <w:r>
+          <w:rPr>
+            <w:rStyle w:val="Hyperlink"/>
+          </w:rPr>
+          <w:t xml:space="preserve"> </w:t>
+        </w:r>
+        <w:r>
+          <w:rPr>
+            <w:rStyle w:val="Hyperlink"/>
+          </w:rPr>
+          <w:t xml:space="preserve">“small-world”</w:t>
+        </w:r>
+        <w:r>
+          <w:rPr>
+            <w:rStyle w:val="Hyperlink"/>
+          </w:rPr>
+          <w:t xml:space="preserve"> </w:t>
+        </w:r>
+        <w:r>
+          <w:rPr>
+            <w:rStyle w:val="Hyperlink"/>
+          </w:rPr>
+          <w:t xml:space="preserve">networks</w:t>
+        </w:r>
+      </w:hyperlink>
+      <w:r>
+        <w:t xml:space="preserve">. Nature 393:440–442.</w:t>
+      </w:r>
+    </w:p>
+    <w:bookmarkEnd w:id="157"/>
+    <w:bookmarkStart w:id="159" w:name="ref-williamsLimitsTrophicLevels2004"/>
+    <w:p>
+      <w:pPr>
+        <w:pStyle w:val="Bibliography"/>
+      </w:pPr>
+      <w:r>
+        <w:t xml:space="preserve">Williams, R. J., and N. D. Martinez. 2004.</w:t>
+      </w:r>
+      <w:r>
+        <w:t xml:space="preserve"> </w:t>
+      </w:r>
+      <w:hyperlink r:id="rId158">
+        <w:r>
+          <w:rPr>
+            <w:rStyle w:val="Hyperlink"/>
+          </w:rPr>
+          <w:t xml:space="preserve">Limits to</w:t>
+        </w:r>
+        <w:r>
+          <w:rPr>
+            <w:rStyle w:val="Hyperlink"/>
+          </w:rPr>
+          <w:t xml:space="preserve"> </w:t>
+        </w:r>
+        <w:r>
+          <w:rPr>
+            <w:rStyle w:val="Hyperlink"/>
+          </w:rPr>
+          <w:t xml:space="preserve">Trophic Levels</w:t>
+        </w:r>
+        <w:r>
+          <w:rPr>
+            <w:rStyle w:val="Hyperlink"/>
+          </w:rPr>
+          <w:t xml:space="preserve"> </w:t>
+        </w:r>
+        <w:r>
+          <w:rPr>
+            <w:rStyle w:val="Hyperlink"/>
+          </w:rPr>
+          <w:t xml:space="preserve">and</w:t>
+        </w:r>
+        <w:r>
+          <w:rPr>
+            <w:rStyle w:val="Hyperlink"/>
+          </w:rPr>
+          <w:t xml:space="preserve"> </w:t>
+        </w:r>
+        <w:r>
+          <w:rPr>
+            <w:rStyle w:val="Hyperlink"/>
+          </w:rPr>
+          <w:t xml:space="preserve">Omnivory</w:t>
+        </w:r>
+        <w:r>
+          <w:rPr>
+            <w:rStyle w:val="Hyperlink"/>
+          </w:rPr>
+          <w:t xml:space="preserve"> </w:t>
+        </w:r>
+        <w:r>
+          <w:rPr>
+            <w:rStyle w:val="Hyperlink"/>
+          </w:rPr>
           <w:t xml:space="preserve">in</w:t>
         </w:r>
         <w:r>
@@ -6735,985 +7593,142 @@
           <w:rPr>
             <w:rStyle w:val="Hyperlink"/>
           </w:rPr>
-          <w:t xml:space="preserve">Model Ecosystems</w:t>
+          <w:t xml:space="preserve">Complex Food Webs</w:t>
+        </w:r>
+        <w:r>
+          <w:rPr>
+            <w:rStyle w:val="Hyperlink"/>
+          </w:rPr>
+          <w:t xml:space="preserve">:</w:t>
+        </w:r>
+        <w:r>
+          <w:rPr>
+            <w:rStyle w:val="Hyperlink"/>
+          </w:rPr>
+          <w:t xml:space="preserve"> </w:t>
+        </w:r>
+        <w:r>
+          <w:rPr>
+            <w:rStyle w:val="Hyperlink"/>
+          </w:rPr>
+          <w:t xml:space="preserve">Theory</w:t>
+        </w:r>
+        <w:r>
+          <w:rPr>
+            <w:rStyle w:val="Hyperlink"/>
+          </w:rPr>
+          <w:t xml:space="preserve"> </w:t>
+        </w:r>
+        <w:r>
+          <w:rPr>
+            <w:rStyle w:val="Hyperlink"/>
+          </w:rPr>
+          <w:t xml:space="preserve">and</w:t>
+        </w:r>
+        <w:r>
+          <w:rPr>
+            <w:rStyle w:val="Hyperlink"/>
+          </w:rPr>
+          <w:t xml:space="preserve"> </w:t>
+        </w:r>
+        <w:r>
+          <w:rPr>
+            <w:rStyle w:val="Hyperlink"/>
+          </w:rPr>
+          <w:t xml:space="preserve">Data</w:t>
         </w:r>
       </w:hyperlink>
       <w:r>
-        <w:t xml:space="preserve"> </w:t>
-      </w:r>
-      <w:r>
-        <w:t xml:space="preserve">(Vol. 1). Princeton University Press.</w:t>
-      </w:r>
-    </w:p>
-    <w:bookmarkEnd w:id="112"/>
-    <w:bookmarkStart w:id="114" w:name="ref-mccannDiversityStabilityDebate2000"/>
+        <w:t xml:space="preserve">. The American Naturalist 163:458–468.</w:t>
+      </w:r>
+    </w:p>
+    <w:bookmarkEnd w:id="159"/>
+    <w:bookmarkStart w:id="161" w:name="X781f7e482417d8f33d808967da8cf24a047c245"/>
     <w:p>
       <w:pPr>
         <w:pStyle w:val="Bibliography"/>
       </w:pPr>
       <w:r>
-        <w:t xml:space="preserve">McCann, K. S. 2000.</w:t>
-      </w:r>
-      <w:r>
-        <w:t xml:space="preserve"> </w:t>
-      </w:r>
-      <w:hyperlink r:id="rId113">
-        <w:r>
-          <w:rPr>
-            <w:rStyle w:val="Hyperlink"/>
-          </w:rPr>
-          <w:t xml:space="preserve">The diversity–stability debate</w:t>
+        <w:t xml:space="preserve">Yodzis, P., and K. O. Winemiller. 1999.</w:t>
+      </w:r>
+      <w:r>
+        <w:t xml:space="preserve"> </w:t>
+      </w:r>
+      <w:hyperlink r:id="rId160">
+        <w:r>
+          <w:rPr>
+            <w:rStyle w:val="Hyperlink"/>
+          </w:rPr>
+          <w:t xml:space="preserve">In</w:t>
+        </w:r>
+        <w:r>
+          <w:rPr>
+            <w:rStyle w:val="Hyperlink"/>
+          </w:rPr>
+          <w:t xml:space="preserve"> </w:t>
+        </w:r>
+        <w:r>
+          <w:rPr>
+            <w:rStyle w:val="Hyperlink"/>
+          </w:rPr>
+          <w:t xml:space="preserve">Search</w:t>
+        </w:r>
+        <w:r>
+          <w:rPr>
+            <w:rStyle w:val="Hyperlink"/>
+          </w:rPr>
+          <w:t xml:space="preserve"> </w:t>
+        </w:r>
+        <w:r>
+          <w:rPr>
+            <w:rStyle w:val="Hyperlink"/>
+          </w:rPr>
+          <w:t xml:space="preserve">of</w:t>
+        </w:r>
+        <w:r>
+          <w:rPr>
+            <w:rStyle w:val="Hyperlink"/>
+          </w:rPr>
+          <w:t xml:space="preserve"> </w:t>
+        </w:r>
+        <w:r>
+          <w:rPr>
+            <w:rStyle w:val="Hyperlink"/>
+          </w:rPr>
+          <w:t xml:space="preserve">Operational Trophospecies</w:t>
+        </w:r>
+        <w:r>
+          <w:rPr>
+            <w:rStyle w:val="Hyperlink"/>
+          </w:rPr>
+          <w:t xml:space="preserve"> </w:t>
+        </w:r>
+        <w:r>
+          <w:rPr>
+            <w:rStyle w:val="Hyperlink"/>
+          </w:rPr>
+          <w:t xml:space="preserve">in a</w:t>
+        </w:r>
+        <w:r>
+          <w:rPr>
+            <w:rStyle w:val="Hyperlink"/>
+          </w:rPr>
+          <w:t xml:space="preserve"> </w:t>
+        </w:r>
+        <w:r>
+          <w:rPr>
+            <w:rStyle w:val="Hyperlink"/>
+          </w:rPr>
+          <w:t xml:space="preserve">Tropical Aquatic Food Web</w:t>
         </w:r>
       </w:hyperlink>
       <w:r>
-        <w:t xml:space="preserve">. Nature 405:228–233.</w:t>
-      </w:r>
-    </w:p>
-    <w:bookmarkEnd w:id="114"/>
-    <w:bookmarkStart w:id="116" w:name="X88ecdfa9d1446d08e01bc0778af629a0f4bd17b"/>
-    <w:p>
-      <w:pPr>
-        <w:pStyle w:val="Bibliography"/>
-      </w:pPr>
-      <w:r>
-        <w:t xml:space="preserve">McCann, K., and A. Hastings. 1997.</w:t>
-      </w:r>
-      <w:r>
-        <w:t xml:space="preserve"> </w:t>
-      </w:r>
-      <w:hyperlink r:id="rId115">
-        <w:r>
-          <w:rPr>
-            <w:rStyle w:val="Hyperlink"/>
-          </w:rPr>
-          <w:t xml:space="preserve">Re-</w:t>
-        </w:r>
-        <w:r>
-          <w:rPr>
-            <w:rStyle w:val="Hyperlink"/>
-          </w:rPr>
-          <w:t xml:space="preserve">Evaluating</w:t>
-        </w:r>
-        <w:r>
-          <w:rPr>
-            <w:rStyle w:val="Hyperlink"/>
-          </w:rPr>
-          <w:t xml:space="preserve"> </w:t>
-        </w:r>
-        <w:r>
-          <w:rPr>
-            <w:rStyle w:val="Hyperlink"/>
-          </w:rPr>
-          <w:t xml:space="preserve">the</w:t>
-        </w:r>
-        <w:r>
-          <w:rPr>
-            <w:rStyle w:val="Hyperlink"/>
-          </w:rPr>
-          <w:t xml:space="preserve"> </w:t>
-        </w:r>
-        <w:r>
-          <w:rPr>
-            <w:rStyle w:val="Hyperlink"/>
-          </w:rPr>
-          <w:t xml:space="preserve">Omnivory-Stability Relationship</w:t>
-        </w:r>
-        <w:r>
-          <w:rPr>
-            <w:rStyle w:val="Hyperlink"/>
-          </w:rPr>
-          <w:t xml:space="preserve"> </w:t>
-        </w:r>
-        <w:r>
-          <w:rPr>
-            <w:rStyle w:val="Hyperlink"/>
-          </w:rPr>
-          <w:t xml:space="preserve">in</w:t>
-        </w:r>
-        <w:r>
-          <w:rPr>
-            <w:rStyle w:val="Hyperlink"/>
-          </w:rPr>
-          <w:t xml:space="preserve"> </w:t>
-        </w:r>
-        <w:r>
-          <w:rPr>
-            <w:rStyle w:val="Hyperlink"/>
-          </w:rPr>
-          <w:t xml:space="preserve">Food Webs</w:t>
-        </w:r>
-      </w:hyperlink>
-      <w:r>
-        <w:t xml:space="preserve">. Proceedings: Biological Sciences 264:1249–1254.</w:t>
-      </w:r>
-    </w:p>
-    <w:bookmarkEnd w:id="116"/>
-    <w:bookmarkStart w:id="118" w:name="ref-mccannWeakTrophicInteractions1998"/>
-    <w:p>
-      <w:pPr>
-        <w:pStyle w:val="Bibliography"/>
-      </w:pPr>
-      <w:r>
-        <w:t xml:space="preserve">McCann, K., A. Hastings, and G. R. Huxel. 1998.</w:t>
-      </w:r>
-      <w:r>
-        <w:t xml:space="preserve"> </w:t>
-      </w:r>
-      <w:hyperlink r:id="rId117">
-        <w:r>
-          <w:rPr>
-            <w:rStyle w:val="Hyperlink"/>
-          </w:rPr>
-          <w:t xml:space="preserve">Weak trophic interactions and the balance of nature</w:t>
-        </w:r>
-      </w:hyperlink>
-      <w:r>
-        <w:t xml:space="preserve">. Nature 395:794–798.</w:t>
-      </w:r>
-    </w:p>
-    <w:bookmarkEnd w:id="118"/>
-    <w:bookmarkStart w:id="120" w:name="ref-miloNetworkMotifsSimple2002"/>
-    <w:p>
-      <w:pPr>
-        <w:pStyle w:val="Bibliography"/>
-      </w:pPr>
-      <w:r>
-        <w:t xml:space="preserve">Milo, R., S. Shen-Orr, S. Itzkovitz, N. Kashtan, D. Chklovskii, and U. Alon. 2002.</w:t>
-      </w:r>
-      <w:r>
-        <w:t xml:space="preserve"> </w:t>
-      </w:r>
-      <w:hyperlink r:id="rId119">
-        <w:r>
-          <w:rPr>
-            <w:rStyle w:val="Hyperlink"/>
-          </w:rPr>
-          <w:t xml:space="preserve">Network</w:t>
-        </w:r>
-        <w:r>
-          <w:rPr>
-            <w:rStyle w:val="Hyperlink"/>
-          </w:rPr>
-          <w:t xml:space="preserve"> </w:t>
-        </w:r>
-        <w:r>
-          <w:rPr>
-            <w:rStyle w:val="Hyperlink"/>
-          </w:rPr>
-          <w:t xml:space="preserve">Motifs</w:t>
-        </w:r>
-        <w:r>
-          <w:rPr>
-            <w:rStyle w:val="Hyperlink"/>
-          </w:rPr>
-          <w:t xml:space="preserve">:</w:t>
-        </w:r>
-        <w:r>
-          <w:rPr>
-            <w:rStyle w:val="Hyperlink"/>
-          </w:rPr>
-          <w:t xml:space="preserve"> </w:t>
-        </w:r>
-        <w:r>
-          <w:rPr>
-            <w:rStyle w:val="Hyperlink"/>
-          </w:rPr>
-          <w:t xml:space="preserve">Simple Building Blocks</w:t>
-        </w:r>
-        <w:r>
-          <w:rPr>
-            <w:rStyle w:val="Hyperlink"/>
-          </w:rPr>
-          <w:t xml:space="preserve"> </w:t>
-        </w:r>
-        <w:r>
-          <w:rPr>
-            <w:rStyle w:val="Hyperlink"/>
-          </w:rPr>
-          <w:t xml:space="preserve">of</w:t>
-        </w:r>
-        <w:r>
-          <w:rPr>
-            <w:rStyle w:val="Hyperlink"/>
-          </w:rPr>
-          <w:t xml:space="preserve"> </w:t>
-        </w:r>
-        <w:r>
-          <w:rPr>
-            <w:rStyle w:val="Hyperlink"/>
-          </w:rPr>
-          <w:t xml:space="preserve">Complex Networks</w:t>
-        </w:r>
-      </w:hyperlink>
-      <w:r>
-        <w:t xml:space="preserve">. Science 298:824–827.</w:t>
-      </w:r>
-    </w:p>
-    <w:bookmarkEnd w:id="120"/>
-    <w:bookmarkStart w:id="122" w:name="ref-montoyaEcologicalNetworksTheir2006"/>
-    <w:p>
-      <w:pPr>
-        <w:pStyle w:val="Bibliography"/>
-      </w:pPr>
-      <w:r>
-        <w:t xml:space="preserve">Montoya, J. M., S. L. Pimm, and R. V. Solé. 2006.</w:t>
-      </w:r>
-      <w:r>
-        <w:t xml:space="preserve"> </w:t>
-      </w:r>
-      <w:hyperlink r:id="rId121">
-        <w:r>
-          <w:rPr>
-            <w:rStyle w:val="Hyperlink"/>
-          </w:rPr>
-          <w:t xml:space="preserve">Ecological networks and their fragility</w:t>
-        </w:r>
-      </w:hyperlink>
-      <w:r>
-        <w:t xml:space="preserve">. Nature 442:259–264.</w:t>
-      </w:r>
-    </w:p>
-    <w:bookmarkEnd w:id="122"/>
-    <w:bookmarkStart w:id="124" w:name="ref-pimmFoodWebs1982"/>
-    <w:p>
-      <w:pPr>
-        <w:pStyle w:val="Bibliography"/>
-      </w:pPr>
-      <w:r>
-        <w:t xml:space="preserve">Pimm, S. L. 1982.</w:t>
-      </w:r>
-      <w:r>
-        <w:t xml:space="preserve"> </w:t>
-      </w:r>
-      <w:hyperlink r:id="rId123">
-        <w:r>
-          <w:rPr>
-            <w:rStyle w:val="Hyperlink"/>
-          </w:rPr>
-          <w:t xml:space="preserve">Food</w:t>
-        </w:r>
-        <w:r>
-          <w:rPr>
-            <w:rStyle w:val="Hyperlink"/>
-          </w:rPr>
-          <w:t xml:space="preserve"> </w:t>
-        </w:r>
-        <w:r>
-          <w:rPr>
-            <w:rStyle w:val="Hyperlink"/>
-          </w:rPr>
-          <w:t xml:space="preserve">Webs</w:t>
-        </w:r>
-      </w:hyperlink>
-      <w:r>
-        <w:t xml:space="preserve">. Springer Netherlands, Dordrecht.</w:t>
-      </w:r>
-    </w:p>
-    <w:bookmarkEnd w:id="124"/>
-    <w:bookmarkStart w:id="126" w:name="Xaecfe1d4a33bf02078e0db488e6aa2f6950ed89"/>
-    <w:p>
-      <w:pPr>
-        <w:pStyle w:val="Bibliography"/>
-      </w:pPr>
-      <w:r>
-        <w:t xml:space="preserve">———. 1984.</w:t>
-      </w:r>
-      <w:r>
-        <w:t xml:space="preserve"> </w:t>
-      </w:r>
-      <w:hyperlink r:id="rId125">
-        <w:r>
-          <w:rPr>
-            <w:rStyle w:val="Hyperlink"/>
-          </w:rPr>
-          <w:t xml:space="preserve">The complexity and stability of ecosystems</w:t>
-        </w:r>
-      </w:hyperlink>
-      <w:r>
-        <w:t xml:space="preserve">. Nature 307:321–326.</w:t>
-      </w:r>
-    </w:p>
-    <w:bookmarkEnd w:id="126"/>
-    <w:bookmarkStart w:id="128" w:name="ref-poisotMangalMakingEcological2016"/>
-    <w:p>
-      <w:pPr>
-        <w:pStyle w:val="Bibliography"/>
-      </w:pPr>
-      <w:r>
-        <w:t xml:space="preserve">Poisot, T., B. Baiser, J. Dunne, S. Kéfi, F. Massol, N. Mouquet, T. N. Romanuk, et al. 2016.</w:t>
-      </w:r>
-      <w:r>
-        <w:t xml:space="preserve"> </w:t>
-      </w:r>
-      <w:hyperlink r:id="rId127">
-        <w:r>
-          <w:rPr>
-            <w:rStyle w:val="Hyperlink"/>
-          </w:rPr>
-          <w:t xml:space="preserve">Mangal – making ecological network analysis simple</w:t>
-        </w:r>
-      </w:hyperlink>
-      <w:r>
-        <w:t xml:space="preserve">. Ecography 39:384–390.</w:t>
-      </w:r>
-    </w:p>
-    <w:bookmarkEnd w:id="128"/>
-    <w:bookmarkStart w:id="130" w:name="ref-polisFoodWebComplexity1996"/>
-    <w:p>
-      <w:pPr>
-        <w:pStyle w:val="Bibliography"/>
-      </w:pPr>
-      <w:r>
-        <w:t xml:space="preserve">Polis, G. A., and D. R. Strong. 1996.</w:t>
-      </w:r>
-      <w:r>
-        <w:t xml:space="preserve"> </w:t>
-      </w:r>
-      <w:hyperlink r:id="rId129">
-        <w:r>
-          <w:rPr>
-            <w:rStyle w:val="Hyperlink"/>
-          </w:rPr>
-          <w:t xml:space="preserve">Food</w:t>
-        </w:r>
-        <w:r>
-          <w:rPr>
-            <w:rStyle w:val="Hyperlink"/>
-          </w:rPr>
-          <w:t xml:space="preserve"> </w:t>
-        </w:r>
-        <w:r>
-          <w:rPr>
-            <w:rStyle w:val="Hyperlink"/>
-          </w:rPr>
-          <w:t xml:space="preserve">Web Complexity</w:t>
-        </w:r>
-        <w:r>
-          <w:rPr>
-            <w:rStyle w:val="Hyperlink"/>
-          </w:rPr>
-          <w:t xml:space="preserve"> </w:t>
-        </w:r>
-        <w:r>
-          <w:rPr>
-            <w:rStyle w:val="Hyperlink"/>
-          </w:rPr>
-          <w:t xml:space="preserve">and</w:t>
-        </w:r>
-        <w:r>
-          <w:rPr>
-            <w:rStyle w:val="Hyperlink"/>
-          </w:rPr>
-          <w:t xml:space="preserve"> </w:t>
-        </w:r>
-        <w:r>
-          <w:rPr>
-            <w:rStyle w:val="Hyperlink"/>
-          </w:rPr>
-          <w:t xml:space="preserve">Community Dynamics</w:t>
-        </w:r>
-      </w:hyperlink>
-      <w:r>
-        <w:t xml:space="preserve">. The American Naturalist 147:813–846.</w:t>
-      </w:r>
-    </w:p>
-    <w:bookmarkEnd w:id="130"/>
-    <w:bookmarkStart w:id="132" w:name="X10460da2e5399b76b6461191e32f8f8d6c63253"/>
-    <w:p>
-      <w:pPr>
-        <w:pStyle w:val="Bibliography"/>
-      </w:pPr>
-      <w:r>
-        <w:t xml:space="preserve">Rooney, N., K. McCann, G. Gellner, and J. C. Moore. 2006.</w:t>
-      </w:r>
-      <w:r>
-        <w:t xml:space="preserve"> </w:t>
-      </w:r>
-      <w:hyperlink r:id="rId131">
-        <w:r>
-          <w:rPr>
-            <w:rStyle w:val="Hyperlink"/>
-          </w:rPr>
-          <w:t xml:space="preserve">Structural asymmetry and the stability of diverse food webs</w:t>
-        </w:r>
-      </w:hyperlink>
-      <w:r>
-        <w:t xml:space="preserve">. Nature 442:265–269.</w:t>
-      </w:r>
-    </w:p>
-    <w:bookmarkEnd w:id="132"/>
-    <w:bookmarkStart w:id="134" w:name="X3481a7b1378a8a1c27d457ba1288232f0ac90bb"/>
-    <w:p>
-      <w:pPr>
-        <w:pStyle w:val="Bibliography"/>
-      </w:pPr>
-      <w:r>
-        <w:t xml:space="preserve">Staniczenko, P. P. A., J. C. Kopp, and S. Allesina. 2013.</w:t>
-      </w:r>
-      <w:r>
-        <w:t xml:space="preserve"> </w:t>
-      </w:r>
-      <w:hyperlink r:id="rId133">
-        <w:r>
-          <w:rPr>
-            <w:rStyle w:val="Hyperlink"/>
-          </w:rPr>
-          <w:t xml:space="preserve">The ghost of nestedness in ecological networks</w:t>
-        </w:r>
-      </w:hyperlink>
-      <w:r>
-        <w:t xml:space="preserve">. Nature Communications 4:1391.</w:t>
-      </w:r>
-    </w:p>
-    <w:bookmarkEnd w:id="134"/>
-    <w:bookmarkStart w:id="136" w:name="X68c2569f5b2fe4541ba4943c3bf915f8f3f59a5"/>
-    <w:p>
-      <w:pPr>
-        <w:pStyle w:val="Bibliography"/>
-      </w:pPr>
-      <w:r>
-        <w:t xml:space="preserve">Stouffer, D. B., and J. Bascompte. 2010.</w:t>
-      </w:r>
-      <w:r>
-        <w:t xml:space="preserve"> </w:t>
-      </w:r>
-      <w:hyperlink r:id="rId135">
-        <w:r>
-          <w:rPr>
-            <w:rStyle w:val="Hyperlink"/>
-          </w:rPr>
-          <w:t xml:space="preserve">Understanding food-web persistence from local to global scales</w:t>
-        </w:r>
-      </w:hyperlink>
-      <w:r>
-        <w:t xml:space="preserve">. Ecology Letters 13:154–161.</w:t>
-      </w:r>
-    </w:p>
-    <w:bookmarkEnd w:id="136"/>
-    <w:bookmarkStart w:id="138" w:name="ref-stoufferRobustMeasureFood2006"/>
-    <w:p>
-      <w:pPr>
-        <w:pStyle w:val="Bibliography"/>
-      </w:pPr>
-      <w:r>
-        <w:t xml:space="preserve">Stouffer, D. B., J. Camacho, and L. A. N. Amaral. 2006.</w:t>
-      </w:r>
-      <w:r>
-        <w:t xml:space="preserve"> </w:t>
-      </w:r>
-      <w:hyperlink r:id="rId137">
-        <w:r>
-          <w:rPr>
-            <w:rStyle w:val="Hyperlink"/>
-          </w:rPr>
-          <w:t xml:space="preserve">A robust measure of food web intervality</w:t>
-        </w:r>
-      </w:hyperlink>
-      <w:r>
-        <w:t xml:space="preserve">. Proceedings of the National Academy of Sciences 103:19015–19020.</w:t>
-      </w:r>
-    </w:p>
-    <w:bookmarkEnd w:id="138"/>
-    <w:bookmarkStart w:id="140" w:name="ref-stoufferEvidenceExistenceRobust2007"/>
-    <w:p>
-      <w:pPr>
-        <w:pStyle w:val="Bibliography"/>
-      </w:pPr>
-      <w:r>
-        <w:t xml:space="preserve">Stouffer, D. B., J. Camacho, W. Jiang, and L. A. Nunes Amaral. 2007.</w:t>
-      </w:r>
-      <w:r>
-        <w:t xml:space="preserve"> </w:t>
-      </w:r>
-      <w:hyperlink r:id="rId139">
-        <w:r>
-          <w:rPr>
-            <w:rStyle w:val="Hyperlink"/>
-          </w:rPr>
-          <w:t xml:space="preserve">Evidence for the existence of a robust pattern of prey selection in food webs</w:t>
-        </w:r>
-      </w:hyperlink>
-      <w:r>
-        <w:t xml:space="preserve">. Proceedings of the Royal Society B: Biological Sciences 274:1931–1940.</w:t>
-      </w:r>
-    </w:p>
-    <w:bookmarkEnd w:id="140"/>
-    <w:bookmarkStart w:id="142" w:name="ref-strydomSVDEntropyReveals2021"/>
-    <w:p>
-      <w:pPr>
-        <w:pStyle w:val="Bibliography"/>
-      </w:pPr>
-      <w:r>
-        <w:t xml:space="preserve">Strydom, T., G. V. Dalla Riva, and T. Poisot. 2021.</w:t>
-      </w:r>
-      <w:r>
-        <w:t xml:space="preserve"> </w:t>
-      </w:r>
-      <w:hyperlink r:id="rId141">
-        <w:r>
-          <w:rPr>
-            <w:rStyle w:val="Hyperlink"/>
-          </w:rPr>
-          <w:t xml:space="preserve">SVD Entropy Reveals</w:t>
-        </w:r>
-        <w:r>
-          <w:rPr>
-            <w:rStyle w:val="Hyperlink"/>
-          </w:rPr>
-          <w:t xml:space="preserve"> </w:t>
-        </w:r>
-        <w:r>
-          <w:rPr>
-            <w:rStyle w:val="Hyperlink"/>
-          </w:rPr>
-          <w:t xml:space="preserve">the</w:t>
-        </w:r>
-        <w:r>
-          <w:rPr>
-            <w:rStyle w:val="Hyperlink"/>
-          </w:rPr>
-          <w:t xml:space="preserve"> </w:t>
-        </w:r>
-        <w:r>
-          <w:rPr>
-            <w:rStyle w:val="Hyperlink"/>
-          </w:rPr>
-          <w:t xml:space="preserve">High Complexity</w:t>
-        </w:r>
-        <w:r>
-          <w:rPr>
-            <w:rStyle w:val="Hyperlink"/>
-          </w:rPr>
-          <w:t xml:space="preserve"> </w:t>
-        </w:r>
-        <w:r>
-          <w:rPr>
-            <w:rStyle w:val="Hyperlink"/>
-          </w:rPr>
-          <w:t xml:space="preserve">of</w:t>
-        </w:r>
-        <w:r>
-          <w:rPr>
-            <w:rStyle w:val="Hyperlink"/>
-          </w:rPr>
-          <w:t xml:space="preserve"> </w:t>
-        </w:r>
-        <w:r>
-          <w:rPr>
-            <w:rStyle w:val="Hyperlink"/>
-          </w:rPr>
-          <w:t xml:space="preserve">Ecological Networks</w:t>
-        </w:r>
-      </w:hyperlink>
-      <w:r>
-        <w:t xml:space="preserve">. Frontiers in Ecology and Evolution 9.</w:t>
-      </w:r>
-    </w:p>
-    <w:bookmarkEnd w:id="142"/>
-    <w:bookmarkStart w:id="144" w:name="X7030f22390f7878fdd87fd7cd78b728fb735d12"/>
-    <w:p>
-      <w:pPr>
-        <w:pStyle w:val="Bibliography"/>
-      </w:pPr>
-      <w:r>
-        <w:t xml:space="preserve">Thébault, E., and C. Fontaine. 2010.</w:t>
-      </w:r>
-      <w:r>
-        <w:t xml:space="preserve"> </w:t>
-      </w:r>
-      <w:hyperlink r:id="rId143">
-        <w:r>
-          <w:rPr>
-            <w:rStyle w:val="Hyperlink"/>
-          </w:rPr>
-          <w:t xml:space="preserve">Stability of ecological communities and the architecture of mutualistic and trophic networks</w:t>
-        </w:r>
-      </w:hyperlink>
-      <w:r>
-        <w:t xml:space="preserve">. Science (New York, N.Y.) 329:853–856.</w:t>
-      </w:r>
-    </w:p>
-    <w:bookmarkEnd w:id="144"/>
-    <w:bookmarkStart w:id="146" w:name="ref-thompsonFoodWebsReconciling2012"/>
-    <w:p>
-      <w:pPr>
-        <w:pStyle w:val="Bibliography"/>
-      </w:pPr>
-      <w:r>
-        <w:t xml:space="preserve">Thompson, R. M., U. Brose, J. Dunne, R. O. Hall, S. Hladyz, R. L. Kitching, N. D. Martinez, et al. 2012.</w:t>
-      </w:r>
-      <w:r>
-        <w:t xml:space="preserve"> </w:t>
-      </w:r>
-      <w:hyperlink r:id="rId145">
-        <w:r>
-          <w:rPr>
-            <w:rStyle w:val="Hyperlink"/>
-          </w:rPr>
-          <w:t xml:space="preserve">Food webs: Reconciling the structure and function of biodiversity</w:t>
-        </w:r>
-      </w:hyperlink>
-      <w:r>
-        <w:t xml:space="preserve">. Trends in Ecology &amp; Evolution 27:689–697.</w:t>
-      </w:r>
-    </w:p>
-    <w:bookmarkEnd w:id="146"/>
-    <w:bookmarkStart w:id="148" w:name="X36aef5157aa3ddd99c1977c5616cca2243282d0"/>
-    <w:p>
-      <w:pPr>
-        <w:pStyle w:val="Bibliography"/>
-      </w:pPr>
-      <w:r>
-        <w:t xml:space="preserve">Tilman, D. 1996.</w:t>
-      </w:r>
-      <w:r>
-        <w:t xml:space="preserve"> </w:t>
-      </w:r>
-      <w:hyperlink r:id="rId147">
-        <w:r>
-          <w:rPr>
-            <w:rStyle w:val="Hyperlink"/>
-          </w:rPr>
-          <w:t xml:space="preserve">Biodiversity:</w:t>
-        </w:r>
-        <w:r>
-          <w:rPr>
-            <w:rStyle w:val="Hyperlink"/>
-          </w:rPr>
-          <w:t xml:space="preserve"> </w:t>
-        </w:r>
-        <w:r>
-          <w:rPr>
-            <w:rStyle w:val="Hyperlink"/>
-          </w:rPr>
-          <w:t xml:space="preserve">Population Versus Ecosystem Stability</w:t>
-        </w:r>
-      </w:hyperlink>
-      <w:r>
-        <w:t xml:space="preserve">. Ecology 77:350–363.</w:t>
-      </w:r>
-    </w:p>
-    <w:bookmarkEnd w:id="148"/>
-    <w:bookmarkStart w:id="150" w:name="ref-vermaatMajorDimensionsFoodweb2009"/>
-    <w:p>
-      <w:pPr>
-        <w:pStyle w:val="Bibliography"/>
-      </w:pPr>
-      <w:r>
-        <w:t xml:space="preserve">Vermaat, J. E., J. A. Dunne, and A. J. Gilbert. 2009.</w:t>
-      </w:r>
-      <w:r>
-        <w:t xml:space="preserve"> </w:t>
-      </w:r>
-      <w:hyperlink r:id="rId149">
-        <w:r>
-          <w:rPr>
-            <w:rStyle w:val="Hyperlink"/>
-          </w:rPr>
-          <w:t xml:space="preserve">Major dimensions in food-web structure properties</w:t>
-        </w:r>
-      </w:hyperlink>
-      <w:r>
-        <w:t xml:space="preserve">. Ecology 90:278–282.</w:t>
-      </w:r>
-    </w:p>
-    <w:bookmarkEnd w:id="150"/>
-    <w:bookmarkStart w:id="152" w:name="X213a6aaf50050957348988b5bbabc4dd1122e7b"/>
-    <w:p>
-      <w:pPr>
-        <w:pStyle w:val="Bibliography"/>
-      </w:pPr>
-      <w:r>
-        <w:t xml:space="preserve">Walker, B. H. 1992.</w:t>
-      </w:r>
-      <w:r>
-        <w:t xml:space="preserve"> </w:t>
-      </w:r>
-      <w:hyperlink r:id="rId151">
-        <w:r>
-          <w:rPr>
-            <w:rStyle w:val="Hyperlink"/>
-          </w:rPr>
-          <w:t xml:space="preserve">Biodiversity and</w:t>
-        </w:r>
-        <w:r>
-          <w:rPr>
-            <w:rStyle w:val="Hyperlink"/>
-          </w:rPr>
-          <w:t xml:space="preserve"> </w:t>
-        </w:r>
-        <w:r>
-          <w:rPr>
-            <w:rStyle w:val="Hyperlink"/>
-          </w:rPr>
-          <w:t xml:space="preserve">Ecological Redundancy</w:t>
-        </w:r>
-      </w:hyperlink>
-      <w:r>
-        <w:t xml:space="preserve">. Conservation Biology 6:18–23.</w:t>
-      </w:r>
-    </w:p>
-    <w:bookmarkEnd w:id="152"/>
-    <w:bookmarkStart w:id="154" w:name="X5f45a7a099d08070703fc184810d23dd2e88abd"/>
-    <w:p>
-      <w:pPr>
-        <w:pStyle w:val="Bibliography"/>
-      </w:pPr>
-      <w:r>
-        <w:t xml:space="preserve">Watts, D. J., and S. H. Strogatz. 1998.</w:t>
-      </w:r>
-      <w:r>
-        <w:t xml:space="preserve"> </w:t>
-      </w:r>
-      <w:hyperlink r:id="rId153">
-        <w:r>
-          <w:rPr>
-            <w:rStyle w:val="Hyperlink"/>
-          </w:rPr>
-          <w:t xml:space="preserve">Collective dynamics of</w:t>
-        </w:r>
-        <w:r>
-          <w:rPr>
-            <w:rStyle w:val="Hyperlink"/>
-          </w:rPr>
-          <w:t xml:space="preserve"> </w:t>
-        </w:r>
-        <w:r>
-          <w:rPr>
-            <w:rStyle w:val="Hyperlink"/>
-          </w:rPr>
-          <w:t xml:space="preserve">“small-world”</w:t>
-        </w:r>
-        <w:r>
-          <w:rPr>
-            <w:rStyle w:val="Hyperlink"/>
-          </w:rPr>
-          <w:t xml:space="preserve"> </w:t>
-        </w:r>
-        <w:r>
-          <w:rPr>
-            <w:rStyle w:val="Hyperlink"/>
-          </w:rPr>
-          <w:t xml:space="preserve">networks</w:t>
-        </w:r>
-      </w:hyperlink>
-      <w:r>
-        <w:t xml:space="preserve">. Nature 393:440–442.</w:t>
-      </w:r>
-    </w:p>
-    <w:bookmarkEnd w:id="154"/>
-    <w:bookmarkStart w:id="156" w:name="ref-williamsLimitsTrophicLevels2004"/>
-    <w:p>
-      <w:pPr>
-        <w:pStyle w:val="Bibliography"/>
-      </w:pPr>
-      <w:r>
-        <w:t xml:space="preserve">Williams, R. J., and N. D. Martinez. 2004.</w:t>
-      </w:r>
-      <w:r>
-        <w:t xml:space="preserve"> </w:t>
-      </w:r>
-      <w:hyperlink r:id="rId155">
-        <w:r>
-          <w:rPr>
-            <w:rStyle w:val="Hyperlink"/>
-          </w:rPr>
-          <w:t xml:space="preserve">Limits to</w:t>
-        </w:r>
-        <w:r>
-          <w:rPr>
-            <w:rStyle w:val="Hyperlink"/>
-          </w:rPr>
-          <w:t xml:space="preserve"> </w:t>
-        </w:r>
-        <w:r>
-          <w:rPr>
-            <w:rStyle w:val="Hyperlink"/>
-          </w:rPr>
-          <w:t xml:space="preserve">Trophic Levels</w:t>
-        </w:r>
-        <w:r>
-          <w:rPr>
-            <w:rStyle w:val="Hyperlink"/>
-          </w:rPr>
-          <w:t xml:space="preserve"> </w:t>
-        </w:r>
-        <w:r>
-          <w:rPr>
-            <w:rStyle w:val="Hyperlink"/>
-          </w:rPr>
-          <w:t xml:space="preserve">and</w:t>
-        </w:r>
-        <w:r>
-          <w:rPr>
-            <w:rStyle w:val="Hyperlink"/>
-          </w:rPr>
-          <w:t xml:space="preserve"> </w:t>
-        </w:r>
-        <w:r>
-          <w:rPr>
-            <w:rStyle w:val="Hyperlink"/>
-          </w:rPr>
-          <w:t xml:space="preserve">Omnivory</w:t>
-        </w:r>
-        <w:r>
-          <w:rPr>
-            <w:rStyle w:val="Hyperlink"/>
-          </w:rPr>
-          <w:t xml:space="preserve"> </w:t>
-        </w:r>
-        <w:r>
-          <w:rPr>
-            <w:rStyle w:val="Hyperlink"/>
-          </w:rPr>
-          <w:t xml:space="preserve">in</w:t>
-        </w:r>
-        <w:r>
-          <w:rPr>
-            <w:rStyle w:val="Hyperlink"/>
-          </w:rPr>
-          <w:t xml:space="preserve"> </w:t>
-        </w:r>
-        <w:r>
-          <w:rPr>
-            <w:rStyle w:val="Hyperlink"/>
-          </w:rPr>
-          <w:t xml:space="preserve">Complex Food Webs</w:t>
-        </w:r>
-        <w:r>
-          <w:rPr>
-            <w:rStyle w:val="Hyperlink"/>
-          </w:rPr>
-          <w:t xml:space="preserve">:</w:t>
-        </w:r>
-        <w:r>
-          <w:rPr>
-            <w:rStyle w:val="Hyperlink"/>
-          </w:rPr>
-          <w:t xml:space="preserve"> </w:t>
-        </w:r>
-        <w:r>
-          <w:rPr>
-            <w:rStyle w:val="Hyperlink"/>
-          </w:rPr>
-          <w:t xml:space="preserve">Theory</w:t>
-        </w:r>
-        <w:r>
-          <w:rPr>
-            <w:rStyle w:val="Hyperlink"/>
-          </w:rPr>
-          <w:t xml:space="preserve"> </w:t>
-        </w:r>
-        <w:r>
-          <w:rPr>
-            <w:rStyle w:val="Hyperlink"/>
-          </w:rPr>
-          <w:t xml:space="preserve">and</w:t>
-        </w:r>
-        <w:r>
-          <w:rPr>
-            <w:rStyle w:val="Hyperlink"/>
-          </w:rPr>
-          <w:t xml:space="preserve"> </w:t>
-        </w:r>
-        <w:r>
-          <w:rPr>
-            <w:rStyle w:val="Hyperlink"/>
-          </w:rPr>
-          <w:t xml:space="preserve">Data</w:t>
-        </w:r>
-      </w:hyperlink>
-      <w:r>
-        <w:t xml:space="preserve">. The American Naturalist 163:458–468.</w:t>
-      </w:r>
-    </w:p>
-    <w:bookmarkEnd w:id="156"/>
-    <w:bookmarkStart w:id="158" w:name="X781f7e482417d8f33d808967da8cf24a047c245"/>
-    <w:p>
-      <w:pPr>
-        <w:pStyle w:val="Bibliography"/>
-      </w:pPr>
-      <w:r>
-        <w:t xml:space="preserve">Yodzis, P., and K. O. Winemiller. 1999.</w:t>
-      </w:r>
-      <w:r>
-        <w:t xml:space="preserve"> </w:t>
-      </w:r>
-      <w:hyperlink r:id="rId157">
-        <w:r>
-          <w:rPr>
-            <w:rStyle w:val="Hyperlink"/>
-          </w:rPr>
-          <w:t xml:space="preserve">In</w:t>
-        </w:r>
-        <w:r>
-          <w:rPr>
-            <w:rStyle w:val="Hyperlink"/>
-          </w:rPr>
-          <w:t xml:space="preserve"> </w:t>
-        </w:r>
-        <w:r>
-          <w:rPr>
-            <w:rStyle w:val="Hyperlink"/>
-          </w:rPr>
-          <w:t xml:space="preserve">Search</w:t>
-        </w:r>
-        <w:r>
-          <w:rPr>
-            <w:rStyle w:val="Hyperlink"/>
-          </w:rPr>
-          <w:t xml:space="preserve"> </w:t>
-        </w:r>
-        <w:r>
-          <w:rPr>
-            <w:rStyle w:val="Hyperlink"/>
-          </w:rPr>
-          <w:t xml:space="preserve">of</w:t>
-        </w:r>
-        <w:r>
-          <w:rPr>
-            <w:rStyle w:val="Hyperlink"/>
-          </w:rPr>
-          <w:t xml:space="preserve"> </w:t>
-        </w:r>
-        <w:r>
-          <w:rPr>
-            <w:rStyle w:val="Hyperlink"/>
-          </w:rPr>
-          <w:t xml:space="preserve">Operational Trophospecies</w:t>
-        </w:r>
-        <w:r>
-          <w:rPr>
-            <w:rStyle w:val="Hyperlink"/>
-          </w:rPr>
-          <w:t xml:space="preserve"> </w:t>
-        </w:r>
-        <w:r>
-          <w:rPr>
-            <w:rStyle w:val="Hyperlink"/>
-          </w:rPr>
-          <w:t xml:space="preserve">in a</w:t>
-        </w:r>
-        <w:r>
-          <w:rPr>
-            <w:rStyle w:val="Hyperlink"/>
-          </w:rPr>
-          <w:t xml:space="preserve"> </w:t>
-        </w:r>
-        <w:r>
-          <w:rPr>
-            <w:rStyle w:val="Hyperlink"/>
-          </w:rPr>
-          <w:t xml:space="preserve">Tropical Aquatic Food Web</w:t>
-        </w:r>
-      </w:hyperlink>
-      <w:r>
         <w:t xml:space="preserve">. Oikos 87:327–340.</w:t>
       </w:r>
     </w:p>
-    <w:bookmarkEnd w:id="158"/>
-    <w:bookmarkEnd w:id="159"/>
-    <w:bookmarkEnd w:id="160"/>
+    <w:bookmarkEnd w:id="161"/>
+    <w:bookmarkEnd w:id="162"/>
+    <w:bookmarkEnd w:id="163"/>
     <w:sectPr>
       <w:footnotePr>
         <w:numRestart w:val="eachSect"/>

--- a/index.docx
+++ b/index.docx
@@ -5590,7 +5590,7 @@
             <w:r>
               <w:drawing>
                 <wp:inline>
-                  <wp:extent cx="5334000" cy="3282461"/>
+                  <wp:extent cx="5334000" cy="2909454"/>
                   <wp:effectExtent b="0" l="0" r="0" t="0"/>
                   <wp:docPr descr="" title="" id="73" name="Picture"/>
                   <a:graphic>
@@ -5611,7 +5611,7 @@
                         <pic:spPr bwMode="auto">
                           <a:xfrm>
                             <a:off x="0" y="0"/>
-                            <a:ext cx="5334000" cy="3282461"/>
+                            <a:ext cx="5334000" cy="2909454"/>
                           </a:xfrm>
                           <a:prstGeom prst="rect">
                             <a:avLst/>
